--- a/实验报告.docx
+++ b/实验报告.docx
@@ -685,7 +685,299 @@
           <w:sz w:val="18"/>
           <w:lang w:val="en-US" w:eastAsia="zh-CN" w:bidi="ar-SA"/>
         </w:rPr>
-        <w:t>，每个工件包含若干道工序。对于每一道工序，其可选机器集合及对应加工时间均已给定。调度过程中需满足同一工件的工序按顺序执行，同时任一时刻每台机器只能加工一道工序。本文以最小化最大完工时间为优化目标，即：</w:t>
+        <w:t>，每个工件</w:t>
+      </w:r>
+      <m:oMath>
+        <m:r>
+          <m:rPr/>
+          <w:rPr>
+            <w:rFonts w:hint="default" w:ascii="Cambria Math"/>
+            <w:sz w:val="18"/>
+          </w:rPr>
+          <m:t>j∈J</m:t>
+        </m:r>
+      </m:oMath>
+      <w:r>
+        <w:rPr>
+          <w:rFonts w:hint="eastAsia" w:ascii="Times New Roman" w:hAnsi="Times New Roman" w:eastAsia="宋体" w:cs="Times New Roman"/>
+          <w:color w:val="auto"/>
+          <w:kern w:val="2"/>
+          <w:sz w:val="18"/>
+          <w:lang w:val="en-US" w:eastAsia="zh-CN" w:bidi="ar-SA"/>
+        </w:rPr>
+        <w:t>包含</w:t>
+      </w:r>
+      <m:oMath>
+        <m:sSub>
+          <m:sSubPr>
+            <m:ctrlPr>
+              <w:rPr>
+                <w:rFonts w:hint="default" w:ascii="Cambria Math" w:hAnsi="Cambria Math"/>
+                <w:sz w:val="18"/>
+              </w:rPr>
+            </m:ctrlPr>
+          </m:sSubPr>
+          <m:e>
+            <m:r>
+              <m:rPr/>
+              <w:rPr>
+                <w:rFonts w:hint="default" w:ascii="Cambria Math" w:hAnsi="Cambria Math"/>
+                <w:sz w:val="18"/>
+              </w:rPr>
+              <m:t>s</m:t>
+            </m:r>
+            <m:ctrlPr>
+              <w:rPr>
+                <w:rFonts w:ascii="Cambria Math" w:hAnsi="Cambria Math"/>
+                <w:sz w:val="18"/>
+              </w:rPr>
+            </m:ctrlPr>
+          </m:e>
+          <m:sub>
+            <m:r>
+              <m:rPr/>
+              <w:rPr>
+                <w:rFonts w:hint="default" w:ascii="Cambria Math" w:hAnsi="Cambria Math"/>
+                <w:sz w:val="18"/>
+              </w:rPr>
+              <m:t>j</m:t>
+            </m:r>
+            <m:ctrlPr>
+              <w:rPr>
+                <w:rFonts w:ascii="Cambria Math" w:hAnsi="Cambria Math"/>
+                <w:sz w:val="18"/>
+              </w:rPr>
+            </m:ctrlPr>
+          </m:sub>
+        </m:sSub>
+      </m:oMath>
+      <w:r>
+        <w:rPr>
+          <w:rFonts w:hint="eastAsia" w:ascii="Times New Roman" w:hAnsi="Times New Roman" w:eastAsia="宋体" w:cs="Times New Roman"/>
+          <w:color w:val="auto"/>
+          <w:kern w:val="2"/>
+          <w:sz w:val="18"/>
+          <w:lang w:val="en-US" w:eastAsia="zh-CN" w:bidi="ar-SA"/>
+        </w:rPr>
+        <w:t>道工序</w:t>
+      </w:r>
+      <w:r>
+        <w:rPr>
+          <w:rFonts w:hint="eastAsia" w:cs="Times New Roman"/>
+          <w:color w:val="auto"/>
+          <w:kern w:val="2"/>
+          <w:sz w:val="18"/>
+          <w:lang w:val="en-US" w:eastAsia="zh-CN" w:bidi="ar-SA"/>
+        </w:rPr>
+        <w:t>, 记为</w:t>
+      </w:r>
+      <m:oMath>
+        <m:sSub>
+          <m:sSubPr>
+            <m:ctrlPr>
+              <w:rPr>
+                <w:rFonts w:hint="default" w:ascii="Cambria Math" w:hAnsi="Cambria Math"/>
+                <w:sz w:val="18"/>
+              </w:rPr>
+            </m:ctrlPr>
+          </m:sSubPr>
+          <m:e>
+            <m:r>
+              <m:rPr/>
+              <w:rPr>
+                <w:rFonts w:hint="default" w:ascii="Cambria Math" w:hAnsi="Cambria Math"/>
+                <w:sz w:val="18"/>
+              </w:rPr>
+              <m:t>O</m:t>
+            </m:r>
+            <m:ctrlPr>
+              <w:rPr>
+                <w:rFonts w:ascii="Cambria Math" w:hAnsi="Cambria Math"/>
+                <w:sz w:val="18"/>
+              </w:rPr>
+            </m:ctrlPr>
+          </m:e>
+          <m:sub>
+            <m:r>
+              <m:rPr/>
+              <w:rPr>
+                <w:rFonts w:hint="default" w:ascii="Cambria Math" w:hAnsi="Cambria Math"/>
+                <w:sz w:val="18"/>
+              </w:rPr>
+              <m:t>j,1</m:t>
+            </m:r>
+            <m:ctrlPr>
+              <w:rPr>
+                <w:rFonts w:ascii="Cambria Math" w:hAnsi="Cambria Math"/>
+                <w:sz w:val="18"/>
+              </w:rPr>
+            </m:ctrlPr>
+          </m:sub>
+        </m:sSub>
+        <m:r>
+          <m:rPr/>
+          <w:rPr>
+            <w:rFonts w:hint="default" w:ascii="Cambria Math" w:hAnsi="Cambria Math"/>
+            <w:sz w:val="18"/>
+          </w:rPr>
+          <m:t>,</m:t>
+        </m:r>
+        <m:sSub>
+          <m:sSubPr>
+            <m:ctrlPr>
+              <w:rPr>
+                <w:rFonts w:hint="default" w:ascii="Cambria Math" w:hAnsi="Cambria Math"/>
+                <w:sz w:val="18"/>
+              </w:rPr>
+            </m:ctrlPr>
+          </m:sSubPr>
+          <m:e>
+            <m:r>
+              <m:rPr/>
+              <w:rPr>
+                <w:rFonts w:hint="default" w:ascii="Cambria Math" w:hAnsi="Cambria Math"/>
+                <w:sz w:val="18"/>
+              </w:rPr>
+              <m:t>O</m:t>
+            </m:r>
+            <m:ctrlPr>
+              <w:rPr>
+                <w:rFonts w:ascii="Cambria Math" w:hAnsi="Cambria Math"/>
+                <w:sz w:val="18"/>
+              </w:rPr>
+            </m:ctrlPr>
+          </m:e>
+          <m:sub>
+            <m:r>
+              <m:rPr/>
+              <w:rPr>
+                <w:rFonts w:hint="default" w:ascii="Cambria Math" w:hAnsi="Cambria Math"/>
+                <w:sz w:val="18"/>
+              </w:rPr>
+              <m:t>j,2</m:t>
+            </m:r>
+            <m:ctrlPr>
+              <w:rPr>
+                <w:rFonts w:ascii="Cambria Math" w:hAnsi="Cambria Math"/>
+                <w:sz w:val="18"/>
+              </w:rPr>
+            </m:ctrlPr>
+          </m:sub>
+        </m:sSub>
+        <m:r>
+          <m:rPr/>
+          <w:rPr>
+            <w:rFonts w:hint="default" w:ascii="Cambria Math" w:hAnsi="Cambria Math"/>
+            <w:sz w:val="18"/>
+          </w:rPr>
+          <m:t>,...,</m:t>
+        </m:r>
+        <m:sSub>
+          <m:sSubPr>
+            <m:ctrlPr>
+              <w:rPr>
+                <w:rFonts w:hint="default" w:ascii="Cambria Math" w:hAnsi="Cambria Math"/>
+                <w:sz w:val="18"/>
+              </w:rPr>
+            </m:ctrlPr>
+          </m:sSubPr>
+          <m:e>
+            <m:r>
+              <m:rPr/>
+              <w:rPr>
+                <w:rFonts w:hint="default" w:ascii="Cambria Math" w:hAnsi="Cambria Math"/>
+                <w:sz w:val="18"/>
+              </w:rPr>
+              <m:t>O</m:t>
+            </m:r>
+            <m:ctrlPr>
+              <w:rPr>
+                <w:rFonts w:ascii="Cambria Math" w:hAnsi="Cambria Math"/>
+                <w:sz w:val="18"/>
+              </w:rPr>
+            </m:ctrlPr>
+          </m:e>
+          <m:sub>
+            <m:r>
+              <m:rPr/>
+              <w:rPr>
+                <w:rFonts w:hint="default" w:ascii="Cambria Math" w:hAnsi="Cambria Math"/>
+                <w:sz w:val="18"/>
+              </w:rPr>
+              <m:t>j,</m:t>
+            </m:r>
+            <m:sSub>
+              <m:sSubPr>
+                <m:ctrlPr>
+                  <w:rPr>
+                    <w:rFonts w:hint="default" w:ascii="Cambria Math" w:hAnsi="Cambria Math"/>
+                    <w:sz w:val="18"/>
+                  </w:rPr>
+                </m:ctrlPr>
+              </m:sSubPr>
+              <m:e>
+                <m:r>
+                  <m:rPr/>
+                  <w:rPr>
+                    <w:rFonts w:hint="default" w:ascii="Cambria Math" w:hAnsi="Cambria Math"/>
+                    <w:sz w:val="18"/>
+                  </w:rPr>
+                  <m:t>s</m:t>
+                </m:r>
+                <m:ctrlPr>
+                  <w:rPr>
+                    <w:rFonts w:ascii="Cambria Math" w:hAnsi="Cambria Math"/>
+                    <w:sz w:val="18"/>
+                  </w:rPr>
+                </m:ctrlPr>
+              </m:e>
+              <m:sub>
+                <m:r>
+                  <m:rPr/>
+                  <w:rPr>
+                    <w:rFonts w:hint="default" w:ascii="Cambria Math" w:hAnsi="Cambria Math"/>
+                    <w:sz w:val="18"/>
+                  </w:rPr>
+                  <m:t>j</m:t>
+                </m:r>
+                <m:ctrlPr>
+                  <w:rPr>
+                    <w:rFonts w:ascii="Cambria Math" w:hAnsi="Cambria Math"/>
+                    <w:sz w:val="18"/>
+                  </w:rPr>
+                </m:ctrlPr>
+              </m:sub>
+            </m:sSub>
+            <m:ctrlPr>
+              <w:rPr>
+                <w:rFonts w:hint="default" w:ascii="Cambria Math" w:hAnsi="Cambria Math"/>
+                <w:sz w:val="18"/>
+              </w:rPr>
+            </m:ctrlPr>
+          </m:sub>
+        </m:sSub>
+      </m:oMath>
+      <w:r>
+        <w:rPr>
+          <w:rFonts w:hint="eastAsia" w:ascii="Times New Roman" w:hAnsi="Times New Roman" w:eastAsia="宋体" w:cs="Times New Roman"/>
+          <w:color w:val="auto"/>
+          <w:kern w:val="2"/>
+          <w:sz w:val="18"/>
+          <w:lang w:val="en-US" w:eastAsia="zh-CN" w:bidi="ar-SA"/>
+        </w:rPr>
+        <w:t>。对于每一道工序，其可选机器集合及对应加工时间均已给定。调度过程中需满足同一工件的工序按顺序执行，同时任一时刻每台机器只能加工一道工序。本文以最小化最大完工时间为优化目标，</w:t>
+      </w:r>
+      <w:bookmarkStart w:id="0" w:name="_GoBack"/>
+      <w:bookmarkEnd w:id="0"/>
+      <w:r>
+        <w:rPr>
+          <w:rFonts w:hint="eastAsia" w:ascii="Times New Roman" w:hAnsi="Times New Roman" w:eastAsia="宋体" w:cs="Times New Roman"/>
+          <w:color w:val="auto"/>
+          <w:kern w:val="2"/>
+          <w:sz w:val="18"/>
+          <w:lang w:val="en-US" w:eastAsia="zh-CN" w:bidi="ar-SA"/>
+        </w:rPr>
+        <w:t>即：</w:t>
       </w:r>
     </w:p>
     <w:p>
@@ -2982,8 +3274,6 @@
         </w:rPr>
         <w:t>在空间复杂度方面，算法主要存储操作序列、机器选择以及调度状态信息。其中操作序列与机器选择均为线性规模，调度过程中使用的辅助数组（如工件时间与机器时间）同样为线性规模。因此算法的空间复杂度为：</w:t>
       </w:r>
-      <w:bookmarkStart w:id="0" w:name="_GoBack"/>
-      <w:bookmarkEnd w:id="0"/>
     </w:p>
     <w:p>
       <w:pPr>
@@ -3484,6 +3774,12 @@
             <w:insideH w:val="none" w:color="auto" w:sz="0" w:space="0"/>
             <w:insideV w:val="none" w:color="auto" w:sz="0" w:space="0"/>
           </w:tblBorders>
+          <w:tblCellMar>
+            <w:top w:w="0" w:type="dxa"/>
+            <w:left w:w="108" w:type="dxa"/>
+            <w:bottom w:w="0" w:type="dxa"/>
+            <w:right w:w="108" w:type="dxa"/>
+          </w:tblCellMar>
         </w:tblPrEx>
         <w:trPr>
           <w:cantSplit/>
@@ -5233,7 +5529,7 @@
     <w:lsdException w:uiPriority="99" w:name="Document Map"/>
     <w:lsdException w:uiPriority="99" w:name="Plain Text"/>
     <w:lsdException w:uiPriority="99" w:name="E-mail Signature"/>
-    <w:lsdException w:uiPriority="99" w:semiHidden="0" w:name="Normal (Web)"/>
+    <w:lsdException w:qFormat="1" w:uiPriority="99" w:semiHidden="0" w:name="Normal (Web)"/>
     <w:lsdException w:uiPriority="99" w:name="HTML Acronym"/>
     <w:lsdException w:uiPriority="99" w:name="HTML Address"/>
     <w:lsdException w:uiPriority="99" w:name="HTML Cite"/>
@@ -5723,6 +6019,7 @@
     <w:name w:val="Normal (Web)"/>
     <w:basedOn w:val="1"/>
     <w:unhideWhenUsed/>
+    <w:qFormat/>
     <w:uiPriority w:val="99"/>
     <w:pPr>
       <w:spacing w:before="0" w:beforeAutospacing="1" w:after="0" w:afterAutospacing="1"/>

--- a/实验报告.docx
+++ b/实验报告.docx
@@ -7,7 +7,7 @@
         <w:pStyle w:val="14"/>
         <w:jc w:val="center"/>
         <w:rPr>
-          <w:rStyle w:val="20"/>
+          <w:rStyle w:val="22"/>
           <w:color w:val="auto"/>
           <w:sz w:val="18"/>
         </w:rPr>
@@ -66,7 +66,7 @@
     </w:p>
     <w:p>
       <w:pPr>
-        <w:pStyle w:val="34"/>
+        <w:pStyle w:val="36"/>
         <w:rPr>
           <w:rFonts w:ascii="黑体" w:eastAsia="黑体"/>
         </w:rPr>
@@ -74,7 +74,7 @@
     </w:p>
     <w:p>
       <w:pPr>
-        <w:pStyle w:val="34"/>
+        <w:pStyle w:val="36"/>
         <w:rPr>
           <w:rFonts w:hint="default" w:ascii="黑体" w:hAnsi="Times New Roman" w:eastAsia="黑体" w:cs="Times New Roman"/>
           <w:snapToGrid w:val="0"/>
@@ -174,12 +174,12 @@
     </w:p>
     <w:p>
       <w:pPr>
-        <w:pStyle w:val="35"/>
-      </w:pPr>
-    </w:p>
-    <w:p>
-      <w:pPr>
-        <w:pStyle w:val="35"/>
+        <w:pStyle w:val="37"/>
+      </w:pPr>
+    </w:p>
+    <w:p>
+      <w:pPr>
+        <w:pStyle w:val="37"/>
         <w:ind w:left="798" w:hanging="798"/>
         <w:rPr>
           <w:rFonts w:hint="eastAsia" w:ascii="黑体" w:eastAsia="黑体"/>
@@ -228,6 +228,24 @@
           <w:bCs/>
         </w:rPr>
         <w:t>引言</w:t>
+      </w:r>
+    </w:p>
+    <w:p>
+      <w:pPr>
+        <w:pStyle w:val="4"/>
+        <w:bidi w:val="0"/>
+        <w:ind w:left="0" w:leftChars="0" w:firstLine="0" w:firstLineChars="0"/>
+        <w:rPr>
+          <w:rFonts w:hint="default"/>
+          <w:lang w:val="en-US" w:eastAsia="zh-CN"/>
+        </w:rPr>
+      </w:pPr>
+      <w:r>
+        <w:rPr>
+          <w:rFonts w:hint="eastAsia"/>
+          <w:lang w:val="en-US" w:eastAsia="zh-CN"/>
+        </w:rPr>
+        <w:t>研究背景和问题描述</w:t>
       </w:r>
     </w:p>
     <w:p>
@@ -274,17 +292,165 @@
           <w:sz w:val="18"/>
           <w:lang w:val="en-US" w:eastAsia="zh-CN" w:bidi="ar-SA"/>
         </w:rPr>
-        <w:t>可以由多台不同机器加工，且不同机器对应不同加工时间，这使得传统作业车间调度问题扩展为柔性作业车间调度问题。该问题广泛应用于机械制造、电子装配以及自动化生产系统中，对提升资源利用率和生产效率具有重要意义。</w:t>
-      </w:r>
-    </w:p>
-    <w:p>
-      <w:pPr>
+        <w:t>可以由多台不同机器加工，且不同机器对应不同加工时间，这使得传统作业车间调度问题扩展为柔性作业车间调度问题（Flexible Job Shop Scheduling Problem, FJSP）。该问题广泛应用于机械制造、电子装配以及自动化生产系统中，对提升资源利用率和生产效率具有重要意义。</w:t>
+      </w:r>
+    </w:p>
+    <w:p>
+      <w:pPr>
+        <w:pStyle w:val="16"/>
         <w:keepNext w:val="0"/>
         <w:keepLines w:val="0"/>
         <w:widowControl/>
         <w:suppressLineNumbers w:val="0"/>
         <w:ind w:firstLine="372" w:firstLineChars="200"/>
-        <w:jc w:val="left"/>
+        <w:rPr>
+          <w:rFonts w:hint="eastAsia" w:ascii="Times New Roman" w:hAnsi="Times New Roman" w:eastAsia="宋体" w:cs="Times New Roman"/>
+          <w:color w:val="auto"/>
+          <w:kern w:val="2"/>
+          <w:sz w:val="18"/>
+          <w:lang w:val="en-US" w:eastAsia="zh-CN" w:bidi="ar-SA"/>
+        </w:rPr>
+      </w:pPr>
+      <w:r>
+        <w:rPr>
+          <w:rFonts w:hint="eastAsia" w:ascii="Times New Roman" w:hAnsi="Times New Roman" w:eastAsia="宋体" w:cs="Times New Roman"/>
+          <w:color w:val="auto"/>
+          <w:kern w:val="2"/>
+          <w:sz w:val="18"/>
+          <w:lang w:val="en-US" w:eastAsia="zh-CN" w:bidi="ar-SA"/>
+        </w:rPr>
+        <w:t>与经典调度问题相比，FJSP不仅需要确定工序的加工顺序，还需同时决策机器分配方案，从而显著增加了问题的复杂性。</w:t>
+      </w:r>
+      <w:r>
+        <w:rPr>
+          <w:rFonts w:hint="eastAsia" w:cs="Times New Roman"/>
+          <w:color w:val="auto"/>
+          <w:kern w:val="2"/>
+          <w:sz w:val="18"/>
+          <w:lang w:val="en-US" w:eastAsia="zh-CN" w:bidi="ar-SA"/>
+        </w:rPr>
+        <w:t>具体来说，</w:t>
+      </w:r>
+      <w:r>
+        <w:rPr>
+          <w:rFonts w:hint="eastAsia" w:ascii="Times New Roman" w:hAnsi="Times New Roman" w:eastAsia="宋体" w:cs="Times New Roman"/>
+          <w:color w:val="auto"/>
+          <w:kern w:val="2"/>
+          <w:sz w:val="18"/>
+          <w:lang w:val="en-US" w:eastAsia="zh-CN" w:bidi="ar-SA"/>
+        </w:rPr>
+        <w:t>在柔性作业车间调度问题中，给定若干工件及其加工工序，每个工件由多道工序组成且需按既定顺序执行。对于每一道工序，存在多个可选加工机器，不同机器对应不同的加工时间。调度过程中需要同时确定所有工序的执行顺序以及对应的机器分配方案，并满足工序优先约束与机器资源约束，即同一工件的工序必须按顺序加工，且任一时刻每台机器只能处理一道工序。在此基础上，合理安排各工序的开始时间与加工顺序，使整个生产过程协调进行。</w:t>
+      </w:r>
+    </w:p>
+    <w:p>
+      <w:pPr>
+        <w:pStyle w:val="16"/>
+        <w:keepNext w:val="0"/>
+        <w:keepLines w:val="0"/>
+        <w:widowControl/>
+        <w:suppressLineNumbers w:val="0"/>
+        <w:ind w:firstLine="372" w:firstLineChars="200"/>
+        <w:rPr>
+          <w:rFonts w:hint="eastAsia" w:ascii="Times New Roman" w:hAnsi="Times New Roman" w:eastAsia="宋体" w:cs="Times New Roman"/>
+          <w:color w:val="auto"/>
+          <w:kern w:val="2"/>
+          <w:sz w:val="18"/>
+          <w:lang w:val="en-US" w:eastAsia="zh-CN" w:bidi="ar-SA"/>
+        </w:rPr>
+      </w:pPr>
+      <w:r>
+        <w:rPr>
+          <w:rFonts w:hint="eastAsia" w:ascii="Times New Roman" w:hAnsi="Times New Roman" w:eastAsia="宋体" w:cs="Times New Roman"/>
+          <w:color w:val="auto"/>
+          <w:kern w:val="2"/>
+          <w:sz w:val="18"/>
+          <w:lang w:val="en-US" w:eastAsia="zh-CN" w:bidi="ar-SA"/>
+        </w:rPr>
+        <w:t>本文以最小化最大完工时间为优化目标，即在满足上述约束条件的前提下，使所有工件完成加工所需的总时间最短。由于该问题同时涉及离散排序决策与资源分配决策，且解空间规模随问题规模呈指数级增长，因此属于典型的NP-hard组合优化问题</w:t>
+      </w:r>
+      <w:r>
+        <w:rPr>
+          <w:rFonts w:hint="eastAsia" w:cs="Times New Roman"/>
+          <w:color w:val="auto"/>
+          <w:kern w:val="2"/>
+          <w:sz w:val="18"/>
+          <w:lang w:val="en-US" w:eastAsia="zh-CN" w:bidi="ar-SA"/>
+        </w:rPr>
+        <w:t xml:space="preserve"> [1](Scheduling: Theory, Algorithms, and Systems</w:t>
+      </w:r>
+      <w:r>
+        <w:rPr>
+          <w:rFonts w:hint="eastAsia" w:cs="Times New Roman"/>
+          <w:color w:val="auto"/>
+          <w:kern w:val="2"/>
+          <w:sz w:val="18"/>
+          <w:lang w:val="en-US" w:eastAsia="zh-CN" w:bidi="ar-SA"/>
+        </w:rPr>
+        <w:br w:type="textWrapping"/>
+      </w:r>
+      <w:r>
+        <w:rPr>
+          <w:rFonts w:hint="eastAsia" w:cs="Times New Roman"/>
+          <w:color w:val="auto"/>
+          <w:kern w:val="2"/>
+          <w:sz w:val="18"/>
+          <w:lang w:val="en-US" w:eastAsia="zh-CN" w:bidi="ar-SA"/>
+        </w:rPr>
+        <w:t>Michael L. Pinedo, Scheduling: Theory, Algorithms, and Systems, Springer.)</w:t>
+      </w:r>
+      <w:r>
+        <w:rPr>
+          <w:rFonts w:hint="eastAsia" w:ascii="Times New Roman" w:hAnsi="Times New Roman" w:eastAsia="宋体" w:cs="Times New Roman"/>
+          <w:color w:val="auto"/>
+          <w:kern w:val="2"/>
+          <w:sz w:val="18"/>
+          <w:lang w:val="en-US" w:eastAsia="zh-CN" w:bidi="ar-SA"/>
+        </w:rPr>
+        <w:t>，难以通过精确方法在多项式时间内求解。</w:t>
+      </w:r>
+    </w:p>
+    <w:p>
+      <w:pPr>
+        <w:pStyle w:val="16"/>
+        <w:keepNext w:val="0"/>
+        <w:keepLines w:val="0"/>
+        <w:widowControl/>
+        <w:suppressLineNumbers w:val="0"/>
+        <w:rPr>
+          <w:rFonts w:hint="eastAsia" w:ascii="Times New Roman" w:hAnsi="Times New Roman" w:eastAsia="宋体" w:cs="Times New Roman"/>
+          <w:color w:val="auto"/>
+          <w:kern w:val="2"/>
+          <w:sz w:val="18"/>
+          <w:lang w:val="en-US" w:eastAsia="zh-CN" w:bidi="ar-SA"/>
+        </w:rPr>
+      </w:pPr>
+    </w:p>
+    <w:p>
+      <w:pPr>
+        <w:pStyle w:val="4"/>
+        <w:bidi w:val="0"/>
+        <w:ind w:left="0" w:leftChars="0" w:firstLine="0" w:firstLineChars="0"/>
+        <w:rPr>
+          <w:rFonts w:hint="default"/>
+          <w:lang w:val="en-US" w:eastAsia="zh-CN"/>
+        </w:rPr>
+      </w:pPr>
+      <w:r>
+        <w:rPr>
+          <w:rFonts w:hint="eastAsia"/>
+          <w:lang w:val="en-US" w:eastAsia="zh-CN"/>
+        </w:rPr>
+        <w:t>数学模型构建</w:t>
+      </w:r>
+    </w:p>
+    <w:p>
+      <w:pPr>
+        <w:pStyle w:val="16"/>
+        <w:keepNext w:val="0"/>
+        <w:keepLines w:val="0"/>
+        <w:widowControl/>
+        <w:suppressLineNumbers w:val="0"/>
+        <w:ind w:firstLine="372" w:firstLineChars="200"/>
         <w:rPr>
           <w:rFonts w:hint="eastAsia" w:ascii="Times New Roman" w:hAnsi="Times New Roman" w:eastAsia="宋体" w:cs="Times New Roman"/>
           <w:color w:val="auto"/>
@@ -688,26 +854,6 @@
         <w:t>，每个工件</w:t>
       </w:r>
       <m:oMath>
-        <m:r>
-          <m:rPr/>
-          <w:rPr>
-            <w:rFonts w:hint="default" w:ascii="Cambria Math"/>
-            <w:sz w:val="18"/>
-          </w:rPr>
-          <m:t>j∈J</m:t>
-        </m:r>
-      </m:oMath>
-      <w:r>
-        <w:rPr>
-          <w:rFonts w:hint="eastAsia" w:ascii="Times New Roman" w:hAnsi="Times New Roman" w:eastAsia="宋体" w:cs="Times New Roman"/>
-          <w:color w:val="auto"/>
-          <w:kern w:val="2"/>
-          <w:sz w:val="18"/>
-          <w:lang w:val="en-US" w:eastAsia="zh-CN" w:bidi="ar-SA"/>
-        </w:rPr>
-        <w:t>包含</w:t>
-      </w:r>
-      <m:oMath>
         <m:sSub>
           <m:sSubPr>
             <m:ctrlPr>
@@ -724,7 +870,7 @@
                 <w:rFonts w:hint="default" w:ascii="Cambria Math" w:hAnsi="Cambria Math"/>
                 <w:sz w:val="18"/>
               </w:rPr>
-              <m:t>s</m:t>
+              <m:t>j</m:t>
             </m:r>
             <m:ctrlPr>
               <w:rPr>
@@ -740,7 +886,69 @@
                 <w:rFonts w:hint="default" w:ascii="Cambria Math" w:hAnsi="Cambria Math"/>
                 <w:sz w:val="18"/>
               </w:rPr>
-              <m:t>j</m:t>
+              <m:t>i</m:t>
+            </m:r>
+            <m:ctrlPr>
+              <w:rPr>
+                <w:rFonts w:ascii="Cambria Math" w:hAnsi="Cambria Math"/>
+                <w:sz w:val="18"/>
+              </w:rPr>
+            </m:ctrlPr>
+          </m:sub>
+        </m:sSub>
+        <m:r>
+          <m:rPr/>
+          <w:rPr>
+            <w:rFonts w:hint="default" w:ascii="Cambria Math" w:hAnsi="Cambria Math"/>
+            <w:sz w:val="18"/>
+          </w:rPr>
+          <m:t>∈J</m:t>
+        </m:r>
+      </m:oMath>
+      <w:r>
+        <w:rPr>
+          <w:rFonts w:hint="eastAsia" w:ascii="Times New Roman" w:hAnsi="Times New Roman" w:eastAsia="宋体" w:cs="Times New Roman"/>
+          <w:color w:val="auto"/>
+          <w:kern w:val="2"/>
+          <w:sz w:val="18"/>
+          <w:lang w:val="en-US" w:eastAsia="zh-CN" w:bidi="ar-SA"/>
+        </w:rPr>
+        <w:t>包含</w:t>
+      </w:r>
+      <m:oMath>
+        <m:sSub>
+          <m:sSubPr>
+            <m:ctrlPr>
+              <w:rPr>
+                <w:rFonts w:hint="default" w:ascii="Cambria Math" w:hAnsi="Cambria Math"/>
+                <w:sz w:val="18"/>
+              </w:rPr>
+            </m:ctrlPr>
+          </m:sSubPr>
+          <m:e>
+            <m:r>
+              <m:rPr/>
+              <w:rPr>
+                <w:rFonts w:hint="default" w:ascii="Cambria Math" w:hAnsi="Cambria Math"/>
+                <w:sz w:val="18"/>
+              </w:rPr>
+              <m:t>k</m:t>
+            </m:r>
+            <m:ctrlPr>
+              <w:rPr>
+                <w:rFonts w:ascii="Cambria Math" w:hAnsi="Cambria Math"/>
+                <w:sz w:val="18"/>
+              </w:rPr>
+            </m:ctrlPr>
+          </m:e>
+          <m:sub>
+            <m:r>
+              <m:rPr/>
+              <w:rPr>
+                <w:rFonts w:hint="default" w:ascii="Cambria Math" w:hAnsi="Cambria Math"/>
+                <w:sz w:val="18"/>
+              </w:rPr>
+              <m:t>i</m:t>
             </m:r>
             <m:ctrlPr>
               <w:rPr>
@@ -870,7 +1078,7 @@
             <w:rFonts w:hint="default" w:ascii="Cambria Math" w:hAnsi="Cambria Math"/>
             <w:sz w:val="18"/>
           </w:rPr>
-          <m:t>,...,</m:t>
+          <m:t>,…,</m:t>
         </m:r>
         <m:sSub>
           <m:sSubPr>
@@ -922,7 +1130,7 @@
                     <w:rFonts w:hint="default" w:ascii="Cambria Math" w:hAnsi="Cambria Math"/>
                     <w:sz w:val="18"/>
                   </w:rPr>
-                  <m:t>s</m:t>
+                  <m:t>k</m:t>
                 </m:r>
                 <m:ctrlPr>
                   <w:rPr>
@@ -938,7 +1146,7 @@
                     <w:rFonts w:hint="default" w:ascii="Cambria Math" w:hAnsi="Cambria Math"/>
                     <w:sz w:val="18"/>
                   </w:rPr>
-                  <m:t>j</m:t>
+                  <m:t>i</m:t>
                 </m:r>
                 <m:ctrlPr>
                   <w:rPr>
@@ -965,31 +1173,416 @@
           <w:sz w:val="18"/>
           <w:lang w:val="en-US" w:eastAsia="zh-CN" w:bidi="ar-SA"/>
         </w:rPr>
-        <w:t>。对于每一道工序，其可选机器集合及对应加工时间均已给定。调度过程中需满足同一工件的工序按顺序执行，同时任一时刻每台机器只能加工一道工序。本文以最小化最大完工时间为优化目标，</w:t>
-      </w:r>
-      <w:bookmarkStart w:id="0" w:name="_GoBack"/>
-      <w:bookmarkEnd w:id="0"/>
-      <w:r>
-        <w:rPr>
-          <w:rFonts w:hint="eastAsia" w:ascii="Times New Roman" w:hAnsi="Times New Roman" w:eastAsia="宋体" w:cs="Times New Roman"/>
-          <w:color w:val="auto"/>
-          <w:kern w:val="2"/>
-          <w:sz w:val="18"/>
-          <w:lang w:val="en-US" w:eastAsia="zh-CN" w:bidi="ar-SA"/>
-        </w:rPr>
-        <w:t>即：</w:t>
-      </w:r>
-    </w:p>
-    <w:p>
-      <w:pPr>
+        <w:t xml:space="preserve">。对于每一道工序 </w:t>
+      </w:r>
+      <m:oMath>
+        <m:sSub>
+          <m:sSubPr>
+            <m:ctrlPr>
+              <w:rPr>
+                <w:rFonts w:hint="default" w:ascii="Cambria Math" w:hAnsi="Cambria Math"/>
+                <w:sz w:val="18"/>
+              </w:rPr>
+            </m:ctrlPr>
+          </m:sSubPr>
+          <m:e>
+            <m:r>
+              <m:rPr/>
+              <w:rPr>
+                <w:rFonts w:hint="default" w:ascii="Cambria Math" w:hAnsi="Cambria Math"/>
+                <w:sz w:val="18"/>
+              </w:rPr>
+              <m:t>O</m:t>
+            </m:r>
+            <m:ctrlPr>
+              <w:rPr>
+                <w:rFonts w:ascii="Cambria Math" w:hAnsi="Cambria Math"/>
+                <w:sz w:val="18"/>
+              </w:rPr>
+            </m:ctrlPr>
+          </m:e>
+          <m:sub>
+            <m:r>
+              <m:rPr/>
+              <w:rPr>
+                <w:rFonts w:hint="default" w:ascii="Cambria Math" w:hAnsi="Cambria Math"/>
+                <w:sz w:val="18"/>
+              </w:rPr>
+              <m:t>j,k</m:t>
+            </m:r>
+            <m:ctrlPr>
+              <w:rPr>
+                <w:rFonts w:ascii="Cambria Math" w:hAnsi="Cambria Math"/>
+                <w:sz w:val="18"/>
+              </w:rPr>
+            </m:ctrlPr>
+          </m:sub>
+        </m:sSub>
+      </m:oMath>
+      <w:r>
+        <w:rPr>
+          <w:rFonts w:hint="eastAsia" w:ascii="Times New Roman" w:hAnsi="Times New Roman" w:eastAsia="宋体" w:cs="Times New Roman"/>
+          <w:color w:val="auto"/>
+          <w:kern w:val="2"/>
+          <w:sz w:val="18"/>
+          <w:lang w:val="en-US" w:eastAsia="zh-CN" w:bidi="ar-SA"/>
+        </w:rPr>
+        <w:t>，其可以在多个可选机器上加工，对应的可选机器集合为</w:t>
+      </w:r>
+    </w:p>
+    <w:p>
+      <w:pPr>
+        <w:pStyle w:val="16"/>
+        <w:keepNext w:val="0"/>
+        <w:keepLines w:val="0"/>
+        <w:widowControl/>
+        <w:suppressLineNumbers w:val="0"/>
+        <w:rPr>
+          <w:rFonts w:hint="eastAsia" w:ascii="Times New Roman" w:hAnsi="Times New Roman" w:eastAsia="宋体" w:cs="Times New Roman"/>
+          <w:color w:val="auto"/>
+          <w:kern w:val="2"/>
+          <w:sz w:val="18"/>
+          <w:lang w:val="en-US" w:eastAsia="zh-CN" w:bidi="ar-SA"/>
+        </w:rPr>
+      </w:pPr>
+      <m:oMath>
+        <m:sSub>
+          <m:sSubPr>
+            <m:ctrlPr>
+              <w:rPr>
+                <w:rFonts w:hint="default" w:ascii="Cambria Math" w:hAnsi="Cambria Math" w:eastAsia="宋体"/>
+                <w:sz w:val="18"/>
+              </w:rPr>
+            </m:ctrlPr>
+          </m:sSubPr>
+          <m:e>
+            <m:r>
+              <m:rPr/>
+              <w:rPr>
+                <w:rFonts w:hint="default" w:ascii="Cambria Math" w:hAnsi="Cambria Math" w:eastAsia="宋体"/>
+                <w:sz w:val="18"/>
+              </w:rPr>
+              <m:t>M</m:t>
+            </m:r>
+            <m:ctrlPr>
+              <w:rPr>
+                <w:rFonts w:ascii="Cambria Math" w:hAnsi="Cambria Math" w:eastAsia="宋体"/>
+                <w:sz w:val="18"/>
+              </w:rPr>
+            </m:ctrlPr>
+          </m:e>
+          <m:sub>
+            <m:r>
+              <m:rPr/>
+              <w:rPr>
+                <w:rFonts w:hint="default" w:ascii="Cambria Math" w:hAnsi="Cambria Math" w:eastAsia="宋体"/>
+                <w:sz w:val="18"/>
+              </w:rPr>
+              <m:t>j,k</m:t>
+            </m:r>
+            <m:ctrlPr>
+              <w:rPr>
+                <w:rFonts w:ascii="Cambria Math" w:hAnsi="Cambria Math" w:eastAsia="宋体"/>
+                <w:sz w:val="18"/>
+              </w:rPr>
+            </m:ctrlPr>
+          </m:sub>
+        </m:sSub>
+        <m:r>
+          <m:rPr/>
+          <w:rPr>
+            <w:rFonts w:hint="default" w:ascii="Cambria Math" w:hAnsi="Cambria Math" w:eastAsia="宋体"/>
+            <w:sz w:val="18"/>
+          </w:rPr>
+          <m:t>⊆M</m:t>
+        </m:r>
+      </m:oMath>
+      <w:r>
+        <w:rPr>
+          <w:rFonts w:hint="eastAsia" w:ascii="Times New Roman" w:hAnsi="Times New Roman" w:eastAsia="宋体" w:cs="Times New Roman"/>
+          <w:color w:val="auto"/>
+          <w:kern w:val="2"/>
+          <w:sz w:val="18"/>
+          <w:lang w:val="en-US" w:eastAsia="zh-CN" w:bidi="ar-SA"/>
+        </w:rPr>
+        <w:t xml:space="preserve"> </w:t>
+      </w:r>
+    </w:p>
+    <w:p>
+      <w:pPr>
+        <w:pStyle w:val="16"/>
+        <w:keepNext w:val="0"/>
+        <w:keepLines w:val="0"/>
+        <w:widowControl/>
+        <w:suppressLineNumbers w:val="0"/>
+        <w:rPr>
+          <w:rFonts w:hint="eastAsia" w:cs="Times New Roman"/>
+          <w:color w:val="auto"/>
+          <w:kern w:val="2"/>
+          <w:sz w:val="18"/>
+          <w:lang w:val="en-US" w:eastAsia="zh-CN" w:bidi="ar-SA"/>
+        </w:rPr>
+      </w:pPr>
+      <w:r>
+        <w:rPr>
+          <w:rFonts w:hint="eastAsia" w:ascii="Times New Roman" w:hAnsi="Times New Roman" w:eastAsia="宋体" w:cs="Times New Roman"/>
+          <w:color w:val="auto"/>
+          <w:kern w:val="2"/>
+          <w:sz w:val="18"/>
+          <w:lang w:val="en-US" w:eastAsia="zh-CN" w:bidi="ar-SA"/>
+        </w:rPr>
+        <w:t>工序</w:t>
+      </w:r>
+      <m:oMath>
+        <m:sSub>
+          <m:sSubPr>
+            <m:ctrlPr>
+              <w:rPr>
+                <w:rFonts w:hint="default" w:ascii="Cambria Math" w:hAnsi="Cambria Math"/>
+                <w:sz w:val="18"/>
+              </w:rPr>
+            </m:ctrlPr>
+          </m:sSubPr>
+          <m:e>
+            <m:r>
+              <m:rPr/>
+              <w:rPr>
+                <w:rFonts w:hint="default" w:ascii="Cambria Math" w:hAnsi="Cambria Math"/>
+                <w:sz w:val="18"/>
+              </w:rPr>
+              <m:t>O</m:t>
+            </m:r>
+            <m:ctrlPr>
+              <w:rPr>
+                <w:rFonts w:ascii="Cambria Math" w:hAnsi="Cambria Math"/>
+                <w:sz w:val="18"/>
+              </w:rPr>
+            </m:ctrlPr>
+          </m:e>
+          <m:sub>
+            <m:r>
+              <m:rPr/>
+              <w:rPr>
+                <w:rFonts w:hint="default" w:ascii="Cambria Math" w:hAnsi="Cambria Math"/>
+                <w:sz w:val="18"/>
+              </w:rPr>
+              <m:t>j,k</m:t>
+            </m:r>
+            <m:ctrlPr>
+              <w:rPr>
+                <w:rFonts w:ascii="Cambria Math" w:hAnsi="Cambria Math"/>
+                <w:sz w:val="18"/>
+              </w:rPr>
+            </m:ctrlPr>
+          </m:sub>
+        </m:sSub>
+      </m:oMath>
+      <w:r>
+        <w:rPr>
+          <w:rFonts w:hint="eastAsia" w:ascii="Times New Roman" w:hAnsi="Times New Roman" w:eastAsia="宋体" w:cs="Times New Roman"/>
+          <w:color w:val="auto"/>
+          <w:kern w:val="2"/>
+          <w:sz w:val="18"/>
+          <w:lang w:val="en-US" w:eastAsia="zh-CN" w:bidi="ar-SA"/>
+        </w:rPr>
+        <w:t xml:space="preserve">选择机器 </w:t>
+      </w:r>
+      <m:oMath>
+        <m:r>
+          <m:rPr/>
+          <w:rPr>
+            <w:rFonts w:hint="default" w:ascii="Cambria Math" w:hAnsi="Cambria Math" w:eastAsia="宋体"/>
+            <w:sz w:val="18"/>
+          </w:rPr>
+          <m:t>m∈</m:t>
+        </m:r>
+        <m:sSub>
+          <m:sSubPr>
+            <m:ctrlPr>
+              <w:rPr>
+                <w:rFonts w:hint="default" w:ascii="Cambria Math" w:hAnsi="Cambria Math" w:eastAsia="宋体"/>
+                <w:sz w:val="18"/>
+              </w:rPr>
+            </m:ctrlPr>
+          </m:sSubPr>
+          <m:e>
+            <m:r>
+              <m:rPr/>
+              <w:rPr>
+                <w:rFonts w:hint="default" w:ascii="Cambria Math" w:hAnsi="Cambria Math" w:eastAsia="宋体"/>
+                <w:sz w:val="18"/>
+              </w:rPr>
+              <m:t>M</m:t>
+            </m:r>
+            <m:ctrlPr>
+              <w:rPr>
+                <w:rFonts w:ascii="Cambria Math" w:hAnsi="Cambria Math" w:eastAsia="宋体"/>
+                <w:sz w:val="18"/>
+              </w:rPr>
+            </m:ctrlPr>
+          </m:e>
+          <m:sub>
+            <m:r>
+              <m:rPr/>
+              <w:rPr>
+                <w:rFonts w:hint="default" w:ascii="Cambria Math" w:hAnsi="Cambria Math" w:eastAsia="宋体"/>
+                <w:sz w:val="18"/>
+              </w:rPr>
+              <m:t>j,k</m:t>
+            </m:r>
+            <m:ctrlPr>
+              <w:rPr>
+                <w:rFonts w:ascii="Cambria Math" w:hAnsi="Cambria Math" w:eastAsia="宋体"/>
+                <w:sz w:val="18"/>
+              </w:rPr>
+            </m:ctrlPr>
+          </m:sub>
+        </m:sSub>
+      </m:oMath>
+      <w:r>
+        <w:rPr>
+          <w:rFonts w:hint="eastAsia" w:hAnsi="Cambria Math"/>
+          <w:i w:val="0"/>
+          <w:sz w:val="18"/>
+          <w:lang w:val="en-US" w:eastAsia="zh-CN"/>
+        </w:rPr>
+        <w:t>的</w:t>
+      </w:r>
+      <w:r>
+        <w:rPr>
+          <w:rFonts w:hint="eastAsia" w:ascii="Times New Roman" w:hAnsi="Times New Roman" w:eastAsia="宋体" w:cs="Times New Roman"/>
+          <w:color w:val="auto"/>
+          <w:kern w:val="2"/>
+          <w:sz w:val="18"/>
+          <w:lang w:val="en-US" w:eastAsia="zh-CN" w:bidi="ar-SA"/>
+        </w:rPr>
+        <w:t>加工时间记为</w:t>
+      </w:r>
+      <w:r>
+        <w:rPr>
+          <w:rFonts w:hint="eastAsia" w:cs="Times New Roman"/>
+          <w:color w:val="auto"/>
+          <w:kern w:val="2"/>
+          <w:sz w:val="18"/>
+          <w:lang w:val="en-US" w:eastAsia="zh-CN" w:bidi="ar-SA"/>
+        </w:rPr>
+        <w:t xml:space="preserve"> </w:t>
+      </w:r>
+    </w:p>
+    <w:p>
+      <w:pPr>
+        <w:pStyle w:val="16"/>
+        <w:keepNext w:val="0"/>
+        <w:keepLines w:val="0"/>
+        <w:widowControl/>
+        <w:suppressLineNumbers w:val="0"/>
+        <w:rPr>
+          <w:rFonts w:hint="eastAsia" w:ascii="Times New Roman" w:hAnsi="Times New Roman" w:eastAsia="宋体" w:cs="Times New Roman"/>
+          <w:color w:val="auto"/>
+          <w:kern w:val="2"/>
+          <w:sz w:val="18"/>
+          <w:lang w:val="en-US" w:eastAsia="zh-CN" w:bidi="ar-SA"/>
+        </w:rPr>
+      </w:pPr>
+      <m:oMathPara>
+        <m:oMath>
+          <m:sSubSup>
+            <m:sSubSupPr>
+              <m:ctrlPr>
+                <w:rPr>
+                  <w:rFonts w:hint="default" w:ascii="Cambria Math" w:hAnsi="Cambria Math" w:eastAsia="宋体"/>
+                  <w:sz w:val="18"/>
+                </w:rPr>
+              </m:ctrlPr>
+            </m:sSubSupPr>
+            <m:e>
+              <m:r>
+                <m:rPr/>
+                <w:rPr>
+                  <w:rFonts w:hint="default" w:ascii="Cambria Math" w:hAnsi="Cambria Math" w:eastAsia="宋体"/>
+                  <w:sz w:val="18"/>
+                </w:rPr>
+                <m:t>p</m:t>
+              </m:r>
+              <m:ctrlPr>
+                <w:rPr>
+                  <w:rFonts w:ascii="Cambria Math" w:hAnsi="Cambria Math" w:eastAsia="宋体"/>
+                  <w:sz w:val="18"/>
+                </w:rPr>
+              </m:ctrlPr>
+            </m:e>
+            <m:sub>
+              <m:r>
+                <m:rPr/>
+                <w:rPr>
+                  <w:rFonts w:hint="default" w:ascii="Cambria Math" w:hAnsi="Cambria Math" w:eastAsia="宋体"/>
+                  <w:sz w:val="18"/>
+                </w:rPr>
+                <m:t>j,k</m:t>
+              </m:r>
+              <m:ctrlPr>
+                <w:rPr>
+                  <w:rFonts w:ascii="Cambria Math" w:hAnsi="Cambria Math" w:eastAsia="宋体"/>
+                  <w:sz w:val="18"/>
+                </w:rPr>
+              </m:ctrlPr>
+            </m:sub>
+            <m:sup>
+              <m:r>
+                <m:rPr/>
+                <w:rPr>
+                  <w:rFonts w:hint="default" w:ascii="Cambria Math" w:hAnsi="Cambria Math" w:eastAsia="宋体"/>
+                  <w:sz w:val="18"/>
+                </w:rPr>
+                <m:t>m</m:t>
+              </m:r>
+              <m:ctrlPr>
+                <w:rPr>
+                  <w:rFonts w:ascii="Cambria Math" w:hAnsi="Cambria Math" w:eastAsia="宋体"/>
+                  <w:sz w:val="18"/>
+                </w:rPr>
+              </m:ctrlPr>
+            </m:sup>
+          </m:sSubSup>
+        </m:oMath>
+      </m:oMathPara>
+    </w:p>
+    <w:p>
+      <w:pPr>
+        <w:pStyle w:val="16"/>
         <w:keepNext w:val="0"/>
         <w:keepLines w:val="0"/>
         <w:widowControl/>
         <w:suppressLineNumbers w:val="0"/>
         <w:ind w:firstLine="372" w:firstLineChars="200"/>
-        <w:jc w:val="left"/>
-        <w:rPr>
-          <w:rFonts w:hint="default" w:ascii="Times New Roman" w:hAnsi="Times New Roman" w:eastAsia="宋体" w:cs="Times New Roman"/>
+        <w:rPr>
+          <w:rFonts w:hint="eastAsia" w:ascii="Times New Roman" w:hAnsi="Times New Roman" w:eastAsia="宋体" w:cs="Times New Roman"/>
+          <w:color w:val="auto"/>
+          <w:kern w:val="2"/>
+          <w:sz w:val="18"/>
+          <w:lang w:val="en-US" w:eastAsia="zh-CN" w:bidi="ar-SA"/>
+        </w:rPr>
+      </w:pPr>
+      <w:r>
+        <w:rPr>
+          <w:rFonts w:hint="eastAsia" w:ascii="Times New Roman" w:hAnsi="Times New Roman" w:eastAsia="宋体" w:cs="Times New Roman"/>
+          <w:color w:val="auto"/>
+          <w:kern w:val="2"/>
+          <w:sz w:val="18"/>
+          <w:lang w:val="en-US" w:eastAsia="zh-CN" w:bidi="ar-SA"/>
+        </w:rPr>
+        <w:t>在调度过程中，需要确定两类决策变量：一是所有工序的加工顺序，二是每道工序的机器选择。为描述机器分配，引入决策变量</w:t>
+      </w:r>
+    </w:p>
+    <w:p>
+      <w:pPr>
+        <w:pStyle w:val="16"/>
+        <w:keepNext w:val="0"/>
+        <w:keepLines w:val="0"/>
+        <w:widowControl/>
+        <w:suppressLineNumbers w:val="0"/>
+        <w:rPr>
+          <w:rFonts w:hint="eastAsia" w:ascii="Times New Roman" w:hAnsi="Times New Roman" w:eastAsia="宋体" w:cs="Times New Roman"/>
           <w:color w:val="auto"/>
           <w:kern w:val="2"/>
           <w:sz w:val="18"/>
@@ -998,39 +1591,557 @@
       </w:pPr>
       <m:oMathPara>
         <m:oMath>
-          <m:func>
-            <m:funcPr>
+          <m:sSubSup>
+            <m:sSubSupPr>
               <m:ctrlPr>
                 <w:rPr>
-                  <w:rFonts w:hint="default" w:ascii="Cambria Math" w:hAnsi="Cambria Math"/>
+                  <w:rFonts w:hint="default" w:ascii="Cambria Math" w:hAnsi="Cambria Math" w:eastAsia="宋体"/>
                   <w:sz w:val="18"/>
                 </w:rPr>
               </m:ctrlPr>
-            </m:funcPr>
-            <m:fName>
+            </m:sSubSupPr>
+            <m:e>
               <m:r>
-                <m:rPr>
-                  <m:sty m:val="p"/>
-                </m:rPr>
+                <m:rPr/>
                 <w:rPr>
-                  <w:rFonts w:hint="default" w:ascii="Cambria Math" w:hAnsi="Cambria Math"/>
+                  <w:rFonts w:hint="default" w:ascii="Cambria Math" w:hAnsi="Cambria Math" w:eastAsia="宋体"/>
                   <w:sz w:val="18"/>
                 </w:rPr>
-                <m:t>min</m:t>
+                <m:t>x</m:t>
               </m:r>
               <m:ctrlPr>
                 <w:rPr>
-                  <w:rFonts w:ascii="Cambria Math" w:hAnsi="Cambria Math"/>
+                  <w:rFonts w:ascii="Cambria Math" w:hAnsi="Cambria Math" w:eastAsia="宋体"/>
                   <w:sz w:val="18"/>
                 </w:rPr>
               </m:ctrlPr>
-            </m:fName>
+            </m:e>
+            <m:sub>
+              <m:r>
+                <m:rPr/>
+                <w:rPr>
+                  <w:rFonts w:hint="default" w:ascii="Cambria Math" w:hAnsi="Cambria Math" w:eastAsia="宋体"/>
+                  <w:sz w:val="18"/>
+                </w:rPr>
+                <m:t>j,k</m:t>
+              </m:r>
+              <m:ctrlPr>
+                <w:rPr>
+                  <w:rFonts w:ascii="Cambria Math" w:hAnsi="Cambria Math" w:eastAsia="宋体"/>
+                  <w:sz w:val="18"/>
+                </w:rPr>
+              </m:ctrlPr>
+            </m:sub>
+            <m:sup>
+              <m:r>
+                <m:rPr/>
+                <w:rPr>
+                  <w:rFonts w:hint="default" w:ascii="Cambria Math" w:hAnsi="Cambria Math" w:eastAsia="宋体"/>
+                  <w:sz w:val="18"/>
+                </w:rPr>
+                <m:t>m</m:t>
+              </m:r>
+              <m:ctrlPr>
+                <w:rPr>
+                  <w:rFonts w:ascii="Cambria Math" w:hAnsi="Cambria Math" w:eastAsia="宋体"/>
+                  <w:sz w:val="18"/>
+                </w:rPr>
+              </m:ctrlPr>
+            </m:sup>
+          </m:sSubSup>
+          <m:r>
+            <m:rPr/>
+            <w:rPr>
+              <w:rFonts w:hint="default" w:ascii="Cambria Math" w:hAnsi="Cambria Math" w:eastAsia="宋体"/>
+              <w:sz w:val="18"/>
+            </w:rPr>
+            <m:t>=</m:t>
+          </m:r>
+          <m:d>
+            <m:dPr>
+              <m:begChr m:val="{"/>
+              <m:endChr m:val=""/>
+              <m:ctrlPr>
+                <w:rPr>
+                  <w:rFonts w:hint="default" w:ascii="Cambria Math" w:hAnsi="Cambria Math" w:eastAsia="宋体"/>
+                  <w:i/>
+                  <w:sz w:val="18"/>
+                </w:rPr>
+              </m:ctrlPr>
+            </m:dPr>
             <m:e>
+              <m:m>
+                <m:mPr>
+                  <m:mcs>
+                    <m:mc>
+                      <m:mcPr>
+                        <m:count m:val="2"/>
+                        <m:mcJc m:val="left"/>
+                      </m:mcPr>
+                    </m:mc>
+                  </m:mcs>
+                  <m:plcHide m:val="1"/>
+                  <m:ctrlPr>
+                    <w:rPr>
+                      <w:rFonts w:hint="default" w:ascii="Cambria Math" w:hAnsi="Cambria Math" w:eastAsia="宋体"/>
+                      <w:i/>
+                      <w:sz w:val="18"/>
+                    </w:rPr>
+                  </m:ctrlPr>
+                </m:mPr>
+                <m:mr>
+                  <m:e>
+                    <m:r>
+                      <m:rPr/>
+                      <w:rPr>
+                        <w:rFonts w:hint="default" w:ascii="Cambria Math" w:hAnsi="Cambria Math" w:eastAsia="宋体"/>
+                        <w:sz w:val="18"/>
+                      </w:rPr>
+                      <m:t>1,</m:t>
+                    </m:r>
+                    <m:ctrlPr>
+                      <w:rPr>
+                        <w:rFonts w:ascii="Cambria Math" w:hAnsi="Cambria Math" w:eastAsia="宋体"/>
+                        <w:sz w:val="18"/>
+                      </w:rPr>
+                    </m:ctrlPr>
+                  </m:e>
+                  <m:e>
+                    <m:r>
+                      <m:rPr>
+                        <m:sty m:val="p"/>
+                      </m:rPr>
+                      <w:rPr>
+                        <w:rFonts w:hint="default" w:ascii="Cambria Math" w:hAnsi="Cambria Math" w:eastAsia="宋体"/>
+                        <w:sz w:val="18"/>
+                      </w:rPr>
+                      <m:t xml:space="preserve">若工序 </m:t>
+                    </m:r>
+                    <m:sSub>
+                      <m:sSubPr>
+                        <m:ctrlPr>
+                          <w:rPr>
+                            <w:rFonts w:hint="default" w:ascii="Cambria Math" w:hAnsi="Cambria Math" w:eastAsia="宋体"/>
+                            <w:sz w:val="18"/>
+                          </w:rPr>
+                        </m:ctrlPr>
+                      </m:sSubPr>
+                      <m:e>
+                        <m:r>
+                          <m:rPr/>
+                          <w:rPr>
+                            <w:rFonts w:hint="default" w:ascii="Cambria Math" w:hAnsi="Cambria Math" w:eastAsia="宋体"/>
+                            <w:sz w:val="18"/>
+                          </w:rPr>
+                          <m:t>O</m:t>
+                        </m:r>
+                        <m:ctrlPr>
+                          <w:rPr>
+                            <w:rFonts w:ascii="Cambria Math" w:hAnsi="Cambria Math" w:eastAsia="宋体"/>
+                            <w:sz w:val="18"/>
+                          </w:rPr>
+                        </m:ctrlPr>
+                      </m:e>
+                      <m:sub>
+                        <m:r>
+                          <m:rPr/>
+                          <w:rPr>
+                            <w:rFonts w:hint="default" w:ascii="Cambria Math" w:hAnsi="Cambria Math" w:eastAsia="宋体"/>
+                            <w:sz w:val="18"/>
+                          </w:rPr>
+                          <m:t>j,k</m:t>
+                        </m:r>
+                        <m:ctrlPr>
+                          <w:rPr>
+                            <w:rFonts w:ascii="Cambria Math" w:hAnsi="Cambria Math" w:eastAsia="宋体"/>
+                            <w:sz w:val="18"/>
+                          </w:rPr>
+                        </m:ctrlPr>
+                      </m:sub>
+                    </m:sSub>
+                    <m:r>
+                      <m:rPr>
+                        <m:sty m:val="p"/>
+                      </m:rPr>
+                      <w:rPr>
+                        <w:rFonts w:hint="default" w:ascii="Cambria Math" w:hAnsi="Cambria Math" w:eastAsia="宋体"/>
+                        <w:sz w:val="18"/>
+                      </w:rPr>
+                      <m:t xml:space="preserve"> 在机器 </m:t>
+                    </m:r>
+                    <m:r>
+                      <m:rPr/>
+                      <w:rPr>
+                        <w:rFonts w:hint="default" w:ascii="Cambria Math" w:hAnsi="Cambria Math" w:eastAsia="宋体"/>
+                        <w:sz w:val="18"/>
+                      </w:rPr>
+                      <m:t>m</m:t>
+                    </m:r>
+                    <m:r>
+                      <m:rPr>
+                        <m:sty m:val="p"/>
+                      </m:rPr>
+                      <w:rPr>
+                        <w:rFonts w:hint="default" w:ascii="Cambria Math" w:hAnsi="Cambria Math" w:eastAsia="宋体"/>
+                        <w:sz w:val="18"/>
+                      </w:rPr>
+                      <m:t xml:space="preserve"> 上加工</m:t>
+                    </m:r>
+                    <m:ctrlPr>
+                      <w:rPr>
+                        <w:rFonts w:hint="default" w:ascii="Cambria Math" w:hAnsi="Cambria Math" w:eastAsia="宋体"/>
+                        <w:sz w:val="18"/>
+                      </w:rPr>
+                    </m:ctrlPr>
+                  </m:e>
+                </m:mr>
+                <m:mr>
+                  <m:e>
+                    <m:r>
+                      <m:rPr/>
+                      <w:rPr>
+                        <w:rFonts w:hint="default" w:ascii="Cambria Math" w:hAnsi="Cambria Math" w:eastAsia="宋体"/>
+                        <w:sz w:val="18"/>
+                      </w:rPr>
+                      <m:t>0,</m:t>
+                    </m:r>
+                    <m:ctrlPr>
+                      <w:rPr>
+                        <w:rFonts w:hint="default" w:ascii="Cambria Math" w:hAnsi="Cambria Math" w:eastAsia="宋体"/>
+                        <w:sz w:val="18"/>
+                      </w:rPr>
+                    </m:ctrlPr>
+                  </m:e>
+                  <m:e>
+                    <m:r>
+                      <m:rPr>
+                        <m:sty m:val="p"/>
+                      </m:rPr>
+                      <w:rPr>
+                        <w:rFonts w:hint="eastAsia" w:ascii="Cambria Math" w:hAnsi="Cambria Math"/>
+                        <w:sz w:val="18"/>
+                        <w:lang w:val="en-US" w:eastAsia="zh-CN"/>
+                      </w:rPr>
+                      <m:t>e</m:t>
+                    </m:r>
+                    <m:r>
+                      <m:rPr>
+                        <m:sty m:val="p"/>
+                      </m:rPr>
+                      <w:rPr>
+                        <w:rFonts w:hint="default" w:ascii="Cambria Math" w:hAnsi="Cambria Math"/>
+                        <w:sz w:val="18"/>
+                        <w:lang w:val="en-US" w:eastAsia="zh-CN"/>
+                      </w:rPr>
+                      <m:t>lse</m:t>
+                    </m:r>
+                    <m:ctrlPr>
+                      <w:rPr>
+                        <w:rFonts w:hint="default" w:ascii="Cambria Math" w:hAnsi="Cambria Math" w:eastAsia="宋体"/>
+                        <w:sz w:val="18"/>
+                      </w:rPr>
+                    </m:ctrlPr>
+                  </m:e>
+                </m:mr>
+              </m:m>
+              <m:ctrlPr>
+                <w:rPr>
+                  <w:rFonts w:hint="default" w:ascii="Cambria Math" w:hAnsi="Cambria Math" w:eastAsia="宋体"/>
+                  <w:i/>
+                  <w:sz w:val="18"/>
+                </w:rPr>
+              </m:ctrlPr>
+            </m:e>
+          </m:d>
+        </m:oMath>
+      </m:oMathPara>
+    </w:p>
+    <w:p>
+      <w:pPr>
+        <w:pStyle w:val="16"/>
+        <w:keepNext w:val="0"/>
+        <w:keepLines w:val="0"/>
+        <w:widowControl/>
+        <w:suppressLineNumbers w:val="0"/>
+        <w:rPr>
+          <w:rFonts w:hint="eastAsia" w:ascii="Times New Roman" w:hAnsi="Times New Roman" w:eastAsia="宋体" w:cs="Times New Roman"/>
+          <w:color w:val="auto"/>
+          <w:kern w:val="2"/>
+          <w:sz w:val="18"/>
+          <w:lang w:val="en-US" w:eastAsia="zh-CN" w:bidi="ar-SA"/>
+        </w:rPr>
+      </w:pPr>
+      <w:r>
+        <w:rPr>
+          <w:rFonts w:hint="eastAsia" w:ascii="Times New Roman" w:hAnsi="Times New Roman" w:eastAsia="宋体" w:cs="Times New Roman"/>
+          <w:color w:val="auto"/>
+          <w:kern w:val="2"/>
+          <w:sz w:val="18"/>
+          <w:lang w:val="en-US" w:eastAsia="zh-CN" w:bidi="ar-SA"/>
+        </w:rPr>
+        <w:t>同时，定义工序的开始时间与完成时间分别为</w:t>
+      </w:r>
+      <m:oMath>
+        <m:sSub>
+          <m:sSubPr>
+            <m:ctrlPr>
+              <w:rPr>
+                <w:rFonts w:hint="default" w:ascii="Cambria Math" w:hAnsi="Cambria Math" w:eastAsia="宋体"/>
+                <w:sz w:val="18"/>
+              </w:rPr>
+            </m:ctrlPr>
+          </m:sSubPr>
+          <m:e>
+            <m:r>
+              <m:rPr/>
+              <w:rPr>
+                <w:rFonts w:hint="default" w:ascii="Cambria Math" w:hAnsi="Cambria Math" w:eastAsia="宋体"/>
+                <w:sz w:val="18"/>
+              </w:rPr>
+              <m:t>S</m:t>
+            </m:r>
+            <m:ctrlPr>
+              <w:rPr>
+                <w:rFonts w:ascii="Cambria Math" w:hAnsi="Cambria Math" w:eastAsia="宋体"/>
+                <w:sz w:val="18"/>
+              </w:rPr>
+            </m:ctrlPr>
+          </m:e>
+          <m:sub>
+            <m:r>
+              <m:rPr/>
+              <w:rPr>
+                <w:rFonts w:hint="default" w:ascii="Cambria Math" w:hAnsi="Cambria Math" w:eastAsia="宋体"/>
+                <w:sz w:val="18"/>
+              </w:rPr>
+              <m:t>j,k</m:t>
+            </m:r>
+            <m:ctrlPr>
+              <w:rPr>
+                <w:rFonts w:ascii="Cambria Math" w:hAnsi="Cambria Math" w:eastAsia="宋体"/>
+                <w:sz w:val="18"/>
+              </w:rPr>
+            </m:ctrlPr>
+          </m:sub>
+        </m:sSub>
+        <m:r>
+          <m:rPr/>
+          <w:rPr>
+            <w:rFonts w:hint="default" w:ascii="Cambria Math" w:hAnsi="Cambria Math" w:eastAsia="宋体"/>
+            <w:sz w:val="18"/>
+          </w:rPr>
+          <m:t>k</m:t>
+        </m:r>
+      </m:oMath>
+      <w:r>
+        <w:rPr>
+          <w:rFonts w:hint="eastAsia" w:ascii="Times New Roman" w:hAnsi="Times New Roman" w:eastAsia="宋体" w:cs="Times New Roman"/>
+          <w:color w:val="auto"/>
+          <w:kern w:val="2"/>
+          <w:sz w:val="18"/>
+          <w:lang w:val="en-US" w:eastAsia="zh-CN" w:bidi="ar-SA"/>
+        </w:rPr>
+        <w:t>和</w:t>
+      </w:r>
+      <m:oMath>
+        <m:sSub>
+          <m:sSubPr>
+            <m:ctrlPr>
+              <w:rPr>
+                <w:rFonts w:hint="default" w:ascii="Cambria Math" w:hAnsi="Cambria Math" w:eastAsia="宋体"/>
+                <w:sz w:val="18"/>
+              </w:rPr>
+            </m:ctrlPr>
+          </m:sSubPr>
+          <m:e>
+            <m:r>
+              <m:rPr/>
+              <w:rPr>
+                <w:rFonts w:hint="default" w:ascii="Cambria Math" w:hAnsi="Cambria Math" w:eastAsia="宋体"/>
+                <w:sz w:val="18"/>
+              </w:rPr>
+              <m:t>C</m:t>
+            </m:r>
+            <m:ctrlPr>
+              <w:rPr>
+                <w:rFonts w:ascii="Cambria Math" w:hAnsi="Cambria Math" w:eastAsia="宋体"/>
+                <w:sz w:val="18"/>
+              </w:rPr>
+            </m:ctrlPr>
+          </m:e>
+          <m:sub>
+            <m:r>
+              <m:rPr/>
+              <w:rPr>
+                <w:rFonts w:hint="default" w:ascii="Cambria Math" w:hAnsi="Cambria Math" w:eastAsia="宋体"/>
+                <w:sz w:val="18"/>
+              </w:rPr>
+              <m:t>j,k</m:t>
+            </m:r>
+            <m:ctrlPr>
+              <w:rPr>
+                <w:rFonts w:ascii="Cambria Math" w:hAnsi="Cambria Math" w:eastAsia="宋体"/>
+                <w:sz w:val="18"/>
+              </w:rPr>
+            </m:ctrlPr>
+          </m:sub>
+        </m:sSub>
+      </m:oMath>
+      <w:r>
+        <w:rPr>
+          <w:rFonts w:hint="eastAsia" w:ascii="Times New Roman" w:hAnsi="Times New Roman" w:eastAsia="宋体" w:cs="Times New Roman"/>
+          <w:color w:val="auto"/>
+          <w:kern w:val="2"/>
+          <w:sz w:val="18"/>
+          <w:lang w:val="en-US" w:eastAsia="zh-CN" w:bidi="ar-SA"/>
+        </w:rPr>
+        <w:t>，则有</w:t>
+      </w:r>
+    </w:p>
+    <w:p>
+      <w:pPr>
+        <w:pStyle w:val="16"/>
+        <w:keepNext w:val="0"/>
+        <w:keepLines w:val="0"/>
+        <w:widowControl/>
+        <w:suppressLineNumbers w:val="0"/>
+        <w:rPr>
+          <w:rFonts w:hint="eastAsia" w:ascii="Times New Roman" w:hAnsi="Times New Roman" w:eastAsia="宋体" w:cs="Times New Roman"/>
+          <w:color w:val="auto"/>
+          <w:kern w:val="2"/>
+          <w:sz w:val="18"/>
+          <w:lang w:val="en-US" w:eastAsia="zh-CN" w:bidi="ar-SA"/>
+        </w:rPr>
+      </w:pPr>
+      <m:oMathPara>
+        <m:oMath>
+          <m:sSub>
+            <m:sSubPr>
+              <m:ctrlPr>
+                <w:rPr>
+                  <w:rFonts w:hint="default" w:ascii="Cambria Math" w:hAnsi="Cambria Math" w:eastAsia="宋体"/>
+                  <w:sz w:val="18"/>
+                </w:rPr>
+              </m:ctrlPr>
+            </m:sSubPr>
+            <m:e>
+              <m:r>
+                <m:rPr/>
+                <w:rPr>
+                  <w:rFonts w:hint="default" w:ascii="Cambria Math" w:hAnsi="Cambria Math" w:eastAsia="宋体"/>
+                  <w:sz w:val="18"/>
+                </w:rPr>
+                <m:t>C</m:t>
+              </m:r>
+              <m:ctrlPr>
+                <w:rPr>
+                  <w:rFonts w:ascii="Cambria Math" w:hAnsi="Cambria Math" w:eastAsia="宋体"/>
+                  <w:sz w:val="18"/>
+                </w:rPr>
+              </m:ctrlPr>
+            </m:e>
+            <m:sub>
+              <m:r>
+                <m:rPr/>
+                <w:rPr>
+                  <w:rFonts w:hint="default" w:ascii="Cambria Math" w:hAnsi="Cambria Math" w:eastAsia="宋体"/>
+                  <w:sz w:val="18"/>
+                </w:rPr>
+                <m:t>j,k</m:t>
+              </m:r>
+              <m:ctrlPr>
+                <w:rPr>
+                  <w:rFonts w:ascii="Cambria Math" w:hAnsi="Cambria Math" w:eastAsia="宋体"/>
+                  <w:sz w:val="18"/>
+                </w:rPr>
+              </m:ctrlPr>
+            </m:sub>
+          </m:sSub>
+          <m:r>
+            <m:rPr/>
+            <w:rPr>
+              <w:rFonts w:hint="default" w:ascii="Cambria Math" w:hAnsi="Cambria Math" w:eastAsia="宋体"/>
+              <w:sz w:val="18"/>
+            </w:rPr>
+            <m:t>=</m:t>
+          </m:r>
+          <m:sSub>
+            <m:sSubPr>
+              <m:ctrlPr>
+                <w:rPr>
+                  <w:rFonts w:hint="default" w:ascii="Cambria Math" w:hAnsi="Cambria Math" w:eastAsia="宋体"/>
+                  <w:sz w:val="18"/>
+                </w:rPr>
+              </m:ctrlPr>
+            </m:sSubPr>
+            <m:e>
+              <m:r>
+                <m:rPr/>
+                <w:rPr>
+                  <w:rFonts w:hint="default" w:ascii="Cambria Math" w:hAnsi="Cambria Math" w:eastAsia="宋体"/>
+                  <w:sz w:val="18"/>
+                </w:rPr>
+                <m:t>S</m:t>
+              </m:r>
+              <m:ctrlPr>
+                <w:rPr>
+                  <w:rFonts w:ascii="Cambria Math" w:hAnsi="Cambria Math" w:eastAsia="宋体"/>
+                  <w:sz w:val="18"/>
+                </w:rPr>
+              </m:ctrlPr>
+            </m:e>
+            <m:sub>
+              <m:r>
+                <m:rPr/>
+                <w:rPr>
+                  <w:rFonts w:hint="default" w:ascii="Cambria Math" w:hAnsi="Cambria Math" w:eastAsia="宋体"/>
+                  <w:sz w:val="18"/>
+                </w:rPr>
+                <m:t>j,k</m:t>
+              </m:r>
+              <m:ctrlPr>
+                <w:rPr>
+                  <w:rFonts w:ascii="Cambria Math" w:hAnsi="Cambria Math" w:eastAsia="宋体"/>
+                  <w:sz w:val="18"/>
+                </w:rPr>
+              </m:ctrlPr>
+            </m:sub>
+          </m:sSub>
+          <m:r>
+            <m:rPr/>
+            <w:rPr>
+              <w:rFonts w:hint="default" w:ascii="Cambria Math" w:hAnsi="Cambria Math" w:eastAsia="宋体"/>
+              <w:sz w:val="18"/>
+            </w:rPr>
+            <m:t>+</m:t>
+          </m:r>
+          <m:nary>
+            <m:naryPr>
+              <m:chr m:val="∑"/>
+              <m:limLoc m:val="undOvr"/>
+              <m:supHide m:val="1"/>
+              <m:ctrlPr>
+                <w:rPr>
+                  <w:rFonts w:hint="default" w:ascii="Cambria Math" w:hAnsi="Cambria Math" w:eastAsia="宋体"/>
+                  <w:i/>
+                  <w:sz w:val="18"/>
+                </w:rPr>
+              </m:ctrlPr>
+            </m:naryPr>
+            <m:sub>
+              <m:r>
+                <m:rPr/>
+                <w:rPr>
+                  <w:rFonts w:hint="default" w:ascii="Cambria Math" w:hAnsi="Cambria Math" w:eastAsia="宋体"/>
+                  <w:sz w:val="18"/>
+                </w:rPr>
+                <m:t>m∈</m:t>
+              </m:r>
               <m:sSub>
                 <m:sSubPr>
                   <m:ctrlPr>
                     <w:rPr>
-                      <w:rFonts w:hint="default" w:ascii="Cambria Math" w:hAnsi="Cambria Math"/>
+                      <w:rFonts w:hint="default" w:ascii="Cambria Math" w:hAnsi="Cambria Math" w:eastAsia="宋体"/>
                       <w:sz w:val="18"/>
                     </w:rPr>
                   </m:ctrlPr>
@@ -1039,32 +2150,30 @@
                   <m:r>
                     <m:rPr/>
                     <w:rPr>
-                      <w:rFonts w:hint="default" w:ascii="Cambria Math" w:hAnsi="Cambria Math"/>
+                      <w:rFonts w:hint="default" w:ascii="Cambria Math" w:hAnsi="Cambria Math" w:eastAsia="宋体"/>
                       <w:sz w:val="18"/>
                     </w:rPr>
-                    <m:t>C</m:t>
+                    <m:t>M</m:t>
                   </m:r>
                   <m:ctrlPr>
                     <w:rPr>
-                      <w:rFonts w:ascii="Cambria Math" w:hAnsi="Cambria Math"/>
+                      <w:rFonts w:ascii="Cambria Math" w:hAnsi="Cambria Math" w:eastAsia="宋体"/>
                       <w:sz w:val="18"/>
                     </w:rPr>
                   </m:ctrlPr>
                 </m:e>
                 <m:sub>
                   <m:r>
-                    <m:rPr>
-                      <m:sty m:val="p"/>
-                    </m:rPr>
+                    <m:rPr/>
                     <w:rPr>
-                      <w:rFonts w:hint="default" w:ascii="Cambria Math" w:hAnsi="Cambria Math"/>
+                      <w:rFonts w:hint="default" w:ascii="Cambria Math" w:hAnsi="Cambria Math" w:eastAsia="宋体"/>
                       <w:sz w:val="18"/>
                     </w:rPr>
-                    <m:t>max</m:t>
+                    <m:t>j,k</m:t>
                   </m:r>
                   <m:ctrlPr>
                     <w:rPr>
-                      <w:rFonts w:ascii="Cambria Math" w:hAnsi="Cambria Math"/>
+                      <w:rFonts w:ascii="Cambria Math" w:hAnsi="Cambria Math" w:eastAsia="宋体"/>
                       <w:sz w:val="18"/>
                     </w:rPr>
                   </m:ctrlPr>
@@ -1072,87 +2181,761 @@
               </m:sSub>
               <m:ctrlPr>
                 <w:rPr>
-                  <w:rFonts w:hint="default" w:ascii="Cambria Math" w:hAnsi="Cambria Math"/>
+                  <w:rFonts w:hint="default" w:ascii="Cambria Math" w:hAnsi="Cambria Math" w:eastAsia="宋体"/>
+                  <w:sz w:val="18"/>
+                </w:rPr>
+              </m:ctrlPr>
+            </m:sub>
+            <m:sup>
+              <m:ctrlPr>
+                <w:rPr>
+                  <w:rFonts w:hint="default" w:ascii="Cambria Math" w:hAnsi="Cambria Math" w:eastAsia="宋体"/>
+                  <w:sz w:val="18"/>
+                </w:rPr>
+              </m:ctrlPr>
+            </m:sup>
+            <m:e>
+              <m:sSubSup>
+                <m:sSubSupPr>
+                  <m:ctrlPr>
+                    <w:rPr>
+                      <w:rFonts w:hint="default" w:ascii="Cambria Math" w:hAnsi="Cambria Math" w:eastAsia="宋体"/>
+                      <w:sz w:val="18"/>
+                    </w:rPr>
+                  </m:ctrlPr>
+                </m:sSubSupPr>
+                <m:e>
+                  <m:r>
+                    <m:rPr/>
+                    <w:rPr>
+                      <w:rFonts w:hint="default" w:ascii="Cambria Math" w:hAnsi="Cambria Math" w:eastAsia="宋体"/>
+                      <w:sz w:val="18"/>
+                    </w:rPr>
+                    <m:t>x</m:t>
+                  </m:r>
+                  <m:ctrlPr>
+                    <w:rPr>
+                      <w:rFonts w:ascii="Cambria Math" w:hAnsi="Cambria Math" w:eastAsia="宋体"/>
+                      <w:sz w:val="18"/>
+                    </w:rPr>
+                  </m:ctrlPr>
+                </m:e>
+                <m:sub>
+                  <m:r>
+                    <m:rPr/>
+                    <w:rPr>
+                      <w:rFonts w:hint="default" w:ascii="Cambria Math" w:hAnsi="Cambria Math" w:eastAsia="宋体"/>
+                      <w:sz w:val="18"/>
+                    </w:rPr>
+                    <m:t>j,k</m:t>
+                  </m:r>
+                  <m:ctrlPr>
+                    <w:rPr>
+                      <w:rFonts w:ascii="Cambria Math" w:hAnsi="Cambria Math" w:eastAsia="宋体"/>
+                      <w:sz w:val="18"/>
+                    </w:rPr>
+                  </m:ctrlPr>
+                </m:sub>
+                <m:sup>
+                  <m:r>
+                    <m:rPr/>
+                    <w:rPr>
+                      <w:rFonts w:hint="default" w:ascii="Cambria Math" w:hAnsi="Cambria Math" w:eastAsia="宋体"/>
+                      <w:sz w:val="18"/>
+                    </w:rPr>
+                    <m:t>m</m:t>
+                  </m:r>
+                  <m:ctrlPr>
+                    <w:rPr>
+                      <w:rFonts w:ascii="Cambria Math" w:hAnsi="Cambria Math" w:eastAsia="宋体"/>
+                      <w:sz w:val="18"/>
+                    </w:rPr>
+                  </m:ctrlPr>
+                </m:sup>
+              </m:sSubSup>
+              <m:ctrlPr>
+                <w:rPr>
+                  <w:rFonts w:hint="default" w:ascii="Cambria Math" w:hAnsi="Cambria Math" w:eastAsia="宋体"/>
                   <w:sz w:val="18"/>
                 </w:rPr>
               </m:ctrlPr>
             </m:e>
-          </m:func>
+          </m:nary>
           <m:r>
             <m:rPr/>
             <w:rPr>
-              <w:rFonts w:hint="default" w:ascii="Cambria Math" w:hAnsi="Cambria Math"/>
+              <w:rFonts w:hint="default" w:ascii="Cambria Math" w:hAnsi="Cambria Math" w:eastAsia="宋体"/>
               <w:sz w:val="18"/>
             </w:rPr>
-            <m:t>=</m:t>
+            <m:t>⋅</m:t>
           </m:r>
-          <m:func>
-            <m:funcPr>
+          <m:sSubSup>
+            <m:sSubSupPr>
               <m:ctrlPr>
                 <w:rPr>
-                  <w:rFonts w:hint="default" w:ascii="Cambria Math" w:hAnsi="Cambria Math"/>
+                  <w:rFonts w:hint="default" w:ascii="Cambria Math" w:hAnsi="Cambria Math" w:eastAsia="宋体"/>
                   <w:sz w:val="18"/>
                 </w:rPr>
               </m:ctrlPr>
-            </m:funcPr>
-            <m:fName>
-              <m:limLow>
-                <m:limLowPr>
-                  <m:ctrlPr>
-                    <w:rPr>
-                      <w:rFonts w:hint="default" w:ascii="Cambria Math" w:hAnsi="Cambria Math"/>
-                      <w:sz w:val="18"/>
-                    </w:rPr>
-                  </m:ctrlPr>
-                </m:limLowPr>
-                <m:e>
-                  <m:r>
-                    <m:rPr>
-                      <m:sty m:val="p"/>
-                    </m:rPr>
-                    <w:rPr>
-                      <w:rFonts w:hint="default" w:ascii="Cambria Math" w:hAnsi="Cambria Math"/>
-                      <w:sz w:val="18"/>
-                    </w:rPr>
-                    <m:t>max</m:t>
-                  </m:r>
-                  <m:ctrlPr>
-                    <w:rPr>
-                      <w:rFonts w:ascii="Cambria Math" w:hAnsi="Cambria Math"/>
-                      <w:sz w:val="18"/>
-                    </w:rPr>
-                  </m:ctrlPr>
-                </m:e>
-                <m:lim>
-                  <m:r>
-                    <m:rPr/>
-                    <w:rPr>
-                      <w:rFonts w:hint="default" w:ascii="Cambria Math" w:hAnsi="Cambria Math"/>
-                      <w:sz w:val="18"/>
-                    </w:rPr>
-                    <m:t>j</m:t>
-                  </m:r>
-                  <m:ctrlPr>
-                    <w:rPr>
-                      <w:rFonts w:ascii="Cambria Math" w:hAnsi="Cambria Math"/>
-                      <w:sz w:val="18"/>
-                    </w:rPr>
-                  </m:ctrlPr>
-                </m:lim>
-              </m:limLow>
+            </m:sSubSupPr>
+            <m:e>
+              <m:r>
+                <m:rPr/>
+                <w:rPr>
+                  <w:rFonts w:hint="default" w:ascii="Cambria Math" w:hAnsi="Cambria Math" w:eastAsia="宋体"/>
+                  <w:sz w:val="18"/>
+                </w:rPr>
+                <m:t>p</m:t>
+              </m:r>
               <m:ctrlPr>
                 <w:rPr>
-                  <w:rFonts w:hint="default" w:ascii="Cambria Math" w:hAnsi="Cambria Math"/>
+                  <w:rFonts w:hint="default" w:ascii="Cambria Math" w:hAnsi="Cambria Math" w:eastAsia="宋体"/>
                   <w:sz w:val="18"/>
                 </w:rPr>
               </m:ctrlPr>
-            </m:fName>
+            </m:e>
+            <m:sub>
+              <m:r>
+                <m:rPr/>
+                <w:rPr>
+                  <w:rFonts w:hint="default" w:ascii="Cambria Math" w:hAnsi="Cambria Math" w:eastAsia="宋体"/>
+                  <w:sz w:val="18"/>
+                </w:rPr>
+                <m:t>j,k</m:t>
+              </m:r>
+              <m:ctrlPr>
+                <w:rPr>
+                  <w:rFonts w:hint="default" w:ascii="Cambria Math" w:hAnsi="Cambria Math" w:eastAsia="宋体"/>
+                  <w:sz w:val="18"/>
+                </w:rPr>
+              </m:ctrlPr>
+            </m:sub>
+            <m:sup>
+              <m:r>
+                <m:rPr/>
+                <w:rPr>
+                  <w:rFonts w:hint="default" w:ascii="Cambria Math" w:hAnsi="Cambria Math" w:eastAsia="宋体"/>
+                  <w:sz w:val="18"/>
+                </w:rPr>
+                <m:t>m</m:t>
+              </m:r>
+              <m:ctrlPr>
+                <w:rPr>
+                  <w:rFonts w:hint="default" w:ascii="Cambria Math" w:hAnsi="Cambria Math" w:eastAsia="宋体"/>
+                  <w:sz w:val="18"/>
+                </w:rPr>
+              </m:ctrlPr>
+            </m:sup>
+          </m:sSubSup>
+        </m:oMath>
+      </m:oMathPara>
+    </w:p>
+    <w:p>
+      <w:pPr>
+        <w:pStyle w:val="16"/>
+        <w:keepNext w:val="0"/>
+        <w:keepLines w:val="0"/>
+        <w:widowControl/>
+        <w:suppressLineNumbers w:val="0"/>
+        <w:rPr>
+          <w:rFonts w:hint="eastAsia" w:ascii="Times New Roman" w:hAnsi="Times New Roman" w:eastAsia="宋体" w:cs="Times New Roman"/>
+          <w:color w:val="auto"/>
+          <w:kern w:val="2"/>
+          <w:sz w:val="18"/>
+          <w:lang w:val="en-US" w:eastAsia="zh-CN" w:bidi="ar-SA"/>
+        </w:rPr>
+      </w:pPr>
+      <w:r>
+        <w:rPr>
+          <w:rFonts w:hint="eastAsia" w:ascii="Times New Roman" w:hAnsi="Times New Roman" w:eastAsia="宋体" w:cs="Times New Roman"/>
+          <w:color w:val="auto"/>
+          <w:kern w:val="2"/>
+          <w:sz w:val="18"/>
+          <w:lang w:val="en-US" w:eastAsia="zh-CN" w:bidi="ar-SA"/>
+        </w:rPr>
+        <w:t>该问题需要满足以下约束条件：</w:t>
+      </w:r>
+    </w:p>
+    <w:p>
+      <w:pPr>
+        <w:pStyle w:val="16"/>
+        <w:keepNext w:val="0"/>
+        <w:keepLines w:val="0"/>
+        <w:widowControl/>
+        <w:suppressLineNumbers w:val="0"/>
+        <w:rPr>
+          <w:rFonts w:hint="eastAsia" w:ascii="Times New Roman" w:hAnsi="Times New Roman" w:eastAsia="宋体" w:cs="Times New Roman"/>
+          <w:color w:val="auto"/>
+          <w:kern w:val="2"/>
+          <w:sz w:val="18"/>
+          <w:lang w:val="en-US" w:eastAsia="zh-CN" w:bidi="ar-SA"/>
+        </w:rPr>
+      </w:pPr>
+      <w:r>
+        <w:rPr>
+          <w:rFonts w:hint="eastAsia" w:ascii="Times New Roman" w:hAnsi="Times New Roman" w:eastAsia="宋体" w:cs="Times New Roman"/>
+          <w:color w:val="auto"/>
+          <w:kern w:val="2"/>
+          <w:sz w:val="18"/>
+          <w:lang w:val="en-US" w:eastAsia="zh-CN" w:bidi="ar-SA"/>
+        </w:rPr>
+        <w:t>首先是工序优先约束，即同一工件的工序必须按照既定顺序执行：</w:t>
+      </w:r>
+    </w:p>
+    <w:p>
+      <w:pPr>
+        <w:pStyle w:val="16"/>
+        <w:keepNext w:val="0"/>
+        <w:keepLines w:val="0"/>
+        <w:widowControl/>
+        <w:suppressLineNumbers w:val="0"/>
+        <w:rPr>
+          <w:rFonts w:hint="eastAsia" w:ascii="Times New Roman" w:hAnsi="Times New Roman" w:eastAsia="宋体" w:cs="Times New Roman"/>
+          <w:color w:val="auto"/>
+          <w:kern w:val="2"/>
+          <w:sz w:val="18"/>
+          <w:lang w:val="en-US" w:eastAsia="zh-CN" w:bidi="ar-SA"/>
+        </w:rPr>
+      </w:pPr>
+      <m:oMathPara>
+        <m:oMath>
+          <m:sSub>
+            <m:sSubPr>
+              <m:ctrlPr>
+                <w:rPr>
+                  <w:rFonts w:hint="default" w:ascii="Cambria Math" w:hAnsi="Cambria Math" w:eastAsia="宋体"/>
+                  <w:sz w:val="18"/>
+                </w:rPr>
+              </m:ctrlPr>
+            </m:sSubPr>
             <m:e>
+              <m:r>
+                <m:rPr/>
+                <w:rPr>
+                  <w:rFonts w:hint="default" w:ascii="Cambria Math" w:hAnsi="Cambria Math" w:eastAsia="宋体"/>
+                  <w:sz w:val="18"/>
+                </w:rPr>
+                <m:t>S</m:t>
+              </m:r>
+              <m:ctrlPr>
+                <w:rPr>
+                  <w:rFonts w:ascii="Cambria Math" w:hAnsi="Cambria Math" w:eastAsia="宋体"/>
+                  <w:sz w:val="18"/>
+                </w:rPr>
+              </m:ctrlPr>
+            </m:e>
+            <m:sub>
+              <m:r>
+                <m:rPr/>
+                <w:rPr>
+                  <w:rFonts w:hint="default" w:ascii="Cambria Math" w:hAnsi="Cambria Math" w:eastAsia="宋体"/>
+                  <w:sz w:val="18"/>
+                </w:rPr>
+                <m:t>j,k+1</m:t>
+              </m:r>
+              <m:ctrlPr>
+                <w:rPr>
+                  <w:rFonts w:ascii="Cambria Math" w:hAnsi="Cambria Math" w:eastAsia="宋体"/>
+                  <w:sz w:val="18"/>
+                </w:rPr>
+              </m:ctrlPr>
+            </m:sub>
+          </m:sSub>
+          <m:r>
+            <m:rPr/>
+            <w:rPr>
+              <w:rFonts w:hint="default" w:ascii="Cambria Math" w:hAnsi="Cambria Math" w:eastAsia="宋体"/>
+              <w:sz w:val="18"/>
+            </w:rPr>
+            <m:t>≥</m:t>
+          </m:r>
+          <m:sSub>
+            <m:sSubPr>
+              <m:ctrlPr>
+                <w:rPr>
+                  <w:rFonts w:hint="default" w:ascii="Cambria Math" w:hAnsi="Cambria Math" w:eastAsia="宋体"/>
+                  <w:sz w:val="18"/>
+                </w:rPr>
+              </m:ctrlPr>
+            </m:sSubPr>
+            <m:e>
+              <m:r>
+                <m:rPr/>
+                <w:rPr>
+                  <w:rFonts w:hint="default" w:ascii="Cambria Math" w:hAnsi="Cambria Math" w:eastAsia="宋体"/>
+                  <w:sz w:val="18"/>
+                </w:rPr>
+                <m:t>C</m:t>
+              </m:r>
+              <m:ctrlPr>
+                <w:rPr>
+                  <w:rFonts w:ascii="Cambria Math" w:hAnsi="Cambria Math" w:eastAsia="宋体"/>
+                  <w:sz w:val="18"/>
+                </w:rPr>
+              </m:ctrlPr>
+            </m:e>
+            <m:sub>
+              <m:r>
+                <m:rPr/>
+                <w:rPr>
+                  <w:rFonts w:hint="default" w:ascii="Cambria Math" w:hAnsi="Cambria Math" w:eastAsia="宋体"/>
+                  <w:sz w:val="18"/>
+                </w:rPr>
+                <m:t>j,k</m:t>
+              </m:r>
+              <m:ctrlPr>
+                <w:rPr>
+                  <w:rFonts w:ascii="Cambria Math" w:hAnsi="Cambria Math" w:eastAsia="宋体"/>
+                  <w:sz w:val="18"/>
+                </w:rPr>
+              </m:ctrlPr>
+            </m:sub>
+          </m:sSub>
+          <m:r>
+            <m:rPr/>
+            <w:rPr>
+              <w:rFonts w:hint="default" w:ascii="Cambria Math" w:hAnsi="Cambria Math" w:eastAsia="宋体"/>
+              <w:sz w:val="18"/>
+            </w:rPr>
+            <m:t>, ∀j,k</m:t>
+          </m:r>
+        </m:oMath>
+      </m:oMathPara>
+    </w:p>
+    <w:p>
+      <w:pPr>
+        <w:pStyle w:val="16"/>
+        <w:keepNext w:val="0"/>
+        <w:keepLines w:val="0"/>
+        <w:widowControl/>
+        <w:suppressLineNumbers w:val="0"/>
+        <w:rPr>
+          <w:rFonts w:hint="eastAsia" w:ascii="Times New Roman" w:hAnsi="Times New Roman" w:eastAsia="宋体" w:cs="Times New Roman"/>
+          <w:color w:val="auto"/>
+          <w:kern w:val="2"/>
+          <w:sz w:val="18"/>
+          <w:lang w:val="en-US" w:eastAsia="zh-CN" w:bidi="ar-SA"/>
+        </w:rPr>
+      </w:pPr>
+      <w:r>
+        <w:rPr>
+          <w:rFonts w:hint="eastAsia" w:ascii="Times New Roman" w:hAnsi="Times New Roman" w:eastAsia="宋体" w:cs="Times New Roman"/>
+          <w:color w:val="auto"/>
+          <w:kern w:val="2"/>
+          <w:sz w:val="18"/>
+          <w:lang w:val="en-US" w:eastAsia="zh-CN" w:bidi="ar-SA"/>
+        </w:rPr>
+        <w:t xml:space="preserve">其次是机器资源约束，即任意时刻每台机器至多加工一道工序。对于任意在同一机器上加工的两道不同工序 </w:t>
+      </w:r>
+      <m:oMath>
+        <m:sSub>
+          <m:sSubPr>
+            <m:ctrlPr>
+              <w:rPr>
+                <w:rFonts w:hint="default" w:ascii="Cambria Math" w:hAnsi="Cambria Math" w:eastAsia="宋体"/>
+                <w:sz w:val="18"/>
+              </w:rPr>
+            </m:ctrlPr>
+          </m:sSubPr>
+          <m:e>
+            <m:r>
+              <m:rPr/>
+              <w:rPr>
+                <w:rFonts w:hint="default" w:ascii="Cambria Math" w:hAnsi="Cambria Math" w:eastAsia="宋体"/>
+                <w:sz w:val="18"/>
+              </w:rPr>
+              <m:t>O</m:t>
+            </m:r>
+            <m:ctrlPr>
+              <w:rPr>
+                <w:rFonts w:ascii="Cambria Math" w:hAnsi="Cambria Math" w:eastAsia="宋体"/>
+                <w:sz w:val="18"/>
+              </w:rPr>
+            </m:ctrlPr>
+          </m:e>
+          <m:sub>
+            <m:r>
+              <m:rPr/>
+              <w:rPr>
+                <w:rFonts w:hint="default" w:ascii="Cambria Math" w:hAnsi="Cambria Math" w:eastAsia="宋体"/>
+                <w:sz w:val="18"/>
+              </w:rPr>
+              <m:t>j,k</m:t>
+            </m:r>
+            <m:ctrlPr>
+              <w:rPr>
+                <w:rFonts w:ascii="Cambria Math" w:hAnsi="Cambria Math" w:eastAsia="宋体"/>
+                <w:sz w:val="18"/>
+              </w:rPr>
+            </m:ctrlPr>
+          </m:sub>
+        </m:sSub>
+      </m:oMath>
+      <w:r>
+        <w:rPr>
+          <w:rFonts w:hint="eastAsia" w:ascii="Times New Roman" w:hAnsi="Times New Roman" w:eastAsia="宋体" w:cs="Times New Roman"/>
+          <w:color w:val="auto"/>
+          <w:kern w:val="2"/>
+          <w:sz w:val="18"/>
+          <w:lang w:val="en-US" w:eastAsia="zh-CN" w:bidi="ar-SA"/>
+        </w:rPr>
+        <w:t>和</w:t>
+      </w:r>
+      <m:oMath>
+        <m:sSub>
+          <m:sSubPr>
+            <m:ctrlPr>
+              <w:rPr>
+                <w:rFonts w:hint="default" w:ascii="Cambria Math" w:hAnsi="Cambria Math" w:eastAsia="宋体"/>
+                <w:sz w:val="18"/>
+              </w:rPr>
+            </m:ctrlPr>
+          </m:sSubPr>
+          <m:e>
+            <m:r>
+              <m:rPr/>
+              <w:rPr>
+                <w:rFonts w:hint="default" w:ascii="Cambria Math" w:hAnsi="Cambria Math" w:eastAsia="宋体"/>
+                <w:sz w:val="18"/>
+              </w:rPr>
+              <m:t>O</m:t>
+            </m:r>
+            <m:ctrlPr>
+              <w:rPr>
+                <w:rFonts w:ascii="Cambria Math" w:hAnsi="Cambria Math" w:eastAsia="宋体"/>
+                <w:sz w:val="18"/>
+              </w:rPr>
+            </m:ctrlPr>
+          </m:e>
+          <m:sub>
+            <m:r>
+              <m:rPr/>
+              <w:rPr>
+                <w:rFonts w:hint="default" w:ascii="Cambria Math" w:hAnsi="Cambria Math" w:eastAsia="宋体"/>
+                <w:sz w:val="18"/>
+              </w:rPr>
+              <m:t>j',k'</m:t>
+            </m:r>
+            <m:ctrlPr>
+              <w:rPr>
+                <w:rFonts w:ascii="Cambria Math" w:hAnsi="Cambria Math" w:eastAsia="宋体"/>
+                <w:sz w:val="18"/>
+              </w:rPr>
+            </m:ctrlPr>
+          </m:sub>
+        </m:sSub>
+      </m:oMath>
+      <w:r>
+        <w:rPr>
+          <w:rFonts w:hint="eastAsia" w:ascii="Times New Roman" w:hAnsi="Times New Roman" w:eastAsia="宋体" w:cs="Times New Roman"/>
+          <w:color w:val="auto"/>
+          <w:kern w:val="2"/>
+          <w:sz w:val="18"/>
+          <w:lang w:val="en-US" w:eastAsia="zh-CN" w:bidi="ar-SA"/>
+        </w:rPr>
+        <w:t>，必须满足：</w:t>
+      </w:r>
+    </w:p>
+    <w:p>
+      <w:pPr>
+        <w:pStyle w:val="16"/>
+        <w:keepNext w:val="0"/>
+        <w:keepLines w:val="0"/>
+        <w:widowControl/>
+        <w:suppressLineNumbers w:val="0"/>
+        <w:rPr>
+          <w:rFonts w:hint="eastAsia" w:ascii="Times New Roman" w:hAnsi="Times New Roman" w:eastAsia="宋体" w:cs="Times New Roman"/>
+          <w:color w:val="auto"/>
+          <w:kern w:val="2"/>
+          <w:sz w:val="18"/>
+          <w:lang w:val="en-US" w:eastAsia="zh-CN" w:bidi="ar-SA"/>
+        </w:rPr>
+      </w:pPr>
+      <m:oMathPara>
+        <m:oMath>
+          <m:sSub>
+            <m:sSubPr>
+              <m:ctrlPr>
+                <w:rPr>
+                  <w:rFonts w:hint="default" w:ascii="Cambria Math" w:hAnsi="Cambria Math" w:eastAsia="宋体"/>
+                  <w:sz w:val="18"/>
+                </w:rPr>
+              </m:ctrlPr>
+            </m:sSubPr>
+            <m:e>
+              <m:r>
+                <m:rPr/>
+                <w:rPr>
+                  <w:rFonts w:hint="default" w:ascii="Cambria Math" w:hAnsi="Cambria Math" w:eastAsia="宋体"/>
+                  <w:sz w:val="18"/>
+                </w:rPr>
+                <m:t>S</m:t>
+              </m:r>
+              <m:ctrlPr>
+                <w:rPr>
+                  <w:rFonts w:ascii="Cambria Math" w:hAnsi="Cambria Math" w:eastAsia="宋体"/>
+                  <w:sz w:val="18"/>
+                </w:rPr>
+              </m:ctrlPr>
+            </m:e>
+            <m:sub>
+              <m:r>
+                <m:rPr/>
+                <w:rPr>
+                  <w:rFonts w:hint="default" w:ascii="Cambria Math" w:hAnsi="Cambria Math" w:eastAsia="宋体"/>
+                  <w:sz w:val="18"/>
+                </w:rPr>
+                <m:t>j,k</m:t>
+              </m:r>
+              <m:ctrlPr>
+                <w:rPr>
+                  <w:rFonts w:ascii="Cambria Math" w:hAnsi="Cambria Math" w:eastAsia="宋体"/>
+                  <w:sz w:val="18"/>
+                </w:rPr>
+              </m:ctrlPr>
+            </m:sub>
+          </m:sSub>
+          <m:r>
+            <m:rPr/>
+            <w:rPr>
+              <w:rFonts w:hint="default" w:ascii="Cambria Math" w:hAnsi="Cambria Math" w:eastAsia="宋体"/>
+              <w:sz w:val="18"/>
+            </w:rPr>
+            <m:t>≥</m:t>
+          </m:r>
+          <m:sSub>
+            <m:sSubPr>
+              <m:ctrlPr>
+                <w:rPr>
+                  <w:rFonts w:hint="default" w:ascii="Cambria Math" w:hAnsi="Cambria Math" w:eastAsia="宋体"/>
+                  <w:sz w:val="18"/>
+                </w:rPr>
+              </m:ctrlPr>
+            </m:sSubPr>
+            <m:e>
+              <m:r>
+                <m:rPr/>
+                <w:rPr>
+                  <w:rFonts w:hint="default" w:ascii="Cambria Math" w:hAnsi="Cambria Math" w:eastAsia="宋体"/>
+                  <w:sz w:val="18"/>
+                </w:rPr>
+                <m:t>C</m:t>
+              </m:r>
+              <m:ctrlPr>
+                <w:rPr>
+                  <w:rFonts w:ascii="Cambria Math" w:hAnsi="Cambria Math" w:eastAsia="宋体"/>
+                  <w:sz w:val="18"/>
+                </w:rPr>
+              </m:ctrlPr>
+            </m:e>
+            <m:sub>
+              <m:r>
+                <m:rPr/>
+                <w:rPr>
+                  <w:rFonts w:hint="default" w:ascii="Cambria Math" w:hAnsi="Cambria Math" w:eastAsia="宋体"/>
+                  <w:sz w:val="18"/>
+                </w:rPr>
+                <m:t>j',k'</m:t>
+              </m:r>
+              <m:ctrlPr>
+                <w:rPr>
+                  <w:rFonts w:ascii="Cambria Math" w:hAnsi="Cambria Math" w:eastAsia="宋体"/>
+                  <w:sz w:val="18"/>
+                </w:rPr>
+              </m:ctrlPr>
+            </m:sub>
+          </m:sSub>
+          <m:r>
+            <m:rPr/>
+            <w:rPr>
+              <w:rFonts w:hint="default" w:ascii="Cambria Math" w:hAnsi="Cambria Math" w:eastAsia="宋体"/>
+              <w:sz w:val="18"/>
+            </w:rPr>
+            <m:t> </m:t>
+          </m:r>
+          <m:r>
+            <m:rPr>
+              <m:sty m:val="p"/>
+            </m:rPr>
+            <w:rPr>
+              <w:rFonts w:hint="default" w:ascii="Cambria Math" w:hAnsi="Cambria Math" w:eastAsia="宋体"/>
+              <w:sz w:val="18"/>
+            </w:rPr>
+            <m:t>或</m:t>
+          </m:r>
+          <m:r>
+            <m:rPr/>
+            <w:rPr>
+              <w:rFonts w:hint="default" w:ascii="Cambria Math" w:hAnsi="Cambria Math" w:eastAsia="宋体"/>
+              <w:sz w:val="18"/>
+            </w:rPr>
+            <m:t> </m:t>
+          </m:r>
+          <m:sSub>
+            <m:sSubPr>
+              <m:ctrlPr>
+                <w:rPr>
+                  <w:rFonts w:hint="default" w:ascii="Cambria Math" w:hAnsi="Cambria Math" w:eastAsia="宋体"/>
+                  <w:sz w:val="18"/>
+                </w:rPr>
+              </m:ctrlPr>
+            </m:sSubPr>
+            <m:e>
+              <m:r>
+                <m:rPr/>
+                <w:rPr>
+                  <w:rFonts w:hint="default" w:ascii="Cambria Math" w:hAnsi="Cambria Math" w:eastAsia="宋体"/>
+                  <w:sz w:val="18"/>
+                </w:rPr>
+                <m:t>S</m:t>
+              </m:r>
+              <m:ctrlPr>
+                <w:rPr>
+                  <w:rFonts w:ascii="Cambria Math" w:hAnsi="Cambria Math" w:eastAsia="宋体"/>
+                  <w:sz w:val="18"/>
+                </w:rPr>
+              </m:ctrlPr>
+            </m:e>
+            <m:sub>
+              <m:r>
+                <m:rPr/>
+                <w:rPr>
+                  <w:rFonts w:hint="default" w:ascii="Cambria Math" w:hAnsi="Cambria Math" w:eastAsia="宋体"/>
+                  <w:sz w:val="18"/>
+                </w:rPr>
+                <m:t>j',k'</m:t>
+              </m:r>
+              <m:ctrlPr>
+                <w:rPr>
+                  <w:rFonts w:ascii="Cambria Math" w:hAnsi="Cambria Math" w:eastAsia="宋体"/>
+                  <w:sz w:val="18"/>
+                </w:rPr>
+              </m:ctrlPr>
+            </m:sub>
+          </m:sSub>
+          <m:r>
+            <m:rPr/>
+            <w:rPr>
+              <w:rFonts w:hint="default" w:ascii="Cambria Math" w:hAnsi="Cambria Math" w:eastAsia="宋体"/>
+              <w:sz w:val="18"/>
+            </w:rPr>
+            <m:t>≥</m:t>
+          </m:r>
+          <m:sSub>
+            <m:sSubPr>
+              <m:ctrlPr>
+                <w:rPr>
+                  <w:rFonts w:hint="default" w:ascii="Cambria Math" w:hAnsi="Cambria Math" w:eastAsia="宋体"/>
+                  <w:sz w:val="18"/>
+                </w:rPr>
+              </m:ctrlPr>
+            </m:sSubPr>
+            <m:e>
+              <m:r>
+                <m:rPr/>
+                <w:rPr>
+                  <w:rFonts w:hint="default" w:ascii="Cambria Math" w:hAnsi="Cambria Math" w:eastAsia="宋体"/>
+                  <w:sz w:val="18"/>
+                </w:rPr>
+                <m:t>C</m:t>
+              </m:r>
+              <m:ctrlPr>
+                <w:rPr>
+                  <w:rFonts w:ascii="Cambria Math" w:hAnsi="Cambria Math" w:eastAsia="宋体"/>
+                  <w:sz w:val="18"/>
+                </w:rPr>
+              </m:ctrlPr>
+            </m:e>
+            <m:sub>
+              <m:r>
+                <m:rPr/>
+                <w:rPr>
+                  <w:rFonts w:hint="default" w:ascii="Cambria Math" w:hAnsi="Cambria Math" w:eastAsia="宋体"/>
+                  <w:sz w:val="18"/>
+                </w:rPr>
+                <m:t>j,k</m:t>
+              </m:r>
+              <m:ctrlPr>
+                <w:rPr>
+                  <w:rFonts w:ascii="Cambria Math" w:hAnsi="Cambria Math" w:eastAsia="宋体"/>
+                  <w:sz w:val="18"/>
+                </w:rPr>
+              </m:ctrlPr>
+            </m:sub>
+          </m:sSub>
+        </m:oMath>
+      </m:oMathPara>
+    </w:p>
+    <w:p>
+      <w:pPr>
+        <w:pStyle w:val="16"/>
+        <w:keepNext w:val="0"/>
+        <w:keepLines w:val="0"/>
+        <w:widowControl/>
+        <w:suppressLineNumbers w:val="0"/>
+        <w:rPr>
+          <w:rFonts w:hint="eastAsia" w:ascii="Times New Roman" w:hAnsi="Times New Roman" w:eastAsia="宋体" w:cs="Times New Roman"/>
+          <w:color w:val="auto"/>
+          <w:kern w:val="2"/>
+          <w:sz w:val="18"/>
+          <w:lang w:val="en-US" w:eastAsia="zh-CN" w:bidi="ar-SA"/>
+        </w:rPr>
+      </w:pPr>
+      <w:r>
+        <w:rPr>
+          <w:rFonts w:hint="eastAsia" w:ascii="Times New Roman" w:hAnsi="Times New Roman" w:eastAsia="宋体" w:cs="Times New Roman"/>
+          <w:color w:val="auto"/>
+          <w:kern w:val="2"/>
+          <w:sz w:val="18"/>
+          <w:lang w:val="en-US" w:eastAsia="zh-CN" w:bidi="ar-SA"/>
+        </w:rPr>
+        <w:t>此外，每道工序必须且仅能选择一台可用机器进行加工：</w:t>
+      </w:r>
+    </w:p>
+    <w:p>
+      <w:pPr>
+        <w:pStyle w:val="16"/>
+        <w:keepNext w:val="0"/>
+        <w:keepLines w:val="0"/>
+        <w:widowControl/>
+        <w:suppressLineNumbers w:val="0"/>
+        <w:rPr>
+          <w:rFonts w:hint="eastAsia" w:ascii="Times New Roman" w:hAnsi="Times New Roman" w:eastAsia="宋体" w:cs="Times New Roman"/>
+          <w:color w:val="auto"/>
+          <w:kern w:val="2"/>
+          <w:sz w:val="18"/>
+          <w:lang w:val="en-US" w:eastAsia="zh-CN" w:bidi="ar-SA"/>
+        </w:rPr>
+      </w:pPr>
+      <m:oMathPara>
+        <m:oMath>
+          <m:nary>
+            <m:naryPr>
+              <m:chr m:val="∑"/>
+              <m:limLoc m:val="undOvr"/>
+              <m:supHide m:val="1"/>
+              <m:ctrlPr>
+                <w:rPr>
+                  <w:rFonts w:hint="default" w:ascii="Cambria Math" w:hAnsi="Cambria Math" w:eastAsia="宋体"/>
+                  <w:i/>
+                  <w:sz w:val="18"/>
+                </w:rPr>
+              </m:ctrlPr>
+            </m:naryPr>
+            <m:sub>
+              <m:r>
+                <m:rPr/>
+                <w:rPr>
+                  <w:rFonts w:hint="default" w:ascii="Cambria Math" w:hAnsi="Cambria Math" w:eastAsia="宋体"/>
+                  <w:sz w:val="18"/>
+                </w:rPr>
+                <m:t>m∈</m:t>
+              </m:r>
               <m:sSub>
                 <m:sSubPr>
                   <m:ctrlPr>
                     <w:rPr>
-                      <w:rFonts w:hint="default" w:ascii="Cambria Math" w:hAnsi="Cambria Math"/>
+                      <w:rFonts w:hint="default" w:ascii="Cambria Math" w:hAnsi="Cambria Math" w:eastAsia="宋体"/>
                       <w:sz w:val="18"/>
                     </w:rPr>
                   </m:ctrlPr>
@@ -1161,14 +2944,14 @@
                   <m:r>
                     <m:rPr/>
                     <w:rPr>
-                      <w:rFonts w:hint="default" w:ascii="Cambria Math" w:hAnsi="Cambria Math"/>
+                      <w:rFonts w:hint="default" w:ascii="Cambria Math" w:hAnsi="Cambria Math" w:eastAsia="宋体"/>
                       <w:sz w:val="18"/>
                     </w:rPr>
-                    <m:t>C</m:t>
+                    <m:t>M</m:t>
                   </m:r>
                   <m:ctrlPr>
                     <w:rPr>
-                      <w:rFonts w:ascii="Cambria Math" w:hAnsi="Cambria Math"/>
+                      <w:rFonts w:ascii="Cambria Math" w:hAnsi="Cambria Math" w:eastAsia="宋体"/>
                       <w:sz w:val="18"/>
                     </w:rPr>
                   </m:ctrlPr>
@@ -1177,14 +2960,14 @@
                   <m:r>
                     <m:rPr/>
                     <w:rPr>
-                      <w:rFonts w:hint="default" w:ascii="Cambria Math" w:hAnsi="Cambria Math"/>
+                      <w:rFonts w:hint="default" w:ascii="Cambria Math" w:hAnsi="Cambria Math" w:eastAsia="宋体"/>
                       <w:sz w:val="18"/>
                     </w:rPr>
-                    <m:t>j</m:t>
+                    <m:t>j,k</m:t>
                   </m:r>
                   <m:ctrlPr>
                     <w:rPr>
-                      <w:rFonts w:ascii="Cambria Math" w:hAnsi="Cambria Math"/>
+                      <w:rFonts w:ascii="Cambria Math" w:hAnsi="Cambria Math" w:eastAsia="宋体"/>
                       <w:sz w:val="18"/>
                     </w:rPr>
                   </m:ctrlPr>
@@ -1192,14 +2975,1388 @@
               </m:sSub>
               <m:ctrlPr>
                 <w:rPr>
-                  <w:rFonts w:hint="default" w:ascii="Cambria Math" w:hAnsi="Cambria Math"/>
+                  <w:rFonts w:hint="default" w:ascii="Cambria Math" w:hAnsi="Cambria Math" w:eastAsia="宋体"/>
+                  <w:sz w:val="18"/>
+                </w:rPr>
+              </m:ctrlPr>
+            </m:sub>
+            <m:sup>
+              <m:ctrlPr>
+                <w:rPr>
+                  <w:rFonts w:hint="default" w:ascii="Cambria Math" w:hAnsi="Cambria Math" w:eastAsia="宋体"/>
+                  <w:sz w:val="18"/>
+                </w:rPr>
+              </m:ctrlPr>
+            </m:sup>
+            <m:e>
+              <m:sSubSup>
+                <m:sSubSupPr>
+                  <m:ctrlPr>
+                    <w:rPr>
+                      <w:rFonts w:hint="default" w:ascii="Cambria Math" w:hAnsi="Cambria Math" w:eastAsia="宋体"/>
+                      <w:sz w:val="18"/>
+                    </w:rPr>
+                  </m:ctrlPr>
+                </m:sSubSupPr>
+                <m:e>
+                  <m:r>
+                    <m:rPr/>
+                    <w:rPr>
+                      <w:rFonts w:hint="default" w:ascii="Cambria Math" w:hAnsi="Cambria Math" w:eastAsia="宋体"/>
+                      <w:sz w:val="18"/>
+                    </w:rPr>
+                    <m:t>x</m:t>
+                  </m:r>
+                  <m:ctrlPr>
+                    <w:rPr>
+                      <w:rFonts w:ascii="Cambria Math" w:hAnsi="Cambria Math" w:eastAsia="宋体"/>
+                      <w:sz w:val="18"/>
+                    </w:rPr>
+                  </m:ctrlPr>
+                </m:e>
+                <m:sub>
+                  <m:r>
+                    <m:rPr/>
+                    <w:rPr>
+                      <w:rFonts w:hint="default" w:ascii="Cambria Math" w:hAnsi="Cambria Math" w:eastAsia="宋体"/>
+                      <w:sz w:val="18"/>
+                    </w:rPr>
+                    <m:t>j,k</m:t>
+                  </m:r>
+                  <m:ctrlPr>
+                    <w:rPr>
+                      <w:rFonts w:ascii="Cambria Math" w:hAnsi="Cambria Math" w:eastAsia="宋体"/>
+                      <w:sz w:val="18"/>
+                    </w:rPr>
+                  </m:ctrlPr>
+                </m:sub>
+                <m:sup>
+                  <m:r>
+                    <m:rPr/>
+                    <w:rPr>
+                      <w:rFonts w:hint="default" w:ascii="Cambria Math" w:hAnsi="Cambria Math" w:eastAsia="宋体"/>
+                      <w:sz w:val="18"/>
+                    </w:rPr>
+                    <m:t>m</m:t>
+                  </m:r>
+                  <m:ctrlPr>
+                    <w:rPr>
+                      <w:rFonts w:ascii="Cambria Math" w:hAnsi="Cambria Math" w:eastAsia="宋体"/>
+                      <w:sz w:val="18"/>
+                    </w:rPr>
+                  </m:ctrlPr>
+                </m:sup>
+              </m:sSubSup>
+              <m:ctrlPr>
+                <w:rPr>
+                  <w:rFonts w:hint="default" w:ascii="Cambria Math" w:hAnsi="Cambria Math" w:eastAsia="宋体"/>
                   <w:sz w:val="18"/>
                 </w:rPr>
               </m:ctrlPr>
             </m:e>
-          </m:func>
+          </m:nary>
+          <m:r>
+            <m:rPr/>
+            <w:rPr>
+              <w:rFonts w:hint="default" w:ascii="Cambria Math" w:hAnsi="Cambria Math" w:eastAsia="宋体"/>
+              <w:sz w:val="18"/>
+            </w:rPr>
+            <m:t>=1</m:t>
+          </m:r>
         </m:oMath>
       </m:oMathPara>
+    </w:p>
+    <w:p>
+      <w:pPr>
+        <w:pStyle w:val="16"/>
+        <w:keepNext w:val="0"/>
+        <w:keepLines w:val="0"/>
+        <w:widowControl/>
+        <w:suppressLineNumbers w:val="0"/>
+        <w:rPr>
+          <w:rFonts w:hint="eastAsia" w:ascii="Times New Roman" w:hAnsi="Times New Roman" w:eastAsia="宋体" w:cs="Times New Roman"/>
+          <w:color w:val="auto"/>
+          <w:kern w:val="2"/>
+          <w:sz w:val="18"/>
+          <w:lang w:val="en-US" w:eastAsia="zh-CN" w:bidi="ar-SA"/>
+        </w:rPr>
+      </w:pPr>
+      <w:r>
+        <w:rPr>
+          <w:rFonts w:hint="eastAsia" w:ascii="Times New Roman" w:hAnsi="Times New Roman" w:eastAsia="宋体" w:cs="Times New Roman"/>
+          <w:color w:val="auto"/>
+          <w:kern w:val="2"/>
+          <w:sz w:val="18"/>
+          <w:lang w:val="en-US" w:eastAsia="zh-CN" w:bidi="ar-SA"/>
+        </w:rPr>
+        <w:t>在上述约束条件下，</w:t>
+      </w:r>
+      <w:r>
+        <w:rPr>
+          <w:rFonts w:hint="eastAsia" w:cs="Times New Roman"/>
+          <w:color w:val="auto"/>
+          <w:kern w:val="2"/>
+          <w:sz w:val="18"/>
+          <w:lang w:val="en-US" w:eastAsia="zh-CN" w:bidi="ar-SA"/>
+        </w:rPr>
+        <w:t>我们</w:t>
+      </w:r>
+      <w:r>
+        <w:rPr>
+          <w:rFonts w:hint="eastAsia" w:ascii="Times New Roman" w:hAnsi="Times New Roman" w:eastAsia="宋体" w:cs="Times New Roman"/>
+          <w:color w:val="auto"/>
+          <w:kern w:val="2"/>
+          <w:sz w:val="18"/>
+          <w:lang w:val="en-US" w:eastAsia="zh-CN" w:bidi="ar-SA"/>
+        </w:rPr>
+        <w:t>以最小化最大完工时间（Makespan）为</w:t>
+      </w:r>
+      <w:r>
+        <w:rPr>
+          <w:rFonts w:hint="eastAsia" w:cs="Times New Roman"/>
+          <w:color w:val="auto"/>
+          <w:kern w:val="2"/>
+          <w:sz w:val="18"/>
+          <w:lang w:val="en-US" w:eastAsia="zh-CN" w:bidi="ar-SA"/>
+        </w:rPr>
+        <w:t>最终</w:t>
+      </w:r>
+      <w:r>
+        <w:rPr>
+          <w:rFonts w:hint="eastAsia" w:ascii="Times New Roman" w:hAnsi="Times New Roman" w:eastAsia="宋体" w:cs="Times New Roman"/>
+          <w:color w:val="auto"/>
+          <w:kern w:val="2"/>
+          <w:sz w:val="18"/>
+          <w:lang w:val="en-US" w:eastAsia="zh-CN" w:bidi="ar-SA"/>
+        </w:rPr>
+        <w:t>目标，</w:t>
+      </w:r>
+      <w:r>
+        <w:rPr>
+          <w:rFonts w:hint="eastAsia" w:cs="Times New Roman"/>
+          <w:color w:val="auto"/>
+          <w:kern w:val="2"/>
+          <w:sz w:val="18"/>
+          <w:lang w:val="en-US" w:eastAsia="zh-CN" w:bidi="ar-SA"/>
+        </w:rPr>
+        <w:t>下面给出完整的数学模型</w:t>
+      </w:r>
+      <w:r>
+        <w:rPr>
+          <w:rFonts w:hint="eastAsia" w:ascii="Times New Roman" w:hAnsi="Times New Roman" w:eastAsia="宋体" w:cs="Times New Roman"/>
+          <w:color w:val="auto"/>
+          <w:kern w:val="2"/>
+          <w:sz w:val="18"/>
+          <w:lang w:val="en-US" w:eastAsia="zh-CN" w:bidi="ar-SA"/>
+        </w:rPr>
+        <w:t>：</w:t>
+      </w:r>
+    </w:p>
+    <w:p>
+      <w:pPr>
+        <w:pStyle w:val="16"/>
+        <w:keepNext w:val="0"/>
+        <w:keepLines w:val="0"/>
+        <w:widowControl/>
+        <w:suppressLineNumbers w:val="0"/>
+        <w:rPr>
+          <w:rFonts w:hint="eastAsia" w:ascii="Times New Roman" w:hAnsi="Times New Roman" w:eastAsia="宋体" w:cs="Times New Roman"/>
+          <w:color w:val="auto"/>
+          <w:kern w:val="2"/>
+          <w:sz w:val="18"/>
+          <w:lang w:val="en-US" w:eastAsia="zh-CN" w:bidi="ar-SA"/>
+        </w:rPr>
+      </w:pPr>
+      <m:oMathPara>
+        <m:oMath>
+          <m:m>
+            <m:mPr>
+              <m:mcs>
+                <m:mc>
+                  <m:mcPr>
+                    <m:count m:val="1"/>
+                    <m:mcJc m:val="right"/>
+                  </m:mcPr>
+                </m:mc>
+                <m:mc>
+                  <m:mcPr>
+                    <m:count m:val="1"/>
+                    <m:mcJc m:val="left"/>
+                  </m:mcPr>
+                </m:mc>
+              </m:mcs>
+              <m:cGp m:val="60"/>
+              <m:cGpRule m:val="3"/>
+              <m:plcHide m:val="1"/>
+              <m:ctrlPr>
+                <w:rPr>
+                  <w:rFonts w:hint="default" w:ascii="Cambria Math" w:hAnsi="Cambria Math" w:eastAsia="宋体"/>
+                  <w:i/>
+                  <w:sz w:val="18"/>
+                </w:rPr>
+              </m:ctrlPr>
+            </m:mPr>
+            <m:mr>
+              <m:e>
+                <m:func>
+                  <m:funcPr>
+                    <m:ctrlPr>
+                      <w:rPr>
+                        <w:rFonts w:hint="default" w:ascii="Cambria Math" w:hAnsi="Cambria Math" w:eastAsia="宋体"/>
+                        <w:sz w:val="18"/>
+                      </w:rPr>
+                    </m:ctrlPr>
+                  </m:funcPr>
+                  <m:fName>
+                    <m:r>
+                      <m:rPr>
+                        <m:sty m:val="p"/>
+                      </m:rPr>
+                      <w:rPr>
+                        <w:rFonts w:hint="default" w:ascii="Cambria Math" w:hAnsi="Cambria Math" w:eastAsia="宋体"/>
+                        <w:sz w:val="18"/>
+                      </w:rPr>
+                      <m:t>min</m:t>
+                    </m:r>
+                    <m:ctrlPr>
+                      <w:rPr>
+                        <w:rFonts w:ascii="Cambria Math" w:hAnsi="Cambria Math" w:eastAsia="宋体"/>
+                        <w:sz w:val="18"/>
+                      </w:rPr>
+                    </m:ctrlPr>
+                  </m:fName>
+                  <m:e>
+                    <m:r>
+                      <m:rPr>
+                        <m:sty m:val="p"/>
+                      </m:rPr>
+                      <w:rPr>
+                        <w:rFonts w:hint="default" w:ascii="Cambria Math" w:hAnsi="Cambria Math" w:eastAsia="宋体"/>
+                        <w:sz w:val="18"/>
+                      </w:rPr>
+                      <m:t xml:space="preserve"> </m:t>
+                    </m:r>
+                    <m:ctrlPr>
+                      <w:rPr>
+                        <w:rFonts w:ascii="Cambria Math" w:hAnsi="Cambria Math" w:eastAsia="宋体"/>
+                        <w:sz w:val="18"/>
+                      </w:rPr>
+                    </m:ctrlPr>
+                  </m:e>
+                </m:func>
+                <m:ctrlPr>
+                  <w:rPr>
+                    <w:rFonts w:hint="default" w:ascii="Cambria Math" w:hAnsi="Cambria Math" w:eastAsia="宋体"/>
+                    <w:sz w:val="18"/>
+                  </w:rPr>
+                </m:ctrlPr>
+              </m:e>
+              <m:e>
+                <m:sSub>
+                  <m:sSubPr>
+                    <m:ctrlPr>
+                      <w:rPr>
+                        <w:rFonts w:hint="default" w:ascii="Cambria Math" w:hAnsi="Cambria Math" w:eastAsia="宋体"/>
+                        <w:sz w:val="18"/>
+                      </w:rPr>
+                    </m:ctrlPr>
+                  </m:sSubPr>
+                  <m:e>
+                    <m:r>
+                      <m:rPr/>
+                      <w:rPr>
+                        <w:rFonts w:hint="default" w:ascii="Cambria Math" w:hAnsi="Cambria Math" w:eastAsia="宋体"/>
+                        <w:sz w:val="18"/>
+                      </w:rPr>
+                      <m:t>C</m:t>
+                    </m:r>
+                    <m:ctrlPr>
+                      <w:rPr>
+                        <w:rFonts w:ascii="Cambria Math" w:hAnsi="Cambria Math" w:eastAsia="宋体"/>
+                        <w:sz w:val="18"/>
+                      </w:rPr>
+                    </m:ctrlPr>
+                  </m:e>
+                  <m:sub>
+                    <m:func>
+                      <m:funcPr>
+                        <m:ctrlPr>
+                          <w:rPr>
+                            <w:rFonts w:hint="default" w:ascii="Cambria Math" w:hAnsi="Cambria Math" w:eastAsia="宋体"/>
+                            <w:sz w:val="18"/>
+                          </w:rPr>
+                        </m:ctrlPr>
+                      </m:funcPr>
+                      <m:fName>
+                        <m:r>
+                          <m:rPr>
+                            <m:sty m:val="p"/>
+                          </m:rPr>
+                          <w:rPr>
+                            <w:rFonts w:hint="default" w:ascii="Cambria Math" w:hAnsi="Cambria Math" w:eastAsia="宋体"/>
+                            <w:sz w:val="18"/>
+                          </w:rPr>
+                          <m:t>max</m:t>
+                        </m:r>
+                        <m:ctrlPr>
+                          <w:rPr>
+                            <w:rFonts w:ascii="Cambria Math" w:hAnsi="Cambria Math" w:eastAsia="宋体"/>
+                            <w:sz w:val="18"/>
+                          </w:rPr>
+                        </m:ctrlPr>
+                      </m:fName>
+                      <m:e>
+                        <m:r>
+                          <m:rPr>
+                            <m:sty m:val="p"/>
+                          </m:rPr>
+                          <w:rPr>
+                            <w:rFonts w:hint="default" w:ascii="Cambria Math" w:hAnsi="Cambria Math" w:eastAsia="宋体"/>
+                            <w:sz w:val="18"/>
+                          </w:rPr>
+                          <m:t xml:space="preserve"> </m:t>
+                        </m:r>
+                        <m:ctrlPr>
+                          <w:rPr>
+                            <w:rFonts w:ascii="Cambria Math" w:hAnsi="Cambria Math" w:eastAsia="宋体"/>
+                            <w:sz w:val="18"/>
+                          </w:rPr>
+                        </m:ctrlPr>
+                      </m:e>
+                    </m:func>
+                    <m:ctrlPr>
+                      <w:rPr>
+                        <w:rFonts w:hint="default" w:ascii="Cambria Math" w:hAnsi="Cambria Math" w:eastAsia="宋体"/>
+                        <w:sz w:val="18"/>
+                      </w:rPr>
+                    </m:ctrlPr>
+                  </m:sub>
+                </m:sSub>
+                <m:r>
+                  <m:rPr/>
+                  <w:rPr>
+                    <w:rFonts w:hint="default" w:ascii="Cambria Math" w:hAnsi="Cambria Math" w:eastAsia="宋体"/>
+                    <w:sz w:val="18"/>
+                  </w:rPr>
+                  <m:t>=</m:t>
+                </m:r>
+                <m:func>
+                  <m:funcPr>
+                    <m:ctrlPr>
+                      <w:rPr>
+                        <w:rFonts w:hint="default" w:ascii="Cambria Math" w:hAnsi="Cambria Math" w:eastAsia="宋体"/>
+                        <w:sz w:val="18"/>
+                      </w:rPr>
+                    </m:ctrlPr>
+                  </m:funcPr>
+                  <m:fName>
+                    <m:limLow>
+                      <m:limLowPr>
+                        <m:ctrlPr>
+                          <w:rPr>
+                            <w:rFonts w:hint="default" w:ascii="Cambria Math" w:hAnsi="Cambria Math" w:eastAsia="宋体"/>
+                            <w:sz w:val="18"/>
+                          </w:rPr>
+                        </m:ctrlPr>
+                      </m:limLowPr>
+                      <m:e>
+                        <m:r>
+                          <m:rPr>
+                            <m:sty m:val="p"/>
+                          </m:rPr>
+                          <w:rPr>
+                            <w:rFonts w:hint="default" w:ascii="Cambria Math" w:hAnsi="Cambria Math" w:eastAsia="宋体"/>
+                            <w:sz w:val="18"/>
+                          </w:rPr>
+                          <m:t>max</m:t>
+                        </m:r>
+                        <m:ctrlPr>
+                          <w:rPr>
+                            <w:rFonts w:ascii="Cambria Math" w:hAnsi="Cambria Math" w:eastAsia="宋体"/>
+                            <w:sz w:val="18"/>
+                          </w:rPr>
+                        </m:ctrlPr>
+                      </m:e>
+                      <m:lim>
+                        <m:r>
+                          <m:rPr/>
+                          <w:rPr>
+                            <w:rFonts w:hint="default" w:ascii="Cambria Math" w:hAnsi="Cambria Math" w:eastAsia="宋体"/>
+                            <w:sz w:val="18"/>
+                          </w:rPr>
+                          <m:t>j∈J</m:t>
+                        </m:r>
+                        <m:ctrlPr>
+                          <w:rPr>
+                            <w:rFonts w:ascii="Cambria Math" w:hAnsi="Cambria Math" w:eastAsia="宋体"/>
+                            <w:sz w:val="18"/>
+                          </w:rPr>
+                        </m:ctrlPr>
+                      </m:lim>
+                    </m:limLow>
+                    <m:ctrlPr>
+                      <w:rPr>
+                        <w:rFonts w:hint="default" w:ascii="Cambria Math" w:hAnsi="Cambria Math" w:eastAsia="宋体"/>
+                        <w:sz w:val="18"/>
+                      </w:rPr>
+                    </m:ctrlPr>
+                  </m:fName>
+                  <m:e>
+                    <m:sSub>
+                      <m:sSubPr>
+                        <m:ctrlPr>
+                          <w:rPr>
+                            <w:rFonts w:hint="default" w:ascii="Cambria Math" w:hAnsi="Cambria Math" w:eastAsia="宋体"/>
+                            <w:sz w:val="18"/>
+                          </w:rPr>
+                        </m:ctrlPr>
+                      </m:sSubPr>
+                      <m:e>
+                        <m:r>
+                          <m:rPr/>
+                          <w:rPr>
+                            <w:rFonts w:hint="default" w:ascii="Cambria Math" w:hAnsi="Cambria Math" w:eastAsia="宋体"/>
+                            <w:sz w:val="18"/>
+                          </w:rPr>
+                          <m:t>C</m:t>
+                        </m:r>
+                        <m:ctrlPr>
+                          <w:rPr>
+                            <w:rFonts w:ascii="Cambria Math" w:hAnsi="Cambria Math" w:eastAsia="宋体"/>
+                            <w:sz w:val="18"/>
+                          </w:rPr>
+                        </m:ctrlPr>
+                      </m:e>
+                      <m:sub>
+                        <m:r>
+                          <m:rPr/>
+                          <w:rPr>
+                            <w:rFonts w:hint="default" w:ascii="Cambria Math" w:hAnsi="Cambria Math" w:eastAsia="宋体"/>
+                            <w:sz w:val="18"/>
+                          </w:rPr>
+                          <m:t>j,</m:t>
+                        </m:r>
+                        <m:sSub>
+                          <m:sSubPr>
+                            <m:ctrlPr>
+                              <w:rPr>
+                                <w:rFonts w:hint="default" w:ascii="Cambria Math" w:hAnsi="Cambria Math" w:eastAsia="宋体"/>
+                                <w:sz w:val="18"/>
+                              </w:rPr>
+                            </m:ctrlPr>
+                          </m:sSubPr>
+                          <m:e>
+                            <m:r>
+                              <m:rPr/>
+                              <w:rPr>
+                                <w:rFonts w:hint="default" w:ascii="Cambria Math" w:hAnsi="Cambria Math" w:eastAsia="宋体"/>
+                                <w:sz w:val="18"/>
+                              </w:rPr>
+                              <m:t>n</m:t>
+                            </m:r>
+                            <m:ctrlPr>
+                              <w:rPr>
+                                <w:rFonts w:ascii="Cambria Math" w:hAnsi="Cambria Math" w:eastAsia="宋体"/>
+                                <w:sz w:val="18"/>
+                              </w:rPr>
+                            </m:ctrlPr>
+                          </m:e>
+                          <m:sub>
+                            <m:r>
+                              <m:rPr/>
+                              <w:rPr>
+                                <w:rFonts w:hint="default" w:ascii="Cambria Math" w:hAnsi="Cambria Math" w:eastAsia="宋体"/>
+                                <w:sz w:val="18"/>
+                              </w:rPr>
+                              <m:t>j</m:t>
+                            </m:r>
+                            <m:ctrlPr>
+                              <w:rPr>
+                                <w:rFonts w:ascii="Cambria Math" w:hAnsi="Cambria Math" w:eastAsia="宋体"/>
+                                <w:sz w:val="18"/>
+                              </w:rPr>
+                            </m:ctrlPr>
+                          </m:sub>
+                        </m:sSub>
+                        <m:ctrlPr>
+                          <w:rPr>
+                            <w:rFonts w:hint="default" w:ascii="Cambria Math" w:hAnsi="Cambria Math" w:eastAsia="宋体"/>
+                            <w:sz w:val="18"/>
+                          </w:rPr>
+                        </m:ctrlPr>
+                      </m:sub>
+                    </m:sSub>
+                    <m:ctrlPr>
+                      <w:rPr>
+                        <w:rFonts w:hint="default" w:ascii="Cambria Math" w:hAnsi="Cambria Math" w:eastAsia="宋体"/>
+                        <w:sz w:val="18"/>
+                      </w:rPr>
+                    </m:ctrlPr>
+                  </m:e>
+                </m:func>
+                <m:ctrlPr>
+                  <w:rPr>
+                    <w:rFonts w:hint="default" w:ascii="Cambria Math" w:hAnsi="Cambria Math" w:eastAsia="宋体"/>
+                    <w:sz w:val="18"/>
+                  </w:rPr>
+                </m:ctrlPr>
+              </m:e>
+            </m:mr>
+            <m:mr>
+              <m:e>
+                <m:r>
+                  <m:rPr/>
+                  <w:rPr>
+                    <w:rFonts w:hint="default" w:ascii="Cambria Math" w:hAnsi="Cambria Math" w:eastAsia="宋体"/>
+                    <w:sz w:val="18"/>
+                  </w:rPr>
+                  <m:t>s.t. </m:t>
+                </m:r>
+                <m:ctrlPr>
+                  <w:rPr>
+                    <w:rFonts w:hint="default" w:ascii="Cambria Math" w:hAnsi="Cambria Math" w:eastAsia="宋体"/>
+                    <w:sz w:val="18"/>
+                  </w:rPr>
+                </m:ctrlPr>
+              </m:e>
+              <m:e>
+                <m:sSub>
+                  <m:sSubPr>
+                    <m:ctrlPr>
+                      <w:rPr>
+                        <w:rFonts w:hint="default" w:ascii="Cambria Math" w:hAnsi="Cambria Math" w:eastAsia="宋体"/>
+                        <w:sz w:val="18"/>
+                      </w:rPr>
+                    </m:ctrlPr>
+                  </m:sSubPr>
+                  <m:e>
+                    <m:r>
+                      <m:rPr/>
+                      <w:rPr>
+                        <w:rFonts w:hint="default" w:ascii="Cambria Math" w:hAnsi="Cambria Math" w:eastAsia="宋体"/>
+                        <w:sz w:val="18"/>
+                      </w:rPr>
+                      <m:t>S</m:t>
+                    </m:r>
+                    <m:ctrlPr>
+                      <w:rPr>
+                        <w:rFonts w:hint="default" w:ascii="Cambria Math" w:hAnsi="Cambria Math" w:eastAsia="宋体"/>
+                        <w:sz w:val="18"/>
+                      </w:rPr>
+                    </m:ctrlPr>
+                  </m:e>
+                  <m:sub>
+                    <m:r>
+                      <m:rPr/>
+                      <w:rPr>
+                        <w:rFonts w:hint="default" w:ascii="Cambria Math" w:hAnsi="Cambria Math" w:eastAsia="宋体"/>
+                        <w:sz w:val="18"/>
+                      </w:rPr>
+                      <m:t>j,k+1</m:t>
+                    </m:r>
+                    <m:ctrlPr>
+                      <w:rPr>
+                        <w:rFonts w:hint="default" w:ascii="Cambria Math" w:hAnsi="Cambria Math" w:eastAsia="宋体"/>
+                        <w:sz w:val="18"/>
+                      </w:rPr>
+                    </m:ctrlPr>
+                  </m:sub>
+                </m:sSub>
+                <m:r>
+                  <m:rPr/>
+                  <w:rPr>
+                    <w:rFonts w:hint="default" w:ascii="Cambria Math" w:hAnsi="Cambria Math" w:eastAsia="宋体"/>
+                    <w:sz w:val="18"/>
+                  </w:rPr>
+                  <m:t>≥</m:t>
+                </m:r>
+                <m:sSub>
+                  <m:sSubPr>
+                    <m:ctrlPr>
+                      <w:rPr>
+                        <w:rFonts w:hint="default" w:ascii="Cambria Math" w:hAnsi="Cambria Math" w:eastAsia="宋体"/>
+                        <w:sz w:val="18"/>
+                      </w:rPr>
+                    </m:ctrlPr>
+                  </m:sSubPr>
+                  <m:e>
+                    <m:r>
+                      <m:rPr/>
+                      <w:rPr>
+                        <w:rFonts w:hint="default" w:ascii="Cambria Math" w:hAnsi="Cambria Math" w:eastAsia="宋体"/>
+                        <w:sz w:val="18"/>
+                      </w:rPr>
+                      <m:t>C</m:t>
+                    </m:r>
+                    <m:ctrlPr>
+                      <w:rPr>
+                        <w:rFonts w:hint="default" w:ascii="Cambria Math" w:hAnsi="Cambria Math" w:eastAsia="宋体"/>
+                        <w:sz w:val="18"/>
+                      </w:rPr>
+                    </m:ctrlPr>
+                  </m:e>
+                  <m:sub>
+                    <m:r>
+                      <m:rPr/>
+                      <w:rPr>
+                        <w:rFonts w:hint="default" w:ascii="Cambria Math" w:hAnsi="Cambria Math" w:eastAsia="宋体"/>
+                        <w:sz w:val="18"/>
+                      </w:rPr>
+                      <m:t>j,k</m:t>
+                    </m:r>
+                    <m:ctrlPr>
+                      <w:rPr>
+                        <w:rFonts w:hint="default" w:ascii="Cambria Math" w:hAnsi="Cambria Math" w:eastAsia="宋体"/>
+                        <w:sz w:val="18"/>
+                      </w:rPr>
+                    </m:ctrlPr>
+                  </m:sub>
+                </m:sSub>
+                <m:r>
+                  <m:rPr/>
+                  <w:rPr>
+                    <w:rFonts w:hint="default" w:ascii="Cambria Math" w:hAnsi="Cambria Math" w:eastAsia="宋体"/>
+                    <w:sz w:val="18"/>
+                  </w:rPr>
+                  <m:t>, ∀j,k</m:t>
+                </m:r>
+                <m:ctrlPr>
+                  <w:rPr>
+                    <w:rFonts w:hint="default" w:ascii="Cambria Math" w:hAnsi="Cambria Math" w:eastAsia="宋体"/>
+                    <w:sz w:val="18"/>
+                  </w:rPr>
+                </m:ctrlPr>
+              </m:e>
+            </m:mr>
+            <m:mr>
+              <m:e>
+                <m:ctrlPr>
+                  <w:rPr>
+                    <w:rFonts w:hint="default" w:ascii="Cambria Math" w:hAnsi="Cambria Math" w:eastAsia="宋体"/>
+                    <w:sz w:val="18"/>
+                  </w:rPr>
+                </m:ctrlPr>
+              </m:e>
+              <m:e>
+                <m:sSub>
+                  <m:sSubPr>
+                    <m:ctrlPr>
+                      <w:rPr>
+                        <w:rFonts w:hint="default" w:ascii="Cambria Math" w:hAnsi="Cambria Math" w:eastAsia="宋体"/>
+                        <w:sz w:val="18"/>
+                      </w:rPr>
+                    </m:ctrlPr>
+                  </m:sSubPr>
+                  <m:e>
+                    <m:r>
+                      <m:rPr/>
+                      <w:rPr>
+                        <w:rFonts w:hint="default" w:ascii="Cambria Math" w:hAnsi="Cambria Math" w:eastAsia="宋体"/>
+                        <w:sz w:val="18"/>
+                      </w:rPr>
+                      <m:t>S</m:t>
+                    </m:r>
+                    <m:ctrlPr>
+                      <w:rPr>
+                        <w:rFonts w:hint="default" w:ascii="Cambria Math" w:hAnsi="Cambria Math" w:eastAsia="宋体"/>
+                        <w:sz w:val="18"/>
+                      </w:rPr>
+                    </m:ctrlPr>
+                  </m:e>
+                  <m:sub>
+                    <m:r>
+                      <m:rPr/>
+                      <w:rPr>
+                        <w:rFonts w:hint="default" w:ascii="Cambria Math" w:hAnsi="Cambria Math" w:eastAsia="宋体"/>
+                        <w:sz w:val="18"/>
+                      </w:rPr>
+                      <m:t>j,k</m:t>
+                    </m:r>
+                    <m:ctrlPr>
+                      <w:rPr>
+                        <w:rFonts w:hint="default" w:ascii="Cambria Math" w:hAnsi="Cambria Math" w:eastAsia="宋体"/>
+                        <w:sz w:val="18"/>
+                      </w:rPr>
+                    </m:ctrlPr>
+                  </m:sub>
+                </m:sSub>
+                <m:r>
+                  <m:rPr/>
+                  <w:rPr>
+                    <w:rFonts w:hint="default" w:ascii="Cambria Math" w:hAnsi="Cambria Math" w:eastAsia="宋体"/>
+                    <w:sz w:val="18"/>
+                  </w:rPr>
+                  <m:t>≥</m:t>
+                </m:r>
+                <m:sSub>
+                  <m:sSubPr>
+                    <m:ctrlPr>
+                      <w:rPr>
+                        <w:rFonts w:hint="default" w:ascii="Cambria Math" w:hAnsi="Cambria Math" w:eastAsia="宋体"/>
+                        <w:sz w:val="18"/>
+                      </w:rPr>
+                    </m:ctrlPr>
+                  </m:sSubPr>
+                  <m:e>
+                    <m:r>
+                      <m:rPr/>
+                      <w:rPr>
+                        <w:rFonts w:hint="default" w:ascii="Cambria Math" w:hAnsi="Cambria Math" w:eastAsia="宋体"/>
+                        <w:sz w:val="18"/>
+                      </w:rPr>
+                      <m:t>C</m:t>
+                    </m:r>
+                    <m:ctrlPr>
+                      <w:rPr>
+                        <w:rFonts w:hint="default" w:ascii="Cambria Math" w:hAnsi="Cambria Math" w:eastAsia="宋体"/>
+                        <w:sz w:val="18"/>
+                      </w:rPr>
+                    </m:ctrlPr>
+                  </m:e>
+                  <m:sub>
+                    <m:r>
+                      <m:rPr/>
+                      <w:rPr>
+                        <w:rFonts w:hint="default" w:ascii="Cambria Math" w:hAnsi="Cambria Math" w:eastAsia="宋体"/>
+                        <w:sz w:val="18"/>
+                      </w:rPr>
+                      <m:t>j',k'</m:t>
+                    </m:r>
+                    <m:ctrlPr>
+                      <w:rPr>
+                        <w:rFonts w:hint="default" w:ascii="Cambria Math" w:hAnsi="Cambria Math" w:eastAsia="宋体"/>
+                        <w:sz w:val="18"/>
+                      </w:rPr>
+                    </m:ctrlPr>
+                  </m:sub>
+                </m:sSub>
+                <m:r>
+                  <m:rPr>
+                    <m:sty m:val="p"/>
+                  </m:rPr>
+                  <w:rPr>
+                    <w:rFonts w:hint="default" w:ascii="Cambria Math" w:hAnsi="Cambria Math" w:eastAsia="宋体"/>
+                    <w:sz w:val="18"/>
+                  </w:rPr>
+                  <m:t xml:space="preserve"> 或 </m:t>
+                </m:r>
+                <m:sSub>
+                  <m:sSubPr>
+                    <m:ctrlPr>
+                      <w:rPr>
+                        <w:rFonts w:hint="default" w:ascii="Cambria Math" w:hAnsi="Cambria Math" w:eastAsia="宋体"/>
+                        <w:sz w:val="18"/>
+                      </w:rPr>
+                    </m:ctrlPr>
+                  </m:sSubPr>
+                  <m:e>
+                    <m:r>
+                      <m:rPr/>
+                      <w:rPr>
+                        <w:rFonts w:hint="default" w:ascii="Cambria Math" w:hAnsi="Cambria Math" w:eastAsia="宋体"/>
+                        <w:sz w:val="18"/>
+                      </w:rPr>
+                      <m:t>S</m:t>
+                    </m:r>
+                    <m:ctrlPr>
+                      <w:rPr>
+                        <w:rFonts w:hint="default" w:ascii="Cambria Math" w:hAnsi="Cambria Math" w:eastAsia="宋体"/>
+                        <w:sz w:val="18"/>
+                      </w:rPr>
+                    </m:ctrlPr>
+                  </m:e>
+                  <m:sub>
+                    <m:r>
+                      <m:rPr/>
+                      <w:rPr>
+                        <w:rFonts w:hint="default" w:ascii="Cambria Math" w:hAnsi="Cambria Math" w:eastAsia="宋体"/>
+                        <w:sz w:val="18"/>
+                      </w:rPr>
+                      <m:t>j',k'</m:t>
+                    </m:r>
+                    <m:ctrlPr>
+                      <w:rPr>
+                        <w:rFonts w:hint="default" w:ascii="Cambria Math" w:hAnsi="Cambria Math" w:eastAsia="宋体"/>
+                        <w:sz w:val="18"/>
+                      </w:rPr>
+                    </m:ctrlPr>
+                  </m:sub>
+                </m:sSub>
+                <m:r>
+                  <m:rPr/>
+                  <w:rPr>
+                    <w:rFonts w:hint="default" w:ascii="Cambria Math" w:hAnsi="Cambria Math" w:eastAsia="宋体"/>
+                    <w:sz w:val="18"/>
+                  </w:rPr>
+                  <m:t>≥</m:t>
+                </m:r>
+                <m:sSub>
+                  <m:sSubPr>
+                    <m:ctrlPr>
+                      <w:rPr>
+                        <w:rFonts w:hint="default" w:ascii="Cambria Math" w:hAnsi="Cambria Math" w:eastAsia="宋体"/>
+                        <w:sz w:val="18"/>
+                      </w:rPr>
+                    </m:ctrlPr>
+                  </m:sSubPr>
+                  <m:e>
+                    <m:r>
+                      <m:rPr/>
+                      <w:rPr>
+                        <w:rFonts w:hint="default" w:ascii="Cambria Math" w:hAnsi="Cambria Math" w:eastAsia="宋体"/>
+                        <w:sz w:val="18"/>
+                      </w:rPr>
+                      <m:t>C</m:t>
+                    </m:r>
+                    <m:ctrlPr>
+                      <w:rPr>
+                        <w:rFonts w:hint="default" w:ascii="Cambria Math" w:hAnsi="Cambria Math" w:eastAsia="宋体"/>
+                        <w:sz w:val="18"/>
+                      </w:rPr>
+                    </m:ctrlPr>
+                  </m:e>
+                  <m:sub>
+                    <m:r>
+                      <m:rPr/>
+                      <w:rPr>
+                        <w:rFonts w:hint="default" w:ascii="Cambria Math" w:hAnsi="Cambria Math" w:eastAsia="宋体"/>
+                        <w:sz w:val="18"/>
+                      </w:rPr>
+                      <m:t>j,k</m:t>
+                    </m:r>
+                    <m:ctrlPr>
+                      <w:rPr>
+                        <w:rFonts w:hint="default" w:ascii="Cambria Math" w:hAnsi="Cambria Math" w:eastAsia="宋体"/>
+                        <w:sz w:val="18"/>
+                      </w:rPr>
+                    </m:ctrlPr>
+                  </m:sub>
+                </m:sSub>
+                <m:ctrlPr>
+                  <w:rPr>
+                    <w:rFonts w:hint="default" w:ascii="Cambria Math" w:hAnsi="Cambria Math" w:eastAsia="宋体"/>
+                    <w:sz w:val="18"/>
+                  </w:rPr>
+                </m:ctrlPr>
+              </m:e>
+            </m:mr>
+            <m:mr>
+              <m:e>
+                <m:ctrlPr>
+                  <w:rPr>
+                    <w:rFonts w:hint="default" w:ascii="Cambria Math" w:hAnsi="Cambria Math" w:eastAsia="宋体"/>
+                    <w:sz w:val="18"/>
+                  </w:rPr>
+                </m:ctrlPr>
+              </m:e>
+              <m:e>
+                <m:nary>
+                  <m:naryPr>
+                    <m:chr m:val="∑"/>
+                    <m:limLoc m:val="undOvr"/>
+                    <m:supHide m:val="1"/>
+                    <m:ctrlPr>
+                      <w:rPr>
+                        <w:rFonts w:hint="default" w:ascii="Cambria Math" w:hAnsi="Cambria Math" w:eastAsia="宋体"/>
+                        <w:i/>
+                        <w:sz w:val="18"/>
+                      </w:rPr>
+                    </m:ctrlPr>
+                  </m:naryPr>
+                  <m:sub>
+                    <m:r>
+                      <m:rPr/>
+                      <w:rPr>
+                        <w:rFonts w:hint="default" w:ascii="Cambria Math" w:hAnsi="Cambria Math" w:eastAsia="宋体"/>
+                        <w:sz w:val="18"/>
+                      </w:rPr>
+                      <m:t>m∈</m:t>
+                    </m:r>
+                    <m:sSub>
+                      <m:sSubPr>
+                        <m:ctrlPr>
+                          <w:rPr>
+                            <w:rFonts w:hint="default" w:ascii="Cambria Math" w:hAnsi="Cambria Math" w:eastAsia="宋体"/>
+                            <w:sz w:val="18"/>
+                          </w:rPr>
+                        </m:ctrlPr>
+                      </m:sSubPr>
+                      <m:e>
+                        <m:r>
+                          <m:rPr/>
+                          <w:rPr>
+                            <w:rFonts w:hint="default" w:ascii="Cambria Math" w:hAnsi="Cambria Math" w:eastAsia="宋体"/>
+                            <w:sz w:val="18"/>
+                          </w:rPr>
+                          <m:t>M</m:t>
+                        </m:r>
+                        <m:ctrlPr>
+                          <w:rPr>
+                            <w:rFonts w:hint="default" w:ascii="Cambria Math" w:hAnsi="Cambria Math" w:eastAsia="宋体"/>
+                            <w:sz w:val="18"/>
+                          </w:rPr>
+                        </m:ctrlPr>
+                      </m:e>
+                      <m:sub>
+                        <m:r>
+                          <m:rPr/>
+                          <w:rPr>
+                            <w:rFonts w:hint="default" w:ascii="Cambria Math" w:hAnsi="Cambria Math" w:eastAsia="宋体"/>
+                            <w:sz w:val="18"/>
+                          </w:rPr>
+                          <m:t>j,k</m:t>
+                        </m:r>
+                        <m:ctrlPr>
+                          <w:rPr>
+                            <w:rFonts w:hint="default" w:ascii="Cambria Math" w:hAnsi="Cambria Math" w:eastAsia="宋体"/>
+                            <w:sz w:val="18"/>
+                          </w:rPr>
+                        </m:ctrlPr>
+                      </m:sub>
+                    </m:sSub>
+                    <m:ctrlPr>
+                      <w:rPr>
+                        <w:rFonts w:hint="default" w:ascii="Cambria Math" w:hAnsi="Cambria Math" w:eastAsia="宋体"/>
+                        <w:sz w:val="18"/>
+                      </w:rPr>
+                    </m:ctrlPr>
+                  </m:sub>
+                  <m:sup>
+                    <m:ctrlPr>
+                      <w:rPr>
+                        <w:rFonts w:hint="default" w:ascii="Cambria Math" w:hAnsi="Cambria Math" w:eastAsia="宋体"/>
+                        <w:sz w:val="18"/>
+                      </w:rPr>
+                    </m:ctrlPr>
+                  </m:sup>
+                  <m:e>
+                    <m:sSubSup>
+                      <m:sSubSupPr>
+                        <m:ctrlPr>
+                          <w:rPr>
+                            <w:rFonts w:hint="default" w:ascii="Cambria Math" w:hAnsi="Cambria Math" w:eastAsia="宋体"/>
+                            <w:sz w:val="18"/>
+                          </w:rPr>
+                        </m:ctrlPr>
+                      </m:sSubSupPr>
+                      <m:e>
+                        <m:r>
+                          <m:rPr/>
+                          <w:rPr>
+                            <w:rFonts w:hint="default" w:ascii="Cambria Math" w:hAnsi="Cambria Math" w:eastAsia="宋体"/>
+                            <w:sz w:val="18"/>
+                          </w:rPr>
+                          <m:t>x</m:t>
+                        </m:r>
+                        <m:ctrlPr>
+                          <w:rPr>
+                            <w:rFonts w:hint="default" w:ascii="Cambria Math" w:hAnsi="Cambria Math" w:eastAsia="宋体"/>
+                            <w:sz w:val="18"/>
+                          </w:rPr>
+                        </m:ctrlPr>
+                      </m:e>
+                      <m:sub>
+                        <m:r>
+                          <m:rPr/>
+                          <w:rPr>
+                            <w:rFonts w:hint="default" w:ascii="Cambria Math" w:hAnsi="Cambria Math" w:eastAsia="宋体"/>
+                            <w:sz w:val="18"/>
+                          </w:rPr>
+                          <m:t>j,k</m:t>
+                        </m:r>
+                        <m:ctrlPr>
+                          <w:rPr>
+                            <w:rFonts w:hint="default" w:ascii="Cambria Math" w:hAnsi="Cambria Math" w:eastAsia="宋体"/>
+                            <w:sz w:val="18"/>
+                          </w:rPr>
+                        </m:ctrlPr>
+                      </m:sub>
+                      <m:sup>
+                        <m:r>
+                          <m:rPr/>
+                          <w:rPr>
+                            <w:rFonts w:hint="default" w:ascii="Cambria Math" w:hAnsi="Cambria Math" w:eastAsia="宋体"/>
+                            <w:sz w:val="18"/>
+                          </w:rPr>
+                          <m:t>m</m:t>
+                        </m:r>
+                        <m:ctrlPr>
+                          <w:rPr>
+                            <w:rFonts w:hint="default" w:ascii="Cambria Math" w:hAnsi="Cambria Math" w:eastAsia="宋体"/>
+                            <w:sz w:val="18"/>
+                          </w:rPr>
+                        </m:ctrlPr>
+                      </m:sup>
+                    </m:sSubSup>
+                    <m:ctrlPr>
+                      <w:rPr>
+                        <w:rFonts w:hint="default" w:ascii="Cambria Math" w:hAnsi="Cambria Math" w:eastAsia="宋体"/>
+                        <w:sz w:val="18"/>
+                      </w:rPr>
+                    </m:ctrlPr>
+                  </m:e>
+                </m:nary>
+                <m:r>
+                  <m:rPr/>
+                  <w:rPr>
+                    <w:rFonts w:hint="default" w:ascii="Cambria Math" w:hAnsi="Cambria Math" w:eastAsia="宋体"/>
+                    <w:sz w:val="18"/>
+                  </w:rPr>
+                  <m:t>=1, ∀j,k</m:t>
+                </m:r>
+                <m:ctrlPr>
+                  <w:rPr>
+                    <w:rFonts w:hint="default" w:ascii="Cambria Math" w:hAnsi="Cambria Math" w:eastAsia="宋体"/>
+                    <w:i/>
+                    <w:sz w:val="18"/>
+                  </w:rPr>
+                </m:ctrlPr>
+              </m:e>
+            </m:mr>
+            <m:mr>
+              <m:e>
+                <m:ctrlPr>
+                  <w:rPr>
+                    <w:rFonts w:hint="default" w:ascii="Cambria Math" w:hAnsi="Cambria Math" w:eastAsia="宋体"/>
+                    <w:i/>
+                    <w:sz w:val="18"/>
+                  </w:rPr>
+                </m:ctrlPr>
+              </m:e>
+              <m:e>
+                <m:sSub>
+                  <m:sSubPr>
+                    <m:ctrlPr>
+                      <w:rPr>
+                        <w:rFonts w:hint="default" w:ascii="Cambria Math" w:hAnsi="Cambria Math" w:eastAsia="宋体"/>
+                        <w:sz w:val="18"/>
+                      </w:rPr>
+                    </m:ctrlPr>
+                  </m:sSubPr>
+                  <m:e>
+                    <m:r>
+                      <m:rPr/>
+                      <w:rPr>
+                        <w:rFonts w:hint="default" w:ascii="Cambria Math" w:hAnsi="Cambria Math" w:eastAsia="宋体"/>
+                        <w:sz w:val="18"/>
+                      </w:rPr>
+                      <m:t>C</m:t>
+                    </m:r>
+                    <m:ctrlPr>
+                      <w:rPr>
+                        <w:rFonts w:hint="default" w:ascii="Cambria Math" w:hAnsi="Cambria Math" w:eastAsia="宋体"/>
+                        <w:sz w:val="18"/>
+                      </w:rPr>
+                    </m:ctrlPr>
+                  </m:e>
+                  <m:sub>
+                    <m:r>
+                      <m:rPr/>
+                      <w:rPr>
+                        <w:rFonts w:hint="default" w:ascii="Cambria Math" w:hAnsi="Cambria Math" w:eastAsia="宋体"/>
+                        <w:sz w:val="18"/>
+                      </w:rPr>
+                      <m:t>j,k</m:t>
+                    </m:r>
+                    <m:ctrlPr>
+                      <w:rPr>
+                        <w:rFonts w:hint="default" w:ascii="Cambria Math" w:hAnsi="Cambria Math" w:eastAsia="宋体"/>
+                        <w:sz w:val="18"/>
+                      </w:rPr>
+                    </m:ctrlPr>
+                  </m:sub>
+                </m:sSub>
+                <m:r>
+                  <m:rPr/>
+                  <w:rPr>
+                    <w:rFonts w:hint="default" w:ascii="Cambria Math" w:hAnsi="Cambria Math" w:eastAsia="宋体"/>
+                    <w:sz w:val="18"/>
+                  </w:rPr>
+                  <m:t>=</m:t>
+                </m:r>
+                <m:sSub>
+                  <m:sSubPr>
+                    <m:ctrlPr>
+                      <w:rPr>
+                        <w:rFonts w:hint="default" w:ascii="Cambria Math" w:hAnsi="Cambria Math" w:eastAsia="宋体"/>
+                        <w:sz w:val="18"/>
+                      </w:rPr>
+                    </m:ctrlPr>
+                  </m:sSubPr>
+                  <m:e>
+                    <m:r>
+                      <m:rPr/>
+                      <w:rPr>
+                        <w:rFonts w:hint="default" w:ascii="Cambria Math" w:hAnsi="Cambria Math" w:eastAsia="宋体"/>
+                        <w:sz w:val="18"/>
+                      </w:rPr>
+                      <m:t>S</m:t>
+                    </m:r>
+                    <m:ctrlPr>
+                      <w:rPr>
+                        <w:rFonts w:hint="default" w:ascii="Cambria Math" w:hAnsi="Cambria Math" w:eastAsia="宋体"/>
+                        <w:sz w:val="18"/>
+                      </w:rPr>
+                    </m:ctrlPr>
+                  </m:e>
+                  <m:sub>
+                    <m:r>
+                      <m:rPr/>
+                      <w:rPr>
+                        <w:rFonts w:hint="default" w:ascii="Cambria Math" w:hAnsi="Cambria Math" w:eastAsia="宋体"/>
+                        <w:sz w:val="18"/>
+                      </w:rPr>
+                      <m:t>j,k</m:t>
+                    </m:r>
+                    <m:ctrlPr>
+                      <w:rPr>
+                        <w:rFonts w:hint="default" w:ascii="Cambria Math" w:hAnsi="Cambria Math" w:eastAsia="宋体"/>
+                        <w:sz w:val="18"/>
+                      </w:rPr>
+                    </m:ctrlPr>
+                  </m:sub>
+                </m:sSub>
+                <m:r>
+                  <m:rPr/>
+                  <w:rPr>
+                    <w:rFonts w:hint="default" w:ascii="Cambria Math" w:hAnsi="Cambria Math" w:eastAsia="宋体"/>
+                    <w:sz w:val="18"/>
+                  </w:rPr>
+                  <m:t>+</m:t>
+                </m:r>
+                <m:nary>
+                  <m:naryPr>
+                    <m:chr m:val="∑"/>
+                    <m:limLoc m:val="undOvr"/>
+                    <m:supHide m:val="1"/>
+                    <m:ctrlPr>
+                      <w:rPr>
+                        <w:rFonts w:hint="default" w:ascii="Cambria Math" w:hAnsi="Cambria Math" w:eastAsia="宋体"/>
+                        <w:i/>
+                        <w:sz w:val="18"/>
+                      </w:rPr>
+                    </m:ctrlPr>
+                  </m:naryPr>
+                  <m:sub>
+                    <m:r>
+                      <m:rPr/>
+                      <w:rPr>
+                        <w:rFonts w:hint="default" w:ascii="Cambria Math" w:hAnsi="Cambria Math" w:eastAsia="宋体"/>
+                        <w:sz w:val="18"/>
+                      </w:rPr>
+                      <m:t>m∈</m:t>
+                    </m:r>
+                    <m:sSub>
+                      <m:sSubPr>
+                        <m:ctrlPr>
+                          <w:rPr>
+                            <w:rFonts w:hint="default" w:ascii="Cambria Math" w:hAnsi="Cambria Math" w:eastAsia="宋体"/>
+                            <w:sz w:val="18"/>
+                          </w:rPr>
+                        </m:ctrlPr>
+                      </m:sSubPr>
+                      <m:e>
+                        <m:r>
+                          <m:rPr/>
+                          <w:rPr>
+                            <w:rFonts w:hint="default" w:ascii="Cambria Math" w:hAnsi="Cambria Math" w:eastAsia="宋体"/>
+                            <w:sz w:val="18"/>
+                          </w:rPr>
+                          <m:t>M</m:t>
+                        </m:r>
+                        <m:ctrlPr>
+                          <w:rPr>
+                            <w:rFonts w:hint="default" w:ascii="Cambria Math" w:hAnsi="Cambria Math" w:eastAsia="宋体"/>
+                            <w:sz w:val="18"/>
+                          </w:rPr>
+                        </m:ctrlPr>
+                      </m:e>
+                      <m:sub>
+                        <m:r>
+                          <m:rPr/>
+                          <w:rPr>
+                            <w:rFonts w:hint="default" w:ascii="Cambria Math" w:hAnsi="Cambria Math" w:eastAsia="宋体"/>
+                            <w:sz w:val="18"/>
+                          </w:rPr>
+                          <m:t>j,k</m:t>
+                        </m:r>
+                        <m:ctrlPr>
+                          <w:rPr>
+                            <w:rFonts w:hint="default" w:ascii="Cambria Math" w:hAnsi="Cambria Math" w:eastAsia="宋体"/>
+                            <w:sz w:val="18"/>
+                          </w:rPr>
+                        </m:ctrlPr>
+                      </m:sub>
+                    </m:sSub>
+                    <m:ctrlPr>
+                      <w:rPr>
+                        <w:rFonts w:hint="default" w:ascii="Cambria Math" w:hAnsi="Cambria Math" w:eastAsia="宋体"/>
+                        <w:sz w:val="18"/>
+                      </w:rPr>
+                    </m:ctrlPr>
+                  </m:sub>
+                  <m:sup>
+                    <m:ctrlPr>
+                      <w:rPr>
+                        <w:rFonts w:hint="default" w:ascii="Cambria Math" w:hAnsi="Cambria Math" w:eastAsia="宋体"/>
+                        <w:sz w:val="18"/>
+                      </w:rPr>
+                    </m:ctrlPr>
+                  </m:sup>
+                  <m:e>
+                    <m:sSubSup>
+                      <m:sSubSupPr>
+                        <m:ctrlPr>
+                          <w:rPr>
+                            <w:rFonts w:hint="default" w:ascii="Cambria Math" w:hAnsi="Cambria Math" w:eastAsia="宋体"/>
+                            <w:sz w:val="18"/>
+                          </w:rPr>
+                        </m:ctrlPr>
+                      </m:sSubSupPr>
+                      <m:e>
+                        <m:r>
+                          <m:rPr/>
+                          <w:rPr>
+                            <w:rFonts w:hint="default" w:ascii="Cambria Math" w:hAnsi="Cambria Math" w:eastAsia="宋体"/>
+                            <w:sz w:val="18"/>
+                          </w:rPr>
+                          <m:t>x</m:t>
+                        </m:r>
+                        <m:ctrlPr>
+                          <w:rPr>
+                            <w:rFonts w:hint="default" w:ascii="Cambria Math" w:hAnsi="Cambria Math" w:eastAsia="宋体"/>
+                            <w:sz w:val="18"/>
+                          </w:rPr>
+                        </m:ctrlPr>
+                      </m:e>
+                      <m:sub>
+                        <m:r>
+                          <m:rPr/>
+                          <w:rPr>
+                            <w:rFonts w:hint="default" w:ascii="Cambria Math" w:hAnsi="Cambria Math" w:eastAsia="宋体"/>
+                            <w:sz w:val="18"/>
+                          </w:rPr>
+                          <m:t>j,k</m:t>
+                        </m:r>
+                        <m:ctrlPr>
+                          <w:rPr>
+                            <w:rFonts w:hint="default" w:ascii="Cambria Math" w:hAnsi="Cambria Math" w:eastAsia="宋体"/>
+                            <w:sz w:val="18"/>
+                          </w:rPr>
+                        </m:ctrlPr>
+                      </m:sub>
+                      <m:sup>
+                        <m:r>
+                          <m:rPr/>
+                          <w:rPr>
+                            <w:rFonts w:hint="default" w:ascii="Cambria Math" w:hAnsi="Cambria Math" w:eastAsia="宋体"/>
+                            <w:sz w:val="18"/>
+                          </w:rPr>
+                          <m:t>m</m:t>
+                        </m:r>
+                        <m:ctrlPr>
+                          <w:rPr>
+                            <w:rFonts w:hint="default" w:ascii="Cambria Math" w:hAnsi="Cambria Math" w:eastAsia="宋体"/>
+                            <w:sz w:val="18"/>
+                          </w:rPr>
+                        </m:ctrlPr>
+                      </m:sup>
+                    </m:sSubSup>
+                    <m:ctrlPr>
+                      <w:rPr>
+                        <w:rFonts w:hint="default" w:ascii="Cambria Math" w:hAnsi="Cambria Math" w:eastAsia="宋体"/>
+                        <w:sz w:val="18"/>
+                      </w:rPr>
+                    </m:ctrlPr>
+                  </m:e>
+                </m:nary>
+                <m:sSubSup>
+                  <m:sSubSupPr>
+                    <m:ctrlPr>
+                      <w:rPr>
+                        <w:rFonts w:hint="default" w:ascii="Cambria Math" w:hAnsi="Cambria Math" w:eastAsia="宋体"/>
+                        <w:sz w:val="18"/>
+                      </w:rPr>
+                    </m:ctrlPr>
+                  </m:sSubSupPr>
+                  <m:e>
+                    <m:r>
+                      <m:rPr/>
+                      <w:rPr>
+                        <w:rFonts w:hint="default" w:ascii="Cambria Math" w:hAnsi="Cambria Math" w:eastAsia="宋体"/>
+                        <w:sz w:val="18"/>
+                      </w:rPr>
+                      <m:t>p</m:t>
+                    </m:r>
+                    <m:ctrlPr>
+                      <w:rPr>
+                        <w:rFonts w:hint="default" w:ascii="Cambria Math" w:hAnsi="Cambria Math" w:eastAsia="宋体"/>
+                        <w:sz w:val="18"/>
+                      </w:rPr>
+                    </m:ctrlPr>
+                  </m:e>
+                  <m:sub>
+                    <m:r>
+                      <m:rPr/>
+                      <w:rPr>
+                        <w:rFonts w:hint="default" w:ascii="Cambria Math" w:hAnsi="Cambria Math" w:eastAsia="宋体"/>
+                        <w:sz w:val="18"/>
+                      </w:rPr>
+                      <m:t>j,k</m:t>
+                    </m:r>
+                    <m:ctrlPr>
+                      <w:rPr>
+                        <w:rFonts w:hint="default" w:ascii="Cambria Math" w:hAnsi="Cambria Math" w:eastAsia="宋体"/>
+                        <w:sz w:val="18"/>
+                      </w:rPr>
+                    </m:ctrlPr>
+                  </m:sub>
+                  <m:sup>
+                    <m:r>
+                      <m:rPr/>
+                      <w:rPr>
+                        <w:rFonts w:hint="default" w:ascii="Cambria Math" w:hAnsi="Cambria Math" w:eastAsia="宋体"/>
+                        <w:sz w:val="18"/>
+                      </w:rPr>
+                      <m:t>m</m:t>
+                    </m:r>
+                    <m:ctrlPr>
+                      <w:rPr>
+                        <w:rFonts w:hint="default" w:ascii="Cambria Math" w:hAnsi="Cambria Math" w:eastAsia="宋体"/>
+                        <w:sz w:val="18"/>
+                      </w:rPr>
+                    </m:ctrlPr>
+                  </m:sup>
+                </m:sSubSup>
+                <m:ctrlPr>
+                  <w:rPr>
+                    <w:rFonts w:hint="default" w:ascii="Cambria Math" w:hAnsi="Cambria Math" w:eastAsia="宋体"/>
+                    <w:sz w:val="18"/>
+                  </w:rPr>
+                </m:ctrlPr>
+              </m:e>
+            </m:mr>
+          </m:m>
+        </m:oMath>
+      </m:oMathPara>
+    </w:p>
+    <w:p>
+      <w:pPr>
+        <w:pStyle w:val="4"/>
+        <w:bidi w:val="0"/>
+        <w:ind w:left="0" w:leftChars="0" w:firstLine="0" w:firstLineChars="0"/>
+        <w:rPr>
+          <w:rFonts w:hint="default"/>
+          <w:lang w:val="en-US" w:eastAsia="zh-CN"/>
+        </w:rPr>
+      </w:pPr>
+      <w:r>
+        <w:rPr>
+          <w:rFonts w:hint="eastAsia"/>
+          <w:lang w:val="en-US" w:eastAsia="zh-CN"/>
+        </w:rPr>
+        <w:t>研究方法</w:t>
+      </w:r>
     </w:p>
     <w:p>
       <w:pPr>
@@ -1225,7 +4382,384 @@
           <w:sz w:val="18"/>
           <w:lang w:val="en-US" w:eastAsia="zh-CN" w:bidi="ar-SA"/>
         </w:rPr>
+        <w:t>由于</w:t>
+      </w:r>
+      <w:r>
+        <w:rPr>
+          <w:rFonts w:hint="eastAsia" w:cs="Times New Roman"/>
+          <w:color w:val="auto"/>
+          <w:kern w:val="2"/>
+          <w:sz w:val="18"/>
+          <w:lang w:val="en-US" w:eastAsia="zh-CN" w:bidi="ar-SA"/>
+        </w:rPr>
+        <w:t>FJSP</w:t>
+      </w:r>
+      <w:r>
+        <w:rPr>
+          <w:rFonts w:hint="eastAsia" w:ascii="Times New Roman" w:hAnsi="Times New Roman" w:eastAsia="宋体" w:cs="Times New Roman"/>
+          <w:color w:val="auto"/>
+          <w:kern w:val="2"/>
+          <w:sz w:val="18"/>
+          <w:lang w:val="en-US" w:eastAsia="zh-CN" w:bidi="ar-SA"/>
+        </w:rPr>
+        <w:t>问题规模随工件数和机器数的增加呈指数级增长，</w:t>
+      </w:r>
+      <w:r>
+        <w:rPr>
+          <w:rFonts w:hint="eastAsia" w:cs="Times New Roman"/>
+          <w:color w:val="auto"/>
+          <w:kern w:val="2"/>
+          <w:sz w:val="18"/>
+          <w:lang w:val="en-US" w:eastAsia="zh-CN" w:bidi="ar-SA"/>
+        </w:rPr>
+        <w:t>是一个NP-hard问题，传统方法很难高效求解。近年来，群智能优化算法因其良</w:t>
+      </w:r>
+      <w:r>
+        <w:rPr>
+          <w:rFonts w:hint="eastAsia" w:ascii="Times New Roman" w:hAnsi="Times New Roman" w:eastAsia="宋体" w:cs="Times New Roman"/>
+          <w:color w:val="auto"/>
+          <w:kern w:val="2"/>
+          <w:sz w:val="18"/>
+          <w:lang w:val="en-US" w:eastAsia="zh-CN" w:bidi="ar-SA"/>
+        </w:rPr>
+        <w:t>好的全局搜索能力被广泛应用于该问题。本文基于模拟退火算法</w:t>
+      </w:r>
+      <w:r>
+        <w:rPr>
+          <w:rFonts w:hint="eastAsia" w:cs="Times New Roman"/>
+          <w:color w:val="auto"/>
+          <w:kern w:val="2"/>
+          <w:sz w:val="18"/>
+          <w:lang w:val="en-US" w:eastAsia="zh-CN" w:bidi="ar-SA"/>
+        </w:rPr>
+        <w:t>来进行</w:t>
+      </w:r>
+      <w:r>
+        <w:rPr>
+          <w:rFonts w:hint="eastAsia" w:ascii="Times New Roman" w:hAnsi="Times New Roman" w:eastAsia="宋体" w:cs="Times New Roman"/>
+          <w:color w:val="auto"/>
+          <w:kern w:val="2"/>
+          <w:sz w:val="18"/>
+          <w:lang w:val="en-US" w:eastAsia="zh-CN" w:bidi="ar-SA"/>
+        </w:rPr>
+        <w:t>求解，通过双层编码方式表示调度解，并结合多邻域搜索与自适应降温策略，提高算法的搜索效率与解质量。实验结果表明，该方法在保证计算效率的同时能够获得较优调度结果。</w:t>
+      </w:r>
+    </w:p>
+    <w:p>
+      <w:pPr>
+        <w:pStyle w:val="16"/>
+        <w:keepNext w:val="0"/>
+        <w:keepLines w:val="0"/>
+        <w:widowControl/>
+        <w:numPr>
+          <w:ilvl w:val="0"/>
+          <w:numId w:val="0"/>
+        </w:numPr>
+        <w:suppressLineNumbers w:val="0"/>
+        <w:ind w:leftChars="200" w:right="0" w:rightChars="0"/>
+        <w:rPr>
+          <w:rFonts w:hint="default" w:cs="Times New Roman"/>
+          <w:kern w:val="2"/>
+          <w:sz w:val="18"/>
+          <w:lang w:val="en-US" w:eastAsia="zh-CN" w:bidi="ar-SA"/>
+        </w:rPr>
+      </w:pPr>
+    </w:p>
+    <w:p>
+      <w:pPr>
+        <w:pStyle w:val="2"/>
+        <w:rPr>
+          <w:bCs/>
+        </w:rPr>
+      </w:pPr>
+      <w:r>
+        <w:rPr>
+          <w:rFonts w:hint="eastAsia"/>
+          <w:bCs/>
+        </w:rPr>
+        <w:t>算法设计</w:t>
+      </w:r>
+    </w:p>
+    <w:p>
+      <w:pPr>
+        <w:pStyle w:val="3"/>
+      </w:pPr>
+    </w:p>
+    <w:p>
+      <w:pPr>
+        <w:pStyle w:val="4"/>
+        <w:bidi w:val="0"/>
+        <w:ind w:left="0" w:leftChars="0" w:firstLine="0" w:firstLineChars="0"/>
+        <w:rPr>
+          <w:rFonts w:hint="eastAsia"/>
+          <w:lang w:val="en-US" w:eastAsia="zh-CN"/>
+        </w:rPr>
+      </w:pPr>
+      <w:r>
+        <w:rPr>
+          <w:rFonts w:hint="eastAsia"/>
+          <w:lang w:val="en-US" w:eastAsia="zh-CN"/>
+        </w:rPr>
+        <w:t>算法思路简介</w:t>
+      </w:r>
+    </w:p>
+    <w:p>
+      <w:pPr>
+        <w:pStyle w:val="16"/>
+        <w:keepNext w:val="0"/>
+        <w:keepLines w:val="0"/>
+        <w:widowControl/>
+        <w:suppressLineNumbers w:val="0"/>
+        <w:ind w:firstLine="372" w:firstLineChars="200"/>
+        <w:rPr>
+          <w:rFonts w:hint="eastAsia" w:ascii="Times New Roman" w:hAnsi="Times New Roman" w:eastAsia="宋体" w:cs="Times New Roman"/>
+          <w:color w:val="auto"/>
+          <w:kern w:val="2"/>
+          <w:sz w:val="18"/>
+          <w:lang w:val="en-US" w:eastAsia="zh-CN" w:bidi="ar-SA"/>
+        </w:rPr>
+      </w:pPr>
+      <w:r>
+        <w:rPr>
+          <w:rFonts w:hint="eastAsia" w:ascii="Times New Roman" w:hAnsi="Times New Roman" w:eastAsia="宋体" w:cs="Times New Roman"/>
+          <w:color w:val="auto"/>
+          <w:kern w:val="2"/>
+          <w:sz w:val="18"/>
+          <w:lang w:val="en-US" w:eastAsia="zh-CN" w:bidi="ar-SA"/>
+        </w:rPr>
+        <w:t>针对柔性作业车间调度问题求解空间大、约束复杂的特点，本文采用模拟退火算法进行优化求解。该算法通过引入温度参数控制搜索过程，在初期允许较差解被接受以增强全局搜索能力，在后期逐步收敛至高质量解，从而在解空间中实现有效搜索。</w:t>
+      </w:r>
+    </w:p>
+    <w:p>
+      <w:pPr>
+        <w:pStyle w:val="16"/>
+        <w:keepNext w:val="0"/>
+        <w:keepLines w:val="0"/>
+        <w:widowControl/>
+        <w:suppressLineNumbers w:val="0"/>
+        <w:ind w:firstLine="372" w:firstLineChars="200"/>
+        <w:rPr>
+          <w:rFonts w:hint="eastAsia" w:ascii="Times New Roman" w:hAnsi="Times New Roman" w:eastAsia="宋体" w:cs="Times New Roman"/>
+          <w:color w:val="auto"/>
+          <w:kern w:val="2"/>
+          <w:sz w:val="18"/>
+          <w:lang w:val="en-US" w:eastAsia="zh-CN" w:bidi="ar-SA"/>
+        </w:rPr>
+      </w:pPr>
+      <w:r>
+        <w:rPr>
+          <w:rFonts w:hint="eastAsia" w:ascii="Times New Roman" w:hAnsi="Times New Roman" w:eastAsia="宋体" w:cs="Times New Roman"/>
+          <w:color w:val="auto"/>
+          <w:kern w:val="2"/>
+          <w:sz w:val="18"/>
+          <w:lang w:val="en-US" w:eastAsia="zh-CN" w:bidi="ar-SA"/>
+        </w:rPr>
+        <w:t>为适应FJSP问题的特点，本文设计了基于操作序列与机器选择的双层编码方式，并结合解码机制将编码转化为具体调度方案。同时，通过多种邻域操作对解进行扰动，并引入自适应降温策略调节搜索节奏，从而提高算法在解质量与计算效率之间的平衡能力。</w:t>
+      </w:r>
+    </w:p>
+    <w:p>
+      <w:pPr>
+        <w:pStyle w:val="3"/>
+        <w:rPr>
+          <w:rFonts w:hint="eastAsia"/>
+          <w:lang w:val="en-US" w:eastAsia="zh-CN"/>
+        </w:rPr>
+      </w:pPr>
+    </w:p>
+    <w:p>
+      <w:pPr>
+        <w:pStyle w:val="4"/>
+        <w:bidi w:val="0"/>
+        <w:ind w:left="0" w:leftChars="0" w:firstLine="0" w:firstLineChars="0"/>
+        <w:rPr>
+          <w:rFonts w:hint="default"/>
+          <w:lang w:val="en-US" w:eastAsia="zh-CN"/>
+        </w:rPr>
+      </w:pPr>
+      <w:r>
+        <w:rPr>
+          <w:rFonts w:hint="eastAsia"/>
+          <w:lang w:val="en-US" w:eastAsia="zh-CN"/>
+        </w:rPr>
+        <w:t>算法关键操作</w:t>
+      </w:r>
+    </w:p>
+    <w:p>
+      <w:pPr>
+        <w:pStyle w:val="16"/>
+        <w:keepNext w:val="0"/>
+        <w:keepLines w:val="0"/>
+        <w:widowControl/>
+        <w:suppressLineNumbers w:val="0"/>
+        <w:ind w:firstLine="372" w:firstLineChars="200"/>
+        <w:rPr>
+          <w:rFonts w:hint="eastAsia" w:ascii="Times New Roman" w:hAnsi="Times New Roman" w:eastAsia="宋体" w:cs="Times New Roman"/>
+          <w:color w:val="auto"/>
+          <w:kern w:val="2"/>
+          <w:sz w:val="18"/>
+          <w:lang w:val="en-US" w:eastAsia="zh-CN" w:bidi="ar-SA"/>
+        </w:rPr>
+      </w:pPr>
+      <w:r>
+        <w:rPr>
+          <w:rFonts w:hint="eastAsia" w:ascii="Times New Roman" w:hAnsi="Times New Roman" w:eastAsia="宋体" w:cs="Times New Roman"/>
+          <w:color w:val="auto"/>
+          <w:kern w:val="2"/>
+          <w:sz w:val="18"/>
+          <w:lang w:val="en-US" w:eastAsia="zh-CN" w:bidi="ar-SA"/>
+        </w:rPr>
+        <w:t>在具体实现过程中，算法主要包括解的编码、解码过程、邻域生成以及接受准则等关键操作。</w:t>
+      </w:r>
+    </w:p>
+    <w:p>
+      <w:pPr>
+        <w:pStyle w:val="16"/>
+        <w:keepNext w:val="0"/>
+        <w:keepLines w:val="0"/>
+        <w:widowControl/>
+        <w:suppressLineNumbers w:val="0"/>
+        <w:ind w:firstLine="372" w:firstLineChars="200"/>
+        <w:rPr>
+          <w:rFonts w:hint="eastAsia" w:ascii="Times New Roman" w:hAnsi="Times New Roman" w:eastAsia="宋体" w:cs="Times New Roman"/>
+          <w:color w:val="auto"/>
+          <w:kern w:val="2"/>
+          <w:sz w:val="18"/>
+          <w:lang w:val="en-US" w:eastAsia="zh-CN" w:bidi="ar-SA"/>
+        </w:rPr>
+      </w:pPr>
+      <w:r>
+        <w:rPr>
+          <w:rFonts w:hint="eastAsia" w:cs="Times New Roman"/>
+          <w:color w:val="auto"/>
+          <w:kern w:val="2"/>
+          <w:sz w:val="18"/>
+          <w:lang w:val="en-US" w:eastAsia="zh-CN" w:bidi="ar-SA"/>
+        </w:rPr>
+        <w:t>本算法</w:t>
+      </w:r>
+      <w:r>
+        <w:rPr>
+          <w:rFonts w:hint="eastAsia" w:ascii="Times New Roman" w:hAnsi="Times New Roman" w:eastAsia="宋体" w:cs="Times New Roman"/>
+          <w:color w:val="auto"/>
+          <w:kern w:val="2"/>
+          <w:sz w:val="18"/>
+          <w:lang w:val="en-US" w:eastAsia="zh-CN" w:bidi="ar-SA"/>
+        </w:rPr>
+        <w:t>采用操作序列（OS）与机器选择（MS）相结合的双层编码结构</w:t>
+      </w:r>
+      <w:r>
+        <w:rPr>
+          <w:rFonts w:hint="eastAsia" w:cs="Times New Roman"/>
+          <w:color w:val="auto"/>
+          <w:kern w:val="2"/>
+          <w:sz w:val="18"/>
+          <w:lang w:val="en-US" w:eastAsia="zh-CN" w:bidi="ar-SA"/>
+        </w:rPr>
+        <w:t>来表示解结构</w:t>
+      </w:r>
+      <w:r>
+        <w:rPr>
+          <w:rFonts w:hint="eastAsia" w:ascii="Times New Roman" w:hAnsi="Times New Roman" w:eastAsia="宋体" w:cs="Times New Roman"/>
+          <w:color w:val="auto"/>
+          <w:kern w:val="2"/>
+          <w:sz w:val="18"/>
+          <w:lang w:val="en-US" w:eastAsia="zh-CN" w:bidi="ar-SA"/>
+        </w:rPr>
+        <w:t>。</w:t>
+      </w:r>
+      <w:r>
+        <w:rPr>
+          <w:rFonts w:hint="eastAsia" w:cs="Times New Roman"/>
+          <w:color w:val="auto"/>
+          <w:kern w:val="2"/>
+          <w:sz w:val="18"/>
+          <w:lang w:val="en-US" w:eastAsia="zh-CN" w:bidi="ar-SA"/>
+        </w:rPr>
         <w:t>其中</w:t>
+      </w:r>
+      <w:r>
+        <w:rPr>
+          <w:rFonts w:hint="eastAsia" w:ascii="Times New Roman" w:hAnsi="Times New Roman" w:eastAsia="宋体" w:cs="Times New Roman"/>
+          <w:color w:val="auto"/>
+          <w:kern w:val="2"/>
+          <w:sz w:val="18"/>
+          <w:lang w:val="en-US" w:eastAsia="zh-CN" w:bidi="ar-SA"/>
+        </w:rPr>
+        <w:t>操作序列用于描述工序执行顺序，其长度等于所有工序总数</w:t>
+      </w:r>
+      <w:r>
+        <w:rPr>
+          <w:rFonts w:hint="eastAsia" w:cs="Times New Roman"/>
+          <w:color w:val="auto"/>
+          <w:kern w:val="2"/>
+          <w:sz w:val="18"/>
+          <w:lang w:val="en-US" w:eastAsia="zh-CN" w:bidi="ar-SA"/>
+        </w:rPr>
+        <w:t>，元素为工件编号，对于同一工件，其在OS中第k次出现的位置即对应工序</w:t>
+      </w:r>
+      <m:oMath>
+        <m:sSub>
+          <m:sSubPr>
+            <m:ctrlPr>
+              <w:rPr>
+                <w:rFonts w:hint="default" w:ascii="Cambria Math" w:hAnsi="Cambria Math"/>
+                <w:sz w:val="18"/>
+              </w:rPr>
+            </m:ctrlPr>
+          </m:sSubPr>
+          <m:e>
+            <m:r>
+              <m:rPr/>
+              <w:rPr>
+                <w:rFonts w:hint="default" w:ascii="Cambria Math" w:hAnsi="Cambria Math"/>
+                <w:sz w:val="18"/>
+              </w:rPr>
+              <m:t>O</m:t>
+            </m:r>
+            <m:ctrlPr>
+              <w:rPr>
+                <w:rFonts w:ascii="Cambria Math" w:hAnsi="Cambria Math"/>
+                <w:sz w:val="18"/>
+              </w:rPr>
+            </m:ctrlPr>
+          </m:e>
+          <m:sub>
+            <m:r>
+              <m:rPr/>
+              <w:rPr>
+                <w:rFonts w:hint="default" w:ascii="Cambria Math" w:hAnsi="Cambria Math"/>
+                <w:sz w:val="18"/>
+              </w:rPr>
+              <m:t>j,k</m:t>
+            </m:r>
+            <m:ctrlPr>
+              <w:rPr>
+                <w:rFonts w:ascii="Cambria Math" w:hAnsi="Cambria Math"/>
+                <w:sz w:val="18"/>
+              </w:rPr>
+            </m:ctrlPr>
+          </m:sub>
+        </m:sSub>
+      </m:oMath>
+      <w:r>
+        <w:rPr>
+          <w:rFonts w:hint="eastAsia" w:cs="Times New Roman"/>
+          <w:color w:val="auto"/>
+          <w:kern w:val="2"/>
+          <w:sz w:val="18"/>
+          <w:lang w:val="en-US" w:eastAsia="zh-CN" w:bidi="ar-SA"/>
+        </w:rPr>
+        <w:t>；</w:t>
+      </w:r>
+      <w:r>
+        <w:rPr>
+          <w:rFonts w:hint="eastAsia" w:ascii="Times New Roman" w:hAnsi="Times New Roman" w:eastAsia="宋体" w:cs="Times New Roman"/>
+          <w:color w:val="auto"/>
+          <w:kern w:val="2"/>
+          <w:sz w:val="18"/>
+          <w:lang w:val="en-US" w:eastAsia="zh-CN" w:bidi="ar-SA"/>
+        </w:rPr>
+        <w:t>机器选择采用二维结构</w:t>
       </w:r>
       <m:oMath>
         <m:r>
@@ -1245,23 +4779,96 @@
           <m:sSubPr>
             <m:ctrlPr>
               <w:rPr>
-                <w:rFonts w:hint="default" w:ascii="Cambria Math" w:hAnsi="Cambria Math"/>
-                <w:sz w:val="18"/>
+                <w:rFonts w:hint="default" w:ascii="Cambria Math" w:hAnsi="Cambria Math" w:eastAsia="宋体" w:cs="Times New Roman"/>
+                <w:color w:val="auto"/>
+                <w:kern w:val="2"/>
+                <w:sz w:val="18"/>
+                <w:lang w:val="en-US" w:eastAsia="zh-CN" w:bidi="ar-SA"/>
               </w:rPr>
             </m:ctrlPr>
           </m:sSubPr>
           <m:e>
             <m:r>
-              <m:rPr/>
-              <w:rPr>
-                <w:rFonts w:hint="default" w:ascii="Cambria Math" w:hAnsi="Cambria Math"/>
-                <w:sz w:val="18"/>
-              </w:rPr>
-              <m:t>C</m:t>
+              <m:rPr>
+                <m:sty m:val="p"/>
+              </m:rPr>
+              <w:rPr>
+                <w:rFonts w:hint="default" w:ascii="Times New Roman" w:hAnsi="Times New Roman" w:eastAsia="宋体" w:cs="Times New Roman"/>
+                <w:color w:val="auto"/>
+                <w:kern w:val="2"/>
+                <w:sz w:val="18"/>
+                <w:lang w:val="en-US" w:eastAsia="zh-CN" w:bidi="ar-SA"/>
+              </w:rPr>
+              <m:t>MS</m:t>
             </m:r>
             <m:ctrlPr>
               <w:rPr>
-                <w:rFonts w:ascii="Cambria Math" w:hAnsi="Cambria Math"/>
+                <w:rFonts w:hint="eastAsia" w:ascii="Cambria Math" w:hAnsi="Cambria Math" w:eastAsia="宋体" w:cs="Times New Roman"/>
+                <w:color w:val="auto"/>
+                <w:kern w:val="2"/>
+                <w:sz w:val="18"/>
+                <w:lang w:val="en-US" w:eastAsia="zh-CN" w:bidi="ar-SA"/>
+              </w:rPr>
+            </m:ctrlPr>
+          </m:e>
+          <m:sub>
+            <m:r>
+              <m:rPr>
+                <m:sty m:val="p"/>
+              </m:rPr>
+              <w:rPr>
+                <w:rFonts w:hint="default" w:ascii="Times New Roman" w:hAnsi="Times New Roman" w:eastAsia="宋体" w:cs="Times New Roman"/>
+                <w:color w:val="auto"/>
+                <w:kern w:val="2"/>
+                <w:sz w:val="18"/>
+                <w:lang w:val="en-US" w:eastAsia="zh-CN" w:bidi="ar-SA"/>
+              </w:rPr>
+              <m:t>ij</m:t>
+            </m:r>
+            <m:ctrlPr>
+              <w:rPr>
+                <w:rFonts w:hint="eastAsia" w:ascii="Cambria Math" w:hAnsi="Cambria Math" w:eastAsia="宋体" w:cs="Times New Roman"/>
+                <w:color w:val="auto"/>
+                <w:kern w:val="2"/>
+                <w:sz w:val="18"/>
+                <w:lang w:val="en-US" w:eastAsia="zh-CN" w:bidi="ar-SA"/>
+              </w:rPr>
+            </m:ctrlPr>
+          </m:sub>
+        </m:sSub>
+      </m:oMath>
+      <w:r>
+        <w:rPr>
+          <w:rFonts w:hint="eastAsia" w:ascii="Times New Roman" w:hAnsi="Times New Roman" w:eastAsia="宋体" w:cs="Times New Roman"/>
+          <w:color w:val="auto"/>
+          <w:kern w:val="2"/>
+          <w:sz w:val="18"/>
+          <w:lang w:val="en-US" w:eastAsia="zh-CN" w:bidi="ar-SA"/>
+        </w:rPr>
+        <w:t>变量</w:t>
+      </w:r>
+      <m:oMath>
+        <m:sSubSup>
+          <m:sSubSupPr>
+            <m:ctrlPr>
+              <w:rPr>
+                <w:rFonts w:hint="default" w:ascii="Cambria Math" w:hAnsi="Cambria Math" w:eastAsia="宋体"/>
+                <w:sz w:val="18"/>
+              </w:rPr>
+            </m:ctrlPr>
+          </m:sSubSupPr>
+          <m:e>
+            <m:r>
+              <m:rPr/>
+              <w:rPr>
+                <w:rFonts w:hint="default" w:ascii="Cambria Math" w:hAnsi="Cambria Math" w:eastAsia="宋体"/>
+                <w:sz w:val="18"/>
+              </w:rPr>
+              <m:t>x</m:t>
+            </m:r>
+            <m:ctrlPr>
+              <w:rPr>
+                <w:rFonts w:ascii="Cambria Math" w:hAnsi="Cambria Math" w:eastAsia="宋体"/>
                 <w:sz w:val="18"/>
               </w:rPr>
             </m:ctrlPr>
@@ -1270,30 +4877,35 @@
             <m:r>
               <m:rPr/>
               <w:rPr>
-                <w:rFonts w:hint="default" w:ascii="Cambria Math" w:hAnsi="Cambria Math"/>
-                <w:sz w:val="18"/>
-              </w:rPr>
-              <m:t>j</m:t>
+                <w:rFonts w:hint="default" w:ascii="Cambria Math" w:hAnsi="Cambria Math" w:eastAsia="宋体"/>
+                <w:sz w:val="18"/>
+              </w:rPr>
+              <m:t>j,k</m:t>
             </m:r>
             <m:ctrlPr>
               <w:rPr>
-                <w:rFonts w:ascii="Cambria Math" w:hAnsi="Cambria Math"/>
+                <w:rFonts w:ascii="Cambria Math" w:hAnsi="Cambria Math" w:eastAsia="宋体"/>
                 <w:sz w:val="18"/>
               </w:rPr>
             </m:ctrlPr>
           </m:sub>
-        </m:sSub>
-        <m:r>
-          <m:rPr>
-            <m:sty m:val="p"/>
-          </m:rPr>
-          <w:rPr>
-            <w:rFonts w:hint="default" w:ascii="Cambria Math" w:hAnsi="Cambria Math"/>
-            <w:sz w:val="18"/>
-            <w:lang w:val="en-US" w:eastAsia="zh-CN"/>
-          </w:rPr>
-          <m:t xml:space="preserve"> </m:t>
-        </m:r>
+          <m:sup>
+            <m:r>
+              <m:rPr/>
+              <w:rPr>
+                <w:rFonts w:hint="default" w:ascii="Cambria Math" w:hAnsi="Cambria Math" w:eastAsia="宋体"/>
+                <w:sz w:val="18"/>
+              </w:rPr>
+              <m:t>m</m:t>
+            </m:r>
+            <m:ctrlPr>
+              <w:rPr>
+                <w:rFonts w:ascii="Cambria Math" w:hAnsi="Cambria Math" w:eastAsia="宋体"/>
+                <w:sz w:val="18"/>
+              </w:rPr>
+            </m:ctrlPr>
+          </m:sup>
+        </m:sSubSup>
       </m:oMath>
       <w:r>
         <w:rPr>
@@ -1303,357 +4915,7 @@
           <w:sz w:val="18"/>
           <w:lang w:val="en-US" w:eastAsia="zh-CN" w:bidi="ar-SA"/>
         </w:rPr>
-        <w:t>表示工件</w:t>
-      </w:r>
-      <m:oMath>
-        <m:r>
-          <m:rPr/>
-          <w:rPr>
-            <w:rFonts w:hint="default" w:ascii="Cambria Math" w:cs="Times New Roman"/>
-            <w:color w:val="auto"/>
-            <w:kern w:val="2"/>
-            <w:sz w:val="18"/>
-            <w:lang w:val="en-US" w:eastAsia="zh-CN" w:bidi="ar-SA"/>
-          </w:rPr>
-          <m:t xml:space="preserve"> </m:t>
-        </m:r>
-        <m:r>
-          <m:rPr/>
-          <w:rPr>
-            <w:rFonts w:hint="default" w:ascii="Cambria Math" w:hAnsi="Cambria Math"/>
-            <w:sz w:val="18"/>
-          </w:rPr>
-          <m:t>j</m:t>
-        </m:r>
-        <m:r>
-          <m:rPr/>
-          <w:rPr>
-            <w:rFonts w:hint="default" w:ascii="Cambria Math" w:hAnsi="Cambria Math"/>
-            <w:sz w:val="18"/>
-            <w:lang w:val="en-US" w:eastAsia="zh-CN"/>
-          </w:rPr>
-          <m:t xml:space="preserve"> </m:t>
-        </m:r>
-      </m:oMath>
-      <w:r>
-        <w:rPr>
-          <w:rFonts w:hint="eastAsia" w:ascii="Times New Roman" w:hAnsi="Times New Roman" w:eastAsia="宋体" w:cs="Times New Roman"/>
-          <w:color w:val="auto"/>
-          <w:kern w:val="2"/>
-          <w:sz w:val="18"/>
-          <w:lang w:val="en-US" w:eastAsia="zh-CN" w:bidi="ar-SA"/>
-        </w:rPr>
-        <w:t>的完工时间。</w:t>
-      </w:r>
-    </w:p>
-    <w:p>
-      <w:pPr>
-        <w:pStyle w:val="16"/>
-        <w:keepNext w:val="0"/>
-        <w:keepLines w:val="0"/>
-        <w:widowControl/>
-        <w:suppressLineNumbers w:val="0"/>
-        <w:ind w:firstLine="372" w:firstLineChars="200"/>
-        <w:rPr>
-          <w:rFonts w:hint="eastAsia" w:ascii="Times New Roman" w:hAnsi="Times New Roman" w:eastAsia="宋体" w:cs="Times New Roman"/>
-          <w:color w:val="auto"/>
-          <w:kern w:val="2"/>
-          <w:sz w:val="18"/>
-          <w:lang w:val="en-US" w:eastAsia="zh-CN" w:bidi="ar-SA"/>
-        </w:rPr>
-      </w:pPr>
-      <w:r>
-        <w:rPr>
-          <w:rFonts w:hint="eastAsia" w:ascii="Times New Roman" w:hAnsi="Times New Roman" w:eastAsia="宋体" w:cs="Times New Roman"/>
-          <w:color w:val="auto"/>
-          <w:kern w:val="2"/>
-          <w:sz w:val="18"/>
-          <w:lang w:val="en-US" w:eastAsia="zh-CN" w:bidi="ar-SA"/>
-        </w:rPr>
-        <w:t>由于问题规模随工件数和机器数的增加呈指数级增长，传统方法</w:t>
-      </w:r>
-      <w:r>
-        <w:rPr>
-          <w:rFonts w:hint="eastAsia" w:cs="Times New Roman"/>
-          <w:color w:val="auto"/>
-          <w:kern w:val="2"/>
-          <w:sz w:val="18"/>
-          <w:lang w:val="en-US" w:eastAsia="zh-CN" w:bidi="ar-SA"/>
-        </w:rPr>
-        <w:t>很难</w:t>
-      </w:r>
-      <w:r>
-        <w:rPr>
-          <w:rFonts w:hint="eastAsia" w:ascii="Times New Roman" w:hAnsi="Times New Roman" w:eastAsia="宋体" w:cs="Times New Roman"/>
-          <w:color w:val="auto"/>
-          <w:kern w:val="2"/>
-          <w:sz w:val="18"/>
-          <w:lang w:val="en-US" w:eastAsia="zh-CN" w:bidi="ar-SA"/>
-        </w:rPr>
-        <w:t>高效求解。</w:t>
-      </w:r>
-      <w:r>
-        <w:rPr>
-          <w:rFonts w:hint="eastAsia" w:cs="Times New Roman"/>
-          <w:color w:val="auto"/>
-          <w:kern w:val="2"/>
-          <w:sz w:val="18"/>
-          <w:lang w:val="en-US" w:eastAsia="zh-CN" w:bidi="ar-SA"/>
-        </w:rPr>
-        <w:t>最近</w:t>
-      </w:r>
-      <w:r>
-        <w:rPr>
-          <w:rFonts w:hint="eastAsia" w:ascii="Times New Roman" w:hAnsi="Times New Roman" w:eastAsia="宋体" w:cs="Times New Roman"/>
-          <w:color w:val="auto"/>
-          <w:kern w:val="2"/>
-          <w:sz w:val="18"/>
-          <w:lang w:val="en-US" w:eastAsia="zh-CN" w:bidi="ar-SA"/>
-        </w:rPr>
-        <w:t>，群智能优化算法因其良好的全局搜索能力被广泛应用于该问题。本文基于模拟退火算法</w:t>
-      </w:r>
-      <w:r>
-        <w:rPr>
-          <w:rFonts w:hint="eastAsia" w:cs="Times New Roman"/>
-          <w:color w:val="auto"/>
-          <w:kern w:val="2"/>
-          <w:sz w:val="18"/>
-          <w:lang w:val="en-US" w:eastAsia="zh-CN" w:bidi="ar-SA"/>
-        </w:rPr>
-        <w:t>来进行</w:t>
-      </w:r>
-      <w:r>
-        <w:rPr>
-          <w:rFonts w:hint="eastAsia" w:ascii="Times New Roman" w:hAnsi="Times New Roman" w:eastAsia="宋体" w:cs="Times New Roman"/>
-          <w:color w:val="auto"/>
-          <w:kern w:val="2"/>
-          <w:sz w:val="18"/>
-          <w:lang w:val="en-US" w:eastAsia="zh-CN" w:bidi="ar-SA"/>
-        </w:rPr>
-        <w:t>求解，通过双层编码方式表示调度解，并结合多邻域搜索与自适应降温策略，提高算法的搜索效率与解质量。实验结果表明，该方法在保证计算效率的同时能够获得较优调度结果。</w:t>
-      </w:r>
-    </w:p>
-    <w:p>
-      <w:pPr>
-        <w:pStyle w:val="16"/>
-        <w:keepNext w:val="0"/>
-        <w:keepLines w:val="0"/>
-        <w:widowControl/>
-        <w:numPr>
-          <w:ilvl w:val="0"/>
-          <w:numId w:val="0"/>
-        </w:numPr>
-        <w:suppressLineNumbers w:val="0"/>
-        <w:ind w:leftChars="200" w:right="0" w:rightChars="0"/>
-        <w:rPr>
-          <w:rFonts w:hint="default" w:cs="Times New Roman"/>
-          <w:kern w:val="2"/>
-          <w:sz w:val="18"/>
-          <w:lang w:val="en-US" w:eastAsia="zh-CN" w:bidi="ar-SA"/>
-        </w:rPr>
-      </w:pPr>
-    </w:p>
-    <w:p>
-      <w:pPr>
-        <w:pStyle w:val="2"/>
-        <w:rPr>
-          <w:bCs/>
-        </w:rPr>
-      </w:pPr>
-      <w:r>
-        <w:rPr>
-          <w:rFonts w:hint="eastAsia"/>
-          <w:bCs/>
-        </w:rPr>
-        <w:t>算法设计</w:t>
-      </w:r>
-    </w:p>
-    <w:p>
-      <w:pPr>
-        <w:pStyle w:val="3"/>
-      </w:pPr>
-    </w:p>
-    <w:p>
-      <w:pPr>
-        <w:pStyle w:val="4"/>
-        <w:bidi w:val="0"/>
-        <w:ind w:left="0" w:leftChars="0" w:firstLine="0" w:firstLineChars="0"/>
-        <w:rPr>
-          <w:rFonts w:hint="eastAsia"/>
-          <w:lang w:val="en-US" w:eastAsia="zh-CN"/>
-        </w:rPr>
-      </w:pPr>
-      <w:r>
-        <w:rPr>
-          <w:rFonts w:hint="eastAsia"/>
-          <w:lang w:val="en-US" w:eastAsia="zh-CN"/>
-        </w:rPr>
-        <w:t>算法思路简介</w:t>
-      </w:r>
-    </w:p>
-    <w:p>
-      <w:pPr>
-        <w:pStyle w:val="16"/>
-        <w:keepNext w:val="0"/>
-        <w:keepLines w:val="0"/>
-        <w:widowControl/>
-        <w:suppressLineNumbers w:val="0"/>
-        <w:ind w:firstLine="372" w:firstLineChars="200"/>
-        <w:rPr>
-          <w:rFonts w:hint="eastAsia" w:ascii="Times New Roman" w:hAnsi="Times New Roman" w:eastAsia="宋体" w:cs="Times New Roman"/>
-          <w:color w:val="auto"/>
-          <w:kern w:val="2"/>
-          <w:sz w:val="18"/>
-          <w:lang w:val="en-US" w:eastAsia="zh-CN" w:bidi="ar-SA"/>
-        </w:rPr>
-      </w:pPr>
-      <w:r>
-        <w:rPr>
-          <w:rFonts w:hint="eastAsia" w:ascii="Times New Roman" w:hAnsi="Times New Roman" w:eastAsia="宋体" w:cs="Times New Roman"/>
-          <w:color w:val="auto"/>
-          <w:kern w:val="2"/>
-          <w:sz w:val="18"/>
-          <w:lang w:val="en-US" w:eastAsia="zh-CN" w:bidi="ar-SA"/>
-        </w:rPr>
-        <w:t>针对柔性作业车间调度问题求解空间大、约束复杂的特点，本文采用模拟退火算法进行优化求解。该算法通过引入温度参数控制搜索过程，在初期允许较差解被接受以增强全局搜索能力，在后期逐步收敛至高质量解，从而在解空间中实现有效搜索。</w:t>
-      </w:r>
-    </w:p>
-    <w:p>
-      <w:pPr>
-        <w:pStyle w:val="16"/>
-        <w:keepNext w:val="0"/>
-        <w:keepLines w:val="0"/>
-        <w:widowControl/>
-        <w:suppressLineNumbers w:val="0"/>
-        <w:ind w:firstLine="372" w:firstLineChars="200"/>
-        <w:rPr>
-          <w:rFonts w:hint="eastAsia" w:ascii="Times New Roman" w:hAnsi="Times New Roman" w:eastAsia="宋体" w:cs="Times New Roman"/>
-          <w:color w:val="auto"/>
-          <w:kern w:val="2"/>
-          <w:sz w:val="18"/>
-          <w:lang w:val="en-US" w:eastAsia="zh-CN" w:bidi="ar-SA"/>
-        </w:rPr>
-      </w:pPr>
-      <w:r>
-        <w:rPr>
-          <w:rFonts w:hint="eastAsia" w:ascii="Times New Roman" w:hAnsi="Times New Roman" w:eastAsia="宋体" w:cs="Times New Roman"/>
-          <w:color w:val="auto"/>
-          <w:kern w:val="2"/>
-          <w:sz w:val="18"/>
-          <w:lang w:val="en-US" w:eastAsia="zh-CN" w:bidi="ar-SA"/>
-        </w:rPr>
-        <w:t>为适应FJSP问题的特点，本文设计了基于操作序列与机器选择的双层编码方式，并结合解码机制将编码转化为具体调度方案。同时，通过多种邻域操作对解进行扰动，并引入自适应降温策略调节搜索节奏，从而提高算法在解质量与计算效率之间的平衡能力。</w:t>
-      </w:r>
-    </w:p>
-    <w:p>
-      <w:pPr>
-        <w:pStyle w:val="3"/>
-        <w:rPr>
-          <w:rFonts w:hint="eastAsia"/>
-          <w:lang w:val="en-US" w:eastAsia="zh-CN"/>
-        </w:rPr>
-      </w:pPr>
-    </w:p>
-    <w:p>
-      <w:pPr>
-        <w:pStyle w:val="4"/>
-        <w:bidi w:val="0"/>
-        <w:ind w:left="0" w:leftChars="0" w:firstLine="0" w:firstLineChars="0"/>
-        <w:rPr>
-          <w:rFonts w:hint="default"/>
-          <w:lang w:val="en-US" w:eastAsia="zh-CN"/>
-        </w:rPr>
-      </w:pPr>
-      <w:r>
-        <w:rPr>
-          <w:rFonts w:hint="eastAsia"/>
-          <w:lang w:val="en-US" w:eastAsia="zh-CN"/>
-        </w:rPr>
-        <w:t>算法关键操作</w:t>
-      </w:r>
-    </w:p>
-    <w:p>
-      <w:pPr>
-        <w:pStyle w:val="16"/>
-        <w:keepNext w:val="0"/>
-        <w:keepLines w:val="0"/>
-        <w:widowControl/>
-        <w:suppressLineNumbers w:val="0"/>
-        <w:ind w:firstLine="372" w:firstLineChars="200"/>
-        <w:rPr>
-          <w:rFonts w:hint="eastAsia" w:ascii="Times New Roman" w:hAnsi="Times New Roman" w:eastAsia="宋体" w:cs="Times New Roman"/>
-          <w:color w:val="auto"/>
-          <w:kern w:val="2"/>
-          <w:sz w:val="18"/>
-          <w:lang w:val="en-US" w:eastAsia="zh-CN" w:bidi="ar-SA"/>
-        </w:rPr>
-      </w:pPr>
-      <w:r>
-        <w:rPr>
-          <w:rFonts w:hint="eastAsia" w:ascii="Times New Roman" w:hAnsi="Times New Roman" w:eastAsia="宋体" w:cs="Times New Roman"/>
-          <w:color w:val="auto"/>
-          <w:kern w:val="2"/>
-          <w:sz w:val="18"/>
-          <w:lang w:val="en-US" w:eastAsia="zh-CN" w:bidi="ar-SA"/>
-        </w:rPr>
-        <w:t>在具体实现过程中，算法主要包括解的编码、解码过程、邻域生成以及接受准则等关键操作。</w:t>
-      </w:r>
-    </w:p>
-    <w:p>
-      <w:pPr>
-        <w:pStyle w:val="16"/>
-        <w:keepNext w:val="0"/>
-        <w:keepLines w:val="0"/>
-        <w:widowControl/>
-        <w:suppressLineNumbers w:val="0"/>
-        <w:ind w:firstLine="372" w:firstLineChars="200"/>
-        <w:rPr>
-          <w:rFonts w:hint="eastAsia" w:ascii="Times New Roman" w:hAnsi="Times New Roman" w:eastAsia="宋体" w:cs="Times New Roman"/>
-          <w:color w:val="auto"/>
-          <w:kern w:val="2"/>
-          <w:sz w:val="18"/>
-          <w:lang w:val="en-US" w:eastAsia="zh-CN" w:bidi="ar-SA"/>
-        </w:rPr>
-      </w:pPr>
-      <w:r>
-        <w:rPr>
-          <w:rFonts w:hint="eastAsia" w:cs="Times New Roman"/>
-          <w:color w:val="auto"/>
-          <w:kern w:val="2"/>
-          <w:sz w:val="18"/>
-          <w:lang w:val="en-US" w:eastAsia="zh-CN" w:bidi="ar-SA"/>
-        </w:rPr>
-        <w:t>本算法</w:t>
-      </w:r>
-      <w:r>
-        <w:rPr>
-          <w:rFonts w:hint="eastAsia" w:ascii="Times New Roman" w:hAnsi="Times New Roman" w:eastAsia="宋体" w:cs="Times New Roman"/>
-          <w:color w:val="auto"/>
-          <w:kern w:val="2"/>
-          <w:sz w:val="18"/>
-          <w:lang w:val="en-US" w:eastAsia="zh-CN" w:bidi="ar-SA"/>
-        </w:rPr>
-        <w:t>采用操作序列（OS）与机器选择（MS）相结合的双层编码结构</w:t>
-      </w:r>
-      <w:r>
-        <w:rPr>
-          <w:rFonts w:hint="eastAsia" w:cs="Times New Roman"/>
-          <w:color w:val="auto"/>
-          <w:kern w:val="2"/>
-          <w:sz w:val="18"/>
-          <w:lang w:val="en-US" w:eastAsia="zh-CN" w:bidi="ar-SA"/>
-        </w:rPr>
-        <w:t>来表示解结构</w:t>
-      </w:r>
-      <w:r>
-        <w:rPr>
-          <w:rFonts w:hint="eastAsia" w:ascii="Times New Roman" w:hAnsi="Times New Roman" w:eastAsia="宋体" w:cs="Times New Roman"/>
-          <w:color w:val="auto"/>
-          <w:kern w:val="2"/>
-          <w:sz w:val="18"/>
-          <w:lang w:val="en-US" w:eastAsia="zh-CN" w:bidi="ar-SA"/>
-        </w:rPr>
-        <w:t>。操作序列用于描述工序执行顺序，其长度等于所有工序总数；机器选择采用二维结构</w:t>
+        <w:t>进行编码，表示工件</w:t>
       </w:r>
       <m:oMath>
         <m:r>
@@ -1661,83 +4923,7 @@
             <m:sty m:val="p"/>
           </m:rPr>
           <w:rPr>
-            <w:rFonts w:hint="default" w:ascii="Cambria Math" w:cs="Times New Roman"/>
-            <w:color w:val="auto"/>
-            <w:kern w:val="2"/>
-            <w:sz w:val="18"/>
-            <w:lang w:val="en-US" w:eastAsia="zh-CN" w:bidi="ar-SA"/>
-          </w:rPr>
-          <m:t xml:space="preserve"> </m:t>
-        </m:r>
-        <m:sSub>
-          <m:sSubPr>
-            <m:ctrlPr>
-              <w:rPr>
-                <w:rFonts w:hint="default" w:ascii="Cambria Math" w:hAnsi="Cambria Math"/>
-                <w:sz w:val="18"/>
-              </w:rPr>
-            </m:ctrlPr>
-          </m:sSubPr>
-          <m:e>
-            <m:r>
-              <m:rPr/>
-              <w:rPr>
-                <w:rFonts w:hint="default" w:ascii="Cambria Math" w:hAnsi="Cambria Math"/>
-                <w:sz w:val="18"/>
-              </w:rPr>
-              <m:t>M</m:t>
-            </m:r>
-            <m:r>
-              <m:rPr/>
-              <w:rPr>
-                <w:rFonts w:hint="default" w:ascii="Cambria Math" w:hAnsi="Cambria Math"/>
-                <w:sz w:val="18"/>
-                <w:lang w:val="en-US" w:eastAsia="zh-CN"/>
-              </w:rPr>
-              <m:t>S</m:t>
-            </m:r>
-            <m:ctrlPr>
-              <w:rPr>
-                <w:rFonts w:ascii="Cambria Math" w:hAnsi="Cambria Math"/>
-                <w:sz w:val="18"/>
-              </w:rPr>
-            </m:ctrlPr>
-          </m:e>
-          <m:sub>
-            <m:r>
-              <m:rPr/>
-              <w:rPr>
-                <w:rFonts w:hint="default" w:ascii="Cambria Math" w:hAnsi="Cambria Math"/>
-                <w:sz w:val="18"/>
-              </w:rPr>
-              <m:t>ij</m:t>
-            </m:r>
-            <m:ctrlPr>
-              <w:rPr>
-                <w:rFonts w:ascii="Cambria Math" w:hAnsi="Cambria Math"/>
-                <w:sz w:val="18"/>
-              </w:rPr>
-            </m:ctrlPr>
-          </m:sub>
-        </m:sSub>
-      </m:oMath>
-      <w:r>
-        <w:rPr>
-          <w:rFonts w:hint="eastAsia" w:ascii="Times New Roman" w:hAnsi="Times New Roman" w:eastAsia="宋体" w:cs="Times New Roman"/>
-          <w:color w:val="auto"/>
-          <w:kern w:val="2"/>
-          <w:sz w:val="18"/>
-          <w:lang w:val="en-US" w:eastAsia="zh-CN" w:bidi="ar-SA"/>
-        </w:rPr>
-        <w:t>，表示工件</w:t>
-      </w:r>
-      <m:oMath>
-        <m:r>
-          <m:rPr>
-            <m:sty m:val="p"/>
-          </m:rPr>
-          <w:rPr>
-            <w:rFonts w:hint="eastAsia" w:ascii="Cambria Math" w:hAnsi="Cambria Math" w:eastAsia="宋体" w:cs="Times New Roman"/>
+            <w:rFonts w:hint="eastAsia" w:ascii="Times New Roman" w:hAnsi="Times New Roman" w:eastAsia="宋体" w:cs="Times New Roman"/>
             <w:color w:val="auto"/>
             <w:kern w:val="2"/>
             <w:sz w:val="18"/>
@@ -1750,7 +4936,7 @@
             <m:sty m:val="p"/>
           </m:rPr>
           <w:rPr>
-            <w:rFonts w:hint="default" w:ascii="Cambria Math" w:hAnsi="Cambria Math" w:cs="Times New Roman"/>
+            <w:rFonts w:hint="default" w:ascii="Times New Roman" w:hAnsi="Times New Roman" w:eastAsia="宋体" w:cs="Times New Roman"/>
             <w:color w:val="auto"/>
             <w:kern w:val="2"/>
             <w:sz w:val="18"/>
@@ -1775,7 +4961,7 @@
             <m:sty m:val="p"/>
           </m:rPr>
           <w:rPr>
-            <w:rFonts w:hint="eastAsia" w:ascii="Cambria Math" w:hAnsi="Cambria Math" w:eastAsia="宋体" w:cs="Times New Roman"/>
+            <w:rFonts w:hint="eastAsia" w:ascii="Times New Roman" w:hAnsi="Times New Roman" w:eastAsia="宋体" w:cs="Times New Roman"/>
             <w:color w:val="auto"/>
             <w:kern w:val="2"/>
             <w:sz w:val="18"/>
@@ -1788,7 +4974,7 @@
             <m:sty m:val="p"/>
           </m:rPr>
           <w:rPr>
-            <w:rFonts w:hint="default" w:ascii="Cambria Math" w:hAnsi="Cambria Math" w:cs="Times New Roman"/>
+            <w:rFonts w:hint="default" w:ascii="Times New Roman" w:hAnsi="Times New Roman" w:eastAsia="宋体" w:cs="Times New Roman"/>
             <w:color w:val="auto"/>
             <w:kern w:val="2"/>
             <w:sz w:val="18"/>
@@ -1801,7 +4987,7 @@
             <m:sty m:val="p"/>
           </m:rPr>
           <w:rPr>
-            <w:rFonts w:hint="eastAsia" w:ascii="Cambria Math" w:hAnsi="Cambria Math" w:eastAsia="宋体" w:cs="Times New Roman"/>
+            <w:rFonts w:hint="eastAsia" w:ascii="Times New Roman" w:hAnsi="Times New Roman" w:eastAsia="宋体" w:cs="Times New Roman"/>
             <w:color w:val="auto"/>
             <w:kern w:val="2"/>
             <w:sz w:val="18"/>
@@ -2366,7 +5552,27 @@
           <w:sz w:val="18"/>
           <w:lang w:val="en-US" w:eastAsia="zh-CN" w:bidi="ar-SA"/>
         </w:rPr>
-        <w:t>为清晰描述算法流程，本文给出模拟退火算法的伪代码如下：</w:t>
+        <w:t>为清晰描述算法流程，</w:t>
+      </w:r>
+      <w:r>
+        <w:rPr>
+          <w:rFonts w:hint="eastAsia" w:cs="Times New Roman"/>
+          <w:color w:val="auto"/>
+          <w:kern w:val="2"/>
+          <w:sz w:val="18"/>
+          <w:lang w:val="en-US" w:eastAsia="zh-CN" w:bidi="ar-SA"/>
+        </w:rPr>
+        <w:t>下面</w:t>
+      </w:r>
+      <w:r>
+        <w:rPr>
+          <w:rFonts w:hint="eastAsia" w:ascii="Times New Roman" w:hAnsi="Times New Roman" w:eastAsia="宋体" w:cs="Times New Roman"/>
+          <w:color w:val="auto"/>
+          <w:kern w:val="2"/>
+          <w:sz w:val="18"/>
+          <w:lang w:val="en-US" w:eastAsia="zh-CN" w:bidi="ar-SA"/>
+        </w:rPr>
+        <w:t>给出模拟退火算法的伪代码：</w:t>
       </w:r>
     </w:p>
     <w:p>
@@ -2395,7 +5601,7 @@
       <w:pPr>
         <w:pStyle w:val="3"/>
         <w:rPr>
-          <w:rFonts w:hint="eastAsia" w:ascii="Times New Roman" w:hAnsi="Times New Roman" w:eastAsia="宋体" w:cs="Times New Roman"/>
+          <w:rFonts w:hint="default" w:ascii="Times New Roman" w:hAnsi="Times New Roman" w:eastAsia="宋体" w:cs="Times New Roman"/>
           <w:color w:val="auto"/>
           <w:kern w:val="2"/>
           <w:sz w:val="18"/>
@@ -3026,15 +6232,160 @@
         </w:rPr>
         <w:t>其中</w:t>
       </w:r>
-      <w:r>
-        <w:rPr>
-          <w:rFonts w:hint="eastAsia" w:ascii="Times New Roman" w:hAnsi="Times New Roman" w:eastAsia="宋体" w:cs="Times New Roman"/>
-          <w:color w:val="auto"/>
-          <w:kern w:val="2"/>
-          <w:sz w:val="18"/>
-          <w:lang w:val="en-US" w:eastAsia="zh-CN" w:bidi="ar-SA"/>
-        </w:rPr>
-        <w:t>N为总工序数。在模拟退火过程中，若温度更新次数为</w:t>
+      <m:oMath>
+        <m:r>
+          <m:rPr/>
+          <w:rPr>
+            <w:rFonts w:hint="default" w:ascii="Cambria Math" w:hAnsi="Cambria Math" w:eastAsia="宋体"/>
+            <w:sz w:val="18"/>
+          </w:rPr>
+          <m:t>N=</m:t>
+        </m:r>
+        <m:nary>
+          <m:naryPr>
+            <m:chr m:val="∑"/>
+            <m:limLoc m:val="undOvr"/>
+            <m:ctrlPr>
+              <w:rPr>
+                <w:rFonts w:hint="default" w:ascii="Cambria Math" w:hAnsi="Cambria Math" w:eastAsia="宋体"/>
+                <w:i/>
+                <w:sz w:val="18"/>
+              </w:rPr>
+            </m:ctrlPr>
+          </m:naryPr>
+          <m:sub>
+            <m:r>
+              <m:rPr/>
+              <w:rPr>
+                <w:rFonts w:hint="default" w:ascii="Cambria Math" w:hAnsi="Cambria Math" w:eastAsia="宋体"/>
+                <w:sz w:val="18"/>
+              </w:rPr>
+              <m:t>i=1</m:t>
+            </m:r>
+            <m:ctrlPr>
+              <w:rPr>
+                <w:rFonts w:ascii="Cambria Math" w:hAnsi="Cambria Math" w:eastAsia="宋体"/>
+                <w:sz w:val="18"/>
+              </w:rPr>
+            </m:ctrlPr>
+          </m:sub>
+          <m:sup>
+            <m:d>
+              <m:dPr>
+                <m:begChr m:val="|"/>
+                <m:endChr m:val="|"/>
+                <m:ctrlPr>
+                  <w:rPr>
+                    <w:rFonts w:hint="default" w:ascii="Cambria Math" w:hAnsi="Cambria Math" w:eastAsia="宋体"/>
+                    <w:i/>
+                    <w:sz w:val="18"/>
+                  </w:rPr>
+                </m:ctrlPr>
+              </m:dPr>
+              <m:e>
+                <m:r>
+                  <m:rPr/>
+                  <w:rPr>
+                    <w:rFonts w:hint="default" w:ascii="Cambria Math" w:hAnsi="Cambria Math" w:eastAsia="宋体"/>
+                    <w:sz w:val="18"/>
+                  </w:rPr>
+                  <m:t>J</m:t>
+                </m:r>
+                <m:ctrlPr>
+                  <w:rPr>
+                    <w:rFonts w:ascii="Cambria Math" w:hAnsi="Cambria Math" w:eastAsia="宋体"/>
+                    <w:sz w:val="18"/>
+                  </w:rPr>
+                </m:ctrlPr>
+              </m:e>
+            </m:d>
+            <m:ctrlPr>
+              <w:rPr>
+                <w:rFonts w:hint="default" w:ascii="Cambria Math" w:hAnsi="Cambria Math" w:eastAsia="宋体"/>
+                <w:i/>
+                <w:sz w:val="18"/>
+              </w:rPr>
+            </m:ctrlPr>
+          </m:sup>
+          <m:e>
+            <m:sSub>
+              <m:sSubPr>
+                <m:ctrlPr>
+                  <w:rPr>
+                    <w:rFonts w:hint="default" w:ascii="Cambria Math" w:hAnsi="Cambria Math" w:eastAsia="宋体"/>
+                    <w:sz w:val="18"/>
+                  </w:rPr>
+                </m:ctrlPr>
+              </m:sSubPr>
+              <m:e>
+                <m:r>
+                  <m:rPr/>
+                  <w:rPr>
+                    <w:rFonts w:hint="default" w:ascii="Cambria Math" w:hAnsi="Cambria Math" w:eastAsia="宋体"/>
+                    <w:sz w:val="18"/>
+                  </w:rPr>
+                  <m:t>k</m:t>
+                </m:r>
+                <m:ctrlPr>
+                  <w:rPr>
+                    <w:rFonts w:ascii="Cambria Math" w:hAnsi="Cambria Math" w:eastAsia="宋体"/>
+                    <w:sz w:val="18"/>
+                  </w:rPr>
+                </m:ctrlPr>
+              </m:e>
+              <m:sub>
+                <m:r>
+                  <m:rPr/>
+                  <w:rPr>
+                    <w:rFonts w:hint="default" w:ascii="Cambria Math" w:hAnsi="Cambria Math" w:eastAsia="宋体"/>
+                    <w:sz w:val="18"/>
+                  </w:rPr>
+                  <m:t>i</m:t>
+                </m:r>
+                <m:ctrlPr>
+                  <w:rPr>
+                    <w:rFonts w:ascii="Cambria Math" w:hAnsi="Cambria Math" w:eastAsia="宋体"/>
+                    <w:sz w:val="18"/>
+                  </w:rPr>
+                </m:ctrlPr>
+              </m:sub>
+            </m:sSub>
+            <m:ctrlPr>
+              <w:rPr>
+                <w:rFonts w:hint="default" w:ascii="Cambria Math" w:hAnsi="Cambria Math" w:eastAsia="宋体"/>
+                <w:sz w:val="18"/>
+              </w:rPr>
+            </m:ctrlPr>
+          </m:e>
+        </m:nary>
+      </m:oMath>
+      <w:r>
+        <w:rPr>
+          <w:rFonts w:hint="eastAsia" w:hAnsi="Cambria Math"/>
+          <w:i w:val="0"/>
+          <w:sz w:val="18"/>
+          <w:lang w:eastAsia="zh-CN"/>
+        </w:rPr>
+        <w:t>，</w:t>
+      </w:r>
+      <w:r>
+        <w:rPr>
+          <w:rFonts w:hint="eastAsia" w:hAnsi="Cambria Math"/>
+          <w:i w:val="0"/>
+          <w:sz w:val="18"/>
+          <w:lang w:val="en-US" w:eastAsia="zh-CN"/>
+        </w:rPr>
+        <w:t>即</w:t>
+      </w:r>
+      <w:r>
+        <w:rPr>
+          <w:rFonts w:hint="eastAsia" w:ascii="Times New Roman" w:hAnsi="Times New Roman" w:eastAsia="宋体" w:cs="Times New Roman"/>
+          <w:color w:val="auto"/>
+          <w:kern w:val="2"/>
+          <w:sz w:val="18"/>
+          <w:lang w:val="en-US" w:eastAsia="zh-CN" w:bidi="ar-SA"/>
+        </w:rPr>
+        <w:t>为总工序数。在模拟退火过程中，若温度更新次数为</w:t>
       </w:r>
       <m:oMath>
         <m:r>
@@ -3354,44 +6705,461 @@
     </w:p>
     <w:p>
       <w:pPr>
+        <w:pStyle w:val="16"/>
+        <w:keepNext w:val="0"/>
+        <w:keepLines w:val="0"/>
+        <w:widowControl/>
+        <w:suppressLineNumbers w:val="0"/>
+        <w:ind w:firstLine="372" w:firstLineChars="200"/>
+        <w:rPr>
+          <w:rFonts w:hint="eastAsia" w:ascii="Times New Roman" w:hAnsi="Times New Roman" w:eastAsia="宋体" w:cs="Times New Roman"/>
+          <w:color w:val="auto"/>
+          <w:kern w:val="2"/>
+          <w:sz w:val="18"/>
+          <w:lang w:val="en-US" w:eastAsia="zh-CN" w:bidi="ar-SA"/>
+        </w:rPr>
+      </w:pPr>
+      <w:r>
+        <w:rPr>
+          <w:rFonts w:hint="eastAsia" w:ascii="Times New Roman" w:hAnsi="Times New Roman" w:eastAsia="宋体" w:cs="Times New Roman"/>
+          <w:color w:val="auto"/>
+          <w:kern w:val="2"/>
+          <w:sz w:val="18"/>
+          <w:lang w:val="en-US" w:eastAsia="zh-CN" w:bidi="ar-SA"/>
+        </w:rPr>
+        <w:t>为验证本文所提出的基于模拟退火算法的柔性作业车间调度方法的有效性与稳定性，本文在多个不同规模的测试实例上进行了实验分析。实验程序采用C++语言实现，在标准单线程环境下运行。实验运行平台为通用PC计算环境，处理器主频约为3.</w:t>
+      </w:r>
+      <w:r>
+        <w:rPr>
+          <w:rFonts w:hint="eastAsia" w:cs="Times New Roman"/>
+          <w:color w:val="auto"/>
+          <w:kern w:val="2"/>
+          <w:sz w:val="18"/>
+          <w:lang w:val="en-US" w:eastAsia="zh-CN" w:bidi="ar-SA"/>
+        </w:rPr>
+        <w:t>2</w:t>
+      </w:r>
+      <w:r>
+        <w:rPr>
+          <w:rFonts w:hint="eastAsia" w:ascii="Times New Roman" w:hAnsi="Times New Roman" w:eastAsia="宋体" w:cs="Times New Roman"/>
+          <w:color w:val="auto"/>
+          <w:kern w:val="2"/>
+          <w:sz w:val="18"/>
+          <w:lang w:val="en-US" w:eastAsia="zh-CN" w:bidi="ar-SA"/>
+        </w:rPr>
+        <w:t>0GHz，内存为8GB，操作系统为Windows环境。</w:t>
+      </w:r>
+    </w:p>
+    <w:p>
+      <w:pPr>
+        <w:pStyle w:val="16"/>
+        <w:keepNext w:val="0"/>
+        <w:keepLines w:val="0"/>
+        <w:widowControl/>
+        <w:suppressLineNumbers w:val="0"/>
+        <w:ind w:firstLine="372" w:firstLineChars="200"/>
+        <w:rPr>
+          <w:rFonts w:hint="eastAsia" w:ascii="Times New Roman" w:hAnsi="Times New Roman" w:eastAsia="宋体" w:cs="Times New Roman"/>
+          <w:color w:val="auto"/>
+          <w:kern w:val="2"/>
+          <w:sz w:val="18"/>
+          <w:lang w:val="en-US" w:eastAsia="zh-CN" w:bidi="ar-SA"/>
+        </w:rPr>
+      </w:pPr>
+      <w:r>
+        <w:rPr>
+          <w:rFonts w:hint="eastAsia" w:cs="Times New Roman"/>
+          <w:color w:val="auto"/>
+          <w:kern w:val="2"/>
+          <w:sz w:val="18"/>
+          <w:lang w:val="en-US" w:eastAsia="zh-CN" w:bidi="ar-SA"/>
+        </w:rPr>
+        <w:t>关于</w:t>
+      </w:r>
+      <w:r>
+        <w:rPr>
+          <w:rFonts w:hint="eastAsia" w:ascii="Times New Roman" w:hAnsi="Times New Roman" w:eastAsia="宋体" w:cs="Times New Roman"/>
+          <w:color w:val="auto"/>
+          <w:kern w:val="2"/>
+          <w:sz w:val="18"/>
+          <w:lang w:val="en-US" w:eastAsia="zh-CN" w:bidi="ar-SA"/>
+        </w:rPr>
+        <w:t>算法参数</w:t>
+      </w:r>
+      <w:r>
+        <w:rPr>
+          <w:rFonts w:hint="eastAsia" w:cs="Times New Roman"/>
+          <w:color w:val="auto"/>
+          <w:kern w:val="2"/>
+          <w:sz w:val="18"/>
+          <w:lang w:val="en-US" w:eastAsia="zh-CN" w:bidi="ar-SA"/>
+        </w:rPr>
+        <w:t>的</w:t>
+      </w:r>
+      <w:r>
+        <w:rPr>
+          <w:rFonts w:hint="eastAsia" w:ascii="Times New Roman" w:hAnsi="Times New Roman" w:eastAsia="宋体" w:cs="Times New Roman"/>
+          <w:color w:val="auto"/>
+          <w:kern w:val="2"/>
+          <w:sz w:val="18"/>
+          <w:lang w:val="en-US" w:eastAsia="zh-CN" w:bidi="ar-SA"/>
+        </w:rPr>
+        <w:t>设置，初始温度设定为</w:t>
+      </w:r>
+      <m:oMath>
+        <m:sSub>
+          <m:sSubPr>
+            <m:ctrlPr>
+              <w:rPr>
+                <w:rFonts w:hint="default" w:ascii="Cambria Math" w:hAnsi="Cambria Math" w:eastAsia="宋体"/>
+                <w:sz w:val="18"/>
+              </w:rPr>
+            </m:ctrlPr>
+          </m:sSubPr>
+          <m:e>
+            <m:r>
+              <m:rPr/>
+              <w:rPr>
+                <w:rFonts w:hint="default" w:ascii="Cambria Math" w:hAnsi="Cambria Math" w:eastAsia="宋体"/>
+                <w:sz w:val="18"/>
+              </w:rPr>
+              <m:t>T</m:t>
+            </m:r>
+            <m:ctrlPr>
+              <w:rPr>
+                <w:rFonts w:ascii="Cambria Math" w:hAnsi="Cambria Math" w:eastAsia="宋体"/>
+                <w:sz w:val="18"/>
+              </w:rPr>
+            </m:ctrlPr>
+          </m:e>
+          <m:sub>
+            <m:r>
+              <m:rPr/>
+              <w:rPr>
+                <w:rFonts w:hint="default" w:ascii="Cambria Math" w:hAnsi="Cambria Math" w:eastAsia="宋体"/>
+                <w:sz w:val="18"/>
+              </w:rPr>
+              <m:t>0</m:t>
+            </m:r>
+            <m:ctrlPr>
+              <w:rPr>
+                <w:rFonts w:ascii="Cambria Math" w:hAnsi="Cambria Math" w:eastAsia="宋体"/>
+                <w:sz w:val="18"/>
+              </w:rPr>
+            </m:ctrlPr>
+          </m:sub>
+        </m:sSub>
+        <m:r>
+          <m:rPr/>
+          <w:rPr>
+            <w:rFonts w:hint="default" w:ascii="Cambria Math" w:hAnsi="Cambria Math" w:eastAsia="宋体"/>
+            <w:sz w:val="18"/>
+          </w:rPr>
+          <m:t>=1000</m:t>
+        </m:r>
+      </m:oMath>
+      <w:r>
+        <w:rPr>
+          <w:rFonts w:hint="eastAsia" w:ascii="Times New Roman" w:hAnsi="Times New Roman" w:eastAsia="宋体" w:cs="Times New Roman"/>
+          <w:color w:val="auto"/>
+          <w:kern w:val="2"/>
+          <w:sz w:val="18"/>
+          <w:lang w:val="en-US" w:eastAsia="zh-CN" w:bidi="ar-SA"/>
+        </w:rPr>
+        <w:t>，终止温度为</w:t>
+      </w:r>
+      <m:oMath>
+        <m:sSub>
+          <m:sSubPr>
+            <m:ctrlPr>
+              <w:rPr>
+                <w:rFonts w:hint="default" w:ascii="Cambria Math" w:hAnsi="Cambria Math" w:eastAsia="宋体"/>
+                <w:sz w:val="18"/>
+              </w:rPr>
+            </m:ctrlPr>
+          </m:sSubPr>
+          <m:e>
+            <m:r>
+              <m:rPr/>
+              <w:rPr>
+                <w:rFonts w:hint="default" w:ascii="Cambria Math" w:hAnsi="Cambria Math" w:eastAsia="宋体"/>
+                <w:sz w:val="18"/>
+              </w:rPr>
+              <m:t>T</m:t>
+            </m:r>
+            <m:ctrlPr>
+              <w:rPr>
+                <w:rFonts w:ascii="Cambria Math" w:hAnsi="Cambria Math" w:eastAsia="宋体"/>
+                <w:sz w:val="18"/>
+              </w:rPr>
+            </m:ctrlPr>
+          </m:e>
+          <m:sub>
+            <m:r>
+              <m:rPr>
+                <m:sty m:val="p"/>
+              </m:rPr>
+              <w:rPr>
+                <w:rFonts w:hint="default" w:ascii="Cambria Math" w:hAnsi="Cambria Math" w:eastAsia="宋体"/>
+                <w:sz w:val="18"/>
+              </w:rPr>
+              <m:t>min</m:t>
+            </m:r>
+            <m:ctrlPr>
+              <w:rPr>
+                <w:rFonts w:ascii="Cambria Math" w:hAnsi="Cambria Math" w:eastAsia="宋体"/>
+                <w:sz w:val="18"/>
+              </w:rPr>
+            </m:ctrlPr>
+          </m:sub>
+        </m:sSub>
+        <m:r>
+          <m:rPr/>
+          <w:rPr>
+            <w:rFonts w:hint="default" w:ascii="Cambria Math" w:hAnsi="Cambria Math" w:eastAsia="宋体"/>
+            <w:sz w:val="18"/>
+          </w:rPr>
+          <m:t>=1</m:t>
+        </m:r>
+        <m:sSup>
+          <m:sSupPr>
+            <m:ctrlPr>
+              <w:rPr>
+                <w:rFonts w:hint="default" w:ascii="Cambria Math" w:hAnsi="Cambria Math" w:eastAsia="宋体"/>
+                <w:sz w:val="18"/>
+              </w:rPr>
+            </m:ctrlPr>
+          </m:sSupPr>
+          <m:e>
+            <m:r>
+              <m:rPr/>
+              <w:rPr>
+                <w:rFonts w:hint="default" w:ascii="Cambria Math" w:hAnsi="Cambria Math" w:eastAsia="宋体"/>
+                <w:sz w:val="18"/>
+              </w:rPr>
+              <m:t>0</m:t>
+            </m:r>
+            <m:ctrlPr>
+              <w:rPr>
+                <w:rFonts w:ascii="Cambria Math" w:hAnsi="Cambria Math" w:eastAsia="宋体"/>
+                <w:sz w:val="18"/>
+              </w:rPr>
+            </m:ctrlPr>
+          </m:e>
+          <m:sup>
+            <m:r>
+              <m:rPr/>
+              <w:rPr>
+                <w:rFonts w:hint="default" w:ascii="Cambria Math" w:hAnsi="Cambria Math" w:eastAsia="宋体"/>
+                <w:sz w:val="18"/>
+              </w:rPr>
+              <m:t>−3</m:t>
+            </m:r>
+            <m:ctrlPr>
+              <w:rPr>
+                <w:rFonts w:ascii="Cambria Math" w:hAnsi="Cambria Math" w:eastAsia="宋体"/>
+                <w:sz w:val="18"/>
+              </w:rPr>
+            </m:ctrlPr>
+          </m:sup>
+        </m:sSup>
+      </m:oMath>
+      <w:r>
+        <w:rPr>
+          <w:rFonts w:hint="eastAsia" w:ascii="Times New Roman" w:hAnsi="Times New Roman" w:eastAsia="宋体" w:cs="Times New Roman"/>
+          <w:color w:val="auto"/>
+          <w:kern w:val="2"/>
+          <w:sz w:val="18"/>
+          <w:lang w:val="en-US" w:eastAsia="zh-CN" w:bidi="ar-SA"/>
+        </w:rPr>
+        <w:t>，降温系数采用自适应策略，在不同阶段动态调整，其取值范围在</w:t>
+      </w:r>
+      <m:oMath>
+        <m:r>
+          <m:rPr>
+            <m:sty m:val="p"/>
+          </m:rPr>
+          <w:rPr>
+            <w:rFonts w:hint="eastAsia" w:ascii="Cambria Math" w:hAnsi="Cambria Math" w:eastAsia="宋体" w:cs="Times New Roman"/>
+            <w:color w:val="auto"/>
+            <w:kern w:val="2"/>
+            <w:sz w:val="18"/>
+            <w:lang w:val="en-US" w:eastAsia="zh-CN" w:bidi="ar-SA"/>
+          </w:rPr>
+          <m:t>[0.90, 0.98]</m:t>
+        </m:r>
+      </m:oMath>
+      <w:r>
+        <w:rPr>
+          <w:rFonts w:hint="eastAsia" w:ascii="Times New Roman" w:hAnsi="Times New Roman" w:eastAsia="宋体" w:cs="Times New Roman"/>
+          <w:color w:val="auto"/>
+          <w:kern w:val="2"/>
+          <w:sz w:val="18"/>
+          <w:lang w:val="en-US" w:eastAsia="zh-CN" w:bidi="ar-SA"/>
+        </w:rPr>
+        <w:t>之间。每一温度下的迭代次数设定为</w:t>
+      </w:r>
+      <m:oMath>
+        <m:r>
+          <m:rPr/>
+          <w:rPr>
+            <w:rFonts w:hint="default" w:ascii="Cambria Math" w:hAnsi="Cambria Math" w:eastAsia="宋体"/>
+            <w:sz w:val="18"/>
+          </w:rPr>
+          <m:t>L=100</m:t>
+        </m:r>
+        <m:r>
+          <m:rPr>
+            <m:sty m:val="p"/>
+          </m:rPr>
+          <w:rPr>
+            <w:rFonts w:hint="default" w:ascii="Cambria Math" w:hAnsi="Cambria Math" w:eastAsia="宋体"/>
+            <w:sz w:val="18"/>
+          </w:rPr>
+          <m:t>×</m:t>
+        </m:r>
+        <m:r>
+          <m:rPr/>
+          <w:rPr>
+            <w:rFonts w:hint="default" w:ascii="Cambria Math" w:hAnsi="Cambria Math" w:eastAsia="宋体"/>
+            <w:sz w:val="18"/>
+          </w:rPr>
+          <m:t>n</m:t>
+        </m:r>
+      </m:oMath>
+      <w:r>
+        <w:rPr>
+          <w:rFonts w:hint="eastAsia" w:ascii="Times New Roman" w:hAnsi="Times New Roman" w:eastAsia="宋体" w:cs="Times New Roman"/>
+          <w:color w:val="auto"/>
+          <w:kern w:val="2"/>
+          <w:sz w:val="18"/>
+          <w:lang w:val="en-US" w:eastAsia="zh-CN" w:bidi="ar-SA"/>
+        </w:rPr>
+        <w:t>，其中n为工件数量</w:t>
+      </w:r>
+      <w:r>
+        <w:rPr>
+          <w:rFonts w:hint="eastAsia" w:cs="Times New Roman"/>
+          <w:color w:val="auto"/>
+          <w:kern w:val="2"/>
+          <w:sz w:val="18"/>
+          <w:lang w:val="en-US" w:eastAsia="zh-CN" w:bidi="ar-SA"/>
+        </w:rPr>
+        <w:t>，而</w:t>
+      </w:r>
+      <w:r>
+        <w:rPr>
+          <w:rFonts w:hint="eastAsia" w:ascii="Times New Roman" w:hAnsi="Times New Roman" w:eastAsia="宋体" w:cs="Times New Roman"/>
+          <w:color w:val="auto"/>
+          <w:kern w:val="2"/>
+          <w:sz w:val="18"/>
+          <w:lang w:val="en-US" w:eastAsia="zh-CN" w:bidi="ar-SA"/>
+        </w:rPr>
+        <w:t>初始解通过随机生成操作序列（OS）与机器选择（MS）获得，以保证解空间的</w:t>
+      </w:r>
+      <w:r>
+        <w:rPr>
+          <w:rFonts w:hint="eastAsia" w:cs="Times New Roman"/>
+          <w:color w:val="auto"/>
+          <w:kern w:val="2"/>
+          <w:sz w:val="18"/>
+          <w:lang w:val="en-US" w:eastAsia="zh-CN" w:bidi="ar-SA"/>
+        </w:rPr>
+        <w:t>随机</w:t>
+      </w:r>
+      <w:r>
+        <w:rPr>
+          <w:rFonts w:hint="eastAsia" w:ascii="Times New Roman" w:hAnsi="Times New Roman" w:eastAsia="宋体" w:cs="Times New Roman"/>
+          <w:color w:val="auto"/>
+          <w:kern w:val="2"/>
+          <w:sz w:val="18"/>
+          <w:lang w:val="en-US" w:eastAsia="zh-CN" w:bidi="ar-SA"/>
+        </w:rPr>
+        <w:t>性。</w:t>
+      </w:r>
+    </w:p>
+    <w:p>
+      <w:pPr>
+        <w:pStyle w:val="16"/>
+        <w:keepNext w:val="0"/>
+        <w:keepLines w:val="0"/>
+        <w:widowControl/>
+        <w:suppressLineNumbers w:val="0"/>
+        <w:ind w:firstLine="372" w:firstLineChars="200"/>
+        <w:rPr>
+          <w:rFonts w:hint="eastAsia" w:ascii="Times New Roman" w:hAnsi="Times New Roman" w:eastAsia="宋体" w:cs="Times New Roman"/>
+          <w:color w:val="auto"/>
+          <w:kern w:val="2"/>
+          <w:sz w:val="18"/>
+          <w:lang w:val="en-US" w:eastAsia="zh-CN" w:bidi="ar-SA"/>
+        </w:rPr>
+      </w:pPr>
+      <w:r>
+        <w:rPr>
+          <w:rFonts w:hint="eastAsia" w:ascii="Times New Roman" w:hAnsi="Times New Roman" w:eastAsia="宋体" w:cs="Times New Roman"/>
+          <w:color w:val="auto"/>
+          <w:kern w:val="2"/>
+          <w:sz w:val="18"/>
+          <w:lang w:val="en-US" w:eastAsia="zh-CN" w:bidi="ar-SA"/>
+        </w:rPr>
+        <w:t>本文采用三种扰动方式</w:t>
+      </w:r>
+      <w:r>
+        <w:rPr>
+          <w:rFonts w:hint="eastAsia" w:cs="Times New Roman"/>
+          <w:color w:val="auto"/>
+          <w:kern w:val="2"/>
+          <w:sz w:val="18"/>
+          <w:lang w:val="en-US" w:eastAsia="zh-CN" w:bidi="ar-SA"/>
+        </w:rPr>
+        <w:t>实现邻域结构的调整，分别是</w:t>
+      </w:r>
+      <w:r>
+        <w:rPr>
+          <w:rFonts w:hint="eastAsia" w:ascii="Times New Roman" w:hAnsi="Times New Roman" w:eastAsia="宋体" w:cs="Times New Roman"/>
+          <w:color w:val="auto"/>
+          <w:kern w:val="2"/>
+          <w:sz w:val="18"/>
+          <w:lang w:val="en-US" w:eastAsia="zh-CN" w:bidi="ar-SA"/>
+        </w:rPr>
+        <w:t>工序交换（swap）、工序插入（insert）以及机器选择调整（change machine）。在高温阶段采用较大范围扰动以增强全局搜索能力，而在低温阶段采用精细调整以提高局部优化能力。为了降低随机性对结果的影响，每个实例均独立运行多次（本文取</w:t>
+      </w:r>
+      <w:r>
+        <w:rPr>
+          <w:rFonts w:hint="eastAsia" w:cs="Times New Roman"/>
+          <w:color w:val="auto"/>
+          <w:kern w:val="2"/>
+          <w:sz w:val="18"/>
+          <w:lang w:val="en-US" w:eastAsia="zh-CN" w:bidi="ar-SA"/>
+        </w:rPr>
+        <w:t>2</w:t>
+      </w:r>
+      <w:r>
+        <w:rPr>
+          <w:rFonts w:hint="eastAsia" w:ascii="Times New Roman" w:hAnsi="Times New Roman" w:eastAsia="宋体" w:cs="Times New Roman"/>
+          <w:color w:val="auto"/>
+          <w:kern w:val="2"/>
+          <w:sz w:val="18"/>
+          <w:lang w:val="en-US" w:eastAsia="zh-CN" w:bidi="ar-SA"/>
+        </w:rPr>
+        <w:t>0次），并记录最优结果作为该实例的最终调度性能。同时，为评估解的质量，本文引入理论下界（lower bound）作为参照，以衡量所得解与理论最优解之间的差距。所有实验均在0.1s至0.25s内完成，保证了算法的高效性与可重复性。</w:t>
+      </w:r>
+    </w:p>
+    <w:p>
+      <w:pPr>
         <w:pStyle w:val="3"/>
-        <w:ind w:firstLine="372"/>
-        <w:rPr>
-          <w:color w:val="FF0000"/>
-        </w:rPr>
-      </w:pPr>
-      <w:r>
-        <w:rPr>
-          <w:rFonts w:hint="eastAsia"/>
-          <w:color w:val="FF0000"/>
-        </w:rPr>
-        <w:t>[详细描述实验的设置，如实验环境、运行时间、实验参数等，使得读者可以重复该实验]</w:t>
-      </w:r>
-      <w:r>
-        <w:rPr>
-          <w:color w:val="FF0000"/>
-        </w:rPr>
-        <w:t>-10</w:t>
-      </w:r>
-      <w:r>
-        <w:rPr>
-          <w:rFonts w:hint="eastAsia"/>
-          <w:color w:val="FF0000"/>
-        </w:rPr>
-        <w:t>分</w:t>
-      </w:r>
+      </w:pPr>
     </w:p>
     <w:p>
       <w:pPr>
         <w:pStyle w:val="4"/>
         <w:spacing w:before="71" w:after="71"/>
         <w:rPr>
-          <w:color w:val="000000" w:themeColor="text1"/>
-          <w14:textFill>
-            <w14:solidFill>
-              <w14:schemeClr w14:val="tx1"/>
-            </w14:solidFill>
-          </w14:textFill>
+          <w:rFonts w:hint="eastAsia" w:ascii="Times New Roman" w:hAnsi="Times New Roman" w:eastAsia="宋体" w:cs="Times New Roman"/>
+          <w:color w:val="auto"/>
+          <w:kern w:val="2"/>
+          <w:sz w:val="18"/>
+          <w:lang w:val="en-US" w:eastAsia="zh-CN" w:bidi="ar-SA"/>
         </w:rPr>
       </w:pPr>
       <w:r>
@@ -3409,118 +7177,98 @@
     </w:p>
     <w:p>
       <w:pPr>
-        <w:pStyle w:val="3"/>
-        <w:ind w:firstLine="372"/>
-        <w:rPr>
-          <w:color w:val="FF0000"/>
-        </w:rPr>
-      </w:pPr>
-      <w:r>
-        <w:rPr>
-          <w:rFonts w:hint="eastAsia"/>
-          <w:color w:val="FF0000"/>
-        </w:rPr>
-        <w:t>[描述实验获得的客观结果，应当提供适当的图表]</w:t>
-      </w:r>
-      <w:r>
-        <w:rPr>
-          <w:color w:val="FF0000"/>
-        </w:rPr>
-        <w:t>-6</w:t>
-      </w:r>
-      <w:r>
-        <w:rPr>
-          <w:rFonts w:hint="eastAsia"/>
-          <w:color w:val="FF0000"/>
-        </w:rPr>
-        <w:t>分</w:t>
-      </w:r>
-    </w:p>
-    <w:p>
-      <w:pPr>
-        <w:pStyle w:val="3"/>
-        <w:ind w:firstLine="372"/>
-        <w:rPr>
-          <w:color w:val="FF0000"/>
-        </w:rPr>
-      </w:pPr>
-      <w:r>
-        <w:rPr>
-          <w:rFonts w:hint="eastAsia"/>
-          <w:color w:val="FF0000"/>
-        </w:rPr>
-        <w:t>[对实验结果进行分析]</w:t>
-      </w:r>
-      <w:r>
-        <w:rPr>
-          <w:color w:val="FF0000"/>
-        </w:rPr>
-        <w:t>-6</w:t>
-      </w:r>
-      <w:r>
-        <w:rPr>
-          <w:rFonts w:hint="eastAsia"/>
-          <w:color w:val="FF0000"/>
-        </w:rPr>
-        <w:t>分</w:t>
-      </w:r>
-    </w:p>
-    <w:p>
-      <w:pPr>
-        <w:pStyle w:val="3"/>
-        <w:ind w:firstLine="372"/>
-        <w:rPr>
-          <w:color w:val="FF0000"/>
-        </w:rPr>
-      </w:pPr>
-      <w:r>
-        <w:rPr>
-          <w:rFonts w:hint="eastAsia"/>
-          <w:color w:val="FF0000"/>
-        </w:rPr>
-        <w:t>[多组参数实验的对比分析</w:t>
-      </w:r>
-      <w:r>
-        <w:rPr>
-          <w:color w:val="FF0000"/>
-        </w:rPr>
-        <w:t>]-10</w:t>
-      </w:r>
-      <w:r>
-        <w:rPr>
-          <w:rFonts w:hint="eastAsia"/>
-          <w:color w:val="FF0000"/>
-        </w:rPr>
-        <w:t>分</w:t>
-      </w:r>
-    </w:p>
-    <w:p>
-      <w:pPr>
-        <w:pStyle w:val="3"/>
-        <w:ind w:firstLine="372"/>
-        <w:rPr>
-          <w:color w:val="FF0000"/>
-        </w:rPr>
-      </w:pPr>
-      <w:r>
-        <w:rPr>
-          <w:rFonts w:hint="eastAsia"/>
-          <w:color w:val="FF0000"/>
-        </w:rPr>
-        <w:t>[图的格式示例：图左右不环绕文字，占独立的行，居中，标题在图下方]</w:t>
-      </w:r>
-      <w:r>
-        <w:rPr>
-          <w:color w:val="FF0000"/>
-        </w:rPr>
-        <w:t>-4</w:t>
-      </w:r>
-      <w:r>
-        <w:rPr>
-          <w:rFonts w:hint="eastAsia"/>
-          <w:color w:val="FF0000"/>
-        </w:rPr>
-        <w:t>分</w:t>
+        <w:pStyle w:val="5"/>
+        <w:keepNext w:val="0"/>
+        <w:keepLines w:val="0"/>
+        <w:widowControl/>
+        <w:suppressLineNumbers w:val="0"/>
+      </w:pPr>
+      <w:r>
+        <w:rPr>
+          <w:rStyle w:val="19"/>
+        </w:rPr>
+        <w:t>不同实例的调度结果</w:t>
+      </w:r>
+    </w:p>
+    <w:p>
+      <w:pPr>
+        <w:pStyle w:val="16"/>
+        <w:keepNext w:val="0"/>
+        <w:keepLines w:val="0"/>
+        <w:widowControl/>
+        <w:suppressLineNumbers w:val="0"/>
+        <w:ind w:firstLine="372" w:firstLineChars="200"/>
+        <w:rPr>
+          <w:rFonts w:hint="eastAsia" w:ascii="Times New Roman" w:hAnsi="Times New Roman" w:eastAsia="宋体" w:cs="Times New Roman"/>
+          <w:color w:val="auto"/>
+          <w:kern w:val="2"/>
+          <w:sz w:val="18"/>
+          <w:lang w:val="en-US" w:eastAsia="zh-CN" w:bidi="ar-SA"/>
+        </w:rPr>
+      </w:pPr>
+      <w:r>
+        <w:rPr>
+          <w:rFonts w:hint="eastAsia" w:ascii="Times New Roman" w:hAnsi="Times New Roman" w:eastAsia="宋体" w:cs="Times New Roman"/>
+          <w:color w:val="auto"/>
+          <w:kern w:val="2"/>
+          <w:sz w:val="18"/>
+          <w:lang w:val="en-US" w:eastAsia="zh-CN" w:bidi="ar-SA"/>
+        </w:rPr>
+        <w:t>本文选取6组不同规模的FJSP实例进行测试，其结果如表所示。从实验数据可以看出，随着工件数量与机器规模的增加，问题复杂度逐渐提升，算法求解的makespan也呈现上升趋势。</w:t>
+      </w:r>
+    </w:p>
+    <w:p>
+      <w:pPr>
+        <w:pStyle w:val="16"/>
+        <w:keepNext w:val="0"/>
+        <w:keepLines w:val="0"/>
+        <w:widowControl/>
+        <w:suppressLineNumbers w:val="0"/>
+        <w:ind w:firstLine="372" w:firstLineChars="200"/>
+        <w:rPr>
+          <w:rFonts w:hint="eastAsia" w:ascii="Times New Roman" w:hAnsi="Times New Roman" w:eastAsia="宋体" w:cs="Times New Roman"/>
+          <w:color w:val="auto"/>
+          <w:kern w:val="2"/>
+          <w:sz w:val="18"/>
+          <w:lang w:val="en-US" w:eastAsia="zh-CN" w:bidi="ar-SA"/>
+        </w:rPr>
+      </w:pPr>
+      <w:r>
+        <w:rPr>
+          <w:rFonts w:hint="eastAsia" w:cs="Times New Roman"/>
+          <w:color w:val="auto"/>
+          <w:kern w:val="2"/>
+          <w:sz w:val="18"/>
+          <w:lang w:val="en-US" w:eastAsia="zh-CN" w:bidi="ar-SA"/>
+        </w:rPr>
+        <w:t>（图）</w:t>
+      </w:r>
+    </w:p>
+    <w:p>
+      <w:pPr>
+        <w:pStyle w:val="16"/>
+        <w:keepNext w:val="0"/>
+        <w:keepLines w:val="0"/>
+        <w:widowControl/>
+        <w:suppressLineNumbers w:val="0"/>
+        <w:ind w:firstLine="372" w:firstLineChars="200"/>
+        <w:rPr>
+          <w:rFonts w:hint="eastAsia" w:ascii="Times New Roman" w:hAnsi="Times New Roman" w:eastAsia="宋体" w:cs="Times New Roman"/>
+          <w:color w:val="auto"/>
+          <w:kern w:val="2"/>
+          <w:sz w:val="18"/>
+          <w:lang w:val="en-US" w:eastAsia="zh-CN" w:bidi="ar-SA"/>
+        </w:rPr>
+      </w:pPr>
+      <w:r>
+        <w:rPr>
+          <w:rFonts w:hint="eastAsia" w:ascii="Times New Roman" w:hAnsi="Times New Roman" w:eastAsia="宋体" w:cs="Times New Roman"/>
+          <w:color w:val="auto"/>
+          <w:kern w:val="2"/>
+          <w:sz w:val="18"/>
+          <w:lang w:val="en-US" w:eastAsia="zh-CN" w:bidi="ar-SA"/>
+        </w:rPr>
+        <w:t>此外，针对每个实例，本文均绘制了对应的调度时序图（甘特图），用于直观展示各机器的加工顺序及工件调度情况。</w:t>
       </w:r>
     </w:p>
     <w:p>
@@ -3531,30 +7279,35 @@
         </w:tabs>
         <w:ind w:firstLine="0" w:firstLineChars="0"/>
         <w:jc w:val="center"/>
-      </w:pPr>
-      <w:r>
+        <w:rPr>
+          <w:rFonts w:hint="eastAsia"/>
+          <w:lang w:val="en-US" w:eastAsia="zh-CN"/>
+        </w:rPr>
+      </w:pPr>
+      <w:r>
+        <w:rPr>
+          <w:rFonts w:hint="eastAsia"/>
+          <w:lang w:val="en-US" w:eastAsia="zh-CN"/>
+        </w:rPr>
         <w:drawing>
-          <wp:inline distT="0" distB="0" distL="0" distR="0">
-            <wp:extent cx="3222625" cy="1247140"/>
-            <wp:effectExtent l="0" t="0" r="0" b="0"/>
-            <wp:docPr id="1" name="图片 1"/>
-            <wp:cNvGraphicFramePr/>
+          <wp:inline distT="0" distB="0" distL="114300" distR="114300">
+            <wp:extent cx="5574665" cy="1393190"/>
+            <wp:effectExtent l="0" t="0" r="3175" b="8890"/>
+            <wp:docPr id="3" name="图片 3" descr="gantt_instance0"/>
+            <wp:cNvGraphicFramePr>
+              <a:graphicFrameLocks xmlns:a="http://schemas.openxmlformats.org/drawingml/2006/main" noChangeAspect="1"/>
+            </wp:cNvGraphicFramePr>
             <a:graphic xmlns:a="http://schemas.openxmlformats.org/drawingml/2006/main">
               <a:graphicData uri="http://schemas.openxmlformats.org/drawingml/2006/picture">
                 <pic:pic xmlns:pic="http://schemas.openxmlformats.org/drawingml/2006/picture">
                   <pic:nvPicPr>
-                    <pic:cNvPr id="1" name="图片 1"/>
-                    <pic:cNvPicPr/>
+                    <pic:cNvPr id="3" name="图片 3" descr="gantt_instance0"/>
+                    <pic:cNvPicPr>
+                      <a:picLocks noChangeAspect="1"/>
+                    </pic:cNvPicPr>
                   </pic:nvPicPr>
                   <pic:blipFill>
-                    <a:blip r:embed="rId10">
-                      <a:extLst>
-                        <a:ext uri="{28A0092B-C50C-407E-A947-70E740481C1C}">
-                          <a14:useLocalDpi xmlns:a14="http://schemas.microsoft.com/office/drawing/2010/main" val="0"/>
-                        </a:ext>
-                      </a:extLst>
-                    </a:blip>
-                    <a:srcRect/>
+                    <a:blip r:embed="rId10"/>
                     <a:stretch>
                       <a:fillRect/>
                     </a:stretch>
@@ -3562,15 +7315,11 @@
                   <pic:spPr>
                     <a:xfrm>
                       <a:off x="0" y="0"/>
-                      <a:ext cx="3222625" cy="1247140"/>
+                      <a:ext cx="5574665" cy="1393190"/>
                     </a:xfrm>
                     <a:prstGeom prst="rect">
                       <a:avLst/>
                     </a:prstGeom>
-                    <a:noFill/>
-                    <a:ln>
-                      <a:noFill/>
-                    </a:ln>
                   </pic:spPr>
                 </pic:pic>
               </a:graphicData>
@@ -3582,107 +7331,781 @@
     <w:p>
       <w:pPr>
         <w:pStyle w:val="3"/>
-        <w:ind w:firstLine="373"/>
+        <w:tabs>
+          <w:tab w:val="clear" w:pos="357"/>
+        </w:tabs>
+        <w:ind w:firstLine="0" w:firstLineChars="0"/>
         <w:jc w:val="center"/>
         <w:rPr>
-          <w:color w:val="000000" w:themeColor="text1"/>
-          <w14:textFill>
-            <w14:solidFill>
-              <w14:schemeClr w14:val="tx1"/>
-            </w14:solidFill>
-          </w14:textFill>
-        </w:rPr>
-      </w:pPr>
-      <w:r>
-        <w:rPr>
           <w:rFonts w:hint="eastAsia"/>
-          <w:b/>
-          <w:bCs/>
-          <w:color w:val="000000" w:themeColor="text1"/>
-          <w14:textFill>
-            <w14:solidFill>
-              <w14:schemeClr w14:val="tx1"/>
-            </w14:solidFill>
-          </w14:textFill>
-        </w:rPr>
-        <w:t>图1</w:t>
-      </w:r>
+          <w:lang w:val="en-US" w:eastAsia="zh-CN"/>
+        </w:rPr>
+      </w:pPr>
       <w:r>
         <w:rPr>
           <w:rFonts w:hint="eastAsia"/>
-          <w:color w:val="000000" w:themeColor="text1"/>
-          <w14:textFill>
-            <w14:solidFill>
-              <w14:schemeClr w14:val="tx1"/>
-            </w14:solidFill>
-          </w14:textFill>
-        </w:rPr>
-        <w:t xml:space="preserve"> 调度时序图</w:t>
+          <w:lang w:val="en-US" w:eastAsia="zh-CN"/>
+        </w:rPr>
+        <w:t>图3-1 instance0调度时序图</w:t>
       </w:r>
     </w:p>
     <w:p>
       <w:pPr>
         <w:pStyle w:val="3"/>
-        <w:ind w:firstLine="372"/>
-        <w:rPr>
-          <w:color w:val="FF0000"/>
+        <w:tabs>
+          <w:tab w:val="clear" w:pos="357"/>
+        </w:tabs>
+        <w:ind w:firstLine="0" w:firstLineChars="0"/>
+        <w:jc w:val="center"/>
+        <w:rPr>
+          <w:rFonts w:hint="eastAsia"/>
+          <w:lang w:val="en-US" w:eastAsia="zh-CN"/>
         </w:rPr>
       </w:pPr>
     </w:p>
     <w:p>
       <w:pPr>
         <w:pStyle w:val="3"/>
-        <w:ind w:firstLine="372"/>
-        <w:rPr>
-          <w:color w:val="FF0000"/>
-        </w:rPr>
-      </w:pPr>
+        <w:tabs>
+          <w:tab w:val="clear" w:pos="357"/>
+        </w:tabs>
+        <w:ind w:firstLine="0" w:firstLineChars="0"/>
+        <w:jc w:val="center"/>
+        <w:rPr>
+          <w:rFonts w:hint="eastAsia"/>
+          <w:lang w:val="en-US" w:eastAsia="zh-CN"/>
+        </w:rPr>
+      </w:pPr>
+      <w:r>
+        <w:rPr>
+          <w:rFonts w:hint="eastAsia"/>
+          <w:lang w:val="en-US" w:eastAsia="zh-CN"/>
+        </w:rPr>
+        <w:drawing>
+          <wp:inline distT="0" distB="0" distL="114300" distR="114300">
+            <wp:extent cx="5578475" cy="1532255"/>
+            <wp:effectExtent l="0" t="0" r="14605" b="6985"/>
+            <wp:docPr id="4" name="图片 4" descr="gantt_instance1"/>
+            <wp:cNvGraphicFramePr>
+              <a:graphicFrameLocks xmlns:a="http://schemas.openxmlformats.org/drawingml/2006/main" noChangeAspect="1"/>
+            </wp:cNvGraphicFramePr>
+            <a:graphic xmlns:a="http://schemas.openxmlformats.org/drawingml/2006/main">
+              <a:graphicData uri="http://schemas.openxmlformats.org/drawingml/2006/picture">
+                <pic:pic xmlns:pic="http://schemas.openxmlformats.org/drawingml/2006/picture">
+                  <pic:nvPicPr>
+                    <pic:cNvPr id="4" name="图片 4" descr="gantt_instance1"/>
+                    <pic:cNvPicPr>
+                      <a:picLocks noChangeAspect="1"/>
+                    </pic:cNvPicPr>
+                  </pic:nvPicPr>
+                  <pic:blipFill>
+                    <a:blip r:embed="rId11"/>
+                    <a:stretch>
+                      <a:fillRect/>
+                    </a:stretch>
+                  </pic:blipFill>
+                  <pic:spPr>
+                    <a:xfrm>
+                      <a:off x="0" y="0"/>
+                      <a:ext cx="5578475" cy="1532255"/>
+                    </a:xfrm>
+                    <a:prstGeom prst="rect">
+                      <a:avLst/>
+                    </a:prstGeom>
+                  </pic:spPr>
+                </pic:pic>
+              </a:graphicData>
+            </a:graphic>
+          </wp:inline>
+        </w:drawing>
+      </w:r>
     </w:p>
     <w:p>
       <w:pPr>
         <w:pStyle w:val="3"/>
-        <w:ind w:firstLine="372"/>
-        <w:rPr>
-          <w:color w:val="FF0000"/>
-        </w:rPr>
-      </w:pPr>
+        <w:tabs>
+          <w:tab w:val="clear" w:pos="357"/>
+        </w:tabs>
+        <w:ind w:firstLine="0" w:firstLineChars="0"/>
+        <w:jc w:val="center"/>
+        <w:rPr>
+          <w:rFonts w:hint="eastAsia"/>
+          <w:lang w:val="en-US" w:eastAsia="zh-CN"/>
+        </w:rPr>
+      </w:pPr>
+      <w:r>
+        <w:rPr>
+          <w:rFonts w:hint="eastAsia"/>
+          <w:lang w:val="en-US" w:eastAsia="zh-CN"/>
+        </w:rPr>
+        <w:t>图3-2 instance1调度时序图</w:t>
+      </w:r>
     </w:p>
     <w:p>
       <w:pPr>
         <w:pStyle w:val="3"/>
-        <w:ind w:firstLine="372"/>
-        <w:rPr>
-          <w:color w:val="FF0000"/>
+        <w:tabs>
+          <w:tab w:val="clear" w:pos="357"/>
+        </w:tabs>
+        <w:ind w:firstLine="0" w:firstLineChars="0"/>
+        <w:jc w:val="center"/>
+        <w:rPr>
+          <w:rFonts w:hint="eastAsia"/>
+          <w:lang w:val="en-US" w:eastAsia="zh-CN"/>
         </w:rPr>
       </w:pPr>
     </w:p>
     <w:p>
       <w:pPr>
         <w:pStyle w:val="3"/>
-        <w:ind w:firstLine="372"/>
-        <w:rPr>
-          <w:color w:val="FF0000"/>
-        </w:rPr>
-      </w:pPr>
-      <w:r>
+        <w:tabs>
+          <w:tab w:val="clear" w:pos="357"/>
+        </w:tabs>
+        <w:ind w:firstLine="0" w:firstLineChars="0"/>
+        <w:jc w:val="center"/>
         <w:rPr>
           <w:rFonts w:hint="eastAsia"/>
-          <w:color w:val="FF0000"/>
-        </w:rPr>
-        <w:t>[表格格式示例：三线表，居中，标题在表格上方]</w:t>
-      </w:r>
-      <w:r>
-        <w:rPr>
-          <w:color w:val="FF0000"/>
-        </w:rPr>
-        <w:t>-4</w:t>
-      </w:r>
+          <w:lang w:val="en-US" w:eastAsia="zh-CN"/>
+        </w:rPr>
+      </w:pPr>
       <w:r>
         <w:rPr>
           <w:rFonts w:hint="eastAsia"/>
-          <w:color w:val="FF0000"/>
-        </w:rPr>
-        <w:t>分</w:t>
+          <w:lang w:val="en-US" w:eastAsia="zh-CN"/>
+        </w:rPr>
+        <w:drawing>
+          <wp:inline distT="0" distB="0" distL="114300" distR="114300">
+            <wp:extent cx="5579110" cy="1472565"/>
+            <wp:effectExtent l="0" t="0" r="13970" b="5715"/>
+            <wp:docPr id="13" name="图片 13" descr="gantt_instance2"/>
+            <wp:cNvGraphicFramePr>
+              <a:graphicFrameLocks xmlns:a="http://schemas.openxmlformats.org/drawingml/2006/main" noChangeAspect="1"/>
+            </wp:cNvGraphicFramePr>
+            <a:graphic xmlns:a="http://schemas.openxmlformats.org/drawingml/2006/main">
+              <a:graphicData uri="http://schemas.openxmlformats.org/drawingml/2006/picture">
+                <pic:pic xmlns:pic="http://schemas.openxmlformats.org/drawingml/2006/picture">
+                  <pic:nvPicPr>
+                    <pic:cNvPr id="13" name="图片 13" descr="gantt_instance2"/>
+                    <pic:cNvPicPr>
+                      <a:picLocks noChangeAspect="1"/>
+                    </pic:cNvPicPr>
+                  </pic:nvPicPr>
+                  <pic:blipFill>
+                    <a:blip r:embed="rId12"/>
+                    <a:stretch>
+                      <a:fillRect/>
+                    </a:stretch>
+                  </pic:blipFill>
+                  <pic:spPr>
+                    <a:xfrm>
+                      <a:off x="0" y="0"/>
+                      <a:ext cx="5579110" cy="1472565"/>
+                    </a:xfrm>
+                    <a:prstGeom prst="rect">
+                      <a:avLst/>
+                    </a:prstGeom>
+                  </pic:spPr>
+                </pic:pic>
+              </a:graphicData>
+            </a:graphic>
+          </wp:inline>
+        </w:drawing>
+      </w:r>
+    </w:p>
+    <w:p>
+      <w:pPr>
+        <w:pStyle w:val="3"/>
+        <w:tabs>
+          <w:tab w:val="clear" w:pos="357"/>
+        </w:tabs>
+        <w:ind w:firstLine="0" w:firstLineChars="0"/>
+        <w:jc w:val="center"/>
+        <w:rPr>
+          <w:rFonts w:hint="eastAsia"/>
+          <w:lang w:val="en-US" w:eastAsia="zh-CN"/>
+        </w:rPr>
+      </w:pPr>
+      <w:r>
+        <w:rPr>
+          <w:rFonts w:hint="eastAsia"/>
+          <w:lang w:val="en-US" w:eastAsia="zh-CN"/>
+        </w:rPr>
+        <w:t>图3-3 instance2调度时序图</w:t>
+      </w:r>
+    </w:p>
+    <w:p>
+      <w:pPr>
+        <w:pStyle w:val="3"/>
+        <w:tabs>
+          <w:tab w:val="clear" w:pos="357"/>
+        </w:tabs>
+        <w:ind w:firstLine="0" w:firstLineChars="0"/>
+        <w:jc w:val="center"/>
+        <w:rPr>
+          <w:rFonts w:hint="eastAsia"/>
+          <w:lang w:val="en-US" w:eastAsia="zh-CN"/>
+        </w:rPr>
+      </w:pPr>
+    </w:p>
+    <w:p>
+      <w:pPr>
+        <w:pStyle w:val="3"/>
+        <w:tabs>
+          <w:tab w:val="clear" w:pos="357"/>
+        </w:tabs>
+        <w:ind w:firstLine="0" w:firstLineChars="0"/>
+        <w:jc w:val="center"/>
+        <w:rPr>
+          <w:rFonts w:hint="eastAsia"/>
+          <w:lang w:val="en-US" w:eastAsia="zh-CN"/>
+        </w:rPr>
+      </w:pPr>
+    </w:p>
+    <w:p>
+      <w:pPr>
+        <w:pStyle w:val="3"/>
+        <w:tabs>
+          <w:tab w:val="clear" w:pos="357"/>
+        </w:tabs>
+        <w:ind w:firstLine="0" w:firstLineChars="0"/>
+        <w:jc w:val="center"/>
+        <w:rPr>
+          <w:rFonts w:hint="eastAsia"/>
+          <w:lang w:val="en-US" w:eastAsia="zh-CN"/>
+        </w:rPr>
+      </w:pPr>
+      <w:r>
+        <w:rPr>
+          <w:rFonts w:hint="eastAsia"/>
+          <w:lang w:val="en-US" w:eastAsia="zh-CN"/>
+        </w:rPr>
+        <w:drawing>
+          <wp:inline distT="0" distB="0" distL="114300" distR="114300">
+            <wp:extent cx="5567680" cy="1455420"/>
+            <wp:effectExtent l="0" t="0" r="10160" b="7620"/>
+            <wp:docPr id="11" name="图片 11" descr="gantt_instance3"/>
+            <wp:cNvGraphicFramePr>
+              <a:graphicFrameLocks xmlns:a="http://schemas.openxmlformats.org/drawingml/2006/main" noChangeAspect="1"/>
+            </wp:cNvGraphicFramePr>
+            <a:graphic xmlns:a="http://schemas.openxmlformats.org/drawingml/2006/main">
+              <a:graphicData uri="http://schemas.openxmlformats.org/drawingml/2006/picture">
+                <pic:pic xmlns:pic="http://schemas.openxmlformats.org/drawingml/2006/picture">
+                  <pic:nvPicPr>
+                    <pic:cNvPr id="11" name="图片 11" descr="gantt_instance3"/>
+                    <pic:cNvPicPr>
+                      <a:picLocks noChangeAspect="1"/>
+                    </pic:cNvPicPr>
+                  </pic:nvPicPr>
+                  <pic:blipFill>
+                    <a:blip r:embed="rId13"/>
+                    <a:stretch>
+                      <a:fillRect/>
+                    </a:stretch>
+                  </pic:blipFill>
+                  <pic:spPr>
+                    <a:xfrm>
+                      <a:off x="0" y="0"/>
+                      <a:ext cx="5567680" cy="1455420"/>
+                    </a:xfrm>
+                    <a:prstGeom prst="rect">
+                      <a:avLst/>
+                    </a:prstGeom>
+                  </pic:spPr>
+                </pic:pic>
+              </a:graphicData>
+            </a:graphic>
+          </wp:inline>
+        </w:drawing>
+      </w:r>
+    </w:p>
+    <w:p>
+      <w:pPr>
+        <w:pStyle w:val="3"/>
+        <w:tabs>
+          <w:tab w:val="clear" w:pos="357"/>
+        </w:tabs>
+        <w:ind w:firstLine="0" w:firstLineChars="0"/>
+        <w:jc w:val="center"/>
+        <w:rPr>
+          <w:rFonts w:hint="eastAsia"/>
+          <w:lang w:val="en-US" w:eastAsia="zh-CN"/>
+        </w:rPr>
+      </w:pPr>
+      <w:r>
+        <w:rPr>
+          <w:rFonts w:hint="eastAsia"/>
+          <w:lang w:val="en-US" w:eastAsia="zh-CN"/>
+        </w:rPr>
+        <w:t>图3-4 instance3调度时序图</w:t>
+      </w:r>
+    </w:p>
+    <w:p>
+      <w:pPr>
+        <w:pStyle w:val="3"/>
+        <w:tabs>
+          <w:tab w:val="clear" w:pos="357"/>
+        </w:tabs>
+        <w:ind w:firstLine="0" w:firstLineChars="0"/>
+        <w:jc w:val="center"/>
+        <w:rPr>
+          <w:rFonts w:hint="eastAsia"/>
+          <w:lang w:val="en-US" w:eastAsia="zh-CN"/>
+        </w:rPr>
+      </w:pPr>
+    </w:p>
+    <w:p>
+      <w:pPr>
+        <w:pStyle w:val="3"/>
+        <w:tabs>
+          <w:tab w:val="clear" w:pos="357"/>
+        </w:tabs>
+        <w:ind w:firstLine="0" w:firstLineChars="0"/>
+        <w:jc w:val="center"/>
+        <w:rPr>
+          <w:rFonts w:hint="eastAsia"/>
+          <w:lang w:val="en-US" w:eastAsia="zh-CN"/>
+        </w:rPr>
+      </w:pPr>
+      <w:r>
+        <w:rPr>
+          <w:rFonts w:hint="eastAsia"/>
+          <w:lang w:val="en-US" w:eastAsia="zh-CN"/>
+        </w:rPr>
+        <w:drawing>
+          <wp:inline distT="0" distB="0" distL="114300" distR="114300">
+            <wp:extent cx="5567045" cy="1525905"/>
+            <wp:effectExtent l="0" t="0" r="10795" b="13335"/>
+            <wp:docPr id="9" name="图片 9" descr="gantt_instance4"/>
+            <wp:cNvGraphicFramePr>
+              <a:graphicFrameLocks xmlns:a="http://schemas.openxmlformats.org/drawingml/2006/main" noChangeAspect="1"/>
+            </wp:cNvGraphicFramePr>
+            <a:graphic xmlns:a="http://schemas.openxmlformats.org/drawingml/2006/main">
+              <a:graphicData uri="http://schemas.openxmlformats.org/drawingml/2006/picture">
+                <pic:pic xmlns:pic="http://schemas.openxmlformats.org/drawingml/2006/picture">
+                  <pic:nvPicPr>
+                    <pic:cNvPr id="9" name="图片 9" descr="gantt_instance4"/>
+                    <pic:cNvPicPr>
+                      <a:picLocks noChangeAspect="1"/>
+                    </pic:cNvPicPr>
+                  </pic:nvPicPr>
+                  <pic:blipFill>
+                    <a:blip r:embed="rId14"/>
+                    <a:stretch>
+                      <a:fillRect/>
+                    </a:stretch>
+                  </pic:blipFill>
+                  <pic:spPr>
+                    <a:xfrm>
+                      <a:off x="0" y="0"/>
+                      <a:ext cx="5567045" cy="1525905"/>
+                    </a:xfrm>
+                    <a:prstGeom prst="rect">
+                      <a:avLst/>
+                    </a:prstGeom>
+                  </pic:spPr>
+                </pic:pic>
+              </a:graphicData>
+            </a:graphic>
+          </wp:inline>
+        </w:drawing>
+      </w:r>
+    </w:p>
+    <w:p>
+      <w:pPr>
+        <w:pStyle w:val="3"/>
+        <w:tabs>
+          <w:tab w:val="clear" w:pos="357"/>
+        </w:tabs>
+        <w:ind w:firstLine="0" w:firstLineChars="0"/>
+        <w:jc w:val="center"/>
+        <w:rPr>
+          <w:rFonts w:hint="eastAsia"/>
+          <w:lang w:val="en-US" w:eastAsia="zh-CN"/>
+        </w:rPr>
+      </w:pPr>
+      <w:r>
+        <w:rPr>
+          <w:rFonts w:hint="eastAsia"/>
+          <w:lang w:val="en-US" w:eastAsia="zh-CN"/>
+        </w:rPr>
+        <w:t>图3-5 instance4调度时序图</w:t>
+      </w:r>
+    </w:p>
+    <w:p>
+      <w:pPr>
+        <w:pStyle w:val="3"/>
+        <w:tabs>
+          <w:tab w:val="clear" w:pos="357"/>
+        </w:tabs>
+        <w:ind w:firstLine="0" w:firstLineChars="0"/>
+        <w:jc w:val="center"/>
+        <w:rPr>
+          <w:rFonts w:hint="eastAsia"/>
+          <w:lang w:val="en-US" w:eastAsia="zh-CN"/>
+        </w:rPr>
+      </w:pPr>
+    </w:p>
+    <w:p>
+      <w:pPr>
+        <w:pStyle w:val="3"/>
+        <w:tabs>
+          <w:tab w:val="clear" w:pos="357"/>
+        </w:tabs>
+        <w:ind w:firstLine="0" w:firstLineChars="0"/>
+        <w:jc w:val="center"/>
+        <w:rPr>
+          <w:rFonts w:hint="eastAsia"/>
+          <w:lang w:val="en-US" w:eastAsia="zh-CN"/>
+        </w:rPr>
+      </w:pPr>
+      <w:r>
+        <w:rPr>
+          <w:rFonts w:hint="eastAsia"/>
+          <w:lang w:val="en-US" w:eastAsia="zh-CN"/>
+        </w:rPr>
+        <w:drawing>
+          <wp:inline distT="0" distB="0" distL="114300" distR="114300">
+            <wp:extent cx="5570855" cy="1584325"/>
+            <wp:effectExtent l="0" t="0" r="6985" b="635"/>
+            <wp:docPr id="8" name="图片 8" descr="gantt_instance5"/>
+            <wp:cNvGraphicFramePr>
+              <a:graphicFrameLocks xmlns:a="http://schemas.openxmlformats.org/drawingml/2006/main" noChangeAspect="1"/>
+            </wp:cNvGraphicFramePr>
+            <a:graphic xmlns:a="http://schemas.openxmlformats.org/drawingml/2006/main">
+              <a:graphicData uri="http://schemas.openxmlformats.org/drawingml/2006/picture">
+                <pic:pic xmlns:pic="http://schemas.openxmlformats.org/drawingml/2006/picture">
+                  <pic:nvPicPr>
+                    <pic:cNvPr id="8" name="图片 8" descr="gantt_instance5"/>
+                    <pic:cNvPicPr>
+                      <a:picLocks noChangeAspect="1"/>
+                    </pic:cNvPicPr>
+                  </pic:nvPicPr>
+                  <pic:blipFill>
+                    <a:blip r:embed="rId15"/>
+                    <a:stretch>
+                      <a:fillRect/>
+                    </a:stretch>
+                  </pic:blipFill>
+                  <pic:spPr>
+                    <a:xfrm>
+                      <a:off x="0" y="0"/>
+                      <a:ext cx="5570855" cy="1584325"/>
+                    </a:xfrm>
+                    <a:prstGeom prst="rect">
+                      <a:avLst/>
+                    </a:prstGeom>
+                  </pic:spPr>
+                </pic:pic>
+              </a:graphicData>
+            </a:graphic>
+          </wp:inline>
+        </w:drawing>
+      </w:r>
+    </w:p>
+    <w:p>
+      <w:pPr>
+        <w:pStyle w:val="3"/>
+        <w:tabs>
+          <w:tab w:val="clear" w:pos="357"/>
+        </w:tabs>
+        <w:ind w:firstLine="0" w:firstLineChars="0"/>
+        <w:jc w:val="center"/>
+        <w:rPr>
+          <w:rFonts w:hint="eastAsia"/>
+          <w:lang w:val="en-US" w:eastAsia="zh-CN"/>
+        </w:rPr>
+      </w:pPr>
+      <w:r>
+        <w:rPr>
+          <w:rFonts w:hint="eastAsia"/>
+          <w:lang w:val="en-US" w:eastAsia="zh-CN"/>
+        </w:rPr>
+        <w:t>图3-6 instance5调度时序图</w:t>
+      </w:r>
+    </w:p>
+    <w:p>
+      <w:pPr>
+        <w:pStyle w:val="5"/>
+        <w:keepNext w:val="0"/>
+        <w:keepLines w:val="0"/>
+        <w:widowControl/>
+        <w:suppressLineNumbers w:val="0"/>
+      </w:pPr>
+      <w:r>
+        <w:rPr>
+          <w:rStyle w:val="19"/>
+        </w:rPr>
+        <w:t>结果分析</w:t>
+      </w:r>
+    </w:p>
+    <w:p>
+      <w:pPr>
+        <w:pStyle w:val="16"/>
+        <w:keepNext w:val="0"/>
+        <w:keepLines w:val="0"/>
+        <w:widowControl/>
+        <w:suppressLineNumbers w:val="0"/>
+        <w:ind w:firstLine="372" w:firstLineChars="200"/>
+      </w:pPr>
+      <w:r>
+        <w:rPr>
+          <w:rFonts w:hint="eastAsia" w:ascii="Times New Roman" w:hAnsi="Times New Roman" w:eastAsia="宋体" w:cs="Times New Roman"/>
+          <w:color w:val="auto"/>
+          <w:kern w:val="2"/>
+          <w:sz w:val="18"/>
+          <w:lang w:val="en-US" w:eastAsia="zh-CN" w:bidi="ar-SA"/>
+        </w:rPr>
+        <w:t>从实验结果可以看出，本文算法在所有测试实例上均能够在较短时间内收敛，并获得稳定的调度结果。例如，在instance0中，算法最终得到的makespan为468，</w:t>
+      </w:r>
+      <w:r>
+        <w:rPr>
+          <w:rFonts w:hint="eastAsia" w:cs="Times New Roman"/>
+          <w:color w:val="auto"/>
+          <w:kern w:val="2"/>
+          <w:sz w:val="18"/>
+          <w:lang w:val="en-US" w:eastAsia="zh-CN" w:bidi="ar-SA"/>
+        </w:rPr>
+        <w:t>并且收敛</w:t>
+      </w:r>
+      <w:r>
+        <w:rPr>
+          <w:rFonts w:hint="eastAsia" w:ascii="Times New Roman" w:hAnsi="Times New Roman" w:eastAsia="宋体" w:cs="Times New Roman"/>
+          <w:color w:val="auto"/>
+          <w:kern w:val="2"/>
+          <w:sz w:val="18"/>
+          <w:lang w:val="en-US" w:eastAsia="zh-CN" w:bidi="ar-SA"/>
+        </w:rPr>
+        <w:t>，说明算法已获得</w:t>
+      </w:r>
+      <w:r>
+        <w:rPr>
+          <w:rFonts w:hint="eastAsia" w:cs="Times New Roman"/>
+          <w:color w:val="auto"/>
+          <w:kern w:val="2"/>
+          <w:sz w:val="18"/>
+          <w:lang w:val="en-US" w:eastAsia="zh-CN" w:bidi="ar-SA"/>
+        </w:rPr>
+        <w:t>较为正确</w:t>
+      </w:r>
+      <w:r>
+        <w:rPr>
+          <w:rFonts w:hint="eastAsia" w:ascii="Times New Roman" w:hAnsi="Times New Roman" w:eastAsia="宋体" w:cs="Times New Roman"/>
+          <w:color w:val="auto"/>
+          <w:kern w:val="2"/>
+          <w:sz w:val="18"/>
+          <w:lang w:val="en-US" w:eastAsia="zh-CN" w:bidi="ar-SA"/>
+        </w:rPr>
+        <w:t>的解。随着问题规模的扩大，如instance3至instance5中，工件数量增加至7及以上，调度复杂度明显提高，对应的makespan分别达到554、514及634。然而，从结果来看，算法仍然能够保持较好的求解性能，且运行时间增长较为缓慢，说明该方法具有良好的扩展性。分析调度时序图可以发现，瓶颈机器</w:t>
+      </w:r>
+      <w:r>
+        <w:rPr>
+          <w:rFonts w:hint="eastAsia" w:cs="Times New Roman"/>
+          <w:color w:val="auto"/>
+          <w:kern w:val="2"/>
+          <w:sz w:val="18"/>
+          <w:lang w:val="en-US" w:eastAsia="zh-CN" w:bidi="ar-SA"/>
+        </w:rPr>
+        <w:t>，即</w:t>
+      </w:r>
+      <w:r>
+        <w:rPr>
+          <w:rFonts w:hint="eastAsia" w:ascii="Times New Roman" w:hAnsi="Times New Roman" w:eastAsia="宋体" w:cs="Times New Roman"/>
+          <w:color w:val="auto"/>
+          <w:kern w:val="2"/>
+          <w:sz w:val="18"/>
+          <w:lang w:val="en-US" w:eastAsia="zh-CN" w:bidi="ar-SA"/>
+        </w:rPr>
+        <w:t>在调度过程中利用率较高</w:t>
+      </w:r>
+      <w:r>
+        <w:rPr>
+          <w:rFonts w:hint="eastAsia" w:cs="Times New Roman"/>
+          <w:color w:val="auto"/>
+          <w:kern w:val="2"/>
+          <w:sz w:val="18"/>
+          <w:lang w:val="en-US" w:eastAsia="zh-CN" w:bidi="ar-SA"/>
+        </w:rPr>
+        <w:t>的机器</w:t>
+      </w:r>
+      <w:r>
+        <w:rPr>
+          <w:rFonts w:hint="eastAsia" w:ascii="Times New Roman" w:hAnsi="Times New Roman" w:eastAsia="宋体" w:cs="Times New Roman"/>
+          <w:color w:val="auto"/>
+          <w:kern w:val="2"/>
+          <w:sz w:val="18"/>
+          <w:lang w:val="en-US" w:eastAsia="zh-CN" w:bidi="ar-SA"/>
+        </w:rPr>
+        <w:t>，是影响整体完工时间的关键因素。算法通过不断调整工序顺序与机器分配，缓解了部分机器冲突，从而缩短了总加工时间。</w:t>
+      </w:r>
+    </w:p>
+    <w:p>
+      <w:pPr>
+        <w:pStyle w:val="16"/>
+        <w:keepNext w:val="0"/>
+        <w:keepLines w:val="0"/>
+        <w:widowControl/>
+        <w:suppressLineNumbers w:val="0"/>
+        <w:ind w:firstLine="372" w:firstLineChars="200"/>
+        <w:rPr>
+          <w:rFonts w:hint="eastAsia" w:ascii="Times New Roman" w:hAnsi="Times New Roman" w:eastAsia="宋体" w:cs="Times New Roman"/>
+          <w:color w:val="auto"/>
+          <w:kern w:val="2"/>
+          <w:sz w:val="18"/>
+          <w:lang w:val="en-US" w:eastAsia="zh-CN" w:bidi="ar-SA"/>
+        </w:rPr>
+      </w:pPr>
+      <w:r>
+        <w:rPr>
+          <w:rFonts w:hint="eastAsia" w:ascii="Times New Roman" w:hAnsi="Times New Roman" w:eastAsia="宋体" w:cs="Times New Roman"/>
+          <w:color w:val="auto"/>
+          <w:kern w:val="2"/>
+          <w:sz w:val="18"/>
+          <w:lang w:val="en-US" w:eastAsia="zh-CN" w:bidi="ar-SA"/>
+        </w:rPr>
+        <w:t>为了进一步评价算法性能，本文计算了各实例的相对误差（Gap），定义为：</w:t>
+      </w:r>
+    </w:p>
+    <w:p>
+      <w:pPr>
+        <w:pStyle w:val="16"/>
+        <w:keepNext w:val="0"/>
+        <w:keepLines w:val="0"/>
+        <w:widowControl/>
+        <w:suppressLineNumbers w:val="0"/>
+        <w:ind w:firstLine="372" w:firstLineChars="200"/>
+        <w:rPr>
+          <w:rFonts w:hint="eastAsia" w:ascii="Times New Roman" w:hAnsi="Times New Roman" w:eastAsia="宋体" w:cs="Times New Roman"/>
+          <w:color w:val="auto"/>
+          <w:kern w:val="2"/>
+          <w:sz w:val="18"/>
+          <w:lang w:val="en-US" w:eastAsia="zh-CN" w:bidi="ar-SA"/>
+        </w:rPr>
+      </w:pPr>
+      <m:oMathPara>
+        <m:oMath>
+          <m:r>
+            <m:rPr/>
+            <w:rPr>
+              <w:rFonts w:hint="default" w:ascii="Cambria Math" w:hAnsi="Cambria Math" w:eastAsia="宋体"/>
+              <w:sz w:val="18"/>
+            </w:rPr>
+            <m:t>Gap=</m:t>
+          </m:r>
+          <m:f>
+            <m:fPr>
+              <m:ctrlPr>
+                <w:rPr>
+                  <w:rFonts w:hint="default" w:ascii="Cambria Math" w:hAnsi="Cambria Math" w:eastAsia="宋体"/>
+                  <w:i/>
+                  <w:sz w:val="18"/>
+                </w:rPr>
+              </m:ctrlPr>
+            </m:fPr>
+            <m:num>
+              <m:sSub>
+                <m:sSubPr>
+                  <m:ctrlPr>
+                    <w:rPr>
+                      <w:rFonts w:hint="default" w:ascii="Cambria Math" w:hAnsi="Cambria Math" w:eastAsia="宋体"/>
+                      <w:sz w:val="18"/>
+                    </w:rPr>
+                  </m:ctrlPr>
+                </m:sSubPr>
+                <m:e>
+                  <m:r>
+                    <m:rPr/>
+                    <w:rPr>
+                      <w:rFonts w:hint="default" w:ascii="Cambria Math" w:hAnsi="Cambria Math" w:eastAsia="宋体"/>
+                      <w:sz w:val="18"/>
+                    </w:rPr>
+                    <m:t>C</m:t>
+                  </m:r>
+                  <m:ctrlPr>
+                    <w:rPr>
+                      <w:rFonts w:ascii="Cambria Math" w:hAnsi="Cambria Math" w:eastAsia="宋体"/>
+                      <w:sz w:val="18"/>
+                    </w:rPr>
+                  </m:ctrlPr>
+                </m:e>
+                <m:sub>
+                  <m:r>
+                    <m:rPr>
+                      <m:sty m:val="p"/>
+                    </m:rPr>
+                    <w:rPr>
+                      <w:rFonts w:hint="default" w:ascii="Cambria Math" w:hAnsi="Cambria Math" w:eastAsia="宋体"/>
+                      <w:sz w:val="18"/>
+                    </w:rPr>
+                    <m:t>max</m:t>
+                  </m:r>
+                  <m:ctrlPr>
+                    <w:rPr>
+                      <w:rFonts w:ascii="Cambria Math" w:hAnsi="Cambria Math" w:eastAsia="宋体"/>
+                      <w:sz w:val="18"/>
+                    </w:rPr>
+                  </m:ctrlPr>
+                </m:sub>
+              </m:sSub>
+              <m:r>
+                <m:rPr/>
+                <w:rPr>
+                  <w:rFonts w:hint="default" w:ascii="Cambria Math" w:hAnsi="Cambria Math" w:eastAsia="宋体"/>
+                  <w:sz w:val="18"/>
+                </w:rPr>
+                <m:t>−LB</m:t>
+              </m:r>
+              <m:ctrlPr>
+                <w:rPr>
+                  <w:rFonts w:hint="default" w:ascii="Cambria Math" w:hAnsi="Cambria Math" w:eastAsia="宋体"/>
+                  <w:sz w:val="18"/>
+                </w:rPr>
+              </m:ctrlPr>
+            </m:num>
+            <m:den>
+              <m:r>
+                <m:rPr/>
+                <w:rPr>
+                  <w:rFonts w:hint="default" w:ascii="Cambria Math" w:hAnsi="Cambria Math" w:eastAsia="宋体"/>
+                  <w:sz w:val="18"/>
+                </w:rPr>
+                <m:t>LB</m:t>
+              </m:r>
+              <m:ctrlPr>
+                <w:rPr>
+                  <w:rFonts w:hint="default" w:ascii="Cambria Math" w:hAnsi="Cambria Math" w:eastAsia="宋体"/>
+                  <w:sz w:val="18"/>
+                </w:rPr>
+              </m:ctrlPr>
+            </m:den>
+          </m:f>
+        </m:oMath>
+      </m:oMathPara>
+    </w:p>
+    <w:p>
+      <w:pPr>
+        <w:pStyle w:val="16"/>
+        <w:keepNext w:val="0"/>
+        <w:keepLines w:val="0"/>
+        <w:widowControl/>
+        <w:suppressLineNumbers w:val="0"/>
+        <w:ind w:firstLine="372" w:firstLineChars="200"/>
+        <w:rPr>
+          <w:rFonts w:hint="eastAsia" w:ascii="Times New Roman" w:hAnsi="Times New Roman" w:eastAsia="宋体" w:cs="Times New Roman"/>
+          <w:color w:val="auto"/>
+          <w:kern w:val="2"/>
+          <w:sz w:val="18"/>
+          <w:lang w:val="en-US" w:eastAsia="zh-CN" w:bidi="ar-SA"/>
+        </w:rPr>
+      </w:pPr>
+      <w:r>
+        <w:rPr>
+          <w:rFonts w:hint="eastAsia" w:ascii="Times New Roman" w:hAnsi="Times New Roman" w:eastAsia="宋体" w:cs="Times New Roman"/>
+          <w:color w:val="auto"/>
+          <w:kern w:val="2"/>
+          <w:sz w:val="18"/>
+          <w:lang w:val="en-US" w:eastAsia="zh-CN" w:bidi="ar-SA"/>
+        </w:rPr>
+        <w:t>根据实验结果可得：</w:t>
       </w:r>
     </w:p>
     <w:p>
@@ -3761,8 +8184,10 @@
       </w:tblPr>
       <w:tblGrid>
         <w:gridCol w:w="952"/>
-        <w:gridCol w:w="3602"/>
-        <w:gridCol w:w="1143"/>
+        <w:gridCol w:w="1519"/>
+        <w:gridCol w:w="1509"/>
+        <w:gridCol w:w="1323"/>
+        <w:gridCol w:w="1234"/>
       </w:tblGrid>
       <w:tr>
         <w:tblPrEx>
@@ -3793,110 +8218,231 @@
               <w:bottom w:val="single" w:color="000000" w:themeColor="text1" w:sz="4" w:space="0"/>
             </w:tcBorders>
             <w:shd w:val="clear" w:color="auto" w:fill="FFFFFF"/>
-            <w:vAlign w:val="center"/>
+            <w:vAlign w:val="top"/>
           </w:tcPr>
           <w:p>
             <w:pPr>
-              <w:spacing w:line="0" w:lineRule="atLeast"/>
+              <w:keepNext w:val="0"/>
+              <w:keepLines w:val="0"/>
+              <w:widowControl/>
+              <w:suppressLineNumbers w:val="0"/>
+              <w:spacing w:before="0" w:beforeAutospacing="0" w:after="0" w:afterAutospacing="0"/>
+              <w:ind w:left="0" w:leftChars="0" w:right="0" w:rightChars="0" w:firstLine="0" w:firstLineChars="0"/>
               <w:jc w:val="center"/>
-              <w:rPr>
-                <w:color w:val="000000" w:themeColor="text1"/>
+              <w:textAlignment w:val="top"/>
+              <w:rPr>
+                <w:rFonts w:hint="eastAsia" w:ascii="宋体" w:hAnsi="宋体" w:eastAsia="宋体" w:cs="宋体"/>
+                <w:b w:val="0"/>
+                <w:bCs w:val="0"/>
+                <w:color w:val="auto"/>
                 <w:sz w:val="15"/>
-                <w14:textFill>
-                  <w14:solidFill>
-                    <w14:schemeClr w14:val="tx1"/>
-                  </w14:solidFill>
-                </w14:textFill>
+                <w:szCs w:val="15"/>
               </w:rPr>
             </w:pPr>
             <w:r>
               <w:rPr>
-                <w:rFonts w:hint="eastAsia"/>
-                <w:color w:val="000000" w:themeColor="text1"/>
+                <w:rFonts w:hint="eastAsia" w:ascii="宋体" w:hAnsi="宋体" w:eastAsia="宋体" w:cs="宋体"/>
+                <w:b w:val="0"/>
+                <w:bCs w:val="0"/>
+                <w:i w:val="0"/>
+                <w:iCs w:val="0"/>
+                <w:caps w:val="0"/>
+                <w:color w:val="auto"/>
+                <w:spacing w:val="0"/>
+                <w:kern w:val="0"/>
                 <w:sz w:val="15"/>
-                <w14:textFill>
-                  <w14:solidFill>
-                    <w14:schemeClr w14:val="tx1"/>
-                  </w14:solidFill>
-                </w14:textFill>
-              </w:rPr>
-              <w:t>算法</w:t>
+                <w:szCs w:val="15"/>
+                <w:lang w:val="en-US" w:eastAsia="zh-CN" w:bidi="ar"/>
+              </w:rPr>
+              <w:t>instance</w:t>
             </w:r>
           </w:p>
         </w:tc>
         <w:tc>
           <w:tcPr>
-            <w:tcW w:w="3602" w:type="dxa"/>
+            <w:tcW w:w="1519" w:type="dxa"/>
             <w:tcBorders>
               <w:bottom w:val="single" w:color="000000" w:themeColor="text1" w:sz="4" w:space="0"/>
             </w:tcBorders>
             <w:shd w:val="clear" w:color="auto" w:fill="FFFFFF"/>
-            <w:vAlign w:val="center"/>
+            <w:vAlign w:val="top"/>
           </w:tcPr>
           <w:p>
             <w:pPr>
-              <w:spacing w:line="0" w:lineRule="atLeast"/>
+              <w:keepNext w:val="0"/>
+              <w:keepLines w:val="0"/>
+              <w:widowControl/>
+              <w:suppressLineNumbers w:val="0"/>
+              <w:spacing w:before="0" w:beforeAutospacing="0" w:after="0" w:afterAutospacing="0"/>
+              <w:ind w:left="0" w:leftChars="0" w:right="0" w:rightChars="0" w:firstLine="0" w:firstLineChars="0"/>
               <w:jc w:val="center"/>
-              <w:rPr>
-                <w:color w:val="000000" w:themeColor="text1"/>
+              <w:textAlignment w:val="top"/>
+              <w:rPr>
+                <w:rFonts w:hint="eastAsia" w:ascii="宋体" w:hAnsi="宋体" w:eastAsia="宋体" w:cs="宋体"/>
+                <w:b w:val="0"/>
+                <w:bCs w:val="0"/>
+                <w:color w:val="auto"/>
                 <w:sz w:val="15"/>
-                <w14:textFill>
-                  <w14:solidFill>
-                    <w14:schemeClr w14:val="tx1"/>
-                  </w14:solidFill>
-                </w14:textFill>
+                <w:szCs w:val="15"/>
               </w:rPr>
             </w:pPr>
             <w:r>
               <w:rPr>
-                <w:rFonts w:hint="eastAsia"/>
-                <w:color w:val="000000" w:themeColor="text1"/>
+                <w:rFonts w:hint="eastAsia" w:ascii="宋体" w:hAnsi="宋体" w:eastAsia="宋体" w:cs="宋体"/>
+                <w:b w:val="0"/>
+                <w:bCs w:val="0"/>
+                <w:i w:val="0"/>
+                <w:iCs w:val="0"/>
+                <w:caps w:val="0"/>
+                <w:color w:val="auto"/>
+                <w:spacing w:val="0"/>
+                <w:kern w:val="0"/>
                 <w:sz w:val="15"/>
-                <w14:textFill>
-                  <w14:solidFill>
-                    <w14:schemeClr w14:val="tx1"/>
-                  </w14:solidFill>
-                </w14:textFill>
-              </w:rPr>
-              <w:t>运行结果</w:t>
+                <w:szCs w:val="15"/>
+                <w:lang w:val="en-US" w:eastAsia="zh-CN" w:bidi="ar"/>
+              </w:rPr>
+              <w:t>下界 (LB)</w:t>
             </w:r>
           </w:p>
         </w:tc>
         <w:tc>
           <w:tcPr>
-            <w:tcW w:w="1143" w:type="dxa"/>
+            <w:tcW w:w="1509" w:type="dxa"/>
             <w:tcBorders>
               <w:bottom w:val="single" w:color="000000" w:themeColor="text1" w:sz="4" w:space="0"/>
             </w:tcBorders>
             <w:shd w:val="clear" w:color="auto" w:fill="FFFFFF"/>
-            <w:vAlign w:val="center"/>
+            <w:vAlign w:val="top"/>
           </w:tcPr>
           <w:p>
             <w:pPr>
-              <w:spacing w:line="0" w:lineRule="atLeast"/>
+              <w:keepNext w:val="0"/>
+              <w:keepLines w:val="0"/>
+              <w:widowControl/>
+              <w:suppressLineNumbers w:val="0"/>
+              <w:spacing w:before="0" w:beforeAutospacing="0" w:after="0" w:afterAutospacing="0"/>
+              <w:ind w:left="0" w:leftChars="0" w:right="0" w:rightChars="0" w:firstLine="0" w:firstLineChars="0"/>
               <w:jc w:val="center"/>
-              <w:rPr>
-                <w:color w:val="000000" w:themeColor="text1"/>
+              <w:textAlignment w:val="top"/>
+              <w:rPr>
+                <w:rFonts w:hint="eastAsia" w:ascii="宋体" w:hAnsi="宋体" w:eastAsia="宋体" w:cs="宋体"/>
+                <w:b w:val="0"/>
+                <w:bCs w:val="0"/>
+                <w:color w:val="auto"/>
                 <w:sz w:val="15"/>
-                <w14:textFill>
-                  <w14:solidFill>
-                    <w14:schemeClr w14:val="tx1"/>
-                  </w14:solidFill>
-                </w14:textFill>
+                <w:szCs w:val="15"/>
               </w:rPr>
             </w:pPr>
             <w:r>
               <w:rPr>
-                <w:rFonts w:hint="eastAsia"/>
-                <w:color w:val="000000" w:themeColor="text1"/>
+                <w:rFonts w:hint="eastAsia" w:ascii="宋体" w:hAnsi="宋体" w:eastAsia="宋体" w:cs="宋体"/>
+                <w:b w:val="0"/>
+                <w:bCs w:val="0"/>
+                <w:i w:val="0"/>
+                <w:iCs w:val="0"/>
+                <w:caps w:val="0"/>
+                <w:color w:val="auto"/>
+                <w:spacing w:val="0"/>
+                <w:kern w:val="0"/>
                 <w:sz w:val="15"/>
-                <w14:textFill>
-                  <w14:solidFill>
-                    <w14:schemeClr w14:val="tx1"/>
-                  </w14:solidFill>
-                </w14:textFill>
-              </w:rPr>
-              <w:t>运行时间（秒）</w:t>
+                <w:szCs w:val="15"/>
+                <w:lang w:val="en-US" w:eastAsia="zh-CN" w:bidi="ar"/>
+              </w:rPr>
+              <w:t>收敛值</w:t>
+            </w:r>
+          </w:p>
+        </w:tc>
+        <w:tc>
+          <w:tcPr>
+            <w:tcW w:w="1323" w:type="dxa"/>
+            <w:tcBorders>
+              <w:bottom w:val="single" w:color="000000" w:themeColor="text1" w:sz="4" w:space="0"/>
+            </w:tcBorders>
+            <w:shd w:val="clear" w:color="auto" w:fill="FFFFFF"/>
+            <w:vAlign w:val="top"/>
+          </w:tcPr>
+          <w:p>
+            <w:pPr>
+              <w:keepNext w:val="0"/>
+              <w:keepLines w:val="0"/>
+              <w:widowControl/>
+              <w:suppressLineNumbers w:val="0"/>
+              <w:spacing w:before="0" w:beforeAutospacing="0" w:after="0" w:afterAutospacing="0"/>
+              <w:ind w:left="0" w:leftChars="0" w:right="0" w:rightChars="0" w:firstLine="0" w:firstLineChars="0"/>
+              <w:jc w:val="center"/>
+              <w:textAlignment w:val="top"/>
+              <w:rPr>
+                <w:rFonts w:hint="eastAsia" w:ascii="宋体" w:hAnsi="宋体" w:eastAsia="宋体" w:cs="宋体"/>
+                <w:b w:val="0"/>
+                <w:bCs w:val="0"/>
+                <w:color w:val="auto"/>
+                <w:sz w:val="15"/>
+                <w:szCs w:val="15"/>
+              </w:rPr>
+            </w:pPr>
+            <w:r>
+              <w:rPr>
+                <w:rFonts w:hint="eastAsia" w:ascii="宋体" w:hAnsi="宋体" w:eastAsia="宋体" w:cs="宋体"/>
+                <w:b w:val="0"/>
+                <w:bCs w:val="0"/>
+                <w:i w:val="0"/>
+                <w:iCs w:val="0"/>
+                <w:caps w:val="0"/>
+                <w:color w:val="auto"/>
+                <w:spacing w:val="0"/>
+                <w:kern w:val="0"/>
+                <w:sz w:val="15"/>
+                <w:szCs w:val="15"/>
+                <w:lang w:val="en-US" w:eastAsia="zh-CN" w:bidi="ar"/>
+              </w:rPr>
+              <w:t>Gap</w:t>
+            </w:r>
+          </w:p>
+        </w:tc>
+        <w:tc>
+          <w:tcPr>
+            <w:tcW w:w="1234" w:type="dxa"/>
+            <w:tcBorders>
+              <w:bottom w:val="single" w:color="000000" w:themeColor="text1" w:sz="4" w:space="0"/>
+            </w:tcBorders>
+            <w:shd w:val="clear" w:color="auto" w:fill="FFFFFF"/>
+            <w:vAlign w:val="top"/>
+          </w:tcPr>
+          <w:p>
+            <w:pPr>
+              <w:keepNext w:val="0"/>
+              <w:keepLines w:val="0"/>
+              <w:widowControl/>
+              <w:suppressLineNumbers w:val="0"/>
+              <w:spacing w:before="0" w:beforeAutospacing="0" w:after="0" w:afterAutospacing="0"/>
+              <w:ind w:left="0" w:leftChars="0" w:right="0" w:rightChars="0" w:firstLine="0" w:firstLineChars="0"/>
+              <w:jc w:val="center"/>
+              <w:textAlignment w:val="top"/>
+              <w:rPr>
+                <w:rFonts w:hint="eastAsia" w:ascii="宋体" w:hAnsi="宋体" w:eastAsia="宋体" w:cs="宋体"/>
+                <w:b w:val="0"/>
+                <w:bCs w:val="0"/>
+                <w:color w:val="auto"/>
+                <w:sz w:val="15"/>
+                <w:szCs w:val="15"/>
+              </w:rPr>
+            </w:pPr>
+            <w:r>
+              <w:rPr>
+                <w:rFonts w:hint="eastAsia" w:ascii="宋体" w:hAnsi="宋体" w:eastAsia="宋体" w:cs="宋体"/>
+                <w:b w:val="0"/>
+                <w:bCs w:val="0"/>
+                <w:i w:val="0"/>
+                <w:iCs w:val="0"/>
+                <w:caps w:val="0"/>
+                <w:color w:val="auto"/>
+                <w:spacing w:val="0"/>
+                <w:kern w:val="0"/>
+                <w:sz w:val="15"/>
+                <w:szCs w:val="15"/>
+                <w:lang w:val="en-US" w:eastAsia="zh-CN" w:bidi="ar"/>
+              </w:rPr>
+              <w:t>平均时间</w:t>
             </w:r>
           </w:p>
         </w:tc>
@@ -3929,111 +8475,231 @@
               <w:tl2br w:val="nil"/>
               <w:tr2bl w:val="nil"/>
             </w:tcBorders>
-            <w:vAlign w:val="center"/>
+            <w:vAlign w:val="top"/>
           </w:tcPr>
           <w:p>
             <w:pPr>
+              <w:keepNext w:val="0"/>
+              <w:keepLines w:val="0"/>
               <w:widowControl/>
-              <w:spacing w:line="0" w:lineRule="atLeast"/>
+              <w:suppressLineNumbers w:val="0"/>
+              <w:spacing w:before="0" w:beforeAutospacing="0" w:after="0" w:afterAutospacing="0"/>
+              <w:ind w:left="0" w:leftChars="0" w:right="0" w:rightChars="0" w:firstLine="0" w:firstLineChars="0"/>
               <w:jc w:val="center"/>
-              <w:rPr>
-                <w:color w:val="000000" w:themeColor="text1"/>
+              <w:textAlignment w:val="top"/>
+              <w:rPr>
+                <w:rFonts w:hint="eastAsia" w:ascii="宋体" w:hAnsi="宋体" w:eastAsia="宋体" w:cs="宋体"/>
+                <w:b w:val="0"/>
+                <w:bCs w:val="0"/>
+                <w:color w:val="auto"/>
                 <w:sz w:val="15"/>
-                <w14:textFill>
-                  <w14:solidFill>
-                    <w14:schemeClr w14:val="tx1"/>
-                  </w14:solidFill>
-                </w14:textFill>
+                <w:szCs w:val="15"/>
               </w:rPr>
             </w:pPr>
             <w:r>
               <w:rPr>
-                <w:rFonts w:hint="eastAsia"/>
-                <w:color w:val="000000" w:themeColor="text1"/>
+                <w:rFonts w:hint="eastAsia" w:ascii="宋体" w:hAnsi="宋体" w:eastAsia="宋体" w:cs="宋体"/>
+                <w:b w:val="0"/>
+                <w:bCs w:val="0"/>
+                <w:i w:val="0"/>
+                <w:iCs w:val="0"/>
+                <w:caps w:val="0"/>
+                <w:color w:val="auto"/>
+                <w:spacing w:val="0"/>
+                <w:kern w:val="0"/>
                 <w:sz w:val="15"/>
-                <w14:textFill>
-                  <w14:solidFill>
-                    <w14:schemeClr w14:val="tx1"/>
-                  </w14:solidFill>
-                </w14:textFill>
-              </w:rPr>
-              <w:t>GA</w:t>
+                <w:szCs w:val="15"/>
+                <w:lang w:val="en-US" w:eastAsia="zh-CN" w:bidi="ar"/>
+              </w:rPr>
+              <w:t>0</w:t>
             </w:r>
           </w:p>
         </w:tc>
         <w:tc>
           <w:tcPr>
-            <w:tcW w:w="3602" w:type="dxa"/>
+            <w:tcW w:w="1519" w:type="dxa"/>
             <w:tcBorders>
               <w:top w:val="single" w:color="000000" w:themeColor="text1" w:sz="4" w:space="0"/>
               <w:tl2br w:val="nil"/>
               <w:tr2bl w:val="nil"/>
             </w:tcBorders>
-            <w:vAlign w:val="center"/>
+            <w:vAlign w:val="top"/>
           </w:tcPr>
           <w:p>
             <w:pPr>
-              <w:spacing w:line="0" w:lineRule="atLeast"/>
+              <w:keepNext w:val="0"/>
+              <w:keepLines w:val="0"/>
+              <w:widowControl/>
+              <w:suppressLineNumbers w:val="0"/>
+              <w:spacing w:before="0" w:beforeAutospacing="0" w:after="0" w:afterAutospacing="0"/>
+              <w:ind w:left="0" w:leftChars="0" w:right="0" w:rightChars="0" w:firstLine="0" w:firstLineChars="0"/>
               <w:jc w:val="center"/>
-              <w:rPr>
-                <w:color w:val="000000" w:themeColor="text1"/>
+              <w:textAlignment w:val="top"/>
+              <w:rPr>
+                <w:rFonts w:hint="eastAsia" w:ascii="宋体" w:hAnsi="宋体" w:eastAsia="宋体" w:cs="宋体"/>
+                <w:b w:val="0"/>
+                <w:bCs w:val="0"/>
+                <w:color w:val="auto"/>
                 <w:sz w:val="15"/>
-                <w14:textFill>
-                  <w14:solidFill>
-                    <w14:schemeClr w14:val="tx1"/>
-                  </w14:solidFill>
-                </w14:textFill>
+                <w:szCs w:val="15"/>
               </w:rPr>
             </w:pPr>
             <w:r>
               <w:rPr>
-                <w:color w:val="000000" w:themeColor="text1"/>
+                <w:rFonts w:hint="eastAsia" w:ascii="宋体" w:hAnsi="宋体" w:eastAsia="宋体" w:cs="宋体"/>
+                <w:b w:val="0"/>
+                <w:bCs w:val="0"/>
+                <w:i w:val="0"/>
+                <w:iCs w:val="0"/>
+                <w:caps w:val="0"/>
+                <w:color w:val="auto"/>
+                <w:spacing w:val="0"/>
+                <w:kern w:val="0"/>
                 <w:sz w:val="15"/>
-                <w14:textFill>
-                  <w14:solidFill>
-                    <w14:schemeClr w14:val="tx1"/>
-                  </w14:solidFill>
-                </w14:textFill>
-              </w:rPr>
-              <w:t>200</w:t>
+                <w:szCs w:val="15"/>
+                <w:lang w:val="en-US" w:eastAsia="zh-CN" w:bidi="ar"/>
+              </w:rPr>
+              <w:t>403</w:t>
             </w:r>
           </w:p>
         </w:tc>
         <w:tc>
           <w:tcPr>
-            <w:tcW w:w="1143" w:type="dxa"/>
+            <w:tcW w:w="1509" w:type="dxa"/>
             <w:tcBorders>
               <w:top w:val="single" w:color="000000" w:themeColor="text1" w:sz="4" w:space="0"/>
               <w:tl2br w:val="nil"/>
               <w:tr2bl w:val="nil"/>
             </w:tcBorders>
-            <w:vAlign w:val="center"/>
+            <w:vAlign w:val="top"/>
           </w:tcPr>
           <w:p>
             <w:pPr>
-              <w:spacing w:line="0" w:lineRule="atLeast"/>
+              <w:keepNext w:val="0"/>
+              <w:keepLines w:val="0"/>
+              <w:widowControl/>
+              <w:suppressLineNumbers w:val="0"/>
+              <w:spacing w:before="0" w:beforeAutospacing="0" w:after="0" w:afterAutospacing="0"/>
+              <w:ind w:left="0" w:leftChars="0" w:right="0" w:rightChars="0" w:firstLine="0" w:firstLineChars="0"/>
               <w:jc w:val="center"/>
-              <w:rPr>
-                <w:color w:val="000000" w:themeColor="text1"/>
+              <w:textAlignment w:val="top"/>
+              <w:rPr>
+                <w:rFonts w:hint="default" w:ascii="宋体" w:hAnsi="宋体" w:eastAsia="宋体" w:cs="宋体"/>
+                <w:b w:val="0"/>
+                <w:bCs w:val="0"/>
+                <w:color w:val="auto"/>
                 <w:sz w:val="15"/>
-                <w14:textFill>
-                  <w14:solidFill>
-                    <w14:schemeClr w14:val="tx1"/>
-                  </w14:solidFill>
-                </w14:textFill>
+                <w:szCs w:val="15"/>
+                <w:lang w:val="en-US" w:eastAsia="zh-CN"/>
               </w:rPr>
             </w:pPr>
             <w:r>
               <w:rPr>
-                <w:color w:val="000000" w:themeColor="text1"/>
+                <w:rFonts w:hint="eastAsia" w:ascii="宋体" w:hAnsi="宋体" w:cs="宋体"/>
+                <w:b w:val="0"/>
+                <w:bCs w:val="0"/>
+                <w:color w:val="auto"/>
                 <w:sz w:val="15"/>
-                <w14:textFill>
-                  <w14:solidFill>
-                    <w14:schemeClr w14:val="tx1"/>
-                  </w14:solidFill>
-                </w14:textFill>
-              </w:rPr>
-              <w:t>88</w:t>
+                <w:szCs w:val="15"/>
+                <w:lang w:val="en-US" w:eastAsia="zh-CN"/>
+              </w:rPr>
+              <w:t>468</w:t>
+            </w:r>
+          </w:p>
+        </w:tc>
+        <w:tc>
+          <w:tcPr>
+            <w:tcW w:w="1323" w:type="dxa"/>
+            <w:tcBorders>
+              <w:top w:val="single" w:color="000000" w:themeColor="text1" w:sz="4" w:space="0"/>
+              <w:tl2br w:val="nil"/>
+              <w:tr2bl w:val="nil"/>
+            </w:tcBorders>
+            <w:vAlign w:val="top"/>
+          </w:tcPr>
+          <w:p>
+            <w:pPr>
+              <w:keepNext w:val="0"/>
+              <w:keepLines w:val="0"/>
+              <w:widowControl/>
+              <w:suppressLineNumbers w:val="0"/>
+              <w:spacing w:before="0" w:beforeAutospacing="0" w:after="0" w:afterAutospacing="0"/>
+              <w:ind w:left="0" w:leftChars="0" w:right="0" w:rightChars="0" w:firstLine="0" w:firstLineChars="0"/>
+              <w:jc w:val="center"/>
+              <w:textAlignment w:val="top"/>
+              <w:rPr>
+                <w:rFonts w:hint="eastAsia" w:ascii="宋体" w:hAnsi="宋体" w:eastAsia="宋体" w:cs="宋体"/>
+                <w:b w:val="0"/>
+                <w:bCs w:val="0"/>
+                <w:color w:val="auto"/>
+                <w:sz w:val="15"/>
+                <w:szCs w:val="15"/>
+              </w:rPr>
+            </w:pPr>
+            <w:r>
+              <w:rPr>
+                <w:rFonts w:hint="eastAsia" w:ascii="宋体" w:hAnsi="宋体" w:eastAsia="宋体" w:cs="宋体"/>
+                <w:b w:val="0"/>
+                <w:bCs w:val="0"/>
+                <w:i w:val="0"/>
+                <w:iCs w:val="0"/>
+                <w:caps w:val="0"/>
+                <w:color w:val="auto"/>
+                <w:spacing w:val="0"/>
+                <w:kern w:val="0"/>
+                <w:sz w:val="15"/>
+                <w:szCs w:val="15"/>
+                <w:lang w:val="en-US" w:eastAsia="zh-CN" w:bidi="ar"/>
+              </w:rPr>
+              <w:t>+16.1%</w:t>
+            </w:r>
+          </w:p>
+        </w:tc>
+        <w:tc>
+          <w:tcPr>
+            <w:tcW w:w="1234" w:type="dxa"/>
+            <w:tcBorders>
+              <w:top w:val="single" w:color="000000" w:themeColor="text1" w:sz="4" w:space="0"/>
+              <w:tl2br w:val="nil"/>
+              <w:tr2bl w:val="nil"/>
+            </w:tcBorders>
+            <w:vAlign w:val="top"/>
+          </w:tcPr>
+          <w:p>
+            <w:pPr>
+              <w:keepNext w:val="0"/>
+              <w:keepLines w:val="0"/>
+              <w:widowControl/>
+              <w:suppressLineNumbers w:val="0"/>
+              <w:spacing w:before="0" w:beforeAutospacing="0" w:after="0" w:afterAutospacing="0"/>
+              <w:ind w:left="0" w:leftChars="0" w:right="0" w:rightChars="0" w:firstLine="0" w:firstLineChars="0"/>
+              <w:jc w:val="center"/>
+              <w:textAlignment w:val="top"/>
+              <w:rPr>
+                <w:rFonts w:hint="eastAsia" w:ascii="宋体" w:hAnsi="宋体" w:eastAsia="宋体" w:cs="宋体"/>
+                <w:b w:val="0"/>
+                <w:bCs w:val="0"/>
+                <w:color w:val="auto"/>
+                <w:sz w:val="15"/>
+                <w:szCs w:val="15"/>
+              </w:rPr>
+            </w:pPr>
+            <w:r>
+              <w:rPr>
+                <w:rFonts w:hint="eastAsia" w:ascii="宋体" w:hAnsi="宋体" w:eastAsia="宋体" w:cs="宋体"/>
+                <w:b w:val="0"/>
+                <w:bCs w:val="0"/>
+                <w:i w:val="0"/>
+                <w:iCs w:val="0"/>
+                <w:caps w:val="0"/>
+                <w:color w:val="auto"/>
+                <w:spacing w:val="0"/>
+                <w:kern w:val="0"/>
+                <w:sz w:val="15"/>
+                <w:szCs w:val="15"/>
+                <w:lang w:val="en-US" w:eastAsia="zh-CN" w:bidi="ar"/>
+              </w:rPr>
+              <w:t>0.100s</w:t>
             </w:r>
           </w:p>
         </w:tc>
@@ -4065,109 +8731,227 @@
               <w:tl2br w:val="nil"/>
               <w:tr2bl w:val="nil"/>
             </w:tcBorders>
-            <w:vAlign w:val="center"/>
+            <w:vAlign w:val="top"/>
           </w:tcPr>
           <w:p>
             <w:pPr>
-              <w:spacing w:line="0" w:lineRule="atLeast"/>
+              <w:keepNext w:val="0"/>
+              <w:keepLines w:val="0"/>
+              <w:widowControl/>
+              <w:suppressLineNumbers w:val="0"/>
+              <w:spacing w:before="0" w:beforeAutospacing="0" w:after="0" w:afterAutospacing="0"/>
+              <w:ind w:left="0" w:leftChars="0" w:right="0" w:rightChars="0" w:firstLine="0" w:firstLineChars="0"/>
               <w:jc w:val="center"/>
-              <w:rPr>
-                <w:color w:val="000000" w:themeColor="text1"/>
+              <w:textAlignment w:val="top"/>
+              <w:rPr>
+                <w:rFonts w:hint="eastAsia" w:ascii="宋体" w:hAnsi="宋体" w:eastAsia="宋体" w:cs="宋体"/>
+                <w:b w:val="0"/>
+                <w:bCs w:val="0"/>
+                <w:color w:val="auto"/>
                 <w:sz w:val="15"/>
-                <w14:textFill>
-                  <w14:solidFill>
-                    <w14:schemeClr w14:val="tx1"/>
-                  </w14:solidFill>
-                </w14:textFill>
+                <w:szCs w:val="15"/>
               </w:rPr>
             </w:pPr>
             <w:r>
               <w:rPr>
-                <w:rFonts w:hint="eastAsia"/>
-                <w:color w:val="000000" w:themeColor="text1"/>
+                <w:rFonts w:hint="eastAsia" w:ascii="宋体" w:hAnsi="宋体" w:eastAsia="宋体" w:cs="宋体"/>
+                <w:b w:val="0"/>
+                <w:bCs w:val="0"/>
+                <w:i w:val="0"/>
+                <w:iCs w:val="0"/>
+                <w:caps w:val="0"/>
+                <w:color w:val="auto"/>
+                <w:spacing w:val="0"/>
+                <w:kern w:val="0"/>
                 <w:sz w:val="15"/>
-                <w14:textFill>
-                  <w14:solidFill>
-                    <w14:schemeClr w14:val="tx1"/>
-                  </w14:solidFill>
-                </w14:textFill>
-              </w:rPr>
-              <w:t>PSO</w:t>
+                <w:szCs w:val="15"/>
+                <w:lang w:val="en-US" w:eastAsia="zh-CN" w:bidi="ar"/>
+              </w:rPr>
+              <w:t>1</w:t>
             </w:r>
           </w:p>
         </w:tc>
         <w:tc>
           <w:tcPr>
-            <w:tcW w:w="3602" w:type="dxa"/>
+            <w:tcW w:w="1519" w:type="dxa"/>
             <w:tcBorders>
               <w:tl2br w:val="nil"/>
               <w:tr2bl w:val="nil"/>
             </w:tcBorders>
-            <w:vAlign w:val="center"/>
+            <w:vAlign w:val="top"/>
           </w:tcPr>
           <w:p>
             <w:pPr>
-              <w:spacing w:line="0" w:lineRule="atLeast"/>
+              <w:keepNext w:val="0"/>
+              <w:keepLines w:val="0"/>
+              <w:widowControl/>
+              <w:suppressLineNumbers w:val="0"/>
+              <w:spacing w:before="0" w:beforeAutospacing="0" w:after="0" w:afterAutospacing="0"/>
+              <w:ind w:left="0" w:leftChars="0" w:right="0" w:rightChars="0" w:firstLine="0" w:firstLineChars="0"/>
               <w:jc w:val="center"/>
-              <w:rPr>
-                <w:color w:val="000000" w:themeColor="text1"/>
+              <w:textAlignment w:val="top"/>
+              <w:rPr>
+                <w:rFonts w:hint="eastAsia" w:ascii="宋体" w:hAnsi="宋体" w:eastAsia="宋体" w:cs="宋体"/>
+                <w:b w:val="0"/>
+                <w:bCs w:val="0"/>
+                <w:color w:val="auto"/>
                 <w:sz w:val="15"/>
-                <w14:textFill>
-                  <w14:solidFill>
-                    <w14:schemeClr w14:val="tx1"/>
-                  </w14:solidFill>
-                </w14:textFill>
+                <w:szCs w:val="15"/>
               </w:rPr>
             </w:pPr>
             <w:r>
               <w:rPr>
-                <w:color w:val="000000" w:themeColor="text1"/>
+                <w:rFonts w:hint="eastAsia" w:ascii="宋体" w:hAnsi="宋体" w:eastAsia="宋体" w:cs="宋体"/>
+                <w:b w:val="0"/>
+                <w:bCs w:val="0"/>
+                <w:i w:val="0"/>
+                <w:iCs w:val="0"/>
+                <w:caps w:val="0"/>
+                <w:color w:val="auto"/>
+                <w:spacing w:val="0"/>
+                <w:kern w:val="0"/>
                 <w:sz w:val="15"/>
-                <w14:textFill>
-                  <w14:solidFill>
-                    <w14:schemeClr w14:val="tx1"/>
-                  </w14:solidFill>
-                </w14:textFill>
-              </w:rPr>
-              <w:t>173</w:t>
+                <w:szCs w:val="15"/>
+                <w:lang w:val="en-US" w:eastAsia="zh-CN" w:bidi="ar"/>
+              </w:rPr>
+              <w:t>396</w:t>
             </w:r>
           </w:p>
         </w:tc>
         <w:tc>
           <w:tcPr>
-            <w:tcW w:w="1143" w:type="dxa"/>
+            <w:tcW w:w="1509" w:type="dxa"/>
             <w:tcBorders>
               <w:tl2br w:val="nil"/>
               <w:tr2bl w:val="nil"/>
             </w:tcBorders>
-            <w:vAlign w:val="center"/>
+            <w:vAlign w:val="top"/>
           </w:tcPr>
           <w:p>
             <w:pPr>
-              <w:spacing w:line="0" w:lineRule="atLeast"/>
+              <w:keepNext w:val="0"/>
+              <w:keepLines w:val="0"/>
+              <w:widowControl/>
+              <w:suppressLineNumbers w:val="0"/>
+              <w:spacing w:before="0" w:beforeAutospacing="0" w:after="0" w:afterAutospacing="0"/>
+              <w:ind w:left="0" w:leftChars="0" w:right="0" w:rightChars="0" w:firstLine="0" w:firstLineChars="0"/>
               <w:jc w:val="center"/>
-              <w:rPr>
-                <w:color w:val="000000" w:themeColor="text1"/>
+              <w:textAlignment w:val="top"/>
+              <w:rPr>
+                <w:rFonts w:hint="default" w:ascii="宋体" w:hAnsi="宋体" w:eastAsia="宋体" w:cs="宋体"/>
+                <w:b w:val="0"/>
+                <w:bCs w:val="0"/>
+                <w:color w:val="auto"/>
                 <w:sz w:val="15"/>
-                <w14:textFill>
-                  <w14:solidFill>
-                    <w14:schemeClr w14:val="tx1"/>
-                  </w14:solidFill>
-                </w14:textFill>
+                <w:szCs w:val="15"/>
+                <w:lang w:val="en-US" w:eastAsia="zh-CN"/>
               </w:rPr>
             </w:pPr>
             <w:r>
               <w:rPr>
-                <w:rFonts w:hint="eastAsia"/>
-                <w:color w:val="000000" w:themeColor="text1"/>
+                <w:rFonts w:hint="eastAsia" w:ascii="宋体" w:hAnsi="宋体" w:cs="宋体"/>
+                <w:b w:val="0"/>
+                <w:bCs w:val="0"/>
+                <w:color w:val="auto"/>
                 <w:sz w:val="15"/>
-                <w14:textFill>
-                  <w14:solidFill>
-                    <w14:schemeClr w14:val="tx1"/>
-                  </w14:solidFill>
-                </w14:textFill>
-              </w:rPr>
-              <w:t>111</w:t>
+                <w:szCs w:val="15"/>
+                <w:lang w:val="en-US" w:eastAsia="zh-CN"/>
+              </w:rPr>
+              <w:t>448</w:t>
+            </w:r>
+          </w:p>
+        </w:tc>
+        <w:tc>
+          <w:tcPr>
+            <w:tcW w:w="1323" w:type="dxa"/>
+            <w:tcBorders>
+              <w:tl2br w:val="nil"/>
+              <w:tr2bl w:val="nil"/>
+            </w:tcBorders>
+            <w:vAlign w:val="top"/>
+          </w:tcPr>
+          <w:p>
+            <w:pPr>
+              <w:keepNext w:val="0"/>
+              <w:keepLines w:val="0"/>
+              <w:widowControl/>
+              <w:suppressLineNumbers w:val="0"/>
+              <w:spacing w:before="0" w:beforeAutospacing="0" w:after="0" w:afterAutospacing="0"/>
+              <w:ind w:left="0" w:leftChars="0" w:right="0" w:rightChars="0" w:firstLine="0" w:firstLineChars="0"/>
+              <w:jc w:val="center"/>
+              <w:textAlignment w:val="top"/>
+              <w:rPr>
+                <w:rFonts w:hint="eastAsia" w:ascii="宋体" w:hAnsi="宋体" w:eastAsia="宋体" w:cs="宋体"/>
+                <w:b w:val="0"/>
+                <w:bCs w:val="0"/>
+                <w:color w:val="auto"/>
+                <w:sz w:val="15"/>
+                <w:szCs w:val="15"/>
+              </w:rPr>
+            </w:pPr>
+            <w:r>
+              <w:rPr>
+                <w:rFonts w:hint="eastAsia" w:ascii="宋体" w:hAnsi="宋体" w:eastAsia="宋体" w:cs="宋体"/>
+                <w:b w:val="0"/>
+                <w:bCs w:val="0"/>
+                <w:i w:val="0"/>
+                <w:iCs w:val="0"/>
+                <w:caps w:val="0"/>
+                <w:color w:val="auto"/>
+                <w:spacing w:val="0"/>
+                <w:kern w:val="0"/>
+                <w:sz w:val="15"/>
+                <w:szCs w:val="15"/>
+                <w:lang w:val="en-US" w:eastAsia="zh-CN" w:bidi="ar"/>
+              </w:rPr>
+              <w:t>+13.1%</w:t>
+            </w:r>
+          </w:p>
+        </w:tc>
+        <w:tc>
+          <w:tcPr>
+            <w:tcW w:w="1234" w:type="dxa"/>
+            <w:tcBorders>
+              <w:tl2br w:val="nil"/>
+              <w:tr2bl w:val="nil"/>
+            </w:tcBorders>
+            <w:vAlign w:val="top"/>
+          </w:tcPr>
+          <w:p>
+            <w:pPr>
+              <w:keepNext w:val="0"/>
+              <w:keepLines w:val="0"/>
+              <w:widowControl/>
+              <w:suppressLineNumbers w:val="0"/>
+              <w:spacing w:before="0" w:beforeAutospacing="0" w:after="0" w:afterAutospacing="0"/>
+              <w:ind w:left="0" w:leftChars="0" w:right="0" w:rightChars="0" w:firstLine="0" w:firstLineChars="0"/>
+              <w:jc w:val="center"/>
+              <w:textAlignment w:val="top"/>
+              <w:rPr>
+                <w:rFonts w:hint="eastAsia" w:ascii="宋体" w:hAnsi="宋体" w:eastAsia="宋体" w:cs="宋体"/>
+                <w:b w:val="0"/>
+                <w:bCs w:val="0"/>
+                <w:color w:val="auto"/>
+                <w:sz w:val="15"/>
+                <w:szCs w:val="15"/>
+              </w:rPr>
+            </w:pPr>
+            <w:r>
+              <w:rPr>
+                <w:rFonts w:hint="eastAsia" w:ascii="宋体" w:hAnsi="宋体" w:eastAsia="宋体" w:cs="宋体"/>
+                <w:b w:val="0"/>
+                <w:bCs w:val="0"/>
+                <w:i w:val="0"/>
+                <w:iCs w:val="0"/>
+                <w:caps w:val="0"/>
+                <w:color w:val="auto"/>
+                <w:spacing w:val="0"/>
+                <w:kern w:val="0"/>
+                <w:sz w:val="15"/>
+                <w:szCs w:val="15"/>
+                <w:lang w:val="en-US" w:eastAsia="zh-CN" w:bidi="ar"/>
+              </w:rPr>
+              <w:t>0.100s</w:t>
             </w:r>
           </w:p>
         </w:tc>
@@ -4199,113 +8983,983 @@
               <w:tl2br w:val="nil"/>
               <w:tr2bl w:val="nil"/>
             </w:tcBorders>
-            <w:vAlign w:val="center"/>
+            <w:vAlign w:val="top"/>
           </w:tcPr>
           <w:p>
             <w:pPr>
-              <w:spacing w:line="0" w:lineRule="atLeast"/>
+              <w:keepNext w:val="0"/>
+              <w:keepLines w:val="0"/>
+              <w:widowControl/>
+              <w:suppressLineNumbers w:val="0"/>
+              <w:spacing w:before="0" w:beforeAutospacing="0" w:after="0" w:afterAutospacing="0"/>
+              <w:ind w:left="0" w:leftChars="0" w:right="0" w:rightChars="0" w:firstLine="0" w:firstLineChars="0"/>
               <w:jc w:val="center"/>
-              <w:rPr>
-                <w:color w:val="000000" w:themeColor="text1"/>
+              <w:textAlignment w:val="top"/>
+              <w:rPr>
+                <w:rFonts w:hint="eastAsia" w:ascii="宋体" w:hAnsi="宋体" w:eastAsia="宋体" w:cs="宋体"/>
+                <w:b w:val="0"/>
+                <w:bCs w:val="0"/>
+                <w:color w:val="auto"/>
                 <w:sz w:val="15"/>
-                <w14:textFill>
-                  <w14:solidFill>
-                    <w14:schemeClr w14:val="tx1"/>
-                  </w14:solidFill>
-                </w14:textFill>
+                <w:szCs w:val="15"/>
               </w:rPr>
             </w:pPr>
             <w:r>
               <w:rPr>
-                <w:rFonts w:hint="eastAsia"/>
-                <w:color w:val="000000" w:themeColor="text1"/>
+                <w:rFonts w:hint="eastAsia" w:ascii="宋体" w:hAnsi="宋体" w:eastAsia="宋体" w:cs="宋体"/>
+                <w:b w:val="0"/>
+                <w:bCs w:val="0"/>
+                <w:i w:val="0"/>
+                <w:iCs w:val="0"/>
+                <w:caps w:val="0"/>
+                <w:color w:val="auto"/>
+                <w:spacing w:val="0"/>
+                <w:kern w:val="0"/>
                 <w:sz w:val="15"/>
-                <w14:textFill>
-                  <w14:solidFill>
-                    <w14:schemeClr w14:val="tx1"/>
-                  </w14:solidFill>
-                </w14:textFill>
-              </w:rPr>
-              <w:t>ACO</w:t>
+                <w:szCs w:val="15"/>
+                <w:lang w:val="en-US" w:eastAsia="zh-CN" w:bidi="ar"/>
+              </w:rPr>
+              <w:t>2</w:t>
             </w:r>
           </w:p>
         </w:tc>
         <w:tc>
           <w:tcPr>
-            <w:tcW w:w="3602" w:type="dxa"/>
+            <w:tcW w:w="1519" w:type="dxa"/>
             <w:tcBorders>
               <w:tl2br w:val="nil"/>
               <w:tr2bl w:val="nil"/>
             </w:tcBorders>
-            <w:vAlign w:val="center"/>
+            <w:vAlign w:val="top"/>
           </w:tcPr>
           <w:p>
             <w:pPr>
-              <w:pStyle w:val="33"/>
-              <w:pBdr>
-                <w:bottom w:val="none" w:color="auto" w:sz="0" w:space="0"/>
-              </w:pBdr>
-              <w:snapToGrid/>
-              <w:spacing w:line="0" w:lineRule="atLeast"/>
+              <w:keepNext w:val="0"/>
+              <w:keepLines w:val="0"/>
+              <w:widowControl/>
+              <w:suppressLineNumbers w:val="0"/>
+              <w:spacing w:before="0" w:beforeAutospacing="0" w:after="0" w:afterAutospacing="0"/>
+              <w:ind w:left="0" w:leftChars="0" w:right="0" w:rightChars="0" w:firstLine="0" w:firstLineChars="0"/>
               <w:jc w:val="center"/>
-              <w:rPr>
-                <w:color w:val="000000" w:themeColor="text1"/>
+              <w:textAlignment w:val="top"/>
+              <w:rPr>
+                <w:rFonts w:hint="eastAsia" w:ascii="宋体" w:hAnsi="宋体" w:eastAsia="宋体" w:cs="宋体"/>
+                <w:b w:val="0"/>
+                <w:bCs w:val="0"/>
+                <w:color w:val="auto"/>
                 <w:sz w:val="15"/>
-                <w14:textFill>
-                  <w14:solidFill>
-                    <w14:schemeClr w14:val="tx1"/>
-                  </w14:solidFill>
-                </w14:textFill>
+                <w:szCs w:val="15"/>
               </w:rPr>
             </w:pPr>
             <w:r>
               <w:rPr>
-                <w:color w:val="000000" w:themeColor="text1"/>
+                <w:rFonts w:hint="eastAsia" w:ascii="宋体" w:hAnsi="宋体" w:eastAsia="宋体" w:cs="宋体"/>
+                <w:b w:val="0"/>
+                <w:bCs w:val="0"/>
+                <w:i w:val="0"/>
+                <w:iCs w:val="0"/>
+                <w:caps w:val="0"/>
+                <w:color w:val="auto"/>
+                <w:spacing w:val="0"/>
+                <w:kern w:val="0"/>
                 <w:sz w:val="15"/>
-                <w14:textFill>
-                  <w14:solidFill>
-                    <w14:schemeClr w14:val="tx1"/>
-                  </w14:solidFill>
-                </w14:textFill>
-              </w:rPr>
-              <w:t>222</w:t>
+                <w:szCs w:val="15"/>
+                <w:lang w:val="en-US" w:eastAsia="zh-CN" w:bidi="ar"/>
+              </w:rPr>
+              <w:t>396</w:t>
             </w:r>
           </w:p>
         </w:tc>
         <w:tc>
           <w:tcPr>
-            <w:tcW w:w="1143" w:type="dxa"/>
+            <w:tcW w:w="1509" w:type="dxa"/>
             <w:tcBorders>
               <w:tl2br w:val="nil"/>
               <w:tr2bl w:val="nil"/>
             </w:tcBorders>
-            <w:vAlign w:val="center"/>
+            <w:vAlign w:val="top"/>
           </w:tcPr>
           <w:p>
             <w:pPr>
-              <w:spacing w:line="0" w:lineRule="atLeast"/>
+              <w:keepNext w:val="0"/>
+              <w:keepLines w:val="0"/>
+              <w:widowControl/>
+              <w:suppressLineNumbers w:val="0"/>
+              <w:spacing w:before="0" w:beforeAutospacing="0" w:after="0" w:afterAutospacing="0"/>
+              <w:ind w:left="0" w:leftChars="0" w:right="0" w:rightChars="0" w:firstLine="0" w:firstLineChars="0"/>
               <w:jc w:val="center"/>
-              <w:rPr>
-                <w:color w:val="000000" w:themeColor="text1"/>
+              <w:textAlignment w:val="top"/>
+              <w:rPr>
+                <w:rFonts w:hint="default" w:ascii="宋体" w:hAnsi="宋体" w:eastAsia="宋体" w:cs="宋体"/>
+                <w:b w:val="0"/>
+                <w:bCs w:val="0"/>
+                <w:color w:val="auto"/>
                 <w:sz w:val="15"/>
-                <w14:textFill>
-                  <w14:solidFill>
-                    <w14:schemeClr w14:val="tx1"/>
-                  </w14:solidFill>
-                </w14:textFill>
+                <w:szCs w:val="15"/>
+                <w:lang w:val="en-US" w:eastAsia="zh-CN"/>
               </w:rPr>
             </w:pPr>
             <w:r>
               <w:rPr>
-                <w:color w:val="000000" w:themeColor="text1"/>
+                <w:rFonts w:hint="eastAsia" w:ascii="宋体" w:hAnsi="宋体" w:cs="宋体"/>
+                <w:b w:val="0"/>
+                <w:bCs w:val="0"/>
+                <w:color w:val="auto"/>
                 <w:sz w:val="15"/>
-                <w14:textFill>
-                  <w14:solidFill>
-                    <w14:schemeClr w14:val="tx1"/>
-                  </w14:solidFill>
-                </w14:textFill>
-              </w:rPr>
-              <w:t>100</w:t>
+                <w:szCs w:val="15"/>
+                <w:lang w:val="en-US" w:eastAsia="zh-CN"/>
+              </w:rPr>
+              <w:t>466</w:t>
+            </w:r>
+          </w:p>
+        </w:tc>
+        <w:tc>
+          <w:tcPr>
+            <w:tcW w:w="1323" w:type="dxa"/>
+            <w:tcBorders>
+              <w:tl2br w:val="nil"/>
+              <w:tr2bl w:val="nil"/>
+            </w:tcBorders>
+            <w:vAlign w:val="top"/>
+          </w:tcPr>
+          <w:p>
+            <w:pPr>
+              <w:keepNext w:val="0"/>
+              <w:keepLines w:val="0"/>
+              <w:widowControl/>
+              <w:suppressLineNumbers w:val="0"/>
+              <w:spacing w:before="0" w:beforeAutospacing="0" w:after="0" w:afterAutospacing="0"/>
+              <w:ind w:left="0" w:leftChars="0" w:right="0" w:rightChars="0" w:firstLine="0" w:firstLineChars="0"/>
+              <w:jc w:val="center"/>
+              <w:textAlignment w:val="top"/>
+              <w:rPr>
+                <w:rFonts w:hint="eastAsia" w:ascii="宋体" w:hAnsi="宋体" w:eastAsia="宋体" w:cs="宋体"/>
+                <w:b w:val="0"/>
+                <w:bCs w:val="0"/>
+                <w:color w:val="auto"/>
+                <w:sz w:val="15"/>
+                <w:szCs w:val="15"/>
+              </w:rPr>
+            </w:pPr>
+            <w:r>
+              <w:rPr>
+                <w:rFonts w:hint="eastAsia" w:ascii="宋体" w:hAnsi="宋体" w:eastAsia="宋体" w:cs="宋体"/>
+                <w:b w:val="0"/>
+                <w:bCs w:val="0"/>
+                <w:i w:val="0"/>
+                <w:iCs w:val="0"/>
+                <w:caps w:val="0"/>
+                <w:color w:val="auto"/>
+                <w:spacing w:val="0"/>
+                <w:kern w:val="0"/>
+                <w:sz w:val="15"/>
+                <w:szCs w:val="15"/>
+                <w:lang w:val="en-US" w:eastAsia="zh-CN" w:bidi="ar"/>
+              </w:rPr>
+              <w:t>+17.7%</w:t>
+            </w:r>
+          </w:p>
+        </w:tc>
+        <w:tc>
+          <w:tcPr>
+            <w:tcW w:w="1234" w:type="dxa"/>
+            <w:tcBorders>
+              <w:tl2br w:val="nil"/>
+              <w:tr2bl w:val="nil"/>
+            </w:tcBorders>
+            <w:vAlign w:val="top"/>
+          </w:tcPr>
+          <w:p>
+            <w:pPr>
+              <w:keepNext w:val="0"/>
+              <w:keepLines w:val="0"/>
+              <w:widowControl/>
+              <w:suppressLineNumbers w:val="0"/>
+              <w:spacing w:before="0" w:beforeAutospacing="0" w:after="0" w:afterAutospacing="0"/>
+              <w:ind w:left="0" w:leftChars="0" w:right="0" w:rightChars="0" w:firstLine="0" w:firstLineChars="0"/>
+              <w:jc w:val="center"/>
+              <w:textAlignment w:val="top"/>
+              <w:rPr>
+                <w:rFonts w:hint="eastAsia" w:ascii="宋体" w:hAnsi="宋体" w:eastAsia="宋体" w:cs="宋体"/>
+                <w:b w:val="0"/>
+                <w:bCs w:val="0"/>
+                <w:color w:val="auto"/>
+                <w:sz w:val="15"/>
+                <w:szCs w:val="15"/>
+              </w:rPr>
+            </w:pPr>
+            <w:r>
+              <w:rPr>
+                <w:rFonts w:hint="eastAsia" w:ascii="宋体" w:hAnsi="宋体" w:eastAsia="宋体" w:cs="宋体"/>
+                <w:b w:val="0"/>
+                <w:bCs w:val="0"/>
+                <w:i w:val="0"/>
+                <w:iCs w:val="0"/>
+                <w:caps w:val="0"/>
+                <w:color w:val="auto"/>
+                <w:spacing w:val="0"/>
+                <w:kern w:val="0"/>
+                <w:sz w:val="15"/>
+                <w:szCs w:val="15"/>
+                <w:lang w:val="en-US" w:eastAsia="zh-CN" w:bidi="ar"/>
+              </w:rPr>
+              <w:t>0.137s</w:t>
+            </w:r>
+          </w:p>
+        </w:tc>
+      </w:tr>
+      <w:tr>
+        <w:tblPrEx>
+          <w:tblBorders>
+            <w:top w:val="single" w:color="000000" w:themeColor="text1" w:sz="4" w:space="0"/>
+            <w:left w:val="none" w:color="auto" w:sz="0" w:space="0"/>
+            <w:bottom w:val="single" w:color="000000" w:themeColor="text1" w:sz="4" w:space="0"/>
+            <w:right w:val="none" w:color="auto" w:sz="0" w:space="0"/>
+            <w:insideH w:val="none" w:color="auto" w:sz="0" w:space="0"/>
+            <w:insideV w:val="none" w:color="auto" w:sz="0" w:space="0"/>
+          </w:tblBorders>
+          <w:tblCellMar>
+            <w:top w:w="0" w:type="dxa"/>
+            <w:left w:w="108" w:type="dxa"/>
+            <w:bottom w:w="0" w:type="dxa"/>
+            <w:right w:w="108" w:type="dxa"/>
+          </w:tblCellMar>
+        </w:tblPrEx>
+        <w:trPr>
+          <w:jc w:val="center"/>
+        </w:trPr>
+        <w:tc>
+          <w:tcPr>
+            <w:tcW w:w="952" w:type="dxa"/>
+            <w:tcBorders>
+              <w:tl2br w:val="nil"/>
+              <w:tr2bl w:val="nil"/>
+            </w:tcBorders>
+            <w:vAlign w:val="top"/>
+          </w:tcPr>
+          <w:p>
+            <w:pPr>
+              <w:keepNext w:val="0"/>
+              <w:keepLines w:val="0"/>
+              <w:widowControl/>
+              <w:suppressLineNumbers w:val="0"/>
+              <w:spacing w:before="0" w:beforeAutospacing="0" w:after="0" w:afterAutospacing="0"/>
+              <w:ind w:left="0" w:leftChars="0" w:right="0" w:rightChars="0" w:firstLine="0" w:firstLineChars="0"/>
+              <w:jc w:val="center"/>
+              <w:textAlignment w:val="top"/>
+              <w:rPr>
+                <w:rFonts w:hint="eastAsia" w:ascii="宋体" w:hAnsi="宋体" w:eastAsia="宋体" w:cs="宋体"/>
+                <w:b w:val="0"/>
+                <w:bCs w:val="0"/>
+                <w:color w:val="auto"/>
+                <w:sz w:val="15"/>
+                <w:szCs w:val="15"/>
+              </w:rPr>
+            </w:pPr>
+            <w:r>
+              <w:rPr>
+                <w:rFonts w:hint="eastAsia" w:ascii="宋体" w:hAnsi="宋体" w:eastAsia="宋体" w:cs="宋体"/>
+                <w:b w:val="0"/>
+                <w:bCs w:val="0"/>
+                <w:i w:val="0"/>
+                <w:iCs w:val="0"/>
+                <w:caps w:val="0"/>
+                <w:color w:val="auto"/>
+                <w:spacing w:val="0"/>
+                <w:kern w:val="0"/>
+                <w:sz w:val="15"/>
+                <w:szCs w:val="15"/>
+                <w:lang w:val="en-US" w:eastAsia="zh-CN" w:bidi="ar"/>
+              </w:rPr>
+              <w:t>3</w:t>
+            </w:r>
+          </w:p>
+        </w:tc>
+        <w:tc>
+          <w:tcPr>
+            <w:tcW w:w="1519" w:type="dxa"/>
+            <w:tcBorders>
+              <w:tl2br w:val="nil"/>
+              <w:tr2bl w:val="nil"/>
+            </w:tcBorders>
+            <w:vAlign w:val="top"/>
+          </w:tcPr>
+          <w:p>
+            <w:pPr>
+              <w:keepNext w:val="0"/>
+              <w:keepLines w:val="0"/>
+              <w:widowControl/>
+              <w:suppressLineNumbers w:val="0"/>
+              <w:spacing w:before="0" w:beforeAutospacing="0" w:after="0" w:afterAutospacing="0"/>
+              <w:ind w:left="0" w:leftChars="0" w:right="0" w:rightChars="0" w:firstLine="0" w:firstLineChars="0"/>
+              <w:jc w:val="center"/>
+              <w:textAlignment w:val="top"/>
+              <w:rPr>
+                <w:rFonts w:hint="eastAsia" w:ascii="宋体" w:hAnsi="宋体" w:eastAsia="宋体" w:cs="宋体"/>
+                <w:b w:val="0"/>
+                <w:bCs w:val="0"/>
+                <w:color w:val="auto"/>
+                <w:sz w:val="15"/>
+                <w:szCs w:val="15"/>
+              </w:rPr>
+            </w:pPr>
+            <w:r>
+              <w:rPr>
+                <w:rFonts w:hint="eastAsia" w:ascii="宋体" w:hAnsi="宋体" w:eastAsia="宋体" w:cs="宋体"/>
+                <w:b w:val="0"/>
+                <w:bCs w:val="0"/>
+                <w:i w:val="0"/>
+                <w:iCs w:val="0"/>
+                <w:caps w:val="0"/>
+                <w:color w:val="auto"/>
+                <w:spacing w:val="0"/>
+                <w:kern w:val="0"/>
+                <w:sz w:val="15"/>
+                <w:szCs w:val="15"/>
+                <w:lang w:val="en-US" w:eastAsia="zh-CN" w:bidi="ar"/>
+              </w:rPr>
+              <w:t>496</w:t>
+            </w:r>
+          </w:p>
+        </w:tc>
+        <w:tc>
+          <w:tcPr>
+            <w:tcW w:w="1509" w:type="dxa"/>
+            <w:tcBorders>
+              <w:tl2br w:val="nil"/>
+              <w:tr2bl w:val="nil"/>
+            </w:tcBorders>
+            <w:vAlign w:val="top"/>
+          </w:tcPr>
+          <w:p>
+            <w:pPr>
+              <w:keepNext w:val="0"/>
+              <w:keepLines w:val="0"/>
+              <w:widowControl/>
+              <w:suppressLineNumbers w:val="0"/>
+              <w:spacing w:before="0" w:beforeAutospacing="0" w:after="0" w:afterAutospacing="0"/>
+              <w:ind w:left="0" w:leftChars="0" w:right="0" w:rightChars="0" w:firstLine="0" w:firstLineChars="0"/>
+              <w:jc w:val="center"/>
+              <w:textAlignment w:val="top"/>
+              <w:rPr>
+                <w:rFonts w:hint="default" w:ascii="宋体" w:hAnsi="宋体" w:eastAsia="宋体" w:cs="宋体"/>
+                <w:b w:val="0"/>
+                <w:bCs w:val="0"/>
+                <w:color w:val="auto"/>
+                <w:sz w:val="15"/>
+                <w:szCs w:val="15"/>
+                <w:lang w:val="en-US" w:eastAsia="zh-CN"/>
+              </w:rPr>
+            </w:pPr>
+            <w:r>
+              <w:rPr>
+                <w:rFonts w:hint="eastAsia" w:ascii="宋体" w:hAnsi="宋体" w:cs="宋体"/>
+                <w:b w:val="0"/>
+                <w:bCs w:val="0"/>
+                <w:color w:val="auto"/>
+                <w:sz w:val="15"/>
+                <w:szCs w:val="15"/>
+                <w:lang w:val="en-US" w:eastAsia="zh-CN"/>
+              </w:rPr>
+              <w:t>554</w:t>
+            </w:r>
+          </w:p>
+        </w:tc>
+        <w:tc>
+          <w:tcPr>
+            <w:tcW w:w="1323" w:type="dxa"/>
+            <w:tcBorders>
+              <w:tl2br w:val="nil"/>
+              <w:tr2bl w:val="nil"/>
+            </w:tcBorders>
+            <w:vAlign w:val="top"/>
+          </w:tcPr>
+          <w:p>
+            <w:pPr>
+              <w:keepNext w:val="0"/>
+              <w:keepLines w:val="0"/>
+              <w:widowControl/>
+              <w:suppressLineNumbers w:val="0"/>
+              <w:spacing w:before="0" w:beforeAutospacing="0" w:after="0" w:afterAutospacing="0"/>
+              <w:ind w:left="0" w:leftChars="0" w:right="0" w:rightChars="0" w:firstLine="0" w:firstLineChars="0"/>
+              <w:jc w:val="center"/>
+              <w:textAlignment w:val="top"/>
+              <w:rPr>
+                <w:rFonts w:hint="eastAsia" w:ascii="宋体" w:hAnsi="宋体" w:eastAsia="宋体" w:cs="宋体"/>
+                <w:b w:val="0"/>
+                <w:bCs w:val="0"/>
+                <w:color w:val="auto"/>
+                <w:sz w:val="15"/>
+                <w:szCs w:val="15"/>
+              </w:rPr>
+            </w:pPr>
+            <w:r>
+              <w:rPr>
+                <w:rFonts w:hint="eastAsia" w:ascii="宋体" w:hAnsi="宋体" w:eastAsia="宋体" w:cs="宋体"/>
+                <w:b w:val="0"/>
+                <w:bCs w:val="0"/>
+                <w:i w:val="0"/>
+                <w:iCs w:val="0"/>
+                <w:caps w:val="0"/>
+                <w:color w:val="auto"/>
+                <w:spacing w:val="0"/>
+                <w:kern w:val="0"/>
+                <w:sz w:val="15"/>
+                <w:szCs w:val="15"/>
+                <w:lang w:val="en-US" w:eastAsia="zh-CN" w:bidi="ar"/>
+              </w:rPr>
+              <w:t>+11.7%</w:t>
+            </w:r>
+          </w:p>
+        </w:tc>
+        <w:tc>
+          <w:tcPr>
+            <w:tcW w:w="1234" w:type="dxa"/>
+            <w:tcBorders>
+              <w:tl2br w:val="nil"/>
+              <w:tr2bl w:val="nil"/>
+            </w:tcBorders>
+            <w:vAlign w:val="top"/>
+          </w:tcPr>
+          <w:p>
+            <w:pPr>
+              <w:keepNext w:val="0"/>
+              <w:keepLines w:val="0"/>
+              <w:widowControl/>
+              <w:suppressLineNumbers w:val="0"/>
+              <w:spacing w:before="0" w:beforeAutospacing="0" w:after="0" w:afterAutospacing="0"/>
+              <w:ind w:left="0" w:leftChars="0" w:right="0" w:rightChars="0" w:firstLine="0" w:firstLineChars="0"/>
+              <w:jc w:val="center"/>
+              <w:textAlignment w:val="top"/>
+              <w:rPr>
+                <w:rFonts w:hint="eastAsia" w:ascii="宋体" w:hAnsi="宋体" w:eastAsia="宋体" w:cs="宋体"/>
+                <w:b w:val="0"/>
+                <w:bCs w:val="0"/>
+                <w:color w:val="auto"/>
+                <w:sz w:val="15"/>
+                <w:szCs w:val="15"/>
+              </w:rPr>
+            </w:pPr>
+            <w:r>
+              <w:rPr>
+                <w:rFonts w:hint="eastAsia" w:ascii="宋体" w:hAnsi="宋体" w:eastAsia="宋体" w:cs="宋体"/>
+                <w:b w:val="0"/>
+                <w:bCs w:val="0"/>
+                <w:i w:val="0"/>
+                <w:iCs w:val="0"/>
+                <w:caps w:val="0"/>
+                <w:color w:val="auto"/>
+                <w:spacing w:val="0"/>
+                <w:kern w:val="0"/>
+                <w:sz w:val="15"/>
+                <w:szCs w:val="15"/>
+                <w:lang w:val="en-US" w:eastAsia="zh-CN" w:bidi="ar"/>
+              </w:rPr>
+              <w:t>0.172s</w:t>
+            </w:r>
+          </w:p>
+        </w:tc>
+      </w:tr>
+      <w:tr>
+        <w:tblPrEx>
+          <w:tblBorders>
+            <w:top w:val="single" w:color="000000" w:themeColor="text1" w:sz="4" w:space="0"/>
+            <w:left w:val="none" w:color="auto" w:sz="0" w:space="0"/>
+            <w:bottom w:val="single" w:color="000000" w:themeColor="text1" w:sz="4" w:space="0"/>
+            <w:right w:val="none" w:color="auto" w:sz="0" w:space="0"/>
+            <w:insideH w:val="none" w:color="auto" w:sz="0" w:space="0"/>
+            <w:insideV w:val="none" w:color="auto" w:sz="0" w:space="0"/>
+          </w:tblBorders>
+          <w:tblCellMar>
+            <w:top w:w="0" w:type="dxa"/>
+            <w:left w:w="108" w:type="dxa"/>
+            <w:bottom w:w="0" w:type="dxa"/>
+            <w:right w:w="108" w:type="dxa"/>
+          </w:tblCellMar>
+        </w:tblPrEx>
+        <w:trPr>
+          <w:jc w:val="center"/>
+        </w:trPr>
+        <w:tc>
+          <w:tcPr>
+            <w:tcW w:w="952" w:type="dxa"/>
+            <w:tcBorders>
+              <w:tl2br w:val="nil"/>
+              <w:tr2bl w:val="nil"/>
+            </w:tcBorders>
+            <w:vAlign w:val="top"/>
+          </w:tcPr>
+          <w:p>
+            <w:pPr>
+              <w:keepNext w:val="0"/>
+              <w:keepLines w:val="0"/>
+              <w:widowControl/>
+              <w:suppressLineNumbers w:val="0"/>
+              <w:spacing w:before="0" w:beforeAutospacing="0" w:after="0" w:afterAutospacing="0"/>
+              <w:ind w:left="0" w:leftChars="0" w:right="0" w:rightChars="0" w:firstLine="0" w:firstLineChars="0"/>
+              <w:jc w:val="center"/>
+              <w:textAlignment w:val="top"/>
+              <w:rPr>
+                <w:rFonts w:hint="eastAsia" w:ascii="宋体" w:hAnsi="宋体" w:eastAsia="宋体" w:cs="宋体"/>
+                <w:b w:val="0"/>
+                <w:bCs w:val="0"/>
+                <w:color w:val="auto"/>
+                <w:sz w:val="15"/>
+                <w:szCs w:val="15"/>
+              </w:rPr>
+            </w:pPr>
+            <w:r>
+              <w:rPr>
+                <w:rFonts w:hint="eastAsia" w:ascii="宋体" w:hAnsi="宋体" w:eastAsia="宋体" w:cs="宋体"/>
+                <w:b w:val="0"/>
+                <w:bCs w:val="0"/>
+                <w:i w:val="0"/>
+                <w:iCs w:val="0"/>
+                <w:caps w:val="0"/>
+                <w:color w:val="auto"/>
+                <w:spacing w:val="0"/>
+                <w:kern w:val="0"/>
+                <w:sz w:val="15"/>
+                <w:szCs w:val="15"/>
+                <w:lang w:val="en-US" w:eastAsia="zh-CN" w:bidi="ar"/>
+              </w:rPr>
+              <w:t>4</w:t>
+            </w:r>
+          </w:p>
+        </w:tc>
+        <w:tc>
+          <w:tcPr>
+            <w:tcW w:w="1519" w:type="dxa"/>
+            <w:tcBorders>
+              <w:tl2br w:val="nil"/>
+              <w:tr2bl w:val="nil"/>
+            </w:tcBorders>
+            <w:vAlign w:val="top"/>
+          </w:tcPr>
+          <w:p>
+            <w:pPr>
+              <w:keepNext w:val="0"/>
+              <w:keepLines w:val="0"/>
+              <w:widowControl/>
+              <w:suppressLineNumbers w:val="0"/>
+              <w:spacing w:before="0" w:beforeAutospacing="0" w:after="0" w:afterAutospacing="0"/>
+              <w:ind w:left="0" w:leftChars="0" w:right="0" w:rightChars="0" w:firstLine="0" w:firstLineChars="0"/>
+              <w:jc w:val="center"/>
+              <w:textAlignment w:val="top"/>
+              <w:rPr>
+                <w:rFonts w:hint="eastAsia" w:ascii="宋体" w:hAnsi="宋体" w:eastAsia="宋体" w:cs="宋体"/>
+                <w:b w:val="0"/>
+                <w:bCs w:val="0"/>
+                <w:color w:val="auto"/>
+                <w:sz w:val="15"/>
+                <w:szCs w:val="15"/>
+              </w:rPr>
+            </w:pPr>
+            <w:r>
+              <w:rPr>
+                <w:rFonts w:hint="eastAsia" w:ascii="宋体" w:hAnsi="宋体" w:eastAsia="宋体" w:cs="宋体"/>
+                <w:b w:val="0"/>
+                <w:bCs w:val="0"/>
+                <w:i w:val="0"/>
+                <w:iCs w:val="0"/>
+                <w:caps w:val="0"/>
+                <w:color w:val="auto"/>
+                <w:spacing w:val="0"/>
+                <w:kern w:val="0"/>
+                <w:sz w:val="15"/>
+                <w:szCs w:val="15"/>
+                <w:lang w:val="en-US" w:eastAsia="zh-CN" w:bidi="ar"/>
+              </w:rPr>
+              <w:t>414</w:t>
+            </w:r>
+          </w:p>
+        </w:tc>
+        <w:tc>
+          <w:tcPr>
+            <w:tcW w:w="1509" w:type="dxa"/>
+            <w:tcBorders>
+              <w:tl2br w:val="nil"/>
+              <w:tr2bl w:val="nil"/>
+            </w:tcBorders>
+            <w:vAlign w:val="top"/>
+          </w:tcPr>
+          <w:p>
+            <w:pPr>
+              <w:keepNext w:val="0"/>
+              <w:keepLines w:val="0"/>
+              <w:widowControl/>
+              <w:suppressLineNumbers w:val="0"/>
+              <w:spacing w:before="0" w:beforeAutospacing="0" w:after="0" w:afterAutospacing="0"/>
+              <w:ind w:left="0" w:leftChars="0" w:right="0" w:rightChars="0" w:firstLine="0" w:firstLineChars="0"/>
+              <w:jc w:val="center"/>
+              <w:textAlignment w:val="top"/>
+              <w:rPr>
+                <w:rFonts w:hint="default" w:ascii="宋体" w:hAnsi="宋体" w:eastAsia="宋体" w:cs="宋体"/>
+                <w:b w:val="0"/>
+                <w:bCs w:val="0"/>
+                <w:color w:val="auto"/>
+                <w:sz w:val="15"/>
+                <w:szCs w:val="15"/>
+                <w:lang w:val="en-US" w:eastAsia="zh-CN"/>
+              </w:rPr>
+            </w:pPr>
+            <w:r>
+              <w:rPr>
+                <w:rFonts w:hint="eastAsia" w:ascii="宋体" w:hAnsi="宋体" w:cs="宋体"/>
+                <w:b w:val="0"/>
+                <w:bCs w:val="0"/>
+                <w:color w:val="auto"/>
+                <w:sz w:val="15"/>
+                <w:szCs w:val="15"/>
+                <w:lang w:val="en-US" w:eastAsia="zh-CN"/>
+              </w:rPr>
+              <w:t>514</w:t>
+            </w:r>
+          </w:p>
+        </w:tc>
+        <w:tc>
+          <w:tcPr>
+            <w:tcW w:w="1323" w:type="dxa"/>
+            <w:tcBorders>
+              <w:tl2br w:val="nil"/>
+              <w:tr2bl w:val="nil"/>
+            </w:tcBorders>
+            <w:vAlign w:val="top"/>
+          </w:tcPr>
+          <w:p>
+            <w:pPr>
+              <w:keepNext w:val="0"/>
+              <w:keepLines w:val="0"/>
+              <w:widowControl/>
+              <w:suppressLineNumbers w:val="0"/>
+              <w:spacing w:before="0" w:beforeAutospacing="0" w:after="0" w:afterAutospacing="0"/>
+              <w:ind w:left="0" w:leftChars="0" w:right="0" w:rightChars="0" w:firstLine="0" w:firstLineChars="0"/>
+              <w:jc w:val="center"/>
+              <w:textAlignment w:val="top"/>
+              <w:rPr>
+                <w:rFonts w:hint="eastAsia" w:ascii="宋体" w:hAnsi="宋体" w:eastAsia="宋体" w:cs="宋体"/>
+                <w:b w:val="0"/>
+                <w:bCs w:val="0"/>
+                <w:color w:val="auto"/>
+                <w:sz w:val="15"/>
+                <w:szCs w:val="15"/>
+              </w:rPr>
+            </w:pPr>
+            <w:r>
+              <w:rPr>
+                <w:rFonts w:hint="eastAsia" w:ascii="宋体" w:hAnsi="宋体" w:eastAsia="宋体" w:cs="宋体"/>
+                <w:b w:val="0"/>
+                <w:bCs w:val="0"/>
+                <w:i w:val="0"/>
+                <w:iCs w:val="0"/>
+                <w:caps w:val="0"/>
+                <w:color w:val="auto"/>
+                <w:spacing w:val="0"/>
+                <w:kern w:val="0"/>
+                <w:sz w:val="15"/>
+                <w:szCs w:val="15"/>
+                <w:lang w:val="en-US" w:eastAsia="zh-CN" w:bidi="ar"/>
+              </w:rPr>
+              <w:t>+24.2%</w:t>
+            </w:r>
+          </w:p>
+        </w:tc>
+        <w:tc>
+          <w:tcPr>
+            <w:tcW w:w="1234" w:type="dxa"/>
+            <w:tcBorders>
+              <w:tl2br w:val="nil"/>
+              <w:tr2bl w:val="nil"/>
+            </w:tcBorders>
+            <w:vAlign w:val="top"/>
+          </w:tcPr>
+          <w:p>
+            <w:pPr>
+              <w:keepNext w:val="0"/>
+              <w:keepLines w:val="0"/>
+              <w:widowControl/>
+              <w:suppressLineNumbers w:val="0"/>
+              <w:spacing w:before="0" w:beforeAutospacing="0" w:after="0" w:afterAutospacing="0"/>
+              <w:ind w:left="0" w:leftChars="0" w:right="0" w:rightChars="0" w:firstLine="0" w:firstLineChars="0"/>
+              <w:jc w:val="center"/>
+              <w:textAlignment w:val="top"/>
+              <w:rPr>
+                <w:rFonts w:hint="eastAsia" w:ascii="宋体" w:hAnsi="宋体" w:eastAsia="宋体" w:cs="宋体"/>
+                <w:b w:val="0"/>
+                <w:bCs w:val="0"/>
+                <w:color w:val="auto"/>
+                <w:sz w:val="15"/>
+                <w:szCs w:val="15"/>
+              </w:rPr>
+            </w:pPr>
+            <w:r>
+              <w:rPr>
+                <w:rFonts w:hint="eastAsia" w:ascii="宋体" w:hAnsi="宋体" w:eastAsia="宋体" w:cs="宋体"/>
+                <w:b w:val="0"/>
+                <w:bCs w:val="0"/>
+                <w:i w:val="0"/>
+                <w:iCs w:val="0"/>
+                <w:caps w:val="0"/>
+                <w:color w:val="auto"/>
+                <w:spacing w:val="0"/>
+                <w:kern w:val="0"/>
+                <w:sz w:val="15"/>
+                <w:szCs w:val="15"/>
+                <w:lang w:val="en-US" w:eastAsia="zh-CN" w:bidi="ar"/>
+              </w:rPr>
+              <w:t>0.222s</w:t>
+            </w:r>
+          </w:p>
+        </w:tc>
+      </w:tr>
+      <w:tr>
+        <w:tblPrEx>
+          <w:tblBorders>
+            <w:top w:val="single" w:color="000000" w:themeColor="text1" w:sz="4" w:space="0"/>
+            <w:left w:val="none" w:color="auto" w:sz="0" w:space="0"/>
+            <w:bottom w:val="single" w:color="000000" w:themeColor="text1" w:sz="4" w:space="0"/>
+            <w:right w:val="none" w:color="auto" w:sz="0" w:space="0"/>
+            <w:insideH w:val="none" w:color="auto" w:sz="0" w:space="0"/>
+            <w:insideV w:val="none" w:color="auto" w:sz="0" w:space="0"/>
+          </w:tblBorders>
+          <w:tblCellMar>
+            <w:top w:w="0" w:type="dxa"/>
+            <w:left w:w="108" w:type="dxa"/>
+            <w:bottom w:w="0" w:type="dxa"/>
+            <w:right w:w="108" w:type="dxa"/>
+          </w:tblCellMar>
+        </w:tblPrEx>
+        <w:trPr>
+          <w:jc w:val="center"/>
+        </w:trPr>
+        <w:tc>
+          <w:tcPr>
+            <w:tcW w:w="952" w:type="dxa"/>
+            <w:tcBorders>
+              <w:tl2br w:val="nil"/>
+              <w:tr2bl w:val="nil"/>
+            </w:tcBorders>
+            <w:vAlign w:val="top"/>
+          </w:tcPr>
+          <w:p>
+            <w:pPr>
+              <w:keepNext w:val="0"/>
+              <w:keepLines w:val="0"/>
+              <w:widowControl/>
+              <w:suppressLineNumbers w:val="0"/>
+              <w:spacing w:before="0" w:beforeAutospacing="0" w:after="0" w:afterAutospacing="0"/>
+              <w:ind w:left="0" w:leftChars="0" w:right="0" w:rightChars="0" w:firstLine="0" w:firstLineChars="0"/>
+              <w:jc w:val="center"/>
+              <w:textAlignment w:val="top"/>
+              <w:rPr>
+                <w:rFonts w:hint="eastAsia" w:ascii="宋体" w:hAnsi="宋体" w:eastAsia="宋体" w:cs="宋体"/>
+                <w:b w:val="0"/>
+                <w:bCs w:val="0"/>
+                <w:color w:val="auto"/>
+                <w:sz w:val="15"/>
+                <w:szCs w:val="15"/>
+              </w:rPr>
+            </w:pPr>
+            <w:r>
+              <w:rPr>
+                <w:rFonts w:hint="eastAsia" w:ascii="宋体" w:hAnsi="宋体" w:eastAsia="宋体" w:cs="宋体"/>
+                <w:b w:val="0"/>
+                <w:bCs w:val="0"/>
+                <w:i w:val="0"/>
+                <w:iCs w:val="0"/>
+                <w:caps w:val="0"/>
+                <w:color w:val="auto"/>
+                <w:spacing w:val="0"/>
+                <w:kern w:val="0"/>
+                <w:sz w:val="15"/>
+                <w:szCs w:val="15"/>
+                <w:lang w:val="en-US" w:eastAsia="zh-CN" w:bidi="ar"/>
+              </w:rPr>
+              <w:t>5</w:t>
+            </w:r>
+          </w:p>
+        </w:tc>
+        <w:tc>
+          <w:tcPr>
+            <w:tcW w:w="1519" w:type="dxa"/>
+            <w:tcBorders>
+              <w:tl2br w:val="nil"/>
+              <w:tr2bl w:val="nil"/>
+            </w:tcBorders>
+            <w:vAlign w:val="top"/>
+          </w:tcPr>
+          <w:p>
+            <w:pPr>
+              <w:keepNext w:val="0"/>
+              <w:keepLines w:val="0"/>
+              <w:widowControl/>
+              <w:suppressLineNumbers w:val="0"/>
+              <w:spacing w:before="0" w:beforeAutospacing="0" w:after="0" w:afterAutospacing="0"/>
+              <w:ind w:left="0" w:leftChars="0" w:right="0" w:rightChars="0" w:firstLine="0" w:firstLineChars="0"/>
+              <w:jc w:val="center"/>
+              <w:textAlignment w:val="top"/>
+              <w:rPr>
+                <w:rFonts w:hint="eastAsia" w:ascii="宋体" w:hAnsi="宋体" w:eastAsia="宋体" w:cs="宋体"/>
+                <w:b w:val="0"/>
+                <w:bCs w:val="0"/>
+                <w:color w:val="auto"/>
+                <w:sz w:val="15"/>
+                <w:szCs w:val="15"/>
+              </w:rPr>
+            </w:pPr>
+            <w:r>
+              <w:rPr>
+                <w:rFonts w:hint="eastAsia" w:ascii="宋体" w:hAnsi="宋体" w:eastAsia="宋体" w:cs="宋体"/>
+                <w:b w:val="0"/>
+                <w:bCs w:val="0"/>
+                <w:i w:val="0"/>
+                <w:iCs w:val="0"/>
+                <w:caps w:val="0"/>
+                <w:color w:val="auto"/>
+                <w:spacing w:val="0"/>
+                <w:kern w:val="0"/>
+                <w:sz w:val="15"/>
+                <w:szCs w:val="15"/>
+                <w:lang w:val="en-US" w:eastAsia="zh-CN" w:bidi="ar"/>
+              </w:rPr>
+              <w:t>614</w:t>
+            </w:r>
+          </w:p>
+        </w:tc>
+        <w:tc>
+          <w:tcPr>
+            <w:tcW w:w="1509" w:type="dxa"/>
+            <w:tcBorders>
+              <w:tl2br w:val="nil"/>
+              <w:tr2bl w:val="nil"/>
+            </w:tcBorders>
+            <w:vAlign w:val="top"/>
+          </w:tcPr>
+          <w:p>
+            <w:pPr>
+              <w:keepNext w:val="0"/>
+              <w:keepLines w:val="0"/>
+              <w:widowControl/>
+              <w:suppressLineNumbers w:val="0"/>
+              <w:spacing w:before="0" w:beforeAutospacing="0" w:after="0" w:afterAutospacing="0"/>
+              <w:ind w:left="0" w:leftChars="0" w:right="0" w:rightChars="0" w:firstLine="0" w:firstLineChars="0"/>
+              <w:jc w:val="center"/>
+              <w:textAlignment w:val="top"/>
+              <w:rPr>
+                <w:rFonts w:hint="default" w:ascii="宋体" w:hAnsi="宋体" w:eastAsia="宋体" w:cs="宋体"/>
+                <w:b w:val="0"/>
+                <w:bCs w:val="0"/>
+                <w:color w:val="auto"/>
+                <w:sz w:val="15"/>
+                <w:szCs w:val="15"/>
+                <w:lang w:val="en-US" w:eastAsia="zh-CN"/>
+              </w:rPr>
+            </w:pPr>
+            <w:r>
+              <w:rPr>
+                <w:rFonts w:hint="eastAsia" w:ascii="宋体" w:hAnsi="宋体" w:cs="宋体"/>
+                <w:b w:val="0"/>
+                <w:bCs w:val="0"/>
+                <w:color w:val="auto"/>
+                <w:sz w:val="15"/>
+                <w:szCs w:val="15"/>
+                <w:lang w:val="en-US" w:eastAsia="zh-CN"/>
+              </w:rPr>
+              <w:t>634</w:t>
+            </w:r>
+          </w:p>
+        </w:tc>
+        <w:tc>
+          <w:tcPr>
+            <w:tcW w:w="1323" w:type="dxa"/>
+            <w:tcBorders>
+              <w:tl2br w:val="nil"/>
+              <w:tr2bl w:val="nil"/>
+            </w:tcBorders>
+            <w:vAlign w:val="top"/>
+          </w:tcPr>
+          <w:p>
+            <w:pPr>
+              <w:keepNext w:val="0"/>
+              <w:keepLines w:val="0"/>
+              <w:widowControl/>
+              <w:suppressLineNumbers w:val="0"/>
+              <w:spacing w:before="0" w:beforeAutospacing="0" w:after="0" w:afterAutospacing="0"/>
+              <w:ind w:left="0" w:leftChars="0" w:right="0" w:rightChars="0" w:firstLine="0" w:firstLineChars="0"/>
+              <w:jc w:val="center"/>
+              <w:textAlignment w:val="top"/>
+              <w:rPr>
+                <w:rFonts w:hint="eastAsia" w:ascii="宋体" w:hAnsi="宋体" w:eastAsia="宋体" w:cs="宋体"/>
+                <w:b w:val="0"/>
+                <w:bCs w:val="0"/>
+                <w:color w:val="auto"/>
+                <w:sz w:val="15"/>
+                <w:szCs w:val="15"/>
+              </w:rPr>
+            </w:pPr>
+            <w:r>
+              <w:rPr>
+                <w:rFonts w:hint="eastAsia" w:ascii="宋体" w:hAnsi="宋体" w:eastAsia="宋体" w:cs="宋体"/>
+                <w:b w:val="0"/>
+                <w:bCs w:val="0"/>
+                <w:i w:val="0"/>
+                <w:iCs w:val="0"/>
+                <w:caps w:val="0"/>
+                <w:color w:val="auto"/>
+                <w:spacing w:val="0"/>
+                <w:kern w:val="0"/>
+                <w:sz w:val="15"/>
+                <w:szCs w:val="15"/>
+                <w:lang w:val="en-US" w:eastAsia="zh-CN" w:bidi="ar"/>
+              </w:rPr>
+              <w:t>+3.3%</w:t>
+            </w:r>
+          </w:p>
+        </w:tc>
+        <w:tc>
+          <w:tcPr>
+            <w:tcW w:w="1234" w:type="dxa"/>
+            <w:tcBorders>
+              <w:tl2br w:val="nil"/>
+              <w:tr2bl w:val="nil"/>
+            </w:tcBorders>
+            <w:vAlign w:val="top"/>
+          </w:tcPr>
+          <w:p>
+            <w:pPr>
+              <w:keepNext w:val="0"/>
+              <w:keepLines w:val="0"/>
+              <w:widowControl/>
+              <w:suppressLineNumbers w:val="0"/>
+              <w:spacing w:before="0" w:beforeAutospacing="0" w:after="0" w:afterAutospacing="0"/>
+              <w:ind w:left="0" w:leftChars="0" w:right="0" w:rightChars="0" w:firstLine="0" w:firstLineChars="0"/>
+              <w:jc w:val="center"/>
+              <w:textAlignment w:val="top"/>
+              <w:rPr>
+                <w:rFonts w:hint="eastAsia" w:ascii="宋体" w:hAnsi="宋体" w:eastAsia="宋体" w:cs="宋体"/>
+                <w:b w:val="0"/>
+                <w:bCs w:val="0"/>
+                <w:color w:val="auto"/>
+                <w:sz w:val="15"/>
+                <w:szCs w:val="15"/>
+              </w:rPr>
+            </w:pPr>
+            <w:r>
+              <w:rPr>
+                <w:rFonts w:hint="eastAsia" w:ascii="宋体" w:hAnsi="宋体" w:eastAsia="宋体" w:cs="宋体"/>
+                <w:b w:val="0"/>
+                <w:bCs w:val="0"/>
+                <w:i w:val="0"/>
+                <w:iCs w:val="0"/>
+                <w:caps w:val="0"/>
+                <w:color w:val="auto"/>
+                <w:spacing w:val="0"/>
+                <w:kern w:val="0"/>
+                <w:sz w:val="15"/>
+                <w:szCs w:val="15"/>
+                <w:lang w:val="en-US" w:eastAsia="zh-CN" w:bidi="ar"/>
+              </w:rPr>
+              <w:t>0.211s</w:t>
             </w:r>
           </w:p>
         </w:tc>
@@ -4322,6 +9976,169 @@
     </w:p>
     <w:p>
       <w:pPr>
+        <w:pStyle w:val="16"/>
+        <w:keepNext w:val="0"/>
+        <w:keepLines w:val="0"/>
+        <w:widowControl/>
+        <w:suppressLineNumbers w:val="0"/>
+        <w:ind w:firstLine="372" w:firstLineChars="200"/>
+      </w:pPr>
+      <w:bookmarkStart w:id="0" w:name="_GoBack"/>
+      <w:bookmarkEnd w:id="0"/>
+      <w:r>
+        <w:rPr>
+          <w:rFonts w:hint="eastAsia" w:ascii="Times New Roman" w:hAnsi="Times New Roman" w:eastAsia="宋体" w:cs="Times New Roman"/>
+          <w:color w:val="auto"/>
+          <w:kern w:val="2"/>
+          <w:sz w:val="18"/>
+          <w:lang w:val="en-US" w:eastAsia="zh-CN" w:bidi="ar-SA"/>
+        </w:rPr>
+        <w:t>可以看出，在多数实例中，算法结果与理论下界之间的差距保持在合理范围内，尤其是在instance5中，Gap仅为3.3%，说明算法在复杂实例中仍具有较强的优化能力。</w:t>
+      </w:r>
+    </w:p>
+    <w:p>
+      <w:pPr>
+        <w:pStyle w:val="5"/>
+        <w:keepNext w:val="0"/>
+        <w:keepLines w:val="0"/>
+        <w:widowControl/>
+        <w:suppressLineNumbers w:val="0"/>
+      </w:pPr>
+      <w:r>
+        <w:rPr>
+          <w:rStyle w:val="19"/>
+        </w:rPr>
+        <w:t>参数影响分析</w:t>
+      </w:r>
+    </w:p>
+    <w:p>
+      <w:pPr>
+        <w:pStyle w:val="16"/>
+        <w:keepNext w:val="0"/>
+        <w:keepLines w:val="0"/>
+        <w:widowControl/>
+        <w:suppressLineNumbers w:val="0"/>
+        <w:ind w:firstLine="372" w:firstLineChars="200"/>
+        <w:rPr>
+          <w:rFonts w:hint="eastAsia" w:ascii="Times New Roman" w:hAnsi="Times New Roman" w:eastAsia="宋体" w:cs="Times New Roman"/>
+          <w:color w:val="auto"/>
+          <w:kern w:val="2"/>
+          <w:sz w:val="18"/>
+          <w:lang w:val="en-US" w:eastAsia="zh-CN" w:bidi="ar-SA"/>
+        </w:rPr>
+      </w:pPr>
+      <w:r>
+        <w:rPr>
+          <w:rFonts w:hint="eastAsia" w:ascii="Times New Roman" w:hAnsi="Times New Roman" w:eastAsia="宋体" w:cs="Times New Roman"/>
+          <w:color w:val="auto"/>
+          <w:kern w:val="2"/>
+          <w:sz w:val="18"/>
+          <w:lang w:val="en-US" w:eastAsia="zh-CN" w:bidi="ar-SA"/>
+        </w:rPr>
+        <w:t>在模拟退火算法中，温度参数及降温策略对算法性能具有重要影响。通过实验观察可以发现：</w:t>
+      </w:r>
+    </w:p>
+    <w:p>
+      <w:pPr>
+        <w:pStyle w:val="16"/>
+        <w:keepNext w:val="0"/>
+        <w:keepLines w:val="0"/>
+        <w:widowControl/>
+        <w:suppressLineNumbers w:val="0"/>
+        <w:ind w:firstLine="372" w:firstLineChars="200"/>
+        <w:rPr>
+          <w:rFonts w:hint="eastAsia" w:ascii="Times New Roman" w:hAnsi="Times New Roman" w:eastAsia="宋体" w:cs="Times New Roman"/>
+          <w:color w:val="auto"/>
+          <w:kern w:val="2"/>
+          <w:sz w:val="18"/>
+          <w:lang w:val="en-US" w:eastAsia="zh-CN" w:bidi="ar-SA"/>
+        </w:rPr>
+      </w:pPr>
+      <w:r>
+        <w:rPr>
+          <w:rFonts w:hint="eastAsia" w:ascii="Times New Roman" w:hAnsi="Times New Roman" w:eastAsia="宋体" w:cs="Times New Roman"/>
+          <w:color w:val="auto"/>
+          <w:kern w:val="2"/>
+          <w:sz w:val="18"/>
+          <w:lang w:val="en-US" w:eastAsia="zh-CN" w:bidi="ar-SA"/>
+        </w:rPr>
+        <w:t>（1）初始温度较高时，算法能够更充分地探索解空间，避免陷入局部最优；</w:t>
+      </w:r>
+      <w:r>
+        <w:rPr>
+          <w:rFonts w:hint="eastAsia" w:ascii="Times New Roman" w:hAnsi="Times New Roman" w:eastAsia="宋体" w:cs="Times New Roman"/>
+          <w:color w:val="auto"/>
+          <w:kern w:val="2"/>
+          <w:sz w:val="18"/>
+          <w:lang w:val="en-US" w:eastAsia="zh-CN" w:bidi="ar-SA"/>
+        </w:rPr>
+        <w:br w:type="textWrapping"/>
+      </w:r>
+      <w:r>
+        <w:rPr>
+          <w:rFonts w:hint="eastAsia" w:ascii="Times New Roman" w:hAnsi="Times New Roman" w:eastAsia="宋体" w:cs="Times New Roman"/>
+          <w:color w:val="auto"/>
+          <w:kern w:val="2"/>
+          <w:sz w:val="18"/>
+          <w:lang w:val="en-US" w:eastAsia="zh-CN" w:bidi="ar-SA"/>
+        </w:rPr>
+        <w:t>（2）降温速度过快会导致搜索不充分，而过慢则会增加计算时间；</w:t>
+      </w:r>
+      <w:r>
+        <w:rPr>
+          <w:rFonts w:hint="eastAsia" w:ascii="Times New Roman" w:hAnsi="Times New Roman" w:eastAsia="宋体" w:cs="Times New Roman"/>
+          <w:color w:val="auto"/>
+          <w:kern w:val="2"/>
+          <w:sz w:val="18"/>
+          <w:lang w:val="en-US" w:eastAsia="zh-CN" w:bidi="ar-SA"/>
+        </w:rPr>
+        <w:br w:type="textWrapping"/>
+      </w:r>
+      <w:r>
+        <w:rPr>
+          <w:rFonts w:hint="eastAsia" w:ascii="Times New Roman" w:hAnsi="Times New Roman" w:eastAsia="宋体" w:cs="Times New Roman"/>
+          <w:color w:val="auto"/>
+          <w:kern w:val="2"/>
+          <w:sz w:val="18"/>
+          <w:lang w:val="en-US" w:eastAsia="zh-CN" w:bidi="ar-SA"/>
+        </w:rPr>
+        <w:t>（3）采用自适应降温策略可以在不同阶段平衡搜索范围与收敛速度，从而提升整体性能。</w:t>
+      </w:r>
+    </w:p>
+    <w:p>
+      <w:pPr>
+        <w:pStyle w:val="16"/>
+        <w:keepNext w:val="0"/>
+        <w:keepLines w:val="0"/>
+        <w:widowControl/>
+        <w:suppressLineNumbers w:val="0"/>
+        <w:ind w:firstLine="372" w:firstLineChars="200"/>
+        <w:rPr>
+          <w:rFonts w:hint="eastAsia" w:ascii="Times New Roman" w:hAnsi="Times New Roman" w:eastAsia="宋体" w:cs="Times New Roman"/>
+          <w:color w:val="auto"/>
+          <w:kern w:val="2"/>
+          <w:sz w:val="18"/>
+          <w:lang w:val="en-US" w:eastAsia="zh-CN" w:bidi="ar-SA"/>
+        </w:rPr>
+      </w:pPr>
+      <w:r>
+        <w:rPr>
+          <w:rFonts w:hint="eastAsia" w:ascii="Times New Roman" w:hAnsi="Times New Roman" w:eastAsia="宋体" w:cs="Times New Roman"/>
+          <w:color w:val="auto"/>
+          <w:kern w:val="2"/>
+          <w:sz w:val="18"/>
+          <w:lang w:val="en-US" w:eastAsia="zh-CN" w:bidi="ar-SA"/>
+        </w:rPr>
+        <w:t>此外，邻域结构的多样性对算法效果同样具有显著影响。交换与插入操作主要用于调整工序顺序，而机器选择调整则直接影响资源分配。三者结合能够有效提高解的质量。</w:t>
+      </w:r>
+    </w:p>
+    <w:p>
+      <w:pPr>
+        <w:pStyle w:val="3"/>
+      </w:pPr>
+    </w:p>
+    <w:p>
+      <w:pPr>
         <w:pStyle w:val="3"/>
         <w:ind w:firstLine="372"/>
         <w:rPr>
@@ -4330,15 +10147,293 @@
       </w:pPr>
       <w:r>
         <w:rPr>
-          <w:color w:val="FF0000"/>
-        </w:rPr>
-        <w:tab/>
-      </w:r>
-      <w:r>
-        <w:rPr>
           <w:rFonts w:hint="eastAsia"/>
           <w:color w:val="FF0000"/>
         </w:rPr>
+        <w:t>[描述实验获得的客观结果，应当提供适当的图表]</w:t>
+      </w:r>
+      <w:r>
+        <w:rPr>
+          <w:color w:val="FF0000"/>
+        </w:rPr>
+        <w:t>-6</w:t>
+      </w:r>
+      <w:r>
+        <w:rPr>
+          <w:rFonts w:hint="eastAsia"/>
+          <w:color w:val="FF0000"/>
+        </w:rPr>
+        <w:t>分</w:t>
+      </w:r>
+    </w:p>
+    <w:p>
+      <w:pPr>
+        <w:pStyle w:val="3"/>
+        <w:ind w:firstLine="372"/>
+        <w:rPr>
+          <w:color w:val="FF0000"/>
+        </w:rPr>
+      </w:pPr>
+      <w:r>
+        <w:rPr>
+          <w:rFonts w:hint="eastAsia"/>
+          <w:color w:val="FF0000"/>
+        </w:rPr>
+        <w:t>[对实验结果进行分析]</w:t>
+      </w:r>
+      <w:r>
+        <w:rPr>
+          <w:color w:val="FF0000"/>
+        </w:rPr>
+        <w:t>-6</w:t>
+      </w:r>
+      <w:r>
+        <w:rPr>
+          <w:rFonts w:hint="eastAsia"/>
+          <w:color w:val="FF0000"/>
+        </w:rPr>
+        <w:t>分</w:t>
+      </w:r>
+    </w:p>
+    <w:p>
+      <w:pPr>
+        <w:pStyle w:val="3"/>
+        <w:ind w:firstLine="372"/>
+        <w:rPr>
+          <w:color w:val="FF0000"/>
+        </w:rPr>
+      </w:pPr>
+      <w:r>
+        <w:rPr>
+          <w:rFonts w:hint="eastAsia"/>
+          <w:color w:val="FF0000"/>
+        </w:rPr>
+        <w:t>[多组参数实验的对比分析</w:t>
+      </w:r>
+      <w:r>
+        <w:rPr>
+          <w:color w:val="FF0000"/>
+        </w:rPr>
+        <w:t>]-10</w:t>
+      </w:r>
+      <w:r>
+        <w:rPr>
+          <w:rFonts w:hint="eastAsia"/>
+          <w:color w:val="FF0000"/>
+        </w:rPr>
+        <w:t>分</w:t>
+      </w:r>
+    </w:p>
+    <w:p>
+      <w:pPr>
+        <w:pStyle w:val="3"/>
+        <w:ind w:firstLine="372"/>
+        <w:rPr>
+          <w:color w:val="FF0000"/>
+        </w:rPr>
+      </w:pPr>
+      <w:r>
+        <w:rPr>
+          <w:rFonts w:hint="eastAsia"/>
+          <w:color w:val="FF0000"/>
+        </w:rPr>
+        <w:t>[图的格式示例：图左右不环绕文字，占独立的行，居中，标题在图下方]</w:t>
+      </w:r>
+      <w:r>
+        <w:rPr>
+          <w:color w:val="FF0000"/>
+        </w:rPr>
+        <w:t>-4</w:t>
+      </w:r>
+      <w:r>
+        <w:rPr>
+          <w:rFonts w:hint="eastAsia"/>
+          <w:color w:val="FF0000"/>
+        </w:rPr>
+        <w:t>分</w:t>
+      </w:r>
+    </w:p>
+    <w:p>
+      <w:pPr>
+        <w:pStyle w:val="3"/>
+        <w:tabs>
+          <w:tab w:val="clear" w:pos="357"/>
+        </w:tabs>
+        <w:ind w:firstLine="0" w:firstLineChars="0"/>
+        <w:jc w:val="center"/>
+      </w:pPr>
+      <w:r>
+        <w:drawing>
+          <wp:inline distT="0" distB="0" distL="0" distR="0">
+            <wp:extent cx="3222625" cy="1247140"/>
+            <wp:effectExtent l="0" t="0" r="8255" b="2540"/>
+            <wp:docPr id="1" name="图片 1"/>
+            <wp:cNvGraphicFramePr/>
+            <a:graphic xmlns:a="http://schemas.openxmlformats.org/drawingml/2006/main">
+              <a:graphicData uri="http://schemas.openxmlformats.org/drawingml/2006/picture">
+                <pic:pic xmlns:pic="http://schemas.openxmlformats.org/drawingml/2006/picture">
+                  <pic:nvPicPr>
+                    <pic:cNvPr id="1" name="图片 1"/>
+                    <pic:cNvPicPr/>
+                  </pic:nvPicPr>
+                  <pic:blipFill>
+                    <a:blip r:embed="rId16">
+                      <a:extLst>
+                        <a:ext uri="{28A0092B-C50C-407E-A947-70E740481C1C}">
+                          <a14:useLocalDpi xmlns:a14="http://schemas.microsoft.com/office/drawing/2010/main" val="0"/>
+                        </a:ext>
+                      </a:extLst>
+                    </a:blip>
+                    <a:srcRect/>
+                    <a:stretch>
+                      <a:fillRect/>
+                    </a:stretch>
+                  </pic:blipFill>
+                  <pic:spPr>
+                    <a:xfrm>
+                      <a:off x="0" y="0"/>
+                      <a:ext cx="3222625" cy="1247140"/>
+                    </a:xfrm>
+                    <a:prstGeom prst="rect">
+                      <a:avLst/>
+                    </a:prstGeom>
+                    <a:noFill/>
+                    <a:ln>
+                      <a:noFill/>
+                    </a:ln>
+                  </pic:spPr>
+                </pic:pic>
+              </a:graphicData>
+            </a:graphic>
+          </wp:inline>
+        </w:drawing>
+      </w:r>
+    </w:p>
+    <w:p>
+      <w:pPr>
+        <w:pStyle w:val="3"/>
+        <w:ind w:firstLine="373"/>
+        <w:jc w:val="center"/>
+        <w:rPr>
+          <w:color w:val="000000" w:themeColor="text1"/>
+          <w14:textFill>
+            <w14:solidFill>
+              <w14:schemeClr w14:val="tx1"/>
+            </w14:solidFill>
+          </w14:textFill>
+        </w:rPr>
+      </w:pPr>
+      <w:r>
+        <w:rPr>
+          <w:rFonts w:hint="eastAsia"/>
+          <w:b/>
+          <w:bCs/>
+          <w:color w:val="000000" w:themeColor="text1"/>
+          <w14:textFill>
+            <w14:solidFill>
+              <w14:schemeClr w14:val="tx1"/>
+            </w14:solidFill>
+          </w14:textFill>
+        </w:rPr>
+        <w:t>图1</w:t>
+      </w:r>
+      <w:r>
+        <w:rPr>
+          <w:rFonts w:hint="eastAsia"/>
+          <w:color w:val="000000" w:themeColor="text1"/>
+          <w14:textFill>
+            <w14:solidFill>
+              <w14:schemeClr w14:val="tx1"/>
+            </w14:solidFill>
+          </w14:textFill>
+        </w:rPr>
+        <w:t xml:space="preserve"> 调度时序图</w:t>
+      </w:r>
+    </w:p>
+    <w:p>
+      <w:pPr>
+        <w:pStyle w:val="3"/>
+        <w:ind w:firstLine="372"/>
+        <w:rPr>
+          <w:color w:val="FF0000"/>
+        </w:rPr>
+      </w:pPr>
+    </w:p>
+    <w:p>
+      <w:pPr>
+        <w:pStyle w:val="3"/>
+        <w:ind w:firstLine="372"/>
+        <w:rPr>
+          <w:color w:val="FF0000"/>
+        </w:rPr>
+      </w:pPr>
+    </w:p>
+    <w:p>
+      <w:pPr>
+        <w:pStyle w:val="3"/>
+        <w:ind w:firstLine="372"/>
+        <w:rPr>
+          <w:color w:val="FF0000"/>
+        </w:rPr>
+      </w:pPr>
+    </w:p>
+    <w:p>
+      <w:pPr>
+        <w:pStyle w:val="3"/>
+        <w:ind w:firstLine="372"/>
+        <w:rPr>
+          <w:color w:val="FF0000"/>
+        </w:rPr>
+      </w:pPr>
+    </w:p>
+    <w:p>
+      <w:pPr>
+        <w:pStyle w:val="3"/>
+        <w:ind w:firstLine="372"/>
+        <w:rPr>
+          <w:color w:val="FF0000"/>
+        </w:rPr>
+      </w:pPr>
+      <w:r>
+        <w:rPr>
+          <w:rFonts w:hint="eastAsia"/>
+          <w:color w:val="FF0000"/>
+        </w:rPr>
+        <w:t>[表格格式示例：三线表，居中，标题在表格上方]</w:t>
+      </w:r>
+      <w:r>
+        <w:rPr>
+          <w:color w:val="FF0000"/>
+        </w:rPr>
+        <w:t>-4</w:t>
+      </w:r>
+      <w:r>
+        <w:rPr>
+          <w:rFonts w:hint="eastAsia"/>
+          <w:color w:val="FF0000"/>
+        </w:rPr>
+        <w:t>分</w:t>
+      </w:r>
+    </w:p>
+    <w:p>
+      <w:pPr>
+        <w:pStyle w:val="3"/>
+        <w:ind w:firstLine="372"/>
+        <w:rPr>
+          <w:color w:val="FF0000"/>
+        </w:rPr>
+      </w:pPr>
+      <w:r>
+        <w:rPr>
+          <w:color w:val="FF0000"/>
+        </w:rPr>
+        <w:tab/>
+      </w:r>
+      <w:r>
+        <w:rPr>
+          <w:rFonts w:hint="eastAsia"/>
+          <w:color w:val="FF0000"/>
+        </w:rPr>
         <w:t>[在提到他人的工作时，需要给出参考文献，例如：“李冬妮等人研究了</w:t>
       </w:r>
       <w:r>
@@ -4457,7 +10552,7 @@
     </w:p>
     <w:p>
       <w:pPr>
-        <w:pStyle w:val="37"/>
+        <w:pStyle w:val="39"/>
         <w:rPr>
           <w:b w:val="0"/>
           <w:bCs/>
@@ -4513,7 +10608,7 @@
     </w:p>
     <w:p>
       <w:pPr>
-        <w:pStyle w:val="38"/>
+        <w:pStyle w:val="40"/>
         <w:rPr>
           <w:color w:val="000000" w:themeColor="text1"/>
           <w14:textFill>
@@ -4806,7 +10901,7 @@
     </w:p>
     <w:p>
       <w:pPr>
-        <w:pStyle w:val="38"/>
+        <w:pStyle w:val="40"/>
         <w:rPr>
           <w:rFonts w:ascii="宋体" w:hAnsi="宋体" w:cs="宋体"/>
           <w:color w:val="000000" w:themeColor="text1"/>
@@ -4859,7 +10954,7 @@
     </w:p>
     <w:p>
       <w:pPr>
-        <w:pStyle w:val="38"/>
+        <w:pStyle w:val="40"/>
         <w:rPr>
           <w:rFonts w:ascii="宋体" w:hAnsi="宋体" w:cs="宋体"/>
           <w:color w:val="000000" w:themeColor="text1"/>
@@ -4912,7 +11007,7 @@
     </w:p>
     <w:p>
       <w:pPr>
-        <w:pStyle w:val="38"/>
+        <w:pStyle w:val="40"/>
         <w:numPr>
           <w:ilvl w:val="0"/>
           <w:numId w:val="0"/>
@@ -5047,7 +11142,7 @@
   <w:sdt>
     <w:sdtPr>
       <w:rPr>
-        <w:rStyle w:val="19"/>
+        <w:rStyle w:val="20"/>
       </w:rPr>
       <w:id w:val="-114375293"/>
       <w:docPartObj>
@@ -5056,7 +11151,7 @@
     </w:sdtPr>
     <w:sdtEndPr>
       <w:rPr>
-        <w:rStyle w:val="19"/>
+        <w:rStyle w:val="20"/>
       </w:rPr>
     </w:sdtEndPr>
     <w:sdtContent>
@@ -5068,36 +11163,36 @@
             <w:bottom w:val="none" w:color="auto" w:sz="0" w:space="0"/>
           </w:pBdr>
           <w:rPr>
-            <w:rStyle w:val="19"/>
+            <w:rStyle w:val="20"/>
           </w:rPr>
         </w:pPr>
         <w:r>
           <w:rPr>
-            <w:rStyle w:val="19"/>
+            <w:rStyle w:val="20"/>
           </w:rPr>
           <w:fldChar w:fldCharType="begin"/>
         </w:r>
         <w:r>
           <w:rPr>
-            <w:rStyle w:val="19"/>
+            <w:rStyle w:val="20"/>
           </w:rPr>
           <w:instrText xml:space="preserve"> PAGE </w:instrText>
         </w:r>
         <w:r>
           <w:rPr>
-            <w:rStyle w:val="19"/>
+            <w:rStyle w:val="20"/>
           </w:rPr>
           <w:fldChar w:fldCharType="separate"/>
         </w:r>
         <w:r>
           <w:rPr>
-            <w:rStyle w:val="19"/>
+            <w:rStyle w:val="20"/>
           </w:rPr>
           <w:t>2</w:t>
         </w:r>
         <w:r>
           <w:rPr>
-            <w:rStyle w:val="19"/>
+            <w:rStyle w:val="20"/>
           </w:rPr>
           <w:fldChar w:fldCharType="end"/>
         </w:r>
@@ -5122,7 +11217,7 @@
 <w:hdr xmlns:wpc="http://schemas.microsoft.com/office/word/2010/wordprocessingCanvas" xmlns:mc="http://schemas.openxmlformats.org/markup-compatibility/2006" xmlns:o="urn:schemas-microsoft-com:office:office" xmlns:r="http://schemas.openxmlformats.org/officeDocument/2006/relationships" xmlns:m="http://schemas.openxmlformats.org/officeDocument/2006/math" xmlns:v="urn:schemas-microsoft-com:vml" xmlns:wp14="http://schemas.microsoft.com/office/word/2010/wordprocessingDrawing" xmlns:wp="http://schemas.openxmlformats.org/drawingml/2006/wordprocessingDrawing" xmlns:w10="urn:schemas-microsoft-com:office:word" xmlns:w="http://schemas.openxmlformats.org/wordprocessingml/2006/main" xmlns:w14="http://schemas.microsoft.com/office/word/2010/wordml" xmlns:w15="http://schemas.microsoft.com/office/word/2012/wordml" xmlns:wpg="http://schemas.microsoft.com/office/word/2010/wordprocessingGroup" xmlns:wpi="http://schemas.microsoft.com/office/word/2010/wordprocessingInk" xmlns:wne="http://schemas.microsoft.com/office/word/2006/wordml" xmlns:wps="http://schemas.microsoft.com/office/word/2010/wordprocessingShape" xmlns:wpsCustomData="http://www.wps.cn/officeDocument/2013/wpsCustomData" mc:Ignorable="w14 w15 wp14">
   <w:p>
     <w:pPr>
-      <w:pStyle w:val="33"/>
+      <w:pStyle w:val="35"/>
     </w:pPr>
     <w:r>
       <w:rPr>
@@ -5304,7 +11399,7 @@
     <w:lvl w:ilvl="0" w:tentative="0">
       <w:start w:val="1"/>
       <w:numFmt w:val="decimal"/>
-      <w:pStyle w:val="38"/>
+      <w:pStyle w:val="40"/>
       <w:lvlText w:val="[%1]  "/>
       <w:lvlJc w:val="right"/>
       <w:pPr>
@@ -5706,7 +11801,7 @@
     <w:name w:val="heading 1"/>
     <w:basedOn w:val="1"/>
     <w:next w:val="3"/>
-    <w:link w:val="39"/>
+    <w:link w:val="41"/>
     <w:qFormat/>
     <w:uiPriority w:val="0"/>
     <w:pPr>
@@ -5735,7 +11830,7 @@
     <w:name w:val="heading 2"/>
     <w:basedOn w:val="1"/>
     <w:next w:val="3"/>
-    <w:link w:val="22"/>
+    <w:link w:val="24"/>
     <w:qFormat/>
     <w:uiPriority w:val="0"/>
     <w:pPr>
@@ -5765,7 +11860,7 @@
     <w:name w:val="heading 3"/>
     <w:basedOn w:val="1"/>
     <w:next w:val="3"/>
-    <w:link w:val="23"/>
+    <w:link w:val="25"/>
     <w:qFormat/>
     <w:uiPriority w:val="0"/>
     <w:pPr>
@@ -5786,7 +11881,7 @@
     <w:name w:val="heading 4"/>
     <w:basedOn w:val="1"/>
     <w:next w:val="1"/>
-    <w:link w:val="24"/>
+    <w:link w:val="26"/>
     <w:qFormat/>
     <w:uiPriority w:val="0"/>
     <w:pPr>
@@ -5807,7 +11902,7 @@
     <w:name w:val="heading 5"/>
     <w:basedOn w:val="1"/>
     <w:next w:val="1"/>
-    <w:link w:val="25"/>
+    <w:link w:val="27"/>
     <w:qFormat/>
     <w:uiPriority w:val="0"/>
     <w:pPr>
@@ -5829,7 +11924,7 @@
     <w:name w:val="heading 6"/>
     <w:basedOn w:val="1"/>
     <w:next w:val="1"/>
-    <w:link w:val="26"/>
+    <w:link w:val="28"/>
     <w:qFormat/>
     <w:uiPriority w:val="0"/>
     <w:pPr>
@@ -5848,7 +11943,7 @@
     <w:name w:val="heading 7"/>
     <w:basedOn w:val="1"/>
     <w:next w:val="1"/>
-    <w:link w:val="27"/>
+    <w:link w:val="29"/>
     <w:qFormat/>
     <w:uiPriority w:val="0"/>
     <w:pPr>
@@ -5870,7 +11965,7 @@
     <w:name w:val="heading 8"/>
     <w:basedOn w:val="1"/>
     <w:next w:val="1"/>
-    <w:link w:val="28"/>
+    <w:link w:val="30"/>
     <w:qFormat/>
     <w:uiPriority w:val="0"/>
     <w:pPr>
@@ -5892,7 +11987,7 @@
     <w:name w:val="heading 9"/>
     <w:basedOn w:val="1"/>
     <w:next w:val="1"/>
-    <w:link w:val="29"/>
+    <w:link w:val="31"/>
     <w:qFormat/>
     <w:uiPriority w:val="0"/>
     <w:pPr>
@@ -5933,7 +12028,7 @@
   <w:style w:type="paragraph" w:styleId="3">
     <w:name w:val="Body Text"/>
     <w:basedOn w:val="1"/>
-    <w:link w:val="30"/>
+    <w:link w:val="32"/>
     <w:semiHidden/>
     <w:qFormat/>
     <w:uiPriority w:val="0"/>
@@ -5947,7 +12042,7 @@
   <w:style w:type="paragraph" w:styleId="12">
     <w:name w:val="footer"/>
     <w:basedOn w:val="1"/>
-    <w:link w:val="31"/>
+    <w:link w:val="33"/>
     <w:semiHidden/>
     <w:qFormat/>
     <w:uiPriority w:val="0"/>
@@ -5971,7 +12066,7 @@
   <w:style w:type="paragraph" w:styleId="13">
     <w:name w:val="header"/>
     <w:basedOn w:val="1"/>
-    <w:link w:val="32"/>
+    <w:link w:val="34"/>
     <w:semiHidden/>
     <w:qFormat/>
     <w:uiPriority w:val="0"/>
@@ -5987,7 +12082,7 @@
     <w:name w:val="Subtitle"/>
     <w:basedOn w:val="1"/>
     <w:next w:val="15"/>
-    <w:link w:val="36"/>
+    <w:link w:val="38"/>
     <w:qFormat/>
     <w:uiPriority w:val="0"/>
     <w:pPr>
@@ -6033,6 +12128,15 @@
     </w:rPr>
   </w:style>
   <w:style w:type="character" w:styleId="19">
+    <w:name w:val="Strong"/>
+    <w:basedOn w:val="18"/>
+    <w:qFormat/>
+    <w:uiPriority w:val="22"/>
+    <w:rPr>
+      <w:b/>
+    </w:rPr>
+  </w:style>
+  <w:style w:type="character" w:styleId="20">
     <w:name w:val="page number"/>
     <w:basedOn w:val="18"/>
     <w:semiHidden/>
@@ -6040,7 +12144,16 @@
     <w:qFormat/>
     <w:uiPriority w:val="99"/>
   </w:style>
-  <w:style w:type="character" w:styleId="20">
+  <w:style w:type="character" w:styleId="21">
+    <w:name w:val="Emphasis"/>
+    <w:basedOn w:val="18"/>
+    <w:qFormat/>
+    <w:uiPriority w:val="20"/>
+    <w:rPr>
+      <w:i/>
+    </w:rPr>
+  </w:style>
+  <w:style w:type="character" w:styleId="22">
     <w:name w:val="footnote reference"/>
     <w:semiHidden/>
     <w:qFormat/>
@@ -6054,7 +12167,7 @@
       <w:vertAlign w:val="baseline"/>
     </w:rPr>
   </w:style>
-  <w:style w:type="character" w:customStyle="1" w:styleId="21">
+  <w:style w:type="character" w:customStyle="1" w:styleId="23">
     <w:name w:val="标题 1 字符"/>
     <w:basedOn w:val="18"/>
     <w:qFormat/>
@@ -6068,7 +12181,7 @@
       <w:szCs w:val="44"/>
     </w:rPr>
   </w:style>
-  <w:style w:type="character" w:customStyle="1" w:styleId="22">
+  <w:style w:type="character" w:customStyle="1" w:styleId="24">
     <w:name w:val="标题 2 字符"/>
     <w:basedOn w:val="18"/>
     <w:link w:val="4"/>
@@ -6081,7 +12194,7 @@
       <w:szCs w:val="20"/>
     </w:rPr>
   </w:style>
-  <w:style w:type="character" w:customStyle="1" w:styleId="23">
+  <w:style w:type="character" w:customStyle="1" w:styleId="25">
     <w:name w:val="标题 3 字符"/>
     <w:basedOn w:val="18"/>
     <w:link w:val="5"/>
@@ -6093,7 +12206,7 @@
       <w:szCs w:val="20"/>
     </w:rPr>
   </w:style>
-  <w:style w:type="character" w:customStyle="1" w:styleId="24">
+  <w:style w:type="character" w:customStyle="1" w:styleId="26">
     <w:name w:val="标题 4 字符"/>
     <w:basedOn w:val="18"/>
     <w:link w:val="6"/>
@@ -6105,7 +12218,7 @@
       <w:szCs w:val="20"/>
     </w:rPr>
   </w:style>
-  <w:style w:type="character" w:customStyle="1" w:styleId="25">
+  <w:style w:type="character" w:customStyle="1" w:styleId="27">
     <w:name w:val="标题 5 字符"/>
     <w:basedOn w:val="18"/>
     <w:link w:val="7"/>
@@ -6118,7 +12231,7 @@
       <w:szCs w:val="20"/>
     </w:rPr>
   </w:style>
-  <w:style w:type="character" w:customStyle="1" w:styleId="26">
+  <w:style w:type="character" w:customStyle="1" w:styleId="28">
     <w:name w:val="标题 6 字符"/>
     <w:basedOn w:val="18"/>
     <w:link w:val="8"/>
@@ -6130,7 +12243,7 @@
       <w:szCs w:val="20"/>
     </w:rPr>
   </w:style>
-  <w:style w:type="character" w:customStyle="1" w:styleId="27">
+  <w:style w:type="character" w:customStyle="1" w:styleId="29">
     <w:name w:val="标题 7 字符"/>
     <w:basedOn w:val="18"/>
     <w:link w:val="9"/>
@@ -6143,7 +12256,7 @@
       <w:szCs w:val="20"/>
     </w:rPr>
   </w:style>
-  <w:style w:type="character" w:customStyle="1" w:styleId="28">
+  <w:style w:type="character" w:customStyle="1" w:styleId="30">
     <w:name w:val="标题 8 字符"/>
     <w:basedOn w:val="18"/>
     <w:link w:val="10"/>
@@ -6155,7 +12268,7 @@
       <w:szCs w:val="20"/>
     </w:rPr>
   </w:style>
-  <w:style w:type="character" w:customStyle="1" w:styleId="29">
+  <w:style w:type="character" w:customStyle="1" w:styleId="31">
     <w:name w:val="标题 9 字符"/>
     <w:basedOn w:val="18"/>
     <w:link w:val="11"/>
@@ -6167,7 +12280,7 @@
       <w:szCs w:val="20"/>
     </w:rPr>
   </w:style>
-  <w:style w:type="character" w:customStyle="1" w:styleId="30">
+  <w:style w:type="character" w:customStyle="1" w:styleId="32">
     <w:name w:val="正文文本 字符"/>
     <w:basedOn w:val="18"/>
     <w:link w:val="3"/>
@@ -6180,7 +12293,7 @@
       <w:szCs w:val="20"/>
     </w:rPr>
   </w:style>
-  <w:style w:type="character" w:customStyle="1" w:styleId="31">
+  <w:style w:type="character" w:customStyle="1" w:styleId="33">
     <w:name w:val="页脚 字符"/>
     <w:basedOn w:val="18"/>
     <w:link w:val="12"/>
@@ -6194,7 +12307,7 @@
       <w:szCs w:val="20"/>
     </w:rPr>
   </w:style>
-  <w:style w:type="character" w:customStyle="1" w:styleId="32">
+  <w:style w:type="character" w:customStyle="1" w:styleId="34">
     <w:name w:val="页眉 字符"/>
     <w:basedOn w:val="18"/>
     <w:link w:val="13"/>
@@ -6207,7 +12320,7 @@
       <w:szCs w:val="20"/>
     </w:rPr>
   </w:style>
-  <w:style w:type="paragraph" w:customStyle="1" w:styleId="33">
+  <w:style w:type="paragraph" w:customStyle="1" w:styleId="35">
     <w:name w:val="首页页眉"/>
     <w:basedOn w:val="13"/>
     <w:qFormat/>
@@ -6219,10 +12332,10 @@
       <w:jc w:val="both"/>
     </w:pPr>
   </w:style>
-  <w:style w:type="paragraph" w:customStyle="1" w:styleId="34">
+  <w:style w:type="paragraph" w:customStyle="1" w:styleId="36">
     <w:name w:val="摘要"/>
     <w:basedOn w:val="3"/>
-    <w:next w:val="35"/>
+    <w:next w:val="37"/>
     <w:qFormat/>
     <w:uiPriority w:val="0"/>
     <w:pPr>
@@ -6238,9 +12351,9 @@
       <w:snapToGrid w:val="0"/>
     </w:rPr>
   </w:style>
-  <w:style w:type="paragraph" w:customStyle="1" w:styleId="35">
+  <w:style w:type="paragraph" w:customStyle="1" w:styleId="37">
     <w:name w:val="关键词"/>
-    <w:basedOn w:val="34"/>
+    <w:basedOn w:val="36"/>
     <w:next w:val="1"/>
     <w:qFormat/>
     <w:uiPriority w:val="0"/>
@@ -6248,7 +12361,7 @@
       <w:ind w:left="429" w:hanging="429" w:hangingChars="429"/>
     </w:pPr>
   </w:style>
-  <w:style w:type="character" w:customStyle="1" w:styleId="36">
+  <w:style w:type="character" w:customStyle="1" w:styleId="38">
     <w:name w:val="副标题 字符"/>
     <w:basedOn w:val="18"/>
     <w:link w:val="14"/>
@@ -6260,10 +12373,10 @@
       <w:szCs w:val="20"/>
     </w:rPr>
   </w:style>
-  <w:style w:type="paragraph" w:customStyle="1" w:styleId="37">
+  <w:style w:type="paragraph" w:customStyle="1" w:styleId="39">
     <w:name w:val="Reference"/>
     <w:basedOn w:val="1"/>
-    <w:next w:val="38"/>
+    <w:next w:val="40"/>
     <w:qFormat/>
     <w:uiPriority w:val="0"/>
     <w:pPr>
@@ -6277,7 +12390,7 @@
       <w:b/>
     </w:rPr>
   </w:style>
-  <w:style w:type="paragraph" w:customStyle="1" w:styleId="38">
+  <w:style w:type="paragraph" w:customStyle="1" w:styleId="40">
     <w:name w:val="Text of Reference"/>
     <w:qFormat/>
     <w:uiPriority w:val="0"/>
@@ -6295,7 +12408,7 @@
       <w:lang w:val="en-US" w:eastAsia="zh-CN" w:bidi="ar-SA"/>
     </w:rPr>
   </w:style>
-  <w:style w:type="character" w:customStyle="1" w:styleId="39">
+  <w:style w:type="character" w:customStyle="1" w:styleId="41">
     <w:name w:val="标题 1 字符1"/>
     <w:link w:val="2"/>
     <w:qFormat/>
@@ -6306,10 +12419,10 @@
       <w:szCs w:val="20"/>
     </w:rPr>
   </w:style>
-  <w:style w:type="paragraph" w:customStyle="1" w:styleId="40">
+  <w:style w:type="paragraph" w:customStyle="1" w:styleId="42">
     <w:name w:val="样式双横线"/>
     <w:basedOn w:val="13"/>
-    <w:next w:val="33"/>
+    <w:next w:val="35"/>
     <w:qFormat/>
     <w:uiPriority w:val="0"/>
     <w:pPr>

--- a/实验报告.docx
+++ b/实验报告.docx
@@ -8158,7 +8158,32 @@
             </w14:solidFill>
           </w14:textFill>
         </w:rPr>
-        <w:t xml:space="preserve"> 运行结果与运行时间</w:t>
+        <w:t xml:space="preserve"> </w:t>
+      </w:r>
+      <w:r>
+        <w:rPr>
+          <w:rFonts w:hint="eastAsia"/>
+          <w:color w:val="000000" w:themeColor="text1"/>
+          <w:lang w:val="en-US" w:eastAsia="zh-CN"/>
+          <w14:textFill>
+            <w14:solidFill>
+              <w14:schemeClr w14:val="tx1"/>
+            </w14:solidFill>
+          </w14:textFill>
+        </w:rPr>
+        <w:t>实验</w:t>
+      </w:r>
+      <w:r>
+        <w:rPr>
+          <w:rFonts w:hint="eastAsia"/>
+          <w:color w:val="000000" w:themeColor="text1"/>
+          <w14:textFill>
+            <w14:solidFill>
+              <w14:schemeClr w14:val="tx1"/>
+            </w14:solidFill>
+          </w14:textFill>
+        </w:rPr>
+        <w:t>运行结果</w:t>
       </w:r>
     </w:p>
     <w:tbl>
@@ -9983,6 +10008,26 @@
         <w:suppressLineNumbers w:val="0"/>
         <w:ind w:firstLine="372" w:firstLineChars="200"/>
       </w:pPr>
+      <w:r>
+        <w:rPr>
+          <w:rFonts w:hint="eastAsia" w:ascii="Times New Roman" w:hAnsi="Times New Roman" w:eastAsia="宋体" w:cs="Times New Roman"/>
+          <w:color w:val="auto"/>
+          <w:kern w:val="2"/>
+          <w:sz w:val="18"/>
+          <w:lang w:val="en-US" w:eastAsia="zh-CN" w:bidi="ar-SA"/>
+        </w:rPr>
+        <w:t>可以看出，在多数实例中，算法结果与理论下界之间的差距保持在合理范围内，尤其是在instance5中，Gap仅为3.3%，</w:t>
+      </w:r>
+      <w:r>
+        <w:rPr>
+          <w:rFonts w:hint="eastAsia" w:cs="Times New Roman"/>
+          <w:color w:val="auto"/>
+          <w:kern w:val="2"/>
+          <w:sz w:val="18"/>
+          <w:lang w:val="en-US" w:eastAsia="zh-CN" w:bidi="ar-SA"/>
+        </w:rPr>
+        <w:t>同时，算法运行时间保持在较低水平，</w:t>
+      </w:r>
       <w:bookmarkStart w:id="0" w:name="_GoBack"/>
       <w:bookmarkEnd w:id="0"/>
       <w:r>
@@ -9993,7 +10038,7 @@
           <w:sz w:val="18"/>
           <w:lang w:val="en-US" w:eastAsia="zh-CN" w:bidi="ar-SA"/>
         </w:rPr>
-        <w:t>可以看出，在多数实例中，算法结果与理论下界之间的差距保持在合理范围内，尤其是在instance5中，Gap仅为3.3%，说明算法在复杂实例中仍具有较强的优化能力。</w:t>
+        <w:t>说明算法在复杂实例中仍具有较强的优化能力。</w:t>
       </w:r>
     </w:p>
     <w:p>

--- a/实验报告.docx
+++ b/实验报告.docx
@@ -75,9 +75,13 @@
     <w:p>
       <w:pPr>
         <w:pStyle w:val="36"/>
-        <w:rPr>
-          <w:rFonts w:hint="default" w:ascii="黑体" w:hAnsi="Times New Roman" w:eastAsia="黑体" w:cs="Times New Roman"/>
-          <w:snapToGrid w:val="0"/>
+        <w:tabs>
+          <w:tab w:val="left" w:pos="357"/>
+        </w:tabs>
+        <w:rPr>
+          <w:rFonts w:hint="default" w:ascii="Times New Roman" w:hAnsi="Times New Roman" w:eastAsia="宋体" w:cs="Times New Roman"/>
+          <w:snapToGrid/>
+          <w:color w:val="auto"/>
           <w:kern w:val="2"/>
           <w:sz w:val="18"/>
           <w:lang w:val="en-US" w:eastAsia="zh-CN" w:bidi="ar-SA"/>
@@ -85,91 +89,21 @@
       </w:pPr>
       <w:r>
         <w:rPr>
-          <w:rFonts w:hint="eastAsia" w:ascii="黑体" w:eastAsia="黑体"/>
-        </w:rPr>
-        <w:t>摘  要</w:t>
-      </w:r>
-      <w:r>
-        <w:rPr>
-          <w:rFonts w:hint="eastAsia"/>
-        </w:rPr>
-        <w:t>:</w:t>
-      </w:r>
-      <w:r>
-        <w:rPr>
-          <w:rFonts w:hint="eastAsia"/>
-        </w:rPr>
-        <w:tab/>
-      </w:r>
-      <w:r>
-        <w:rPr>
-          <w:rFonts w:hint="default" w:ascii="黑体" w:hAnsi="Times New Roman" w:eastAsia="黑体" w:cs="Times New Roman"/>
-          <w:snapToGrid w:val="0"/>
-          <w:kern w:val="2"/>
-          <w:sz w:val="18"/>
-          <w:lang w:val="en-US" w:eastAsia="zh-CN" w:bidi="ar-SA"/>
-        </w:rPr>
-        <w:t>柔性作业车间调度问题（Flexible Job Shop Scheduling Problem, FJSP）需要同时确定每个工序的加工顺序以及机器分配，目标是让最大完工时间尽量短，这类问题属于NP-hard组合优化问题，求解起来比较困难。针对这个问题，本文将调度过程建模成一个带资源约束的离散优化问题，采用了一种双层编码方式，也就是把工序顺序</w:t>
-      </w:r>
-      <w:r>
-        <w:rPr>
-          <w:rFonts w:hint="eastAsia" w:ascii="黑体" w:eastAsia="黑体" w:cs="Times New Roman"/>
-          <w:snapToGrid w:val="0"/>
-          <w:kern w:val="2"/>
-          <w:sz w:val="18"/>
-          <w:lang w:val="en-US" w:eastAsia="zh-CN" w:bidi="ar-SA"/>
-        </w:rPr>
-        <w:t>选择(OS)</w:t>
-      </w:r>
-      <w:r>
-        <w:rPr>
-          <w:rFonts w:hint="default" w:ascii="黑体" w:hAnsi="Times New Roman" w:eastAsia="黑体" w:cs="Times New Roman"/>
-          <w:snapToGrid w:val="0"/>
-          <w:kern w:val="2"/>
-          <w:sz w:val="18"/>
-          <w:lang w:val="en-US" w:eastAsia="zh-CN" w:bidi="ar-SA"/>
-        </w:rPr>
-        <w:t>和机器分配</w:t>
-      </w:r>
-      <w:r>
-        <w:rPr>
-          <w:rFonts w:hint="eastAsia" w:ascii="黑体" w:eastAsia="黑体" w:cs="Times New Roman"/>
-          <w:snapToGrid w:val="0"/>
-          <w:kern w:val="2"/>
-          <w:sz w:val="18"/>
-          <w:lang w:val="en-US" w:eastAsia="zh-CN" w:bidi="ar-SA"/>
-        </w:rPr>
-        <w:t>选择(MS)</w:t>
-      </w:r>
-      <w:r>
-        <w:rPr>
-          <w:rFonts w:hint="default" w:ascii="黑体" w:hAnsi="Times New Roman" w:eastAsia="黑体" w:cs="Times New Roman"/>
-          <w:snapToGrid w:val="0"/>
-          <w:kern w:val="2"/>
-          <w:sz w:val="18"/>
-          <w:lang w:val="en-US" w:eastAsia="zh-CN" w:bidi="ar-SA"/>
-        </w:rPr>
-        <w:t>分开来表示。为了能有效求解，该问题用了一种改进的模拟退火算法：通过交换、插入还有随机换机器等几种邻域操作来搜索解空间，同时加了一个自适应降温策略，让算法前期多做一些全局探索，后期则更专注于局部精细搜索。另外，算法里还设计了一套解码机制，用来把编码转换成实际加工时间，</w:t>
-      </w:r>
-      <w:r>
-        <w:rPr>
-          <w:rFonts w:hint="eastAsia" w:ascii="黑体" w:eastAsia="黑体" w:cs="Times New Roman"/>
-          <w:snapToGrid w:val="0"/>
-          <w:kern w:val="2"/>
-          <w:sz w:val="18"/>
-          <w:lang w:val="en-US" w:eastAsia="zh-CN" w:bidi="ar-SA"/>
-        </w:rPr>
-        <w:t>通过这种方法来</w:t>
-      </w:r>
-      <w:r>
-        <w:rPr>
-          <w:rFonts w:hint="default" w:ascii="黑体" w:hAnsi="Times New Roman" w:eastAsia="黑体" w:cs="Times New Roman"/>
-          <w:snapToGrid w:val="0"/>
-          <w:kern w:val="2"/>
-          <w:sz w:val="18"/>
-          <w:lang w:val="en-US" w:eastAsia="zh-CN" w:bidi="ar-SA"/>
-        </w:rPr>
-        <w:t>评价每个调度方案的好坏。实验结果表明，该算法能够稳定生成可行调度方案，并在多组实例上获得较优的完工时间，验证了方法的有效性与鲁棒性。</w:t>
+          <w:rFonts w:hint="default" w:ascii="黑体" w:eastAsia="黑体"/>
+          <w:lang w:val="en-US" w:eastAsia="zh-CN"/>
+        </w:rPr>
+        <w:t>摘  要：</w:t>
+      </w:r>
+      <w:r>
+        <w:rPr>
+          <w:rFonts w:hint="default" w:ascii="Times New Roman" w:hAnsi="Times New Roman" w:eastAsia="宋体" w:cs="Times New Roman"/>
+          <w:snapToGrid/>
+          <w:color w:val="auto"/>
+          <w:kern w:val="2"/>
+          <w:sz w:val="18"/>
+          <w:lang w:val="en-US" w:eastAsia="zh-CN" w:bidi="ar-SA"/>
+        </w:rPr>
+        <w:t>柔性作业车间调度问题（Flexible Job Shop Scheduling Problem, FJSP）需要同时确定工序加工顺序与机器分配方案，其目标是最小化最大完工时间（Makespan），属于典型的NP-hard组合优化问题。针对该问题，本文将调度过程建模为带资源约束的离散优化问题，并采用操作序列（OS）与机器选择（MS）相结合的双层编码方式进行表示。在求解方法上，本文基于模拟退火算法进行优化，通过引入交换、插入及机器选择变异等多邻域搜索策略增强解空间探索能力。同时，为克服固定降温策略的局限性，设计了基于接受率的自适应降温机制，使算法在不同搜索阶段能够动态调整搜索强度。实验结果表明，该方法能够在较短时间内获得稳定且质量较高的调度方案，并在不同实例上表现出良好的求解性能与鲁棒性。</w:t>
       </w:r>
     </w:p>
     <w:p>
@@ -208,7 +142,7 @@
         <w:rPr>
           <w:rFonts w:hint="eastAsia" w:ascii="黑体" w:eastAsia="黑体"/>
         </w:rPr>
-        <w:t>柔性作业车间调度；模拟退火算法；群智能算法；组合优化；调度优化</w:t>
+        <w:t>柔性作业车间调度；模拟退火算法；元启发式算法；组合优化；调度优化</w:t>
       </w:r>
     </w:p>
     <w:p>
@@ -376,54 +310,18 @@
           <w:sz w:val="18"/>
           <w:lang w:val="en-US" w:eastAsia="zh-CN" w:bidi="ar-SA"/>
         </w:rPr>
-        <w:t xml:space="preserve"> [1](Scheduling: Theory, Algorithms, and Systems</w:t>
-      </w:r>
-      <w:r>
-        <w:rPr>
-          <w:rFonts w:hint="eastAsia" w:cs="Times New Roman"/>
-          <w:color w:val="auto"/>
-          <w:kern w:val="2"/>
-          <w:sz w:val="18"/>
-          <w:lang w:val="en-US" w:eastAsia="zh-CN" w:bidi="ar-SA"/>
-        </w:rPr>
-        <w:br w:type="textWrapping"/>
-      </w:r>
-      <w:r>
-        <w:rPr>
-          <w:rFonts w:hint="eastAsia" w:cs="Times New Roman"/>
-          <w:color w:val="auto"/>
-          <w:kern w:val="2"/>
-          <w:sz w:val="18"/>
-          <w:lang w:val="en-US" w:eastAsia="zh-CN" w:bidi="ar-SA"/>
-        </w:rPr>
-        <w:t>Michael L. Pinedo, Scheduling: Theory, Algorithms, and Systems, Springer.)</w:t>
-      </w:r>
-      <w:r>
-        <w:rPr>
-          <w:rFonts w:hint="eastAsia" w:ascii="Times New Roman" w:hAnsi="Times New Roman" w:eastAsia="宋体" w:cs="Times New Roman"/>
-          <w:color w:val="auto"/>
-          <w:kern w:val="2"/>
-          <w:sz w:val="18"/>
-          <w:lang w:val="en-US" w:eastAsia="zh-CN" w:bidi="ar-SA"/>
-        </w:rPr>
-        <w:t>，难以通过精确方法在多项式时间内求解。</w:t>
-      </w:r>
-    </w:p>
-    <w:p>
-      <w:pPr>
-        <w:pStyle w:val="16"/>
-        <w:keepNext w:val="0"/>
-        <w:keepLines w:val="0"/>
-        <w:widowControl/>
-        <w:suppressLineNumbers w:val="0"/>
-        <w:rPr>
-          <w:rFonts w:hint="eastAsia" w:ascii="Times New Roman" w:hAnsi="Times New Roman" w:eastAsia="宋体" w:cs="Times New Roman"/>
-          <w:color w:val="auto"/>
-          <w:kern w:val="2"/>
-          <w:sz w:val="18"/>
-          <w:lang w:val="en-US" w:eastAsia="zh-CN" w:bidi="ar-SA"/>
-        </w:rPr>
-      </w:pPr>
+        <w:t xml:space="preserve"> [1]</w:t>
+      </w:r>
+      <w:r>
+        <w:rPr>
+          <w:rFonts w:hint="eastAsia" w:ascii="Times New Roman" w:hAnsi="Times New Roman" w:eastAsia="宋体" w:cs="Times New Roman"/>
+          <w:color w:val="auto"/>
+          <w:kern w:val="2"/>
+          <w:sz w:val="18"/>
+          <w:lang w:val="en-US" w:eastAsia="zh-CN" w:bidi="ar-SA"/>
+        </w:rPr>
+        <w:t>，难以通过精确方法在多项式时间内求解。已有研究表明，针对FJSP问题，禁忌搜索、邻域搜索以及群体智能算法等方法已被广泛应用并取得良好效果[2-4]。</w:t>
+      </w:r>
     </w:p>
     <w:p>
       <w:pPr>
@@ -1237,6 +1135,7 @@
         <w:keepLines w:val="0"/>
         <w:widowControl/>
         <w:suppressLineNumbers w:val="0"/>
+        <w:jc w:val="center"/>
         <w:rPr>
           <w:rFonts w:hint="eastAsia" w:ascii="Times New Roman" w:hAnsi="Times New Roman" w:eastAsia="宋体" w:cs="Times New Roman"/>
           <w:color w:val="auto"/>
@@ -1245,68 +1144,60 @@
           <w:lang w:val="en-US" w:eastAsia="zh-CN" w:bidi="ar-SA"/>
         </w:rPr>
       </w:pPr>
-      <m:oMath>
-        <m:sSub>
-          <m:sSubPr>
-            <m:ctrlPr>
-              <w:rPr>
-                <w:rFonts w:hint="default" w:ascii="Cambria Math" w:hAnsi="Cambria Math" w:eastAsia="宋体"/>
-                <w:sz w:val="18"/>
-              </w:rPr>
-            </m:ctrlPr>
-          </m:sSubPr>
-          <m:e>
-            <m:r>
-              <m:rPr/>
-              <w:rPr>
-                <w:rFonts w:hint="default" w:ascii="Cambria Math" w:hAnsi="Cambria Math" w:eastAsia="宋体"/>
-                <w:sz w:val="18"/>
-              </w:rPr>
-              <m:t>M</m:t>
-            </m:r>
-            <m:ctrlPr>
-              <w:rPr>
-                <w:rFonts w:ascii="Cambria Math" w:hAnsi="Cambria Math" w:eastAsia="宋体"/>
-                <w:sz w:val="18"/>
-              </w:rPr>
-            </m:ctrlPr>
-          </m:e>
-          <m:sub>
-            <m:r>
-              <m:rPr/>
-              <w:rPr>
-                <w:rFonts w:hint="default" w:ascii="Cambria Math" w:hAnsi="Cambria Math" w:eastAsia="宋体"/>
-                <w:sz w:val="18"/>
-              </w:rPr>
-              <m:t>j,k</m:t>
-            </m:r>
-            <m:ctrlPr>
-              <w:rPr>
-                <w:rFonts w:ascii="Cambria Math" w:hAnsi="Cambria Math" w:eastAsia="宋体"/>
-                <w:sz w:val="18"/>
-              </w:rPr>
-            </m:ctrlPr>
-          </m:sub>
-        </m:sSub>
-        <m:r>
-          <m:rPr/>
-          <w:rPr>
-            <w:rFonts w:hint="default" w:ascii="Cambria Math" w:hAnsi="Cambria Math" w:eastAsia="宋体"/>
-            <w:sz w:val="18"/>
-          </w:rPr>
-          <m:t>⊆M</m:t>
-        </m:r>
-      </m:oMath>
-      <w:r>
-        <w:rPr>
-          <w:rFonts w:hint="eastAsia" w:ascii="Times New Roman" w:hAnsi="Times New Roman" w:eastAsia="宋体" w:cs="Times New Roman"/>
-          <w:color w:val="auto"/>
-          <w:kern w:val="2"/>
-          <w:sz w:val="18"/>
-          <w:lang w:val="en-US" w:eastAsia="zh-CN" w:bidi="ar-SA"/>
-        </w:rPr>
-        <w:t xml:space="preserve"> </w:t>
-      </w:r>
+      <m:oMathPara>
+        <m:oMath>
+          <m:sSub>
+            <m:sSubPr>
+              <m:ctrlPr>
+                <w:rPr>
+                  <w:rFonts w:hint="default" w:ascii="Cambria Math" w:hAnsi="Cambria Math" w:eastAsia="宋体"/>
+                  <w:sz w:val="18"/>
+                </w:rPr>
+              </m:ctrlPr>
+            </m:sSubPr>
+            <m:e>
+              <m:r>
+                <m:rPr/>
+                <w:rPr>
+                  <w:rFonts w:hint="default" w:ascii="Cambria Math" w:hAnsi="Cambria Math" w:eastAsia="宋体"/>
+                  <w:sz w:val="18"/>
+                </w:rPr>
+                <m:t>M</m:t>
+              </m:r>
+              <m:ctrlPr>
+                <w:rPr>
+                  <w:rFonts w:ascii="Cambria Math" w:hAnsi="Cambria Math" w:eastAsia="宋体"/>
+                  <w:sz w:val="18"/>
+                </w:rPr>
+              </m:ctrlPr>
+            </m:e>
+            <m:sub>
+              <m:r>
+                <m:rPr/>
+                <w:rPr>
+                  <w:rFonts w:hint="default" w:ascii="Cambria Math" w:hAnsi="Cambria Math" w:eastAsia="宋体"/>
+                  <w:sz w:val="18"/>
+                </w:rPr>
+                <m:t>j,k</m:t>
+              </m:r>
+              <m:ctrlPr>
+                <w:rPr>
+                  <w:rFonts w:ascii="Cambria Math" w:hAnsi="Cambria Math" w:eastAsia="宋体"/>
+                  <w:sz w:val="18"/>
+                </w:rPr>
+              </m:ctrlPr>
+            </m:sub>
+          </m:sSub>
+          <m:r>
+            <m:rPr/>
+            <w:rPr>
+              <w:rFonts w:hint="default" w:ascii="Cambria Math" w:hAnsi="Cambria Math" w:eastAsia="宋体"/>
+              <w:sz w:val="18"/>
+            </w:rPr>
+            <m:t>⊆M</m:t>
+          </m:r>
+        </m:oMath>
+      </m:oMathPara>
     </w:p>
     <w:p>
       <w:pPr>
@@ -4364,8 +4255,12 @@
         <w:keepNext w:val="0"/>
         <w:keepLines w:val="0"/>
         <w:widowControl/>
+        <w:numPr>
+          <w:ilvl w:val="0"/>
+          <w:numId w:val="0"/>
+        </w:numPr>
         <w:suppressLineNumbers w:val="0"/>
-        <w:ind w:firstLine="372" w:firstLineChars="200"/>
+        <w:ind w:right="0" w:rightChars="0" w:firstLine="372" w:firstLineChars="200"/>
         <w:rPr>
           <w:rFonts w:hint="eastAsia" w:ascii="Times New Roman" w:hAnsi="Times New Roman" w:eastAsia="宋体" w:cs="Times New Roman"/>
           <w:color w:val="auto"/>
@@ -4382,67 +4277,7 @@
           <w:sz w:val="18"/>
           <w:lang w:val="en-US" w:eastAsia="zh-CN" w:bidi="ar-SA"/>
         </w:rPr>
-        <w:t>由于</w:t>
-      </w:r>
-      <w:r>
-        <w:rPr>
-          <w:rFonts w:hint="eastAsia" w:cs="Times New Roman"/>
-          <w:color w:val="auto"/>
-          <w:kern w:val="2"/>
-          <w:sz w:val="18"/>
-          <w:lang w:val="en-US" w:eastAsia="zh-CN" w:bidi="ar-SA"/>
-        </w:rPr>
-        <w:t>FJSP</w:t>
-      </w:r>
-      <w:r>
-        <w:rPr>
-          <w:rFonts w:hint="eastAsia" w:ascii="Times New Roman" w:hAnsi="Times New Roman" w:eastAsia="宋体" w:cs="Times New Roman"/>
-          <w:color w:val="auto"/>
-          <w:kern w:val="2"/>
-          <w:sz w:val="18"/>
-          <w:lang w:val="en-US" w:eastAsia="zh-CN" w:bidi="ar-SA"/>
-        </w:rPr>
-        <w:t>问题规模随工件数和机器数的增加呈指数级增长，</w:t>
-      </w:r>
-      <w:r>
-        <w:rPr>
-          <w:rFonts w:hint="eastAsia" w:cs="Times New Roman"/>
-          <w:color w:val="auto"/>
-          <w:kern w:val="2"/>
-          <w:sz w:val="18"/>
-          <w:lang w:val="en-US" w:eastAsia="zh-CN" w:bidi="ar-SA"/>
-        </w:rPr>
-        <w:t>是一个NP-hard问题，传统方法很难高效求解。近年来，群智能优化算法因其良</w:t>
-      </w:r>
-      <w:r>
-        <w:rPr>
-          <w:rFonts w:hint="eastAsia" w:ascii="Times New Roman" w:hAnsi="Times New Roman" w:eastAsia="宋体" w:cs="Times New Roman"/>
-          <w:color w:val="auto"/>
-          <w:kern w:val="2"/>
-          <w:sz w:val="18"/>
-          <w:lang w:val="en-US" w:eastAsia="zh-CN" w:bidi="ar-SA"/>
-        </w:rPr>
-        <w:t>好的全局搜索能力被广泛应用于该问题。本文基于模拟退火算法</w:t>
-      </w:r>
-      <w:r>
-        <w:rPr>
-          <w:rFonts w:hint="eastAsia" w:cs="Times New Roman"/>
-          <w:color w:val="auto"/>
-          <w:kern w:val="2"/>
-          <w:sz w:val="18"/>
-          <w:lang w:val="en-US" w:eastAsia="zh-CN" w:bidi="ar-SA"/>
-        </w:rPr>
-        <w:t>来进行</w:t>
-      </w:r>
-      <w:r>
-        <w:rPr>
-          <w:rFonts w:hint="eastAsia" w:ascii="Times New Roman" w:hAnsi="Times New Roman" w:eastAsia="宋体" w:cs="Times New Roman"/>
-          <w:color w:val="auto"/>
-          <w:kern w:val="2"/>
-          <w:sz w:val="18"/>
-          <w:lang w:val="en-US" w:eastAsia="zh-CN" w:bidi="ar-SA"/>
-        </w:rPr>
-        <w:t>求解，通过双层编码方式表示调度解，并结合多邻域搜索与自适应降温策略，提高算法的搜索效率与解质量。实验结果表明，该方法在保证计算效率的同时能够获得较优调度结果。</w:t>
+        <w:t>由于FJSP问题规模随工件数和机器数的增加呈指数级增长，属于典型的NP-hard组合优化问题，传统精确算法难以在合理时间内获得最优解。因此，近年来元启发式优化方法因其良好的全局搜索能力被广泛应用于该问题。</w:t>
       </w:r>
     </w:p>
     <w:p>
@@ -4456,7 +4291,7 @@
           <w:numId w:val="0"/>
         </w:numPr>
         <w:suppressLineNumbers w:val="0"/>
-        <w:ind w:leftChars="200" w:right="0" w:rightChars="0"/>
+        <w:ind w:right="0" w:rightChars="0" w:firstLine="372" w:firstLineChars="200"/>
         <w:rPr>
           <w:rFonts w:hint="default" w:cs="Times New Roman"/>
           <w:kern w:val="2"/>
@@ -4464,6 +4299,96 @@
           <w:lang w:val="en-US" w:eastAsia="zh-CN" w:bidi="ar-SA"/>
         </w:rPr>
       </w:pPr>
+      <w:r>
+        <w:rPr>
+          <w:rFonts w:hint="eastAsia" w:ascii="Times New Roman" w:hAnsi="Times New Roman" w:eastAsia="宋体" w:cs="Times New Roman"/>
+          <w:color w:val="auto"/>
+          <w:kern w:val="2"/>
+          <w:sz w:val="18"/>
+          <w:lang w:val="en-US" w:eastAsia="zh-CN" w:bidi="ar-SA"/>
+        </w:rPr>
+        <w:t>本文采用模拟退火算法对FJSP进行求解。该方法通过引入温度参数控制搜索过程，在高温阶段增强解空间的全局探索能力，在低温阶段逐步收敛至高质量解。针对FJSP问题的特点，本文设计了基于操作序列（OS）与机器选择（MS）的双层编码方式，并结合解码机制将编码映射为具体调度方案</w:t>
+      </w:r>
+      <w:r>
+        <w:rPr>
+          <w:rFonts w:hint="eastAsia" w:cs="Times New Roman"/>
+          <w:color w:val="auto"/>
+          <w:kern w:val="2"/>
+          <w:sz w:val="18"/>
+          <w:lang w:val="en-US" w:eastAsia="zh-CN" w:bidi="ar-SA"/>
+        </w:rPr>
+        <w:t>；</w:t>
+      </w:r>
+      <w:r>
+        <w:rPr>
+          <w:rFonts w:hint="eastAsia" w:ascii="Times New Roman" w:hAnsi="Times New Roman" w:eastAsia="宋体" w:cs="Times New Roman"/>
+          <w:color w:val="auto"/>
+          <w:kern w:val="2"/>
+          <w:sz w:val="18"/>
+          <w:lang w:val="en-US" w:eastAsia="zh-CN" w:bidi="ar-SA"/>
+        </w:rPr>
+        <w:t>同时，引入交换、插入及机器变异等多邻域搜索策略，</w:t>
+      </w:r>
+      <w:r>
+        <w:rPr>
+          <w:rFonts w:hint="eastAsia" w:cs="Times New Roman"/>
+          <w:color w:val="auto"/>
+          <w:kern w:val="2"/>
+          <w:sz w:val="18"/>
+          <w:lang w:val="en-US" w:eastAsia="zh-CN" w:bidi="ar-SA"/>
+        </w:rPr>
+        <w:t>其中</w:t>
+      </w:r>
+      <w:r>
+        <w:rPr>
+          <w:rFonts w:hint="eastAsia" w:ascii="Times New Roman" w:hAnsi="Times New Roman" w:eastAsia="宋体" w:cs="Times New Roman"/>
+          <w:color w:val="auto"/>
+          <w:kern w:val="2"/>
+          <w:sz w:val="18"/>
+          <w:lang w:val="en-US" w:eastAsia="zh-CN" w:bidi="ar-SA"/>
+        </w:rPr>
+        <w:t>交换与插入等邻域操作已被证明在FJSP问题中具有较好的搜索效果[3]</w:t>
+      </w:r>
+      <w:r>
+        <w:rPr>
+          <w:rFonts w:hint="eastAsia" w:cs="Times New Roman"/>
+          <w:color w:val="auto"/>
+          <w:kern w:val="2"/>
+          <w:sz w:val="18"/>
+          <w:lang w:val="en-US" w:eastAsia="zh-CN" w:bidi="ar-SA"/>
+        </w:rPr>
+        <w:t>；另外，本文</w:t>
+      </w:r>
+      <w:r>
+        <w:rPr>
+          <w:rFonts w:hint="eastAsia" w:ascii="Times New Roman" w:hAnsi="Times New Roman" w:eastAsia="宋体" w:cs="Times New Roman"/>
+          <w:color w:val="auto"/>
+          <w:kern w:val="2"/>
+          <w:sz w:val="18"/>
+          <w:lang w:val="en-US" w:eastAsia="zh-CN" w:bidi="ar-SA"/>
+        </w:rPr>
+        <w:t>采用自适应降温机制，以提高算法的搜索效率与解质量</w:t>
+      </w:r>
+      <w:r>
+        <w:rPr>
+          <w:rFonts w:hint="eastAsia" w:cs="Times New Roman"/>
+          <w:color w:val="auto"/>
+          <w:kern w:val="2"/>
+          <w:sz w:val="18"/>
+          <w:lang w:val="en-US" w:eastAsia="zh-CN" w:bidi="ar-SA"/>
+        </w:rPr>
+        <w:t>，其</w:t>
+      </w:r>
+      <w:r>
+        <w:rPr>
+          <w:rFonts w:hint="eastAsia" w:ascii="Times New Roman" w:hAnsi="Times New Roman" w:eastAsia="宋体" w:cs="Times New Roman"/>
+          <w:color w:val="auto"/>
+          <w:kern w:val="2"/>
+          <w:sz w:val="18"/>
+          <w:lang w:val="en-US" w:eastAsia="zh-CN" w:bidi="ar-SA"/>
+        </w:rPr>
+        <w:t>有效性将在后续实验部分中进行验证。</w:t>
+      </w:r>
     </w:p>
     <w:p>
       <w:pPr>
@@ -4556,15 +4481,6 @@
         </w:rPr>
         <w:t>为适应FJSP问题的特点，本文设计了基于操作序列与机器选择的双层编码方式，并结合解码机制将编码转化为具体调度方案。同时，通过多种邻域操作对解进行扰动，并引入自适应降温策略调节搜索节奏，从而提高算法在解质量与计算效率之间的平衡能力。</w:t>
       </w:r>
-    </w:p>
-    <w:p>
-      <w:pPr>
-        <w:pStyle w:val="3"/>
-        <w:rPr>
-          <w:rFonts w:hint="eastAsia"/>
-          <w:lang w:val="en-US" w:eastAsia="zh-CN"/>
-        </w:rPr>
-      </w:pPr>
     </w:p>
     <w:p>
       <w:pPr>
@@ -5462,17 +5378,17 @@
           <w:sz w:val="18"/>
           <w:lang w:val="en-US" w:eastAsia="zh-CN" w:bidi="ar-SA"/>
         </w:rPr>
-        <w:t>最后是涉及</w:t>
-      </w:r>
-      <w:r>
-        <w:rPr>
-          <w:rFonts w:hint="eastAsia" w:ascii="Times New Roman" w:hAnsi="Times New Roman" w:eastAsia="宋体" w:cs="Times New Roman"/>
-          <w:color w:val="auto"/>
-          <w:kern w:val="2"/>
-          <w:sz w:val="18"/>
-          <w:lang w:val="en-US" w:eastAsia="zh-CN" w:bidi="ar-SA"/>
-        </w:rPr>
-        <w:t>温度更新</w:t>
+        <w:t>最后是</w:t>
+      </w:r>
+      <w:r>
+        <w:rPr>
+          <w:rFonts w:hint="eastAsia" w:ascii="Times New Roman" w:hAnsi="Times New Roman" w:eastAsia="宋体" w:cs="Times New Roman"/>
+          <w:color w:val="auto"/>
+          <w:kern w:val="2"/>
+          <w:sz w:val="18"/>
+          <w:lang w:val="en-US" w:eastAsia="zh-CN" w:bidi="ar-SA"/>
+        </w:rPr>
+        <w:t>在温度更新策略方面，本文采用自适应降温机制。具体而言，根据当前温度阶段中解的接受率动态调整降温系数</w:t>
       </w:r>
       <w:r>
         <w:rPr>
@@ -5482,37 +5398,17 @@
           <w:sz w:val="18"/>
           <w:lang w:val="en-US" w:eastAsia="zh-CN" w:bidi="ar-SA"/>
         </w:rPr>
-        <w:t>的</w:t>
-      </w:r>
-      <w:r>
-        <w:rPr>
-          <w:rFonts w:hint="eastAsia" w:ascii="Times New Roman" w:hAnsi="Times New Roman" w:eastAsia="宋体" w:cs="Times New Roman"/>
-          <w:color w:val="auto"/>
-          <w:kern w:val="2"/>
-          <w:sz w:val="18"/>
-          <w:lang w:val="en-US" w:eastAsia="zh-CN" w:bidi="ar-SA"/>
-        </w:rPr>
-        <w:t>策略，本文采用自适应降温机制，根据当前迭代中的解接受率动态调整降温系数。当接受率较低时，说明搜索过于保守，应减缓降温速度；当接受率较高时，则加快降温以提高收敛效率。该策略能够在不同搜索阶段自动调整搜索强度</w:t>
-      </w:r>
-      <w:r>
-        <w:rPr>
-          <w:rFonts w:hint="eastAsia" w:cs="Times New Roman"/>
-          <w:color w:val="auto"/>
-          <w:kern w:val="2"/>
-          <w:sz w:val="18"/>
-          <w:lang w:val="en-US" w:eastAsia="zh-CN" w:bidi="ar-SA"/>
-        </w:rPr>
-        <w:t>，从而提升程序运行的效率</w:t>
-      </w:r>
-      <w:r>
-        <w:rPr>
-          <w:rFonts w:hint="eastAsia" w:ascii="Times New Roman" w:hAnsi="Times New Roman" w:eastAsia="宋体" w:cs="Times New Roman"/>
-          <w:color w:val="auto"/>
-          <w:kern w:val="2"/>
-          <w:sz w:val="18"/>
-          <w:lang w:val="en-US" w:eastAsia="zh-CN" w:bidi="ar-SA"/>
-        </w:rPr>
-        <w:t>。</w:t>
+        <w:t>\alpha</w:t>
+      </w:r>
+      <w:r>
+        <w:rPr>
+          <w:rFonts w:hint="eastAsia" w:ascii="Times New Roman" w:hAnsi="Times New Roman" w:eastAsia="宋体" w:cs="Times New Roman"/>
+          <w:color w:val="auto"/>
+          <w:kern w:val="2"/>
+          <w:sz w:val="18"/>
+          <w:lang w:val="en-US" w:eastAsia="zh-CN" w:bidi="ar-SA"/>
+        </w:rPr>
+        <w:t>：当接受率较高时，说明当前温度下搜索较为随机，应适当加快降温速度；当接受率较低时，说明搜索趋于保守，应减缓降温过程以增强局部搜索能力。通过该机制，算法能够在不同阶段自动平衡全局搜索与局部优化，从而提升整体求解性能。</w:t>
       </w:r>
     </w:p>
     <w:p>
@@ -5872,7 +5768,90 @@
           <w:sz w:val="18"/>
           <w:lang w:val="en-US" w:eastAsia="zh-CN" w:bidi="ar-SA"/>
         </w:rPr>
-        <w:t>10         if Δ &lt; 0 或 rand &lt; exp(-Δ/T) then</w:t>
+        <w:t>10         if Δ &lt; 0 或 rand &lt;</w:t>
+      </w:r>
+      <m:oMath>
+        <m:r>
+          <m:rPr>
+            <m:sty m:val="p"/>
+          </m:rPr>
+          <w:rPr>
+            <w:rFonts w:hint="default" w:ascii="Cambria Math" w:hAnsi="Cambria Math"/>
+            <w:sz w:val="18"/>
+          </w:rPr>
+          <m:t>exp</m:t>
+        </m:r>
+        <m:r>
+          <m:rPr/>
+          <w:rPr>
+            <w:rFonts w:hint="default" w:ascii="Cambria Math" w:hAnsi="Cambria Math"/>
+            <w:sz w:val="18"/>
+          </w:rPr>
+          <m:t>(−</m:t>
+        </m:r>
+        <m:f>
+          <m:fPr>
+            <m:ctrlPr>
+              <w:rPr>
+                <w:rFonts w:hint="default" w:ascii="Cambria Math" w:hAnsi="Cambria Math"/>
+                <w:i/>
+                <w:sz w:val="18"/>
+              </w:rPr>
+            </m:ctrlPr>
+          </m:fPr>
+          <m:num>
+            <m:r>
+              <m:rPr>
+                <m:sty m:val="p"/>
+              </m:rPr>
+              <w:rPr>
+                <w:rFonts w:hint="default" w:ascii="Cambria Math" w:hAnsi="Cambria Math"/>
+                <w:sz w:val="18"/>
+              </w:rPr>
+              <m:t>Δ</m:t>
+            </m:r>
+            <m:ctrlPr>
+              <w:rPr>
+                <w:rFonts w:ascii="Cambria Math" w:hAnsi="Cambria Math"/>
+                <w:sz w:val="18"/>
+              </w:rPr>
+            </m:ctrlPr>
+          </m:num>
+          <m:den>
+            <m:r>
+              <m:rPr/>
+              <w:rPr>
+                <w:rFonts w:hint="default" w:ascii="Cambria Math" w:hAnsi="Cambria Math"/>
+                <w:sz w:val="18"/>
+              </w:rPr>
+              <m:t>T</m:t>
+            </m:r>
+            <m:ctrlPr>
+              <w:rPr>
+                <w:rFonts w:ascii="Cambria Math" w:hAnsi="Cambria Math"/>
+                <w:sz w:val="18"/>
+              </w:rPr>
+            </m:ctrlPr>
+          </m:den>
+        </m:f>
+        <m:r>
+          <m:rPr/>
+          <w:rPr>
+            <w:rFonts w:hint="default" w:ascii="Cambria Math" w:hAnsi="Cambria Math"/>
+            <w:sz w:val="18"/>
+          </w:rPr>
+          <m:t>)</m:t>
+        </m:r>
+      </m:oMath>
+      <w:r>
+        <w:rPr>
+          <w:rFonts w:hint="eastAsia" w:ascii="Times New Roman" w:hAnsi="Times New Roman" w:eastAsia="宋体" w:cs="Times New Roman"/>
+          <w:color w:val="auto"/>
+          <w:kern w:val="2"/>
+          <w:sz w:val="18"/>
+          <w:lang w:val="en-US" w:eastAsia="zh-CN" w:bidi="ar-SA"/>
+        </w:rPr>
+        <w:t>then</w:t>
       </w:r>
     </w:p>
     <w:p>
@@ -6056,12 +6035,12 @@
     <w:p>
       <w:pPr>
         <w:pStyle w:val="3"/>
-        <w:rPr>
-          <w:rFonts w:hint="eastAsia" w:ascii="Times New Roman" w:hAnsi="Times New Roman" w:eastAsia="宋体" w:cs="Times New Roman"/>
-          <w:color w:val="auto"/>
-          <w:kern w:val="2"/>
-          <w:sz w:val="18"/>
-          <w:lang w:val="en-US" w:eastAsia="zh-CN" w:bidi="ar-SA"/>
+        <m:rPr/>
+        <w:rPr>
+          <w:rFonts w:hint="default" w:hAnsi="Cambria Math"/>
+          <w:i w:val="0"/>
+          <w:sz w:val="18"/>
+          <w:lang w:val="en-US" w:eastAsia="zh-CN"/>
         </w:rPr>
       </w:pPr>
       <w:r>
@@ -6072,8 +6051,35 @@
           <w:sz w:val="18"/>
           <w:lang w:val="en-US" w:eastAsia="zh-CN" w:bidi="ar-SA"/>
         </w:rPr>
-        <w:t>18     根据 accept/L 调整降温系数 α</w:t>
-      </w:r>
+        <w:t>18     根据 accept/L 调整降温系数</w:t>
+      </w:r>
+      <m:oMath>
+        <m:r>
+          <m:rPr/>
+          <w:rPr>
+            <w:rFonts w:hint="default" w:ascii="Cambria Math"/>
+            <w:lang w:val="en-US" w:eastAsia="zh-CN"/>
+          </w:rPr>
+          <m:t xml:space="preserve"> </m:t>
+        </m:r>
+        <m:r>
+          <m:rPr/>
+          <w:rPr>
+            <w:rFonts w:hint="default" w:ascii="Cambria Math" w:hAnsi="Cambria Math"/>
+            <w:sz w:val="18"/>
+          </w:rPr>
+          <m:t>α</m:t>
+        </m:r>
+        <m:r>
+          <m:rPr/>
+          <w:rPr>
+            <w:rFonts w:hint="default" w:ascii="Cambria Math" w:hAnsi="Cambria Math"/>
+            <w:sz w:val="18"/>
+            <w:lang w:val="en-US" w:eastAsia="zh-CN"/>
+          </w:rPr>
+          <m:t xml:space="preserve"> </m:t>
+        </m:r>
+      </m:oMath>
     </w:p>
     <w:p>
       <w:pPr>
@@ -6094,7 +6100,44 @@
           <w:sz w:val="18"/>
           <w:lang w:val="en-US" w:eastAsia="zh-CN" w:bidi="ar-SA"/>
         </w:rPr>
-        <w:t>19     T ← α × T</w:t>
+        <w:t>19     T ←</w:t>
+      </w:r>
+      <m:oMath>
+        <m:r>
+          <m:rPr/>
+          <w:rPr>
+            <w:rFonts w:hint="default" w:ascii="Cambria Math"/>
+            <w:lang w:val="en-US" w:eastAsia="zh-CN"/>
+          </w:rPr>
+          <m:t xml:space="preserve"> </m:t>
+        </m:r>
+        <m:r>
+          <m:rPr/>
+          <w:rPr>
+            <w:rFonts w:hint="default" w:ascii="Cambria Math" w:hAnsi="Cambria Math"/>
+            <w:sz w:val="18"/>
+          </w:rPr>
+          <m:t>α</m:t>
+        </m:r>
+        <m:r>
+          <m:rPr/>
+          <w:rPr>
+            <w:rFonts w:hint="default" w:ascii="Cambria Math" w:hAnsi="Cambria Math"/>
+            <w:sz w:val="18"/>
+            <w:lang w:val="en-US" w:eastAsia="zh-CN"/>
+          </w:rPr>
+          <m:t xml:space="preserve"> </m:t>
+        </m:r>
+      </m:oMath>
+      <w:r>
+        <w:rPr>
+          <w:rFonts w:hint="eastAsia" w:ascii="Times New Roman" w:hAnsi="Times New Roman" w:eastAsia="宋体" w:cs="Times New Roman"/>
+          <w:color w:val="auto"/>
+          <w:kern w:val="2"/>
+          <w:sz w:val="18"/>
+          <w:lang w:val="en-US" w:eastAsia="zh-CN" w:bidi="ar-SA"/>
+        </w:rPr>
+        <w:t>× T</w:t>
       </w:r>
     </w:p>
     <w:p>
@@ -7172,20 +7215,23 @@
             </w14:solidFill>
           </w14:textFill>
         </w:rPr>
-        <w:t>实验结果 [可包含参数实验、对比实验等，可以组织在不同的小节中]</w:t>
+        <w:t>实验结果</w:t>
       </w:r>
     </w:p>
     <w:p>
       <w:pPr>
         <w:pStyle w:val="5"/>
-        <w:keepNext w:val="0"/>
-        <w:keepLines w:val="0"/>
-        <w:widowControl/>
-        <w:suppressLineNumbers w:val="0"/>
+        <w:bidi w:val="0"/>
+        <w:ind w:left="0" w:leftChars="0" w:firstLine="0" w:firstLineChars="0"/>
+        <w:rPr>
+          <w:rFonts w:hint="eastAsia"/>
+        </w:rPr>
       </w:pPr>
       <w:r>
         <w:rPr>
-          <w:rStyle w:val="19"/>
+          <w:rFonts w:hint="eastAsia"/>
+          <w:b/>
+          <w:bCs/>
         </w:rPr>
         <w:t>不同实例的调度结果</w:t>
       </w:r>
@@ -7219,31 +7265,1383 @@
     </w:p>
     <w:p>
       <w:pPr>
-        <w:pStyle w:val="16"/>
-        <w:keepNext w:val="0"/>
-        <w:keepLines w:val="0"/>
-        <w:widowControl/>
-        <w:suppressLineNumbers w:val="0"/>
-        <w:ind w:firstLine="372" w:firstLineChars="200"/>
-        <w:rPr>
-          <w:rFonts w:hint="eastAsia" w:ascii="Times New Roman" w:hAnsi="Times New Roman" w:eastAsia="宋体" w:cs="Times New Roman"/>
-          <w:color w:val="auto"/>
-          <w:kern w:val="2"/>
-          <w:sz w:val="18"/>
-          <w:lang w:val="en-US" w:eastAsia="zh-CN" w:bidi="ar-SA"/>
+        <w:pStyle w:val="3"/>
+        <w:spacing w:after="40" w:line="0" w:lineRule="atLeast"/>
+        <w:ind w:firstLine="0" w:firstLineChars="0"/>
+        <w:jc w:val="center"/>
+        <w:rPr>
+          <w:rFonts w:hint="eastAsia"/>
+          <w:b/>
+          <w:bCs/>
+          <w:color w:val="000000" w:themeColor="text1"/>
+          <w:lang w:val="en-US" w:eastAsia="zh-CN"/>
+          <w14:textFill>
+            <w14:solidFill>
+              <w14:schemeClr w14:val="tx1"/>
+            </w14:solidFill>
+          </w14:textFill>
         </w:rPr>
       </w:pPr>
       <w:r>
         <w:rPr>
-          <w:rFonts w:hint="eastAsia" w:cs="Times New Roman"/>
-          <w:color w:val="auto"/>
-          <w:kern w:val="2"/>
-          <w:sz w:val="18"/>
-          <w:lang w:val="en-US" w:eastAsia="zh-CN" w:bidi="ar-SA"/>
-        </w:rPr>
-        <w:t>（图）</w:t>
+          <w:rFonts w:hint="eastAsia"/>
+          <w:b/>
+          <w:bCs/>
+          <w:color w:val="000000" w:themeColor="text1"/>
+          <w:lang w:val="en-US" w:eastAsia="zh-CN"/>
+          <w14:textFill>
+            <w14:solidFill>
+              <w14:schemeClr w14:val="tx1"/>
+            </w14:solidFill>
+          </w14:textFill>
+        </w:rPr>
+        <w:t xml:space="preserve">表1  </w:t>
+      </w:r>
+      <w:r>
+        <w:rPr>
+          <w:rFonts w:hint="eastAsia"/>
+          <w:b w:val="0"/>
+          <w:bCs w:val="0"/>
+          <w:color w:val="000000" w:themeColor="text1"/>
+          <w:lang w:val="en-US" w:eastAsia="zh-CN"/>
+          <w14:textFill>
+            <w14:solidFill>
+              <w14:schemeClr w14:val="tx1"/>
+            </w14:solidFill>
+          </w14:textFill>
+        </w:rPr>
+        <w:t>多组实验结果与运行时间</w:t>
       </w:r>
     </w:p>
+    <w:tbl>
+      <w:tblPr>
+        <w:tblStyle w:val="17"/>
+        <w:tblW w:w="0" w:type="auto"/>
+        <w:jc w:val="center"/>
+        <w:tblBorders>
+          <w:top w:val="single" w:color="000000" w:themeColor="text1" w:sz="4" w:space="0"/>
+          <w:left w:val="none" w:color="auto" w:sz="0" w:space="0"/>
+          <w:bottom w:val="single" w:color="000000" w:themeColor="text1" w:sz="4" w:space="0"/>
+          <w:right w:val="none" w:color="auto" w:sz="0" w:space="0"/>
+          <w:insideH w:val="none" w:color="auto" w:sz="0" w:space="0"/>
+          <w:insideV w:val="none" w:color="auto" w:sz="0" w:space="0"/>
+        </w:tblBorders>
+        <w:tblLayout w:type="fixed"/>
+        <w:tblCellMar>
+          <w:top w:w="0" w:type="dxa"/>
+          <w:left w:w="108" w:type="dxa"/>
+          <w:bottom w:w="0" w:type="dxa"/>
+          <w:right w:w="108" w:type="dxa"/>
+        </w:tblCellMar>
+      </w:tblPr>
+      <w:tblGrid>
+        <w:gridCol w:w="952"/>
+        <w:gridCol w:w="1519"/>
+        <w:gridCol w:w="1509"/>
+        <w:gridCol w:w="1234"/>
+      </w:tblGrid>
+      <w:tr>
+        <w:tblPrEx>
+          <w:tblBorders>
+            <w:top w:val="single" w:color="000000" w:themeColor="text1" w:sz="4" w:space="0"/>
+            <w:left w:val="none" w:color="auto" w:sz="0" w:space="0"/>
+            <w:bottom w:val="single" w:color="000000" w:themeColor="text1" w:sz="4" w:space="0"/>
+            <w:right w:val="none" w:color="auto" w:sz="0" w:space="0"/>
+            <w:insideH w:val="none" w:color="auto" w:sz="0" w:space="0"/>
+            <w:insideV w:val="none" w:color="auto" w:sz="0" w:space="0"/>
+          </w:tblBorders>
+          <w:tblCellMar>
+            <w:top w:w="0" w:type="dxa"/>
+            <w:left w:w="108" w:type="dxa"/>
+            <w:bottom w:w="0" w:type="dxa"/>
+            <w:right w:w="108" w:type="dxa"/>
+          </w:tblCellMar>
+        </w:tblPrEx>
+        <w:trPr>
+          <w:cantSplit/>
+          <w:trHeight w:val="244" w:hRule="atLeast"/>
+          <w:jc w:val="center"/>
+        </w:trPr>
+        <w:tc>
+          <w:tcPr>
+            <w:tcW w:w="952" w:type="dxa"/>
+            <w:tcBorders>
+              <w:bottom w:val="single" w:color="000000" w:themeColor="text1" w:sz="4" w:space="0"/>
+            </w:tcBorders>
+            <w:shd w:val="clear" w:color="auto" w:fill="FFFFFF"/>
+            <w:vAlign w:val="top"/>
+          </w:tcPr>
+          <w:p>
+            <w:pPr>
+              <w:spacing w:line="0" w:lineRule="atLeast"/>
+              <w:jc w:val="center"/>
+              <w:rPr>
+                <w:rFonts w:hint="eastAsia"/>
+                <w:color w:val="000000" w:themeColor="text1"/>
+                <w:sz w:val="15"/>
+                <w:lang w:val="en-US" w:eastAsia="zh-CN"/>
+                <w14:textFill>
+                  <w14:solidFill>
+                    <w14:schemeClr w14:val="tx1"/>
+                  </w14:solidFill>
+                </w14:textFill>
+              </w:rPr>
+            </w:pPr>
+            <w:r>
+              <w:rPr>
+                <w:rFonts w:hint="eastAsia"/>
+                <w:color w:val="000000" w:themeColor="text1"/>
+                <w:sz w:val="15"/>
+                <w:lang w:val="en-US" w:eastAsia="zh-CN"/>
+                <w14:textFill>
+                  <w14:solidFill>
+                    <w14:schemeClr w14:val="tx1"/>
+                  </w14:solidFill>
+                </w14:textFill>
+              </w:rPr>
+              <w:t>样例</w:t>
+            </w:r>
+          </w:p>
+        </w:tc>
+        <w:tc>
+          <w:tcPr>
+            <w:tcW w:w="1519" w:type="dxa"/>
+            <w:tcBorders>
+              <w:bottom w:val="single" w:color="000000" w:themeColor="text1" w:sz="4" w:space="0"/>
+            </w:tcBorders>
+            <w:shd w:val="clear" w:color="auto" w:fill="FFFFFF"/>
+            <w:vAlign w:val="top"/>
+          </w:tcPr>
+          <w:p>
+            <w:pPr>
+              <w:spacing w:line="0" w:lineRule="atLeast"/>
+              <w:jc w:val="center"/>
+              <w:rPr>
+                <w:rFonts w:hint="eastAsia"/>
+                <w:color w:val="000000" w:themeColor="text1"/>
+                <w:sz w:val="15"/>
+                <w:lang w:val="en-US" w:eastAsia="zh-CN"/>
+                <w14:textFill>
+                  <w14:solidFill>
+                    <w14:schemeClr w14:val="tx1"/>
+                  </w14:solidFill>
+                </w14:textFill>
+              </w:rPr>
+            </w:pPr>
+            <w:r>
+              <w:rPr>
+                <w:rFonts w:hint="eastAsia"/>
+                <w:color w:val="000000" w:themeColor="text1"/>
+                <w:sz w:val="15"/>
+                <w:lang w:val="en-US" w:eastAsia="zh-CN"/>
+                <w14:textFill>
+                  <w14:solidFill>
+                    <w14:schemeClr w14:val="tx1"/>
+                  </w14:solidFill>
+                </w14:textFill>
+              </w:rPr>
+              <w:t>下界 (LB)</w:t>
+            </w:r>
+          </w:p>
+        </w:tc>
+        <w:tc>
+          <w:tcPr>
+            <w:tcW w:w="1509" w:type="dxa"/>
+            <w:tcBorders>
+              <w:bottom w:val="single" w:color="000000" w:themeColor="text1" w:sz="4" w:space="0"/>
+            </w:tcBorders>
+            <w:shd w:val="clear" w:color="auto" w:fill="FFFFFF"/>
+            <w:vAlign w:val="top"/>
+          </w:tcPr>
+          <w:p>
+            <w:pPr>
+              <w:spacing w:line="0" w:lineRule="atLeast"/>
+              <w:jc w:val="center"/>
+              <w:rPr>
+                <w:rFonts w:hint="eastAsia"/>
+                <w:color w:val="000000" w:themeColor="text1"/>
+                <w:sz w:val="15"/>
+                <w:lang w:val="en-US" w:eastAsia="zh-CN"/>
+                <w14:textFill>
+                  <w14:solidFill>
+                    <w14:schemeClr w14:val="tx1"/>
+                  </w14:solidFill>
+                </w14:textFill>
+              </w:rPr>
+            </w:pPr>
+            <w:r>
+              <w:rPr>
+                <w:rFonts w:hint="eastAsia"/>
+                <w:color w:val="000000" w:themeColor="text1"/>
+                <w:sz w:val="15"/>
+                <w:lang w:val="en-US" w:eastAsia="zh-CN"/>
+                <w14:textFill>
+                  <w14:solidFill>
+                    <w14:schemeClr w14:val="tx1"/>
+                  </w14:solidFill>
+                </w14:textFill>
+              </w:rPr>
+              <w:t>收敛值</w:t>
+            </w:r>
+          </w:p>
+        </w:tc>
+        <w:tc>
+          <w:tcPr>
+            <w:tcW w:w="1234" w:type="dxa"/>
+            <w:tcBorders>
+              <w:bottom w:val="single" w:color="000000" w:themeColor="text1" w:sz="4" w:space="0"/>
+            </w:tcBorders>
+            <w:shd w:val="clear" w:color="auto" w:fill="FFFFFF"/>
+            <w:vAlign w:val="top"/>
+          </w:tcPr>
+          <w:p>
+            <w:pPr>
+              <w:spacing w:line="0" w:lineRule="atLeast"/>
+              <w:jc w:val="center"/>
+              <w:rPr>
+                <w:rFonts w:hint="eastAsia"/>
+                <w:color w:val="000000" w:themeColor="text1"/>
+                <w:sz w:val="15"/>
+                <w:lang w:val="en-US" w:eastAsia="zh-CN"/>
+                <w14:textFill>
+                  <w14:solidFill>
+                    <w14:schemeClr w14:val="tx1"/>
+                  </w14:solidFill>
+                </w14:textFill>
+              </w:rPr>
+            </w:pPr>
+            <w:r>
+              <w:rPr>
+                <w:rFonts w:hint="eastAsia"/>
+                <w:color w:val="000000" w:themeColor="text1"/>
+                <w:sz w:val="15"/>
+                <w:lang w:val="en-US" w:eastAsia="zh-CN"/>
+                <w14:textFill>
+                  <w14:solidFill>
+                    <w14:schemeClr w14:val="tx1"/>
+                  </w14:solidFill>
+                </w14:textFill>
+              </w:rPr>
+              <w:t>平均时间</w:t>
+            </w:r>
+          </w:p>
+        </w:tc>
+      </w:tr>
+      <w:tr>
+        <w:tblPrEx>
+          <w:tblBorders>
+            <w:top w:val="single" w:color="000000" w:themeColor="text1" w:sz="4" w:space="0"/>
+            <w:left w:val="none" w:color="auto" w:sz="0" w:space="0"/>
+            <w:bottom w:val="single" w:color="000000" w:themeColor="text1" w:sz="4" w:space="0"/>
+            <w:right w:val="none" w:color="auto" w:sz="0" w:space="0"/>
+            <w:insideH w:val="none" w:color="auto" w:sz="0" w:space="0"/>
+            <w:insideV w:val="none" w:color="auto" w:sz="0" w:space="0"/>
+          </w:tblBorders>
+          <w:tblCellMar>
+            <w:top w:w="0" w:type="dxa"/>
+            <w:left w:w="108" w:type="dxa"/>
+            <w:bottom w:w="0" w:type="dxa"/>
+            <w:right w:w="108" w:type="dxa"/>
+          </w:tblCellMar>
+        </w:tblPrEx>
+        <w:trPr>
+          <w:jc w:val="center"/>
+        </w:trPr>
+        <w:tc>
+          <w:tcPr>
+            <w:tcW w:w="952" w:type="dxa"/>
+            <w:tcBorders>
+              <w:top w:val="single" w:color="000000" w:themeColor="text1" w:sz="4" w:space="0"/>
+              <w:tl2br w:val="nil"/>
+              <w:tr2bl w:val="nil"/>
+            </w:tcBorders>
+            <w:vAlign w:val="top"/>
+          </w:tcPr>
+          <w:p>
+            <w:pPr>
+              <w:spacing w:line="0" w:lineRule="atLeast"/>
+              <w:jc w:val="center"/>
+              <w:rPr>
+                <w:rFonts w:hint="eastAsia"/>
+                <w:color w:val="000000" w:themeColor="text1"/>
+                <w:sz w:val="15"/>
+                <w:lang w:val="en-US" w:eastAsia="zh-CN"/>
+                <w14:textFill>
+                  <w14:solidFill>
+                    <w14:schemeClr w14:val="tx1"/>
+                  </w14:solidFill>
+                </w14:textFill>
+              </w:rPr>
+            </w:pPr>
+            <w:r>
+              <w:rPr>
+                <w:rFonts w:hint="eastAsia"/>
+                <w:color w:val="000000" w:themeColor="text1"/>
+                <w:sz w:val="15"/>
+                <w:lang w:val="en-US" w:eastAsia="zh-CN"/>
+                <w14:textFill>
+                  <w14:solidFill>
+                    <w14:schemeClr w14:val="tx1"/>
+                  </w14:solidFill>
+                </w14:textFill>
+              </w:rPr>
+              <w:t>0</w:t>
+            </w:r>
+          </w:p>
+        </w:tc>
+        <w:tc>
+          <w:tcPr>
+            <w:tcW w:w="1519" w:type="dxa"/>
+            <w:tcBorders>
+              <w:top w:val="single" w:color="000000" w:themeColor="text1" w:sz="4" w:space="0"/>
+              <w:tl2br w:val="nil"/>
+              <w:tr2bl w:val="nil"/>
+            </w:tcBorders>
+            <w:vAlign w:val="top"/>
+          </w:tcPr>
+          <w:p>
+            <w:pPr>
+              <w:spacing w:line="0" w:lineRule="atLeast"/>
+              <w:jc w:val="center"/>
+              <w:rPr>
+                <w:rFonts w:hint="eastAsia"/>
+                <w:color w:val="000000" w:themeColor="text1"/>
+                <w:sz w:val="15"/>
+                <w:lang w:val="en-US" w:eastAsia="zh-CN"/>
+                <w14:textFill>
+                  <w14:solidFill>
+                    <w14:schemeClr w14:val="tx1"/>
+                  </w14:solidFill>
+                </w14:textFill>
+              </w:rPr>
+            </w:pPr>
+            <w:r>
+              <w:rPr>
+                <w:rFonts w:hint="eastAsia"/>
+                <w:color w:val="000000" w:themeColor="text1"/>
+                <w:sz w:val="15"/>
+                <w:lang w:val="en-US" w:eastAsia="zh-CN"/>
+                <w14:textFill>
+                  <w14:solidFill>
+                    <w14:schemeClr w14:val="tx1"/>
+                  </w14:solidFill>
+                </w14:textFill>
+              </w:rPr>
+              <w:t>403</w:t>
+            </w:r>
+          </w:p>
+        </w:tc>
+        <w:tc>
+          <w:tcPr>
+            <w:tcW w:w="1509" w:type="dxa"/>
+            <w:tcBorders>
+              <w:top w:val="single" w:color="000000" w:themeColor="text1" w:sz="4" w:space="0"/>
+              <w:tl2br w:val="nil"/>
+              <w:tr2bl w:val="nil"/>
+            </w:tcBorders>
+            <w:vAlign w:val="top"/>
+          </w:tcPr>
+          <w:p>
+            <w:pPr>
+              <w:spacing w:line="0" w:lineRule="atLeast"/>
+              <w:jc w:val="center"/>
+              <w:rPr>
+                <w:rFonts w:hint="default"/>
+                <w:color w:val="000000" w:themeColor="text1"/>
+                <w:sz w:val="15"/>
+                <w:lang w:val="en-US" w:eastAsia="zh-CN"/>
+                <w14:textFill>
+                  <w14:solidFill>
+                    <w14:schemeClr w14:val="tx1"/>
+                  </w14:solidFill>
+                </w14:textFill>
+              </w:rPr>
+            </w:pPr>
+            <w:r>
+              <w:rPr>
+                <w:rFonts w:hint="eastAsia"/>
+                <w:color w:val="000000" w:themeColor="text1"/>
+                <w:sz w:val="15"/>
+                <w:lang w:val="en-US" w:eastAsia="zh-CN"/>
+                <w14:textFill>
+                  <w14:solidFill>
+                    <w14:schemeClr w14:val="tx1"/>
+                  </w14:solidFill>
+                </w14:textFill>
+              </w:rPr>
+              <w:t>468</w:t>
+            </w:r>
+          </w:p>
+        </w:tc>
+        <w:tc>
+          <w:tcPr>
+            <w:tcW w:w="1234" w:type="dxa"/>
+            <w:tcBorders>
+              <w:top w:val="single" w:color="000000" w:themeColor="text1" w:sz="4" w:space="0"/>
+              <w:tl2br w:val="nil"/>
+              <w:tr2bl w:val="nil"/>
+            </w:tcBorders>
+            <w:vAlign w:val="top"/>
+          </w:tcPr>
+          <w:p>
+            <w:pPr>
+              <w:spacing w:line="0" w:lineRule="atLeast"/>
+              <w:jc w:val="center"/>
+              <w:rPr>
+                <w:rFonts w:hint="eastAsia"/>
+                <w:color w:val="000000" w:themeColor="text1"/>
+                <w:sz w:val="15"/>
+                <w:lang w:val="en-US" w:eastAsia="zh-CN"/>
+                <w14:textFill>
+                  <w14:solidFill>
+                    <w14:schemeClr w14:val="tx1"/>
+                  </w14:solidFill>
+                </w14:textFill>
+              </w:rPr>
+            </w:pPr>
+            <w:r>
+              <w:rPr>
+                <w:rFonts w:hint="eastAsia"/>
+                <w:color w:val="000000" w:themeColor="text1"/>
+                <w:sz w:val="15"/>
+                <w:lang w:val="en-US" w:eastAsia="zh-CN"/>
+                <w14:textFill>
+                  <w14:solidFill>
+                    <w14:schemeClr w14:val="tx1"/>
+                  </w14:solidFill>
+                </w14:textFill>
+              </w:rPr>
+              <w:t>0.100s</w:t>
+            </w:r>
+          </w:p>
+        </w:tc>
+      </w:tr>
+      <w:tr>
+        <w:tblPrEx>
+          <w:tblBorders>
+            <w:top w:val="single" w:color="000000" w:themeColor="text1" w:sz="4" w:space="0"/>
+            <w:left w:val="none" w:color="auto" w:sz="0" w:space="0"/>
+            <w:bottom w:val="single" w:color="000000" w:themeColor="text1" w:sz="4" w:space="0"/>
+            <w:right w:val="none" w:color="auto" w:sz="0" w:space="0"/>
+            <w:insideH w:val="none" w:color="auto" w:sz="0" w:space="0"/>
+            <w:insideV w:val="none" w:color="auto" w:sz="0" w:space="0"/>
+          </w:tblBorders>
+          <w:tblCellMar>
+            <w:top w:w="0" w:type="dxa"/>
+            <w:left w:w="108" w:type="dxa"/>
+            <w:bottom w:w="0" w:type="dxa"/>
+            <w:right w:w="108" w:type="dxa"/>
+          </w:tblCellMar>
+        </w:tblPrEx>
+        <w:trPr>
+          <w:jc w:val="center"/>
+        </w:trPr>
+        <w:tc>
+          <w:tcPr>
+            <w:tcW w:w="952" w:type="dxa"/>
+            <w:tcBorders>
+              <w:tl2br w:val="nil"/>
+              <w:tr2bl w:val="nil"/>
+            </w:tcBorders>
+            <w:vAlign w:val="top"/>
+          </w:tcPr>
+          <w:p>
+            <w:pPr>
+              <w:spacing w:line="0" w:lineRule="atLeast"/>
+              <w:jc w:val="center"/>
+              <w:rPr>
+                <w:rFonts w:hint="eastAsia"/>
+                <w:color w:val="000000" w:themeColor="text1"/>
+                <w:sz w:val="15"/>
+                <w:lang w:val="en-US" w:eastAsia="zh-CN"/>
+                <w14:textFill>
+                  <w14:solidFill>
+                    <w14:schemeClr w14:val="tx1"/>
+                  </w14:solidFill>
+                </w14:textFill>
+              </w:rPr>
+            </w:pPr>
+            <w:r>
+              <w:rPr>
+                <w:rFonts w:hint="eastAsia"/>
+                <w:color w:val="000000" w:themeColor="text1"/>
+                <w:sz w:val="15"/>
+                <w:lang w:val="en-US" w:eastAsia="zh-CN"/>
+                <w14:textFill>
+                  <w14:solidFill>
+                    <w14:schemeClr w14:val="tx1"/>
+                  </w14:solidFill>
+                </w14:textFill>
+              </w:rPr>
+              <w:t>1</w:t>
+            </w:r>
+          </w:p>
+        </w:tc>
+        <w:tc>
+          <w:tcPr>
+            <w:tcW w:w="1519" w:type="dxa"/>
+            <w:tcBorders>
+              <w:tl2br w:val="nil"/>
+              <w:tr2bl w:val="nil"/>
+            </w:tcBorders>
+            <w:vAlign w:val="top"/>
+          </w:tcPr>
+          <w:p>
+            <w:pPr>
+              <w:spacing w:line="0" w:lineRule="atLeast"/>
+              <w:jc w:val="center"/>
+              <w:rPr>
+                <w:rFonts w:hint="eastAsia"/>
+                <w:color w:val="000000" w:themeColor="text1"/>
+                <w:sz w:val="15"/>
+                <w:lang w:val="en-US" w:eastAsia="zh-CN"/>
+                <w14:textFill>
+                  <w14:solidFill>
+                    <w14:schemeClr w14:val="tx1"/>
+                  </w14:solidFill>
+                </w14:textFill>
+              </w:rPr>
+            </w:pPr>
+            <w:r>
+              <w:rPr>
+                <w:rFonts w:hint="eastAsia"/>
+                <w:color w:val="000000" w:themeColor="text1"/>
+                <w:sz w:val="15"/>
+                <w:lang w:val="en-US" w:eastAsia="zh-CN"/>
+                <w14:textFill>
+                  <w14:solidFill>
+                    <w14:schemeClr w14:val="tx1"/>
+                  </w14:solidFill>
+                </w14:textFill>
+              </w:rPr>
+              <w:t>396</w:t>
+            </w:r>
+          </w:p>
+        </w:tc>
+        <w:tc>
+          <w:tcPr>
+            <w:tcW w:w="1509" w:type="dxa"/>
+            <w:tcBorders>
+              <w:tl2br w:val="nil"/>
+              <w:tr2bl w:val="nil"/>
+            </w:tcBorders>
+            <w:vAlign w:val="top"/>
+          </w:tcPr>
+          <w:p>
+            <w:pPr>
+              <w:spacing w:line="0" w:lineRule="atLeast"/>
+              <w:jc w:val="center"/>
+              <w:rPr>
+                <w:rFonts w:hint="default"/>
+                <w:color w:val="000000" w:themeColor="text1"/>
+                <w:sz w:val="15"/>
+                <w:lang w:val="en-US" w:eastAsia="zh-CN"/>
+                <w14:textFill>
+                  <w14:solidFill>
+                    <w14:schemeClr w14:val="tx1"/>
+                  </w14:solidFill>
+                </w14:textFill>
+              </w:rPr>
+            </w:pPr>
+            <w:r>
+              <w:rPr>
+                <w:rFonts w:hint="eastAsia"/>
+                <w:color w:val="000000" w:themeColor="text1"/>
+                <w:sz w:val="15"/>
+                <w:lang w:val="en-US" w:eastAsia="zh-CN"/>
+                <w14:textFill>
+                  <w14:solidFill>
+                    <w14:schemeClr w14:val="tx1"/>
+                  </w14:solidFill>
+                </w14:textFill>
+              </w:rPr>
+              <w:t>448</w:t>
+            </w:r>
+          </w:p>
+        </w:tc>
+        <w:tc>
+          <w:tcPr>
+            <w:tcW w:w="1234" w:type="dxa"/>
+            <w:tcBorders>
+              <w:tl2br w:val="nil"/>
+              <w:tr2bl w:val="nil"/>
+            </w:tcBorders>
+            <w:vAlign w:val="top"/>
+          </w:tcPr>
+          <w:p>
+            <w:pPr>
+              <w:spacing w:line="0" w:lineRule="atLeast"/>
+              <w:jc w:val="center"/>
+              <w:rPr>
+                <w:rFonts w:hint="eastAsia"/>
+                <w:color w:val="000000" w:themeColor="text1"/>
+                <w:sz w:val="15"/>
+                <w:lang w:val="en-US" w:eastAsia="zh-CN"/>
+                <w14:textFill>
+                  <w14:solidFill>
+                    <w14:schemeClr w14:val="tx1"/>
+                  </w14:solidFill>
+                </w14:textFill>
+              </w:rPr>
+            </w:pPr>
+            <w:r>
+              <w:rPr>
+                <w:rFonts w:hint="eastAsia"/>
+                <w:color w:val="000000" w:themeColor="text1"/>
+                <w:sz w:val="15"/>
+                <w:lang w:val="en-US" w:eastAsia="zh-CN"/>
+                <w14:textFill>
+                  <w14:solidFill>
+                    <w14:schemeClr w14:val="tx1"/>
+                  </w14:solidFill>
+                </w14:textFill>
+              </w:rPr>
+              <w:t>0.100s</w:t>
+            </w:r>
+          </w:p>
+        </w:tc>
+      </w:tr>
+      <w:tr>
+        <w:tblPrEx>
+          <w:tblBorders>
+            <w:top w:val="single" w:color="000000" w:themeColor="text1" w:sz="4" w:space="0"/>
+            <w:left w:val="none" w:color="auto" w:sz="0" w:space="0"/>
+            <w:bottom w:val="single" w:color="000000" w:themeColor="text1" w:sz="4" w:space="0"/>
+            <w:right w:val="none" w:color="auto" w:sz="0" w:space="0"/>
+            <w:insideH w:val="none" w:color="auto" w:sz="0" w:space="0"/>
+            <w:insideV w:val="none" w:color="auto" w:sz="0" w:space="0"/>
+          </w:tblBorders>
+          <w:tblCellMar>
+            <w:top w:w="0" w:type="dxa"/>
+            <w:left w:w="108" w:type="dxa"/>
+            <w:bottom w:w="0" w:type="dxa"/>
+            <w:right w:w="108" w:type="dxa"/>
+          </w:tblCellMar>
+        </w:tblPrEx>
+        <w:trPr>
+          <w:jc w:val="center"/>
+        </w:trPr>
+        <w:tc>
+          <w:tcPr>
+            <w:tcW w:w="952" w:type="dxa"/>
+            <w:tcBorders>
+              <w:tl2br w:val="nil"/>
+              <w:tr2bl w:val="nil"/>
+            </w:tcBorders>
+            <w:vAlign w:val="top"/>
+          </w:tcPr>
+          <w:p>
+            <w:pPr>
+              <w:spacing w:line="0" w:lineRule="atLeast"/>
+              <w:jc w:val="center"/>
+              <w:rPr>
+                <w:rFonts w:hint="eastAsia"/>
+                <w:color w:val="000000" w:themeColor="text1"/>
+                <w:sz w:val="15"/>
+                <w:lang w:val="en-US" w:eastAsia="zh-CN"/>
+                <w14:textFill>
+                  <w14:solidFill>
+                    <w14:schemeClr w14:val="tx1"/>
+                  </w14:solidFill>
+                </w14:textFill>
+              </w:rPr>
+            </w:pPr>
+            <w:r>
+              <w:rPr>
+                <w:rFonts w:hint="eastAsia"/>
+                <w:color w:val="000000" w:themeColor="text1"/>
+                <w:sz w:val="15"/>
+                <w:lang w:val="en-US" w:eastAsia="zh-CN"/>
+                <w14:textFill>
+                  <w14:solidFill>
+                    <w14:schemeClr w14:val="tx1"/>
+                  </w14:solidFill>
+                </w14:textFill>
+              </w:rPr>
+              <w:t>2</w:t>
+            </w:r>
+          </w:p>
+        </w:tc>
+        <w:tc>
+          <w:tcPr>
+            <w:tcW w:w="1519" w:type="dxa"/>
+            <w:tcBorders>
+              <w:tl2br w:val="nil"/>
+              <w:tr2bl w:val="nil"/>
+            </w:tcBorders>
+            <w:vAlign w:val="top"/>
+          </w:tcPr>
+          <w:p>
+            <w:pPr>
+              <w:spacing w:line="0" w:lineRule="atLeast"/>
+              <w:jc w:val="center"/>
+              <w:rPr>
+                <w:rFonts w:hint="eastAsia"/>
+                <w:color w:val="000000" w:themeColor="text1"/>
+                <w:sz w:val="15"/>
+                <w:lang w:val="en-US" w:eastAsia="zh-CN"/>
+                <w14:textFill>
+                  <w14:solidFill>
+                    <w14:schemeClr w14:val="tx1"/>
+                  </w14:solidFill>
+                </w14:textFill>
+              </w:rPr>
+            </w:pPr>
+            <w:r>
+              <w:rPr>
+                <w:rFonts w:hint="eastAsia"/>
+                <w:color w:val="000000" w:themeColor="text1"/>
+                <w:sz w:val="15"/>
+                <w:lang w:val="en-US" w:eastAsia="zh-CN"/>
+                <w14:textFill>
+                  <w14:solidFill>
+                    <w14:schemeClr w14:val="tx1"/>
+                  </w14:solidFill>
+                </w14:textFill>
+              </w:rPr>
+              <w:t>396</w:t>
+            </w:r>
+          </w:p>
+        </w:tc>
+        <w:tc>
+          <w:tcPr>
+            <w:tcW w:w="1509" w:type="dxa"/>
+            <w:tcBorders>
+              <w:tl2br w:val="nil"/>
+              <w:tr2bl w:val="nil"/>
+            </w:tcBorders>
+            <w:vAlign w:val="top"/>
+          </w:tcPr>
+          <w:p>
+            <w:pPr>
+              <w:spacing w:line="0" w:lineRule="atLeast"/>
+              <w:jc w:val="center"/>
+              <w:rPr>
+                <w:rFonts w:hint="default"/>
+                <w:color w:val="000000" w:themeColor="text1"/>
+                <w:sz w:val="15"/>
+                <w:lang w:val="en-US" w:eastAsia="zh-CN"/>
+                <w14:textFill>
+                  <w14:solidFill>
+                    <w14:schemeClr w14:val="tx1"/>
+                  </w14:solidFill>
+                </w14:textFill>
+              </w:rPr>
+            </w:pPr>
+            <w:r>
+              <w:rPr>
+                <w:rFonts w:hint="eastAsia"/>
+                <w:color w:val="000000" w:themeColor="text1"/>
+                <w:sz w:val="15"/>
+                <w:lang w:val="en-US" w:eastAsia="zh-CN"/>
+                <w14:textFill>
+                  <w14:solidFill>
+                    <w14:schemeClr w14:val="tx1"/>
+                  </w14:solidFill>
+                </w14:textFill>
+              </w:rPr>
+              <w:t>466</w:t>
+            </w:r>
+          </w:p>
+        </w:tc>
+        <w:tc>
+          <w:tcPr>
+            <w:tcW w:w="1234" w:type="dxa"/>
+            <w:tcBorders>
+              <w:tl2br w:val="nil"/>
+              <w:tr2bl w:val="nil"/>
+            </w:tcBorders>
+            <w:vAlign w:val="top"/>
+          </w:tcPr>
+          <w:p>
+            <w:pPr>
+              <w:spacing w:line="0" w:lineRule="atLeast"/>
+              <w:jc w:val="center"/>
+              <w:rPr>
+                <w:rFonts w:hint="eastAsia"/>
+                <w:color w:val="000000" w:themeColor="text1"/>
+                <w:sz w:val="15"/>
+                <w:lang w:val="en-US" w:eastAsia="zh-CN"/>
+                <w14:textFill>
+                  <w14:solidFill>
+                    <w14:schemeClr w14:val="tx1"/>
+                  </w14:solidFill>
+                </w14:textFill>
+              </w:rPr>
+            </w:pPr>
+            <w:r>
+              <w:rPr>
+                <w:rFonts w:hint="eastAsia"/>
+                <w:color w:val="000000" w:themeColor="text1"/>
+                <w:sz w:val="15"/>
+                <w:lang w:val="en-US" w:eastAsia="zh-CN"/>
+                <w14:textFill>
+                  <w14:solidFill>
+                    <w14:schemeClr w14:val="tx1"/>
+                  </w14:solidFill>
+                </w14:textFill>
+              </w:rPr>
+              <w:t>0.137s</w:t>
+            </w:r>
+          </w:p>
+        </w:tc>
+      </w:tr>
+      <w:tr>
+        <w:tblPrEx>
+          <w:tblBorders>
+            <w:top w:val="single" w:color="000000" w:themeColor="text1" w:sz="4" w:space="0"/>
+            <w:left w:val="none" w:color="auto" w:sz="0" w:space="0"/>
+            <w:bottom w:val="single" w:color="000000" w:themeColor="text1" w:sz="4" w:space="0"/>
+            <w:right w:val="none" w:color="auto" w:sz="0" w:space="0"/>
+            <w:insideH w:val="none" w:color="auto" w:sz="0" w:space="0"/>
+            <w:insideV w:val="none" w:color="auto" w:sz="0" w:space="0"/>
+          </w:tblBorders>
+          <w:tblCellMar>
+            <w:top w:w="0" w:type="dxa"/>
+            <w:left w:w="108" w:type="dxa"/>
+            <w:bottom w:w="0" w:type="dxa"/>
+            <w:right w:w="108" w:type="dxa"/>
+          </w:tblCellMar>
+        </w:tblPrEx>
+        <w:trPr>
+          <w:jc w:val="center"/>
+        </w:trPr>
+        <w:tc>
+          <w:tcPr>
+            <w:tcW w:w="952" w:type="dxa"/>
+            <w:tcBorders>
+              <w:tl2br w:val="nil"/>
+              <w:tr2bl w:val="nil"/>
+            </w:tcBorders>
+            <w:vAlign w:val="top"/>
+          </w:tcPr>
+          <w:p>
+            <w:pPr>
+              <w:spacing w:line="0" w:lineRule="atLeast"/>
+              <w:jc w:val="center"/>
+              <w:rPr>
+                <w:rFonts w:hint="eastAsia"/>
+                <w:color w:val="000000" w:themeColor="text1"/>
+                <w:sz w:val="15"/>
+                <w:lang w:val="en-US" w:eastAsia="zh-CN"/>
+                <w14:textFill>
+                  <w14:solidFill>
+                    <w14:schemeClr w14:val="tx1"/>
+                  </w14:solidFill>
+                </w14:textFill>
+              </w:rPr>
+            </w:pPr>
+            <w:r>
+              <w:rPr>
+                <w:rFonts w:hint="eastAsia"/>
+                <w:color w:val="000000" w:themeColor="text1"/>
+                <w:sz w:val="15"/>
+                <w:lang w:val="en-US" w:eastAsia="zh-CN"/>
+                <w14:textFill>
+                  <w14:solidFill>
+                    <w14:schemeClr w14:val="tx1"/>
+                  </w14:solidFill>
+                </w14:textFill>
+              </w:rPr>
+              <w:t>3</w:t>
+            </w:r>
+          </w:p>
+        </w:tc>
+        <w:tc>
+          <w:tcPr>
+            <w:tcW w:w="1519" w:type="dxa"/>
+            <w:tcBorders>
+              <w:tl2br w:val="nil"/>
+              <w:tr2bl w:val="nil"/>
+            </w:tcBorders>
+            <w:vAlign w:val="top"/>
+          </w:tcPr>
+          <w:p>
+            <w:pPr>
+              <w:spacing w:line="0" w:lineRule="atLeast"/>
+              <w:jc w:val="center"/>
+              <w:rPr>
+                <w:rFonts w:hint="eastAsia"/>
+                <w:color w:val="000000" w:themeColor="text1"/>
+                <w:sz w:val="15"/>
+                <w:lang w:val="en-US" w:eastAsia="zh-CN"/>
+                <w14:textFill>
+                  <w14:solidFill>
+                    <w14:schemeClr w14:val="tx1"/>
+                  </w14:solidFill>
+                </w14:textFill>
+              </w:rPr>
+            </w:pPr>
+            <w:r>
+              <w:rPr>
+                <w:rFonts w:hint="eastAsia"/>
+                <w:color w:val="000000" w:themeColor="text1"/>
+                <w:sz w:val="15"/>
+                <w:lang w:val="en-US" w:eastAsia="zh-CN"/>
+                <w14:textFill>
+                  <w14:solidFill>
+                    <w14:schemeClr w14:val="tx1"/>
+                  </w14:solidFill>
+                </w14:textFill>
+              </w:rPr>
+              <w:t>496</w:t>
+            </w:r>
+          </w:p>
+        </w:tc>
+        <w:tc>
+          <w:tcPr>
+            <w:tcW w:w="1509" w:type="dxa"/>
+            <w:tcBorders>
+              <w:tl2br w:val="nil"/>
+              <w:tr2bl w:val="nil"/>
+            </w:tcBorders>
+            <w:vAlign w:val="top"/>
+          </w:tcPr>
+          <w:p>
+            <w:pPr>
+              <w:spacing w:line="0" w:lineRule="atLeast"/>
+              <w:jc w:val="center"/>
+              <w:rPr>
+                <w:rFonts w:hint="default"/>
+                <w:color w:val="000000" w:themeColor="text1"/>
+                <w:sz w:val="15"/>
+                <w:lang w:val="en-US" w:eastAsia="zh-CN"/>
+                <w14:textFill>
+                  <w14:solidFill>
+                    <w14:schemeClr w14:val="tx1"/>
+                  </w14:solidFill>
+                </w14:textFill>
+              </w:rPr>
+            </w:pPr>
+            <w:r>
+              <w:rPr>
+                <w:rFonts w:hint="eastAsia"/>
+                <w:color w:val="000000" w:themeColor="text1"/>
+                <w:sz w:val="15"/>
+                <w:lang w:val="en-US" w:eastAsia="zh-CN"/>
+                <w14:textFill>
+                  <w14:solidFill>
+                    <w14:schemeClr w14:val="tx1"/>
+                  </w14:solidFill>
+                </w14:textFill>
+              </w:rPr>
+              <w:t>554</w:t>
+            </w:r>
+          </w:p>
+        </w:tc>
+        <w:tc>
+          <w:tcPr>
+            <w:tcW w:w="1234" w:type="dxa"/>
+            <w:tcBorders>
+              <w:tl2br w:val="nil"/>
+              <w:tr2bl w:val="nil"/>
+            </w:tcBorders>
+            <w:vAlign w:val="top"/>
+          </w:tcPr>
+          <w:p>
+            <w:pPr>
+              <w:spacing w:line="0" w:lineRule="atLeast"/>
+              <w:jc w:val="center"/>
+              <w:rPr>
+                <w:rFonts w:hint="eastAsia"/>
+                <w:color w:val="000000" w:themeColor="text1"/>
+                <w:sz w:val="15"/>
+                <w:lang w:val="en-US" w:eastAsia="zh-CN"/>
+                <w14:textFill>
+                  <w14:solidFill>
+                    <w14:schemeClr w14:val="tx1"/>
+                  </w14:solidFill>
+                </w14:textFill>
+              </w:rPr>
+            </w:pPr>
+            <w:r>
+              <w:rPr>
+                <w:rFonts w:hint="eastAsia"/>
+                <w:color w:val="000000" w:themeColor="text1"/>
+                <w:sz w:val="15"/>
+                <w:lang w:val="en-US" w:eastAsia="zh-CN"/>
+                <w14:textFill>
+                  <w14:solidFill>
+                    <w14:schemeClr w14:val="tx1"/>
+                  </w14:solidFill>
+                </w14:textFill>
+              </w:rPr>
+              <w:t>0.172s</w:t>
+            </w:r>
+          </w:p>
+        </w:tc>
+      </w:tr>
+      <w:tr>
+        <w:tblPrEx>
+          <w:tblBorders>
+            <w:top w:val="single" w:color="000000" w:themeColor="text1" w:sz="4" w:space="0"/>
+            <w:left w:val="none" w:color="auto" w:sz="0" w:space="0"/>
+            <w:bottom w:val="single" w:color="000000" w:themeColor="text1" w:sz="4" w:space="0"/>
+            <w:right w:val="none" w:color="auto" w:sz="0" w:space="0"/>
+            <w:insideH w:val="none" w:color="auto" w:sz="0" w:space="0"/>
+            <w:insideV w:val="none" w:color="auto" w:sz="0" w:space="0"/>
+          </w:tblBorders>
+          <w:tblCellMar>
+            <w:top w:w="0" w:type="dxa"/>
+            <w:left w:w="108" w:type="dxa"/>
+            <w:bottom w:w="0" w:type="dxa"/>
+            <w:right w:w="108" w:type="dxa"/>
+          </w:tblCellMar>
+        </w:tblPrEx>
+        <w:trPr>
+          <w:jc w:val="center"/>
+        </w:trPr>
+        <w:tc>
+          <w:tcPr>
+            <w:tcW w:w="952" w:type="dxa"/>
+            <w:tcBorders>
+              <w:tl2br w:val="nil"/>
+              <w:tr2bl w:val="nil"/>
+            </w:tcBorders>
+            <w:vAlign w:val="top"/>
+          </w:tcPr>
+          <w:p>
+            <w:pPr>
+              <w:spacing w:line="0" w:lineRule="atLeast"/>
+              <w:jc w:val="center"/>
+              <w:rPr>
+                <w:rFonts w:hint="eastAsia"/>
+                <w:color w:val="000000" w:themeColor="text1"/>
+                <w:sz w:val="15"/>
+                <w:lang w:val="en-US" w:eastAsia="zh-CN"/>
+                <w14:textFill>
+                  <w14:solidFill>
+                    <w14:schemeClr w14:val="tx1"/>
+                  </w14:solidFill>
+                </w14:textFill>
+              </w:rPr>
+            </w:pPr>
+            <w:r>
+              <w:rPr>
+                <w:rFonts w:hint="eastAsia"/>
+                <w:color w:val="000000" w:themeColor="text1"/>
+                <w:sz w:val="15"/>
+                <w:lang w:val="en-US" w:eastAsia="zh-CN"/>
+                <w14:textFill>
+                  <w14:solidFill>
+                    <w14:schemeClr w14:val="tx1"/>
+                  </w14:solidFill>
+                </w14:textFill>
+              </w:rPr>
+              <w:t>4</w:t>
+            </w:r>
+          </w:p>
+        </w:tc>
+        <w:tc>
+          <w:tcPr>
+            <w:tcW w:w="1519" w:type="dxa"/>
+            <w:tcBorders>
+              <w:tl2br w:val="nil"/>
+              <w:tr2bl w:val="nil"/>
+            </w:tcBorders>
+            <w:vAlign w:val="top"/>
+          </w:tcPr>
+          <w:p>
+            <w:pPr>
+              <w:spacing w:line="0" w:lineRule="atLeast"/>
+              <w:jc w:val="center"/>
+              <w:rPr>
+                <w:rFonts w:hint="eastAsia"/>
+                <w:color w:val="000000" w:themeColor="text1"/>
+                <w:sz w:val="15"/>
+                <w:lang w:val="en-US" w:eastAsia="zh-CN"/>
+                <w14:textFill>
+                  <w14:solidFill>
+                    <w14:schemeClr w14:val="tx1"/>
+                  </w14:solidFill>
+                </w14:textFill>
+              </w:rPr>
+            </w:pPr>
+            <w:r>
+              <w:rPr>
+                <w:rFonts w:hint="eastAsia"/>
+                <w:color w:val="000000" w:themeColor="text1"/>
+                <w:sz w:val="15"/>
+                <w:lang w:val="en-US" w:eastAsia="zh-CN"/>
+                <w14:textFill>
+                  <w14:solidFill>
+                    <w14:schemeClr w14:val="tx1"/>
+                  </w14:solidFill>
+                </w14:textFill>
+              </w:rPr>
+              <w:t>414</w:t>
+            </w:r>
+          </w:p>
+        </w:tc>
+        <w:tc>
+          <w:tcPr>
+            <w:tcW w:w="1509" w:type="dxa"/>
+            <w:tcBorders>
+              <w:tl2br w:val="nil"/>
+              <w:tr2bl w:val="nil"/>
+            </w:tcBorders>
+            <w:vAlign w:val="top"/>
+          </w:tcPr>
+          <w:p>
+            <w:pPr>
+              <w:spacing w:line="0" w:lineRule="atLeast"/>
+              <w:jc w:val="center"/>
+              <w:rPr>
+                <w:rFonts w:hint="default"/>
+                <w:color w:val="000000" w:themeColor="text1"/>
+                <w:sz w:val="15"/>
+                <w:lang w:val="en-US" w:eastAsia="zh-CN"/>
+                <w14:textFill>
+                  <w14:solidFill>
+                    <w14:schemeClr w14:val="tx1"/>
+                  </w14:solidFill>
+                </w14:textFill>
+              </w:rPr>
+            </w:pPr>
+            <w:r>
+              <w:rPr>
+                <w:rFonts w:hint="eastAsia"/>
+                <w:color w:val="000000" w:themeColor="text1"/>
+                <w:sz w:val="15"/>
+                <w:lang w:val="en-US" w:eastAsia="zh-CN"/>
+                <w14:textFill>
+                  <w14:solidFill>
+                    <w14:schemeClr w14:val="tx1"/>
+                  </w14:solidFill>
+                </w14:textFill>
+              </w:rPr>
+              <w:t>514</w:t>
+            </w:r>
+          </w:p>
+        </w:tc>
+        <w:tc>
+          <w:tcPr>
+            <w:tcW w:w="1234" w:type="dxa"/>
+            <w:tcBorders>
+              <w:tl2br w:val="nil"/>
+              <w:tr2bl w:val="nil"/>
+            </w:tcBorders>
+            <w:vAlign w:val="top"/>
+          </w:tcPr>
+          <w:p>
+            <w:pPr>
+              <w:spacing w:line="0" w:lineRule="atLeast"/>
+              <w:jc w:val="center"/>
+              <w:rPr>
+                <w:rFonts w:hint="eastAsia"/>
+                <w:color w:val="000000" w:themeColor="text1"/>
+                <w:sz w:val="15"/>
+                <w:lang w:val="en-US" w:eastAsia="zh-CN"/>
+                <w14:textFill>
+                  <w14:solidFill>
+                    <w14:schemeClr w14:val="tx1"/>
+                  </w14:solidFill>
+                </w14:textFill>
+              </w:rPr>
+            </w:pPr>
+            <w:r>
+              <w:rPr>
+                <w:rFonts w:hint="eastAsia"/>
+                <w:color w:val="000000" w:themeColor="text1"/>
+                <w:sz w:val="15"/>
+                <w:lang w:val="en-US" w:eastAsia="zh-CN"/>
+                <w14:textFill>
+                  <w14:solidFill>
+                    <w14:schemeClr w14:val="tx1"/>
+                  </w14:solidFill>
+                </w14:textFill>
+              </w:rPr>
+              <w:t>0.222s</w:t>
+            </w:r>
+          </w:p>
+        </w:tc>
+      </w:tr>
+      <w:tr>
+        <w:tblPrEx>
+          <w:tblBorders>
+            <w:top w:val="single" w:color="000000" w:themeColor="text1" w:sz="4" w:space="0"/>
+            <w:left w:val="none" w:color="auto" w:sz="0" w:space="0"/>
+            <w:bottom w:val="single" w:color="000000" w:themeColor="text1" w:sz="4" w:space="0"/>
+            <w:right w:val="none" w:color="auto" w:sz="0" w:space="0"/>
+            <w:insideH w:val="none" w:color="auto" w:sz="0" w:space="0"/>
+            <w:insideV w:val="none" w:color="auto" w:sz="0" w:space="0"/>
+          </w:tblBorders>
+          <w:tblCellMar>
+            <w:top w:w="0" w:type="dxa"/>
+            <w:left w:w="108" w:type="dxa"/>
+            <w:bottom w:w="0" w:type="dxa"/>
+            <w:right w:w="108" w:type="dxa"/>
+          </w:tblCellMar>
+        </w:tblPrEx>
+        <w:trPr>
+          <w:jc w:val="center"/>
+        </w:trPr>
+        <w:tc>
+          <w:tcPr>
+            <w:tcW w:w="952" w:type="dxa"/>
+            <w:tcBorders>
+              <w:tl2br w:val="nil"/>
+              <w:tr2bl w:val="nil"/>
+            </w:tcBorders>
+            <w:vAlign w:val="top"/>
+          </w:tcPr>
+          <w:p>
+            <w:pPr>
+              <w:spacing w:line="0" w:lineRule="atLeast"/>
+              <w:jc w:val="center"/>
+              <w:rPr>
+                <w:rFonts w:hint="eastAsia"/>
+                <w:color w:val="000000" w:themeColor="text1"/>
+                <w:sz w:val="15"/>
+                <w:lang w:val="en-US" w:eastAsia="zh-CN"/>
+                <w14:textFill>
+                  <w14:solidFill>
+                    <w14:schemeClr w14:val="tx1"/>
+                  </w14:solidFill>
+                </w14:textFill>
+              </w:rPr>
+            </w:pPr>
+            <w:r>
+              <w:rPr>
+                <w:rFonts w:hint="eastAsia"/>
+                <w:color w:val="000000" w:themeColor="text1"/>
+                <w:sz w:val="15"/>
+                <w:lang w:val="en-US" w:eastAsia="zh-CN"/>
+                <w14:textFill>
+                  <w14:solidFill>
+                    <w14:schemeClr w14:val="tx1"/>
+                  </w14:solidFill>
+                </w14:textFill>
+              </w:rPr>
+              <w:t>5</w:t>
+            </w:r>
+          </w:p>
+        </w:tc>
+        <w:tc>
+          <w:tcPr>
+            <w:tcW w:w="1519" w:type="dxa"/>
+            <w:tcBorders>
+              <w:tl2br w:val="nil"/>
+              <w:tr2bl w:val="nil"/>
+            </w:tcBorders>
+            <w:vAlign w:val="top"/>
+          </w:tcPr>
+          <w:p>
+            <w:pPr>
+              <w:spacing w:line="0" w:lineRule="atLeast"/>
+              <w:jc w:val="center"/>
+              <w:rPr>
+                <w:rFonts w:hint="eastAsia"/>
+                <w:color w:val="000000" w:themeColor="text1"/>
+                <w:sz w:val="15"/>
+                <w:lang w:val="en-US" w:eastAsia="zh-CN"/>
+                <w14:textFill>
+                  <w14:solidFill>
+                    <w14:schemeClr w14:val="tx1"/>
+                  </w14:solidFill>
+                </w14:textFill>
+              </w:rPr>
+            </w:pPr>
+            <w:r>
+              <w:rPr>
+                <w:rFonts w:hint="eastAsia"/>
+                <w:color w:val="000000" w:themeColor="text1"/>
+                <w:sz w:val="15"/>
+                <w:lang w:val="en-US" w:eastAsia="zh-CN"/>
+                <w14:textFill>
+                  <w14:solidFill>
+                    <w14:schemeClr w14:val="tx1"/>
+                  </w14:solidFill>
+                </w14:textFill>
+              </w:rPr>
+              <w:t>614</w:t>
+            </w:r>
+          </w:p>
+        </w:tc>
+        <w:tc>
+          <w:tcPr>
+            <w:tcW w:w="1509" w:type="dxa"/>
+            <w:tcBorders>
+              <w:tl2br w:val="nil"/>
+              <w:tr2bl w:val="nil"/>
+            </w:tcBorders>
+            <w:vAlign w:val="top"/>
+          </w:tcPr>
+          <w:p>
+            <w:pPr>
+              <w:spacing w:line="0" w:lineRule="atLeast"/>
+              <w:jc w:val="center"/>
+              <w:rPr>
+                <w:rFonts w:hint="default"/>
+                <w:color w:val="000000" w:themeColor="text1"/>
+                <w:sz w:val="15"/>
+                <w:lang w:val="en-US" w:eastAsia="zh-CN"/>
+                <w14:textFill>
+                  <w14:solidFill>
+                    <w14:schemeClr w14:val="tx1"/>
+                  </w14:solidFill>
+                </w14:textFill>
+              </w:rPr>
+            </w:pPr>
+            <w:r>
+              <w:rPr>
+                <w:rFonts w:hint="eastAsia"/>
+                <w:color w:val="000000" w:themeColor="text1"/>
+                <w:sz w:val="15"/>
+                <w:lang w:val="en-US" w:eastAsia="zh-CN"/>
+                <w14:textFill>
+                  <w14:solidFill>
+                    <w14:schemeClr w14:val="tx1"/>
+                  </w14:solidFill>
+                </w14:textFill>
+              </w:rPr>
+              <w:t>634</w:t>
+            </w:r>
+          </w:p>
+        </w:tc>
+        <w:tc>
+          <w:tcPr>
+            <w:tcW w:w="1234" w:type="dxa"/>
+            <w:tcBorders>
+              <w:tl2br w:val="nil"/>
+              <w:tr2bl w:val="nil"/>
+            </w:tcBorders>
+            <w:vAlign w:val="top"/>
+          </w:tcPr>
+          <w:p>
+            <w:pPr>
+              <w:spacing w:line="0" w:lineRule="atLeast"/>
+              <w:jc w:val="center"/>
+              <w:rPr>
+                <w:rFonts w:hint="eastAsia"/>
+                <w:color w:val="000000" w:themeColor="text1"/>
+                <w:sz w:val="15"/>
+                <w:lang w:val="en-US" w:eastAsia="zh-CN"/>
+                <w14:textFill>
+                  <w14:solidFill>
+                    <w14:schemeClr w14:val="tx1"/>
+                  </w14:solidFill>
+                </w14:textFill>
+              </w:rPr>
+            </w:pPr>
+            <w:r>
+              <w:rPr>
+                <w:rFonts w:hint="eastAsia"/>
+                <w:color w:val="000000" w:themeColor="text1"/>
+                <w:sz w:val="15"/>
+                <w:lang w:val="en-US" w:eastAsia="zh-CN"/>
+                <w14:textFill>
+                  <w14:solidFill>
+                    <w14:schemeClr w14:val="tx1"/>
+                  </w14:solidFill>
+                </w14:textFill>
+              </w:rPr>
+              <w:t>0.211s</w:t>
+            </w:r>
+          </w:p>
+        </w:tc>
+      </w:tr>
+    </w:tbl>
     <w:p>
       <w:pPr>
         <w:pStyle w:val="16"/>
@@ -7268,7 +8666,17 @@
           <w:sz w:val="18"/>
           <w:lang w:val="en-US" w:eastAsia="zh-CN" w:bidi="ar-SA"/>
         </w:rPr>
-        <w:t>此外，针对每个实例，本文均绘制了对应的调度时序图（甘特图），用于直观展示各机器的加工顺序及工件调度情况。</w:t>
+        <w:t>此外，针对每个实例绘制对应的调度时序图（甘特图），用于直观展示各机器的加工顺序及工件调度情况</w:t>
+      </w:r>
+      <w:r>
+        <w:rPr>
+          <w:rFonts w:hint="eastAsia" w:cs="Times New Roman"/>
+          <w:color w:val="auto"/>
+          <w:kern w:val="2"/>
+          <w:sz w:val="18"/>
+          <w:lang w:val="en-US" w:eastAsia="zh-CN" w:bidi="ar-SA"/>
+        </w:rPr>
+        <w:t>：</w:t>
       </w:r>
     </w:p>
     <w:p>
@@ -7344,10 +8752,32 @@
       <w:r>
         <w:rPr>
           <w:rFonts w:hint="eastAsia"/>
+          <w:b w:val="0"/>
+          <w:bCs w:val="0"/>
+          <w:color w:val="000000" w:themeColor="text1"/>
           <w:lang w:val="en-US" w:eastAsia="zh-CN"/>
+          <w14:textFill>
+            <w14:solidFill>
+              <w14:schemeClr w14:val="tx1"/>
+            </w14:solidFill>
+          </w14:textFill>
         </w:rPr>
         <w:t>图3-1 instance0调度时序图</w:t>
       </w:r>
+    </w:p>
+    <w:p>
+      <w:pPr>
+        <w:pStyle w:val="3"/>
+        <w:tabs>
+          <w:tab w:val="clear" w:pos="357"/>
+        </w:tabs>
+        <w:ind w:firstLine="0" w:firstLineChars="0"/>
+        <w:jc w:val="center"/>
+        <w:rPr>
+          <w:rFonts w:hint="eastAsia"/>
+          <w:lang w:val="en-US" w:eastAsia="zh-CN"/>
+        </w:rPr>
+      </w:pPr>
     </w:p>
     <w:p>
       <w:pPr>
@@ -7451,27 +8881,29 @@
         <w:jc w:val="center"/>
         <w:rPr>
           <w:rFonts w:hint="eastAsia"/>
+          <w:b w:val="0"/>
+          <w:bCs w:val="0"/>
+          <w:color w:val="000000" w:themeColor="text1"/>
           <w:lang w:val="en-US" w:eastAsia="zh-CN"/>
+          <w14:textFill>
+            <w14:solidFill>
+              <w14:schemeClr w14:val="tx1"/>
+            </w14:solidFill>
+          </w14:textFill>
         </w:rPr>
       </w:pPr>
-    </w:p>
-    <w:p>
-      <w:pPr>
-        <w:pStyle w:val="3"/>
-        <w:tabs>
-          <w:tab w:val="clear" w:pos="357"/>
-        </w:tabs>
-        <w:ind w:firstLine="0" w:firstLineChars="0"/>
-        <w:jc w:val="center"/>
+      <w:r>
         <w:rPr>
           <w:rFonts w:hint="eastAsia"/>
+          <w:b w:val="0"/>
+          <w:bCs w:val="0"/>
+          <w:color w:val="000000" w:themeColor="text1"/>
           <w:lang w:val="en-US" w:eastAsia="zh-CN"/>
-        </w:rPr>
-      </w:pPr>
-      <w:r>
-        <w:rPr>
-          <w:rFonts w:hint="eastAsia"/>
-          <w:lang w:val="en-US" w:eastAsia="zh-CN"/>
+          <w14:textFill>
+            <w14:solidFill>
+              <w14:schemeClr w14:val="tx1"/>
+            </w14:solidFill>
+          </w14:textFill>
         </w:rPr>
         <w:drawing>
           <wp:inline distT="0" distB="0" distL="114300" distR="114300">
@@ -7522,13 +8954,29 @@
         <w:jc w:val="center"/>
         <w:rPr>
           <w:rFonts w:hint="eastAsia"/>
+          <w:b w:val="0"/>
+          <w:bCs w:val="0"/>
+          <w:color w:val="000000" w:themeColor="text1"/>
           <w:lang w:val="en-US" w:eastAsia="zh-CN"/>
+          <w14:textFill>
+            <w14:solidFill>
+              <w14:schemeClr w14:val="tx1"/>
+            </w14:solidFill>
+          </w14:textFill>
         </w:rPr>
       </w:pPr>
       <w:r>
         <w:rPr>
           <w:rFonts w:hint="eastAsia"/>
+          <w:b w:val="0"/>
+          <w:bCs w:val="0"/>
+          <w:color w:val="000000" w:themeColor="text1"/>
           <w:lang w:val="en-US" w:eastAsia="zh-CN"/>
+          <w14:textFill>
+            <w14:solidFill>
+              <w14:schemeClr w14:val="tx1"/>
+            </w14:solidFill>
+          </w14:textFill>
         </w:rPr>
         <w:t>图3-3 instance2调度时序图</w:t>
       </w:r>
@@ -7540,21 +8988,7 @@
           <w:tab w:val="clear" w:pos="357"/>
         </w:tabs>
         <w:ind w:firstLine="0" w:firstLineChars="0"/>
-        <w:jc w:val="center"/>
-        <w:rPr>
-          <w:rFonts w:hint="eastAsia"/>
-          <w:lang w:val="en-US" w:eastAsia="zh-CN"/>
-        </w:rPr>
-      </w:pPr>
-    </w:p>
-    <w:p>
-      <w:pPr>
-        <w:pStyle w:val="3"/>
-        <w:tabs>
-          <w:tab w:val="clear" w:pos="357"/>
-        </w:tabs>
-        <w:ind w:firstLine="0" w:firstLineChars="0"/>
-        <w:jc w:val="center"/>
+        <w:jc w:val="both"/>
         <w:rPr>
           <w:rFonts w:hint="eastAsia"/>
           <w:lang w:val="en-US" w:eastAsia="zh-CN"/>
@@ -7825,11 +9259,36 @@
     </w:p>
     <w:p>
       <w:pPr>
+        <w:pStyle w:val="3"/>
+        <w:tabs>
+          <w:tab w:val="clear" w:pos="357"/>
+        </w:tabs>
+        <w:ind w:firstLine="0" w:firstLineChars="0"/>
+        <w:jc w:val="center"/>
+        <w:rPr>
+          <w:rFonts w:hint="eastAsia"/>
+          <w:lang w:val="en-US" w:eastAsia="zh-CN"/>
+        </w:rPr>
+      </w:pPr>
+    </w:p>
+    <w:p>
+      <w:pPr>
         <w:pStyle w:val="5"/>
         <w:keepNext w:val="0"/>
         <w:keepLines w:val="0"/>
         <w:widowControl/>
+        <w:numPr>
+          <w:ilvl w:val="2"/>
+          <w:numId w:val="1"/>
+        </w:numPr>
         <w:suppressLineNumbers w:val="0"/>
+        <w:rPr>
+          <w:rFonts w:hint="eastAsia" w:ascii="Times New Roman" w:hAnsi="Times New Roman" w:eastAsia="宋体" w:cs="Times New Roman"/>
+          <w:color w:val="auto"/>
+          <w:kern w:val="2"/>
+          <w:sz w:val="18"/>
+          <w:lang w:val="en-US" w:eastAsia="zh-CN" w:bidi="ar-SA"/>
+        </w:rPr>
       </w:pPr>
       <w:r>
         <w:rPr>
@@ -7846,6 +9305,13 @@
         <w:widowControl/>
         <w:suppressLineNumbers w:val="0"/>
         <w:ind w:firstLine="372" w:firstLineChars="200"/>
+        <w:rPr>
+          <w:rFonts w:hint="eastAsia" w:ascii="Times New Roman" w:hAnsi="Times New Roman" w:eastAsia="宋体" w:cs="Times New Roman"/>
+          <w:color w:val="auto"/>
+          <w:kern w:val="2"/>
+          <w:sz w:val="18"/>
+          <w:lang w:val="en-US" w:eastAsia="zh-CN" w:bidi="ar-SA"/>
+        </w:rPr>
       </w:pPr>
       <w:r>
         <w:rPr>
@@ -7855,87 +9321,7 @@
           <w:sz w:val="18"/>
           <w:lang w:val="en-US" w:eastAsia="zh-CN" w:bidi="ar-SA"/>
         </w:rPr>
-        <w:t>从实验结果可以看出，本文算法在所有测试实例上均能够在较短时间内收敛，并获得稳定的调度结果。例如，在instance0中，算法最终得到的makespan为468，</w:t>
-      </w:r>
-      <w:r>
-        <w:rPr>
-          <w:rFonts w:hint="eastAsia" w:cs="Times New Roman"/>
-          <w:color w:val="auto"/>
-          <w:kern w:val="2"/>
-          <w:sz w:val="18"/>
-          <w:lang w:val="en-US" w:eastAsia="zh-CN" w:bidi="ar-SA"/>
-        </w:rPr>
-        <w:t>并且收敛</w:t>
-      </w:r>
-      <w:r>
-        <w:rPr>
-          <w:rFonts w:hint="eastAsia" w:ascii="Times New Roman" w:hAnsi="Times New Roman" w:eastAsia="宋体" w:cs="Times New Roman"/>
-          <w:color w:val="auto"/>
-          <w:kern w:val="2"/>
-          <w:sz w:val="18"/>
-          <w:lang w:val="en-US" w:eastAsia="zh-CN" w:bidi="ar-SA"/>
-        </w:rPr>
-        <w:t>，说明算法已获得</w:t>
-      </w:r>
-      <w:r>
-        <w:rPr>
-          <w:rFonts w:hint="eastAsia" w:cs="Times New Roman"/>
-          <w:color w:val="auto"/>
-          <w:kern w:val="2"/>
-          <w:sz w:val="18"/>
-          <w:lang w:val="en-US" w:eastAsia="zh-CN" w:bidi="ar-SA"/>
-        </w:rPr>
-        <w:t>较为正确</w:t>
-      </w:r>
-      <w:r>
-        <w:rPr>
-          <w:rFonts w:hint="eastAsia" w:ascii="Times New Roman" w:hAnsi="Times New Roman" w:eastAsia="宋体" w:cs="Times New Roman"/>
-          <w:color w:val="auto"/>
-          <w:kern w:val="2"/>
-          <w:sz w:val="18"/>
-          <w:lang w:val="en-US" w:eastAsia="zh-CN" w:bidi="ar-SA"/>
-        </w:rPr>
-        <w:t>的解。随着问题规模的扩大，如instance3至instance5中，工件数量增加至7及以上，调度复杂度明显提高，对应的makespan分别达到554、514及634。然而，从结果来看，算法仍然能够保持较好的求解性能，且运行时间增长较为缓慢，说明该方法具有良好的扩展性。分析调度时序图可以发现，瓶颈机器</w:t>
-      </w:r>
-      <w:r>
-        <w:rPr>
-          <w:rFonts w:hint="eastAsia" w:cs="Times New Roman"/>
-          <w:color w:val="auto"/>
-          <w:kern w:val="2"/>
-          <w:sz w:val="18"/>
-          <w:lang w:val="en-US" w:eastAsia="zh-CN" w:bidi="ar-SA"/>
-        </w:rPr>
-        <w:t>，即</w:t>
-      </w:r>
-      <w:r>
-        <w:rPr>
-          <w:rFonts w:hint="eastAsia" w:ascii="Times New Roman" w:hAnsi="Times New Roman" w:eastAsia="宋体" w:cs="Times New Roman"/>
-          <w:color w:val="auto"/>
-          <w:kern w:val="2"/>
-          <w:sz w:val="18"/>
-          <w:lang w:val="en-US" w:eastAsia="zh-CN" w:bidi="ar-SA"/>
-        </w:rPr>
-        <w:t>在调度过程中利用率较高</w:t>
-      </w:r>
-      <w:r>
-        <w:rPr>
-          <w:rFonts w:hint="eastAsia" w:cs="Times New Roman"/>
-          <w:color w:val="auto"/>
-          <w:kern w:val="2"/>
-          <w:sz w:val="18"/>
-          <w:lang w:val="en-US" w:eastAsia="zh-CN" w:bidi="ar-SA"/>
-        </w:rPr>
-        <w:t>的机器</w:t>
-      </w:r>
-      <w:r>
-        <w:rPr>
-          <w:rFonts w:hint="eastAsia" w:ascii="Times New Roman" w:hAnsi="Times New Roman" w:eastAsia="宋体" w:cs="Times New Roman"/>
-          <w:color w:val="auto"/>
-          <w:kern w:val="2"/>
-          <w:sz w:val="18"/>
-          <w:lang w:val="en-US" w:eastAsia="zh-CN" w:bidi="ar-SA"/>
-        </w:rPr>
-        <w:t>，是影响整体完工时间的关键因素。算法通过不断调整工序顺序与机器分配，缓解了部分机器冲突，从而缩短了总加工时间。</w:t>
+        <w:t>从实验结果可以看出，不同实例之间的makespan存在明显差异。结合表1可以进一步观察到，即使在规模接近的情况下，不同实例的调度结果仍存在一定波动。例如，instance0与instance1、instance3与instance4在规模或加工时间设置上较为接近，但对应的调度结果并不完全一致。这表明，makespan不仅受到问题规模的影响，还与加工时间分布及工序结构密切相关。</w:t>
       </w:r>
     </w:p>
     <w:p>
@@ -7962,7 +9348,48 @@
           <w:sz w:val="18"/>
           <w:lang w:val="en-US" w:eastAsia="zh-CN" w:bidi="ar-SA"/>
         </w:rPr>
-        <w:t>为了进一步评价算法性能，本文计算了各实例的相对误差（Gap），定义为：</w:t>
+        <w:t>进一步分析可知，在加工时间设置相同的实例中，其调度结果整体更为接近，验证了加工时间参数对调度性能的重要作用。同时，makespan并未随问题规模呈现严格单调变化，这说明FJSP问题具有较强复杂性，其求解性能受到多因素影响[5]，表现</w:t>
+      </w:r>
+      <w:r>
+        <w:rPr>
+          <w:rFonts w:hint="eastAsia" w:cs="Times New Roman"/>
+          <w:color w:val="auto"/>
+          <w:kern w:val="2"/>
+          <w:sz w:val="18"/>
+          <w:lang w:val="en-US" w:eastAsia="zh-CN" w:bidi="ar-SA"/>
+        </w:rPr>
+        <w:t>为</w:t>
+      </w:r>
+      <w:bookmarkStart w:id="0" w:name="_GoBack"/>
+      <w:bookmarkEnd w:id="0"/>
+      <w:r>
+        <w:rPr>
+          <w:rFonts w:hint="eastAsia" w:ascii="Times New Roman" w:hAnsi="Times New Roman" w:eastAsia="宋体" w:cs="Times New Roman"/>
+          <w:color w:val="auto"/>
+          <w:kern w:val="2"/>
+          <w:sz w:val="18"/>
+          <w:lang w:val="en-US" w:eastAsia="zh-CN" w:bidi="ar-SA"/>
+        </w:rPr>
+        <w:t>规模、资源冲突以及工序结构等多因素共同作用的结果。</w:t>
+      </w:r>
+    </w:p>
+    <w:p>
+      <w:pPr>
+        <w:pStyle w:val="5"/>
+        <w:keepNext w:val="0"/>
+        <w:keepLines w:val="0"/>
+        <w:widowControl/>
+        <w:numPr>
+          <w:ilvl w:val="2"/>
+          <w:numId w:val="1"/>
+        </w:numPr>
+        <w:suppressLineNumbers w:val="0"/>
+      </w:pPr>
+      <w:r>
+        <w:rPr>
+          <w:rStyle w:val="19"/>
+        </w:rPr>
+        <w:t>参数影响分析</w:t>
       </w:r>
     </w:p>
     <w:p>
@@ -7974,138 +9401,205 @@
         <w:suppressLineNumbers w:val="0"/>
         <w:ind w:firstLine="372" w:firstLineChars="200"/>
         <w:rPr>
-          <w:rFonts w:hint="eastAsia" w:ascii="Times New Roman" w:hAnsi="Times New Roman" w:eastAsia="宋体" w:cs="Times New Roman"/>
+          <w:rFonts w:hint="eastAsia" w:cs="Times New Roman"/>
           <w:color w:val="auto"/>
           <w:kern w:val="2"/>
           <w:sz w:val="18"/>
           <w:lang w:val="en-US" w:eastAsia="zh-CN" w:bidi="ar-SA"/>
         </w:rPr>
       </w:pPr>
-      <m:oMathPara>
-        <m:oMath>
-          <m:r>
-            <m:rPr/>
-            <w:rPr>
-              <w:rFonts w:hint="default" w:ascii="Cambria Math" w:hAnsi="Cambria Math" w:eastAsia="宋体"/>
-              <w:sz w:val="18"/>
-            </w:rPr>
-            <m:t>Gap=</m:t>
-          </m:r>
-          <m:f>
-            <m:fPr>
-              <m:ctrlPr>
-                <w:rPr>
-                  <w:rFonts w:hint="default" w:ascii="Cambria Math" w:hAnsi="Cambria Math" w:eastAsia="宋体"/>
-                  <w:i/>
-                  <w:sz w:val="18"/>
-                </w:rPr>
-              </m:ctrlPr>
-            </m:fPr>
-            <m:num>
-              <m:sSub>
-                <m:sSubPr>
-                  <m:ctrlPr>
-                    <w:rPr>
-                      <w:rFonts w:hint="default" w:ascii="Cambria Math" w:hAnsi="Cambria Math" w:eastAsia="宋体"/>
-                      <w:sz w:val="18"/>
-                    </w:rPr>
-                  </m:ctrlPr>
-                </m:sSubPr>
-                <m:e>
-                  <m:r>
-                    <m:rPr/>
-                    <w:rPr>
-                      <w:rFonts w:hint="default" w:ascii="Cambria Math" w:hAnsi="Cambria Math" w:eastAsia="宋体"/>
-                      <w:sz w:val="18"/>
-                    </w:rPr>
-                    <m:t>C</m:t>
-                  </m:r>
-                  <m:ctrlPr>
-                    <w:rPr>
-                      <w:rFonts w:ascii="Cambria Math" w:hAnsi="Cambria Math" w:eastAsia="宋体"/>
-                      <w:sz w:val="18"/>
-                    </w:rPr>
-                  </m:ctrlPr>
-                </m:e>
-                <m:sub>
-                  <m:r>
-                    <m:rPr>
-                      <m:sty m:val="p"/>
-                    </m:rPr>
-                    <w:rPr>
-                      <w:rFonts w:hint="default" w:ascii="Cambria Math" w:hAnsi="Cambria Math" w:eastAsia="宋体"/>
-                      <w:sz w:val="18"/>
-                    </w:rPr>
-                    <m:t>max</m:t>
-                  </m:r>
-                  <m:ctrlPr>
-                    <w:rPr>
-                      <w:rFonts w:ascii="Cambria Math" w:hAnsi="Cambria Math" w:eastAsia="宋体"/>
-                      <w:sz w:val="18"/>
-                    </w:rPr>
-                  </m:ctrlPr>
-                </m:sub>
-              </m:sSub>
-              <m:r>
-                <m:rPr/>
-                <w:rPr>
-                  <w:rFonts w:hint="default" w:ascii="Cambria Math" w:hAnsi="Cambria Math" w:eastAsia="宋体"/>
-                  <w:sz w:val="18"/>
-                </w:rPr>
-                <m:t>−LB</m:t>
-              </m:r>
-              <m:ctrlPr>
-                <w:rPr>
-                  <w:rFonts w:hint="default" w:ascii="Cambria Math" w:hAnsi="Cambria Math" w:eastAsia="宋体"/>
-                  <w:sz w:val="18"/>
-                </w:rPr>
-              </m:ctrlPr>
-            </m:num>
-            <m:den>
-              <m:r>
-                <m:rPr/>
-                <w:rPr>
-                  <w:rFonts w:hint="default" w:ascii="Cambria Math" w:hAnsi="Cambria Math" w:eastAsia="宋体"/>
-                  <w:sz w:val="18"/>
-                </w:rPr>
-                <m:t>LB</m:t>
-              </m:r>
-              <m:ctrlPr>
-                <w:rPr>
-                  <w:rFonts w:hint="default" w:ascii="Cambria Math" w:hAnsi="Cambria Math" w:eastAsia="宋体"/>
-                  <w:sz w:val="18"/>
-                </w:rPr>
-              </m:ctrlPr>
-            </m:den>
-          </m:f>
-        </m:oMath>
-      </m:oMathPara>
-    </w:p>
-    <w:p>
-      <w:pPr>
-        <w:pStyle w:val="16"/>
-        <w:keepNext w:val="0"/>
-        <w:keepLines w:val="0"/>
-        <w:widowControl/>
-        <w:suppressLineNumbers w:val="0"/>
-        <w:ind w:firstLine="372" w:firstLineChars="200"/>
-        <w:rPr>
-          <w:rFonts w:hint="eastAsia" w:ascii="Times New Roman" w:hAnsi="Times New Roman" w:eastAsia="宋体" w:cs="Times New Roman"/>
-          <w:color w:val="auto"/>
-          <w:kern w:val="2"/>
-          <w:sz w:val="18"/>
-          <w:lang w:val="en-US" w:eastAsia="zh-CN" w:bidi="ar-SA"/>
-        </w:rPr>
-      </w:pPr>
-      <w:r>
-        <w:rPr>
-          <w:rFonts w:hint="eastAsia" w:ascii="Times New Roman" w:hAnsi="Times New Roman" w:eastAsia="宋体" w:cs="Times New Roman"/>
-          <w:color w:val="auto"/>
-          <w:kern w:val="2"/>
-          <w:sz w:val="18"/>
-          <w:lang w:val="en-US" w:eastAsia="zh-CN" w:bidi="ar-SA"/>
-        </w:rPr>
-        <w:t>根据实验结果可得：</w:t>
+      <w:r>
+        <w:rPr>
+          <w:rFonts w:hint="eastAsia" w:ascii="Times New Roman" w:hAnsi="Times New Roman" w:eastAsia="宋体" w:cs="Times New Roman"/>
+          <w:color w:val="auto"/>
+          <w:kern w:val="2"/>
+          <w:sz w:val="18"/>
+          <w:lang w:val="en-US" w:eastAsia="zh-CN" w:bidi="ar-SA"/>
+        </w:rPr>
+        <w:t>在模拟退火算法中，温度</w:t>
+      </w:r>
+      <w:r>
+        <w:rPr>
+          <w:rFonts w:hint="eastAsia" w:cs="Times New Roman"/>
+          <w:color w:val="auto"/>
+          <w:kern w:val="2"/>
+          <w:sz w:val="18"/>
+          <w:lang w:val="en-US" w:eastAsia="zh-CN" w:bidi="ar-SA"/>
+        </w:rPr>
+        <w:t>等</w:t>
+      </w:r>
+      <w:r>
+        <w:rPr>
+          <w:rFonts w:hint="eastAsia" w:ascii="Times New Roman" w:hAnsi="Times New Roman" w:eastAsia="宋体" w:cs="Times New Roman"/>
+          <w:color w:val="auto"/>
+          <w:kern w:val="2"/>
+          <w:sz w:val="18"/>
+          <w:lang w:val="en-US" w:eastAsia="zh-CN" w:bidi="ar-SA"/>
+        </w:rPr>
+        <w:t>参数及降温策略对算法性能具有重要影响</w:t>
+      </w:r>
+      <w:r>
+        <w:rPr>
+          <w:rFonts w:hint="eastAsia" w:cs="Times New Roman"/>
+          <w:color w:val="auto"/>
+          <w:kern w:val="2"/>
+          <w:sz w:val="18"/>
+          <w:lang w:val="en-US" w:eastAsia="zh-CN" w:bidi="ar-SA"/>
+        </w:rPr>
+        <w:t>，下面通过分别调整初始温度</w:t>
+      </w:r>
+      <m:oMath>
+        <m:sSub>
+          <m:sSubPr>
+            <m:ctrlPr>
+              <w:rPr>
+                <w:rFonts w:hint="default" w:ascii="Cambria Math" w:hAnsi="Cambria Math"/>
+                <w:sz w:val="18"/>
+              </w:rPr>
+            </m:ctrlPr>
+          </m:sSubPr>
+          <m:e>
+            <m:r>
+              <m:rPr/>
+              <w:rPr>
+                <w:rFonts w:hint="default" w:ascii="Cambria Math" w:hAnsi="Cambria Math"/>
+                <w:sz w:val="18"/>
+              </w:rPr>
+              <m:t>T</m:t>
+            </m:r>
+            <m:ctrlPr>
+              <w:rPr>
+                <w:rFonts w:ascii="Cambria Math" w:hAnsi="Cambria Math"/>
+                <w:sz w:val="18"/>
+              </w:rPr>
+            </m:ctrlPr>
+          </m:e>
+          <m:sub>
+            <m:r>
+              <m:rPr/>
+              <w:rPr>
+                <w:rFonts w:hint="default" w:ascii="Cambria Math" w:hAnsi="Cambria Math"/>
+                <w:sz w:val="18"/>
+              </w:rPr>
+              <m:t>0</m:t>
+            </m:r>
+            <m:ctrlPr>
+              <w:rPr>
+                <w:rFonts w:ascii="Cambria Math" w:hAnsi="Cambria Math"/>
+                <w:sz w:val="18"/>
+              </w:rPr>
+            </m:ctrlPr>
+          </m:sub>
+        </m:sSub>
+      </m:oMath>
+      <w:r>
+        <w:rPr>
+          <w:rFonts w:hint="eastAsia" w:cs="Times New Roman"/>
+          <w:color w:val="auto"/>
+          <w:kern w:val="2"/>
+          <w:sz w:val="18"/>
+          <w:lang w:val="en-US" w:eastAsia="zh-CN" w:bidi="ar-SA"/>
+        </w:rPr>
+        <w:t>、迭代长度</w:t>
+      </w:r>
+      <m:oMath>
+        <m:r>
+          <m:rPr>
+            <m:sty m:val="p"/>
+          </m:rPr>
+          <w:rPr>
+            <w:rFonts w:hint="eastAsia" w:ascii="Cambria Math" w:hAnsi="Cambria Math" w:cs="Times New Roman"/>
+            <w:color w:val="auto"/>
+            <w:kern w:val="2"/>
+            <w:sz w:val="18"/>
+            <w:lang w:val="en-US" w:eastAsia="zh-CN" w:bidi="ar-SA"/>
+          </w:rPr>
+          <m:t>L</m:t>
+        </m:r>
+      </m:oMath>
+      <w:r>
+        <w:rPr>
+          <w:rFonts w:hint="eastAsia" w:cs="Times New Roman"/>
+          <w:color w:val="auto"/>
+          <w:kern w:val="2"/>
+          <w:sz w:val="18"/>
+          <w:lang w:val="en-US" w:eastAsia="zh-CN" w:bidi="ar-SA"/>
+        </w:rPr>
+        <w:t>以及降温系数</w:t>
+      </w:r>
+      <m:oMath>
+        <m:r>
+          <m:rPr/>
+          <w:rPr>
+            <w:rFonts w:hint="default" w:ascii="Cambria Math"/>
+            <w:lang w:val="en-US" w:eastAsia="zh-CN"/>
+          </w:rPr>
+          <m:t xml:space="preserve"> </m:t>
+        </m:r>
+        <m:r>
+          <m:rPr/>
+          <w:rPr>
+            <w:rFonts w:hint="default" w:ascii="Cambria Math" w:hAnsi="Cambria Math"/>
+            <w:sz w:val="18"/>
+          </w:rPr>
+          <m:t>α</m:t>
+        </m:r>
+        <m:r>
+          <m:rPr/>
+          <w:rPr>
+            <w:rFonts w:hint="default" w:ascii="Cambria Math" w:hAnsi="Cambria Math"/>
+            <w:sz w:val="18"/>
+            <w:lang w:val="en-US" w:eastAsia="zh-CN"/>
+          </w:rPr>
+          <m:t xml:space="preserve"> </m:t>
+        </m:r>
+      </m:oMath>
+      <w:r>
+        <w:rPr>
+          <w:rFonts w:hint="eastAsia" w:hAnsi="Cambria Math"/>
+          <w:i w:val="0"/>
+          <w:sz w:val="18"/>
+          <w:lang w:eastAsia="zh-CN"/>
+        </w:rPr>
+        <w:t>（</w:t>
+      </w:r>
+      <w:r>
+        <w:rPr>
+          <w:rFonts w:hint="eastAsia" w:hAnsi="Cambria Math"/>
+          <w:i w:val="0"/>
+          <w:sz w:val="18"/>
+          <w:lang w:val="en-US" w:eastAsia="zh-CN"/>
+        </w:rPr>
+        <w:t>固定为特定值</w:t>
+      </w:r>
+      <w:r>
+        <w:rPr>
+          <w:rFonts w:hint="eastAsia" w:hAnsi="Cambria Math" w:cs="Times New Roman"/>
+          <w:i w:val="0"/>
+          <w:kern w:val="0"/>
+          <w:sz w:val="18"/>
+          <w:lang w:val="en-US" w:eastAsia="zh-CN" w:bidi="ar"/>
+        </w:rPr>
+        <w:t>，与自适应降温做对比</w:t>
+      </w:r>
+      <w:r>
+        <w:rPr>
+          <w:rFonts w:hint="eastAsia" w:hAnsi="Cambria Math"/>
+          <w:i w:val="0"/>
+          <w:sz w:val="18"/>
+          <w:lang w:eastAsia="zh-CN"/>
+        </w:rPr>
+        <w:t>）</w:t>
+      </w:r>
+      <w:r>
+        <w:rPr>
+          <w:rFonts w:hint="eastAsia" w:cs="Times New Roman"/>
+          <w:color w:val="auto"/>
+          <w:kern w:val="2"/>
+          <w:sz w:val="18"/>
+          <w:lang w:val="en-US" w:eastAsia="zh-CN" w:bidi="ar-SA"/>
+        </w:rPr>
+        <w:t>，得到不同参数下算法在实验结果和运行时间的表现：</w:t>
       </w:r>
     </w:p>
     <w:p>
@@ -8115,54 +9609,9 @@
         <w:ind w:firstLine="0" w:firstLineChars="0"/>
         <w:jc w:val="center"/>
         <w:rPr>
-          <w:color w:val="000000" w:themeColor="text1"/>
-          <w14:textFill>
-            <w14:solidFill>
-              <w14:schemeClr w14:val="tx1"/>
-            </w14:solidFill>
-          </w14:textFill>
-        </w:rPr>
-      </w:pPr>
-      <w:r>
-        <w:rPr>
-          <w:rFonts w:hint="eastAsia"/>
+          <w:rFonts w:hint="default"/>
           <w:b/>
           <w:bCs/>
-          <w:color w:val="000000" w:themeColor="text1"/>
-          <w14:textFill>
-            <w14:solidFill>
-              <w14:schemeClr w14:val="tx1"/>
-            </w14:solidFill>
-          </w14:textFill>
-        </w:rPr>
-        <w:t>表1</w:t>
-      </w:r>
-      <w:r>
-        <w:rPr>
-          <w:color w:val="000000" w:themeColor="text1"/>
-          <w14:textFill>
-            <w14:solidFill>
-              <w14:schemeClr w14:val="tx1"/>
-            </w14:solidFill>
-          </w14:textFill>
-        </w:rPr>
-        <w:t xml:space="preserve"> </w:t>
-      </w:r>
-      <w:r>
-        <w:rPr>
-          <w:rFonts w:hint="eastAsia"/>
-          <w:color w:val="000000" w:themeColor="text1"/>
-          <w14:textFill>
-            <w14:solidFill>
-              <w14:schemeClr w14:val="tx1"/>
-            </w14:solidFill>
-          </w14:textFill>
-        </w:rPr>
-        <w:t xml:space="preserve"> </w:t>
-      </w:r>
-      <w:r>
-        <w:rPr>
-          <w:rFonts w:hint="eastAsia"/>
           <w:color w:val="000000" w:themeColor="text1"/>
           <w:lang w:val="en-US" w:eastAsia="zh-CN"/>
           <w14:textFill>
@@ -8171,19 +9620,36 @@
             </w14:solidFill>
           </w14:textFill>
         </w:rPr>
-        <w:t>实验</w:t>
-      </w:r>
+      </w:pPr>
       <w:r>
         <w:rPr>
           <w:rFonts w:hint="eastAsia"/>
+          <w:b/>
+          <w:bCs/>
           <w:color w:val="000000" w:themeColor="text1"/>
+          <w:lang w:val="en-US" w:eastAsia="zh-CN"/>
           <w14:textFill>
             <w14:solidFill>
               <w14:schemeClr w14:val="tx1"/>
             </w14:solidFill>
           </w14:textFill>
         </w:rPr>
-        <w:t>运行结果</w:t>
+        <w:t xml:space="preserve">表2  </w:t>
+      </w:r>
+      <w:r>
+        <w:rPr>
+          <w:rFonts w:hint="eastAsia"/>
+          <w:b w:val="0"/>
+          <w:bCs w:val="0"/>
+          <w:color w:val="000000" w:themeColor="text1"/>
+          <w:lang w:val="en-US" w:eastAsia="zh-CN"/>
+          <w14:textFill>
+            <w14:solidFill>
+              <w14:schemeClr w14:val="tx1"/>
+            </w14:solidFill>
+          </w14:textFill>
+        </w:rPr>
+        <w:t>初始参数设置对比实验</w:t>
       </w:r>
     </w:p>
     <w:tbl>
@@ -8208,10 +9674,11 @@
         </w:tblCellMar>
       </w:tblPr>
       <w:tblGrid>
-        <w:gridCol w:w="952"/>
-        <w:gridCol w:w="1519"/>
-        <w:gridCol w:w="1509"/>
-        <w:gridCol w:w="1323"/>
+        <w:gridCol w:w="2323"/>
+        <w:gridCol w:w="1012"/>
+        <w:gridCol w:w="1071"/>
+        <w:gridCol w:w="1037"/>
+        <w:gridCol w:w="1006"/>
         <w:gridCol w:w="1234"/>
       </w:tblGrid>
       <w:tr>
@@ -8233,12 +9700,12 @@
         </w:tblPrEx>
         <w:trPr>
           <w:cantSplit/>
-          <w:trHeight w:val="355" w:hRule="atLeast"/>
+          <w:trHeight w:val="225" w:hRule="atLeast"/>
           <w:jc w:val="center"/>
         </w:trPr>
         <w:tc>
           <w:tcPr>
-            <w:tcW w:w="952" w:type="dxa"/>
+            <w:tcW w:w="2323" w:type="dxa"/>
             <w:tcBorders>
               <w:bottom w:val="single" w:color="000000" w:themeColor="text1" w:sz="4" w:space="0"/>
             </w:tcBorders>
@@ -8247,45 +9714,72 @@
           </w:tcPr>
           <w:p>
             <w:pPr>
-              <w:keepNext w:val="0"/>
-              <w:keepLines w:val="0"/>
-              <w:widowControl/>
-              <w:suppressLineNumbers w:val="0"/>
-              <w:spacing w:before="0" w:beforeAutospacing="0" w:after="0" w:afterAutospacing="0"/>
-              <w:ind w:left="0" w:leftChars="0" w:right="0" w:rightChars="0" w:firstLine="0" w:firstLineChars="0"/>
+              <w:spacing w:line="0" w:lineRule="atLeast"/>
               <w:jc w:val="center"/>
-              <w:textAlignment w:val="top"/>
-              <w:rPr>
-                <w:rFonts w:hint="eastAsia" w:ascii="宋体" w:hAnsi="宋体" w:eastAsia="宋体" w:cs="宋体"/>
-                <w:b w:val="0"/>
-                <w:bCs w:val="0"/>
-                <w:color w:val="auto"/>
-                <w:sz w:val="15"/>
-                <w:szCs w:val="15"/>
+              <w:rPr>
+                <w:rFonts w:hint="eastAsia"/>
+                <w:color w:val="000000" w:themeColor="text1"/>
+                <w:sz w:val="15"/>
+                <w:lang w:val="en-US" w:eastAsia="zh-CN"/>
+                <w14:textFill>
+                  <w14:solidFill>
+                    <w14:schemeClr w14:val="tx1"/>
+                  </w14:solidFill>
+                </w14:textFill>
               </w:rPr>
             </w:pPr>
             <w:r>
               <w:rPr>
-                <w:rFonts w:hint="eastAsia" w:ascii="宋体" w:hAnsi="宋体" w:eastAsia="宋体" w:cs="宋体"/>
-                <w:b w:val="0"/>
-                <w:bCs w:val="0"/>
-                <w:i w:val="0"/>
-                <w:iCs w:val="0"/>
-                <w:caps w:val="0"/>
-                <w:color w:val="auto"/>
-                <w:spacing w:val="0"/>
-                <w:kern w:val="0"/>
-                <w:sz w:val="15"/>
-                <w:szCs w:val="15"/>
-                <w:lang w:val="en-US" w:eastAsia="zh-CN" w:bidi="ar"/>
-              </w:rPr>
-              <w:t>instance</w:t>
+                <w:rFonts w:hint="eastAsia"/>
+                <w:color w:val="000000" w:themeColor="text1"/>
+                <w:sz w:val="15"/>
+                <w:lang w:val="en-US" w:eastAsia="zh-CN"/>
+                <w14:textFill>
+                  <w14:solidFill>
+                    <w14:schemeClr w14:val="tx1"/>
+                  </w14:solidFill>
+                </w14:textFill>
+              </w:rPr>
+              <w:t>参数设置（</w:t>
+            </w:r>
+            <m:oMath>
+              <m:r>
+                <m:rPr>
+                  <m:sty m:val="p"/>
+                </m:rPr>
+                <w:rPr>
+                  <w:rFonts w:hint="default" w:ascii="Times New Roman" w:hAnsi="Times New Roman"/>
+                  <w:color w:val="000000" w:themeColor="text1"/>
+                  <w:sz w:val="15"/>
+                  <w:lang w:val="en-US" w:eastAsia="zh-CN"/>
+                  <w14:textFill>
+                    <w14:solidFill>
+                      <w14:schemeClr w14:val="tx1"/>
+                    </w14:solidFill>
+                  </w14:textFill>
+                </w:rPr>
+                <m:t>α</m:t>
+              </m:r>
+            </m:oMath>
+            <w:r>
+              <w:rPr>
+                <w:rFonts w:hint="eastAsia"/>
+                <w:color w:val="000000" w:themeColor="text1"/>
+                <w:sz w:val="15"/>
+                <w:lang w:val="en-US" w:eastAsia="zh-CN"/>
+                <w14:textFill>
+                  <w14:solidFill>
+                    <w14:schemeClr w14:val="tx1"/>
+                  </w14:solidFill>
+                </w14:textFill>
+              </w:rPr>
+              <w:t>自适应）</w:t>
             </w:r>
           </w:p>
         </w:tc>
         <w:tc>
           <w:tcPr>
-            <w:tcW w:w="1519" w:type="dxa"/>
+            <w:tcW w:w="1012" w:type="dxa"/>
             <w:tcBorders>
               <w:bottom w:val="single" w:color="000000" w:themeColor="text1" w:sz="4" w:space="0"/>
             </w:tcBorders>
@@ -8294,45 +9788,39 @@
           </w:tcPr>
           <w:p>
             <w:pPr>
-              <w:keepNext w:val="0"/>
-              <w:keepLines w:val="0"/>
-              <w:widowControl/>
-              <w:suppressLineNumbers w:val="0"/>
-              <w:spacing w:before="0" w:beforeAutospacing="0" w:after="0" w:afterAutospacing="0"/>
-              <w:ind w:left="0" w:leftChars="0" w:right="0" w:rightChars="0" w:firstLine="0" w:firstLineChars="0"/>
+              <w:spacing w:line="0" w:lineRule="atLeast"/>
               <w:jc w:val="center"/>
-              <w:textAlignment w:val="top"/>
-              <w:rPr>
-                <w:rFonts w:hint="eastAsia" w:ascii="宋体" w:hAnsi="宋体" w:eastAsia="宋体" w:cs="宋体"/>
-                <w:b w:val="0"/>
-                <w:bCs w:val="0"/>
-                <w:color w:val="auto"/>
-                <w:sz w:val="15"/>
-                <w:szCs w:val="15"/>
+              <w:rPr>
+                <w:rFonts w:hint="eastAsia"/>
+                <w:color w:val="000000" w:themeColor="text1"/>
+                <w:sz w:val="15"/>
+                <w:lang w:val="en-US" w:eastAsia="zh-CN"/>
+                <w14:textFill>
+                  <w14:solidFill>
+                    <w14:schemeClr w14:val="tx1"/>
+                  </w14:solidFill>
+                </w14:textFill>
               </w:rPr>
             </w:pPr>
             <w:r>
               <w:rPr>
-                <w:rFonts w:hint="eastAsia" w:ascii="宋体" w:hAnsi="宋体" w:eastAsia="宋体" w:cs="宋体"/>
-                <w:b w:val="0"/>
-                <w:bCs w:val="0"/>
-                <w:i w:val="0"/>
-                <w:iCs w:val="0"/>
-                <w:caps w:val="0"/>
-                <w:color w:val="auto"/>
-                <w:spacing w:val="0"/>
-                <w:kern w:val="0"/>
-                <w:sz w:val="15"/>
-                <w:szCs w:val="15"/>
-                <w:lang w:val="en-US" w:eastAsia="zh-CN" w:bidi="ar"/>
-              </w:rPr>
-              <w:t>下界 (LB)</w:t>
+                <w:rFonts w:hint="eastAsia"/>
+                <w:color w:val="000000" w:themeColor="text1"/>
+                <w:sz w:val="15"/>
+                <w:lang w:val="en-US" w:eastAsia="zh-CN"/>
+                <w14:textFill>
+                  <w14:solidFill>
+                    <w14:schemeClr w14:val="tx1"/>
+                  </w14:solidFill>
+                </w14:textFill>
+              </w:rPr>
+              <w:t>最优值</w:t>
             </w:r>
           </w:p>
         </w:tc>
         <w:tc>
           <w:tcPr>
-            <w:tcW w:w="1509" w:type="dxa"/>
+            <w:tcW w:w="1071" w:type="dxa"/>
             <w:tcBorders>
               <w:bottom w:val="single" w:color="000000" w:themeColor="text1" w:sz="4" w:space="0"/>
             </w:tcBorders>
@@ -8341,45 +9829,39 @@
           </w:tcPr>
           <w:p>
             <w:pPr>
-              <w:keepNext w:val="0"/>
-              <w:keepLines w:val="0"/>
-              <w:widowControl/>
-              <w:suppressLineNumbers w:val="0"/>
-              <w:spacing w:before="0" w:beforeAutospacing="0" w:after="0" w:afterAutospacing="0"/>
-              <w:ind w:left="0" w:leftChars="0" w:right="0" w:rightChars="0" w:firstLine="0" w:firstLineChars="0"/>
+              <w:spacing w:line="0" w:lineRule="atLeast"/>
               <w:jc w:val="center"/>
-              <w:textAlignment w:val="top"/>
-              <w:rPr>
-                <w:rFonts w:hint="eastAsia" w:ascii="宋体" w:hAnsi="宋体" w:eastAsia="宋体" w:cs="宋体"/>
-                <w:b w:val="0"/>
-                <w:bCs w:val="0"/>
-                <w:color w:val="auto"/>
-                <w:sz w:val="15"/>
-                <w:szCs w:val="15"/>
+              <w:rPr>
+                <w:rFonts w:hint="eastAsia"/>
+                <w:color w:val="000000" w:themeColor="text1"/>
+                <w:sz w:val="15"/>
+                <w:lang w:val="en-US" w:eastAsia="zh-CN"/>
+                <w14:textFill>
+                  <w14:solidFill>
+                    <w14:schemeClr w14:val="tx1"/>
+                  </w14:solidFill>
+                </w14:textFill>
               </w:rPr>
             </w:pPr>
             <w:r>
               <w:rPr>
-                <w:rFonts w:hint="eastAsia" w:ascii="宋体" w:hAnsi="宋体" w:eastAsia="宋体" w:cs="宋体"/>
-                <w:b w:val="0"/>
-                <w:bCs w:val="0"/>
-                <w:i w:val="0"/>
-                <w:iCs w:val="0"/>
-                <w:caps w:val="0"/>
-                <w:color w:val="auto"/>
-                <w:spacing w:val="0"/>
-                <w:kern w:val="0"/>
-                <w:sz w:val="15"/>
-                <w:szCs w:val="15"/>
-                <w:lang w:val="en-US" w:eastAsia="zh-CN" w:bidi="ar"/>
-              </w:rPr>
-              <w:t>收敛值</w:t>
+                <w:rFonts w:hint="eastAsia"/>
+                <w:color w:val="000000" w:themeColor="text1"/>
+                <w:sz w:val="15"/>
+                <w:lang w:val="en-US" w:eastAsia="zh-CN"/>
+                <w14:textFill>
+                  <w14:solidFill>
+                    <w14:schemeClr w14:val="tx1"/>
+                  </w14:solidFill>
+                </w14:textFill>
+              </w:rPr>
+              <w:t>最差值</w:t>
             </w:r>
           </w:p>
         </w:tc>
         <w:tc>
           <w:tcPr>
-            <w:tcW w:w="1323" w:type="dxa"/>
+            <w:tcW w:w="1037" w:type="dxa"/>
             <w:tcBorders>
               <w:bottom w:val="single" w:color="000000" w:themeColor="text1" w:sz="4" w:space="0"/>
             </w:tcBorders>
@@ -8388,39 +9870,74 @@
           </w:tcPr>
           <w:p>
             <w:pPr>
-              <w:keepNext w:val="0"/>
-              <w:keepLines w:val="0"/>
-              <w:widowControl/>
-              <w:suppressLineNumbers w:val="0"/>
-              <w:spacing w:before="0" w:beforeAutospacing="0" w:after="0" w:afterAutospacing="0"/>
-              <w:ind w:left="0" w:leftChars="0" w:right="0" w:rightChars="0" w:firstLine="0" w:firstLineChars="0"/>
+              <w:spacing w:line="0" w:lineRule="atLeast"/>
               <w:jc w:val="center"/>
-              <w:textAlignment w:val="top"/>
-              <w:rPr>
-                <w:rFonts w:hint="eastAsia" w:ascii="宋体" w:hAnsi="宋体" w:eastAsia="宋体" w:cs="宋体"/>
-                <w:b w:val="0"/>
-                <w:bCs w:val="0"/>
-                <w:color w:val="auto"/>
-                <w:sz w:val="15"/>
-                <w:szCs w:val="15"/>
+              <w:rPr>
+                <w:rFonts w:hint="eastAsia"/>
+                <w:color w:val="000000" w:themeColor="text1"/>
+                <w:sz w:val="15"/>
+                <w:lang w:val="en-US" w:eastAsia="zh-CN"/>
+                <w14:textFill>
+                  <w14:solidFill>
+                    <w14:schemeClr w14:val="tx1"/>
+                  </w14:solidFill>
+                </w14:textFill>
               </w:rPr>
             </w:pPr>
             <w:r>
               <w:rPr>
-                <w:rFonts w:hint="eastAsia" w:ascii="宋体" w:hAnsi="宋体" w:eastAsia="宋体" w:cs="宋体"/>
-                <w:b w:val="0"/>
-                <w:bCs w:val="0"/>
-                <w:i w:val="0"/>
-                <w:iCs w:val="0"/>
-                <w:caps w:val="0"/>
-                <w:color w:val="auto"/>
-                <w:spacing w:val="0"/>
-                <w:kern w:val="0"/>
-                <w:sz w:val="15"/>
-                <w:szCs w:val="15"/>
-                <w:lang w:val="en-US" w:eastAsia="zh-CN" w:bidi="ar"/>
-              </w:rPr>
-              <w:t>Gap</w:t>
+                <w:rFonts w:hint="eastAsia"/>
+                <w:color w:val="000000" w:themeColor="text1"/>
+                <w:sz w:val="15"/>
+                <w:lang w:val="en-US" w:eastAsia="zh-CN"/>
+                <w14:textFill>
+                  <w14:solidFill>
+                    <w14:schemeClr w14:val="tx1"/>
+                  </w14:solidFill>
+                </w14:textFill>
+              </w:rPr>
+              <w:t>平均值</w:t>
+            </w:r>
+          </w:p>
+        </w:tc>
+        <w:tc>
+          <w:tcPr>
+            <w:tcW w:w="1006" w:type="dxa"/>
+            <w:tcBorders>
+              <w:bottom w:val="single" w:color="000000" w:themeColor="text1" w:sz="4" w:space="0"/>
+            </w:tcBorders>
+            <w:shd w:val="clear" w:color="auto" w:fill="FFFFFF"/>
+            <w:vAlign w:val="top"/>
+          </w:tcPr>
+          <w:p>
+            <w:pPr>
+              <w:spacing w:line="0" w:lineRule="atLeast"/>
+              <w:jc w:val="center"/>
+              <w:rPr>
+                <w:rFonts w:hint="eastAsia"/>
+                <w:color w:val="000000" w:themeColor="text1"/>
+                <w:sz w:val="15"/>
+                <w:lang w:val="en-US" w:eastAsia="zh-CN"/>
+                <w14:textFill>
+                  <w14:solidFill>
+                    <w14:schemeClr w14:val="tx1"/>
+                  </w14:solidFill>
+                </w14:textFill>
+              </w:rPr>
+            </w:pPr>
+            <w:r>
+              <w:rPr>
+                <w:rFonts w:hint="eastAsia"/>
+                <w:color w:val="000000" w:themeColor="text1"/>
+                <w:sz w:val="15"/>
+                <w:lang w:val="en-US" w:eastAsia="zh-CN"/>
+                <w14:textFill>
+                  <w14:solidFill>
+                    <w14:schemeClr w14:val="tx1"/>
+                  </w14:solidFill>
+                </w14:textFill>
+              </w:rPr>
+              <w:t>收敛次数</w:t>
             </w:r>
           </w:p>
         </w:tc>
@@ -8435,39 +9952,33 @@
           </w:tcPr>
           <w:p>
             <w:pPr>
-              <w:keepNext w:val="0"/>
-              <w:keepLines w:val="0"/>
-              <w:widowControl/>
-              <w:suppressLineNumbers w:val="0"/>
-              <w:spacing w:before="0" w:beforeAutospacing="0" w:after="0" w:afterAutospacing="0"/>
-              <w:ind w:left="0" w:leftChars="0" w:right="0" w:rightChars="0" w:firstLine="0" w:firstLineChars="0"/>
+              <w:spacing w:line="0" w:lineRule="atLeast"/>
               <w:jc w:val="center"/>
-              <w:textAlignment w:val="top"/>
-              <w:rPr>
-                <w:rFonts w:hint="eastAsia" w:ascii="宋体" w:hAnsi="宋体" w:eastAsia="宋体" w:cs="宋体"/>
-                <w:b w:val="0"/>
-                <w:bCs w:val="0"/>
-                <w:color w:val="auto"/>
-                <w:sz w:val="15"/>
-                <w:szCs w:val="15"/>
+              <w:rPr>
+                <w:rFonts w:hint="eastAsia"/>
+                <w:color w:val="000000" w:themeColor="text1"/>
+                <w:sz w:val="15"/>
+                <w:lang w:val="en-US" w:eastAsia="zh-CN"/>
+                <w14:textFill>
+                  <w14:solidFill>
+                    <w14:schemeClr w14:val="tx1"/>
+                  </w14:solidFill>
+                </w14:textFill>
               </w:rPr>
             </w:pPr>
             <w:r>
               <w:rPr>
-                <w:rFonts w:hint="eastAsia" w:ascii="宋体" w:hAnsi="宋体" w:eastAsia="宋体" w:cs="宋体"/>
-                <w:b w:val="0"/>
-                <w:bCs w:val="0"/>
-                <w:i w:val="0"/>
-                <w:iCs w:val="0"/>
-                <w:caps w:val="0"/>
-                <w:color w:val="auto"/>
-                <w:spacing w:val="0"/>
-                <w:kern w:val="0"/>
-                <w:sz w:val="15"/>
-                <w:szCs w:val="15"/>
-                <w:lang w:val="en-US" w:eastAsia="zh-CN" w:bidi="ar"/>
-              </w:rPr>
-              <w:t>平均时间</w:t>
+                <w:rFonts w:hint="eastAsia"/>
+                <w:color w:val="000000" w:themeColor="text1"/>
+                <w:sz w:val="15"/>
+                <w:lang w:val="en-US" w:eastAsia="zh-CN"/>
+                <w14:textFill>
+                  <w14:solidFill>
+                    <w14:schemeClr w14:val="tx1"/>
+                  </w14:solidFill>
+                </w14:textFill>
+              </w:rPr>
+              <w:t>平均时间(s)</w:t>
             </w:r>
           </w:p>
         </w:tc>
@@ -8494,7 +10005,7 @@
         </w:trPr>
         <w:tc>
           <w:tcPr>
-            <w:tcW w:w="952" w:type="dxa"/>
+            <w:tcW w:w="2323" w:type="dxa"/>
             <w:tcBorders>
               <w:top w:val="single" w:color="000000" w:themeColor="text1" w:sz="4" w:space="0"/>
               <w:tl2br w:val="nil"/>
@@ -8504,45 +10015,127 @@
           </w:tcPr>
           <w:p>
             <w:pPr>
-              <w:keepNext w:val="0"/>
-              <w:keepLines w:val="0"/>
-              <w:widowControl/>
-              <w:suppressLineNumbers w:val="0"/>
-              <w:spacing w:before="0" w:beforeAutospacing="0" w:after="0" w:afterAutospacing="0"/>
-              <w:ind w:left="0" w:leftChars="0" w:right="0" w:rightChars="0" w:firstLine="0" w:firstLineChars="0"/>
+              <w:spacing w:line="0" w:lineRule="atLeast"/>
               <w:jc w:val="center"/>
-              <w:textAlignment w:val="top"/>
-              <w:rPr>
-                <w:rFonts w:hint="eastAsia" w:ascii="宋体" w:hAnsi="宋体" w:eastAsia="宋体" w:cs="宋体"/>
-                <w:b w:val="0"/>
-                <w:bCs w:val="0"/>
-                <w:color w:val="auto"/>
-                <w:sz w:val="15"/>
-                <w:szCs w:val="15"/>
+              <w:rPr>
+                <w:rFonts w:hint="default"/>
+                <w:color w:val="000000" w:themeColor="text1"/>
+                <w:sz w:val="15"/>
+                <w:lang w:val="en-US" w:eastAsia="zh-CN"/>
+                <w14:textFill>
+                  <w14:solidFill>
+                    <w14:schemeClr w14:val="tx1"/>
+                  </w14:solidFill>
+                </w14:textFill>
               </w:rPr>
             </w:pPr>
-            <w:r>
-              <w:rPr>
-                <w:rFonts w:hint="eastAsia" w:ascii="宋体" w:hAnsi="宋体" w:eastAsia="宋体" w:cs="宋体"/>
-                <w:b w:val="0"/>
-                <w:bCs w:val="0"/>
-                <w:i w:val="0"/>
-                <w:iCs w:val="0"/>
-                <w:caps w:val="0"/>
-                <w:color w:val="auto"/>
-                <w:spacing w:val="0"/>
-                <w:kern w:val="0"/>
-                <w:sz w:val="15"/>
-                <w:szCs w:val="15"/>
-                <w:lang w:val="en-US" w:eastAsia="zh-CN" w:bidi="ar"/>
-              </w:rPr>
-              <w:t>0</w:t>
-            </w:r>
+            <m:oMathPara>
+              <m:oMath>
+                <m:sSub>
+                  <m:sSubPr>
+                    <m:ctrlPr>
+                      <w:rPr>
+                        <w:rFonts w:hint="default" w:ascii="Cambria Math" w:hAnsi="Cambria Math"/>
+                        <w:color w:val="000000" w:themeColor="text1"/>
+                        <w:sz w:val="15"/>
+                        <w:lang w:val="en-US" w:eastAsia="zh-CN"/>
+                        <w14:textFill>
+                          <w14:solidFill>
+                            <w14:schemeClr w14:val="tx1"/>
+                          </w14:solidFill>
+                        </w14:textFill>
+                      </w:rPr>
+                    </m:ctrlPr>
+                  </m:sSubPr>
+                  <m:e>
+                    <m:r>
+                      <m:rPr>
+                        <m:sty m:val="p"/>
+                      </m:rPr>
+                      <w:rPr>
+                        <w:rFonts w:hint="default" w:ascii="Times New Roman" w:hAnsi="Times New Roman"/>
+                        <w:color w:val="000000" w:themeColor="text1"/>
+                        <w:sz w:val="15"/>
+                        <w:lang w:val="en-US" w:eastAsia="zh-CN"/>
+                        <w14:textFill>
+                          <w14:solidFill>
+                            <w14:schemeClr w14:val="tx1"/>
+                          </w14:solidFill>
+                        </w14:textFill>
+                      </w:rPr>
+                      <m:t>T</m:t>
+                    </m:r>
+                    <m:ctrlPr>
+                      <w:rPr>
+                        <w:rFonts w:hint="eastAsia" w:ascii="Cambria Math" w:hAnsi="Cambria Math"/>
+                        <w:color w:val="000000" w:themeColor="text1"/>
+                        <w:sz w:val="15"/>
+                        <w:lang w:val="en-US" w:eastAsia="zh-CN"/>
+                        <w14:textFill>
+                          <w14:solidFill>
+                            <w14:schemeClr w14:val="tx1"/>
+                          </w14:solidFill>
+                        </w14:textFill>
+                      </w:rPr>
+                    </m:ctrlPr>
+                  </m:e>
+                  <m:sub>
+                    <m:r>
+                      <m:rPr>
+                        <m:sty m:val="p"/>
+                      </m:rPr>
+                      <w:rPr>
+                        <w:rFonts w:hint="default" w:ascii="Times New Roman" w:hAnsi="Times New Roman"/>
+                        <w:color w:val="000000" w:themeColor="text1"/>
+                        <w:sz w:val="15"/>
+                        <w:lang w:val="en-US" w:eastAsia="zh-CN"/>
+                        <w14:textFill>
+                          <w14:solidFill>
+                            <w14:schemeClr w14:val="tx1"/>
+                          </w14:solidFill>
+                        </w14:textFill>
+                      </w:rPr>
+                      <m:t>0</m:t>
+                    </m:r>
+                    <m:ctrlPr>
+                      <w:rPr>
+                        <w:rFonts w:hint="eastAsia" w:ascii="Cambria Math" w:hAnsi="Cambria Math"/>
+                        <w:color w:val="000000" w:themeColor="text1"/>
+                        <w:sz w:val="15"/>
+                        <w:lang w:val="en-US" w:eastAsia="zh-CN"/>
+                        <w14:textFill>
+                          <w14:solidFill>
+                            <w14:schemeClr w14:val="tx1"/>
+                          </w14:solidFill>
+                        </w14:textFill>
+                      </w:rPr>
+                    </m:ctrlPr>
+                  </m:sub>
+                </m:sSub>
+                <m:r>
+                  <m:rPr>
+                    <m:sty m:val="p"/>
+                  </m:rPr>
+                  <w:rPr>
+                    <w:rFonts w:hint="default" w:ascii="Times New Roman" w:hAnsi="Times New Roman"/>
+                    <w:color w:val="000000" w:themeColor="text1"/>
+                    <w:sz w:val="15"/>
+                    <w:lang w:val="en-US" w:eastAsia="zh-CN"/>
+                    <w14:textFill>
+                      <w14:solidFill>
+                        <w14:schemeClr w14:val="tx1"/>
+                      </w14:solidFill>
+                    </w14:textFill>
+                  </w:rPr>
+                  <m:t>=1000,L=100×n</m:t>
+                </m:r>
+              </m:oMath>
+            </m:oMathPara>
           </w:p>
         </w:tc>
         <w:tc>
           <w:tcPr>
-            <w:tcW w:w="1519" w:type="dxa"/>
+            <w:tcW w:w="1012" w:type="dxa"/>
             <w:tcBorders>
               <w:top w:val="single" w:color="000000" w:themeColor="text1" w:sz="4" w:space="0"/>
               <w:tl2br w:val="nil"/>
@@ -8552,45 +10145,39 @@
           </w:tcPr>
           <w:p>
             <w:pPr>
-              <w:keepNext w:val="0"/>
-              <w:keepLines w:val="0"/>
-              <w:widowControl/>
-              <w:suppressLineNumbers w:val="0"/>
-              <w:spacing w:before="0" w:beforeAutospacing="0" w:after="0" w:afterAutospacing="0"/>
-              <w:ind w:left="0" w:leftChars="0" w:right="0" w:rightChars="0" w:firstLine="0" w:firstLineChars="0"/>
+              <w:spacing w:line="0" w:lineRule="atLeast"/>
               <w:jc w:val="center"/>
-              <w:textAlignment w:val="top"/>
-              <w:rPr>
-                <w:rFonts w:hint="eastAsia" w:ascii="宋体" w:hAnsi="宋体" w:eastAsia="宋体" w:cs="宋体"/>
-                <w:b w:val="0"/>
-                <w:bCs w:val="0"/>
-                <w:color w:val="auto"/>
-                <w:sz w:val="15"/>
-                <w:szCs w:val="15"/>
+              <w:rPr>
+                <w:rFonts w:hint="eastAsia"/>
+                <w:color w:val="000000" w:themeColor="text1"/>
+                <w:sz w:val="15"/>
+                <w:lang w:val="en-US" w:eastAsia="zh-CN"/>
+                <w14:textFill>
+                  <w14:solidFill>
+                    <w14:schemeClr w14:val="tx1"/>
+                  </w14:solidFill>
+                </w14:textFill>
               </w:rPr>
             </w:pPr>
             <w:r>
               <w:rPr>
-                <w:rFonts w:hint="eastAsia" w:ascii="宋体" w:hAnsi="宋体" w:eastAsia="宋体" w:cs="宋体"/>
-                <w:b w:val="0"/>
-                <w:bCs w:val="0"/>
-                <w:i w:val="0"/>
-                <w:iCs w:val="0"/>
-                <w:caps w:val="0"/>
-                <w:color w:val="auto"/>
-                <w:spacing w:val="0"/>
-                <w:kern w:val="0"/>
-                <w:sz w:val="15"/>
-                <w:szCs w:val="15"/>
-                <w:lang w:val="en-US" w:eastAsia="zh-CN" w:bidi="ar"/>
-              </w:rPr>
-              <w:t>403</w:t>
+                <w:rFonts w:hint="eastAsia"/>
+                <w:color w:val="000000" w:themeColor="text1"/>
+                <w:sz w:val="15"/>
+                <w:lang w:val="en-US" w:eastAsia="zh-CN"/>
+                <w14:textFill>
+                  <w14:solidFill>
+                    <w14:schemeClr w14:val="tx1"/>
+                  </w14:solidFill>
+                </w14:textFill>
+              </w:rPr>
+              <w:t>564</w:t>
             </w:r>
           </w:p>
         </w:tc>
         <w:tc>
           <w:tcPr>
-            <w:tcW w:w="1509" w:type="dxa"/>
+            <w:tcW w:w="1071" w:type="dxa"/>
             <w:tcBorders>
               <w:top w:val="single" w:color="000000" w:themeColor="text1" w:sz="4" w:space="0"/>
               <w:tl2br w:val="nil"/>
@@ -8600,41 +10187,39 @@
           </w:tcPr>
           <w:p>
             <w:pPr>
-              <w:keepNext w:val="0"/>
-              <w:keepLines w:val="0"/>
-              <w:widowControl/>
-              <w:suppressLineNumbers w:val="0"/>
-              <w:spacing w:before="0" w:beforeAutospacing="0" w:after="0" w:afterAutospacing="0"/>
-              <w:ind w:left="0" w:leftChars="0" w:right="0" w:rightChars="0" w:firstLine="0" w:firstLineChars="0"/>
+              <w:spacing w:line="0" w:lineRule="atLeast"/>
               <w:jc w:val="center"/>
-              <w:textAlignment w:val="top"/>
-              <w:rPr>
-                <w:rFonts w:hint="default" w:ascii="宋体" w:hAnsi="宋体" w:eastAsia="宋体" w:cs="宋体"/>
-                <w:b w:val="0"/>
-                <w:bCs w:val="0"/>
-                <w:color w:val="auto"/>
-                <w:sz w:val="15"/>
-                <w:szCs w:val="15"/>
-                <w:lang w:val="en-US" w:eastAsia="zh-CN"/>
+              <w:rPr>
+                <w:rFonts w:hint="default"/>
+                <w:color w:val="000000" w:themeColor="text1"/>
+                <w:sz w:val="15"/>
+                <w:lang w:val="en-US" w:eastAsia="zh-CN"/>
+                <w14:textFill>
+                  <w14:solidFill>
+                    <w14:schemeClr w14:val="tx1"/>
+                  </w14:solidFill>
+                </w14:textFill>
               </w:rPr>
             </w:pPr>
             <w:r>
               <w:rPr>
-                <w:rFonts w:hint="eastAsia" w:ascii="宋体" w:hAnsi="宋体" w:cs="宋体"/>
-                <w:b w:val="0"/>
-                <w:bCs w:val="0"/>
-                <w:color w:val="auto"/>
-                <w:sz w:val="15"/>
-                <w:szCs w:val="15"/>
-                <w:lang w:val="en-US" w:eastAsia="zh-CN"/>
-              </w:rPr>
-              <w:t>468</w:t>
+                <w:rFonts w:hint="eastAsia"/>
+                <w:color w:val="000000" w:themeColor="text1"/>
+                <w:sz w:val="15"/>
+                <w:lang w:val="en-US" w:eastAsia="zh-CN"/>
+                <w14:textFill>
+                  <w14:solidFill>
+                    <w14:schemeClr w14:val="tx1"/>
+                  </w14:solidFill>
+                </w14:textFill>
+              </w:rPr>
+              <w:t>607</w:t>
             </w:r>
           </w:p>
         </w:tc>
         <w:tc>
           <w:tcPr>
-            <w:tcW w:w="1323" w:type="dxa"/>
+            <w:tcW w:w="1037" w:type="dxa"/>
             <w:tcBorders>
               <w:top w:val="single" w:color="000000" w:themeColor="text1" w:sz="4" w:space="0"/>
               <w:tl2br w:val="nil"/>
@@ -8644,39 +10229,75 @@
           </w:tcPr>
           <w:p>
             <w:pPr>
-              <w:keepNext w:val="0"/>
-              <w:keepLines w:val="0"/>
-              <w:widowControl/>
-              <w:suppressLineNumbers w:val="0"/>
-              <w:spacing w:before="0" w:beforeAutospacing="0" w:after="0" w:afterAutospacing="0"/>
-              <w:ind w:left="0" w:leftChars="0" w:right="0" w:rightChars="0" w:firstLine="0" w:firstLineChars="0"/>
+              <w:spacing w:line="0" w:lineRule="atLeast"/>
               <w:jc w:val="center"/>
-              <w:textAlignment w:val="top"/>
-              <w:rPr>
-                <w:rFonts w:hint="eastAsia" w:ascii="宋体" w:hAnsi="宋体" w:eastAsia="宋体" w:cs="宋体"/>
-                <w:b w:val="0"/>
-                <w:bCs w:val="0"/>
-                <w:color w:val="auto"/>
-                <w:sz w:val="15"/>
-                <w:szCs w:val="15"/>
+              <w:rPr>
+                <w:rFonts w:hint="eastAsia"/>
+                <w:color w:val="000000" w:themeColor="text1"/>
+                <w:sz w:val="15"/>
+                <w:lang w:val="en-US" w:eastAsia="zh-CN"/>
+                <w14:textFill>
+                  <w14:solidFill>
+                    <w14:schemeClr w14:val="tx1"/>
+                  </w14:solidFill>
+                </w14:textFill>
               </w:rPr>
             </w:pPr>
             <w:r>
               <w:rPr>
-                <w:rFonts w:hint="eastAsia" w:ascii="宋体" w:hAnsi="宋体" w:eastAsia="宋体" w:cs="宋体"/>
-                <w:b w:val="0"/>
-                <w:bCs w:val="0"/>
-                <w:i w:val="0"/>
-                <w:iCs w:val="0"/>
-                <w:caps w:val="0"/>
-                <w:color w:val="auto"/>
-                <w:spacing w:val="0"/>
-                <w:kern w:val="0"/>
-                <w:sz w:val="15"/>
-                <w:szCs w:val="15"/>
-                <w:lang w:val="en-US" w:eastAsia="zh-CN" w:bidi="ar"/>
-              </w:rPr>
-              <w:t>+16.1%</w:t>
+                <w:rFonts w:hint="eastAsia"/>
+                <w:color w:val="000000" w:themeColor="text1"/>
+                <w:sz w:val="15"/>
+                <w:lang w:val="en-US" w:eastAsia="zh-CN"/>
+                <w14:textFill>
+                  <w14:solidFill>
+                    <w14:schemeClr w14:val="tx1"/>
+                  </w14:solidFill>
+                </w14:textFill>
+              </w:rPr>
+              <w:t>574</w:t>
+            </w:r>
+          </w:p>
+        </w:tc>
+        <w:tc>
+          <w:tcPr>
+            <w:tcW w:w="1006" w:type="dxa"/>
+            <w:tcBorders>
+              <w:top w:val="single" w:color="000000" w:themeColor="text1" w:sz="4" w:space="0"/>
+              <w:tl2br w:val="nil"/>
+              <w:tr2bl w:val="nil"/>
+            </w:tcBorders>
+            <w:vAlign w:val="top"/>
+          </w:tcPr>
+          <w:p>
+            <w:pPr>
+              <w:spacing w:line="0" w:lineRule="atLeast"/>
+              <w:jc w:val="center"/>
+              <w:rPr>
+                <w:rFonts w:hint="eastAsia"/>
+                <w:color w:val="000000" w:themeColor="text1"/>
+                <w:sz w:val="15"/>
+                <w:lang w:val="en-US" w:eastAsia="zh-CN"/>
+                <w14:textFill>
+                  <w14:solidFill>
+                    <w14:schemeClr w14:val="tx1"/>
+                  </w14:solidFill>
+                </w14:textFill>
+              </w:rPr>
+            </w:pPr>
+            <w:r>
+              <w:rPr>
+                <w:rFonts w:hint="eastAsia"/>
+                <w:color w:val="000000" w:themeColor="text1"/>
+                <w:sz w:val="15"/>
+                <w:lang w:val="en-US" w:eastAsia="zh-CN"/>
+                <w14:textFill>
+                  <w14:solidFill>
+                    <w14:schemeClr w14:val="tx1"/>
+                  </w14:solidFill>
+                </w14:textFill>
+              </w:rPr>
+              <w:t>4</w:t>
             </w:r>
           </w:p>
         </w:tc>
@@ -8692,39 +10313,33 @@
           </w:tcPr>
           <w:p>
             <w:pPr>
-              <w:keepNext w:val="0"/>
-              <w:keepLines w:val="0"/>
-              <w:widowControl/>
-              <w:suppressLineNumbers w:val="0"/>
-              <w:spacing w:before="0" w:beforeAutospacing="0" w:after="0" w:afterAutospacing="0"/>
-              <w:ind w:left="0" w:leftChars="0" w:right="0" w:rightChars="0" w:firstLine="0" w:firstLineChars="0"/>
+              <w:spacing w:line="0" w:lineRule="atLeast"/>
               <w:jc w:val="center"/>
-              <w:textAlignment w:val="top"/>
-              <w:rPr>
-                <w:rFonts w:hint="eastAsia" w:ascii="宋体" w:hAnsi="宋体" w:eastAsia="宋体" w:cs="宋体"/>
-                <w:b w:val="0"/>
-                <w:bCs w:val="0"/>
-                <w:color w:val="auto"/>
-                <w:sz w:val="15"/>
-                <w:szCs w:val="15"/>
+              <w:rPr>
+                <w:rFonts w:hint="eastAsia"/>
+                <w:color w:val="000000" w:themeColor="text1"/>
+                <w:sz w:val="15"/>
+                <w:lang w:val="en-US" w:eastAsia="zh-CN"/>
+                <w14:textFill>
+                  <w14:solidFill>
+                    <w14:schemeClr w14:val="tx1"/>
+                  </w14:solidFill>
+                </w14:textFill>
               </w:rPr>
             </w:pPr>
             <w:r>
               <w:rPr>
-                <w:rFonts w:hint="eastAsia" w:ascii="宋体" w:hAnsi="宋体" w:eastAsia="宋体" w:cs="宋体"/>
-                <w:b w:val="0"/>
-                <w:bCs w:val="0"/>
-                <w:i w:val="0"/>
-                <w:iCs w:val="0"/>
-                <w:caps w:val="0"/>
-                <w:color w:val="auto"/>
-                <w:spacing w:val="0"/>
-                <w:kern w:val="0"/>
-                <w:sz w:val="15"/>
-                <w:szCs w:val="15"/>
-                <w:lang w:val="en-US" w:eastAsia="zh-CN" w:bidi="ar"/>
-              </w:rPr>
-              <w:t>0.100s</w:t>
+                <w:rFonts w:hint="eastAsia"/>
+                <w:color w:val="000000" w:themeColor="text1"/>
+                <w:sz w:val="15"/>
+                <w:lang w:val="en-US" w:eastAsia="zh-CN"/>
+                <w14:textFill>
+                  <w14:solidFill>
+                    <w14:schemeClr w14:val="tx1"/>
+                  </w14:solidFill>
+                </w14:textFill>
+              </w:rPr>
+              <w:t>0.052</w:t>
             </w:r>
           </w:p>
         </w:tc>
@@ -8751,7 +10366,7 @@
         </w:trPr>
         <w:tc>
           <w:tcPr>
-            <w:tcW w:w="952" w:type="dxa"/>
+            <w:tcW w:w="2323" w:type="dxa"/>
             <w:tcBorders>
               <w:tl2br w:val="nil"/>
               <w:tr2bl w:val="nil"/>
@@ -8760,45 +10375,127 @@
           </w:tcPr>
           <w:p>
             <w:pPr>
-              <w:keepNext w:val="0"/>
-              <w:keepLines w:val="0"/>
-              <w:widowControl/>
-              <w:suppressLineNumbers w:val="0"/>
-              <w:spacing w:before="0" w:beforeAutospacing="0" w:after="0" w:afterAutospacing="0"/>
-              <w:ind w:left="0" w:leftChars="0" w:right="0" w:rightChars="0" w:firstLine="0" w:firstLineChars="0"/>
+              <w:spacing w:line="0" w:lineRule="atLeast"/>
               <w:jc w:val="center"/>
-              <w:textAlignment w:val="top"/>
-              <w:rPr>
-                <w:rFonts w:hint="eastAsia" w:ascii="宋体" w:hAnsi="宋体" w:eastAsia="宋体" w:cs="宋体"/>
-                <w:b w:val="0"/>
-                <w:bCs w:val="0"/>
-                <w:color w:val="auto"/>
-                <w:sz w:val="15"/>
-                <w:szCs w:val="15"/>
+              <w:rPr>
+                <w:rFonts w:hint="eastAsia"/>
+                <w:color w:val="000000" w:themeColor="text1"/>
+                <w:sz w:val="15"/>
+                <w:lang w:val="en-US" w:eastAsia="zh-CN"/>
+                <w14:textFill>
+                  <w14:solidFill>
+                    <w14:schemeClr w14:val="tx1"/>
+                  </w14:solidFill>
+                </w14:textFill>
               </w:rPr>
             </w:pPr>
-            <w:r>
-              <w:rPr>
-                <w:rFonts w:hint="eastAsia" w:ascii="宋体" w:hAnsi="宋体" w:eastAsia="宋体" w:cs="宋体"/>
-                <w:b w:val="0"/>
-                <w:bCs w:val="0"/>
-                <w:i w:val="0"/>
-                <w:iCs w:val="0"/>
-                <w:caps w:val="0"/>
-                <w:color w:val="auto"/>
-                <w:spacing w:val="0"/>
-                <w:kern w:val="0"/>
-                <w:sz w:val="15"/>
-                <w:szCs w:val="15"/>
-                <w:lang w:val="en-US" w:eastAsia="zh-CN" w:bidi="ar"/>
-              </w:rPr>
-              <w:t>1</w:t>
-            </w:r>
+            <m:oMathPara>
+              <m:oMath>
+                <m:sSub>
+                  <m:sSubPr>
+                    <m:ctrlPr>
+                      <w:rPr>
+                        <w:rFonts w:hint="default" w:ascii="Cambria Math" w:hAnsi="Cambria Math"/>
+                        <w:color w:val="000000" w:themeColor="text1"/>
+                        <w:sz w:val="15"/>
+                        <w:lang w:val="en-US" w:eastAsia="zh-CN"/>
+                        <w14:textFill>
+                          <w14:solidFill>
+                            <w14:schemeClr w14:val="tx1"/>
+                          </w14:solidFill>
+                        </w14:textFill>
+                      </w:rPr>
+                    </m:ctrlPr>
+                  </m:sSubPr>
+                  <m:e>
+                    <m:r>
+                      <m:rPr>
+                        <m:sty m:val="p"/>
+                      </m:rPr>
+                      <w:rPr>
+                        <w:rFonts w:hint="default" w:ascii="Times New Roman" w:hAnsi="Times New Roman"/>
+                        <w:color w:val="000000" w:themeColor="text1"/>
+                        <w:sz w:val="15"/>
+                        <w:lang w:val="en-US" w:eastAsia="zh-CN"/>
+                        <w14:textFill>
+                          <w14:solidFill>
+                            <w14:schemeClr w14:val="tx1"/>
+                          </w14:solidFill>
+                        </w14:textFill>
+                      </w:rPr>
+                      <m:t>T</m:t>
+                    </m:r>
+                    <m:ctrlPr>
+                      <w:rPr>
+                        <w:rFonts w:hint="eastAsia" w:ascii="Cambria Math" w:hAnsi="Cambria Math"/>
+                        <w:color w:val="000000" w:themeColor="text1"/>
+                        <w:sz w:val="15"/>
+                        <w:lang w:val="en-US" w:eastAsia="zh-CN"/>
+                        <w14:textFill>
+                          <w14:solidFill>
+                            <w14:schemeClr w14:val="tx1"/>
+                          </w14:solidFill>
+                        </w14:textFill>
+                      </w:rPr>
+                    </m:ctrlPr>
+                  </m:e>
+                  <m:sub>
+                    <m:r>
+                      <m:rPr>
+                        <m:sty m:val="p"/>
+                      </m:rPr>
+                      <w:rPr>
+                        <w:rFonts w:hint="default" w:ascii="Times New Roman" w:hAnsi="Times New Roman"/>
+                        <w:color w:val="000000" w:themeColor="text1"/>
+                        <w:sz w:val="15"/>
+                        <w:lang w:val="en-US" w:eastAsia="zh-CN"/>
+                        <w14:textFill>
+                          <w14:solidFill>
+                            <w14:schemeClr w14:val="tx1"/>
+                          </w14:solidFill>
+                        </w14:textFill>
+                      </w:rPr>
+                      <m:t>0</m:t>
+                    </m:r>
+                    <m:ctrlPr>
+                      <w:rPr>
+                        <w:rFonts w:hint="eastAsia" w:ascii="Cambria Math" w:hAnsi="Cambria Math"/>
+                        <w:color w:val="000000" w:themeColor="text1"/>
+                        <w:sz w:val="15"/>
+                        <w:lang w:val="en-US" w:eastAsia="zh-CN"/>
+                        <w14:textFill>
+                          <w14:solidFill>
+                            <w14:schemeClr w14:val="tx1"/>
+                          </w14:solidFill>
+                        </w14:textFill>
+                      </w:rPr>
+                    </m:ctrlPr>
+                  </m:sub>
+                </m:sSub>
+                <m:r>
+                  <m:rPr>
+                    <m:sty m:val="p"/>
+                  </m:rPr>
+                  <w:rPr>
+                    <w:rFonts w:hint="default" w:ascii="Times New Roman" w:hAnsi="Times New Roman"/>
+                    <w:color w:val="000000" w:themeColor="text1"/>
+                    <w:sz w:val="15"/>
+                    <w:lang w:val="en-US" w:eastAsia="zh-CN"/>
+                    <w14:textFill>
+                      <w14:solidFill>
+                        <w14:schemeClr w14:val="tx1"/>
+                      </w14:solidFill>
+                    </w14:textFill>
+                  </w:rPr>
+                  <m:t>=500,L=100×n</m:t>
+                </m:r>
+              </m:oMath>
+            </m:oMathPara>
           </w:p>
         </w:tc>
         <w:tc>
           <w:tcPr>
-            <w:tcW w:w="1519" w:type="dxa"/>
+            <w:tcW w:w="1012" w:type="dxa"/>
             <w:tcBorders>
               <w:tl2br w:val="nil"/>
               <w:tr2bl w:val="nil"/>
@@ -8807,45 +10504,39 @@
           </w:tcPr>
           <w:p>
             <w:pPr>
-              <w:keepNext w:val="0"/>
-              <w:keepLines w:val="0"/>
-              <w:widowControl/>
-              <w:suppressLineNumbers w:val="0"/>
-              <w:spacing w:before="0" w:beforeAutospacing="0" w:after="0" w:afterAutospacing="0"/>
-              <w:ind w:left="0" w:leftChars="0" w:right="0" w:rightChars="0" w:firstLine="0" w:firstLineChars="0"/>
+              <w:spacing w:line="0" w:lineRule="atLeast"/>
               <w:jc w:val="center"/>
-              <w:textAlignment w:val="top"/>
-              <w:rPr>
-                <w:rFonts w:hint="eastAsia" w:ascii="宋体" w:hAnsi="宋体" w:eastAsia="宋体" w:cs="宋体"/>
-                <w:b w:val="0"/>
-                <w:bCs w:val="0"/>
-                <w:color w:val="auto"/>
-                <w:sz w:val="15"/>
-                <w:szCs w:val="15"/>
+              <w:rPr>
+                <w:rFonts w:hint="eastAsia"/>
+                <w:color w:val="000000" w:themeColor="text1"/>
+                <w:sz w:val="15"/>
+                <w:lang w:val="en-US" w:eastAsia="zh-CN"/>
+                <w14:textFill>
+                  <w14:solidFill>
+                    <w14:schemeClr w14:val="tx1"/>
+                  </w14:solidFill>
+                </w14:textFill>
               </w:rPr>
             </w:pPr>
             <w:r>
               <w:rPr>
-                <w:rFonts w:hint="eastAsia" w:ascii="宋体" w:hAnsi="宋体" w:eastAsia="宋体" w:cs="宋体"/>
-                <w:b w:val="0"/>
-                <w:bCs w:val="0"/>
-                <w:i w:val="0"/>
-                <w:iCs w:val="0"/>
-                <w:caps w:val="0"/>
-                <w:color w:val="auto"/>
-                <w:spacing w:val="0"/>
-                <w:kern w:val="0"/>
-                <w:sz w:val="15"/>
-                <w:szCs w:val="15"/>
-                <w:lang w:val="en-US" w:eastAsia="zh-CN" w:bidi="ar"/>
-              </w:rPr>
-              <w:t>396</w:t>
+                <w:rFonts w:hint="eastAsia"/>
+                <w:color w:val="000000" w:themeColor="text1"/>
+                <w:sz w:val="15"/>
+                <w:lang w:val="en-US" w:eastAsia="zh-CN"/>
+                <w14:textFill>
+                  <w14:solidFill>
+                    <w14:schemeClr w14:val="tx1"/>
+                  </w14:solidFill>
+                </w14:textFill>
+              </w:rPr>
+              <w:t>564</w:t>
             </w:r>
           </w:p>
         </w:tc>
         <w:tc>
           <w:tcPr>
-            <w:tcW w:w="1509" w:type="dxa"/>
+            <w:tcW w:w="1071" w:type="dxa"/>
             <w:tcBorders>
               <w:tl2br w:val="nil"/>
               <w:tr2bl w:val="nil"/>
@@ -8854,41 +10545,39 @@
           </w:tcPr>
           <w:p>
             <w:pPr>
-              <w:keepNext w:val="0"/>
-              <w:keepLines w:val="0"/>
-              <w:widowControl/>
-              <w:suppressLineNumbers w:val="0"/>
-              <w:spacing w:before="0" w:beforeAutospacing="0" w:after="0" w:afterAutospacing="0"/>
-              <w:ind w:left="0" w:leftChars="0" w:right="0" w:rightChars="0" w:firstLine="0" w:firstLineChars="0"/>
+              <w:spacing w:line="0" w:lineRule="atLeast"/>
               <w:jc w:val="center"/>
-              <w:textAlignment w:val="top"/>
-              <w:rPr>
-                <w:rFonts w:hint="default" w:ascii="宋体" w:hAnsi="宋体" w:eastAsia="宋体" w:cs="宋体"/>
-                <w:b w:val="0"/>
-                <w:bCs w:val="0"/>
-                <w:color w:val="auto"/>
-                <w:sz w:val="15"/>
-                <w:szCs w:val="15"/>
-                <w:lang w:val="en-US" w:eastAsia="zh-CN"/>
+              <w:rPr>
+                <w:rFonts w:hint="default"/>
+                <w:color w:val="000000" w:themeColor="text1"/>
+                <w:sz w:val="15"/>
+                <w:lang w:val="en-US" w:eastAsia="zh-CN"/>
+                <w14:textFill>
+                  <w14:solidFill>
+                    <w14:schemeClr w14:val="tx1"/>
+                  </w14:solidFill>
+                </w14:textFill>
               </w:rPr>
             </w:pPr>
             <w:r>
               <w:rPr>
-                <w:rFonts w:hint="eastAsia" w:ascii="宋体" w:hAnsi="宋体" w:cs="宋体"/>
-                <w:b w:val="0"/>
-                <w:bCs w:val="0"/>
-                <w:color w:val="auto"/>
-                <w:sz w:val="15"/>
-                <w:szCs w:val="15"/>
-                <w:lang w:val="en-US" w:eastAsia="zh-CN"/>
-              </w:rPr>
-              <w:t>448</w:t>
+                <w:rFonts w:hint="eastAsia"/>
+                <w:color w:val="000000" w:themeColor="text1"/>
+                <w:sz w:val="15"/>
+                <w:lang w:val="en-US" w:eastAsia="zh-CN"/>
+                <w14:textFill>
+                  <w14:solidFill>
+                    <w14:schemeClr w14:val="tx1"/>
+                  </w14:solidFill>
+                </w14:textFill>
+              </w:rPr>
+              <w:t>589</w:t>
             </w:r>
           </w:p>
         </w:tc>
         <w:tc>
           <w:tcPr>
-            <w:tcW w:w="1323" w:type="dxa"/>
+            <w:tcW w:w="1037" w:type="dxa"/>
             <w:tcBorders>
               <w:tl2br w:val="nil"/>
               <w:tr2bl w:val="nil"/>
@@ -8897,39 +10586,74 @@
           </w:tcPr>
           <w:p>
             <w:pPr>
-              <w:keepNext w:val="0"/>
-              <w:keepLines w:val="0"/>
-              <w:widowControl/>
-              <w:suppressLineNumbers w:val="0"/>
-              <w:spacing w:before="0" w:beforeAutospacing="0" w:after="0" w:afterAutospacing="0"/>
-              <w:ind w:left="0" w:leftChars="0" w:right="0" w:rightChars="0" w:firstLine="0" w:firstLineChars="0"/>
+              <w:spacing w:line="0" w:lineRule="atLeast"/>
               <w:jc w:val="center"/>
-              <w:textAlignment w:val="top"/>
-              <w:rPr>
-                <w:rFonts w:hint="eastAsia" w:ascii="宋体" w:hAnsi="宋体" w:eastAsia="宋体" w:cs="宋体"/>
-                <w:b w:val="0"/>
-                <w:bCs w:val="0"/>
-                <w:color w:val="auto"/>
-                <w:sz w:val="15"/>
-                <w:szCs w:val="15"/>
+              <w:rPr>
+                <w:rFonts w:hint="eastAsia"/>
+                <w:color w:val="000000" w:themeColor="text1"/>
+                <w:sz w:val="15"/>
+                <w:lang w:val="en-US" w:eastAsia="zh-CN"/>
+                <w14:textFill>
+                  <w14:solidFill>
+                    <w14:schemeClr w14:val="tx1"/>
+                  </w14:solidFill>
+                </w14:textFill>
               </w:rPr>
             </w:pPr>
             <w:r>
               <w:rPr>
-                <w:rFonts w:hint="eastAsia" w:ascii="宋体" w:hAnsi="宋体" w:eastAsia="宋体" w:cs="宋体"/>
-                <w:b w:val="0"/>
-                <w:bCs w:val="0"/>
-                <w:i w:val="0"/>
-                <w:iCs w:val="0"/>
-                <w:caps w:val="0"/>
-                <w:color w:val="auto"/>
-                <w:spacing w:val="0"/>
-                <w:kern w:val="0"/>
-                <w:sz w:val="15"/>
-                <w:szCs w:val="15"/>
-                <w:lang w:val="en-US" w:eastAsia="zh-CN" w:bidi="ar"/>
-              </w:rPr>
-              <w:t>+13.1%</w:t>
+                <w:rFonts w:hint="eastAsia"/>
+                <w:color w:val="000000" w:themeColor="text1"/>
+                <w:sz w:val="15"/>
+                <w:lang w:val="en-US" w:eastAsia="zh-CN"/>
+                <w14:textFill>
+                  <w14:solidFill>
+                    <w14:schemeClr w14:val="tx1"/>
+                  </w14:solidFill>
+                </w14:textFill>
+              </w:rPr>
+              <w:t>573</w:t>
+            </w:r>
+          </w:p>
+        </w:tc>
+        <w:tc>
+          <w:tcPr>
+            <w:tcW w:w="1006" w:type="dxa"/>
+            <w:tcBorders>
+              <w:tl2br w:val="nil"/>
+              <w:tr2bl w:val="nil"/>
+            </w:tcBorders>
+            <w:vAlign w:val="top"/>
+          </w:tcPr>
+          <w:p>
+            <w:pPr>
+              <w:spacing w:line="0" w:lineRule="atLeast"/>
+              <w:jc w:val="center"/>
+              <w:rPr>
+                <w:rFonts w:hint="eastAsia"/>
+                <w:color w:val="000000" w:themeColor="text1"/>
+                <w:sz w:val="15"/>
+                <w:lang w:val="en-US" w:eastAsia="zh-CN"/>
+                <w14:textFill>
+                  <w14:solidFill>
+                    <w14:schemeClr w14:val="tx1"/>
+                  </w14:solidFill>
+                </w14:textFill>
+              </w:rPr>
+            </w:pPr>
+            <w:r>
+              <w:rPr>
+                <w:rFonts w:hint="eastAsia"/>
+                <w:color w:val="000000" w:themeColor="text1"/>
+                <w:sz w:val="15"/>
+                <w:lang w:val="en-US" w:eastAsia="zh-CN"/>
+                <w14:textFill>
+                  <w14:solidFill>
+                    <w14:schemeClr w14:val="tx1"/>
+                  </w14:solidFill>
+                </w14:textFill>
+              </w:rPr>
+              <w:t>2</w:t>
             </w:r>
           </w:p>
         </w:tc>
@@ -8944,39 +10668,33 @@
           </w:tcPr>
           <w:p>
             <w:pPr>
-              <w:keepNext w:val="0"/>
-              <w:keepLines w:val="0"/>
-              <w:widowControl/>
-              <w:suppressLineNumbers w:val="0"/>
-              <w:spacing w:before="0" w:beforeAutospacing="0" w:after="0" w:afterAutospacing="0"/>
-              <w:ind w:left="0" w:leftChars="0" w:right="0" w:rightChars="0" w:firstLine="0" w:firstLineChars="0"/>
+              <w:spacing w:line="0" w:lineRule="atLeast"/>
               <w:jc w:val="center"/>
-              <w:textAlignment w:val="top"/>
-              <w:rPr>
-                <w:rFonts w:hint="eastAsia" w:ascii="宋体" w:hAnsi="宋体" w:eastAsia="宋体" w:cs="宋体"/>
-                <w:b w:val="0"/>
-                <w:bCs w:val="0"/>
-                <w:color w:val="auto"/>
-                <w:sz w:val="15"/>
-                <w:szCs w:val="15"/>
+              <w:rPr>
+                <w:rFonts w:hint="eastAsia"/>
+                <w:color w:val="000000" w:themeColor="text1"/>
+                <w:sz w:val="15"/>
+                <w:lang w:val="en-US" w:eastAsia="zh-CN"/>
+                <w14:textFill>
+                  <w14:solidFill>
+                    <w14:schemeClr w14:val="tx1"/>
+                  </w14:solidFill>
+                </w14:textFill>
               </w:rPr>
             </w:pPr>
             <w:r>
               <w:rPr>
-                <w:rFonts w:hint="eastAsia" w:ascii="宋体" w:hAnsi="宋体" w:eastAsia="宋体" w:cs="宋体"/>
-                <w:b w:val="0"/>
-                <w:bCs w:val="0"/>
-                <w:i w:val="0"/>
-                <w:iCs w:val="0"/>
-                <w:caps w:val="0"/>
-                <w:color w:val="auto"/>
-                <w:spacing w:val="0"/>
-                <w:kern w:val="0"/>
-                <w:sz w:val="15"/>
-                <w:szCs w:val="15"/>
-                <w:lang w:val="en-US" w:eastAsia="zh-CN" w:bidi="ar"/>
-              </w:rPr>
-              <w:t>0.100s</w:t>
+                <w:rFonts w:hint="eastAsia"/>
+                <w:color w:val="000000" w:themeColor="text1"/>
+                <w:sz w:val="15"/>
+                <w:lang w:val="en-US" w:eastAsia="zh-CN"/>
+                <w14:textFill>
+                  <w14:solidFill>
+                    <w14:schemeClr w14:val="tx1"/>
+                  </w14:solidFill>
+                </w14:textFill>
+              </w:rPr>
+              <w:t>0.049</w:t>
             </w:r>
           </w:p>
         </w:tc>
@@ -9003,7 +10721,7 @@
         </w:trPr>
         <w:tc>
           <w:tcPr>
-            <w:tcW w:w="952" w:type="dxa"/>
+            <w:tcW w:w="2323" w:type="dxa"/>
             <w:tcBorders>
               <w:tl2br w:val="nil"/>
               <w:tr2bl w:val="nil"/>
@@ -9012,45 +10730,127 @@
           </w:tcPr>
           <w:p>
             <w:pPr>
-              <w:keepNext w:val="0"/>
-              <w:keepLines w:val="0"/>
-              <w:widowControl/>
-              <w:suppressLineNumbers w:val="0"/>
-              <w:spacing w:before="0" w:beforeAutospacing="0" w:after="0" w:afterAutospacing="0"/>
-              <w:ind w:left="0" w:leftChars="0" w:right="0" w:rightChars="0" w:firstLine="0" w:firstLineChars="0"/>
+              <w:spacing w:line="0" w:lineRule="atLeast"/>
               <w:jc w:val="center"/>
-              <w:textAlignment w:val="top"/>
-              <w:rPr>
-                <w:rFonts w:hint="eastAsia" w:ascii="宋体" w:hAnsi="宋体" w:eastAsia="宋体" w:cs="宋体"/>
-                <w:b w:val="0"/>
-                <w:bCs w:val="0"/>
-                <w:color w:val="auto"/>
-                <w:sz w:val="15"/>
-                <w:szCs w:val="15"/>
+              <w:rPr>
+                <w:rFonts w:hint="eastAsia"/>
+                <w:color w:val="000000" w:themeColor="text1"/>
+                <w:sz w:val="15"/>
+                <w:lang w:val="en-US" w:eastAsia="zh-CN"/>
+                <w14:textFill>
+                  <w14:solidFill>
+                    <w14:schemeClr w14:val="tx1"/>
+                  </w14:solidFill>
+                </w14:textFill>
               </w:rPr>
             </w:pPr>
-            <w:r>
-              <w:rPr>
-                <w:rFonts w:hint="eastAsia" w:ascii="宋体" w:hAnsi="宋体" w:eastAsia="宋体" w:cs="宋体"/>
-                <w:b w:val="0"/>
-                <w:bCs w:val="0"/>
-                <w:i w:val="0"/>
-                <w:iCs w:val="0"/>
-                <w:caps w:val="0"/>
-                <w:color w:val="auto"/>
-                <w:spacing w:val="0"/>
-                <w:kern w:val="0"/>
-                <w:sz w:val="15"/>
-                <w:szCs w:val="15"/>
-                <w:lang w:val="en-US" w:eastAsia="zh-CN" w:bidi="ar"/>
-              </w:rPr>
-              <w:t>2</w:t>
-            </w:r>
+            <m:oMathPara>
+              <m:oMath>
+                <m:sSub>
+                  <m:sSubPr>
+                    <m:ctrlPr>
+                      <w:rPr>
+                        <w:rFonts w:hint="default" w:ascii="Cambria Math" w:hAnsi="Cambria Math"/>
+                        <w:color w:val="000000" w:themeColor="text1"/>
+                        <w:sz w:val="15"/>
+                        <w:lang w:val="en-US" w:eastAsia="zh-CN"/>
+                        <w14:textFill>
+                          <w14:solidFill>
+                            <w14:schemeClr w14:val="tx1"/>
+                          </w14:solidFill>
+                        </w14:textFill>
+                      </w:rPr>
+                    </m:ctrlPr>
+                  </m:sSubPr>
+                  <m:e>
+                    <m:r>
+                      <m:rPr>
+                        <m:sty m:val="p"/>
+                      </m:rPr>
+                      <w:rPr>
+                        <w:rFonts w:hint="default" w:ascii="Times New Roman" w:hAnsi="Times New Roman"/>
+                        <w:color w:val="000000" w:themeColor="text1"/>
+                        <w:sz w:val="15"/>
+                        <w:lang w:val="en-US" w:eastAsia="zh-CN"/>
+                        <w14:textFill>
+                          <w14:solidFill>
+                            <w14:schemeClr w14:val="tx1"/>
+                          </w14:solidFill>
+                        </w14:textFill>
+                      </w:rPr>
+                      <m:t>T</m:t>
+                    </m:r>
+                    <m:ctrlPr>
+                      <w:rPr>
+                        <w:rFonts w:hint="eastAsia" w:ascii="Cambria Math" w:hAnsi="Cambria Math"/>
+                        <w:color w:val="000000" w:themeColor="text1"/>
+                        <w:sz w:val="15"/>
+                        <w:lang w:val="en-US" w:eastAsia="zh-CN"/>
+                        <w14:textFill>
+                          <w14:solidFill>
+                            <w14:schemeClr w14:val="tx1"/>
+                          </w14:solidFill>
+                        </w14:textFill>
+                      </w:rPr>
+                    </m:ctrlPr>
+                  </m:e>
+                  <m:sub>
+                    <m:r>
+                      <m:rPr>
+                        <m:sty m:val="p"/>
+                      </m:rPr>
+                      <w:rPr>
+                        <w:rFonts w:hint="default" w:ascii="Times New Roman" w:hAnsi="Times New Roman"/>
+                        <w:color w:val="000000" w:themeColor="text1"/>
+                        <w:sz w:val="15"/>
+                        <w:lang w:val="en-US" w:eastAsia="zh-CN"/>
+                        <w14:textFill>
+                          <w14:solidFill>
+                            <w14:schemeClr w14:val="tx1"/>
+                          </w14:solidFill>
+                        </w14:textFill>
+                      </w:rPr>
+                      <m:t>0</m:t>
+                    </m:r>
+                    <m:ctrlPr>
+                      <w:rPr>
+                        <w:rFonts w:hint="eastAsia" w:ascii="Cambria Math" w:hAnsi="Cambria Math"/>
+                        <w:color w:val="000000" w:themeColor="text1"/>
+                        <w:sz w:val="15"/>
+                        <w:lang w:val="en-US" w:eastAsia="zh-CN"/>
+                        <w14:textFill>
+                          <w14:solidFill>
+                            <w14:schemeClr w14:val="tx1"/>
+                          </w14:solidFill>
+                        </w14:textFill>
+                      </w:rPr>
+                    </m:ctrlPr>
+                  </m:sub>
+                </m:sSub>
+                <m:r>
+                  <m:rPr>
+                    <m:sty m:val="p"/>
+                  </m:rPr>
+                  <w:rPr>
+                    <w:rFonts w:hint="default" w:ascii="Times New Roman" w:hAnsi="Times New Roman"/>
+                    <w:color w:val="000000" w:themeColor="text1"/>
+                    <w:sz w:val="15"/>
+                    <w:lang w:val="en-US" w:eastAsia="zh-CN"/>
+                    <w14:textFill>
+                      <w14:solidFill>
+                        <w14:schemeClr w14:val="tx1"/>
+                      </w14:solidFill>
+                    </w14:textFill>
+                  </w:rPr>
+                  <m:t>=1000,L=200×n</m:t>
+                </m:r>
+              </m:oMath>
+            </m:oMathPara>
           </w:p>
         </w:tc>
         <w:tc>
           <w:tcPr>
-            <w:tcW w:w="1519" w:type="dxa"/>
+            <w:tcW w:w="1012" w:type="dxa"/>
             <w:tcBorders>
               <w:tl2br w:val="nil"/>
               <w:tr2bl w:val="nil"/>
@@ -9059,45 +10859,39 @@
           </w:tcPr>
           <w:p>
             <w:pPr>
-              <w:keepNext w:val="0"/>
-              <w:keepLines w:val="0"/>
-              <w:widowControl/>
-              <w:suppressLineNumbers w:val="0"/>
-              <w:spacing w:before="0" w:beforeAutospacing="0" w:after="0" w:afterAutospacing="0"/>
-              <w:ind w:left="0" w:leftChars="0" w:right="0" w:rightChars="0" w:firstLine="0" w:firstLineChars="0"/>
+              <w:spacing w:line="0" w:lineRule="atLeast"/>
               <w:jc w:val="center"/>
-              <w:textAlignment w:val="top"/>
-              <w:rPr>
-                <w:rFonts w:hint="eastAsia" w:ascii="宋体" w:hAnsi="宋体" w:eastAsia="宋体" w:cs="宋体"/>
-                <w:b w:val="0"/>
-                <w:bCs w:val="0"/>
-                <w:color w:val="auto"/>
-                <w:sz w:val="15"/>
-                <w:szCs w:val="15"/>
+              <w:rPr>
+                <w:rFonts w:hint="eastAsia"/>
+                <w:color w:val="000000" w:themeColor="text1"/>
+                <w:sz w:val="15"/>
+                <w:lang w:val="en-US" w:eastAsia="zh-CN"/>
+                <w14:textFill>
+                  <w14:solidFill>
+                    <w14:schemeClr w14:val="tx1"/>
+                  </w14:solidFill>
+                </w14:textFill>
               </w:rPr>
             </w:pPr>
             <w:r>
               <w:rPr>
-                <w:rFonts w:hint="eastAsia" w:ascii="宋体" w:hAnsi="宋体" w:eastAsia="宋体" w:cs="宋体"/>
-                <w:b w:val="0"/>
-                <w:bCs w:val="0"/>
-                <w:i w:val="0"/>
-                <w:iCs w:val="0"/>
-                <w:caps w:val="0"/>
-                <w:color w:val="auto"/>
-                <w:spacing w:val="0"/>
-                <w:kern w:val="0"/>
-                <w:sz w:val="15"/>
-                <w:szCs w:val="15"/>
-                <w:lang w:val="en-US" w:eastAsia="zh-CN" w:bidi="ar"/>
-              </w:rPr>
-              <w:t>396</w:t>
+                <w:rFonts w:hint="eastAsia"/>
+                <w:color w:val="000000" w:themeColor="text1"/>
+                <w:sz w:val="15"/>
+                <w:lang w:val="en-US" w:eastAsia="zh-CN"/>
+                <w14:textFill>
+                  <w14:solidFill>
+                    <w14:schemeClr w14:val="tx1"/>
+                  </w14:solidFill>
+                </w14:textFill>
+              </w:rPr>
+              <w:t>564</w:t>
             </w:r>
           </w:p>
         </w:tc>
         <w:tc>
           <w:tcPr>
-            <w:tcW w:w="1509" w:type="dxa"/>
+            <w:tcW w:w="1071" w:type="dxa"/>
             <w:tcBorders>
               <w:tl2br w:val="nil"/>
               <w:tr2bl w:val="nil"/>
@@ -9106,41 +10900,39 @@
           </w:tcPr>
           <w:p>
             <w:pPr>
-              <w:keepNext w:val="0"/>
-              <w:keepLines w:val="0"/>
-              <w:widowControl/>
-              <w:suppressLineNumbers w:val="0"/>
-              <w:spacing w:before="0" w:beforeAutospacing="0" w:after="0" w:afterAutospacing="0"/>
-              <w:ind w:left="0" w:leftChars="0" w:right="0" w:rightChars="0" w:firstLine="0" w:firstLineChars="0"/>
+              <w:spacing w:line="0" w:lineRule="atLeast"/>
               <w:jc w:val="center"/>
-              <w:textAlignment w:val="top"/>
-              <w:rPr>
-                <w:rFonts w:hint="default" w:ascii="宋体" w:hAnsi="宋体" w:eastAsia="宋体" w:cs="宋体"/>
-                <w:b w:val="0"/>
-                <w:bCs w:val="0"/>
-                <w:color w:val="auto"/>
-                <w:sz w:val="15"/>
-                <w:szCs w:val="15"/>
-                <w:lang w:val="en-US" w:eastAsia="zh-CN"/>
+              <w:rPr>
+                <w:rFonts w:hint="default"/>
+                <w:color w:val="000000" w:themeColor="text1"/>
+                <w:sz w:val="15"/>
+                <w:lang w:val="en-US" w:eastAsia="zh-CN"/>
+                <w14:textFill>
+                  <w14:solidFill>
+                    <w14:schemeClr w14:val="tx1"/>
+                  </w14:solidFill>
+                </w14:textFill>
               </w:rPr>
             </w:pPr>
             <w:r>
               <w:rPr>
-                <w:rFonts w:hint="eastAsia" w:ascii="宋体" w:hAnsi="宋体" w:cs="宋体"/>
-                <w:b w:val="0"/>
-                <w:bCs w:val="0"/>
-                <w:color w:val="auto"/>
-                <w:sz w:val="15"/>
-                <w:szCs w:val="15"/>
-                <w:lang w:val="en-US" w:eastAsia="zh-CN"/>
-              </w:rPr>
-              <w:t>466</w:t>
+                <w:rFonts w:hint="eastAsia"/>
+                <w:color w:val="000000" w:themeColor="text1"/>
+                <w:sz w:val="15"/>
+                <w:lang w:val="en-US" w:eastAsia="zh-CN"/>
+                <w14:textFill>
+                  <w14:solidFill>
+                    <w14:schemeClr w14:val="tx1"/>
+                  </w14:solidFill>
+                </w14:textFill>
+              </w:rPr>
+              <w:t>584</w:t>
             </w:r>
           </w:p>
         </w:tc>
         <w:tc>
           <w:tcPr>
-            <w:tcW w:w="1323" w:type="dxa"/>
+            <w:tcW w:w="1037" w:type="dxa"/>
             <w:tcBorders>
               <w:tl2br w:val="nil"/>
               <w:tr2bl w:val="nil"/>
@@ -9149,39 +10941,74 @@
           </w:tcPr>
           <w:p>
             <w:pPr>
-              <w:keepNext w:val="0"/>
-              <w:keepLines w:val="0"/>
-              <w:widowControl/>
-              <w:suppressLineNumbers w:val="0"/>
-              <w:spacing w:before="0" w:beforeAutospacing="0" w:after="0" w:afterAutospacing="0"/>
-              <w:ind w:left="0" w:leftChars="0" w:right="0" w:rightChars="0" w:firstLine="0" w:firstLineChars="0"/>
+              <w:spacing w:line="0" w:lineRule="atLeast"/>
               <w:jc w:val="center"/>
-              <w:textAlignment w:val="top"/>
-              <w:rPr>
-                <w:rFonts w:hint="eastAsia" w:ascii="宋体" w:hAnsi="宋体" w:eastAsia="宋体" w:cs="宋体"/>
-                <w:b w:val="0"/>
-                <w:bCs w:val="0"/>
-                <w:color w:val="auto"/>
-                <w:sz w:val="15"/>
-                <w:szCs w:val="15"/>
+              <w:rPr>
+                <w:rFonts w:hint="eastAsia"/>
+                <w:color w:val="000000" w:themeColor="text1"/>
+                <w:sz w:val="15"/>
+                <w:lang w:val="en-US" w:eastAsia="zh-CN"/>
+                <w14:textFill>
+                  <w14:solidFill>
+                    <w14:schemeClr w14:val="tx1"/>
+                  </w14:solidFill>
+                </w14:textFill>
               </w:rPr>
             </w:pPr>
             <w:r>
               <w:rPr>
-                <w:rFonts w:hint="eastAsia" w:ascii="宋体" w:hAnsi="宋体" w:eastAsia="宋体" w:cs="宋体"/>
-                <w:b w:val="0"/>
-                <w:bCs w:val="0"/>
-                <w:i w:val="0"/>
-                <w:iCs w:val="0"/>
-                <w:caps w:val="0"/>
-                <w:color w:val="auto"/>
-                <w:spacing w:val="0"/>
-                <w:kern w:val="0"/>
-                <w:sz w:val="15"/>
-                <w:szCs w:val="15"/>
-                <w:lang w:val="en-US" w:eastAsia="zh-CN" w:bidi="ar"/>
-              </w:rPr>
-              <w:t>+17.7%</w:t>
+                <w:rFonts w:hint="eastAsia"/>
+                <w:color w:val="000000" w:themeColor="text1"/>
+                <w:sz w:val="15"/>
+                <w:lang w:val="en-US" w:eastAsia="zh-CN"/>
+                <w14:textFill>
+                  <w14:solidFill>
+                    <w14:schemeClr w14:val="tx1"/>
+                  </w14:solidFill>
+                </w14:textFill>
+              </w:rPr>
+              <w:t>571</w:t>
+            </w:r>
+          </w:p>
+        </w:tc>
+        <w:tc>
+          <w:tcPr>
+            <w:tcW w:w="1006" w:type="dxa"/>
+            <w:tcBorders>
+              <w:tl2br w:val="nil"/>
+              <w:tr2bl w:val="nil"/>
+            </w:tcBorders>
+            <w:vAlign w:val="top"/>
+          </w:tcPr>
+          <w:p>
+            <w:pPr>
+              <w:spacing w:line="0" w:lineRule="atLeast"/>
+              <w:jc w:val="center"/>
+              <w:rPr>
+                <w:rFonts w:hint="eastAsia"/>
+                <w:color w:val="000000" w:themeColor="text1"/>
+                <w:sz w:val="15"/>
+                <w:lang w:val="en-US" w:eastAsia="zh-CN"/>
+                <w14:textFill>
+                  <w14:solidFill>
+                    <w14:schemeClr w14:val="tx1"/>
+                  </w14:solidFill>
+                </w14:textFill>
+              </w:rPr>
+            </w:pPr>
+            <w:r>
+              <w:rPr>
+                <w:rFonts w:hint="eastAsia"/>
+                <w:color w:val="000000" w:themeColor="text1"/>
+                <w:sz w:val="15"/>
+                <w:lang w:val="en-US" w:eastAsia="zh-CN"/>
+                <w14:textFill>
+                  <w14:solidFill>
+                    <w14:schemeClr w14:val="tx1"/>
+                  </w14:solidFill>
+                </w14:textFill>
+              </w:rPr>
+              <w:t>1</w:t>
             </w:r>
           </w:p>
         </w:tc>
@@ -9196,39 +11023,33 @@
           </w:tcPr>
           <w:p>
             <w:pPr>
-              <w:keepNext w:val="0"/>
-              <w:keepLines w:val="0"/>
-              <w:widowControl/>
-              <w:suppressLineNumbers w:val="0"/>
-              <w:spacing w:before="0" w:beforeAutospacing="0" w:after="0" w:afterAutospacing="0"/>
-              <w:ind w:left="0" w:leftChars="0" w:right="0" w:rightChars="0" w:firstLine="0" w:firstLineChars="0"/>
+              <w:spacing w:line="0" w:lineRule="atLeast"/>
               <w:jc w:val="center"/>
-              <w:textAlignment w:val="top"/>
-              <w:rPr>
-                <w:rFonts w:hint="eastAsia" w:ascii="宋体" w:hAnsi="宋体" w:eastAsia="宋体" w:cs="宋体"/>
-                <w:b w:val="0"/>
-                <w:bCs w:val="0"/>
-                <w:color w:val="auto"/>
-                <w:sz w:val="15"/>
-                <w:szCs w:val="15"/>
+              <w:rPr>
+                <w:rFonts w:hint="eastAsia"/>
+                <w:color w:val="000000" w:themeColor="text1"/>
+                <w:sz w:val="15"/>
+                <w:lang w:val="en-US" w:eastAsia="zh-CN"/>
+                <w14:textFill>
+                  <w14:solidFill>
+                    <w14:schemeClr w14:val="tx1"/>
+                  </w14:solidFill>
+                </w14:textFill>
               </w:rPr>
             </w:pPr>
             <w:r>
               <w:rPr>
-                <w:rFonts w:hint="eastAsia" w:ascii="宋体" w:hAnsi="宋体" w:eastAsia="宋体" w:cs="宋体"/>
-                <w:b w:val="0"/>
-                <w:bCs w:val="0"/>
-                <w:i w:val="0"/>
-                <w:iCs w:val="0"/>
-                <w:caps w:val="0"/>
-                <w:color w:val="auto"/>
-                <w:spacing w:val="0"/>
-                <w:kern w:val="0"/>
-                <w:sz w:val="15"/>
-                <w:szCs w:val="15"/>
-                <w:lang w:val="en-US" w:eastAsia="zh-CN" w:bidi="ar"/>
-              </w:rPr>
-              <w:t>0.137s</w:t>
+                <w:rFonts w:hint="eastAsia"/>
+                <w:color w:val="000000" w:themeColor="text1"/>
+                <w:sz w:val="15"/>
+                <w:lang w:val="en-US" w:eastAsia="zh-CN"/>
+                <w14:textFill>
+                  <w14:solidFill>
+                    <w14:schemeClr w14:val="tx1"/>
+                  </w14:solidFill>
+                </w14:textFill>
+              </w:rPr>
+              <w:t>0.145</w:t>
             </w:r>
           </w:p>
         </w:tc>
@@ -9255,7 +11076,7 @@
         </w:trPr>
         <w:tc>
           <w:tcPr>
-            <w:tcW w:w="952" w:type="dxa"/>
+            <w:tcW w:w="2323" w:type="dxa"/>
             <w:tcBorders>
               <w:tl2br w:val="nil"/>
               <w:tr2bl w:val="nil"/>
@@ -9264,45 +11085,127 @@
           </w:tcPr>
           <w:p>
             <w:pPr>
-              <w:keepNext w:val="0"/>
-              <w:keepLines w:val="0"/>
-              <w:widowControl/>
-              <w:suppressLineNumbers w:val="0"/>
-              <w:spacing w:before="0" w:beforeAutospacing="0" w:after="0" w:afterAutospacing="0"/>
-              <w:ind w:left="0" w:leftChars="0" w:right="0" w:rightChars="0" w:firstLine="0" w:firstLineChars="0"/>
+              <w:spacing w:line="0" w:lineRule="atLeast"/>
               <w:jc w:val="center"/>
-              <w:textAlignment w:val="top"/>
-              <w:rPr>
-                <w:rFonts w:hint="eastAsia" w:ascii="宋体" w:hAnsi="宋体" w:eastAsia="宋体" w:cs="宋体"/>
-                <w:b w:val="0"/>
-                <w:bCs w:val="0"/>
-                <w:color w:val="auto"/>
-                <w:sz w:val="15"/>
-                <w:szCs w:val="15"/>
+              <w:rPr>
+                <w:rFonts w:hint="eastAsia"/>
+                <w:color w:val="000000" w:themeColor="text1"/>
+                <w:sz w:val="15"/>
+                <w:lang w:val="en-US" w:eastAsia="zh-CN"/>
+                <w14:textFill>
+                  <w14:solidFill>
+                    <w14:schemeClr w14:val="tx1"/>
+                  </w14:solidFill>
+                </w14:textFill>
               </w:rPr>
             </w:pPr>
-            <w:r>
-              <w:rPr>
-                <w:rFonts w:hint="eastAsia" w:ascii="宋体" w:hAnsi="宋体" w:eastAsia="宋体" w:cs="宋体"/>
-                <w:b w:val="0"/>
-                <w:bCs w:val="0"/>
-                <w:i w:val="0"/>
-                <w:iCs w:val="0"/>
-                <w:caps w:val="0"/>
-                <w:color w:val="auto"/>
-                <w:spacing w:val="0"/>
-                <w:kern w:val="0"/>
-                <w:sz w:val="15"/>
-                <w:szCs w:val="15"/>
-                <w:lang w:val="en-US" w:eastAsia="zh-CN" w:bidi="ar"/>
-              </w:rPr>
-              <w:t>3</w:t>
-            </w:r>
+            <m:oMathPara>
+              <m:oMath>
+                <m:sSub>
+                  <m:sSubPr>
+                    <m:ctrlPr>
+                      <w:rPr>
+                        <w:rFonts w:hint="default" w:ascii="Cambria Math" w:hAnsi="Cambria Math"/>
+                        <w:color w:val="000000" w:themeColor="text1"/>
+                        <w:sz w:val="15"/>
+                        <w:lang w:val="en-US" w:eastAsia="zh-CN"/>
+                        <w14:textFill>
+                          <w14:solidFill>
+                            <w14:schemeClr w14:val="tx1"/>
+                          </w14:solidFill>
+                        </w14:textFill>
+                      </w:rPr>
+                    </m:ctrlPr>
+                  </m:sSubPr>
+                  <m:e>
+                    <m:r>
+                      <m:rPr>
+                        <m:sty m:val="p"/>
+                      </m:rPr>
+                      <w:rPr>
+                        <w:rFonts w:hint="default" w:ascii="Times New Roman" w:hAnsi="Times New Roman"/>
+                        <w:color w:val="000000" w:themeColor="text1"/>
+                        <w:sz w:val="15"/>
+                        <w:lang w:val="en-US" w:eastAsia="zh-CN"/>
+                        <w14:textFill>
+                          <w14:solidFill>
+                            <w14:schemeClr w14:val="tx1"/>
+                          </w14:solidFill>
+                        </w14:textFill>
+                      </w:rPr>
+                      <m:t>T</m:t>
+                    </m:r>
+                    <m:ctrlPr>
+                      <w:rPr>
+                        <w:rFonts w:hint="eastAsia" w:ascii="Cambria Math" w:hAnsi="Cambria Math"/>
+                        <w:color w:val="000000" w:themeColor="text1"/>
+                        <w:sz w:val="15"/>
+                        <w:lang w:val="en-US" w:eastAsia="zh-CN"/>
+                        <w14:textFill>
+                          <w14:solidFill>
+                            <w14:schemeClr w14:val="tx1"/>
+                          </w14:solidFill>
+                        </w14:textFill>
+                      </w:rPr>
+                    </m:ctrlPr>
+                  </m:e>
+                  <m:sub>
+                    <m:r>
+                      <m:rPr>
+                        <m:sty m:val="p"/>
+                      </m:rPr>
+                      <w:rPr>
+                        <w:rFonts w:hint="default" w:ascii="Times New Roman" w:hAnsi="Times New Roman"/>
+                        <w:color w:val="000000" w:themeColor="text1"/>
+                        <w:sz w:val="15"/>
+                        <w:lang w:val="en-US" w:eastAsia="zh-CN"/>
+                        <w14:textFill>
+                          <w14:solidFill>
+                            <w14:schemeClr w14:val="tx1"/>
+                          </w14:solidFill>
+                        </w14:textFill>
+                      </w:rPr>
+                      <m:t>0</m:t>
+                    </m:r>
+                    <m:ctrlPr>
+                      <w:rPr>
+                        <w:rFonts w:hint="eastAsia" w:ascii="Cambria Math" w:hAnsi="Cambria Math"/>
+                        <w:color w:val="000000" w:themeColor="text1"/>
+                        <w:sz w:val="15"/>
+                        <w:lang w:val="en-US" w:eastAsia="zh-CN"/>
+                        <w14:textFill>
+                          <w14:solidFill>
+                            <w14:schemeClr w14:val="tx1"/>
+                          </w14:solidFill>
+                        </w14:textFill>
+                      </w:rPr>
+                    </m:ctrlPr>
+                  </m:sub>
+                </m:sSub>
+                <m:r>
+                  <m:rPr>
+                    <m:sty m:val="p"/>
+                  </m:rPr>
+                  <w:rPr>
+                    <w:rFonts w:hint="default" w:ascii="Times New Roman" w:hAnsi="Times New Roman"/>
+                    <w:color w:val="000000" w:themeColor="text1"/>
+                    <w:sz w:val="15"/>
+                    <w:lang w:val="en-US" w:eastAsia="zh-CN"/>
+                    <w14:textFill>
+                      <w14:solidFill>
+                        <w14:schemeClr w14:val="tx1"/>
+                      </w14:solidFill>
+                    </w14:textFill>
+                  </w:rPr>
+                  <m:t>=500,L=200×n</m:t>
+                </m:r>
+              </m:oMath>
+            </m:oMathPara>
           </w:p>
         </w:tc>
         <w:tc>
           <w:tcPr>
-            <w:tcW w:w="1519" w:type="dxa"/>
+            <w:tcW w:w="1012" w:type="dxa"/>
             <w:tcBorders>
               <w:tl2br w:val="nil"/>
               <w:tr2bl w:val="nil"/>
@@ -9311,45 +11214,39 @@
           </w:tcPr>
           <w:p>
             <w:pPr>
-              <w:keepNext w:val="0"/>
-              <w:keepLines w:val="0"/>
-              <w:widowControl/>
-              <w:suppressLineNumbers w:val="0"/>
-              <w:spacing w:before="0" w:beforeAutospacing="0" w:after="0" w:afterAutospacing="0"/>
-              <w:ind w:left="0" w:leftChars="0" w:right="0" w:rightChars="0" w:firstLine="0" w:firstLineChars="0"/>
+              <w:spacing w:line="0" w:lineRule="atLeast"/>
               <w:jc w:val="center"/>
-              <w:textAlignment w:val="top"/>
-              <w:rPr>
-                <w:rFonts w:hint="eastAsia" w:ascii="宋体" w:hAnsi="宋体" w:eastAsia="宋体" w:cs="宋体"/>
-                <w:b w:val="0"/>
-                <w:bCs w:val="0"/>
-                <w:color w:val="auto"/>
-                <w:sz w:val="15"/>
-                <w:szCs w:val="15"/>
+              <w:rPr>
+                <w:rFonts w:hint="eastAsia"/>
+                <w:color w:val="000000" w:themeColor="text1"/>
+                <w:sz w:val="15"/>
+                <w:lang w:val="en-US" w:eastAsia="zh-CN"/>
+                <w14:textFill>
+                  <w14:solidFill>
+                    <w14:schemeClr w14:val="tx1"/>
+                  </w14:solidFill>
+                </w14:textFill>
               </w:rPr>
             </w:pPr>
             <w:r>
               <w:rPr>
-                <w:rFonts w:hint="eastAsia" w:ascii="宋体" w:hAnsi="宋体" w:eastAsia="宋体" w:cs="宋体"/>
-                <w:b w:val="0"/>
-                <w:bCs w:val="0"/>
-                <w:i w:val="0"/>
-                <w:iCs w:val="0"/>
-                <w:caps w:val="0"/>
-                <w:color w:val="auto"/>
-                <w:spacing w:val="0"/>
-                <w:kern w:val="0"/>
-                <w:sz w:val="15"/>
-                <w:szCs w:val="15"/>
-                <w:lang w:val="en-US" w:eastAsia="zh-CN" w:bidi="ar"/>
-              </w:rPr>
-              <w:t>496</w:t>
+                <w:rFonts w:hint="eastAsia"/>
+                <w:color w:val="000000" w:themeColor="text1"/>
+                <w:sz w:val="15"/>
+                <w:lang w:val="en-US" w:eastAsia="zh-CN"/>
+                <w14:textFill>
+                  <w14:solidFill>
+                    <w14:schemeClr w14:val="tx1"/>
+                  </w14:solidFill>
+                </w14:textFill>
+              </w:rPr>
+              <w:t>564</w:t>
             </w:r>
           </w:p>
         </w:tc>
         <w:tc>
           <w:tcPr>
-            <w:tcW w:w="1509" w:type="dxa"/>
+            <w:tcW w:w="1071" w:type="dxa"/>
             <w:tcBorders>
               <w:tl2br w:val="nil"/>
               <w:tr2bl w:val="nil"/>
@@ -9358,41 +11255,39 @@
           </w:tcPr>
           <w:p>
             <w:pPr>
-              <w:keepNext w:val="0"/>
-              <w:keepLines w:val="0"/>
-              <w:widowControl/>
-              <w:suppressLineNumbers w:val="0"/>
-              <w:spacing w:before="0" w:beforeAutospacing="0" w:after="0" w:afterAutospacing="0"/>
-              <w:ind w:left="0" w:leftChars="0" w:right="0" w:rightChars="0" w:firstLine="0" w:firstLineChars="0"/>
+              <w:spacing w:line="0" w:lineRule="atLeast"/>
               <w:jc w:val="center"/>
-              <w:textAlignment w:val="top"/>
-              <w:rPr>
-                <w:rFonts w:hint="default" w:ascii="宋体" w:hAnsi="宋体" w:eastAsia="宋体" w:cs="宋体"/>
-                <w:b w:val="0"/>
-                <w:bCs w:val="0"/>
-                <w:color w:val="auto"/>
-                <w:sz w:val="15"/>
-                <w:szCs w:val="15"/>
-                <w:lang w:val="en-US" w:eastAsia="zh-CN"/>
+              <w:rPr>
+                <w:rFonts w:hint="default"/>
+                <w:color w:val="000000" w:themeColor="text1"/>
+                <w:sz w:val="15"/>
+                <w:lang w:val="en-US" w:eastAsia="zh-CN"/>
+                <w14:textFill>
+                  <w14:solidFill>
+                    <w14:schemeClr w14:val="tx1"/>
+                  </w14:solidFill>
+                </w14:textFill>
               </w:rPr>
             </w:pPr>
             <w:r>
               <w:rPr>
-                <w:rFonts w:hint="eastAsia" w:ascii="宋体" w:hAnsi="宋体" w:cs="宋体"/>
-                <w:b w:val="0"/>
-                <w:bCs w:val="0"/>
-                <w:color w:val="auto"/>
-                <w:sz w:val="15"/>
-                <w:szCs w:val="15"/>
-                <w:lang w:val="en-US" w:eastAsia="zh-CN"/>
-              </w:rPr>
-              <w:t>554</w:t>
+                <w:rFonts w:hint="eastAsia"/>
+                <w:color w:val="000000" w:themeColor="text1"/>
+                <w:sz w:val="15"/>
+                <w:lang w:val="en-US" w:eastAsia="zh-CN"/>
+                <w14:textFill>
+                  <w14:solidFill>
+                    <w14:schemeClr w14:val="tx1"/>
+                  </w14:solidFill>
+                </w14:textFill>
+              </w:rPr>
+              <w:t>589</w:t>
             </w:r>
           </w:p>
         </w:tc>
         <w:tc>
           <w:tcPr>
-            <w:tcW w:w="1323" w:type="dxa"/>
+            <w:tcW w:w="1037" w:type="dxa"/>
             <w:tcBorders>
               <w:tl2br w:val="nil"/>
               <w:tr2bl w:val="nil"/>
@@ -9401,39 +11296,74 @@
           </w:tcPr>
           <w:p>
             <w:pPr>
-              <w:keepNext w:val="0"/>
-              <w:keepLines w:val="0"/>
-              <w:widowControl/>
-              <w:suppressLineNumbers w:val="0"/>
-              <w:spacing w:before="0" w:beforeAutospacing="0" w:after="0" w:afterAutospacing="0"/>
-              <w:ind w:left="0" w:leftChars="0" w:right="0" w:rightChars="0" w:firstLine="0" w:firstLineChars="0"/>
+              <w:spacing w:line="0" w:lineRule="atLeast"/>
               <w:jc w:val="center"/>
-              <w:textAlignment w:val="top"/>
-              <w:rPr>
-                <w:rFonts w:hint="eastAsia" w:ascii="宋体" w:hAnsi="宋体" w:eastAsia="宋体" w:cs="宋体"/>
-                <w:b w:val="0"/>
-                <w:bCs w:val="0"/>
-                <w:color w:val="auto"/>
-                <w:sz w:val="15"/>
-                <w:szCs w:val="15"/>
+              <w:rPr>
+                <w:rFonts w:hint="eastAsia"/>
+                <w:color w:val="000000" w:themeColor="text1"/>
+                <w:sz w:val="15"/>
+                <w:lang w:val="en-US" w:eastAsia="zh-CN"/>
+                <w14:textFill>
+                  <w14:solidFill>
+                    <w14:schemeClr w14:val="tx1"/>
+                  </w14:solidFill>
+                </w14:textFill>
               </w:rPr>
             </w:pPr>
             <w:r>
               <w:rPr>
-                <w:rFonts w:hint="eastAsia" w:ascii="宋体" w:hAnsi="宋体" w:eastAsia="宋体" w:cs="宋体"/>
-                <w:b w:val="0"/>
-                <w:bCs w:val="0"/>
-                <w:i w:val="0"/>
-                <w:iCs w:val="0"/>
-                <w:caps w:val="0"/>
-                <w:color w:val="auto"/>
-                <w:spacing w:val="0"/>
-                <w:kern w:val="0"/>
-                <w:sz w:val="15"/>
-                <w:szCs w:val="15"/>
-                <w:lang w:val="en-US" w:eastAsia="zh-CN" w:bidi="ar"/>
-              </w:rPr>
-              <w:t>+11.7%</w:t>
+                <w:rFonts w:hint="eastAsia"/>
+                <w:color w:val="000000" w:themeColor="text1"/>
+                <w:sz w:val="15"/>
+                <w:lang w:val="en-US" w:eastAsia="zh-CN"/>
+                <w14:textFill>
+                  <w14:solidFill>
+                    <w14:schemeClr w14:val="tx1"/>
+                  </w14:solidFill>
+                </w14:textFill>
+              </w:rPr>
+              <w:t>570</w:t>
+            </w:r>
+          </w:p>
+        </w:tc>
+        <w:tc>
+          <w:tcPr>
+            <w:tcW w:w="1006" w:type="dxa"/>
+            <w:tcBorders>
+              <w:tl2br w:val="nil"/>
+              <w:tr2bl w:val="nil"/>
+            </w:tcBorders>
+            <w:vAlign w:val="top"/>
+          </w:tcPr>
+          <w:p>
+            <w:pPr>
+              <w:spacing w:line="0" w:lineRule="atLeast"/>
+              <w:jc w:val="center"/>
+              <w:rPr>
+                <w:rFonts w:hint="eastAsia"/>
+                <w:color w:val="000000" w:themeColor="text1"/>
+                <w:sz w:val="15"/>
+                <w:lang w:val="en-US" w:eastAsia="zh-CN"/>
+                <w14:textFill>
+                  <w14:solidFill>
+                    <w14:schemeClr w14:val="tx1"/>
+                  </w14:solidFill>
+                </w14:textFill>
+              </w:rPr>
+            </w:pPr>
+            <w:r>
+              <w:rPr>
+                <w:rFonts w:hint="eastAsia"/>
+                <w:color w:val="000000" w:themeColor="text1"/>
+                <w:sz w:val="15"/>
+                <w:lang w:val="en-US" w:eastAsia="zh-CN"/>
+                <w14:textFill>
+                  <w14:solidFill>
+                    <w14:schemeClr w14:val="tx1"/>
+                  </w14:solidFill>
+                </w14:textFill>
+              </w:rPr>
+              <w:t>5</w:t>
             </w:r>
           </w:p>
         </w:tc>
@@ -9448,39 +11378,550 @@
           </w:tcPr>
           <w:p>
             <w:pPr>
-              <w:keepNext w:val="0"/>
-              <w:keepLines w:val="0"/>
-              <w:widowControl/>
-              <w:suppressLineNumbers w:val="0"/>
-              <w:spacing w:before="0" w:beforeAutospacing="0" w:after="0" w:afterAutospacing="0"/>
-              <w:ind w:left="0" w:leftChars="0" w:right="0" w:rightChars="0" w:firstLine="0" w:firstLineChars="0"/>
+              <w:spacing w:line="0" w:lineRule="atLeast"/>
               <w:jc w:val="center"/>
-              <w:textAlignment w:val="top"/>
-              <w:rPr>
-                <w:rFonts w:hint="eastAsia" w:ascii="宋体" w:hAnsi="宋体" w:eastAsia="宋体" w:cs="宋体"/>
-                <w:b w:val="0"/>
-                <w:bCs w:val="0"/>
-                <w:color w:val="auto"/>
-                <w:sz w:val="15"/>
-                <w:szCs w:val="15"/>
+              <w:rPr>
+                <w:rFonts w:hint="eastAsia"/>
+                <w:color w:val="000000" w:themeColor="text1"/>
+                <w:sz w:val="15"/>
+                <w:lang w:val="en-US" w:eastAsia="zh-CN"/>
+                <w14:textFill>
+                  <w14:solidFill>
+                    <w14:schemeClr w14:val="tx1"/>
+                  </w14:solidFill>
+                </w14:textFill>
               </w:rPr>
             </w:pPr>
             <w:r>
               <w:rPr>
-                <w:rFonts w:hint="eastAsia" w:ascii="宋体" w:hAnsi="宋体" w:eastAsia="宋体" w:cs="宋体"/>
-                <w:b w:val="0"/>
-                <w:bCs w:val="0"/>
-                <w:i w:val="0"/>
-                <w:iCs w:val="0"/>
-                <w:caps w:val="0"/>
-                <w:color w:val="auto"/>
-                <w:spacing w:val="0"/>
-                <w:kern w:val="0"/>
-                <w:sz w:val="15"/>
-                <w:szCs w:val="15"/>
-                <w:lang w:val="en-US" w:eastAsia="zh-CN" w:bidi="ar"/>
-              </w:rPr>
-              <w:t>0.172s</w:t>
+                <w:rFonts w:hint="eastAsia"/>
+                <w:color w:val="000000" w:themeColor="text1"/>
+                <w:sz w:val="15"/>
+                <w:lang w:val="en-US" w:eastAsia="zh-CN"/>
+                <w14:textFill>
+                  <w14:solidFill>
+                    <w14:schemeClr w14:val="tx1"/>
+                  </w14:solidFill>
+                </w14:textFill>
+              </w:rPr>
+              <w:t>0.209</w:t>
+            </w:r>
+          </w:p>
+        </w:tc>
+      </w:tr>
+    </w:tbl>
+    <w:p>
+      <w:pPr>
+        <w:pStyle w:val="3"/>
+        <w:spacing w:after="40" w:line="0" w:lineRule="atLeast"/>
+        <w:ind w:firstLine="0" w:firstLineChars="0"/>
+        <w:jc w:val="center"/>
+        <w:rPr>
+          <w:rFonts w:hint="eastAsia"/>
+          <w:b/>
+          <w:bCs/>
+          <w:color w:val="000000" w:themeColor="text1"/>
+          <w:lang w:val="en-US" w:eastAsia="zh-CN"/>
+          <w14:textFill>
+            <w14:solidFill>
+              <w14:schemeClr w14:val="tx1"/>
+            </w14:solidFill>
+          </w14:textFill>
+        </w:rPr>
+      </w:pPr>
+    </w:p>
+    <w:p>
+      <w:pPr>
+        <w:pStyle w:val="3"/>
+        <w:spacing w:after="40" w:line="0" w:lineRule="atLeast"/>
+        <w:ind w:firstLine="0" w:firstLineChars="0"/>
+        <w:jc w:val="center"/>
+        <w:rPr>
+          <w:rFonts w:hint="default"/>
+          <w:b/>
+          <w:bCs/>
+          <w:color w:val="000000" w:themeColor="text1"/>
+          <w:lang w:val="en-US" w:eastAsia="zh-CN"/>
+          <w14:textFill>
+            <w14:solidFill>
+              <w14:schemeClr w14:val="tx1"/>
+            </w14:solidFill>
+          </w14:textFill>
+        </w:rPr>
+      </w:pPr>
+      <w:r>
+        <w:rPr>
+          <w:rFonts w:hint="eastAsia"/>
+          <w:b/>
+          <w:bCs/>
+          <w:color w:val="000000" w:themeColor="text1"/>
+          <w:lang w:val="en-US" w:eastAsia="zh-CN"/>
+          <w14:textFill>
+            <w14:solidFill>
+              <w14:schemeClr w14:val="tx1"/>
+            </w14:solidFill>
+          </w14:textFill>
+        </w:rPr>
+        <w:t xml:space="preserve">表3  </w:t>
+      </w:r>
+      <w:r>
+        <w:rPr>
+          <w:rFonts w:hint="eastAsia"/>
+          <w:b w:val="0"/>
+          <w:bCs w:val="0"/>
+          <w:color w:val="000000" w:themeColor="text1"/>
+          <w:lang w:val="en-US" w:eastAsia="zh-CN"/>
+          <w14:textFill>
+            <w14:solidFill>
+              <w14:schemeClr w14:val="tx1"/>
+            </w14:solidFill>
+          </w14:textFill>
+        </w:rPr>
+        <w:t>降温策略对比实验</w:t>
+      </w:r>
+      <w:r>
+        <w:rPr>
+          <w:rFonts w:hint="eastAsia"/>
+          <w:b/>
+          <w:bCs/>
+          <w:color w:val="000000" w:themeColor="text1"/>
+          <w:lang w:val="en-US" w:eastAsia="zh-CN"/>
+          <w14:textFill>
+            <w14:solidFill>
+              <w14:schemeClr w14:val="tx1"/>
+            </w14:solidFill>
+          </w14:textFill>
+        </w:rPr>
+        <w:t xml:space="preserve"> </w:t>
+      </w:r>
+    </w:p>
+    <w:tbl>
+      <w:tblPr>
+        <w:tblStyle w:val="17"/>
+        <w:tblW w:w="0" w:type="auto"/>
+        <w:jc w:val="center"/>
+        <w:tblBorders>
+          <w:top w:val="single" w:color="000000" w:themeColor="text1" w:sz="4" w:space="0"/>
+          <w:left w:val="none" w:color="auto" w:sz="0" w:space="0"/>
+          <w:bottom w:val="single" w:color="000000" w:themeColor="text1" w:sz="4" w:space="0"/>
+          <w:right w:val="none" w:color="auto" w:sz="0" w:space="0"/>
+          <w:insideH w:val="none" w:color="auto" w:sz="0" w:space="0"/>
+          <w:insideV w:val="none" w:color="auto" w:sz="0" w:space="0"/>
+        </w:tblBorders>
+        <w:tblLayout w:type="fixed"/>
+        <w:tblCellMar>
+          <w:top w:w="0" w:type="dxa"/>
+          <w:left w:w="108" w:type="dxa"/>
+          <w:bottom w:w="0" w:type="dxa"/>
+          <w:right w:w="108" w:type="dxa"/>
+        </w:tblCellMar>
+      </w:tblPr>
+      <w:tblGrid>
+        <w:gridCol w:w="2272"/>
+        <w:gridCol w:w="1003"/>
+        <w:gridCol w:w="1071"/>
+        <w:gridCol w:w="1037"/>
+        <w:gridCol w:w="1006"/>
+        <w:gridCol w:w="1234"/>
+      </w:tblGrid>
+      <w:tr>
+        <w:tblPrEx>
+          <w:tblBorders>
+            <w:top w:val="single" w:color="000000" w:themeColor="text1" w:sz="4" w:space="0"/>
+            <w:left w:val="none" w:color="auto" w:sz="0" w:space="0"/>
+            <w:bottom w:val="single" w:color="000000" w:themeColor="text1" w:sz="4" w:space="0"/>
+            <w:right w:val="none" w:color="auto" w:sz="0" w:space="0"/>
+            <w:insideH w:val="none" w:color="auto" w:sz="0" w:space="0"/>
+            <w:insideV w:val="none" w:color="auto" w:sz="0" w:space="0"/>
+          </w:tblBorders>
+          <w:tblCellMar>
+            <w:top w:w="0" w:type="dxa"/>
+            <w:left w:w="108" w:type="dxa"/>
+            <w:bottom w:w="0" w:type="dxa"/>
+            <w:right w:w="108" w:type="dxa"/>
+          </w:tblCellMar>
+        </w:tblPrEx>
+        <w:trPr>
+          <w:cantSplit/>
+          <w:trHeight w:val="268" w:hRule="atLeast"/>
+          <w:jc w:val="center"/>
+        </w:trPr>
+        <w:tc>
+          <w:tcPr>
+            <w:tcW w:w="2272" w:type="dxa"/>
+            <w:tcBorders>
+              <w:bottom w:val="single" w:color="000000" w:themeColor="text1" w:sz="4" w:space="0"/>
+            </w:tcBorders>
+            <w:shd w:val="clear" w:color="auto" w:fill="FFFFFF"/>
+            <w:vAlign w:val="center"/>
+          </w:tcPr>
+          <w:p>
+            <w:pPr>
+              <w:spacing w:line="0" w:lineRule="atLeast"/>
+              <w:jc w:val="center"/>
+              <w:rPr>
+                <w:rFonts w:hint="eastAsia"/>
+                <w:color w:val="000000" w:themeColor="text1"/>
+                <w:sz w:val="15"/>
+                <w:lang w:val="en-US" w:eastAsia="zh-CN"/>
+                <w14:textFill>
+                  <w14:solidFill>
+                    <w14:schemeClr w14:val="tx1"/>
+                  </w14:solidFill>
+                </w14:textFill>
+              </w:rPr>
+            </w:pPr>
+            <m:oMath>
+              <m:r>
+                <m:rPr>
+                  <m:sty m:val="p"/>
+                </m:rPr>
+                <w:rPr>
+                  <w:rFonts w:hint="default" w:ascii="Times New Roman" w:hAnsi="Times New Roman"/>
+                  <w:color w:val="000000" w:themeColor="text1"/>
+                  <w:sz w:val="15"/>
+                  <w:lang w:val="en-US" w:eastAsia="zh-CN"/>
+                  <w14:textFill>
+                    <w14:solidFill>
+                      <w14:schemeClr w14:val="tx1"/>
+                    </w14:solidFill>
+                  </w14:textFill>
+                </w:rPr>
+                <m:t>α</m:t>
+              </m:r>
+            </m:oMath>
+            <w:r>
+              <w:rPr>
+                <w:rFonts w:hint="eastAsia"/>
+                <w:color w:val="000000" w:themeColor="text1"/>
+                <w:sz w:val="15"/>
+                <w:lang w:val="en-US" w:eastAsia="zh-CN"/>
+                <w14:textFill>
+                  <w14:solidFill>
+                    <w14:schemeClr w14:val="tx1"/>
+                  </w14:solidFill>
+                </w14:textFill>
+              </w:rPr>
+              <w:t>（</w:t>
+            </w:r>
+            <m:oMath>
+              <m:sSub>
+                <m:sSubPr>
+                  <m:ctrlPr>
+                    <w:rPr>
+                      <w:rFonts w:hint="default" w:ascii="Cambria Math" w:hAnsi="Cambria Math"/>
+                      <w:color w:val="000000" w:themeColor="text1"/>
+                      <w:sz w:val="15"/>
+                      <w:lang w:val="en-US" w:eastAsia="zh-CN"/>
+                      <w14:textFill>
+                        <w14:solidFill>
+                          <w14:schemeClr w14:val="tx1"/>
+                        </w14:solidFill>
+                      </w14:textFill>
+                    </w:rPr>
+                  </m:ctrlPr>
+                </m:sSubPr>
+                <m:e>
+                  <m:r>
+                    <m:rPr>
+                      <m:sty m:val="p"/>
+                    </m:rPr>
+                    <w:rPr>
+                      <w:rFonts w:hint="default" w:ascii="Times New Roman" w:hAnsi="Times New Roman"/>
+                      <w:color w:val="000000" w:themeColor="text1"/>
+                      <w:sz w:val="15"/>
+                      <w:lang w:val="en-US" w:eastAsia="zh-CN"/>
+                      <w14:textFill>
+                        <w14:solidFill>
+                          <w14:schemeClr w14:val="tx1"/>
+                        </w14:solidFill>
+                      </w14:textFill>
+                    </w:rPr>
+                    <m:t>T</m:t>
+                  </m:r>
+                  <m:ctrlPr>
+                    <w:rPr>
+                      <w:rFonts w:hint="eastAsia" w:ascii="Cambria Math" w:hAnsi="Cambria Math"/>
+                      <w:color w:val="000000" w:themeColor="text1"/>
+                      <w:sz w:val="15"/>
+                      <w:lang w:val="en-US" w:eastAsia="zh-CN"/>
+                      <w14:textFill>
+                        <w14:solidFill>
+                          <w14:schemeClr w14:val="tx1"/>
+                        </w14:solidFill>
+                      </w14:textFill>
+                    </w:rPr>
+                  </m:ctrlPr>
+                </m:e>
+                <m:sub>
+                  <m:r>
+                    <m:rPr>
+                      <m:sty m:val="p"/>
+                    </m:rPr>
+                    <w:rPr>
+                      <w:rFonts w:hint="default" w:ascii="Times New Roman" w:hAnsi="Times New Roman"/>
+                      <w:color w:val="000000" w:themeColor="text1"/>
+                      <w:sz w:val="15"/>
+                      <w:lang w:val="en-US" w:eastAsia="zh-CN"/>
+                      <w14:textFill>
+                        <w14:solidFill>
+                          <w14:schemeClr w14:val="tx1"/>
+                        </w14:solidFill>
+                      </w14:textFill>
+                    </w:rPr>
+                    <m:t>0</m:t>
+                  </m:r>
+                  <m:ctrlPr>
+                    <w:rPr>
+                      <w:rFonts w:hint="eastAsia" w:ascii="Cambria Math" w:hAnsi="Cambria Math"/>
+                      <w:color w:val="000000" w:themeColor="text1"/>
+                      <w:sz w:val="15"/>
+                      <w:lang w:val="en-US" w:eastAsia="zh-CN"/>
+                      <w14:textFill>
+                        <w14:solidFill>
+                          <w14:schemeClr w14:val="tx1"/>
+                        </w14:solidFill>
+                      </w14:textFill>
+                    </w:rPr>
+                  </m:ctrlPr>
+                </m:sub>
+              </m:sSub>
+              <m:r>
+                <m:rPr>
+                  <m:sty m:val="p"/>
+                </m:rPr>
+                <w:rPr>
+                  <w:rFonts w:hint="default" w:ascii="Times New Roman" w:hAnsi="Times New Roman"/>
+                  <w:color w:val="000000" w:themeColor="text1"/>
+                  <w:sz w:val="15"/>
+                  <w:lang w:val="en-US" w:eastAsia="zh-CN"/>
+                  <w14:textFill>
+                    <w14:solidFill>
+                      <w14:schemeClr w14:val="tx1"/>
+                    </w14:solidFill>
+                  </w14:textFill>
+                </w:rPr>
+                <m:t>=1000,L=100×n</m:t>
+              </m:r>
+            </m:oMath>
+            <w:r>
+              <w:rPr>
+                <w:rFonts w:hint="eastAsia"/>
+                <w:color w:val="000000" w:themeColor="text1"/>
+                <w:sz w:val="15"/>
+                <w:lang w:val="en-US" w:eastAsia="zh-CN"/>
+                <w14:textFill>
+                  <w14:solidFill>
+                    <w14:schemeClr w14:val="tx1"/>
+                  </w14:solidFill>
+                </w14:textFill>
+              </w:rPr>
+              <w:t>）</w:t>
+            </w:r>
+          </w:p>
+        </w:tc>
+        <w:tc>
+          <w:tcPr>
+            <w:tcW w:w="1003" w:type="dxa"/>
+            <w:tcBorders>
+              <w:bottom w:val="single" w:color="000000" w:themeColor="text1" w:sz="4" w:space="0"/>
+            </w:tcBorders>
+            <w:shd w:val="clear" w:color="auto" w:fill="FFFFFF"/>
+            <w:vAlign w:val="center"/>
+          </w:tcPr>
+          <w:p>
+            <w:pPr>
+              <w:spacing w:line="0" w:lineRule="atLeast"/>
+              <w:jc w:val="center"/>
+              <w:rPr>
+                <w:rFonts w:hint="eastAsia"/>
+                <w:color w:val="000000" w:themeColor="text1"/>
+                <w:sz w:val="15"/>
+                <w:lang w:val="en-US" w:eastAsia="zh-CN"/>
+                <w14:textFill>
+                  <w14:solidFill>
+                    <w14:schemeClr w14:val="tx1"/>
+                  </w14:solidFill>
+                </w14:textFill>
+              </w:rPr>
+            </w:pPr>
+            <w:r>
+              <w:rPr>
+                <w:rFonts w:hint="eastAsia"/>
+                <w:color w:val="000000" w:themeColor="text1"/>
+                <w:sz w:val="15"/>
+                <w:lang w:val="en-US" w:eastAsia="zh-CN"/>
+                <w14:textFill>
+                  <w14:solidFill>
+                    <w14:schemeClr w14:val="tx1"/>
+                  </w14:solidFill>
+                </w14:textFill>
+              </w:rPr>
+              <w:t>最优值</w:t>
+            </w:r>
+          </w:p>
+        </w:tc>
+        <w:tc>
+          <w:tcPr>
+            <w:tcW w:w="1071" w:type="dxa"/>
+            <w:tcBorders>
+              <w:bottom w:val="single" w:color="000000" w:themeColor="text1" w:sz="4" w:space="0"/>
+            </w:tcBorders>
+            <w:shd w:val="clear" w:color="auto" w:fill="FFFFFF"/>
+            <w:vAlign w:val="center"/>
+          </w:tcPr>
+          <w:p>
+            <w:pPr>
+              <w:spacing w:line="0" w:lineRule="atLeast"/>
+              <w:jc w:val="center"/>
+              <w:rPr>
+                <w:rFonts w:hint="eastAsia"/>
+                <w:color w:val="000000" w:themeColor="text1"/>
+                <w:sz w:val="15"/>
+                <w:lang w:val="en-US" w:eastAsia="zh-CN"/>
+                <w14:textFill>
+                  <w14:solidFill>
+                    <w14:schemeClr w14:val="tx1"/>
+                  </w14:solidFill>
+                </w14:textFill>
+              </w:rPr>
+            </w:pPr>
+            <w:r>
+              <w:rPr>
+                <w:rFonts w:hint="eastAsia"/>
+                <w:color w:val="000000" w:themeColor="text1"/>
+                <w:sz w:val="15"/>
+                <w:lang w:val="en-US" w:eastAsia="zh-CN"/>
+                <w14:textFill>
+                  <w14:solidFill>
+                    <w14:schemeClr w14:val="tx1"/>
+                  </w14:solidFill>
+                </w14:textFill>
+              </w:rPr>
+              <w:t>最差值</w:t>
+            </w:r>
+          </w:p>
+        </w:tc>
+        <w:tc>
+          <w:tcPr>
+            <w:tcW w:w="1037" w:type="dxa"/>
+            <w:tcBorders>
+              <w:bottom w:val="single" w:color="000000" w:themeColor="text1" w:sz="4" w:space="0"/>
+            </w:tcBorders>
+            <w:shd w:val="clear" w:color="auto" w:fill="FFFFFF"/>
+            <w:vAlign w:val="center"/>
+          </w:tcPr>
+          <w:p>
+            <w:pPr>
+              <w:spacing w:line="0" w:lineRule="atLeast"/>
+              <w:jc w:val="center"/>
+              <w:rPr>
+                <w:rFonts w:hint="eastAsia"/>
+                <w:color w:val="000000" w:themeColor="text1"/>
+                <w:sz w:val="15"/>
+                <w:lang w:val="en-US" w:eastAsia="zh-CN"/>
+                <w14:textFill>
+                  <w14:solidFill>
+                    <w14:schemeClr w14:val="tx1"/>
+                  </w14:solidFill>
+                </w14:textFill>
+              </w:rPr>
+            </w:pPr>
+            <w:r>
+              <w:rPr>
+                <w:rFonts w:hint="eastAsia"/>
+                <w:color w:val="000000" w:themeColor="text1"/>
+                <w:sz w:val="15"/>
+                <w:lang w:val="en-US" w:eastAsia="zh-CN"/>
+                <w14:textFill>
+                  <w14:solidFill>
+                    <w14:schemeClr w14:val="tx1"/>
+                  </w14:solidFill>
+                </w14:textFill>
+              </w:rPr>
+              <w:t>平均值</w:t>
+            </w:r>
+          </w:p>
+        </w:tc>
+        <w:tc>
+          <w:tcPr>
+            <w:tcW w:w="1006" w:type="dxa"/>
+            <w:tcBorders>
+              <w:bottom w:val="single" w:color="000000" w:themeColor="text1" w:sz="4" w:space="0"/>
+            </w:tcBorders>
+            <w:shd w:val="clear" w:color="auto" w:fill="FFFFFF"/>
+            <w:vAlign w:val="center"/>
+          </w:tcPr>
+          <w:p>
+            <w:pPr>
+              <w:spacing w:line="0" w:lineRule="atLeast"/>
+              <w:jc w:val="center"/>
+              <w:rPr>
+                <w:rFonts w:hint="eastAsia"/>
+                <w:color w:val="000000" w:themeColor="text1"/>
+                <w:sz w:val="15"/>
+                <w:lang w:val="en-US" w:eastAsia="zh-CN"/>
+                <w14:textFill>
+                  <w14:solidFill>
+                    <w14:schemeClr w14:val="tx1"/>
+                  </w14:solidFill>
+                </w14:textFill>
+              </w:rPr>
+            </w:pPr>
+            <w:r>
+              <w:rPr>
+                <w:rFonts w:hint="eastAsia"/>
+                <w:color w:val="000000" w:themeColor="text1"/>
+                <w:sz w:val="15"/>
+                <w:lang w:val="en-US" w:eastAsia="zh-CN"/>
+                <w14:textFill>
+                  <w14:solidFill>
+                    <w14:schemeClr w14:val="tx1"/>
+                  </w14:solidFill>
+                </w14:textFill>
+              </w:rPr>
+              <w:t>收敛次数</w:t>
+            </w:r>
+          </w:p>
+        </w:tc>
+        <w:tc>
+          <w:tcPr>
+            <w:tcW w:w="1234" w:type="dxa"/>
+            <w:tcBorders>
+              <w:bottom w:val="single" w:color="000000" w:themeColor="text1" w:sz="4" w:space="0"/>
+            </w:tcBorders>
+            <w:shd w:val="clear" w:color="auto" w:fill="FFFFFF"/>
+            <w:vAlign w:val="center"/>
+          </w:tcPr>
+          <w:p>
+            <w:pPr>
+              <w:spacing w:line="0" w:lineRule="atLeast"/>
+              <w:jc w:val="center"/>
+              <w:rPr>
+                <w:rFonts w:hint="eastAsia"/>
+                <w:color w:val="000000" w:themeColor="text1"/>
+                <w:sz w:val="15"/>
+                <w:lang w:val="en-US" w:eastAsia="zh-CN"/>
+                <w14:textFill>
+                  <w14:solidFill>
+                    <w14:schemeClr w14:val="tx1"/>
+                  </w14:solidFill>
+                </w14:textFill>
+              </w:rPr>
+            </w:pPr>
+            <w:r>
+              <w:rPr>
+                <w:rFonts w:hint="eastAsia"/>
+                <w:color w:val="000000" w:themeColor="text1"/>
+                <w:sz w:val="15"/>
+                <w:lang w:val="en-US" w:eastAsia="zh-CN"/>
+                <w14:textFill>
+                  <w14:solidFill>
+                    <w14:schemeClr w14:val="tx1"/>
+                  </w14:solidFill>
+                </w14:textFill>
+              </w:rPr>
+              <w:t>平均时间(s)</w:t>
             </w:r>
           </w:p>
         </w:tc>
@@ -9507,185 +11948,211 @@
         </w:trPr>
         <w:tc>
           <w:tcPr>
-            <w:tcW w:w="952" w:type="dxa"/>
+            <w:tcW w:w="2272" w:type="dxa"/>
             <w:tcBorders>
+              <w:top w:val="single" w:color="000000" w:themeColor="text1" w:sz="4" w:space="0"/>
               <w:tl2br w:val="nil"/>
               <w:tr2bl w:val="nil"/>
             </w:tcBorders>
-            <w:vAlign w:val="top"/>
+            <w:vAlign w:val="center"/>
           </w:tcPr>
           <w:p>
             <w:pPr>
-              <w:keepNext w:val="0"/>
-              <w:keepLines w:val="0"/>
-              <w:widowControl/>
-              <w:suppressLineNumbers w:val="0"/>
-              <w:spacing w:before="0" w:beforeAutospacing="0" w:after="0" w:afterAutospacing="0"/>
-              <w:ind w:left="0" w:leftChars="0" w:right="0" w:rightChars="0" w:firstLine="0" w:firstLineChars="0"/>
+              <w:spacing w:line="0" w:lineRule="atLeast"/>
               <w:jc w:val="center"/>
-              <w:textAlignment w:val="top"/>
-              <w:rPr>
-                <w:rFonts w:hint="eastAsia" w:ascii="宋体" w:hAnsi="宋体" w:eastAsia="宋体" w:cs="宋体"/>
-                <w:b w:val="0"/>
-                <w:bCs w:val="0"/>
-                <w:color w:val="auto"/>
-                <w:sz w:val="15"/>
-                <w:szCs w:val="15"/>
+              <w:rPr>
+                <w:rFonts w:hint="eastAsia"/>
+                <w:color w:val="000000" w:themeColor="text1"/>
+                <w:sz w:val="15"/>
+                <w:lang w:val="en-US" w:eastAsia="zh-CN"/>
+                <w14:textFill>
+                  <w14:solidFill>
+                    <w14:schemeClr w14:val="tx1"/>
+                  </w14:solidFill>
+                </w14:textFill>
               </w:rPr>
             </w:pPr>
             <w:r>
               <w:rPr>
-                <w:rFonts w:hint="eastAsia" w:ascii="宋体" w:hAnsi="宋体" w:eastAsia="宋体" w:cs="宋体"/>
-                <w:b w:val="0"/>
-                <w:bCs w:val="0"/>
-                <w:i w:val="0"/>
-                <w:iCs w:val="0"/>
-                <w:caps w:val="0"/>
-                <w:color w:val="auto"/>
-                <w:spacing w:val="0"/>
-                <w:kern w:val="0"/>
-                <w:sz w:val="15"/>
-                <w:szCs w:val="15"/>
-                <w:lang w:val="en-US" w:eastAsia="zh-CN" w:bidi="ar"/>
-              </w:rPr>
-              <w:t>4</w:t>
+                <w:rFonts w:hint="eastAsia"/>
+                <w:color w:val="000000" w:themeColor="text1"/>
+                <w:sz w:val="15"/>
+                <w:lang w:val="en-US" w:eastAsia="zh-CN"/>
+                <w14:textFill>
+                  <w14:solidFill>
+                    <w14:schemeClr w14:val="tx1"/>
+                  </w14:solidFill>
+                </w14:textFill>
+              </w:rPr>
+              <w:t>0.80</w:t>
             </w:r>
           </w:p>
         </w:tc>
         <w:tc>
           <w:tcPr>
-            <w:tcW w:w="1519" w:type="dxa"/>
+            <w:tcW w:w="1003" w:type="dxa"/>
             <w:tcBorders>
+              <w:top w:val="single" w:color="000000" w:themeColor="text1" w:sz="4" w:space="0"/>
               <w:tl2br w:val="nil"/>
               <w:tr2bl w:val="nil"/>
             </w:tcBorders>
-            <w:vAlign w:val="top"/>
+            <w:vAlign w:val="center"/>
           </w:tcPr>
           <w:p>
             <w:pPr>
-              <w:keepNext w:val="0"/>
-              <w:keepLines w:val="0"/>
-              <w:widowControl/>
-              <w:suppressLineNumbers w:val="0"/>
-              <w:spacing w:before="0" w:beforeAutospacing="0" w:after="0" w:afterAutospacing="0"/>
-              <w:ind w:left="0" w:leftChars="0" w:right="0" w:rightChars="0" w:firstLine="0" w:firstLineChars="0"/>
+              <w:spacing w:line="0" w:lineRule="atLeast"/>
               <w:jc w:val="center"/>
-              <w:textAlignment w:val="top"/>
-              <w:rPr>
-                <w:rFonts w:hint="eastAsia" w:ascii="宋体" w:hAnsi="宋体" w:eastAsia="宋体" w:cs="宋体"/>
-                <w:b w:val="0"/>
-                <w:bCs w:val="0"/>
-                <w:color w:val="auto"/>
-                <w:sz w:val="15"/>
-                <w:szCs w:val="15"/>
+              <w:rPr>
+                <w:rFonts w:hint="eastAsia"/>
+                <w:color w:val="000000" w:themeColor="text1"/>
+                <w:sz w:val="15"/>
+                <w:lang w:val="en-US" w:eastAsia="zh-CN"/>
+                <w14:textFill>
+                  <w14:solidFill>
+                    <w14:schemeClr w14:val="tx1"/>
+                  </w14:solidFill>
+                </w14:textFill>
               </w:rPr>
             </w:pPr>
             <w:r>
               <w:rPr>
-                <w:rFonts w:hint="eastAsia" w:ascii="宋体" w:hAnsi="宋体" w:eastAsia="宋体" w:cs="宋体"/>
-                <w:b w:val="0"/>
-                <w:bCs w:val="0"/>
-                <w:i w:val="0"/>
-                <w:iCs w:val="0"/>
-                <w:caps w:val="0"/>
-                <w:color w:val="auto"/>
-                <w:spacing w:val="0"/>
-                <w:kern w:val="0"/>
-                <w:sz w:val="15"/>
-                <w:szCs w:val="15"/>
-                <w:lang w:val="en-US" w:eastAsia="zh-CN" w:bidi="ar"/>
-              </w:rPr>
-              <w:t>414</w:t>
+                <w:rFonts w:hint="eastAsia"/>
+                <w:color w:val="000000" w:themeColor="text1"/>
+                <w:sz w:val="15"/>
+                <w:lang w:val="en-US" w:eastAsia="zh-CN"/>
+                <w14:textFill>
+                  <w14:solidFill>
+                    <w14:schemeClr w14:val="tx1"/>
+                  </w14:solidFill>
+                </w14:textFill>
+              </w:rPr>
+              <w:t>564</w:t>
             </w:r>
           </w:p>
         </w:tc>
         <w:tc>
           <w:tcPr>
-            <w:tcW w:w="1509" w:type="dxa"/>
+            <w:tcW w:w="1071" w:type="dxa"/>
             <w:tcBorders>
+              <w:top w:val="single" w:color="000000" w:themeColor="text1" w:sz="4" w:space="0"/>
               <w:tl2br w:val="nil"/>
               <w:tr2bl w:val="nil"/>
             </w:tcBorders>
-            <w:vAlign w:val="top"/>
+            <w:vAlign w:val="center"/>
           </w:tcPr>
           <w:p>
             <w:pPr>
-              <w:keepNext w:val="0"/>
-              <w:keepLines w:val="0"/>
-              <w:widowControl/>
-              <w:suppressLineNumbers w:val="0"/>
-              <w:spacing w:before="0" w:beforeAutospacing="0" w:after="0" w:afterAutospacing="0"/>
-              <w:ind w:left="0" w:leftChars="0" w:right="0" w:rightChars="0" w:firstLine="0" w:firstLineChars="0"/>
+              <w:spacing w:line="0" w:lineRule="atLeast"/>
               <w:jc w:val="center"/>
-              <w:textAlignment w:val="top"/>
-              <w:rPr>
-                <w:rFonts w:hint="default" w:ascii="宋体" w:hAnsi="宋体" w:eastAsia="宋体" w:cs="宋体"/>
-                <w:b w:val="0"/>
-                <w:bCs w:val="0"/>
-                <w:color w:val="auto"/>
-                <w:sz w:val="15"/>
-                <w:szCs w:val="15"/>
-                <w:lang w:val="en-US" w:eastAsia="zh-CN"/>
+              <w:rPr>
+                <w:rFonts w:hint="default"/>
+                <w:color w:val="000000" w:themeColor="text1"/>
+                <w:sz w:val="15"/>
+                <w:lang w:val="en-US" w:eastAsia="zh-CN"/>
+                <w14:textFill>
+                  <w14:solidFill>
+                    <w14:schemeClr w14:val="tx1"/>
+                  </w14:solidFill>
+                </w14:textFill>
               </w:rPr>
             </w:pPr>
             <w:r>
               <w:rPr>
-                <w:rFonts w:hint="eastAsia" w:ascii="宋体" w:hAnsi="宋体" w:cs="宋体"/>
-                <w:b w:val="0"/>
-                <w:bCs w:val="0"/>
-                <w:color w:val="auto"/>
-                <w:sz w:val="15"/>
-                <w:szCs w:val="15"/>
-                <w:lang w:val="en-US" w:eastAsia="zh-CN"/>
-              </w:rPr>
-              <w:t>514</w:t>
+                <w:rFonts w:hint="eastAsia"/>
+                <w:color w:val="000000" w:themeColor="text1"/>
+                <w:sz w:val="15"/>
+                <w:lang w:val="en-US" w:eastAsia="zh-CN"/>
+                <w14:textFill>
+                  <w14:solidFill>
+                    <w14:schemeClr w14:val="tx1"/>
+                  </w14:solidFill>
+                </w14:textFill>
+              </w:rPr>
+              <w:t>614</w:t>
             </w:r>
           </w:p>
         </w:tc>
         <w:tc>
           <w:tcPr>
-            <w:tcW w:w="1323" w:type="dxa"/>
+            <w:tcW w:w="1037" w:type="dxa"/>
             <w:tcBorders>
+              <w:top w:val="single" w:color="000000" w:themeColor="text1" w:sz="4" w:space="0"/>
               <w:tl2br w:val="nil"/>
               <w:tr2bl w:val="nil"/>
             </w:tcBorders>
-            <w:vAlign w:val="top"/>
+            <w:vAlign w:val="center"/>
           </w:tcPr>
           <w:p>
             <w:pPr>
-              <w:keepNext w:val="0"/>
-              <w:keepLines w:val="0"/>
-              <w:widowControl/>
-              <w:suppressLineNumbers w:val="0"/>
-              <w:spacing w:before="0" w:beforeAutospacing="0" w:after="0" w:afterAutospacing="0"/>
-              <w:ind w:left="0" w:leftChars="0" w:right="0" w:rightChars="0" w:firstLine="0" w:firstLineChars="0"/>
+              <w:spacing w:line="0" w:lineRule="atLeast"/>
               <w:jc w:val="center"/>
-              <w:textAlignment w:val="top"/>
-              <w:rPr>
-                <w:rFonts w:hint="eastAsia" w:ascii="宋体" w:hAnsi="宋体" w:eastAsia="宋体" w:cs="宋体"/>
-                <w:b w:val="0"/>
-                <w:bCs w:val="0"/>
-                <w:color w:val="auto"/>
-                <w:sz w:val="15"/>
-                <w:szCs w:val="15"/>
+              <w:rPr>
+                <w:rFonts w:hint="eastAsia"/>
+                <w:color w:val="000000" w:themeColor="text1"/>
+                <w:sz w:val="15"/>
+                <w:lang w:val="en-US" w:eastAsia="zh-CN"/>
+                <w14:textFill>
+                  <w14:solidFill>
+                    <w14:schemeClr w14:val="tx1"/>
+                  </w14:solidFill>
+                </w14:textFill>
               </w:rPr>
             </w:pPr>
             <w:r>
               <w:rPr>
-                <w:rFonts w:hint="eastAsia" w:ascii="宋体" w:hAnsi="宋体" w:eastAsia="宋体" w:cs="宋体"/>
-                <w:b w:val="0"/>
-                <w:bCs w:val="0"/>
-                <w:i w:val="0"/>
-                <w:iCs w:val="0"/>
-                <w:caps w:val="0"/>
-                <w:color w:val="auto"/>
-                <w:spacing w:val="0"/>
-                <w:kern w:val="0"/>
-                <w:sz w:val="15"/>
-                <w:szCs w:val="15"/>
-                <w:lang w:val="en-US" w:eastAsia="zh-CN" w:bidi="ar"/>
-              </w:rPr>
-              <w:t>+24.2%</w:t>
+                <w:rFonts w:hint="eastAsia"/>
+                <w:color w:val="000000" w:themeColor="text1"/>
+                <w:sz w:val="15"/>
+                <w:lang w:val="en-US" w:eastAsia="zh-CN"/>
+                <w14:textFill>
+                  <w14:solidFill>
+                    <w14:schemeClr w14:val="tx1"/>
+                  </w14:solidFill>
+                </w14:textFill>
+              </w:rPr>
+              <w:t>584</w:t>
+            </w:r>
+          </w:p>
+        </w:tc>
+        <w:tc>
+          <w:tcPr>
+            <w:tcW w:w="1006" w:type="dxa"/>
+            <w:tcBorders>
+              <w:top w:val="single" w:color="000000" w:themeColor="text1" w:sz="4" w:space="0"/>
+              <w:tl2br w:val="nil"/>
+              <w:tr2bl w:val="nil"/>
+            </w:tcBorders>
+            <w:vAlign w:val="center"/>
+          </w:tcPr>
+          <w:p>
+            <w:pPr>
+              <w:spacing w:line="0" w:lineRule="atLeast"/>
+              <w:jc w:val="center"/>
+              <w:rPr>
+                <w:rFonts w:hint="eastAsia"/>
+                <w:color w:val="000000" w:themeColor="text1"/>
+                <w:sz w:val="15"/>
+                <w:lang w:val="en-US" w:eastAsia="zh-CN"/>
+                <w14:textFill>
+                  <w14:solidFill>
+                    <w14:schemeClr w14:val="tx1"/>
+                  </w14:solidFill>
+                </w14:textFill>
+              </w:rPr>
+            </w:pPr>
+            <w:r>
+              <w:rPr>
+                <w:rFonts w:hint="eastAsia"/>
+                <w:color w:val="000000" w:themeColor="text1"/>
+                <w:sz w:val="15"/>
+                <w:lang w:val="en-US" w:eastAsia="zh-CN"/>
+                <w14:textFill>
+                  <w14:solidFill>
+                    <w14:schemeClr w14:val="tx1"/>
+                  </w14:solidFill>
+                </w14:textFill>
+              </w:rPr>
+              <w:t>2/20</w:t>
             </w:r>
           </w:p>
         </w:tc>
@@ -9693,46 +12160,41 @@
           <w:tcPr>
             <w:tcW w:w="1234" w:type="dxa"/>
             <w:tcBorders>
+              <w:top w:val="single" w:color="000000" w:themeColor="text1" w:sz="4" w:space="0"/>
               <w:tl2br w:val="nil"/>
               <w:tr2bl w:val="nil"/>
             </w:tcBorders>
-            <w:vAlign w:val="top"/>
+            <w:vAlign w:val="center"/>
           </w:tcPr>
           <w:p>
             <w:pPr>
-              <w:keepNext w:val="0"/>
-              <w:keepLines w:val="0"/>
-              <w:widowControl/>
-              <w:suppressLineNumbers w:val="0"/>
-              <w:spacing w:before="0" w:beforeAutospacing="0" w:after="0" w:afterAutospacing="0"/>
-              <w:ind w:left="0" w:leftChars="0" w:right="0" w:rightChars="0" w:firstLine="0" w:firstLineChars="0"/>
+              <w:spacing w:line="0" w:lineRule="atLeast"/>
               <w:jc w:val="center"/>
-              <w:textAlignment w:val="top"/>
-              <w:rPr>
-                <w:rFonts w:hint="eastAsia" w:ascii="宋体" w:hAnsi="宋体" w:eastAsia="宋体" w:cs="宋体"/>
-                <w:b w:val="0"/>
-                <w:bCs w:val="0"/>
-                <w:color w:val="auto"/>
-                <w:sz w:val="15"/>
-                <w:szCs w:val="15"/>
+              <w:rPr>
+                <w:rFonts w:hint="eastAsia"/>
+                <w:color w:val="000000" w:themeColor="text1"/>
+                <w:sz w:val="15"/>
+                <w:lang w:val="en-US" w:eastAsia="zh-CN"/>
+                <w14:textFill>
+                  <w14:solidFill>
+                    <w14:schemeClr w14:val="tx1"/>
+                  </w14:solidFill>
+                </w14:textFill>
               </w:rPr>
             </w:pPr>
             <w:r>
               <w:rPr>
-                <w:rFonts w:hint="eastAsia" w:ascii="宋体" w:hAnsi="宋体" w:eastAsia="宋体" w:cs="宋体"/>
-                <w:b w:val="0"/>
-                <w:bCs w:val="0"/>
-                <w:i w:val="0"/>
-                <w:iCs w:val="0"/>
-                <w:caps w:val="0"/>
-                <w:color w:val="auto"/>
-                <w:spacing w:val="0"/>
-                <w:kern w:val="0"/>
-                <w:sz w:val="15"/>
-                <w:szCs w:val="15"/>
-                <w:lang w:val="en-US" w:eastAsia="zh-CN" w:bidi="ar"/>
-              </w:rPr>
-              <w:t>0.222s</w:t>
+                <w:rFonts w:hint="eastAsia"/>
+                <w:color w:val="000000" w:themeColor="text1"/>
+                <w:sz w:val="15"/>
+                <w:lang w:val="en-US" w:eastAsia="zh-CN"/>
+                <w14:textFill>
+                  <w14:solidFill>
+                    <w14:schemeClr w14:val="tx1"/>
+                  </w14:solidFill>
+                </w14:textFill>
+              </w:rPr>
+              <w:t>0.066</w:t>
             </w:r>
           </w:p>
         </w:tc>
@@ -9759,185 +12221,206 @@
         </w:trPr>
         <w:tc>
           <w:tcPr>
-            <w:tcW w:w="952" w:type="dxa"/>
+            <w:tcW w:w="2272" w:type="dxa"/>
             <w:tcBorders>
               <w:tl2br w:val="nil"/>
               <w:tr2bl w:val="nil"/>
             </w:tcBorders>
-            <w:vAlign w:val="top"/>
+            <w:vAlign w:val="center"/>
           </w:tcPr>
           <w:p>
             <w:pPr>
-              <w:keepNext w:val="0"/>
-              <w:keepLines w:val="0"/>
-              <w:widowControl/>
-              <w:suppressLineNumbers w:val="0"/>
-              <w:spacing w:before="0" w:beforeAutospacing="0" w:after="0" w:afterAutospacing="0"/>
-              <w:ind w:left="0" w:leftChars="0" w:right="0" w:rightChars="0" w:firstLine="0" w:firstLineChars="0"/>
+              <w:spacing w:line="0" w:lineRule="atLeast"/>
               <w:jc w:val="center"/>
-              <w:textAlignment w:val="top"/>
-              <w:rPr>
-                <w:rFonts w:hint="eastAsia" w:ascii="宋体" w:hAnsi="宋体" w:eastAsia="宋体" w:cs="宋体"/>
-                <w:b w:val="0"/>
-                <w:bCs w:val="0"/>
-                <w:color w:val="auto"/>
-                <w:sz w:val="15"/>
-                <w:szCs w:val="15"/>
+              <w:rPr>
+                <w:rFonts w:hint="eastAsia"/>
+                <w:color w:val="000000" w:themeColor="text1"/>
+                <w:sz w:val="15"/>
+                <w:lang w:val="en-US" w:eastAsia="zh-CN"/>
+                <w14:textFill>
+                  <w14:solidFill>
+                    <w14:schemeClr w14:val="tx1"/>
+                  </w14:solidFill>
+                </w14:textFill>
               </w:rPr>
             </w:pPr>
             <w:r>
               <w:rPr>
-                <w:rFonts w:hint="eastAsia" w:ascii="宋体" w:hAnsi="宋体" w:eastAsia="宋体" w:cs="宋体"/>
-                <w:b w:val="0"/>
-                <w:bCs w:val="0"/>
-                <w:i w:val="0"/>
-                <w:iCs w:val="0"/>
-                <w:caps w:val="0"/>
-                <w:color w:val="auto"/>
-                <w:spacing w:val="0"/>
-                <w:kern w:val="0"/>
-                <w:sz w:val="15"/>
-                <w:szCs w:val="15"/>
-                <w:lang w:val="en-US" w:eastAsia="zh-CN" w:bidi="ar"/>
-              </w:rPr>
-              <w:t>5</w:t>
+                <w:rFonts w:hint="eastAsia"/>
+                <w:color w:val="000000" w:themeColor="text1"/>
+                <w:sz w:val="15"/>
+                <w:lang w:val="en-US" w:eastAsia="zh-CN"/>
+                <w14:textFill>
+                  <w14:solidFill>
+                    <w14:schemeClr w14:val="tx1"/>
+                  </w14:solidFill>
+                </w14:textFill>
+              </w:rPr>
+              <w:t>0.85</w:t>
             </w:r>
           </w:p>
         </w:tc>
         <w:tc>
           <w:tcPr>
-            <w:tcW w:w="1519" w:type="dxa"/>
+            <w:tcW w:w="1003" w:type="dxa"/>
             <w:tcBorders>
               <w:tl2br w:val="nil"/>
               <w:tr2bl w:val="nil"/>
             </w:tcBorders>
-            <w:vAlign w:val="top"/>
+            <w:vAlign w:val="center"/>
           </w:tcPr>
           <w:p>
             <w:pPr>
-              <w:keepNext w:val="0"/>
-              <w:keepLines w:val="0"/>
-              <w:widowControl/>
-              <w:suppressLineNumbers w:val="0"/>
-              <w:spacing w:before="0" w:beforeAutospacing="0" w:after="0" w:afterAutospacing="0"/>
-              <w:ind w:left="0" w:leftChars="0" w:right="0" w:rightChars="0" w:firstLine="0" w:firstLineChars="0"/>
+              <w:spacing w:line="0" w:lineRule="atLeast"/>
               <w:jc w:val="center"/>
-              <w:textAlignment w:val="top"/>
-              <w:rPr>
-                <w:rFonts w:hint="eastAsia" w:ascii="宋体" w:hAnsi="宋体" w:eastAsia="宋体" w:cs="宋体"/>
-                <w:b w:val="0"/>
-                <w:bCs w:val="0"/>
-                <w:color w:val="auto"/>
-                <w:sz w:val="15"/>
-                <w:szCs w:val="15"/>
+              <w:rPr>
+                <w:rFonts w:hint="eastAsia"/>
+                <w:color w:val="000000" w:themeColor="text1"/>
+                <w:sz w:val="15"/>
+                <w:lang w:val="en-US" w:eastAsia="zh-CN"/>
+                <w14:textFill>
+                  <w14:solidFill>
+                    <w14:schemeClr w14:val="tx1"/>
+                  </w14:solidFill>
+                </w14:textFill>
               </w:rPr>
             </w:pPr>
             <w:r>
               <w:rPr>
-                <w:rFonts w:hint="eastAsia" w:ascii="宋体" w:hAnsi="宋体" w:eastAsia="宋体" w:cs="宋体"/>
-                <w:b w:val="0"/>
-                <w:bCs w:val="0"/>
-                <w:i w:val="0"/>
-                <w:iCs w:val="0"/>
-                <w:caps w:val="0"/>
-                <w:color w:val="auto"/>
-                <w:spacing w:val="0"/>
-                <w:kern w:val="0"/>
-                <w:sz w:val="15"/>
-                <w:szCs w:val="15"/>
-                <w:lang w:val="en-US" w:eastAsia="zh-CN" w:bidi="ar"/>
-              </w:rPr>
-              <w:t>614</w:t>
+                <w:rFonts w:hint="eastAsia"/>
+                <w:color w:val="000000" w:themeColor="text1"/>
+                <w:sz w:val="15"/>
+                <w:lang w:val="en-US" w:eastAsia="zh-CN"/>
+                <w14:textFill>
+                  <w14:solidFill>
+                    <w14:schemeClr w14:val="tx1"/>
+                  </w14:solidFill>
+                </w14:textFill>
+              </w:rPr>
+              <w:t>564</w:t>
             </w:r>
           </w:p>
         </w:tc>
         <w:tc>
           <w:tcPr>
-            <w:tcW w:w="1509" w:type="dxa"/>
+            <w:tcW w:w="1071" w:type="dxa"/>
             <w:tcBorders>
               <w:tl2br w:val="nil"/>
               <w:tr2bl w:val="nil"/>
             </w:tcBorders>
-            <w:vAlign w:val="top"/>
+            <w:vAlign w:val="center"/>
           </w:tcPr>
           <w:p>
             <w:pPr>
-              <w:keepNext w:val="0"/>
-              <w:keepLines w:val="0"/>
-              <w:widowControl/>
-              <w:suppressLineNumbers w:val="0"/>
-              <w:spacing w:before="0" w:beforeAutospacing="0" w:after="0" w:afterAutospacing="0"/>
-              <w:ind w:left="0" w:leftChars="0" w:right="0" w:rightChars="0" w:firstLine="0" w:firstLineChars="0"/>
+              <w:spacing w:line="0" w:lineRule="atLeast"/>
               <w:jc w:val="center"/>
-              <w:textAlignment w:val="top"/>
-              <w:rPr>
-                <w:rFonts w:hint="default" w:ascii="宋体" w:hAnsi="宋体" w:eastAsia="宋体" w:cs="宋体"/>
-                <w:b w:val="0"/>
-                <w:bCs w:val="0"/>
-                <w:color w:val="auto"/>
-                <w:sz w:val="15"/>
-                <w:szCs w:val="15"/>
-                <w:lang w:val="en-US" w:eastAsia="zh-CN"/>
+              <w:rPr>
+                <w:rFonts w:hint="default"/>
+                <w:color w:val="000000" w:themeColor="text1"/>
+                <w:sz w:val="15"/>
+                <w:lang w:val="en-US" w:eastAsia="zh-CN"/>
+                <w14:textFill>
+                  <w14:solidFill>
+                    <w14:schemeClr w14:val="tx1"/>
+                  </w14:solidFill>
+                </w14:textFill>
               </w:rPr>
             </w:pPr>
             <w:r>
               <w:rPr>
-                <w:rFonts w:hint="eastAsia" w:ascii="宋体" w:hAnsi="宋体" w:cs="宋体"/>
-                <w:b w:val="0"/>
-                <w:bCs w:val="0"/>
-                <w:color w:val="auto"/>
-                <w:sz w:val="15"/>
-                <w:szCs w:val="15"/>
-                <w:lang w:val="en-US" w:eastAsia="zh-CN"/>
-              </w:rPr>
-              <w:t>634</w:t>
+                <w:rFonts w:hint="eastAsia"/>
+                <w:color w:val="000000" w:themeColor="text1"/>
+                <w:sz w:val="15"/>
+                <w:lang w:val="en-US" w:eastAsia="zh-CN"/>
+                <w14:textFill>
+                  <w14:solidFill>
+                    <w14:schemeClr w14:val="tx1"/>
+                  </w14:solidFill>
+                </w14:textFill>
+              </w:rPr>
+              <w:t>591</w:t>
             </w:r>
           </w:p>
         </w:tc>
         <w:tc>
           <w:tcPr>
-            <w:tcW w:w="1323" w:type="dxa"/>
+            <w:tcW w:w="1037" w:type="dxa"/>
             <w:tcBorders>
               <w:tl2br w:val="nil"/>
               <w:tr2bl w:val="nil"/>
             </w:tcBorders>
-            <w:vAlign w:val="top"/>
+            <w:vAlign w:val="center"/>
           </w:tcPr>
           <w:p>
             <w:pPr>
-              <w:keepNext w:val="0"/>
-              <w:keepLines w:val="0"/>
-              <w:widowControl/>
-              <w:suppressLineNumbers w:val="0"/>
-              <w:spacing w:before="0" w:beforeAutospacing="0" w:after="0" w:afterAutospacing="0"/>
-              <w:ind w:left="0" w:leftChars="0" w:right="0" w:rightChars="0" w:firstLine="0" w:firstLineChars="0"/>
+              <w:spacing w:line="0" w:lineRule="atLeast"/>
               <w:jc w:val="center"/>
-              <w:textAlignment w:val="top"/>
-              <w:rPr>
-                <w:rFonts w:hint="eastAsia" w:ascii="宋体" w:hAnsi="宋体" w:eastAsia="宋体" w:cs="宋体"/>
-                <w:b w:val="0"/>
-                <w:bCs w:val="0"/>
-                <w:color w:val="auto"/>
-                <w:sz w:val="15"/>
-                <w:szCs w:val="15"/>
+              <w:rPr>
+                <w:rFonts w:hint="eastAsia"/>
+                <w:color w:val="000000" w:themeColor="text1"/>
+                <w:sz w:val="15"/>
+                <w:lang w:val="en-US" w:eastAsia="zh-CN"/>
+                <w14:textFill>
+                  <w14:solidFill>
+                    <w14:schemeClr w14:val="tx1"/>
+                  </w14:solidFill>
+                </w14:textFill>
               </w:rPr>
             </w:pPr>
             <w:r>
               <w:rPr>
-                <w:rFonts w:hint="eastAsia" w:ascii="宋体" w:hAnsi="宋体" w:eastAsia="宋体" w:cs="宋体"/>
-                <w:b w:val="0"/>
-                <w:bCs w:val="0"/>
-                <w:i w:val="0"/>
-                <w:iCs w:val="0"/>
-                <w:caps w:val="0"/>
-                <w:color w:val="auto"/>
-                <w:spacing w:val="0"/>
-                <w:kern w:val="0"/>
-                <w:sz w:val="15"/>
-                <w:szCs w:val="15"/>
-                <w:lang w:val="en-US" w:eastAsia="zh-CN" w:bidi="ar"/>
-              </w:rPr>
-              <w:t>+3.3%</w:t>
+                <w:rFonts w:hint="eastAsia"/>
+                <w:color w:val="000000" w:themeColor="text1"/>
+                <w:sz w:val="15"/>
+                <w:lang w:val="en-US" w:eastAsia="zh-CN"/>
+                <w14:textFill>
+                  <w14:solidFill>
+                    <w14:schemeClr w14:val="tx1"/>
+                  </w14:solidFill>
+                </w14:textFill>
+              </w:rPr>
+              <w:t>574</w:t>
+            </w:r>
+          </w:p>
+        </w:tc>
+        <w:tc>
+          <w:tcPr>
+            <w:tcW w:w="1006" w:type="dxa"/>
+            <w:tcBorders>
+              <w:tl2br w:val="nil"/>
+              <w:tr2bl w:val="nil"/>
+            </w:tcBorders>
+            <w:vAlign w:val="center"/>
+          </w:tcPr>
+          <w:p>
+            <w:pPr>
+              <w:spacing w:line="0" w:lineRule="atLeast"/>
+              <w:jc w:val="center"/>
+              <w:rPr>
+                <w:rFonts w:hint="eastAsia"/>
+                <w:color w:val="000000" w:themeColor="text1"/>
+                <w:sz w:val="15"/>
+                <w:lang w:val="en-US" w:eastAsia="zh-CN"/>
+                <w14:textFill>
+                  <w14:solidFill>
+                    <w14:schemeClr w14:val="tx1"/>
+                  </w14:solidFill>
+                </w14:textFill>
+              </w:rPr>
+            </w:pPr>
+            <w:r>
+              <w:rPr>
+                <w:rFonts w:hint="eastAsia"/>
+                <w:color w:val="000000" w:themeColor="text1"/>
+                <w:sz w:val="15"/>
+                <w:lang w:val="en-US" w:eastAsia="zh-CN"/>
+                <w14:textFill>
+                  <w14:solidFill>
+                    <w14:schemeClr w14:val="tx1"/>
+                  </w14:solidFill>
+                </w14:textFill>
+              </w:rPr>
+              <w:t>3/20</w:t>
             </w:r>
           </w:p>
         </w:tc>
@@ -9948,43 +12431,838 @@
               <w:tl2br w:val="nil"/>
               <w:tr2bl w:val="nil"/>
             </w:tcBorders>
-            <w:vAlign w:val="top"/>
+            <w:vAlign w:val="center"/>
           </w:tcPr>
           <w:p>
             <w:pPr>
-              <w:keepNext w:val="0"/>
-              <w:keepLines w:val="0"/>
-              <w:widowControl/>
-              <w:suppressLineNumbers w:val="0"/>
-              <w:spacing w:before="0" w:beforeAutospacing="0" w:after="0" w:afterAutospacing="0"/>
-              <w:ind w:left="0" w:leftChars="0" w:right="0" w:rightChars="0" w:firstLine="0" w:firstLineChars="0"/>
+              <w:spacing w:line="0" w:lineRule="atLeast"/>
               <w:jc w:val="center"/>
-              <w:textAlignment w:val="top"/>
-              <w:rPr>
-                <w:rFonts w:hint="eastAsia" w:ascii="宋体" w:hAnsi="宋体" w:eastAsia="宋体" w:cs="宋体"/>
-                <w:b w:val="0"/>
-                <w:bCs w:val="0"/>
-                <w:color w:val="auto"/>
-                <w:sz w:val="15"/>
-                <w:szCs w:val="15"/>
+              <w:rPr>
+                <w:rFonts w:hint="eastAsia"/>
+                <w:color w:val="000000" w:themeColor="text1"/>
+                <w:sz w:val="15"/>
+                <w:lang w:val="en-US" w:eastAsia="zh-CN"/>
+                <w14:textFill>
+                  <w14:solidFill>
+                    <w14:schemeClr w14:val="tx1"/>
+                  </w14:solidFill>
+                </w14:textFill>
               </w:rPr>
             </w:pPr>
             <w:r>
               <w:rPr>
-                <w:rFonts w:hint="eastAsia" w:ascii="宋体" w:hAnsi="宋体" w:eastAsia="宋体" w:cs="宋体"/>
-                <w:b w:val="0"/>
-                <w:bCs w:val="0"/>
-                <w:i w:val="0"/>
-                <w:iCs w:val="0"/>
-                <w:caps w:val="0"/>
-                <w:color w:val="auto"/>
-                <w:spacing w:val="0"/>
-                <w:kern w:val="0"/>
-                <w:sz w:val="15"/>
-                <w:szCs w:val="15"/>
-                <w:lang w:val="en-US" w:eastAsia="zh-CN" w:bidi="ar"/>
-              </w:rPr>
-              <w:t>0.211s</w:t>
+                <w:rFonts w:hint="eastAsia"/>
+                <w:color w:val="000000" w:themeColor="text1"/>
+                <w:sz w:val="15"/>
+                <w:lang w:val="en-US" w:eastAsia="zh-CN"/>
+                <w14:textFill>
+                  <w14:solidFill>
+                    <w14:schemeClr w14:val="tx1"/>
+                  </w14:solidFill>
+                </w14:textFill>
+              </w:rPr>
+              <w:t>0.093</w:t>
+            </w:r>
+          </w:p>
+        </w:tc>
+      </w:tr>
+      <w:tr>
+        <w:tblPrEx>
+          <w:tblBorders>
+            <w:top w:val="single" w:color="000000" w:themeColor="text1" w:sz="4" w:space="0"/>
+            <w:left w:val="none" w:color="auto" w:sz="0" w:space="0"/>
+            <w:bottom w:val="single" w:color="000000" w:themeColor="text1" w:sz="4" w:space="0"/>
+            <w:right w:val="none" w:color="auto" w:sz="0" w:space="0"/>
+            <w:insideH w:val="none" w:color="auto" w:sz="0" w:space="0"/>
+            <w:insideV w:val="none" w:color="auto" w:sz="0" w:space="0"/>
+          </w:tblBorders>
+          <w:tblCellMar>
+            <w:top w:w="0" w:type="dxa"/>
+            <w:left w:w="108" w:type="dxa"/>
+            <w:bottom w:w="0" w:type="dxa"/>
+            <w:right w:w="108" w:type="dxa"/>
+          </w:tblCellMar>
+        </w:tblPrEx>
+        <w:trPr>
+          <w:jc w:val="center"/>
+        </w:trPr>
+        <w:tc>
+          <w:tcPr>
+            <w:tcW w:w="2272" w:type="dxa"/>
+            <w:tcBorders>
+              <w:tl2br w:val="nil"/>
+              <w:tr2bl w:val="nil"/>
+            </w:tcBorders>
+            <w:vAlign w:val="center"/>
+          </w:tcPr>
+          <w:p>
+            <w:pPr>
+              <w:spacing w:line="0" w:lineRule="atLeast"/>
+              <w:jc w:val="center"/>
+              <w:rPr>
+                <w:rFonts w:hint="eastAsia"/>
+                <w:color w:val="000000" w:themeColor="text1"/>
+                <w:sz w:val="15"/>
+                <w:lang w:val="en-US" w:eastAsia="zh-CN"/>
+                <w14:textFill>
+                  <w14:solidFill>
+                    <w14:schemeClr w14:val="tx1"/>
+                  </w14:solidFill>
+                </w14:textFill>
+              </w:rPr>
+            </w:pPr>
+            <w:r>
+              <w:rPr>
+                <w:rFonts w:hint="eastAsia"/>
+                <w:color w:val="000000" w:themeColor="text1"/>
+                <w:sz w:val="15"/>
+                <w:lang w:val="en-US" w:eastAsia="zh-CN"/>
+                <w14:textFill>
+                  <w14:solidFill>
+                    <w14:schemeClr w14:val="tx1"/>
+                  </w14:solidFill>
+                </w14:textFill>
+              </w:rPr>
+              <w:t>0.90</w:t>
+            </w:r>
+          </w:p>
+        </w:tc>
+        <w:tc>
+          <w:tcPr>
+            <w:tcW w:w="1003" w:type="dxa"/>
+            <w:tcBorders>
+              <w:tl2br w:val="nil"/>
+              <w:tr2bl w:val="nil"/>
+            </w:tcBorders>
+            <w:vAlign w:val="center"/>
+          </w:tcPr>
+          <w:p>
+            <w:pPr>
+              <w:spacing w:line="0" w:lineRule="atLeast"/>
+              <w:jc w:val="center"/>
+              <w:rPr>
+                <w:rFonts w:hint="eastAsia"/>
+                <w:color w:val="000000" w:themeColor="text1"/>
+                <w:sz w:val="15"/>
+                <w:lang w:val="en-US" w:eastAsia="zh-CN"/>
+                <w14:textFill>
+                  <w14:solidFill>
+                    <w14:schemeClr w14:val="tx1"/>
+                  </w14:solidFill>
+                </w14:textFill>
+              </w:rPr>
+            </w:pPr>
+            <w:r>
+              <w:rPr>
+                <w:rFonts w:hint="eastAsia"/>
+                <w:color w:val="000000" w:themeColor="text1"/>
+                <w:sz w:val="15"/>
+                <w:lang w:val="en-US" w:eastAsia="zh-CN"/>
+                <w14:textFill>
+                  <w14:solidFill>
+                    <w14:schemeClr w14:val="tx1"/>
+                  </w14:solidFill>
+                </w14:textFill>
+              </w:rPr>
+              <w:t>554</w:t>
+            </w:r>
+          </w:p>
+        </w:tc>
+        <w:tc>
+          <w:tcPr>
+            <w:tcW w:w="1071" w:type="dxa"/>
+            <w:tcBorders>
+              <w:tl2br w:val="nil"/>
+              <w:tr2bl w:val="nil"/>
+            </w:tcBorders>
+            <w:vAlign w:val="center"/>
+          </w:tcPr>
+          <w:p>
+            <w:pPr>
+              <w:spacing w:line="0" w:lineRule="atLeast"/>
+              <w:jc w:val="center"/>
+              <w:rPr>
+                <w:rFonts w:hint="default"/>
+                <w:color w:val="000000" w:themeColor="text1"/>
+                <w:sz w:val="15"/>
+                <w:lang w:val="en-US" w:eastAsia="zh-CN"/>
+                <w14:textFill>
+                  <w14:solidFill>
+                    <w14:schemeClr w14:val="tx1"/>
+                  </w14:solidFill>
+                </w14:textFill>
+              </w:rPr>
+            </w:pPr>
+            <w:r>
+              <w:rPr>
+                <w:rFonts w:hint="eastAsia"/>
+                <w:color w:val="000000" w:themeColor="text1"/>
+                <w:sz w:val="15"/>
+                <w:lang w:val="en-US" w:eastAsia="zh-CN"/>
+                <w14:textFill>
+                  <w14:solidFill>
+                    <w14:schemeClr w14:val="tx1"/>
+                  </w14:solidFill>
+                </w14:textFill>
+              </w:rPr>
+              <w:t>590</w:t>
+            </w:r>
+          </w:p>
+        </w:tc>
+        <w:tc>
+          <w:tcPr>
+            <w:tcW w:w="1037" w:type="dxa"/>
+            <w:tcBorders>
+              <w:tl2br w:val="nil"/>
+              <w:tr2bl w:val="nil"/>
+            </w:tcBorders>
+            <w:vAlign w:val="center"/>
+          </w:tcPr>
+          <w:p>
+            <w:pPr>
+              <w:spacing w:line="0" w:lineRule="atLeast"/>
+              <w:jc w:val="center"/>
+              <w:rPr>
+                <w:rFonts w:hint="eastAsia"/>
+                <w:color w:val="000000" w:themeColor="text1"/>
+                <w:sz w:val="15"/>
+                <w:lang w:val="en-US" w:eastAsia="zh-CN"/>
+                <w14:textFill>
+                  <w14:solidFill>
+                    <w14:schemeClr w14:val="tx1"/>
+                  </w14:solidFill>
+                </w14:textFill>
+              </w:rPr>
+            </w:pPr>
+            <w:r>
+              <w:rPr>
+                <w:rFonts w:hint="eastAsia"/>
+                <w:color w:val="000000" w:themeColor="text1"/>
+                <w:sz w:val="15"/>
+                <w:lang w:val="en-US" w:eastAsia="zh-CN"/>
+                <w14:textFill>
+                  <w14:solidFill>
+                    <w14:schemeClr w14:val="tx1"/>
+                  </w14:solidFill>
+                </w14:textFill>
+              </w:rPr>
+              <w:t>573</w:t>
+            </w:r>
+          </w:p>
+        </w:tc>
+        <w:tc>
+          <w:tcPr>
+            <w:tcW w:w="1006" w:type="dxa"/>
+            <w:tcBorders>
+              <w:tl2br w:val="nil"/>
+              <w:tr2bl w:val="nil"/>
+            </w:tcBorders>
+            <w:vAlign w:val="center"/>
+          </w:tcPr>
+          <w:p>
+            <w:pPr>
+              <w:spacing w:line="0" w:lineRule="atLeast"/>
+              <w:jc w:val="center"/>
+              <w:rPr>
+                <w:rFonts w:hint="eastAsia"/>
+                <w:color w:val="000000" w:themeColor="text1"/>
+                <w:sz w:val="15"/>
+                <w:lang w:val="en-US" w:eastAsia="zh-CN"/>
+                <w14:textFill>
+                  <w14:solidFill>
+                    <w14:schemeClr w14:val="tx1"/>
+                  </w14:solidFill>
+                </w14:textFill>
+              </w:rPr>
+            </w:pPr>
+            <w:r>
+              <w:rPr>
+                <w:rFonts w:hint="eastAsia"/>
+                <w:color w:val="000000" w:themeColor="text1"/>
+                <w:sz w:val="15"/>
+                <w:lang w:val="en-US" w:eastAsia="zh-CN"/>
+                <w14:textFill>
+                  <w14:solidFill>
+                    <w14:schemeClr w14:val="tx1"/>
+                  </w14:solidFill>
+                </w14:textFill>
+              </w:rPr>
+              <w:t>1/20</w:t>
+            </w:r>
+          </w:p>
+        </w:tc>
+        <w:tc>
+          <w:tcPr>
+            <w:tcW w:w="1234" w:type="dxa"/>
+            <w:tcBorders>
+              <w:tl2br w:val="nil"/>
+              <w:tr2bl w:val="nil"/>
+            </w:tcBorders>
+            <w:vAlign w:val="center"/>
+          </w:tcPr>
+          <w:p>
+            <w:pPr>
+              <w:spacing w:line="0" w:lineRule="atLeast"/>
+              <w:jc w:val="center"/>
+              <w:rPr>
+                <w:rFonts w:hint="eastAsia"/>
+                <w:color w:val="000000" w:themeColor="text1"/>
+                <w:sz w:val="15"/>
+                <w:lang w:val="en-US" w:eastAsia="zh-CN"/>
+                <w14:textFill>
+                  <w14:solidFill>
+                    <w14:schemeClr w14:val="tx1"/>
+                  </w14:solidFill>
+                </w14:textFill>
+              </w:rPr>
+            </w:pPr>
+            <w:r>
+              <w:rPr>
+                <w:rFonts w:hint="eastAsia"/>
+                <w:color w:val="000000" w:themeColor="text1"/>
+                <w:sz w:val="15"/>
+                <w:lang w:val="en-US" w:eastAsia="zh-CN"/>
+                <w14:textFill>
+                  <w14:solidFill>
+                    <w14:schemeClr w14:val="tx1"/>
+                  </w14:solidFill>
+                </w14:textFill>
+              </w:rPr>
+              <w:t>0.141</w:t>
+            </w:r>
+          </w:p>
+        </w:tc>
+      </w:tr>
+      <w:tr>
+        <w:tblPrEx>
+          <w:tblBorders>
+            <w:top w:val="single" w:color="000000" w:themeColor="text1" w:sz="4" w:space="0"/>
+            <w:left w:val="none" w:color="auto" w:sz="0" w:space="0"/>
+            <w:bottom w:val="single" w:color="000000" w:themeColor="text1" w:sz="4" w:space="0"/>
+            <w:right w:val="none" w:color="auto" w:sz="0" w:space="0"/>
+            <w:insideH w:val="none" w:color="auto" w:sz="0" w:space="0"/>
+            <w:insideV w:val="none" w:color="auto" w:sz="0" w:space="0"/>
+          </w:tblBorders>
+          <w:tblCellMar>
+            <w:top w:w="0" w:type="dxa"/>
+            <w:left w:w="108" w:type="dxa"/>
+            <w:bottom w:w="0" w:type="dxa"/>
+            <w:right w:w="108" w:type="dxa"/>
+          </w:tblCellMar>
+        </w:tblPrEx>
+        <w:trPr>
+          <w:jc w:val="center"/>
+        </w:trPr>
+        <w:tc>
+          <w:tcPr>
+            <w:tcW w:w="2272" w:type="dxa"/>
+            <w:tcBorders>
+              <w:tl2br w:val="nil"/>
+              <w:tr2bl w:val="nil"/>
+            </w:tcBorders>
+            <w:vAlign w:val="center"/>
+          </w:tcPr>
+          <w:p>
+            <w:pPr>
+              <w:spacing w:line="0" w:lineRule="atLeast"/>
+              <w:jc w:val="center"/>
+              <w:rPr>
+                <w:rFonts w:hint="eastAsia"/>
+                <w:color w:val="000000" w:themeColor="text1"/>
+                <w:sz w:val="15"/>
+                <w:lang w:val="en-US" w:eastAsia="zh-CN"/>
+                <w14:textFill>
+                  <w14:solidFill>
+                    <w14:schemeClr w14:val="tx1"/>
+                  </w14:solidFill>
+                </w14:textFill>
+              </w:rPr>
+            </w:pPr>
+            <w:r>
+              <w:rPr>
+                <w:rFonts w:hint="eastAsia"/>
+                <w:color w:val="000000" w:themeColor="text1"/>
+                <w:sz w:val="15"/>
+                <w:lang w:val="en-US" w:eastAsia="zh-CN"/>
+                <w14:textFill>
+                  <w14:solidFill>
+                    <w14:schemeClr w14:val="tx1"/>
+                  </w14:solidFill>
+                </w14:textFill>
+              </w:rPr>
+              <w:t>0.95</w:t>
+            </w:r>
+          </w:p>
+        </w:tc>
+        <w:tc>
+          <w:tcPr>
+            <w:tcW w:w="1003" w:type="dxa"/>
+            <w:tcBorders>
+              <w:tl2br w:val="nil"/>
+              <w:tr2bl w:val="nil"/>
+            </w:tcBorders>
+            <w:vAlign w:val="center"/>
+          </w:tcPr>
+          <w:p>
+            <w:pPr>
+              <w:spacing w:line="0" w:lineRule="atLeast"/>
+              <w:jc w:val="center"/>
+              <w:rPr>
+                <w:rFonts w:hint="eastAsia"/>
+                <w:color w:val="000000" w:themeColor="text1"/>
+                <w:sz w:val="15"/>
+                <w:lang w:val="en-US" w:eastAsia="zh-CN"/>
+                <w14:textFill>
+                  <w14:solidFill>
+                    <w14:schemeClr w14:val="tx1"/>
+                  </w14:solidFill>
+                </w14:textFill>
+              </w:rPr>
+            </w:pPr>
+            <w:r>
+              <w:rPr>
+                <w:rFonts w:hint="eastAsia"/>
+                <w:color w:val="000000" w:themeColor="text1"/>
+                <w:sz w:val="15"/>
+                <w:lang w:val="en-US" w:eastAsia="zh-CN"/>
+                <w14:textFill>
+                  <w14:solidFill>
+                    <w14:schemeClr w14:val="tx1"/>
+                  </w14:solidFill>
+                </w14:textFill>
+              </w:rPr>
+              <w:t>554</w:t>
+            </w:r>
+          </w:p>
+        </w:tc>
+        <w:tc>
+          <w:tcPr>
+            <w:tcW w:w="1071" w:type="dxa"/>
+            <w:tcBorders>
+              <w:tl2br w:val="nil"/>
+              <w:tr2bl w:val="nil"/>
+            </w:tcBorders>
+            <w:vAlign w:val="center"/>
+          </w:tcPr>
+          <w:p>
+            <w:pPr>
+              <w:spacing w:line="0" w:lineRule="atLeast"/>
+              <w:jc w:val="center"/>
+              <w:rPr>
+                <w:rFonts w:hint="default"/>
+                <w:color w:val="000000" w:themeColor="text1"/>
+                <w:sz w:val="15"/>
+                <w:lang w:val="en-US" w:eastAsia="zh-CN"/>
+                <w14:textFill>
+                  <w14:solidFill>
+                    <w14:schemeClr w14:val="tx1"/>
+                  </w14:solidFill>
+                </w14:textFill>
+              </w:rPr>
+            </w:pPr>
+            <w:r>
+              <w:rPr>
+                <w:rFonts w:hint="eastAsia"/>
+                <w:color w:val="000000" w:themeColor="text1"/>
+                <w:sz w:val="15"/>
+                <w:lang w:val="en-US" w:eastAsia="zh-CN"/>
+                <w14:textFill>
+                  <w14:solidFill>
+                    <w14:schemeClr w14:val="tx1"/>
+                  </w14:solidFill>
+                </w14:textFill>
+              </w:rPr>
+              <w:t>581</w:t>
+            </w:r>
+          </w:p>
+        </w:tc>
+        <w:tc>
+          <w:tcPr>
+            <w:tcW w:w="1037" w:type="dxa"/>
+            <w:tcBorders>
+              <w:tl2br w:val="nil"/>
+              <w:tr2bl w:val="nil"/>
+            </w:tcBorders>
+            <w:vAlign w:val="center"/>
+          </w:tcPr>
+          <w:p>
+            <w:pPr>
+              <w:spacing w:line="0" w:lineRule="atLeast"/>
+              <w:jc w:val="center"/>
+              <w:rPr>
+                <w:rFonts w:hint="eastAsia"/>
+                <w:color w:val="000000" w:themeColor="text1"/>
+                <w:sz w:val="15"/>
+                <w:lang w:val="en-US" w:eastAsia="zh-CN"/>
+                <w14:textFill>
+                  <w14:solidFill>
+                    <w14:schemeClr w14:val="tx1"/>
+                  </w14:solidFill>
+                </w14:textFill>
+              </w:rPr>
+            </w:pPr>
+            <w:r>
+              <w:rPr>
+                <w:rFonts w:hint="eastAsia"/>
+                <w:color w:val="000000" w:themeColor="text1"/>
+                <w:sz w:val="15"/>
+                <w:lang w:val="en-US" w:eastAsia="zh-CN"/>
+                <w14:textFill>
+                  <w14:solidFill>
+                    <w14:schemeClr w14:val="tx1"/>
+                  </w14:solidFill>
+                </w14:textFill>
+              </w:rPr>
+              <w:t>570</w:t>
+            </w:r>
+          </w:p>
+        </w:tc>
+        <w:tc>
+          <w:tcPr>
+            <w:tcW w:w="1006" w:type="dxa"/>
+            <w:tcBorders>
+              <w:tl2br w:val="nil"/>
+              <w:tr2bl w:val="nil"/>
+            </w:tcBorders>
+            <w:vAlign w:val="center"/>
+          </w:tcPr>
+          <w:p>
+            <w:pPr>
+              <w:spacing w:line="0" w:lineRule="atLeast"/>
+              <w:jc w:val="center"/>
+              <w:rPr>
+                <w:rFonts w:hint="eastAsia"/>
+                <w:color w:val="000000" w:themeColor="text1"/>
+                <w:sz w:val="15"/>
+                <w:lang w:val="en-US" w:eastAsia="zh-CN"/>
+                <w14:textFill>
+                  <w14:solidFill>
+                    <w14:schemeClr w14:val="tx1"/>
+                  </w14:solidFill>
+                </w14:textFill>
+              </w:rPr>
+            </w:pPr>
+            <w:r>
+              <w:rPr>
+                <w:rFonts w:hint="eastAsia"/>
+                <w:color w:val="000000" w:themeColor="text1"/>
+                <w:sz w:val="15"/>
+                <w:lang w:val="en-US" w:eastAsia="zh-CN"/>
+                <w14:textFill>
+                  <w14:solidFill>
+                    <w14:schemeClr w14:val="tx1"/>
+                  </w14:solidFill>
+                </w14:textFill>
+              </w:rPr>
+              <w:t>1/20</w:t>
+            </w:r>
+          </w:p>
+        </w:tc>
+        <w:tc>
+          <w:tcPr>
+            <w:tcW w:w="1234" w:type="dxa"/>
+            <w:tcBorders>
+              <w:tl2br w:val="nil"/>
+              <w:tr2bl w:val="nil"/>
+            </w:tcBorders>
+            <w:vAlign w:val="center"/>
+          </w:tcPr>
+          <w:p>
+            <w:pPr>
+              <w:spacing w:line="0" w:lineRule="atLeast"/>
+              <w:jc w:val="center"/>
+              <w:rPr>
+                <w:rFonts w:hint="eastAsia"/>
+                <w:color w:val="000000" w:themeColor="text1"/>
+                <w:sz w:val="15"/>
+                <w:lang w:val="en-US" w:eastAsia="zh-CN"/>
+                <w14:textFill>
+                  <w14:solidFill>
+                    <w14:schemeClr w14:val="tx1"/>
+                  </w14:solidFill>
+                </w14:textFill>
+              </w:rPr>
+            </w:pPr>
+            <w:r>
+              <w:rPr>
+                <w:rFonts w:hint="eastAsia"/>
+                <w:color w:val="000000" w:themeColor="text1"/>
+                <w:sz w:val="15"/>
+                <w:lang w:val="en-US" w:eastAsia="zh-CN"/>
+                <w14:textFill>
+                  <w14:solidFill>
+                    <w14:schemeClr w14:val="tx1"/>
+                  </w14:solidFill>
+                </w14:textFill>
+              </w:rPr>
+              <w:t>0.294</w:t>
+            </w:r>
+          </w:p>
+        </w:tc>
+      </w:tr>
+      <w:tr>
+        <w:tblPrEx>
+          <w:tblBorders>
+            <w:top w:val="single" w:color="000000" w:themeColor="text1" w:sz="4" w:space="0"/>
+            <w:left w:val="none" w:color="auto" w:sz="0" w:space="0"/>
+            <w:bottom w:val="single" w:color="000000" w:themeColor="text1" w:sz="4" w:space="0"/>
+            <w:right w:val="none" w:color="auto" w:sz="0" w:space="0"/>
+            <w:insideH w:val="none" w:color="auto" w:sz="0" w:space="0"/>
+            <w:insideV w:val="none" w:color="auto" w:sz="0" w:space="0"/>
+          </w:tblBorders>
+          <w:tblCellMar>
+            <w:top w:w="0" w:type="dxa"/>
+            <w:left w:w="108" w:type="dxa"/>
+            <w:bottom w:w="0" w:type="dxa"/>
+            <w:right w:w="108" w:type="dxa"/>
+          </w:tblCellMar>
+        </w:tblPrEx>
+        <w:trPr>
+          <w:jc w:val="center"/>
+        </w:trPr>
+        <w:tc>
+          <w:tcPr>
+            <w:tcW w:w="2272" w:type="dxa"/>
+            <w:tcBorders>
+              <w:tl2br w:val="nil"/>
+              <w:tr2bl w:val="nil"/>
+            </w:tcBorders>
+            <w:vAlign w:val="center"/>
+          </w:tcPr>
+          <w:p>
+            <w:pPr>
+              <w:spacing w:line="0" w:lineRule="atLeast"/>
+              <w:jc w:val="center"/>
+              <w:rPr>
+                <w:rFonts w:hint="eastAsia"/>
+                <w:color w:val="000000" w:themeColor="text1"/>
+                <w:sz w:val="15"/>
+                <w:lang w:val="en-US" w:eastAsia="zh-CN"/>
+                <w14:textFill>
+                  <w14:solidFill>
+                    <w14:schemeClr w14:val="tx1"/>
+                  </w14:solidFill>
+                </w14:textFill>
+              </w:rPr>
+            </w:pPr>
+            <w:r>
+              <w:rPr>
+                <w:rFonts w:hint="eastAsia"/>
+                <w:color w:val="000000" w:themeColor="text1"/>
+                <w:sz w:val="15"/>
+                <w:lang w:val="en-US" w:eastAsia="zh-CN"/>
+                <w14:textFill>
+                  <w14:solidFill>
+                    <w14:schemeClr w14:val="tx1"/>
+                  </w14:solidFill>
+                </w14:textFill>
+              </w:rPr>
+              <w:t>0.98</w:t>
+            </w:r>
+          </w:p>
+        </w:tc>
+        <w:tc>
+          <w:tcPr>
+            <w:tcW w:w="1003" w:type="dxa"/>
+            <w:tcBorders>
+              <w:tl2br w:val="nil"/>
+              <w:tr2bl w:val="nil"/>
+            </w:tcBorders>
+            <w:vAlign w:val="center"/>
+          </w:tcPr>
+          <w:p>
+            <w:pPr>
+              <w:spacing w:line="0" w:lineRule="atLeast"/>
+              <w:jc w:val="center"/>
+              <w:rPr>
+                <w:rFonts w:hint="eastAsia"/>
+                <w:color w:val="000000" w:themeColor="text1"/>
+                <w:sz w:val="15"/>
+                <w:lang w:val="en-US" w:eastAsia="zh-CN"/>
+                <w14:textFill>
+                  <w14:solidFill>
+                    <w14:schemeClr w14:val="tx1"/>
+                  </w14:solidFill>
+                </w14:textFill>
+              </w:rPr>
+            </w:pPr>
+            <w:r>
+              <w:rPr>
+                <w:rFonts w:hint="eastAsia"/>
+                <w:color w:val="000000" w:themeColor="text1"/>
+                <w:sz w:val="15"/>
+                <w:lang w:val="en-US" w:eastAsia="zh-CN"/>
+                <w14:textFill>
+                  <w14:solidFill>
+                    <w14:schemeClr w14:val="tx1"/>
+                  </w14:solidFill>
+                </w14:textFill>
+              </w:rPr>
+              <w:t>564</w:t>
+            </w:r>
+          </w:p>
+        </w:tc>
+        <w:tc>
+          <w:tcPr>
+            <w:tcW w:w="1071" w:type="dxa"/>
+            <w:tcBorders>
+              <w:tl2br w:val="nil"/>
+              <w:tr2bl w:val="nil"/>
+            </w:tcBorders>
+            <w:vAlign w:val="center"/>
+          </w:tcPr>
+          <w:p>
+            <w:pPr>
+              <w:spacing w:line="0" w:lineRule="atLeast"/>
+              <w:jc w:val="center"/>
+              <w:rPr>
+                <w:rFonts w:hint="eastAsia"/>
+                <w:color w:val="000000" w:themeColor="text1"/>
+                <w:sz w:val="15"/>
+                <w:lang w:val="en-US" w:eastAsia="zh-CN"/>
+                <w14:textFill>
+                  <w14:solidFill>
+                    <w14:schemeClr w14:val="tx1"/>
+                  </w14:solidFill>
+                </w14:textFill>
+              </w:rPr>
+            </w:pPr>
+            <w:r>
+              <w:rPr>
+                <w:rFonts w:hint="eastAsia"/>
+                <w:color w:val="000000" w:themeColor="text1"/>
+                <w:sz w:val="15"/>
+                <w:lang w:val="en-US" w:eastAsia="zh-CN"/>
+                <w14:textFill>
+                  <w14:solidFill>
+                    <w14:schemeClr w14:val="tx1"/>
+                  </w14:solidFill>
+                </w14:textFill>
+              </w:rPr>
+              <w:t>580</w:t>
+            </w:r>
+          </w:p>
+        </w:tc>
+        <w:tc>
+          <w:tcPr>
+            <w:tcW w:w="1037" w:type="dxa"/>
+            <w:tcBorders>
+              <w:tl2br w:val="nil"/>
+              <w:tr2bl w:val="nil"/>
+            </w:tcBorders>
+            <w:vAlign w:val="center"/>
+          </w:tcPr>
+          <w:p>
+            <w:pPr>
+              <w:spacing w:line="0" w:lineRule="atLeast"/>
+              <w:jc w:val="center"/>
+              <w:rPr>
+                <w:rFonts w:hint="eastAsia"/>
+                <w:color w:val="000000" w:themeColor="text1"/>
+                <w:sz w:val="15"/>
+                <w:lang w:val="en-US" w:eastAsia="zh-CN"/>
+                <w14:textFill>
+                  <w14:solidFill>
+                    <w14:schemeClr w14:val="tx1"/>
+                  </w14:solidFill>
+                </w14:textFill>
+              </w:rPr>
+            </w:pPr>
+            <w:r>
+              <w:rPr>
+                <w:rFonts w:hint="eastAsia"/>
+                <w:color w:val="000000" w:themeColor="text1"/>
+                <w:sz w:val="15"/>
+                <w:lang w:val="en-US" w:eastAsia="zh-CN"/>
+                <w14:textFill>
+                  <w14:solidFill>
+                    <w14:schemeClr w14:val="tx1"/>
+                  </w14:solidFill>
+                </w14:textFill>
+              </w:rPr>
+              <w:t>568</w:t>
+            </w:r>
+          </w:p>
+        </w:tc>
+        <w:tc>
+          <w:tcPr>
+            <w:tcW w:w="1006" w:type="dxa"/>
+            <w:tcBorders>
+              <w:tl2br w:val="nil"/>
+              <w:tr2bl w:val="nil"/>
+            </w:tcBorders>
+            <w:vAlign w:val="center"/>
+          </w:tcPr>
+          <w:p>
+            <w:pPr>
+              <w:spacing w:line="0" w:lineRule="atLeast"/>
+              <w:jc w:val="center"/>
+              <w:rPr>
+                <w:rFonts w:hint="eastAsia"/>
+                <w:color w:val="000000" w:themeColor="text1"/>
+                <w:sz w:val="15"/>
+                <w:lang w:val="en-US" w:eastAsia="zh-CN"/>
+                <w14:textFill>
+                  <w14:solidFill>
+                    <w14:schemeClr w14:val="tx1"/>
+                  </w14:solidFill>
+                </w14:textFill>
+              </w:rPr>
+            </w:pPr>
+            <w:r>
+              <w:rPr>
+                <w:rFonts w:hint="eastAsia"/>
+                <w:color w:val="000000" w:themeColor="text1"/>
+                <w:sz w:val="15"/>
+                <w:lang w:val="en-US" w:eastAsia="zh-CN"/>
+                <w14:textFill>
+                  <w14:solidFill>
+                    <w14:schemeClr w14:val="tx1"/>
+                  </w14:solidFill>
+                </w14:textFill>
+              </w:rPr>
+              <w:t>7/20</w:t>
+            </w:r>
+          </w:p>
+        </w:tc>
+        <w:tc>
+          <w:tcPr>
+            <w:tcW w:w="1234" w:type="dxa"/>
+            <w:tcBorders>
+              <w:tl2br w:val="nil"/>
+              <w:tr2bl w:val="nil"/>
+            </w:tcBorders>
+            <w:vAlign w:val="center"/>
+          </w:tcPr>
+          <w:p>
+            <w:pPr>
+              <w:spacing w:line="0" w:lineRule="atLeast"/>
+              <w:jc w:val="center"/>
+              <w:rPr>
+                <w:rFonts w:hint="eastAsia"/>
+                <w:color w:val="000000" w:themeColor="text1"/>
+                <w:sz w:val="15"/>
+                <w:lang w:val="en-US" w:eastAsia="zh-CN"/>
+                <w14:textFill>
+                  <w14:solidFill>
+                    <w14:schemeClr w14:val="tx1"/>
+                  </w14:solidFill>
+                </w14:textFill>
+              </w:rPr>
+            </w:pPr>
+            <w:r>
+              <w:rPr>
+                <w:rFonts w:hint="eastAsia"/>
+                <w:color w:val="000000" w:themeColor="text1"/>
+                <w:sz w:val="15"/>
+                <w:lang w:val="en-US" w:eastAsia="zh-CN"/>
+                <w14:textFill>
+                  <w14:solidFill>
+                    <w14:schemeClr w14:val="tx1"/>
+                  </w14:solidFill>
+                </w14:textFill>
+              </w:rPr>
+              <w:t>0.736</w:t>
             </w:r>
           </w:p>
         </w:tc>
@@ -9992,12 +13270,55 @@
     </w:tbl>
     <w:p>
       <w:pPr>
-        <w:pStyle w:val="3"/>
-        <w:ind w:firstLine="372"/>
-        <w:rPr>
-          <w:color w:val="FF0000"/>
+        <w:pStyle w:val="16"/>
+        <w:keepNext w:val="0"/>
+        <w:keepLines w:val="0"/>
+        <w:widowControl/>
+        <w:suppressLineNumbers w:val="0"/>
+        <w:rPr>
+          <w:rFonts w:hint="eastAsia" w:ascii="Times New Roman" w:hAnsi="Times New Roman" w:eastAsia="宋体" w:cs="Times New Roman"/>
+          <w:color w:val="auto"/>
+          <w:kern w:val="2"/>
+          <w:sz w:val="18"/>
+          <w:lang w:val="en-US" w:eastAsia="zh-CN" w:bidi="ar-SA"/>
         </w:rPr>
       </w:pPr>
+      <w:r>
+        <w:rPr>
+          <w:rFonts w:hint="eastAsia" w:ascii="Times New Roman" w:hAnsi="Times New Roman" w:eastAsia="宋体" w:cs="Times New Roman"/>
+          <w:color w:val="auto"/>
+          <w:kern w:val="2"/>
+          <w:sz w:val="18"/>
+          <w:lang w:val="en-US" w:eastAsia="zh-CN" w:bidi="ar-SA"/>
+        </w:rPr>
+        <w:t>从实验结果可以得到如下结论：</w:t>
+      </w:r>
+    </w:p>
+    <w:p>
+      <w:pPr>
+        <w:pStyle w:val="16"/>
+        <w:keepNext w:val="0"/>
+        <w:keepLines w:val="0"/>
+        <w:widowControl/>
+        <w:suppressLineNumbers w:val="0"/>
+        <w:rPr>
+          <w:rFonts w:hint="eastAsia" w:ascii="Times New Roman" w:hAnsi="Times New Roman" w:eastAsia="宋体" w:cs="Times New Roman"/>
+          <w:color w:val="auto"/>
+          <w:kern w:val="2"/>
+          <w:sz w:val="18"/>
+          <w:lang w:val="en-US" w:eastAsia="zh-CN" w:bidi="ar-SA"/>
+        </w:rPr>
+      </w:pPr>
+      <w:r>
+        <w:rPr>
+          <w:rFonts w:hint="eastAsia" w:ascii="Times New Roman" w:hAnsi="Times New Roman" w:eastAsia="宋体" w:cs="Times New Roman"/>
+          <w:color w:val="auto"/>
+          <w:kern w:val="2"/>
+          <w:sz w:val="18"/>
+          <w:lang w:val="en-US" w:eastAsia="zh-CN" w:bidi="ar-SA"/>
+        </w:rPr>
+        <w:t xml:space="preserve">（1）初始温度影响搜索范围与解的稳定性  </w:t>
+      </w:r>
     </w:p>
     <w:p>
       <w:pPr>
@@ -10007,6 +13328,13 @@
         <w:widowControl/>
         <w:suppressLineNumbers w:val="0"/>
         <w:ind w:firstLine="372" w:firstLineChars="200"/>
+        <w:rPr>
+          <w:rFonts w:hint="eastAsia" w:ascii="Times New Roman" w:hAnsi="Times New Roman" w:eastAsia="宋体" w:cs="Times New Roman"/>
+          <w:color w:val="auto"/>
+          <w:kern w:val="2"/>
+          <w:sz w:val="18"/>
+          <w:lang w:val="en-US" w:eastAsia="zh-CN" w:bidi="ar-SA"/>
+        </w:rPr>
       </w:pPr>
       <w:r>
         <w:rPr>
@@ -10016,44 +13344,175 @@
           <w:sz w:val="18"/>
           <w:lang w:val="en-US" w:eastAsia="zh-CN" w:bidi="ar-SA"/>
         </w:rPr>
-        <w:t>可以看出，在多数实例中，算法结果与理论下界之间的差距保持在合理范围内，尤其是在instance5中，Gap仅为3.3%，</w:t>
-      </w:r>
-      <w:r>
-        <w:rPr>
-          <w:rFonts w:hint="eastAsia" w:cs="Times New Roman"/>
-          <w:color w:val="auto"/>
-          <w:kern w:val="2"/>
-          <w:sz w:val="18"/>
-          <w:lang w:val="en-US" w:eastAsia="zh-CN" w:bidi="ar-SA"/>
-        </w:rPr>
-        <w:t>同时，算法运行时间保持在较低水平，</w:t>
-      </w:r>
-      <w:bookmarkStart w:id="0" w:name="_GoBack"/>
-      <w:bookmarkEnd w:id="0"/>
-      <w:r>
-        <w:rPr>
-          <w:rFonts w:hint="eastAsia" w:ascii="Times New Roman" w:hAnsi="Times New Roman" w:eastAsia="宋体" w:cs="Times New Roman"/>
-          <w:color w:val="auto"/>
-          <w:kern w:val="2"/>
-          <w:sz w:val="18"/>
-          <w:lang w:val="en-US" w:eastAsia="zh-CN" w:bidi="ar-SA"/>
-        </w:rPr>
-        <w:t>说明算法在复杂实例中仍具有较强的优化能力。</w:t>
+        <w:t>比较</w:t>
+      </w:r>
+      <m:oMath>
+        <m:sSub>
+          <m:sSubPr>
+            <m:ctrlPr>
+              <w:rPr>
+                <w:rFonts w:hint="default" w:ascii="Cambria Math" w:hAnsi="Cambria Math" w:eastAsia="宋体"/>
+                <w:sz w:val="18"/>
+              </w:rPr>
+            </m:ctrlPr>
+          </m:sSubPr>
+          <m:e>
+            <m:r>
+              <m:rPr/>
+              <w:rPr>
+                <w:rFonts w:hint="default" w:ascii="Cambria Math" w:hAnsi="Cambria Math" w:eastAsia="宋体"/>
+                <w:sz w:val="18"/>
+              </w:rPr>
+              <m:t>T</m:t>
+            </m:r>
+            <m:ctrlPr>
+              <w:rPr>
+                <w:rFonts w:ascii="Cambria Math" w:hAnsi="Cambria Math" w:eastAsia="宋体"/>
+                <w:sz w:val="18"/>
+              </w:rPr>
+            </m:ctrlPr>
+          </m:e>
+          <m:sub>
+            <m:r>
+              <m:rPr/>
+              <w:rPr>
+                <w:rFonts w:hint="default" w:ascii="Cambria Math" w:hAnsi="Cambria Math" w:eastAsia="宋体"/>
+                <w:sz w:val="18"/>
+              </w:rPr>
+              <m:t>0</m:t>
+            </m:r>
+            <m:ctrlPr>
+              <w:rPr>
+                <w:rFonts w:ascii="Cambria Math" w:hAnsi="Cambria Math" w:eastAsia="宋体"/>
+                <w:sz w:val="18"/>
+              </w:rPr>
+            </m:ctrlPr>
+          </m:sub>
+        </m:sSub>
+        <m:r>
+          <m:rPr/>
+          <w:rPr>
+            <w:rFonts w:hint="default" w:ascii="Cambria Math" w:hAnsi="Cambria Math" w:eastAsia="宋体"/>
+            <w:sz w:val="18"/>
+          </w:rPr>
+          <m:t>=500</m:t>
+        </m:r>
+      </m:oMath>
+      <w:r>
+        <w:rPr>
+          <w:rFonts w:hint="eastAsia" w:ascii="Times New Roman" w:hAnsi="Times New Roman" w:eastAsia="宋体" w:cs="Times New Roman"/>
+          <w:color w:val="auto"/>
+          <w:kern w:val="2"/>
+          <w:sz w:val="18"/>
+          <w:lang w:val="en-US" w:eastAsia="zh-CN" w:bidi="ar-SA"/>
+        </w:rPr>
+        <w:t>与</w:t>
+      </w:r>
+      <m:oMath>
+        <m:sSub>
+          <m:sSubPr>
+            <m:ctrlPr>
+              <w:rPr>
+                <w:rFonts w:hint="default" w:ascii="Cambria Math" w:hAnsi="Cambria Math" w:eastAsia="宋体"/>
+                <w:sz w:val="18"/>
+              </w:rPr>
+            </m:ctrlPr>
+          </m:sSubPr>
+          <m:e>
+            <m:r>
+              <m:rPr/>
+              <w:rPr>
+                <w:rFonts w:hint="default" w:ascii="Cambria Math" w:hAnsi="Cambria Math" w:eastAsia="宋体"/>
+                <w:sz w:val="18"/>
+              </w:rPr>
+              <m:t>T</m:t>
+            </m:r>
+            <m:ctrlPr>
+              <w:rPr>
+                <w:rFonts w:ascii="Cambria Math" w:hAnsi="Cambria Math" w:eastAsia="宋体"/>
+                <w:sz w:val="18"/>
+              </w:rPr>
+            </m:ctrlPr>
+          </m:e>
+          <m:sub>
+            <m:r>
+              <m:rPr/>
+              <w:rPr>
+                <w:rFonts w:hint="default" w:ascii="Cambria Math" w:hAnsi="Cambria Math" w:eastAsia="宋体"/>
+                <w:sz w:val="18"/>
+              </w:rPr>
+              <m:t>0</m:t>
+            </m:r>
+            <m:ctrlPr>
+              <w:rPr>
+                <w:rFonts w:ascii="Cambria Math" w:hAnsi="Cambria Math" w:eastAsia="宋体"/>
+                <w:sz w:val="18"/>
+              </w:rPr>
+            </m:ctrlPr>
+          </m:sub>
+        </m:sSub>
+        <m:r>
+          <m:rPr/>
+          <w:rPr>
+            <w:rFonts w:hint="default" w:ascii="Cambria Math" w:hAnsi="Cambria Math" w:eastAsia="宋体"/>
+            <w:sz w:val="18"/>
+          </w:rPr>
+          <m:t>=1000(L=100</m:t>
+        </m:r>
+        <m:r>
+          <m:rPr>
+            <m:sty m:val="p"/>
+          </m:rPr>
+          <w:rPr>
+            <w:rFonts w:hint="default" w:ascii="Cambria Math" w:hAnsi="Cambria Math" w:eastAsia="宋体"/>
+            <w:sz w:val="18"/>
+          </w:rPr>
+          <m:t>×</m:t>
+        </m:r>
+        <m:r>
+          <m:rPr/>
+          <w:rPr>
+            <w:rFonts w:hint="default" w:ascii="Cambria Math" w:hAnsi="Cambria Math" w:eastAsia="宋体"/>
+            <w:sz w:val="18"/>
+          </w:rPr>
+          <m:t>n)</m:t>
+        </m:r>
+      </m:oMath>
+      <w:r>
+        <w:rPr>
+          <w:rFonts w:hint="eastAsia" w:ascii="Times New Roman" w:hAnsi="Times New Roman" w:eastAsia="宋体" w:cs="Times New Roman"/>
+          <w:color w:val="auto"/>
+          <w:kern w:val="2"/>
+          <w:sz w:val="18"/>
+          <w:lang w:val="en-US" w:eastAsia="zh-CN" w:bidi="ar-SA"/>
+        </w:rPr>
+        <w:t>可以发现，两者最优解相同，均为564，但较高温度下的最差解更大。这说明初始温度越高，算法在高温阶段具有更强的全局搜索能力，但同时解的波动性也随之增加。因此，适当降低初始温度有助于提高解的稳定性，但可能会降低对全局最优解的探索能力。</w:t>
       </w:r>
     </w:p>
     <w:p>
       <w:pPr>
-        <w:pStyle w:val="5"/>
+        <w:pStyle w:val="16"/>
         <w:keepNext w:val="0"/>
         <w:keepLines w:val="0"/>
         <w:widowControl/>
         <w:suppressLineNumbers w:val="0"/>
+        <w:rPr>
+          <w:rFonts w:hint="eastAsia" w:ascii="Times New Roman" w:hAnsi="Times New Roman" w:eastAsia="宋体" w:cs="Times New Roman"/>
+          <w:color w:val="auto"/>
+          <w:kern w:val="2"/>
+          <w:sz w:val="18"/>
+          <w:lang w:val="en-US" w:eastAsia="zh-CN" w:bidi="ar-SA"/>
+        </w:rPr>
       </w:pPr>
       <w:r>
         <w:rPr>
-          <w:rStyle w:val="19"/>
-        </w:rPr>
-        <w:t>参数影响分析</w:t>
+          <w:rFonts w:hint="eastAsia" w:ascii="Times New Roman" w:hAnsi="Times New Roman" w:eastAsia="宋体" w:cs="Times New Roman"/>
+          <w:color w:val="auto"/>
+          <w:kern w:val="2"/>
+          <w:sz w:val="18"/>
+          <w:lang w:val="en-US" w:eastAsia="zh-CN" w:bidi="ar-SA"/>
+        </w:rPr>
+        <w:t xml:space="preserve">（2）迭代长度决定搜索充分程度  </w:t>
       </w:r>
     </w:p>
     <w:p>
@@ -10080,7 +13539,171 @@
           <w:sz w:val="18"/>
           <w:lang w:val="en-US" w:eastAsia="zh-CN" w:bidi="ar-SA"/>
         </w:rPr>
-        <w:t>在模拟退火算法中，温度参数及降温策略对算法性能具有重要影响。通过实验观察可以发现：</w:t>
+        <w:t>在相同初始温度下（</w:t>
+      </w:r>
+      <m:oMath>
+        <m:sSub>
+          <m:sSubPr>
+            <m:ctrlPr>
+              <w:rPr>
+                <w:rFonts w:hint="default" w:ascii="Cambria Math" w:hAnsi="Cambria Math" w:eastAsia="宋体"/>
+                <w:sz w:val="18"/>
+              </w:rPr>
+            </m:ctrlPr>
+          </m:sSubPr>
+          <m:e>
+            <m:r>
+              <m:rPr/>
+              <w:rPr>
+                <w:rFonts w:hint="default" w:ascii="Cambria Math" w:hAnsi="Cambria Math" w:eastAsia="宋体"/>
+                <w:sz w:val="18"/>
+              </w:rPr>
+              <m:t>T</m:t>
+            </m:r>
+            <m:ctrlPr>
+              <w:rPr>
+                <w:rFonts w:ascii="Cambria Math" w:hAnsi="Cambria Math" w:eastAsia="宋体"/>
+                <w:sz w:val="18"/>
+              </w:rPr>
+            </m:ctrlPr>
+          </m:e>
+          <m:sub>
+            <m:r>
+              <m:rPr/>
+              <w:rPr>
+                <w:rFonts w:hint="default" w:ascii="Cambria Math" w:hAnsi="Cambria Math" w:eastAsia="宋体"/>
+                <w:sz w:val="18"/>
+              </w:rPr>
+              <m:t>0</m:t>
+            </m:r>
+            <m:ctrlPr>
+              <w:rPr>
+                <w:rFonts w:ascii="Cambria Math" w:hAnsi="Cambria Math" w:eastAsia="宋体"/>
+                <w:sz w:val="18"/>
+              </w:rPr>
+            </m:ctrlPr>
+          </m:sub>
+        </m:sSub>
+        <m:r>
+          <m:rPr/>
+          <w:rPr>
+            <w:rFonts w:hint="default" w:ascii="Cambria Math" w:hAnsi="Cambria Math" w:eastAsia="宋体"/>
+            <w:sz w:val="18"/>
+          </w:rPr>
+          <m:t>=1000</m:t>
+        </m:r>
+      </m:oMath>
+      <w:r>
+        <w:rPr>
+          <w:rFonts w:hint="eastAsia" w:ascii="Times New Roman" w:hAnsi="Times New Roman" w:eastAsia="宋体" w:cs="Times New Roman"/>
+          <w:color w:val="auto"/>
+          <w:kern w:val="2"/>
+          <w:sz w:val="18"/>
+          <w:lang w:val="en-US" w:eastAsia="zh-CN" w:bidi="ar-SA"/>
+        </w:rPr>
+        <w:t>），当迭代长度由</w:t>
+      </w:r>
+      <m:oMath>
+        <m:r>
+          <m:rPr/>
+          <w:rPr>
+            <w:rFonts w:hint="default" w:ascii="Cambria Math" w:hAnsi="Cambria Math" w:eastAsia="宋体"/>
+            <w:sz w:val="18"/>
+          </w:rPr>
+          <m:t>L=100</m:t>
+        </m:r>
+        <m:r>
+          <m:rPr>
+            <m:sty m:val="p"/>
+          </m:rPr>
+          <w:rPr>
+            <w:rFonts w:hint="default" w:ascii="Cambria Math" w:hAnsi="Cambria Math" w:eastAsia="宋体"/>
+            <w:sz w:val="18"/>
+          </w:rPr>
+          <m:t>×</m:t>
+        </m:r>
+        <m:r>
+          <m:rPr/>
+          <w:rPr>
+            <w:rFonts w:hint="default" w:ascii="Cambria Math" w:hAnsi="Cambria Math" w:eastAsia="宋体"/>
+            <w:sz w:val="18"/>
+          </w:rPr>
+          <m:t>n</m:t>
+        </m:r>
+      </m:oMath>
+      <w:r>
+        <w:rPr>
+          <w:rFonts w:hint="eastAsia" w:ascii="Times New Roman" w:hAnsi="Times New Roman" w:eastAsia="宋体" w:cs="Times New Roman"/>
+          <w:color w:val="auto"/>
+          <w:kern w:val="2"/>
+          <w:sz w:val="18"/>
+          <w:lang w:val="en-US" w:eastAsia="zh-CN" w:bidi="ar-SA"/>
+        </w:rPr>
+        <w:t xml:space="preserve"> 增加至 </w:t>
+      </w:r>
+      <m:oMath>
+        <m:r>
+          <m:rPr/>
+          <w:rPr>
+            <w:rFonts w:hint="default" w:ascii="Cambria Math" w:hAnsi="Cambria Math" w:eastAsia="宋体"/>
+            <w:sz w:val="18"/>
+          </w:rPr>
+          <m:t>L=200</m:t>
+        </m:r>
+        <m:r>
+          <m:rPr>
+            <m:sty m:val="p"/>
+          </m:rPr>
+          <w:rPr>
+            <w:rFonts w:hint="default" w:ascii="Cambria Math" w:hAnsi="Cambria Math" w:eastAsia="宋体"/>
+            <w:sz w:val="18"/>
+          </w:rPr>
+          <m:t>×</m:t>
+        </m:r>
+        <m:r>
+          <m:rPr/>
+          <w:rPr>
+            <w:rFonts w:hint="default" w:ascii="Cambria Math" w:hAnsi="Cambria Math" w:eastAsia="宋体"/>
+            <w:sz w:val="18"/>
+          </w:rPr>
+          <m:t>n</m:t>
+        </m:r>
+      </m:oMath>
+      <w:r>
+        <w:rPr>
+          <w:rFonts w:hint="eastAsia" w:ascii="Times New Roman" w:hAnsi="Times New Roman" w:eastAsia="宋体" w:cs="Times New Roman"/>
+          <w:color w:val="auto"/>
+          <w:kern w:val="2"/>
+          <w:sz w:val="18"/>
+          <w:lang w:val="en-US" w:eastAsia="zh-CN" w:bidi="ar-SA"/>
+        </w:rPr>
+        <w:t xml:space="preserve"> 时，平均解由 574 降低至 571，最差解由 607 改善至 584，说明增加每一温度下的搜索次数能够提升解质量，使搜索更加充分。但同时运行时间从 0.052s 增加至 0.145s，计算开销明显上升。因此，L 的增大能够增强局部搜索能力，但需要在计算时间与解质量之间进行权衡。</w:t>
+      </w:r>
+    </w:p>
+    <w:p>
+      <w:pPr>
+        <w:pStyle w:val="16"/>
+        <w:keepNext w:val="0"/>
+        <w:keepLines w:val="0"/>
+        <w:widowControl/>
+        <w:suppressLineNumbers w:val="0"/>
+        <w:rPr>
+          <w:rFonts w:hint="eastAsia" w:ascii="Times New Roman" w:hAnsi="Times New Roman" w:eastAsia="宋体" w:cs="Times New Roman"/>
+          <w:color w:val="auto"/>
+          <w:kern w:val="2"/>
+          <w:sz w:val="18"/>
+          <w:lang w:val="en-US" w:eastAsia="zh-CN" w:bidi="ar-SA"/>
+        </w:rPr>
+      </w:pPr>
+      <w:r>
+        <w:rPr>
+          <w:rFonts w:hint="eastAsia" w:ascii="Times New Roman" w:hAnsi="Times New Roman" w:eastAsia="宋体" w:cs="Times New Roman"/>
+          <w:color w:val="auto"/>
+          <w:kern w:val="2"/>
+          <w:sz w:val="18"/>
+          <w:lang w:val="en-US" w:eastAsia="zh-CN" w:bidi="ar-SA"/>
+        </w:rPr>
+        <w:t xml:space="preserve">（3）降温策略影响解质量与计算效率  </w:t>
       </w:r>
     </w:p>
     <w:p>
@@ -10107,47 +13730,222 @@
           <w:sz w:val="18"/>
           <w:lang w:val="en-US" w:eastAsia="zh-CN" w:bidi="ar-SA"/>
         </w:rPr>
-        <w:t>（1）初始温度较高时，算法能够更充分地探索解空间，避免陷入局部最优；</w:t>
-      </w:r>
-      <w:r>
-        <w:rPr>
-          <w:rFonts w:hint="eastAsia" w:ascii="Times New Roman" w:hAnsi="Times New Roman" w:eastAsia="宋体" w:cs="Times New Roman"/>
-          <w:color w:val="auto"/>
-          <w:kern w:val="2"/>
-          <w:sz w:val="18"/>
-          <w:lang w:val="en-US" w:eastAsia="zh-CN" w:bidi="ar-SA"/>
-        </w:rPr>
-        <w:br w:type="textWrapping"/>
-      </w:r>
-      <w:r>
-        <w:rPr>
-          <w:rFonts w:hint="eastAsia" w:ascii="Times New Roman" w:hAnsi="Times New Roman" w:eastAsia="宋体" w:cs="Times New Roman"/>
-          <w:color w:val="auto"/>
-          <w:kern w:val="2"/>
-          <w:sz w:val="18"/>
-          <w:lang w:val="en-US" w:eastAsia="zh-CN" w:bidi="ar-SA"/>
-        </w:rPr>
-        <w:t>（2）降温速度过快会导致搜索不充分，而过慢则会增加计算时间；</w:t>
-      </w:r>
-      <w:r>
-        <w:rPr>
-          <w:rFonts w:hint="eastAsia" w:ascii="Times New Roman" w:hAnsi="Times New Roman" w:eastAsia="宋体" w:cs="Times New Roman"/>
-          <w:color w:val="auto"/>
-          <w:kern w:val="2"/>
-          <w:sz w:val="18"/>
-          <w:lang w:val="en-US" w:eastAsia="zh-CN" w:bidi="ar-SA"/>
-        </w:rPr>
-        <w:br w:type="textWrapping"/>
-      </w:r>
-      <w:r>
-        <w:rPr>
-          <w:rFonts w:hint="eastAsia" w:ascii="Times New Roman" w:hAnsi="Times New Roman" w:eastAsia="宋体" w:cs="Times New Roman"/>
-          <w:color w:val="auto"/>
-          <w:kern w:val="2"/>
-          <w:sz w:val="18"/>
-          <w:lang w:val="en-US" w:eastAsia="zh-CN" w:bidi="ar-SA"/>
-        </w:rPr>
-        <w:t>（3）采用自适应降温策略可以在不同阶段平衡搜索范围与收敛速度，从而提升整体性能。</w:t>
+        <w:t>在固定降温系数的对比实验中可以观察到，不同</w:t>
+      </w:r>
+      <m:oMath>
+        <m:r>
+          <m:rPr/>
+          <w:rPr>
+            <w:rFonts w:hint="default" w:ascii="Cambria Math"/>
+            <w:lang w:val="en-US" w:eastAsia="zh-CN"/>
+          </w:rPr>
+          <m:t xml:space="preserve"> </m:t>
+        </m:r>
+        <m:r>
+          <m:rPr/>
+          <w:rPr>
+            <w:rFonts w:hint="default" w:ascii="Cambria Math" w:hAnsi="Cambria Math"/>
+            <w:sz w:val="18"/>
+          </w:rPr>
+          <m:t>α</m:t>
+        </m:r>
+        <m:r>
+          <m:rPr/>
+          <w:rPr>
+            <w:rFonts w:hint="default" w:ascii="Cambria Math" w:hAnsi="Cambria Math"/>
+            <w:sz w:val="18"/>
+            <w:lang w:val="en-US" w:eastAsia="zh-CN"/>
+          </w:rPr>
+          <m:t xml:space="preserve"> </m:t>
+        </m:r>
+      </m:oMath>
+      <w:r>
+        <w:rPr>
+          <w:rFonts w:hint="eastAsia" w:ascii="Times New Roman" w:hAnsi="Times New Roman" w:eastAsia="宋体" w:cs="Times New Roman"/>
+          <w:color w:val="auto"/>
+          <w:kern w:val="2"/>
+          <w:sz w:val="18"/>
+          <w:lang w:val="en-US" w:eastAsia="zh-CN" w:bidi="ar-SA"/>
+        </w:rPr>
+        <w:t>取值对算法性能具有显著影响。当</w:t>
+      </w:r>
+      <m:oMath>
+        <m:r>
+          <m:rPr/>
+          <w:rPr>
+            <w:rFonts w:hint="default" w:ascii="Cambria Math"/>
+            <w:lang w:val="en-US" w:eastAsia="zh-CN"/>
+          </w:rPr>
+          <m:t xml:space="preserve"> </m:t>
+        </m:r>
+        <m:r>
+          <m:rPr/>
+          <w:rPr>
+            <w:rFonts w:hint="default" w:ascii="Cambria Math" w:hAnsi="Cambria Math"/>
+            <w:sz w:val="18"/>
+          </w:rPr>
+          <m:t>α</m:t>
+        </m:r>
+        <m:r>
+          <m:rPr/>
+          <w:rPr>
+            <w:rFonts w:hint="default" w:ascii="Cambria Math" w:hAnsi="Cambria Math"/>
+            <w:sz w:val="18"/>
+            <w:lang w:val="en-US" w:eastAsia="zh-CN"/>
+          </w:rPr>
+          <m:t xml:space="preserve"> </m:t>
+        </m:r>
+      </m:oMath>
+      <w:r>
+        <w:rPr>
+          <w:rFonts w:hint="eastAsia" w:ascii="Times New Roman" w:hAnsi="Times New Roman" w:eastAsia="宋体" w:cs="Times New Roman"/>
+          <w:color w:val="auto"/>
+          <w:kern w:val="2"/>
+          <w:sz w:val="18"/>
+          <w:lang w:val="en-US" w:eastAsia="zh-CN" w:bidi="ar-SA"/>
+        </w:rPr>
+        <w:t>较小时，降温速度较快，搜索过程不充分，导致解质量较差；当</w:t>
+      </w:r>
+      <m:oMath>
+        <m:r>
+          <m:rPr/>
+          <w:rPr>
+            <w:rFonts w:hint="default" w:ascii="Cambria Math"/>
+            <w:lang w:val="en-US" w:eastAsia="zh-CN"/>
+          </w:rPr>
+          <m:t xml:space="preserve"> </m:t>
+        </m:r>
+        <m:r>
+          <m:rPr/>
+          <w:rPr>
+            <w:rFonts w:hint="default" w:ascii="Cambria Math" w:hAnsi="Cambria Math"/>
+            <w:sz w:val="18"/>
+          </w:rPr>
+          <m:t>α</m:t>
+        </m:r>
+        <m:r>
+          <m:rPr/>
+          <w:rPr>
+            <w:rFonts w:hint="default" w:ascii="Cambria Math" w:hAnsi="Cambria Math"/>
+            <w:sz w:val="18"/>
+            <w:lang w:val="en-US" w:eastAsia="zh-CN"/>
+          </w:rPr>
+          <m:t xml:space="preserve"> </m:t>
+        </m:r>
+      </m:oMath>
+      <w:r>
+        <w:rPr>
+          <w:rFonts w:hint="eastAsia" w:ascii="Times New Roman" w:hAnsi="Times New Roman" w:eastAsia="宋体" w:cs="Times New Roman"/>
+          <w:color w:val="auto"/>
+          <w:kern w:val="2"/>
+          <w:sz w:val="18"/>
+          <w:lang w:val="en-US" w:eastAsia="zh-CN" w:bidi="ar-SA"/>
+        </w:rPr>
+        <w:t>较大时，算法能够获得更优的平均解，但运行时间显著增加，说明更充分的搜索需要付出更高的计算代价。当</w:t>
+      </w:r>
+      <m:oMath>
+        <m:r>
+          <m:rPr/>
+          <w:rPr>
+            <w:rFonts w:hint="default" w:ascii="Cambria Math"/>
+            <w:lang w:val="en-US" w:eastAsia="zh-CN"/>
+          </w:rPr>
+          <m:t xml:space="preserve"> </m:t>
+        </m:r>
+        <m:r>
+          <m:rPr/>
+          <w:rPr>
+            <w:rFonts w:hint="default" w:ascii="Cambria Math" w:hAnsi="Cambria Math"/>
+            <w:sz w:val="18"/>
+          </w:rPr>
+          <m:t>α</m:t>
+        </m:r>
+        <m:r>
+          <m:rPr/>
+          <w:rPr>
+            <w:rFonts w:hint="default" w:ascii="Cambria Math" w:hAnsi="Cambria Math"/>
+            <w:sz w:val="18"/>
+            <w:lang w:val="en-US" w:eastAsia="zh-CN"/>
+          </w:rPr>
+          <m:t xml:space="preserve"> </m:t>
+        </m:r>
+      </m:oMath>
+      <w:r>
+        <w:rPr>
+          <w:rFonts w:hint="eastAsia" w:ascii="Times New Roman" w:hAnsi="Times New Roman" w:eastAsia="宋体" w:cs="Times New Roman"/>
+          <w:color w:val="auto"/>
+          <w:kern w:val="2"/>
+          <w:sz w:val="18"/>
+          <w:lang w:val="en-US" w:eastAsia="zh-CN" w:bidi="ar-SA"/>
+        </w:rPr>
+        <w:t>取中</w:t>
+      </w:r>
+      <w:r>
+        <w:rPr>
+          <w:rFonts w:hint="eastAsia" w:cs="Times New Roman"/>
+          <w:color w:val="auto"/>
+          <w:kern w:val="2"/>
+          <w:sz w:val="18"/>
+          <w:lang w:val="en-US" w:eastAsia="zh-CN" w:bidi="ar-SA"/>
+        </w:rPr>
+        <w:t>间</w:t>
+      </w:r>
+      <w:r>
+        <w:rPr>
+          <w:rFonts w:hint="eastAsia" w:ascii="Times New Roman" w:hAnsi="Times New Roman" w:eastAsia="宋体" w:cs="Times New Roman"/>
+          <w:color w:val="auto"/>
+          <w:kern w:val="2"/>
+          <w:sz w:val="18"/>
+          <w:lang w:val="en-US" w:eastAsia="zh-CN" w:bidi="ar-SA"/>
+        </w:rPr>
+        <w:t>值时，算法能够获得较优的最优解，为实验中的最优结果之一。这表明适当控制降温速度有助于提升极值表现。然而，从平均值来看，不同</w:t>
+      </w:r>
+      <m:oMath>
+        <m:r>
+          <m:rPr/>
+          <w:rPr>
+            <w:rFonts w:hint="default" w:ascii="Cambria Math"/>
+            <w:lang w:val="en-US" w:eastAsia="zh-CN"/>
+          </w:rPr>
+          <m:t xml:space="preserve"> </m:t>
+        </m:r>
+        <m:r>
+          <m:rPr/>
+          <w:rPr>
+            <w:rFonts w:hint="default" w:ascii="Cambria Math" w:hAnsi="Cambria Math"/>
+            <w:sz w:val="18"/>
+          </w:rPr>
+          <m:t>α</m:t>
+        </m:r>
+        <m:r>
+          <m:rPr/>
+          <w:rPr>
+            <w:rFonts w:hint="default" w:ascii="Cambria Math" w:hAnsi="Cambria Math"/>
+            <w:sz w:val="18"/>
+            <w:lang w:val="en-US" w:eastAsia="zh-CN"/>
+          </w:rPr>
+          <m:t xml:space="preserve"> </m:t>
+        </m:r>
+      </m:oMath>
+      <w:r>
+        <w:rPr>
+          <w:rFonts w:hint="eastAsia" w:ascii="Times New Roman" w:hAnsi="Times New Roman" w:eastAsia="宋体" w:cs="Times New Roman"/>
+          <w:color w:val="auto"/>
+          <w:kern w:val="2"/>
+          <w:sz w:val="18"/>
+          <w:lang w:val="en-US" w:eastAsia="zh-CN" w:bidi="ar-SA"/>
+        </w:rPr>
+        <w:t>设置之间差异相对较小，说明降温策略对整体平均性能的影响有限，其主要作用体现在最优解质量与计算效率之间的权衡</w:t>
+      </w:r>
+      <w:r>
+        <w:rPr>
+          <w:rFonts w:hint="eastAsia" w:cs="Times New Roman"/>
+          <w:color w:val="auto"/>
+          <w:kern w:val="2"/>
+          <w:sz w:val="18"/>
+          <w:lang w:val="en-US" w:eastAsia="zh-CN" w:bidi="ar-SA"/>
+        </w:rPr>
+        <w:t>。</w:t>
       </w:r>
     </w:p>
     <w:p>
@@ -10168,18 +13966,106 @@
       </w:pPr>
       <w:r>
         <w:rPr>
-          <w:rFonts w:hint="eastAsia" w:ascii="Times New Roman" w:hAnsi="Times New Roman" w:eastAsia="宋体" w:cs="Times New Roman"/>
-          <w:color w:val="auto"/>
-          <w:kern w:val="2"/>
-          <w:sz w:val="18"/>
-          <w:lang w:val="en-US" w:eastAsia="zh-CN" w:bidi="ar-SA"/>
-        </w:rPr>
-        <w:t>此外，邻域结构的多样性对算法效果同样具有显著影响。交换与插入操作主要用于调整工序顺序，而机器选择调整则直接影响资源分配。三者结合能够有效提高解的质量。</w:t>
+          <w:rFonts w:hint="eastAsia" w:cs="Times New Roman"/>
+          <w:color w:val="auto"/>
+          <w:kern w:val="2"/>
+          <w:sz w:val="18"/>
+          <w:lang w:val="en-US" w:eastAsia="zh-CN" w:bidi="ar-SA"/>
+        </w:rPr>
+        <w:t>通过</w:t>
+      </w:r>
+      <w:r>
+        <w:rPr>
+          <w:rFonts w:hint="eastAsia" w:ascii="Times New Roman" w:hAnsi="Times New Roman" w:eastAsia="宋体" w:cs="Times New Roman"/>
+          <w:color w:val="auto"/>
+          <w:kern w:val="2"/>
+          <w:sz w:val="18"/>
+          <w:lang w:val="en-US" w:eastAsia="zh-CN" w:bidi="ar-SA"/>
+        </w:rPr>
+        <w:t>分析</w:t>
+      </w:r>
+      <w:r>
+        <w:rPr>
+          <w:rFonts w:hint="eastAsia" w:cs="Times New Roman"/>
+          <w:color w:val="auto"/>
+          <w:kern w:val="2"/>
+          <w:sz w:val="18"/>
+          <w:lang w:val="en-US" w:eastAsia="zh-CN" w:bidi="ar-SA"/>
+        </w:rPr>
+        <w:t>不同参数下的</w:t>
+      </w:r>
+      <w:r>
+        <w:rPr>
+          <w:rFonts w:hint="eastAsia" w:ascii="Times New Roman" w:hAnsi="Times New Roman" w:eastAsia="宋体" w:cs="Times New Roman"/>
+          <w:color w:val="auto"/>
+          <w:kern w:val="2"/>
+          <w:sz w:val="18"/>
+          <w:lang w:val="en-US" w:eastAsia="zh-CN" w:bidi="ar-SA"/>
+        </w:rPr>
+        <w:t>实验结果</w:t>
+      </w:r>
+      <w:r>
+        <w:rPr>
+          <w:rFonts w:hint="eastAsia" w:cs="Times New Roman"/>
+          <w:color w:val="auto"/>
+          <w:kern w:val="2"/>
+          <w:sz w:val="18"/>
+          <w:lang w:val="en-US" w:eastAsia="zh-CN" w:bidi="ar-SA"/>
+        </w:rPr>
+        <w:t>，可以看出</w:t>
+      </w:r>
+      <w:r>
+        <w:rPr>
+          <w:rFonts w:hint="eastAsia" w:ascii="Times New Roman" w:hAnsi="Times New Roman" w:eastAsia="宋体" w:cs="Times New Roman"/>
+          <w:color w:val="auto"/>
+          <w:kern w:val="2"/>
+          <w:sz w:val="18"/>
+          <w:lang w:val="en-US" w:eastAsia="zh-CN" w:bidi="ar-SA"/>
+        </w:rPr>
+        <w:t>模拟退火算法性能对参数设置较为敏感。初始温度决定搜索初期的探索范围，迭代长度影响搜索的充分程度，而降温策略则在解质量与计算效率之间起关键调节作用。固定降温系数实验表明，较小α能够提高运行效率但解质量较差，而较大α能够获得更优的平均解但计算开销显著增加，体现出明显的性能权衡关系。综合来看，单一固定参数难以适应不同搜索阶段的需求，而自适应降温机制能够根据搜索状态动态调整温度变化，在探索能力与收敛速度之间实现更合理的平衡。</w:t>
+      </w:r>
+    </w:p>
+    <w:p>
+      <w:pPr>
+        <w:pStyle w:val="2"/>
+        <w:numPr>
+          <w:ilvl w:val="0"/>
+          <w:numId w:val="1"/>
+        </w:numPr>
+        <w:rPr>
+          <w:bCs/>
+        </w:rPr>
+      </w:pPr>
+      <w:r>
+        <w:rPr>
+          <w:rFonts w:hint="eastAsia"/>
+          <w:bCs/>
+        </w:rPr>
+        <w:t>总结</w:t>
       </w:r>
     </w:p>
     <w:p>
       <w:pPr>
         <w:pStyle w:val="3"/>
+        <w:ind w:firstLine="372"/>
+        <w:rPr>
+          <w:rFonts w:hint="eastAsia"/>
+        </w:rPr>
+      </w:pPr>
+      <w:r>
+        <w:rPr>
+          <w:rFonts w:hint="eastAsia"/>
+        </w:rPr>
+        <w:t>本文针对柔性作业车间调度问题（FJSP），设计并实现了一种基于模拟退火算法的优化方法。通过构建操作序列（OS）与机器选择（MS）相结合的双层编码结构，并结合解码机制，实现了调度方案的生成与评价。在算法设计方面，引入多邻域搜索策略以增强解空间探索能力，同时采用基于接受率的自适应降温机制，使算法能够在不同搜索阶段动态调整搜索强度，从而在全局搜索与局部优化之间取得平衡。</w:t>
+      </w:r>
+    </w:p>
+    <w:p>
+      <w:pPr>
+        <w:pStyle w:val="3"/>
+        <w:ind w:firstLine="372"/>
+        <w:rPr>
+          <w:rFonts w:hint="eastAsia"/>
+        </w:rPr>
       </w:pPr>
     </w:p>
     <w:p>
@@ -10187,28 +14073,14 @@
         <w:pStyle w:val="3"/>
         <w:ind w:firstLine="372"/>
         <w:rPr>
-          <w:color w:val="FF0000"/>
+          <w:rFonts w:hint="eastAsia"/>
         </w:rPr>
       </w:pPr>
       <w:r>
         <w:rPr>
           <w:rFonts w:hint="eastAsia"/>
-          <w:color w:val="FF0000"/>
-        </w:rPr>
-        <w:t>[描述实验获得的客观结果，应当提供适当的图表]</w:t>
-      </w:r>
-      <w:r>
-        <w:rPr>
-          <w:color w:val="FF0000"/>
-        </w:rPr>
-        <w:t>-6</w:t>
-      </w:r>
-      <w:r>
-        <w:rPr>
-          <w:rFonts w:hint="eastAsia"/>
-          <w:color w:val="FF0000"/>
-        </w:rPr>
-        <w:t>分</w:t>
+        </w:rPr>
+        <w:t>实验结果表明，该方法能够在较短时间内获得稳定且质量较高的调度方案，并在不同规模实例上表现出良好的求解性能。通过对参数设置的系统分析可以看出，各参数之间存在明显的权衡关系，这进一步说明自适应降温策略在提升算法鲁棒性方面具有一定优势。</w:t>
       </w:r>
     </w:p>
     <w:p>
@@ -10216,57 +14088,23 @@
         <w:pStyle w:val="3"/>
         <w:ind w:firstLine="372"/>
         <w:rPr>
-          <w:color w:val="FF0000"/>
+          <w:rFonts w:hint="eastAsia"/>
         </w:rPr>
       </w:pPr>
-      <w:r>
-        <w:rPr>
-          <w:rFonts w:hint="eastAsia"/>
-          <w:color w:val="FF0000"/>
-        </w:rPr>
-        <w:t>[对实验结果进行分析]</w:t>
-      </w:r>
-      <w:r>
-        <w:rPr>
-          <w:color w:val="FF0000"/>
-        </w:rPr>
-        <w:t>-6</w:t>
-      </w:r>
-      <w:r>
-        <w:rPr>
-          <w:rFonts w:hint="eastAsia"/>
-          <w:color w:val="FF0000"/>
-        </w:rPr>
-        <w:t>分</w:t>
-      </w:r>
     </w:p>
     <w:p>
       <w:pPr>
         <w:pStyle w:val="3"/>
         <w:ind w:firstLine="372"/>
         <w:rPr>
-          <w:color w:val="FF0000"/>
+          <w:rFonts w:hint="eastAsia"/>
         </w:rPr>
       </w:pPr>
       <w:r>
         <w:rPr>
           <w:rFonts w:hint="eastAsia"/>
-          <w:color w:val="FF0000"/>
-        </w:rPr>
-        <w:t>[多组参数实验的对比分析</w:t>
-      </w:r>
-      <w:r>
-        <w:rPr>
-          <w:color w:val="FF0000"/>
-        </w:rPr>
-        <w:t>]-10</w:t>
-      </w:r>
-      <w:r>
-        <w:rPr>
-          <w:rFonts w:hint="eastAsia"/>
-          <w:color w:val="FF0000"/>
-        </w:rPr>
-        <w:t>分</w:t>
+        </w:rPr>
+        <w:t>然而，本文方法仍存在一定不足。首先，自适应降温策略仍依赖经验规则，其泛化能力有待进一步提升；其次，模拟退火算法作为单解搜索方法，在大规模问题中搜索效率仍存在局限；此外，本文未与其他先进优化算法进行系统性对比。</w:t>
       </w:r>
     </w:p>
     <w:p>
@@ -10274,115 +14112,81 @@
         <w:pStyle w:val="3"/>
         <w:ind w:firstLine="372"/>
         <w:rPr>
-          <w:color w:val="FF0000"/>
+          <w:rFonts w:hint="eastAsia"/>
         </w:rPr>
       </w:pPr>
-      <w:r>
-        <w:rPr>
-          <w:rFonts w:hint="eastAsia"/>
-          <w:color w:val="FF0000"/>
-        </w:rPr>
-        <w:t>[图的格式示例：图左右不环绕文字，占独立的行，居中，标题在图下方]</w:t>
-      </w:r>
-      <w:r>
-        <w:rPr>
-          <w:color w:val="FF0000"/>
-        </w:rPr>
-        <w:t>-4</w:t>
-      </w:r>
-      <w:r>
-        <w:rPr>
-          <w:rFonts w:hint="eastAsia"/>
-          <w:color w:val="FF0000"/>
-        </w:rPr>
-        <w:t>分</w:t>
-      </w:r>
     </w:p>
     <w:p>
       <w:pPr>
         <w:pStyle w:val="3"/>
-        <w:tabs>
-          <w:tab w:val="clear" w:pos="357"/>
-        </w:tabs>
-        <w:ind w:firstLine="0" w:firstLineChars="0"/>
-        <w:jc w:val="center"/>
+        <w:ind w:firstLine="372"/>
+        <w:rPr>
+          <w:rFonts w:hint="eastAsia"/>
+          <w:color w:val="FF0000"/>
+        </w:rPr>
       </w:pPr>
       <w:r>
-        <w:drawing>
-          <wp:inline distT="0" distB="0" distL="0" distR="0">
-            <wp:extent cx="3222625" cy="1247140"/>
-            <wp:effectExtent l="0" t="0" r="8255" b="2540"/>
-            <wp:docPr id="1" name="图片 1"/>
-            <wp:cNvGraphicFramePr/>
-            <a:graphic xmlns:a="http://schemas.openxmlformats.org/drawingml/2006/main">
-              <a:graphicData uri="http://schemas.openxmlformats.org/drawingml/2006/picture">
-                <pic:pic xmlns:pic="http://schemas.openxmlformats.org/drawingml/2006/picture">
-                  <pic:nvPicPr>
-                    <pic:cNvPr id="1" name="图片 1"/>
-                    <pic:cNvPicPr/>
-                  </pic:nvPicPr>
-                  <pic:blipFill>
-                    <a:blip r:embed="rId16">
-                      <a:extLst>
-                        <a:ext uri="{28A0092B-C50C-407E-A947-70E740481C1C}">
-                          <a14:useLocalDpi xmlns:a14="http://schemas.microsoft.com/office/drawing/2010/main" val="0"/>
-                        </a:ext>
-                      </a:extLst>
-                    </a:blip>
-                    <a:srcRect/>
-                    <a:stretch>
-                      <a:fillRect/>
-                    </a:stretch>
-                  </pic:blipFill>
-                  <pic:spPr>
-                    <a:xfrm>
-                      <a:off x="0" y="0"/>
-                      <a:ext cx="3222625" cy="1247140"/>
-                    </a:xfrm>
-                    <a:prstGeom prst="rect">
-                      <a:avLst/>
-                    </a:prstGeom>
-                    <a:noFill/>
-                    <a:ln>
-                      <a:noFill/>
-                    </a:ln>
-                  </pic:spPr>
-                </pic:pic>
-              </a:graphicData>
-            </a:graphic>
-          </wp:inline>
-        </w:drawing>
+        <w:rPr>
+          <w:rFonts w:hint="eastAsia"/>
+          <w:lang w:val="en-US" w:eastAsia="zh-CN"/>
+        </w:rPr>
+        <w:t>以后的</w:t>
+      </w:r>
+      <w:r>
+        <w:rPr>
+          <w:rFonts w:hint="eastAsia"/>
+        </w:rPr>
+        <w:t>研究可从以下方面展开：设计更加</w:t>
+      </w:r>
+      <w:r>
+        <w:rPr>
+          <w:rFonts w:hint="eastAsia"/>
+          <w:lang w:val="en-US" w:eastAsia="zh-CN"/>
+        </w:rPr>
+        <w:t>完善</w:t>
+      </w:r>
+      <w:r>
+        <w:rPr>
+          <w:rFonts w:hint="eastAsia"/>
+        </w:rPr>
+        <w:t>的自适应参数调节机制，引入混合优化策略提升全局搜索能力，以及结合并行计算提高算法在大规模问题中的求解效率。总体而言，本文方法为FJSP问题提供了一种有效的求解思路，并具有一定的实际应用价值。</w:t>
       </w:r>
     </w:p>
     <w:p>
       <w:pPr>
-        <w:pStyle w:val="3"/>
-        <w:ind w:firstLine="373"/>
-        <w:jc w:val="center"/>
-        <w:rPr>
-          <w:color w:val="000000" w:themeColor="text1"/>
-          <w14:textFill>
-            <w14:solidFill>
-              <w14:schemeClr w14:val="tx1"/>
-            </w14:solidFill>
-          </w14:textFill>
+        <w:pStyle w:val="39"/>
+        <w:rPr>
+          <w:rFonts w:hint="eastAsia"/>
+          <w:b w:val="0"/>
+          <w:bCs/>
+          <w:color w:val="FF0000"/>
         </w:rPr>
       </w:pPr>
       <w:r>
         <w:rPr>
           <w:rFonts w:hint="eastAsia"/>
-          <w:b/>
+        </w:rPr>
+        <w:t>参考文献</w:t>
+      </w:r>
+      <w:r>
+        <w:rPr>
+          <w:b w:val="0"/>
           <w:bCs/>
-          <w:color w:val="000000" w:themeColor="text1"/>
-          <w14:textFill>
-            <w14:solidFill>
-              <w14:schemeClr w14:val="tx1"/>
-            </w14:solidFill>
-          </w14:textFill>
-        </w:rPr>
-        <w:t>图1</w:t>
-      </w:r>
-      <w:r>
+        </w:rPr>
+        <w:t>:</w:t>
+      </w:r>
+      <w:r>
+        <w:rPr>
+          <w:rFonts w:hint="eastAsia"/>
+          <w:b w:val="0"/>
+          <w:bCs/>
+        </w:rPr>
+        <w:t xml:space="preserve"> </w:t>
+      </w:r>
+    </w:p>
+    <w:p>
+      <w:pPr>
+        <w:pStyle w:val="40"/>
         <w:rPr>
           <w:rFonts w:hint="eastAsia"/>
           <w:color w:val="000000" w:themeColor="text1"/>
@@ -10392,269 +14196,10 @@
             </w14:solidFill>
           </w14:textFill>
         </w:rPr>
-        <w:t xml:space="preserve"> 调度时序图</w:t>
-      </w:r>
-    </w:p>
-    <w:p>
-      <w:pPr>
-        <w:pStyle w:val="3"/>
-        <w:ind w:firstLine="372"/>
-        <w:rPr>
-          <w:color w:val="FF0000"/>
-        </w:rPr>
       </w:pPr>
-    </w:p>
-    <w:p>
-      <w:pPr>
-        <w:pStyle w:val="3"/>
-        <w:ind w:firstLine="372"/>
-        <w:rPr>
-          <w:color w:val="FF0000"/>
-        </w:rPr>
-      </w:pPr>
-    </w:p>
-    <w:p>
-      <w:pPr>
-        <w:pStyle w:val="3"/>
-        <w:ind w:firstLine="372"/>
-        <w:rPr>
-          <w:color w:val="FF0000"/>
-        </w:rPr>
-      </w:pPr>
-    </w:p>
-    <w:p>
-      <w:pPr>
-        <w:pStyle w:val="3"/>
-        <w:ind w:firstLine="372"/>
-        <w:rPr>
-          <w:color w:val="FF0000"/>
-        </w:rPr>
-      </w:pPr>
-    </w:p>
-    <w:p>
-      <w:pPr>
-        <w:pStyle w:val="3"/>
-        <w:ind w:firstLine="372"/>
-        <w:rPr>
-          <w:color w:val="FF0000"/>
-        </w:rPr>
-      </w:pPr>
       <w:r>
         <w:rPr>
           <w:rFonts w:hint="eastAsia"/>
-          <w:color w:val="FF0000"/>
-        </w:rPr>
-        <w:t>[表格格式示例：三线表，居中，标题在表格上方]</w:t>
-      </w:r>
-      <w:r>
-        <w:rPr>
-          <w:color w:val="FF0000"/>
-        </w:rPr>
-        <w:t>-4</w:t>
-      </w:r>
-      <w:r>
-        <w:rPr>
-          <w:rFonts w:hint="eastAsia"/>
-          <w:color w:val="FF0000"/>
-        </w:rPr>
-        <w:t>分</w:t>
-      </w:r>
-    </w:p>
-    <w:p>
-      <w:pPr>
-        <w:pStyle w:val="3"/>
-        <w:ind w:firstLine="372"/>
-        <w:rPr>
-          <w:color w:val="FF0000"/>
-        </w:rPr>
-      </w:pPr>
-      <w:r>
-        <w:rPr>
-          <w:color w:val="FF0000"/>
-        </w:rPr>
-        <w:tab/>
-      </w:r>
-      <w:r>
-        <w:rPr>
-          <w:rFonts w:hint="eastAsia"/>
-          <w:color w:val="FF0000"/>
-        </w:rPr>
-        <w:t>[在提到他人的工作时，需要给出参考文献，例如：“李冬妮等人研究了</w:t>
-      </w:r>
-      <w:r>
-        <w:rPr>
-          <w:color w:val="FF0000"/>
-          <w:shd w:val="clear" w:color="auto" w:fill="FFFFFF"/>
-        </w:rPr>
-        <w:t>一种柔性路径下的跨单元调度方法</w:t>
-      </w:r>
-      <w:r>
-        <w:rPr>
-          <w:rFonts w:hint="eastAsia"/>
-          <w:color w:val="FF0000"/>
-        </w:rPr>
-        <w:t>[</w:t>
-      </w:r>
-      <w:r>
-        <w:rPr>
-          <w:color w:val="FF0000"/>
-        </w:rPr>
-        <w:t>3</w:t>
-      </w:r>
-      <w:r>
-        <w:rPr>
-          <w:rFonts w:hint="eastAsia"/>
-          <w:color w:val="FF0000"/>
-        </w:rPr>
-        <w:t>]</w:t>
-      </w:r>
-      <w:r>
-        <w:rPr>
-          <w:color w:val="FF0000"/>
-        </w:rPr>
-        <w:t>.</w:t>
-      </w:r>
-      <w:r>
-        <w:rPr>
-          <w:rFonts w:hint="eastAsia"/>
-          <w:color w:val="FF0000"/>
-        </w:rPr>
-        <w:t>”]</w:t>
-      </w:r>
-    </w:p>
-    <w:p>
-      <w:pPr>
-        <w:pStyle w:val="2"/>
-        <w:rPr>
-          <w:bCs/>
-        </w:rPr>
-      </w:pPr>
-      <w:r>
-        <w:rPr>
-          <w:rFonts w:hint="eastAsia"/>
-          <w:bCs/>
-        </w:rPr>
-        <w:t>总结</w:t>
-      </w:r>
-    </w:p>
-    <w:p>
-      <w:pPr>
-        <w:pStyle w:val="3"/>
-        <w:ind w:firstLine="372"/>
-        <w:rPr>
-          <w:color w:val="FF0000"/>
-        </w:rPr>
-      </w:pPr>
-      <w:r>
-        <w:rPr>
-          <w:rFonts w:hint="eastAsia"/>
-          <w:color w:val="FF0000"/>
-        </w:rPr>
-        <w:t>[对本文工作进行总结]</w:t>
-      </w:r>
-      <w:r>
-        <w:rPr>
-          <w:color w:val="FF0000"/>
-        </w:rPr>
-        <w:t>-6</w:t>
-      </w:r>
-      <w:r>
-        <w:rPr>
-          <w:rFonts w:hint="eastAsia"/>
-          <w:color w:val="FF0000"/>
-        </w:rPr>
-        <w:t>分</w:t>
-      </w:r>
-    </w:p>
-    <w:p>
-      <w:pPr>
-        <w:pStyle w:val="3"/>
-        <w:ind w:firstLine="372"/>
-        <w:rPr>
-          <w:color w:val="FF0000"/>
-        </w:rPr>
-      </w:pPr>
-      <w:r>
-        <w:rPr>
-          <w:rFonts w:hint="eastAsia"/>
-          <w:color w:val="FF0000"/>
-        </w:rPr>
-        <w:t>[讨论本文的方法有何不足和有待提高之处，可能的解决方案有哪些]</w:t>
-      </w:r>
-      <w:r>
-        <w:rPr>
-          <w:color w:val="FF0000"/>
-        </w:rPr>
-        <w:t>-4</w:t>
-      </w:r>
-      <w:r>
-        <w:rPr>
-          <w:rFonts w:hint="eastAsia"/>
-          <w:color w:val="FF0000"/>
-        </w:rPr>
-        <w:t>分</w:t>
-      </w:r>
-    </w:p>
-    <w:p>
-      <w:pPr>
-        <w:pStyle w:val="39"/>
-        <w:rPr>
-          <w:b w:val="0"/>
-          <w:bCs/>
-        </w:rPr>
-      </w:pPr>
-      <w:r>
-        <w:rPr>
-          <w:rFonts w:hint="eastAsia"/>
-        </w:rPr>
-        <w:t>参考文献</w:t>
-      </w:r>
-      <w:r>
-        <w:rPr>
-          <w:b w:val="0"/>
-          <w:bCs/>
-        </w:rPr>
-        <w:t>:</w:t>
-      </w:r>
-      <w:r>
-        <w:rPr>
-          <w:rFonts w:hint="eastAsia"/>
-          <w:b w:val="0"/>
-          <w:bCs/>
-        </w:rPr>
-        <w:t xml:space="preserve"> </w:t>
-      </w:r>
-      <w:r>
-        <w:rPr>
-          <w:rFonts w:hint="eastAsia"/>
-          <w:b w:val="0"/>
-          <w:bCs/>
-          <w:color w:val="FF0000"/>
-        </w:rPr>
-        <w:t>[注意参考文献的格式]</w:t>
-      </w:r>
-      <w:r>
-        <w:rPr>
-          <w:b w:val="0"/>
-          <w:bCs/>
-          <w:color w:val="FF0000"/>
-        </w:rPr>
-        <w:t>-10</w:t>
-      </w:r>
-      <w:r>
-        <w:rPr>
-          <w:rFonts w:hint="eastAsia"/>
-          <w:b w:val="0"/>
-          <w:bCs/>
-          <w:color w:val="FF0000"/>
-        </w:rPr>
-        <w:t>分</w:t>
-      </w:r>
-    </w:p>
-    <w:p>
-      <w:pPr>
-        <w:pStyle w:val="40"/>
-        <w:rPr>
           <w:color w:val="000000" w:themeColor="text1"/>
           <w14:textFill>
             <w14:solidFill>
@@ -10662,9 +14207,14 @@
             </w14:solidFill>
           </w14:textFill>
         </w:rPr>
-      </w:pPr>
-      <w:r>
-        <w:rPr>
+        <w:t>Pinedo M L. Scheduling: Theory, Algorithms, and Systems[M]. New York: Springer, 2016.</w:t>
+      </w:r>
+    </w:p>
+    <w:p>
+      <w:pPr>
+        <w:pStyle w:val="40"/>
+        <w:rPr>
+          <w:rFonts w:hint="eastAsia"/>
           <w:color w:val="000000" w:themeColor="text1"/>
           <w14:textFill>
             <w14:solidFill>
@@ -10672,11 +14222,10 @@
             </w14:solidFill>
           </w14:textFill>
         </w:rPr>
-        <w:t>Li D</w:t>
-      </w:r>
-      <w:r>
-        <w:rPr>
-          <w:rFonts w:ascii=".PingFang SC" w:cs=".PingFang SC"/>
+      </w:pPr>
+      <w:r>
+        <w:rPr>
+          <w:rFonts w:hint="eastAsia"/>
           <w:color w:val="000000" w:themeColor="text1"/>
           <w14:textFill>
             <w14:solidFill>
@@ -10684,10 +14233,14 @@
             </w14:solidFill>
           </w14:textFill>
         </w:rPr>
-        <w:t>,</w:t>
-      </w:r>
-      <w:r>
-        <w:rPr>
+        <w:t>Brandimarte P. Routing and scheduling in a flexible job shop by tabu search[J]. Annals of Operations Research, 1993, 41(3): 157-183.</w:t>
+      </w:r>
+    </w:p>
+    <w:p>
+      <w:pPr>
+        <w:pStyle w:val="40"/>
+        <w:rPr>
+          <w:rFonts w:hint="eastAsia"/>
           <w:color w:val="000000" w:themeColor="text1"/>
           <w14:textFill>
             <w14:solidFill>
@@ -10695,11 +14248,10 @@
             </w14:solidFill>
           </w14:textFill>
         </w:rPr>
-        <w:t xml:space="preserve"> Li M</w:t>
-      </w:r>
-      <w:r>
-        <w:rPr>
-          <w:rFonts w:ascii=".PingFang SC" w:cs=".PingFang SC"/>
+      </w:pPr>
+      <w:r>
+        <w:rPr>
+          <w:rFonts w:hint="eastAsia"/>
           <w:color w:val="000000" w:themeColor="text1"/>
           <w14:textFill>
             <w14:solidFill>
@@ -10707,10 +14259,14 @@
             </w14:solidFill>
           </w14:textFill>
         </w:rPr>
-        <w:t>,</w:t>
-      </w:r>
-      <w:r>
-        <w:rPr>
+        <w:t>Mastrolilli M, Gambardella L M. Effective neighbourhood functions for the flexible job shop problem[J]. Journal of Scheduling, 2000, 3(1): 3-20.</w:t>
+      </w:r>
+    </w:p>
+    <w:p>
+      <w:pPr>
+        <w:pStyle w:val="40"/>
+        <w:rPr>
+          <w:rFonts w:hint="eastAsia"/>
           <w:color w:val="000000" w:themeColor="text1"/>
           <w14:textFill>
             <w14:solidFill>
@@ -10718,11 +14274,10 @@
             </w14:solidFill>
           </w14:textFill>
         </w:rPr>
-        <w:t xml:space="preserve"> Meng X</w:t>
-      </w:r>
-      <w:r>
-        <w:rPr>
-          <w:rFonts w:ascii=".PingFang SC" w:cs=".PingFang SC"/>
+      </w:pPr>
+      <w:r>
+        <w:rPr>
+          <w:rFonts w:hint="eastAsia"/>
           <w:color w:val="000000" w:themeColor="text1"/>
           <w14:textFill>
             <w14:solidFill>
@@ -10730,10 +14285,16 @@
             </w14:solidFill>
           </w14:textFill>
         </w:rPr>
-        <w:t>,</w:t>
-      </w:r>
-      <w:r>
-        <w:rPr>
+        <w:t>Zhang G, Shao X, Li P, et al. An effective hybrid particle swarm optimization algorithm for multi-objective flexible job-shop scheduling problem[J]. Computers &amp; Industrial Engineering, 2009, 56(4): 1309-1318.</w:t>
+      </w:r>
+    </w:p>
+    <w:p>
+      <w:pPr>
+        <w:pStyle w:val="40"/>
+      </w:pPr>
+      <w:r>
+        <w:rPr>
+          <w:rFonts w:hint="eastAsia"/>
           <w:color w:val="000000" w:themeColor="text1"/>
           <w14:textFill>
             <w14:solidFill>
@@ -10741,339 +14302,9 @@
             </w14:solidFill>
           </w14:textFill>
         </w:rPr>
-        <w:t xml:space="preserve"> et al. A hyperheuristic approach for intercell scheduling with single processing machines and batch processing machines</w:t>
-      </w:r>
-      <w:r>
-        <w:rPr>
-          <w:rFonts w:ascii=".PingFang SC" w:cs=".PingFang SC"/>
-          <w:color w:val="000000" w:themeColor="text1"/>
-          <w14:textFill>
-            <w14:solidFill>
-              <w14:schemeClr w14:val="tx1"/>
-            </w14:solidFill>
-          </w14:textFill>
-        </w:rPr>
-        <w:t>[</w:t>
-      </w:r>
-      <w:r>
-        <w:rPr>
-          <w:color w:val="000000" w:themeColor="text1"/>
-          <w14:textFill>
-            <w14:solidFill>
-              <w14:schemeClr w14:val="tx1"/>
-            </w14:solidFill>
-          </w14:textFill>
-        </w:rPr>
-        <w:t>J</w:t>
-      </w:r>
-      <w:r>
-        <w:rPr>
-          <w:rFonts w:ascii=".PingFang SC" w:cs=".PingFang SC"/>
-          <w:color w:val="000000" w:themeColor="text1"/>
-          <w14:textFill>
-            <w14:solidFill>
-              <w14:schemeClr w14:val="tx1"/>
-            </w14:solidFill>
-          </w14:textFill>
-        </w:rPr>
-        <w:t>]</w:t>
-      </w:r>
-      <w:r>
-        <w:rPr>
-          <w:color w:val="000000" w:themeColor="text1"/>
-          <w14:textFill>
-            <w14:solidFill>
-              <w14:schemeClr w14:val="tx1"/>
-            </w14:solidFill>
-          </w14:textFill>
-        </w:rPr>
-        <w:t xml:space="preserve">. </w:t>
-      </w:r>
-      <w:r>
-        <w:rPr>
-          <w:i/>
-          <w:color w:val="000000" w:themeColor="text1"/>
-          <w14:textFill>
-            <w14:solidFill>
-              <w14:schemeClr w14:val="tx1"/>
-            </w14:solidFill>
-          </w14:textFill>
-        </w:rPr>
-        <w:t>IEEE Transactions on Systems</w:t>
-      </w:r>
-      <w:r>
-        <w:rPr>
-          <w:rFonts w:ascii=".PingFang SC" w:cs=".PingFang SC"/>
-          <w:i/>
-          <w:color w:val="000000" w:themeColor="text1"/>
-          <w14:textFill>
-            <w14:solidFill>
-              <w14:schemeClr w14:val="tx1"/>
-            </w14:solidFill>
-          </w14:textFill>
-        </w:rPr>
-        <w:t>,</w:t>
-      </w:r>
-      <w:r>
-        <w:rPr>
-          <w:i/>
-          <w:color w:val="000000" w:themeColor="text1"/>
-          <w14:textFill>
-            <w14:solidFill>
-              <w14:schemeClr w14:val="tx1"/>
-            </w14:solidFill>
-          </w14:textFill>
-        </w:rPr>
-        <w:t xml:space="preserve"> Man</w:t>
-      </w:r>
-      <w:r>
-        <w:rPr>
-          <w:rFonts w:ascii=".PingFang SC" w:cs=".PingFang SC"/>
-          <w:i/>
-          <w:color w:val="000000" w:themeColor="text1"/>
-          <w14:textFill>
-            <w14:solidFill>
-              <w14:schemeClr w14:val="tx1"/>
-            </w14:solidFill>
-          </w14:textFill>
-        </w:rPr>
-        <w:t>,</w:t>
-      </w:r>
-      <w:r>
-        <w:rPr>
-          <w:i/>
-          <w:color w:val="000000" w:themeColor="text1"/>
-          <w14:textFill>
-            <w14:solidFill>
-              <w14:schemeClr w14:val="tx1"/>
-            </w14:solidFill>
-          </w14:textFill>
-        </w:rPr>
-        <w:t xml:space="preserve"> and Cybernetics: Systems</w:t>
-      </w:r>
-      <w:r>
-        <w:rPr>
-          <w:rFonts w:ascii=".PingFang SC" w:cs=".PingFang SC"/>
-          <w:color w:val="000000" w:themeColor="text1"/>
-          <w14:textFill>
-            <w14:solidFill>
-              <w14:schemeClr w14:val="tx1"/>
-            </w14:solidFill>
-          </w14:textFill>
-        </w:rPr>
-        <w:t>,</w:t>
-      </w:r>
-      <w:r>
-        <w:rPr>
-          <w:color w:val="000000" w:themeColor="text1"/>
-          <w14:textFill>
-            <w14:solidFill>
-              <w14:schemeClr w14:val="tx1"/>
-            </w14:solidFill>
-          </w14:textFill>
-        </w:rPr>
-        <w:t xml:space="preserve"> 2015</w:t>
-      </w:r>
-      <w:r>
-        <w:rPr>
-          <w:rFonts w:ascii=".PingFang SC" w:cs=".PingFang SC"/>
-          <w:color w:val="000000" w:themeColor="text1"/>
-          <w14:textFill>
-            <w14:solidFill>
-              <w14:schemeClr w14:val="tx1"/>
-            </w14:solidFill>
-          </w14:textFill>
-        </w:rPr>
-        <w:t>,</w:t>
-      </w:r>
-      <w:r>
-        <w:rPr>
-          <w:color w:val="000000" w:themeColor="text1"/>
-          <w14:textFill>
-            <w14:solidFill>
-              <w14:schemeClr w14:val="tx1"/>
-            </w14:solidFill>
-          </w14:textFill>
-        </w:rPr>
-        <w:t xml:space="preserve"> 45</w:t>
-      </w:r>
-      <w:r>
-        <w:rPr>
-          <w:rFonts w:ascii=".PingFang SC" w:cs=".PingFang SC"/>
-          <w:color w:val="000000" w:themeColor="text1"/>
-          <w14:textFill>
-            <w14:solidFill>
-              <w14:schemeClr w14:val="tx1"/>
-            </w14:solidFill>
-          </w14:textFill>
-        </w:rPr>
-        <w:t>(</w:t>
-      </w:r>
-      <w:r>
-        <w:rPr>
-          <w:color w:val="000000" w:themeColor="text1"/>
-          <w14:textFill>
-            <w14:solidFill>
-              <w14:schemeClr w14:val="tx1"/>
-            </w14:solidFill>
-          </w14:textFill>
-        </w:rPr>
-        <w:t>2</w:t>
-      </w:r>
-      <w:r>
-        <w:rPr>
-          <w:rFonts w:ascii=".PingFang SC" w:cs=".PingFang SC"/>
-          <w:color w:val="000000" w:themeColor="text1"/>
-          <w14:textFill>
-            <w14:solidFill>
-              <w14:schemeClr w14:val="tx1"/>
-            </w14:solidFill>
-          </w14:textFill>
-        </w:rPr>
-        <w:t>)</w:t>
-      </w:r>
-      <w:r>
-        <w:rPr>
-          <w:color w:val="000000" w:themeColor="text1"/>
-          <w14:textFill>
-            <w14:solidFill>
-              <w14:schemeClr w14:val="tx1"/>
-            </w14:solidFill>
-          </w14:textFill>
-        </w:rPr>
-        <w:t>: 315-325.</w:t>
+        <w:t>Li D, Wang Y, Xiao G, et al. Dynamic parts scheduling in multiple job shop cells considering intercell moves and flexible routes[J]. Computers &amp; Operations Research, 2013, 40(5): 1207-1223.</w:t>
       </w:r>
     </w:p>
-    <w:p>
-      <w:pPr>
-        <w:pStyle w:val="40"/>
-        <w:rPr>
-          <w:rFonts w:ascii="宋体" w:hAnsi="宋体" w:cs="宋体"/>
-          <w:color w:val="000000" w:themeColor="text1"/>
-          <w:sz w:val="24"/>
-          <w:szCs w:val="24"/>
-          <w14:textFill>
-            <w14:solidFill>
-              <w14:schemeClr w14:val="tx1"/>
-            </w14:solidFill>
-          </w14:textFill>
-        </w:rPr>
-      </w:pPr>
-      <w:r>
-        <w:rPr>
-          <w:color w:val="000000" w:themeColor="text1"/>
-          <w:shd w:val="clear" w:color="auto" w:fill="FFFFFF"/>
-          <w14:textFill>
-            <w14:solidFill>
-              <w14:schemeClr w14:val="tx1"/>
-            </w14:solidFill>
-          </w14:textFill>
-        </w:rPr>
-        <w:t xml:space="preserve">Li D, Wang Y, Xiao G, et al. Dynamic parts scheduling in multiple job shop cells considering intercell moves and flexible routes[J]. </w:t>
-      </w:r>
-      <w:r>
-        <w:rPr>
-          <w:i/>
-          <w:color w:val="000000" w:themeColor="text1"/>
-          <w:shd w:val="clear" w:color="auto" w:fill="FFFFFF"/>
-          <w14:textFill>
-            <w14:solidFill>
-              <w14:schemeClr w14:val="tx1"/>
-            </w14:solidFill>
-          </w14:textFill>
-        </w:rPr>
-        <w:t>Computers &amp; Operations Research</w:t>
-      </w:r>
-      <w:r>
-        <w:rPr>
-          <w:color w:val="000000" w:themeColor="text1"/>
-          <w:shd w:val="clear" w:color="auto" w:fill="FFFFFF"/>
-          <w14:textFill>
-            <w14:solidFill>
-              <w14:schemeClr w14:val="tx1"/>
-            </w14:solidFill>
-          </w14:textFill>
-        </w:rPr>
-        <w:t>, 2013, 40(5): 1207-1223.</w:t>
-      </w:r>
-    </w:p>
-    <w:p>
-      <w:pPr>
-        <w:pStyle w:val="40"/>
-        <w:rPr>
-          <w:rFonts w:ascii="宋体" w:hAnsi="宋体" w:cs="宋体"/>
-          <w:color w:val="000000" w:themeColor="text1"/>
-          <w:sz w:val="24"/>
-          <w:szCs w:val="24"/>
-          <w14:textFill>
-            <w14:solidFill>
-              <w14:schemeClr w14:val="tx1"/>
-            </w14:solidFill>
-          </w14:textFill>
-        </w:rPr>
-      </w:pPr>
-      <w:r>
-        <w:rPr>
-          <w:color w:val="000000" w:themeColor="text1"/>
-          <w:shd w:val="clear" w:color="auto" w:fill="FFFFFF"/>
-          <w14:textFill>
-            <w14:solidFill>
-              <w14:schemeClr w14:val="tx1"/>
-            </w14:solidFill>
-          </w14:textFill>
-        </w:rPr>
-        <w:t xml:space="preserve">李冬妮, 肖广雪, 王妍, 等. 一种柔性路径下的跨单元调度方法[J]. </w:t>
-      </w:r>
-      <w:r>
-        <w:rPr>
-          <w:i/>
-          <w:color w:val="000000" w:themeColor="text1"/>
-          <w:shd w:val="clear" w:color="auto" w:fill="FFFFFF"/>
-          <w14:textFill>
-            <w14:solidFill>
-              <w14:schemeClr w14:val="tx1"/>
-            </w14:solidFill>
-          </w14:textFill>
-        </w:rPr>
-        <w:t>自动化学报</w:t>
-      </w:r>
-      <w:r>
-        <w:rPr>
-          <w:color w:val="000000" w:themeColor="text1"/>
-          <w:shd w:val="clear" w:color="auto" w:fill="FFFFFF"/>
-          <w14:textFill>
-            <w14:solidFill>
-              <w14:schemeClr w14:val="tx1"/>
-            </w14:solidFill>
-          </w14:textFill>
-        </w:rPr>
-        <w:t>, 2012, 38(6): 969-975.</w:t>
-      </w:r>
-    </w:p>
-    <w:p>
-      <w:pPr>
-        <w:pStyle w:val="40"/>
-        <w:numPr>
-          <w:ilvl w:val="0"/>
-          <w:numId w:val="0"/>
-        </w:numPr>
-        <w:ind w:left="340"/>
-        <w:rPr>
-          <w:rFonts w:ascii="宋体" w:hAnsi="宋体" w:cs="宋体"/>
-          <w:color w:val="000000" w:themeColor="text1"/>
-          <w:sz w:val="24"/>
-          <w:szCs w:val="24"/>
-          <w14:textFill>
-            <w14:solidFill>
-              <w14:schemeClr w14:val="tx1"/>
-            </w14:solidFill>
-          </w14:textFill>
-        </w:rPr>
-      </w:pPr>
-    </w:p>
-    <w:p/>
-    <w:p/>
-    <w:p/>
     <w:sectPr>
       <w:headerReference r:id="rId5" w:type="first"/>
       <w:footerReference r:id="rId8" w:type="first"/>
